--- a/Informe.docx
+++ b/Informe.docx
@@ -103,8 +103,61 @@
         <w:rPr>
           <w:rFonts w:hint="default" w:ascii="Times New Roman" w:hAnsi="Times New Roman" w:cs="Times New Roman"/>
           <w:sz w:val="20"/>
-        </w:rPr>
-      </w:pPr>
+          <w:lang w:val="es-ES"/>
+        </w:rPr>
+      </w:pPr>
+      <w:r>
+        <w:rPr>
+          <w:rFonts w:hint="default" w:ascii="Times New Roman" w:hAnsi="Times New Roman" w:cs="Times New Roman"/>
+          <w:sz w:val="20"/>
+          <w:lang w:val="es-ES"/>
+        </w:rPr>
+        <w:drawing>
+          <wp:anchor distT="0" distB="0" distL="114300" distR="114300" simplePos="0" relativeHeight="251673600" behindDoc="0" locked="0" layoutInCell="1" allowOverlap="1">
+            <wp:simplePos x="0" y="0"/>
+            <wp:positionH relativeFrom="column">
+              <wp:posOffset>-87630</wp:posOffset>
+            </wp:positionH>
+            <wp:positionV relativeFrom="paragraph">
+              <wp:posOffset>1834515</wp:posOffset>
+            </wp:positionV>
+            <wp:extent cx="5448935" cy="1629410"/>
+            <wp:effectExtent l="0" t="0" r="0" b="0"/>
+            <wp:wrapNone/>
+            <wp:docPr id="18" name="Imagen 18" descr="logo-utn-siglas"/>
+            <wp:cNvGraphicFramePr>
+              <a:graphicFrameLocks xmlns:a="http://schemas.openxmlformats.org/drawingml/2006/main" noChangeAspect="1"/>
+            </wp:cNvGraphicFramePr>
+            <a:graphic xmlns:a="http://schemas.openxmlformats.org/drawingml/2006/main">
+              <a:graphicData uri="http://schemas.openxmlformats.org/drawingml/2006/picture">
+                <pic:pic xmlns:pic="http://schemas.openxmlformats.org/drawingml/2006/picture">
+                  <pic:nvPicPr>
+                    <pic:cNvPr id="18" name="Imagen 18" descr="logo-utn-siglas"/>
+                    <pic:cNvPicPr>
+                      <a:picLocks noChangeAspect="1"/>
+                    </pic:cNvPicPr>
+                  </pic:nvPicPr>
+                  <pic:blipFill>
+                    <a:blip r:embed="rId4"/>
+                    <a:stretch>
+                      <a:fillRect/>
+                    </a:stretch>
+                  </pic:blipFill>
+                  <pic:spPr>
+                    <a:xfrm>
+                      <a:off x="0" y="0"/>
+                      <a:ext cx="5448935" cy="1629410"/>
+                    </a:xfrm>
+                    <a:prstGeom prst="rect">
+                      <a:avLst/>
+                    </a:prstGeom>
+                  </pic:spPr>
+                </pic:pic>
+              </a:graphicData>
+            </a:graphic>
+          </wp:anchor>
+        </w:drawing>
+      </w:r>
       <w:r>
         <w:rPr>
           <w:rFonts w:hint="default" w:ascii="Times New Roman" w:hAnsi="Times New Roman" w:cs="Times New Roman"/>
@@ -116,12 +169,12 @@
               <wp:anchor distT="0" distB="0" distL="114300" distR="114300" simplePos="0" relativeHeight="251662336" behindDoc="0" locked="0" layoutInCell="1" allowOverlap="1">
                 <wp:simplePos x="0" y="0"/>
                 <wp:positionH relativeFrom="column">
-                  <wp:posOffset>-873125</wp:posOffset>
+                  <wp:posOffset>-883285</wp:posOffset>
                 </wp:positionH>
                 <wp:positionV relativeFrom="paragraph">
-                  <wp:posOffset>2680335</wp:posOffset>
+                  <wp:posOffset>3899535</wp:posOffset>
                 </wp:positionV>
-                <wp:extent cx="3834765" cy="4710430"/>
+                <wp:extent cx="8692515" cy="4710430"/>
                 <wp:effectExtent l="0" t="0" r="0" b="0"/>
                 <wp:wrapNone/>
                 <wp:docPr id="3" name="Cuadro de texto 3"/>
@@ -133,7 +186,7 @@
                       <wps:spPr>
                         <a:xfrm>
                           <a:off x="0" y="0"/>
-                          <a:ext cx="3834765" cy="4710430"/>
+                          <a:ext cx="8692515" cy="4710430"/>
                         </a:xfrm>
                         <a:prstGeom prst="rect">
                           <a:avLst/>
@@ -279,6 +332,26 @@
                               <w:t>- Ariel Enferrel</w:t>
                             </w:r>
                           </w:p>
+                          <w:p>
+                            <w:pPr>
+                              <w:jc w:val="left"/>
+                              <w:rPr>
+                                <w:rFonts w:hint="default" w:ascii="Times New Roman" w:hAnsi="Times New Roman" w:cs="Times New Roman"/>
+                                <w:sz w:val="72"/>
+                                <w:szCs w:val="72"/>
+                                <w:lang w:val="es-ES"/>
+                              </w:rPr>
+                            </w:pPr>
+                            <w:r>
+                              <w:rPr>
+                                <w:rFonts w:hint="default" w:ascii="Times New Roman" w:hAnsi="Times New Roman" w:cs="Times New Roman"/>
+                                <w:sz w:val="72"/>
+                                <w:szCs w:val="72"/>
+                                <w:lang w:val="es-ES"/>
+                              </w:rPr>
+                              <w:t>Fecha de entrega: XX/06/2026</w:t>
+                            </w:r>
+                          </w:p>
                         </w:txbxContent>
                       </wps:txbx>
                       <wps:bodyPr rot="0" spcFirstLastPara="0" vertOverflow="overflow" horzOverflow="overflow" vert="horz" wrap="square" lIns="91440" tIns="45720" rIns="91440" bIns="45720" numCol="1" spcCol="0" rtlCol="0" fromWordArt="0" anchor="t" anchorCtr="0" forceAA="0" compatLnSpc="1">
@@ -292,7 +365,7 @@
           </mc:Choice>
           <mc:Fallback>
             <w:pict>
-              <v:shape id="_x0000_s1026" o:spid="_x0000_s1026" o:spt="202" type="#_x0000_t202" style="position:absolute;left:0pt;margin-left:-68.75pt;margin-top:211.05pt;height:370.9pt;width:301.95pt;z-index:251662336;mso-width-relative:page;mso-height-relative:page;" filled="f" stroked="f" coordsize="21600,21600" o:gfxdata="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">
+              <v:shape id="_x0000_s1026" o:spid="_x0000_s1026" o:spt="202" type="#_x0000_t202" style="position:absolute;left:0pt;margin-left:-69.55pt;margin-top:307.05pt;height:370.9pt;width:684.45pt;z-index:251662336;mso-width-relative:page;mso-height-relative:page;" filled="f" stroked="f" coordsize="21600,21600" o:gfxdata="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">
                 <v:fill on="f" focussize="0,0"/>
                 <v:stroke on="f" weight="0.5pt"/>
                 <v:imagedata o:title=""/>
@@ -419,6 +492,26 @@
                         <w:t>- Ariel Enferrel</w:t>
                       </w:r>
                     </w:p>
+                    <w:p>
+                      <w:pPr>
+                        <w:jc w:val="left"/>
+                        <w:rPr>
+                          <w:rFonts w:hint="default" w:ascii="Times New Roman" w:hAnsi="Times New Roman" w:cs="Times New Roman"/>
+                          <w:sz w:val="72"/>
+                          <w:szCs w:val="72"/>
+                          <w:lang w:val="es-ES"/>
+                        </w:rPr>
+                      </w:pPr>
+                      <w:r>
+                        <w:rPr>
+                          <w:rFonts w:hint="default" w:ascii="Times New Roman" w:hAnsi="Times New Roman" w:cs="Times New Roman"/>
+                          <w:sz w:val="72"/>
+                          <w:szCs w:val="72"/>
+                          <w:lang w:val="es-ES"/>
+                        </w:rPr>
+                        <w:t>Fecha de entrega: XX/06/2026</w:t>
+                      </w:r>
+                    </w:p>
                   </w:txbxContent>
                 </v:textbox>
               </v:shape>
@@ -558,7 +651,7 @@
               <wp:anchor distT="0" distB="0" distL="114300" distR="114300" simplePos="0" relativeHeight="251661312" behindDoc="0" locked="0" layoutInCell="1" allowOverlap="1">
                 <wp:simplePos x="0" y="0"/>
                 <wp:positionH relativeFrom="column">
-                  <wp:posOffset>1042035</wp:posOffset>
+                  <wp:posOffset>1068705</wp:posOffset>
                 </wp:positionH>
                 <wp:positionV relativeFrom="paragraph">
                   <wp:posOffset>38100</wp:posOffset>
@@ -634,7 +727,7 @@
           </mc:Choice>
           <mc:Fallback>
             <w:pict>
-              <v:shape id="_x0000_s1026" o:spid="_x0000_s1026" o:spt="202" type="#_x0000_t202" style="position:absolute;left:0pt;margin-left:82.05pt;margin-top:3pt;height:57pt;width:233.45pt;z-index:251661312;mso-width-relative:page;mso-height-relative:page;" filled="f" stroked="f" coordsize="21600,21600" o:gfxdata="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">
+              <v:shape id="_x0000_s1026" o:spid="_x0000_s1026" o:spt="202" type="#_x0000_t202" style="position:absolute;left:0pt;margin-left:84.15pt;margin-top:3pt;height:57pt;width:233.45pt;z-index:251661312;mso-width-relative:page;mso-height-relative:page;" filled="f" stroked="f" coordsize="21600,21600" o:gfxdata="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">
                 <v:fill on="f" focussize="0,0"/>
                 <v:stroke on="f" weight="0.5pt"/>
                 <v:imagedata o:title=""/>
@@ -672,6 +765,202 @@
         <w:rPr>
           <w:rFonts w:hint="default" w:ascii="Times New Roman" w:hAnsi="Times New Roman" w:cs="Times New Roman"/>
           <w:sz w:val="20"/>
+        </w:rPr>
+        <w:br w:type="page"/>
+      </w:r>
+    </w:p>
+    <w:p>
+      <w:pPr>
+        <w:jc w:val="center"/>
+        <w:rPr>
+          <w:rFonts w:hint="default" w:ascii="Impact" w:hAnsi="Impact" w:cs="Impact"/>
+          <w:sz w:val="56"/>
+          <w:szCs w:val="56"/>
+          <w:lang w:val="es-ES"/>
+        </w:rPr>
+      </w:pPr>
+      <w:r>
+        <w:rPr>
+          <w:rFonts w:hint="default" w:ascii="Impact" w:hAnsi="Impact" w:cs="Impact"/>
+          <w:sz w:val="56"/>
+          <w:szCs w:val="56"/>
+          <w:lang w:val="es-ES"/>
+        </w:rPr>
+        <w:t>Indice</w:t>
+      </w:r>
+    </w:p>
+    <w:p>
+      <w:pPr>
+        <w:jc w:val="both"/>
+        <w:rPr>
+          <w:rFonts w:hint="default" w:ascii="Times New Roman" w:hAnsi="Times New Roman" w:cs="Times New Roman"/>
+          <w:sz w:val="28"/>
+          <w:szCs w:val="28"/>
+          <w:lang w:val="es-ES"/>
+        </w:rPr>
+      </w:pPr>
+      <w:r>
+        <w:rPr>
+          <w:rFonts w:hint="default" w:ascii="Times New Roman" w:hAnsi="Times New Roman" w:cs="Times New Roman"/>
+          <w:sz w:val="32"/>
+          <w:szCs w:val="32"/>
+          <w:lang w:val="es-ES"/>
+        </w:rPr>
+        <w:t>Estructuras secuenciales</w:t>
+      </w:r>
+    </w:p>
+    <w:p>
+      <w:pPr>
+        <w:jc w:val="both"/>
+        <w:rPr>
+          <w:rFonts w:hint="default" w:ascii="Times New Roman" w:hAnsi="Times New Roman" w:cs="Times New Roman"/>
+          <w:sz w:val="28"/>
+          <w:szCs w:val="28"/>
+          <w:lang w:val="es-ES"/>
+        </w:rPr>
+      </w:pPr>
+      <w:r>
+        <w:rPr>
+          <w:rFonts w:hint="default" w:ascii="Times New Roman" w:hAnsi="Times New Roman" w:cs="Times New Roman"/>
+          <w:sz w:val="28"/>
+          <w:szCs w:val="28"/>
+          <w:lang w:val="es-ES"/>
+        </w:rPr>
+        <w:t>Variables</w:t>
+      </w:r>
+    </w:p>
+    <w:p>
+      <w:pPr>
+        <w:jc w:val="both"/>
+        <w:rPr>
+          <w:rFonts w:hint="default" w:ascii="Times New Roman" w:hAnsi="Times New Roman" w:cs="Times New Roman"/>
+          <w:sz w:val="28"/>
+          <w:szCs w:val="28"/>
+          <w:lang w:val="es-ES"/>
+        </w:rPr>
+      </w:pPr>
+      <w:r>
+        <w:rPr>
+          <w:rFonts w:hint="default" w:ascii="Times New Roman" w:hAnsi="Times New Roman" w:cs="Times New Roman"/>
+          <w:sz w:val="28"/>
+          <w:szCs w:val="28"/>
+          <w:lang w:val="es-ES"/>
+        </w:rPr>
+        <w:t>Listas</w:t>
+      </w:r>
+    </w:p>
+    <w:p>
+      <w:pPr>
+        <w:jc w:val="both"/>
+        <w:rPr>
+          <w:rFonts w:hint="default" w:ascii="Times New Roman" w:hAnsi="Times New Roman" w:cs="Times New Roman"/>
+          <w:sz w:val="28"/>
+          <w:szCs w:val="28"/>
+          <w:lang w:val="es-ES"/>
+        </w:rPr>
+      </w:pPr>
+      <w:r>
+        <w:rPr>
+          <w:rFonts w:hint="default" w:ascii="Times New Roman" w:hAnsi="Times New Roman" w:cs="Times New Roman"/>
+          <w:sz w:val="28"/>
+          <w:szCs w:val="28"/>
+          <w:lang w:val="es-ES"/>
+        </w:rPr>
+        <w:t>Diccionarios</w:t>
+      </w:r>
+    </w:p>
+    <w:p>
+      <w:pPr>
+        <w:jc w:val="both"/>
+        <w:rPr>
+          <w:rFonts w:hint="default" w:ascii="Times New Roman" w:hAnsi="Times New Roman" w:cs="Times New Roman"/>
+          <w:sz w:val="32"/>
+          <w:szCs w:val="32"/>
+          <w:lang w:val="es-ES"/>
+        </w:rPr>
+      </w:pPr>
+      <w:r>
+        <w:rPr>
+          <w:rFonts w:hint="default" w:ascii="Times New Roman" w:hAnsi="Times New Roman" w:cs="Times New Roman"/>
+          <w:sz w:val="32"/>
+          <w:szCs w:val="32"/>
+          <w:lang w:val="es-ES"/>
+        </w:rPr>
+        <w:t>Estructuras condicionales</w:t>
+      </w:r>
+    </w:p>
+    <w:p>
+      <w:pPr>
+        <w:jc w:val="both"/>
+        <w:rPr>
+          <w:rFonts w:hint="default" w:ascii="Times New Roman" w:hAnsi="Times New Roman" w:cs="Times New Roman"/>
+          <w:sz w:val="28"/>
+          <w:szCs w:val="28"/>
+          <w:lang w:val="es-ES"/>
+        </w:rPr>
+      </w:pPr>
+      <w:r>
+        <w:rPr>
+          <w:rFonts w:hint="default" w:ascii="Times New Roman" w:hAnsi="Times New Roman" w:cs="Times New Roman"/>
+          <w:sz w:val="28"/>
+          <w:szCs w:val="28"/>
+          <w:lang w:val="es-ES"/>
+        </w:rPr>
+        <w:t>if, elif y else</w:t>
+      </w:r>
+    </w:p>
+    <w:p>
+      <w:pPr>
+        <w:jc w:val="both"/>
+        <w:rPr>
+          <w:rFonts w:hint="default" w:ascii="Times New Roman" w:hAnsi="Times New Roman" w:cs="Times New Roman"/>
+          <w:sz w:val="32"/>
+          <w:szCs w:val="32"/>
+          <w:lang w:val="es-ES"/>
+        </w:rPr>
+      </w:pPr>
+      <w:r>
+        <w:rPr>
+          <w:rFonts w:hint="default" w:ascii="Times New Roman" w:hAnsi="Times New Roman" w:cs="Times New Roman"/>
+          <w:sz w:val="32"/>
+          <w:szCs w:val="32"/>
+          <w:lang w:val="es-ES"/>
+        </w:rPr>
+        <w:t>Estructuras Repetitivas</w:t>
+      </w:r>
+    </w:p>
+    <w:p>
+      <w:pPr>
+        <w:jc w:val="both"/>
+        <w:rPr>
+          <w:rFonts w:hint="default" w:ascii="Times New Roman" w:hAnsi="Times New Roman" w:cs="Times New Roman"/>
+          <w:sz w:val="20"/>
+          <w:lang w:val="es-ES"/>
+        </w:rPr>
+      </w:pPr>
+      <w:r>
+        <w:rPr>
+          <w:rFonts w:hint="default" w:ascii="Times New Roman" w:hAnsi="Times New Roman" w:cs="Times New Roman"/>
+          <w:sz w:val="20"/>
+          <w:lang w:val="es-ES"/>
+        </w:rPr>
+        <w:t>While</w:t>
+      </w:r>
+    </w:p>
+    <w:p>
+      <w:pPr>
+        <w:jc w:val="both"/>
+        <w:rPr>
+          <w:rFonts w:hint="default" w:ascii="Times New Roman" w:hAnsi="Times New Roman" w:cs="Times New Roman"/>
+          <w:sz w:val="20"/>
+          <w:lang w:val="es-ES"/>
+        </w:rPr>
+      </w:pPr>
+      <w:r>
+        <w:rPr>
+          <w:rFonts w:hint="default" w:ascii="Times New Roman" w:hAnsi="Times New Roman" w:cs="Times New Roman"/>
+          <w:sz w:val="20"/>
+          <w:lang w:val="es-ES"/>
         </w:rPr>
         <w:br w:type="page"/>
       </w:r>
@@ -802,7 +1091,7 @@
                                           </pic:cNvPicPr>
                                         </pic:nvPicPr>
                                         <pic:blipFill>
-                                          <a:blip r:embed="rId4"/>
+                                          <a:blip r:embed="rId5"/>
                                           <a:srcRect t="45887" b="30606"/>
                                           <a:stretch>
                                             <a:fillRect/>
@@ -858,7 +1147,7 @@
           </mc:Choice>
           <mc:Fallback>
             <w:pict>
-              <v:shape id="_x0000_s1026" o:spid="_x0000_s1026" o:spt="202" type="#_x0000_t202" style="position:absolute;left:0pt;margin-left:178.95pt;margin-top:11.7pt;height:51.8pt;width:147.85pt;z-index:251669504;mso-width-relative:page;mso-height-relative:page;" fillcolor="#FFFFFF [3201]" filled="t" stroked="f" coordsize="21600,21600" o:gfxdata="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">
+              <v:shape id="_x0000_s1026" o:spid="_x0000_s1026" o:spt="202" type="#_x0000_t202" style="position:absolute;left:0pt;margin-left:178.95pt;margin-top:11.7pt;height:51.8pt;width:147.85pt;z-index:251669504;mso-width-relative:page;mso-height-relative:page;" fillcolor="#FFFFFF [3201]" filled="t" stroked="f" coordsize="21600,21600" o:gfxdata="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">
                 <v:fill on="t" focussize="0,0"/>
                 <v:stroke on="f" weight="0.5pt"/>
                 <v:imagedata o:title=""/>
@@ -885,7 +1174,7 @@
                                     </pic:cNvPicPr>
                                   </pic:nvPicPr>
                                   <pic:blipFill>
-                                    <a:blip r:embed="rId4"/>
+                                    <a:blip r:embed="rId5"/>
                                     <a:srcRect t="45887" b="30606"/>
                                     <a:stretch>
                                       <a:fillRect/>
@@ -1026,7 +1315,7 @@
                                           </pic:cNvPicPr>
                                         </pic:nvPicPr>
                                         <pic:blipFill>
-                                          <a:blip r:embed="rId4"/>
+                                          <a:blip r:embed="rId5"/>
                                           <a:srcRect b="79784"/>
                                           <a:stretch>
                                             <a:fillRect/>
@@ -1109,7 +1398,7 @@
                                     </pic:cNvPicPr>
                                   </pic:nvPicPr>
                                   <pic:blipFill>
-                                    <a:blip r:embed="rId4"/>
+                                    <a:blip r:embed="rId5"/>
                                     <a:srcRect b="79784"/>
                                     <a:stretch>
                                       <a:fillRect/>
@@ -1267,7 +1556,7 @@
                                           </pic:cNvPicPr>
                                         </pic:nvPicPr>
                                         <pic:blipFill>
-                                          <a:blip r:embed="rId4"/>
+                                          <a:blip r:embed="rId5"/>
                                           <a:srcRect t="71775"/>
                                           <a:stretch>
                                             <a:fillRect/>
@@ -1323,7 +1612,7 @@
           </mc:Choice>
           <mc:Fallback>
             <w:pict>
-              <v:shape id="_x0000_s1026" o:spid="_x0000_s1026" o:spt="202" type="#_x0000_t202" style="position:absolute;left:0pt;margin-left:181.3pt;margin-top:0.75pt;height:55.4pt;width:148.95pt;z-index:251670528;mso-width-relative:page;mso-height-relative:page;" fillcolor="#FFFFFF [3201]" filled="t" stroked="f" coordsize="21600,21600" o:gfxdata="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">
+              <v:shape id="_x0000_s1026" o:spid="_x0000_s1026" o:spt="202" type="#_x0000_t202" style="position:absolute;left:0pt;margin-left:181.3pt;margin-top:0.75pt;height:55.4pt;width:148.95pt;z-index:251670528;mso-width-relative:page;mso-height-relative:page;" fillcolor="#FFFFFF [3201]" filled="t" stroked="f" coordsize="21600,21600" o:gfxdata="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">
                 <v:fill on="t" focussize="0,0"/>
                 <v:stroke on="f" weight="0.5pt"/>
                 <v:imagedata o:title=""/>
@@ -1350,7 +1639,7 @@
                                     </pic:cNvPicPr>
                                   </pic:nvPicPr>
                                   <pic:blipFill>
-                                    <a:blip r:embed="rId4"/>
+                                    <a:blip r:embed="rId5"/>
                                     <a:srcRect t="71775"/>
                                     <a:stretch>
                                       <a:fillRect/>
@@ -1476,7 +1765,7 @@
                                           </pic:cNvPicPr>
                                         </pic:nvPicPr>
                                         <pic:blipFill>
-                                          <a:blip r:embed="rId4"/>
+                                          <a:blip r:embed="rId5"/>
                                           <a:srcRect t="20216" b="53810"/>
                                           <a:stretch>
                                             <a:fillRect/>
@@ -1559,7 +1848,7 @@
                                     </pic:cNvPicPr>
                                   </pic:nvPicPr>
                                   <pic:blipFill>
-                                    <a:blip r:embed="rId4"/>
+                                    <a:blip r:embed="rId5"/>
                                     <a:srcRect t="20216" b="53810"/>
                                     <a:stretch>
                                       <a:fillRect/>
@@ -1665,7 +1954,7 @@
     </w:p>
     <w:tbl>
       <w:tblPr>
-        <w:tblStyle w:val="4"/>
+        <w:tblStyle w:val="6"/>
         <w:tblW w:w="0" w:type="auto"/>
         <w:tblInd w:w="0" w:type="dxa"/>
         <w:tblBorders>
@@ -1678,7 +1967,9 @@
         </w:tblBorders>
         <w:tblLayout w:type="fixed"/>
         <w:tblCellMar>
+          <w:top w:w="0" w:type="dxa"/>
           <w:left w:w="108" w:type="dxa"/>
+          <w:bottom w:w="0" w:type="dxa"/>
           <w:right w:w="108" w:type="dxa"/>
         </w:tblCellMar>
       </w:tblPr>
@@ -1697,7 +1988,9 @@
             <w:insideV w:val="single" w:color="auto" w:sz="4" w:space="0"/>
           </w:tblBorders>
           <w:tblCellMar>
+            <w:top w:w="0" w:type="dxa"/>
             <w:left w:w="108" w:type="dxa"/>
+            <w:bottom w:w="0" w:type="dxa"/>
             <w:right w:w="108" w:type="dxa"/>
           </w:tblCellMar>
         </w:tblPrEx>
@@ -1707,6 +2000,8 @@
           </w:tcPr>
           <w:p>
             <w:pPr>
+              <w:widowControl w:val="0"/>
+              <w:jc w:val="both"/>
               <w:rPr>
                 <w:rFonts w:hint="default" w:ascii="Times New Roman" w:hAnsi="Times New Roman" w:cs="Times New Roman"/>
                 <w:sz w:val="20"/>
@@ -1731,6 +2026,8 @@
           </w:tcPr>
           <w:p>
             <w:pPr>
+              <w:widowControl w:val="0"/>
+              <w:jc w:val="both"/>
               <w:rPr>
                 <w:rFonts w:hint="default" w:ascii="Times New Roman" w:hAnsi="Times New Roman" w:cs="Times New Roman"/>
                 <w:sz w:val="20"/>
@@ -1822,7 +2119,7 @@
                                                 </pic:cNvPicPr>
                                               </pic:nvPicPr>
                                               <pic:blipFill>
-                                                <a:blip r:embed="rId5"/>
+                                                <a:blip r:embed="rId6"/>
                                                 <a:stretch>
                                                   <a:fillRect/>
                                                 </a:stretch>
@@ -1860,7 +2157,7 @@
                 </mc:Choice>
                 <mc:Fallback>
                   <w:pict>
-                    <v:shape id="_x0000_s1026" o:spid="_x0000_s1026" o:spt="202" type="#_x0000_t202" style="position:absolute;left:0pt;margin-left:236.65pt;margin-top:9.45pt;height:79.35pt;width:141.3pt;z-index:251672576;mso-width-relative:page;mso-height-relative:page;" fillcolor="#FFFFFF [3201]" filled="t" stroked="f" coordsize="21600,21600" o:gfxdata="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">
+                    <v:shape id="_x0000_s1026" o:spid="_x0000_s1026" o:spt="202" type="#_x0000_t202" style="position:absolute;left:0pt;margin-left:236.65pt;margin-top:9.45pt;height:79.35pt;width:141.3pt;z-index:251672576;mso-width-relative:page;mso-height-relative:page;" fillcolor="#FFFFFF [3201]" filled="t" stroked="f" coordsize="21600,21600" o:gfxdata="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">
                       <v:fill on="t" focussize="0,0"/>
                       <v:stroke on="f" weight="0.5pt"/>
                       <v:imagedata o:title=""/>
@@ -1896,7 +2193,7 @@
                                           </pic:cNvPicPr>
                                         </pic:nvPicPr>
                                         <pic:blipFill>
-                                          <a:blip r:embed="rId5"/>
+                                          <a:blip r:embed="rId6"/>
                                           <a:stretch>
                                             <a:fillRect/>
                                           </a:stretch>
@@ -2018,7 +2315,7 @@
                                                 </pic:cNvPicPr>
                                               </pic:nvPicPr>
                                               <pic:blipFill>
-                                                <a:blip r:embed="rId6"/>
+                                                <a:blip r:embed="rId7"/>
                                                 <a:stretch>
                                                   <a:fillRect/>
                                                 </a:stretch>
@@ -2099,7 +2396,7 @@
                                           </pic:cNvPicPr>
                                         </pic:nvPicPr>
                                         <pic:blipFill>
-                                          <a:blip r:embed="rId6"/>
+                                          <a:blip r:embed="rId7"/>
                                           <a:stretch>
                                             <a:fillRect/>
                                           </a:stretch>
@@ -2155,7 +2452,9 @@
             <w:insideV w:val="single" w:color="auto" w:sz="4" w:space="0"/>
           </w:tblBorders>
           <w:tblCellMar>
+            <w:top w:w="0" w:type="dxa"/>
             <w:left w:w="108" w:type="dxa"/>
+            <w:bottom w:w="0" w:type="dxa"/>
             <w:right w:w="108" w:type="dxa"/>
           </w:tblCellMar>
         </w:tblPrEx>
@@ -2165,6 +2464,8 @@
           </w:tcPr>
           <w:p>
             <w:pPr>
+              <w:widowControl w:val="0"/>
+              <w:jc w:val="both"/>
               <w:rPr>
                 <w:rFonts w:hint="default" w:ascii="Times New Roman" w:hAnsi="Times New Roman" w:cs="Times New Roman"/>
                 <w:sz w:val="20"/>
@@ -2189,6 +2490,8 @@
           </w:tcPr>
           <w:p>
             <w:pPr>
+              <w:widowControl w:val="0"/>
+              <w:jc w:val="both"/>
               <w:rPr>
                 <w:rFonts w:hint="default" w:ascii="Times New Roman" w:hAnsi="Times New Roman" w:cs="Times New Roman"/>
                 <w:sz w:val="20"/>
@@ -2219,7 +2522,9 @@
             <w:insideV w:val="single" w:color="auto" w:sz="4" w:space="0"/>
           </w:tblBorders>
           <w:tblCellMar>
+            <w:top w:w="0" w:type="dxa"/>
             <w:left w:w="108" w:type="dxa"/>
+            <w:bottom w:w="0" w:type="dxa"/>
             <w:right w:w="108" w:type="dxa"/>
           </w:tblCellMar>
         </w:tblPrEx>
@@ -2229,6 +2534,8 @@
           </w:tcPr>
           <w:p>
             <w:pPr>
+              <w:widowControl w:val="0"/>
+              <w:jc w:val="both"/>
               <w:rPr>
                 <w:rFonts w:hint="default" w:ascii="Times New Roman" w:hAnsi="Times New Roman" w:cs="Times New Roman"/>
                 <w:sz w:val="20"/>
@@ -2253,6 +2560,8 @@
           </w:tcPr>
           <w:p>
             <w:pPr>
+              <w:widowControl w:val="0"/>
+              <w:jc w:val="both"/>
               <w:rPr>
                 <w:rFonts w:hint="default" w:ascii="Times New Roman" w:hAnsi="Times New Roman" w:cs="Times New Roman"/>
                 <w:sz w:val="20"/>
@@ -2283,7 +2592,9 @@
             <w:insideV w:val="single" w:color="auto" w:sz="4" w:space="0"/>
           </w:tblBorders>
           <w:tblCellMar>
+            <w:top w:w="0" w:type="dxa"/>
             <w:left w:w="108" w:type="dxa"/>
+            <w:bottom w:w="0" w:type="dxa"/>
             <w:right w:w="108" w:type="dxa"/>
           </w:tblCellMar>
         </w:tblPrEx>
@@ -2293,6 +2604,8 @@
           </w:tcPr>
           <w:p>
             <w:pPr>
+              <w:widowControl w:val="0"/>
+              <w:jc w:val="both"/>
               <w:rPr>
                 <w:rFonts w:hint="default" w:ascii="Times New Roman" w:hAnsi="Times New Roman" w:cs="Times New Roman"/>
                 <w:sz w:val="20"/>
@@ -2317,6 +2630,8 @@
           </w:tcPr>
           <w:p>
             <w:pPr>
+              <w:widowControl w:val="0"/>
+              <w:jc w:val="both"/>
               <w:rPr>
                 <w:rFonts w:hint="default" w:ascii="Times New Roman" w:hAnsi="Times New Roman" w:cs="Times New Roman"/>
                 <w:sz w:val="20"/>
@@ -2347,7 +2662,9 @@
             <w:insideV w:val="single" w:color="auto" w:sz="4" w:space="0"/>
           </w:tblBorders>
           <w:tblCellMar>
+            <w:top w:w="0" w:type="dxa"/>
             <w:left w:w="108" w:type="dxa"/>
+            <w:bottom w:w="0" w:type="dxa"/>
             <w:right w:w="108" w:type="dxa"/>
           </w:tblCellMar>
         </w:tblPrEx>
@@ -2357,6 +2674,8 @@
           </w:tcPr>
           <w:p>
             <w:pPr>
+              <w:widowControl w:val="0"/>
+              <w:jc w:val="both"/>
               <w:rPr>
                 <w:rFonts w:hint="default" w:ascii="Times New Roman" w:hAnsi="Times New Roman" w:cs="Times New Roman"/>
                 <w:sz w:val="20"/>
@@ -2381,6 +2700,8 @@
           </w:tcPr>
           <w:p>
             <w:pPr>
+              <w:widowControl w:val="0"/>
+              <w:jc w:val="both"/>
               <w:rPr>
                 <w:rFonts w:hint="default" w:ascii="Times New Roman" w:hAnsi="Times New Roman" w:cs="Times New Roman"/>
                 <w:sz w:val="20"/>
@@ -2411,7 +2732,9 @@
             <w:insideV w:val="single" w:color="auto" w:sz="4" w:space="0"/>
           </w:tblBorders>
           <w:tblCellMar>
+            <w:top w:w="0" w:type="dxa"/>
             <w:left w:w="108" w:type="dxa"/>
+            <w:bottom w:w="0" w:type="dxa"/>
             <w:right w:w="108" w:type="dxa"/>
           </w:tblCellMar>
         </w:tblPrEx>
@@ -2421,6 +2744,8 @@
           </w:tcPr>
           <w:p>
             <w:pPr>
+              <w:widowControl w:val="0"/>
+              <w:jc w:val="both"/>
               <w:rPr>
                 <w:rFonts w:hint="default" w:ascii="Times New Roman" w:hAnsi="Times New Roman" w:cs="Times New Roman"/>
                 <w:sz w:val="20"/>
@@ -2445,6 +2770,8 @@
           </w:tcPr>
           <w:p>
             <w:pPr>
+              <w:widowControl w:val="0"/>
+              <w:jc w:val="both"/>
               <w:rPr>
                 <w:rFonts w:hint="default" w:ascii="Times New Roman" w:hAnsi="Times New Roman" w:cs="Times New Roman"/>
                 <w:sz w:val="20"/>
@@ -2475,7 +2802,9 @@
             <w:insideV w:val="single" w:color="auto" w:sz="4" w:space="0"/>
           </w:tblBorders>
           <w:tblCellMar>
+            <w:top w:w="0" w:type="dxa"/>
             <w:left w:w="108" w:type="dxa"/>
+            <w:bottom w:w="0" w:type="dxa"/>
             <w:right w:w="108" w:type="dxa"/>
           </w:tblCellMar>
         </w:tblPrEx>
@@ -2485,6 +2814,8 @@
           </w:tcPr>
           <w:p>
             <w:pPr>
+              <w:widowControl w:val="0"/>
+              <w:jc w:val="both"/>
               <w:rPr>
                 <w:rFonts w:hint="default" w:ascii="Times New Roman" w:hAnsi="Times New Roman" w:cs="Times New Roman"/>
                 <w:sz w:val="20"/>
@@ -2509,6 +2840,8 @@
           </w:tcPr>
           <w:p>
             <w:pPr>
+              <w:widowControl w:val="0"/>
+              <w:jc w:val="both"/>
               <w:rPr>
                 <w:rFonts w:hint="default" w:ascii="Times New Roman" w:hAnsi="Times New Roman" w:cs="Times New Roman"/>
                 <w:sz w:val="20"/>
@@ -2539,7 +2872,9 @@
             <w:insideV w:val="single" w:color="auto" w:sz="4" w:space="0"/>
           </w:tblBorders>
           <w:tblCellMar>
+            <w:top w:w="0" w:type="dxa"/>
             <w:left w:w="108" w:type="dxa"/>
+            <w:bottom w:w="0" w:type="dxa"/>
             <w:right w:w="108" w:type="dxa"/>
           </w:tblCellMar>
         </w:tblPrEx>
@@ -2549,6 +2884,8 @@
           </w:tcPr>
           <w:p>
             <w:pPr>
+              <w:widowControl w:val="0"/>
+              <w:jc w:val="both"/>
               <w:rPr>
                 <w:rFonts w:hint="default" w:ascii="Times New Roman" w:hAnsi="Times New Roman" w:cs="Times New Roman"/>
                 <w:sz w:val="20"/>
@@ -2573,6 +2910,8 @@
           </w:tcPr>
           <w:p>
             <w:pPr>
+              <w:widowControl w:val="0"/>
+              <w:jc w:val="both"/>
               <w:rPr>
                 <w:rFonts w:hint="default" w:ascii="Times New Roman" w:hAnsi="Times New Roman" w:cs="Times New Roman"/>
                 <w:sz w:val="20"/>
@@ -2621,6 +2960,7 @@
     </w:p>
     <w:p>
       <w:pPr>
+        <w:jc w:val="center"/>
         <w:rPr>
           <w:rFonts w:hint="default" w:ascii="Times New Roman" w:hAnsi="Times New Roman" w:cs="Times New Roman"/>
           <w:sz w:val="20"/>
@@ -2646,7 +2986,7 @@
                     </pic:cNvPicPr>
                   </pic:nvPicPr>
                   <pic:blipFill>
-                    <a:blip r:embed="rId7"/>
+                    <a:blip r:embed="rId8"/>
                     <a:stretch>
                       <a:fillRect/>
                     </a:stretch>
@@ -2694,6 +3034,1224 @@
           <w:sz w:val="20"/>
           <w:lang w:val="es-ES"/>
         </w:rPr>
+        <w:t>Listas:</w:t>
+      </w:r>
+    </w:p>
+    <w:p>
+      <w:pPr>
+        <w:rPr>
+          <w:rFonts w:hint="default" w:ascii="Times New Roman" w:hAnsi="Times New Roman" w:cs="Times New Roman"/>
+          <w:sz w:val="20"/>
+          <w:lang w:val="es-ES"/>
+        </w:rPr>
+      </w:pPr>
+      <w:r>
+        <w:rPr>
+          <w:rFonts w:hint="eastAsia" w:ascii="Times New Roman" w:hAnsi="Times New Roman" w:cs="Times New Roman"/>
+          <w:sz w:val="20"/>
+          <w:lang w:val="es-ES"/>
+        </w:rPr>
+        <w:t>Los elementos de una lista son objetos de Python arbitrarios. Las listas se forman colocando una lista de expresiones separadas por comas entre corchetes.</w:t>
+      </w:r>
+      <w:r>
+        <w:rPr>
+          <w:rFonts w:hint="default" w:ascii="Times New Roman" w:hAnsi="Times New Roman" w:cs="Times New Roman"/>
+          <w:sz w:val="20"/>
+          <w:lang w:val="es-ES"/>
+        </w:rPr>
+        <w:t xml:space="preserve"> Es decir:</w:t>
+      </w:r>
+    </w:p>
+    <w:p>
+      <w:pPr>
+        <w:rPr>
+          <w:rFonts w:hint="default" w:ascii="Times New Roman" w:hAnsi="Times New Roman" w:cs="Times New Roman"/>
+          <w:sz w:val="20"/>
+          <w:lang w:val="es-ES"/>
+        </w:rPr>
+      </w:pPr>
+    </w:p>
+    <w:p>
+      <w:pPr>
+        <w:jc w:val="center"/>
+      </w:pPr>
+      <w:r>
+        <w:drawing>
+          <wp:inline distT="0" distB="0" distL="114300" distR="114300">
+            <wp:extent cx="2676525" cy="266700"/>
+            <wp:effectExtent l="0" t="0" r="9525" b="0"/>
+            <wp:docPr id="20" name="Imagen 1"/>
+            <wp:cNvGraphicFramePr>
+              <a:graphicFrameLocks xmlns:a="http://schemas.openxmlformats.org/drawingml/2006/main" noChangeAspect="1"/>
+            </wp:cNvGraphicFramePr>
+            <a:graphic xmlns:a="http://schemas.openxmlformats.org/drawingml/2006/main">
+              <a:graphicData uri="http://schemas.openxmlformats.org/drawingml/2006/picture">
+                <pic:pic xmlns:pic="http://schemas.openxmlformats.org/drawingml/2006/picture">
+                  <pic:nvPicPr>
+                    <pic:cNvPr id="20" name="Imagen 1"/>
+                    <pic:cNvPicPr>
+                      <a:picLocks noChangeAspect="1"/>
+                    </pic:cNvPicPr>
+                  </pic:nvPicPr>
+                  <pic:blipFill>
+                    <a:blip r:embed="rId9"/>
+                    <a:stretch>
+                      <a:fillRect/>
+                    </a:stretch>
+                  </pic:blipFill>
+                  <pic:spPr>
+                    <a:xfrm>
+                      <a:off x="0" y="0"/>
+                      <a:ext cx="2676525" cy="266700"/>
+                    </a:xfrm>
+                    <a:prstGeom prst="rect">
+                      <a:avLst/>
+                    </a:prstGeom>
+                    <a:noFill/>
+                    <a:ln>
+                      <a:noFill/>
+                    </a:ln>
+                  </pic:spPr>
+                </pic:pic>
+              </a:graphicData>
+            </a:graphic>
+          </wp:inline>
+        </w:drawing>
+      </w:r>
+    </w:p>
+    <w:p/>
+    <w:p>
+      <w:pPr>
+        <w:rPr>
+          <w:rFonts w:hint="default" w:ascii="Times New Roman" w:hAnsi="Times New Roman" w:cs="Times New Roman"/>
+          <w:sz w:val="20"/>
+          <w:lang w:val="es-ES"/>
+        </w:rPr>
+      </w:pPr>
+      <w:r>
+        <w:rPr>
+          <w:rFonts w:hint="default" w:ascii="Times New Roman" w:hAnsi="Times New Roman" w:cs="Times New Roman"/>
+          <w:sz w:val="20"/>
+          <w:lang w:val="es-ES"/>
+        </w:rPr>
+        <w:t>Diccionarios:</w:t>
+      </w:r>
+    </w:p>
+    <w:p>
+      <w:pPr>
+        <w:rPr>
+          <w:rFonts w:hint="default" w:ascii="Times New Roman" w:hAnsi="Times New Roman" w:cs="Times New Roman"/>
+          <w:sz w:val="20"/>
+          <w:lang w:val="es-ES"/>
+        </w:rPr>
+      </w:pPr>
+      <w:r>
+        <w:rPr>
+          <w:rFonts w:hint="default" w:ascii="Times New Roman" w:hAnsi="Times New Roman" w:cs="Times New Roman"/>
+          <w:sz w:val="20"/>
+          <w:lang w:val="es-ES"/>
+        </w:rPr>
+        <w:t>Estos representan conjuntos finitos de objetos indexados por valores casi arbitrarios. Los únicos tipos de valores no aceptables como claves son valores que contienen listas o diccionarios u otros tipos mutables que se comparan por valor en lugar de por identidad de objeto, la razón es que la implementación eficiente de los diccionarios requiere que el valor hash de una clave permanezca constante. Los tipos numéricos utilizados para las claves obedecen las reglas normales para la comparación numérica: si dos números se comparan igual (por ejemplo, 1 y 1.0) entonces se pueden usar indistintamente para indexar la misma entrada del diccionario. Es decir:</w:t>
+      </w:r>
+    </w:p>
+    <w:p>
+      <w:pPr>
+        <w:rPr>
+          <w:rFonts w:hint="default" w:ascii="Times New Roman" w:hAnsi="Times New Roman" w:cs="Times New Roman"/>
+          <w:sz w:val="20"/>
+          <w:lang w:val="es-ES"/>
+        </w:rPr>
+      </w:pPr>
+    </w:p>
+    <w:p>
+      <w:pPr>
+        <w:jc w:val="center"/>
+        <w:rPr>
+          <w:rFonts w:hint="default" w:ascii="Times New Roman" w:hAnsi="Times New Roman" w:cs="Times New Roman"/>
+          <w:sz w:val="20"/>
+          <w:lang w:val="es-ES"/>
+        </w:rPr>
+      </w:pPr>
+      <w:r>
+        <w:drawing>
+          <wp:inline distT="0" distB="0" distL="114300" distR="114300">
+            <wp:extent cx="2562225" cy="419100"/>
+            <wp:effectExtent l="0" t="0" r="9525" b="0"/>
+            <wp:docPr id="22" name="Imagen 2"/>
+            <wp:cNvGraphicFramePr>
+              <a:graphicFrameLocks xmlns:a="http://schemas.openxmlformats.org/drawingml/2006/main" noChangeAspect="1"/>
+            </wp:cNvGraphicFramePr>
+            <a:graphic xmlns:a="http://schemas.openxmlformats.org/drawingml/2006/main">
+              <a:graphicData uri="http://schemas.openxmlformats.org/drawingml/2006/picture">
+                <pic:pic xmlns:pic="http://schemas.openxmlformats.org/drawingml/2006/picture">
+                  <pic:nvPicPr>
+                    <pic:cNvPr id="22" name="Imagen 2"/>
+                    <pic:cNvPicPr>
+                      <a:picLocks noChangeAspect="1"/>
+                    </pic:cNvPicPr>
+                  </pic:nvPicPr>
+                  <pic:blipFill>
+                    <a:blip r:embed="rId10"/>
+                    <a:stretch>
+                      <a:fillRect/>
+                    </a:stretch>
+                  </pic:blipFill>
+                  <pic:spPr>
+                    <a:xfrm>
+                      <a:off x="0" y="0"/>
+                      <a:ext cx="2562225" cy="419100"/>
+                    </a:xfrm>
+                    <a:prstGeom prst="rect">
+                      <a:avLst/>
+                    </a:prstGeom>
+                    <a:noFill/>
+                    <a:ln>
+                      <a:noFill/>
+                    </a:ln>
+                  </pic:spPr>
+                </pic:pic>
+              </a:graphicData>
+            </a:graphic>
+          </wp:inline>
+        </w:drawing>
+      </w:r>
+    </w:p>
+    <w:p>
+      <w:pPr>
+        <w:rPr>
+          <w:rFonts w:hint="default" w:ascii="Times New Roman" w:hAnsi="Times New Roman" w:cs="Times New Roman"/>
+          <w:sz w:val="20"/>
+          <w:lang w:val="es-ES"/>
+        </w:rPr>
+      </w:pPr>
+    </w:p>
+    <w:p>
+      <w:pPr>
+        <w:rPr>
+          <w:rFonts w:hint="default" w:ascii="Times New Roman" w:hAnsi="Times New Roman" w:cs="Times New Roman"/>
+          <w:sz w:val="20"/>
+          <w:lang w:val="es-ES"/>
+        </w:rPr>
+      </w:pPr>
+      <w:r>
+        <w:rPr>
+          <w:rFonts w:hint="default" w:ascii="Times New Roman" w:hAnsi="Times New Roman" w:cs="Times New Roman"/>
+          <w:sz w:val="20"/>
+          <w:lang w:val="es-ES"/>
+        </w:rPr>
+        <w:t>if, elif y else:</w:t>
+      </w:r>
+    </w:p>
+    <w:p>
+      <w:pPr>
+        <w:rPr>
+          <w:rFonts w:hint="default" w:ascii="Times New Roman" w:hAnsi="Times New Roman" w:cs="Times New Roman"/>
+          <w:sz w:val="20"/>
+          <w:lang w:val="es-ES"/>
+        </w:rPr>
+      </w:pPr>
+      <w:r>
+        <w:rPr>
+          <w:rFonts w:hint="default" w:ascii="Times New Roman" w:hAnsi="Times New Roman" w:cs="Times New Roman"/>
+          <w:sz w:val="20"/>
+          <w:lang w:val="en-US" w:eastAsia="zh-CN"/>
+        </w:rPr>
+        <w:t>Python usa la palabra clave</w:t>
+      </w:r>
+      <w:r>
+        <w:rPr>
+          <w:rFonts w:hint="default" w:ascii="Times New Roman" w:hAnsi="Times New Roman" w:cs="Times New Roman"/>
+          <w:sz w:val="20"/>
+          <w:lang w:val="es-ES" w:eastAsia="zh-CN"/>
+        </w:rPr>
+        <w:t xml:space="preserve"> if </w:t>
+      </w:r>
+      <w:r>
+        <w:rPr>
+          <w:rFonts w:hint="default" w:ascii="Times New Roman" w:hAnsi="Times New Roman" w:cs="Times New Roman"/>
+          <w:sz w:val="20"/>
+          <w:lang w:val="en-US" w:eastAsia="zh-CN"/>
+        </w:rPr>
+        <w:t xml:space="preserve">para definir una condición, y opcionalmente se pueden agregar </w:t>
+      </w:r>
+      <w:r>
+        <w:rPr>
+          <w:rFonts w:hint="default" w:ascii="Times New Roman" w:hAnsi="Times New Roman" w:cs="Times New Roman"/>
+          <w:sz w:val="20"/>
+          <w:lang w:val="es-ES" w:eastAsia="zh-CN"/>
+        </w:rPr>
+        <w:t>else y elif</w:t>
+      </w:r>
+      <w:r>
+        <w:rPr>
+          <w:rFonts w:hint="default" w:ascii="Times New Roman" w:hAnsi="Times New Roman" w:cs="Times New Roman"/>
+          <w:sz w:val="20"/>
+          <w:lang w:val="en-US" w:eastAsia="zh-CN"/>
+        </w:rPr>
+        <w:t xml:space="preserve"> para manejar distintos casos. Por medio de ellas es posible que el programa defina qué bloques de código ejecutar primero o directamente no hacerlo.</w:t>
+      </w:r>
+    </w:p>
+    <w:p>
+      <w:pPr>
+        <w:ind w:firstLine="708" w:firstLineChars="0"/>
+        <w:rPr>
+          <w:rFonts w:hint="default" w:ascii="Times New Roman" w:hAnsi="Times New Roman" w:cs="Times New Roman"/>
+          <w:sz w:val="20"/>
+          <w:lang w:val="es-ES"/>
+        </w:rPr>
+      </w:pPr>
+      <w:r>
+        <w:rPr>
+          <w:rFonts w:hint="default" w:ascii="Times New Roman" w:hAnsi="Times New Roman" w:cs="Times New Roman"/>
+          <w:sz w:val="20"/>
+          <w:lang w:val="es-ES"/>
+        </w:rPr>
+        <w:t>Python usa la identacion para indicar que pertenece a un bloque if:</w:t>
+      </w:r>
+    </w:p>
+    <w:p>
+      <w:pPr>
+        <w:jc w:val="center"/>
+      </w:pPr>
+      <w:r>
+        <w:drawing>
+          <wp:inline distT="0" distB="0" distL="114300" distR="114300">
+            <wp:extent cx="4019550" cy="1333500"/>
+            <wp:effectExtent l="0" t="0" r="0" b="0"/>
+            <wp:docPr id="26" name="Imagen 3"/>
+            <wp:cNvGraphicFramePr>
+              <a:graphicFrameLocks xmlns:a="http://schemas.openxmlformats.org/drawingml/2006/main" noChangeAspect="1"/>
+            </wp:cNvGraphicFramePr>
+            <a:graphic xmlns:a="http://schemas.openxmlformats.org/drawingml/2006/main">
+              <a:graphicData uri="http://schemas.openxmlformats.org/drawingml/2006/picture">
+                <pic:pic xmlns:pic="http://schemas.openxmlformats.org/drawingml/2006/picture">
+                  <pic:nvPicPr>
+                    <pic:cNvPr id="26" name="Imagen 3"/>
+                    <pic:cNvPicPr>
+                      <a:picLocks noChangeAspect="1"/>
+                    </pic:cNvPicPr>
+                  </pic:nvPicPr>
+                  <pic:blipFill>
+                    <a:blip r:embed="rId11"/>
+                    <a:stretch>
+                      <a:fillRect/>
+                    </a:stretch>
+                  </pic:blipFill>
+                  <pic:spPr>
+                    <a:xfrm>
+                      <a:off x="0" y="0"/>
+                      <a:ext cx="4019550" cy="1333500"/>
+                    </a:xfrm>
+                    <a:prstGeom prst="rect">
+                      <a:avLst/>
+                    </a:prstGeom>
+                    <a:noFill/>
+                    <a:ln>
+                      <a:noFill/>
+                    </a:ln>
+                  </pic:spPr>
+                </pic:pic>
+              </a:graphicData>
+            </a:graphic>
+          </wp:inline>
+        </w:drawing>
+      </w:r>
+    </w:p>
+    <w:p>
+      <w:pPr>
+        <w:rPr>
+          <w:rFonts w:hint="default" w:ascii="Times New Roman" w:hAnsi="Times New Roman" w:cs="Times New Roman"/>
+          <w:sz w:val="20"/>
+          <w:lang w:val="es-ES" w:eastAsia="zh-CN"/>
+        </w:rPr>
+      </w:pPr>
+      <w:r>
+        <w:rPr>
+          <w:rFonts w:hint="default" w:ascii="Times New Roman" w:hAnsi="Times New Roman" w:cs="Times New Roman"/>
+          <w:sz w:val="20"/>
+          <w:lang w:val="es-ES" w:eastAsia="zh-CN"/>
+        </w:rPr>
+        <w:t>Las identaciones serian esos espacios que tiene el print. Es como si fuera una sangria.</w:t>
+      </w:r>
+    </w:p>
+    <w:p>
+      <w:pPr>
+        <w:rPr>
+          <w:rFonts w:hint="default" w:ascii="Times New Roman" w:hAnsi="Times New Roman" w:cs="Times New Roman"/>
+          <w:sz w:val="20"/>
+          <w:lang w:val="es-ES"/>
+        </w:rPr>
+      </w:pPr>
+    </w:p>
+    <w:p>
+      <w:pPr>
+        <w:ind w:firstLine="708" w:firstLineChars="0"/>
+        <w:rPr>
+          <w:rFonts w:hint="default" w:ascii="Times New Roman" w:hAnsi="Times New Roman" w:cs="Times New Roman"/>
+          <w:sz w:val="20"/>
+          <w:lang w:val="es-ES"/>
+        </w:rPr>
+      </w:pPr>
+      <w:r>
+        <w:rPr>
+          <w:rFonts w:hint="default" w:ascii="Times New Roman" w:hAnsi="Times New Roman" w:cs="Times New Roman"/>
+          <w:sz w:val="20"/>
+          <w:lang w:val="es-ES"/>
+        </w:rPr>
+        <w:t>Poseemos operadores que nos sirven para poner más condiciones de diferentes formas:</w:t>
+      </w:r>
+    </w:p>
+    <w:tbl>
+      <w:tblPr>
+        <w:tblStyle w:val="6"/>
+        <w:tblW w:w="0" w:type="auto"/>
+        <w:tblInd w:w="0" w:type="dxa"/>
+        <w:tblBorders>
+          <w:top w:val="single" w:color="auto" w:sz="4" w:space="0"/>
+          <w:left w:val="single" w:color="auto" w:sz="4" w:space="0"/>
+          <w:bottom w:val="single" w:color="auto" w:sz="4" w:space="0"/>
+          <w:right w:val="single" w:color="auto" w:sz="4" w:space="0"/>
+          <w:insideH w:val="single" w:color="auto" w:sz="4" w:space="0"/>
+          <w:insideV w:val="single" w:color="auto" w:sz="4" w:space="0"/>
+        </w:tblBorders>
+        <w:tblLayout w:type="autofit"/>
+        <w:tblCellMar>
+          <w:left w:w="108" w:type="dxa"/>
+          <w:right w:w="108" w:type="dxa"/>
+        </w:tblCellMar>
+      </w:tblPr>
+      <w:tblGrid>
+        <w:gridCol w:w="2130"/>
+        <w:gridCol w:w="2130"/>
+        <w:gridCol w:w="2131"/>
+        <w:gridCol w:w="2131"/>
+      </w:tblGrid>
+      <w:tr>
+        <w:tblPrEx>
+          <w:tblBorders>
+            <w:top w:val="single" w:color="auto" w:sz="4" w:space="0"/>
+            <w:left w:val="single" w:color="auto" w:sz="4" w:space="0"/>
+            <w:bottom w:val="single" w:color="auto" w:sz="4" w:space="0"/>
+            <w:right w:val="single" w:color="auto" w:sz="4" w:space="0"/>
+            <w:insideH w:val="single" w:color="auto" w:sz="4" w:space="0"/>
+            <w:insideV w:val="single" w:color="auto" w:sz="4" w:space="0"/>
+          </w:tblBorders>
+          <w:tblCellMar>
+            <w:left w:w="108" w:type="dxa"/>
+            <w:right w:w="108" w:type="dxa"/>
+          </w:tblCellMar>
+        </w:tblPrEx>
+        <w:tc>
+          <w:tcPr>
+            <w:tcW w:w="2130" w:type="dxa"/>
+          </w:tcPr>
+          <w:p>
+            <w:pPr>
+              <w:rPr>
+                <w:rFonts w:hint="default" w:ascii="Times New Roman" w:hAnsi="Times New Roman" w:cs="Times New Roman"/>
+                <w:sz w:val="20"/>
+                <w:vertAlign w:val="baseline"/>
+                <w:lang w:val="es-ES"/>
+              </w:rPr>
+            </w:pPr>
+            <w:r>
+              <w:rPr>
+                <w:rFonts w:hint="default" w:ascii="Times New Roman" w:hAnsi="Times New Roman" w:cs="Times New Roman"/>
+                <w:sz w:val="20"/>
+                <w:vertAlign w:val="baseline"/>
+                <w:lang w:val="es-ES"/>
+              </w:rPr>
+              <w:t>Operador</w:t>
+            </w:r>
+          </w:p>
+        </w:tc>
+        <w:tc>
+          <w:tcPr>
+            <w:tcW w:w="2130" w:type="dxa"/>
+          </w:tcPr>
+          <w:p>
+            <w:pPr>
+              <w:rPr>
+                <w:rFonts w:hint="default" w:ascii="Times New Roman" w:hAnsi="Times New Roman" w:cs="Times New Roman"/>
+                <w:sz w:val="20"/>
+                <w:vertAlign w:val="baseline"/>
+                <w:lang w:val="es-ES"/>
+              </w:rPr>
+            </w:pPr>
+            <w:r>
+              <w:rPr>
+                <w:rFonts w:hint="default" w:ascii="Times New Roman" w:hAnsi="Times New Roman" w:cs="Times New Roman"/>
+                <w:sz w:val="20"/>
+                <w:vertAlign w:val="baseline"/>
+                <w:lang w:val="es-ES"/>
+              </w:rPr>
+              <w:t>Definicion</w:t>
+            </w:r>
+          </w:p>
+        </w:tc>
+        <w:tc>
+          <w:tcPr>
+            <w:tcW w:w="2131" w:type="dxa"/>
+          </w:tcPr>
+          <w:p>
+            <w:pPr>
+              <w:rPr>
+                <w:rFonts w:hint="default" w:ascii="Times New Roman" w:hAnsi="Times New Roman" w:cs="Times New Roman"/>
+                <w:sz w:val="20"/>
+                <w:vertAlign w:val="baseline"/>
+                <w:lang w:val="es-ES"/>
+              </w:rPr>
+            </w:pPr>
+            <w:r>
+              <w:rPr>
+                <w:rFonts w:hint="default" w:ascii="Times New Roman" w:hAnsi="Times New Roman" w:cs="Times New Roman"/>
+                <w:sz w:val="20"/>
+                <w:vertAlign w:val="baseline"/>
+                <w:lang w:val="es-ES"/>
+              </w:rPr>
+              <w:t>Ejemplo</w:t>
+            </w:r>
+          </w:p>
+        </w:tc>
+        <w:tc>
+          <w:tcPr>
+            <w:tcW w:w="2131" w:type="dxa"/>
+          </w:tcPr>
+          <w:p>
+            <w:pPr>
+              <w:rPr>
+                <w:rFonts w:hint="default" w:ascii="Times New Roman" w:hAnsi="Times New Roman" w:cs="Times New Roman"/>
+                <w:sz w:val="20"/>
+                <w:vertAlign w:val="baseline"/>
+                <w:lang w:val="es-ES"/>
+              </w:rPr>
+            </w:pPr>
+            <w:r>
+              <w:rPr>
+                <w:rFonts w:hint="default" w:ascii="Times New Roman" w:hAnsi="Times New Roman" w:cs="Times New Roman"/>
+                <w:sz w:val="20"/>
+                <w:vertAlign w:val="baseline"/>
+                <w:lang w:val="es-ES"/>
+              </w:rPr>
+              <w:t>Resultado</w:t>
+            </w:r>
+          </w:p>
+        </w:tc>
+      </w:tr>
+      <w:tr>
+        <w:tblPrEx>
+          <w:tblBorders>
+            <w:top w:val="single" w:color="auto" w:sz="4" w:space="0"/>
+            <w:left w:val="single" w:color="auto" w:sz="4" w:space="0"/>
+            <w:bottom w:val="single" w:color="auto" w:sz="4" w:space="0"/>
+            <w:right w:val="single" w:color="auto" w:sz="4" w:space="0"/>
+            <w:insideH w:val="single" w:color="auto" w:sz="4" w:space="0"/>
+            <w:insideV w:val="single" w:color="auto" w:sz="4" w:space="0"/>
+          </w:tblBorders>
+          <w:tblCellMar>
+            <w:left w:w="108" w:type="dxa"/>
+            <w:right w:w="108" w:type="dxa"/>
+          </w:tblCellMar>
+        </w:tblPrEx>
+        <w:tc>
+          <w:tcPr>
+            <w:tcW w:w="2130" w:type="dxa"/>
+          </w:tcPr>
+          <w:p>
+            <w:pPr>
+              <w:rPr>
+                <w:rFonts w:hint="default" w:ascii="Times New Roman" w:hAnsi="Times New Roman" w:cs="Times New Roman"/>
+                <w:sz w:val="20"/>
+                <w:vertAlign w:val="baseline"/>
+                <w:lang w:val="es-ES"/>
+              </w:rPr>
+            </w:pPr>
+            <w:r>
+              <w:rPr>
+                <w:rFonts w:hint="default" w:ascii="Times New Roman" w:hAnsi="Times New Roman" w:cs="Times New Roman"/>
+                <w:sz w:val="20"/>
+                <w:vertAlign w:val="baseline"/>
+                <w:lang w:val="es-ES"/>
+              </w:rPr>
+              <w:t>==</w:t>
+            </w:r>
+          </w:p>
+        </w:tc>
+        <w:tc>
+          <w:tcPr>
+            <w:tcW w:w="2130" w:type="dxa"/>
+          </w:tcPr>
+          <w:p>
+            <w:pPr>
+              <w:rPr>
+                <w:rFonts w:hint="default" w:ascii="Times New Roman" w:hAnsi="Times New Roman" w:cs="Times New Roman"/>
+                <w:sz w:val="20"/>
+                <w:vertAlign w:val="baseline"/>
+                <w:lang w:val="es-ES"/>
+              </w:rPr>
+            </w:pPr>
+            <w:r>
+              <w:rPr>
+                <w:rFonts w:hint="default" w:ascii="Times New Roman" w:hAnsi="Times New Roman" w:cs="Times New Roman"/>
+                <w:sz w:val="20"/>
+                <w:vertAlign w:val="baseline"/>
+                <w:lang w:val="es-ES"/>
+              </w:rPr>
+              <w:t>Igual a</w:t>
+            </w:r>
+          </w:p>
+        </w:tc>
+        <w:tc>
+          <w:tcPr>
+            <w:tcW w:w="2131" w:type="dxa"/>
+          </w:tcPr>
+          <w:p>
+            <w:pPr>
+              <w:rPr>
+                <w:rFonts w:hint="default" w:ascii="Times New Roman" w:hAnsi="Times New Roman" w:cs="Times New Roman"/>
+                <w:sz w:val="20"/>
+                <w:vertAlign w:val="baseline"/>
+                <w:lang w:val="es-ES"/>
+              </w:rPr>
+            </w:pPr>
+            <w:r>
+              <w:rPr>
+                <w:rFonts w:hint="default" w:ascii="Times New Roman" w:hAnsi="Times New Roman" w:cs="Times New Roman"/>
+                <w:sz w:val="20"/>
+                <w:vertAlign w:val="baseline"/>
+                <w:lang w:val="es-ES"/>
+              </w:rPr>
+              <w:t>5 == 5</w:t>
+            </w:r>
+          </w:p>
+        </w:tc>
+        <w:tc>
+          <w:tcPr>
+            <w:tcW w:w="2131" w:type="dxa"/>
+          </w:tcPr>
+          <w:p>
+            <w:pPr>
+              <w:rPr>
+                <w:rFonts w:hint="default" w:ascii="Times New Roman" w:hAnsi="Times New Roman" w:cs="Times New Roman"/>
+                <w:sz w:val="20"/>
+                <w:vertAlign w:val="baseline"/>
+                <w:lang w:val="es-ES"/>
+              </w:rPr>
+            </w:pPr>
+            <w:r>
+              <w:rPr>
+                <w:rFonts w:hint="default" w:ascii="Times New Roman" w:hAnsi="Times New Roman" w:cs="Times New Roman"/>
+                <w:sz w:val="20"/>
+                <w:vertAlign w:val="baseline"/>
+                <w:lang w:val="es-ES"/>
+              </w:rPr>
+              <w:t>True</w:t>
+            </w:r>
+          </w:p>
+        </w:tc>
+      </w:tr>
+      <w:tr>
+        <w:tblPrEx>
+          <w:tblBorders>
+            <w:top w:val="single" w:color="auto" w:sz="4" w:space="0"/>
+            <w:left w:val="single" w:color="auto" w:sz="4" w:space="0"/>
+            <w:bottom w:val="single" w:color="auto" w:sz="4" w:space="0"/>
+            <w:right w:val="single" w:color="auto" w:sz="4" w:space="0"/>
+            <w:insideH w:val="single" w:color="auto" w:sz="4" w:space="0"/>
+            <w:insideV w:val="single" w:color="auto" w:sz="4" w:space="0"/>
+          </w:tblBorders>
+          <w:tblCellMar>
+            <w:left w:w="108" w:type="dxa"/>
+            <w:right w:w="108" w:type="dxa"/>
+          </w:tblCellMar>
+        </w:tblPrEx>
+        <w:tc>
+          <w:tcPr>
+            <w:tcW w:w="2130" w:type="dxa"/>
+          </w:tcPr>
+          <w:p>
+            <w:pPr>
+              <w:rPr>
+                <w:rFonts w:hint="default" w:ascii="Times New Roman" w:hAnsi="Times New Roman" w:cs="Times New Roman"/>
+                <w:sz w:val="20"/>
+                <w:vertAlign w:val="baseline"/>
+                <w:lang w:val="es-ES"/>
+              </w:rPr>
+            </w:pPr>
+            <w:r>
+              <w:rPr>
+                <w:rFonts w:hint="default" w:ascii="Times New Roman" w:hAnsi="Times New Roman" w:cs="Times New Roman"/>
+                <w:sz w:val="20"/>
+                <w:vertAlign w:val="baseline"/>
+                <w:lang w:val="es-ES"/>
+              </w:rPr>
+              <w:t>!=</w:t>
+            </w:r>
+          </w:p>
+        </w:tc>
+        <w:tc>
+          <w:tcPr>
+            <w:tcW w:w="2130" w:type="dxa"/>
+          </w:tcPr>
+          <w:p>
+            <w:pPr>
+              <w:rPr>
+                <w:rFonts w:hint="default" w:ascii="Times New Roman" w:hAnsi="Times New Roman" w:cs="Times New Roman"/>
+                <w:sz w:val="20"/>
+                <w:vertAlign w:val="baseline"/>
+                <w:lang w:val="es-ES"/>
+              </w:rPr>
+            </w:pPr>
+            <w:r>
+              <w:rPr>
+                <w:rFonts w:hint="default" w:ascii="Times New Roman" w:hAnsi="Times New Roman" w:cs="Times New Roman"/>
+                <w:sz w:val="20"/>
+                <w:vertAlign w:val="baseline"/>
+                <w:lang w:val="es-ES"/>
+              </w:rPr>
+              <w:t>Distinto de</w:t>
+            </w:r>
+          </w:p>
+        </w:tc>
+        <w:tc>
+          <w:tcPr>
+            <w:tcW w:w="2131" w:type="dxa"/>
+          </w:tcPr>
+          <w:p>
+            <w:pPr>
+              <w:rPr>
+                <w:rFonts w:hint="default" w:ascii="Times New Roman" w:hAnsi="Times New Roman" w:cs="Times New Roman"/>
+                <w:sz w:val="20"/>
+                <w:vertAlign w:val="baseline"/>
+                <w:lang w:val="es-ES"/>
+              </w:rPr>
+            </w:pPr>
+            <w:r>
+              <w:rPr>
+                <w:rFonts w:hint="default" w:ascii="Times New Roman" w:hAnsi="Times New Roman" w:cs="Times New Roman"/>
+                <w:sz w:val="20"/>
+                <w:vertAlign w:val="baseline"/>
+                <w:lang w:val="es-ES"/>
+              </w:rPr>
+              <w:t>5 != 3</w:t>
+            </w:r>
+          </w:p>
+        </w:tc>
+        <w:tc>
+          <w:tcPr>
+            <w:tcW w:w="2131" w:type="dxa"/>
+          </w:tcPr>
+          <w:p>
+            <w:pPr>
+              <w:rPr>
+                <w:rFonts w:hint="default" w:ascii="Times New Roman" w:hAnsi="Times New Roman" w:cs="Times New Roman"/>
+                <w:sz w:val="20"/>
+                <w:vertAlign w:val="baseline"/>
+                <w:lang w:val="es-ES"/>
+              </w:rPr>
+            </w:pPr>
+            <w:r>
+              <w:rPr>
+                <w:rFonts w:hint="default" w:ascii="Times New Roman" w:hAnsi="Times New Roman" w:cs="Times New Roman"/>
+                <w:sz w:val="20"/>
+                <w:vertAlign w:val="baseline"/>
+                <w:lang w:val="es-ES"/>
+              </w:rPr>
+              <w:t>True</w:t>
+            </w:r>
+          </w:p>
+        </w:tc>
+      </w:tr>
+      <w:tr>
+        <w:tblPrEx>
+          <w:tblBorders>
+            <w:top w:val="single" w:color="auto" w:sz="4" w:space="0"/>
+            <w:left w:val="single" w:color="auto" w:sz="4" w:space="0"/>
+            <w:bottom w:val="single" w:color="auto" w:sz="4" w:space="0"/>
+            <w:right w:val="single" w:color="auto" w:sz="4" w:space="0"/>
+            <w:insideH w:val="single" w:color="auto" w:sz="4" w:space="0"/>
+            <w:insideV w:val="single" w:color="auto" w:sz="4" w:space="0"/>
+          </w:tblBorders>
+          <w:tblCellMar>
+            <w:left w:w="108" w:type="dxa"/>
+            <w:right w:w="108" w:type="dxa"/>
+          </w:tblCellMar>
+        </w:tblPrEx>
+        <w:tc>
+          <w:tcPr>
+            <w:tcW w:w="2130" w:type="dxa"/>
+          </w:tcPr>
+          <w:p>
+            <w:pPr>
+              <w:rPr>
+                <w:rFonts w:hint="default" w:ascii="Times New Roman" w:hAnsi="Times New Roman" w:cs="Times New Roman"/>
+                <w:sz w:val="20"/>
+                <w:vertAlign w:val="baseline"/>
+                <w:lang w:val="es-ES"/>
+              </w:rPr>
+            </w:pPr>
+            <w:r>
+              <w:rPr>
+                <w:rFonts w:hint="default" w:ascii="Times New Roman" w:hAnsi="Times New Roman" w:cs="Times New Roman"/>
+                <w:sz w:val="20"/>
+                <w:vertAlign w:val="baseline"/>
+                <w:lang w:val="es-ES"/>
+              </w:rPr>
+              <w:t>&gt;</w:t>
+            </w:r>
+          </w:p>
+        </w:tc>
+        <w:tc>
+          <w:tcPr>
+            <w:tcW w:w="2130" w:type="dxa"/>
+          </w:tcPr>
+          <w:p>
+            <w:pPr>
+              <w:rPr>
+                <w:rFonts w:hint="default" w:ascii="Times New Roman" w:hAnsi="Times New Roman" w:cs="Times New Roman"/>
+                <w:sz w:val="20"/>
+                <w:vertAlign w:val="baseline"/>
+                <w:lang w:val="es-ES"/>
+              </w:rPr>
+            </w:pPr>
+            <w:r>
+              <w:rPr>
+                <w:rFonts w:hint="default" w:ascii="Times New Roman" w:hAnsi="Times New Roman" w:cs="Times New Roman"/>
+                <w:sz w:val="20"/>
+                <w:vertAlign w:val="baseline"/>
+                <w:lang w:val="es-ES"/>
+              </w:rPr>
+              <w:t>Mayor a</w:t>
+            </w:r>
+          </w:p>
+        </w:tc>
+        <w:tc>
+          <w:tcPr>
+            <w:tcW w:w="2131" w:type="dxa"/>
+          </w:tcPr>
+          <w:p>
+            <w:pPr>
+              <w:rPr>
+                <w:rFonts w:hint="default" w:ascii="Times New Roman" w:hAnsi="Times New Roman" w:cs="Times New Roman"/>
+                <w:sz w:val="20"/>
+                <w:vertAlign w:val="baseline"/>
+                <w:lang w:val="es-ES"/>
+              </w:rPr>
+            </w:pPr>
+            <w:r>
+              <w:rPr>
+                <w:rFonts w:hint="default" w:ascii="Times New Roman" w:hAnsi="Times New Roman" w:cs="Times New Roman"/>
+                <w:sz w:val="20"/>
+                <w:vertAlign w:val="baseline"/>
+                <w:lang w:val="es-ES"/>
+              </w:rPr>
+              <w:t>5 &gt; 8</w:t>
+            </w:r>
+          </w:p>
+        </w:tc>
+        <w:tc>
+          <w:tcPr>
+            <w:tcW w:w="2131" w:type="dxa"/>
+          </w:tcPr>
+          <w:p>
+            <w:pPr>
+              <w:rPr>
+                <w:rFonts w:hint="default" w:ascii="Times New Roman" w:hAnsi="Times New Roman" w:cs="Times New Roman"/>
+                <w:sz w:val="20"/>
+                <w:vertAlign w:val="baseline"/>
+                <w:lang w:val="es-ES"/>
+              </w:rPr>
+            </w:pPr>
+            <w:r>
+              <w:rPr>
+                <w:rFonts w:hint="default" w:ascii="Times New Roman" w:hAnsi="Times New Roman" w:cs="Times New Roman"/>
+                <w:sz w:val="20"/>
+                <w:vertAlign w:val="baseline"/>
+                <w:lang w:val="es-ES"/>
+              </w:rPr>
+              <w:t>False</w:t>
+            </w:r>
+          </w:p>
+        </w:tc>
+      </w:tr>
+      <w:tr>
+        <w:tblPrEx>
+          <w:tblBorders>
+            <w:top w:val="single" w:color="auto" w:sz="4" w:space="0"/>
+            <w:left w:val="single" w:color="auto" w:sz="4" w:space="0"/>
+            <w:bottom w:val="single" w:color="auto" w:sz="4" w:space="0"/>
+            <w:right w:val="single" w:color="auto" w:sz="4" w:space="0"/>
+            <w:insideH w:val="single" w:color="auto" w:sz="4" w:space="0"/>
+            <w:insideV w:val="single" w:color="auto" w:sz="4" w:space="0"/>
+          </w:tblBorders>
+          <w:tblCellMar>
+            <w:left w:w="108" w:type="dxa"/>
+            <w:right w:w="108" w:type="dxa"/>
+          </w:tblCellMar>
+        </w:tblPrEx>
+        <w:tc>
+          <w:tcPr>
+            <w:tcW w:w="2130" w:type="dxa"/>
+          </w:tcPr>
+          <w:p>
+            <w:pPr>
+              <w:rPr>
+                <w:rFonts w:hint="default" w:ascii="Times New Roman" w:hAnsi="Times New Roman" w:cs="Times New Roman"/>
+                <w:sz w:val="20"/>
+                <w:vertAlign w:val="baseline"/>
+                <w:lang w:val="es-ES"/>
+              </w:rPr>
+            </w:pPr>
+            <w:r>
+              <w:rPr>
+                <w:rFonts w:hint="default" w:ascii="Times New Roman" w:hAnsi="Times New Roman" w:cs="Times New Roman"/>
+                <w:sz w:val="20"/>
+                <w:vertAlign w:val="baseline"/>
+                <w:lang w:val="es-ES"/>
+              </w:rPr>
+              <w:t>&lt;</w:t>
+            </w:r>
+          </w:p>
+        </w:tc>
+        <w:tc>
+          <w:tcPr>
+            <w:tcW w:w="2130" w:type="dxa"/>
+          </w:tcPr>
+          <w:p>
+            <w:pPr>
+              <w:rPr>
+                <w:rFonts w:hint="default" w:ascii="Times New Roman" w:hAnsi="Times New Roman" w:cs="Times New Roman"/>
+                <w:sz w:val="20"/>
+                <w:vertAlign w:val="baseline"/>
+                <w:lang w:val="es-ES"/>
+              </w:rPr>
+            </w:pPr>
+            <w:r>
+              <w:rPr>
+                <w:rFonts w:hint="default" w:ascii="Times New Roman" w:hAnsi="Times New Roman" w:cs="Times New Roman"/>
+                <w:sz w:val="20"/>
+                <w:vertAlign w:val="baseline"/>
+                <w:lang w:val="es-ES"/>
+              </w:rPr>
+              <w:t>Menor a</w:t>
+            </w:r>
+          </w:p>
+        </w:tc>
+        <w:tc>
+          <w:tcPr>
+            <w:tcW w:w="2131" w:type="dxa"/>
+          </w:tcPr>
+          <w:p>
+            <w:pPr>
+              <w:rPr>
+                <w:rFonts w:hint="default" w:ascii="Times New Roman" w:hAnsi="Times New Roman" w:cs="Times New Roman"/>
+                <w:sz w:val="20"/>
+                <w:vertAlign w:val="baseline"/>
+                <w:lang w:val="es-ES"/>
+              </w:rPr>
+            </w:pPr>
+            <w:r>
+              <w:rPr>
+                <w:rFonts w:hint="default" w:ascii="Times New Roman" w:hAnsi="Times New Roman" w:cs="Times New Roman"/>
+                <w:sz w:val="20"/>
+                <w:vertAlign w:val="baseline"/>
+                <w:lang w:val="es-ES"/>
+              </w:rPr>
+              <w:t>3 &lt; 1</w:t>
+            </w:r>
+          </w:p>
+        </w:tc>
+        <w:tc>
+          <w:tcPr>
+            <w:tcW w:w="2131" w:type="dxa"/>
+          </w:tcPr>
+          <w:p>
+            <w:pPr>
+              <w:rPr>
+                <w:rFonts w:hint="default" w:ascii="Times New Roman" w:hAnsi="Times New Roman" w:cs="Times New Roman"/>
+                <w:sz w:val="20"/>
+                <w:vertAlign w:val="baseline"/>
+                <w:lang w:val="es-ES"/>
+              </w:rPr>
+            </w:pPr>
+            <w:r>
+              <w:rPr>
+                <w:rFonts w:hint="default" w:ascii="Times New Roman" w:hAnsi="Times New Roman" w:cs="Times New Roman"/>
+                <w:sz w:val="20"/>
+                <w:vertAlign w:val="baseline"/>
+                <w:lang w:val="es-ES"/>
+              </w:rPr>
+              <w:t>False</w:t>
+            </w:r>
+          </w:p>
+        </w:tc>
+      </w:tr>
+      <w:tr>
+        <w:tblPrEx>
+          <w:tblBorders>
+            <w:top w:val="single" w:color="auto" w:sz="4" w:space="0"/>
+            <w:left w:val="single" w:color="auto" w:sz="4" w:space="0"/>
+            <w:bottom w:val="single" w:color="auto" w:sz="4" w:space="0"/>
+            <w:right w:val="single" w:color="auto" w:sz="4" w:space="0"/>
+            <w:insideH w:val="single" w:color="auto" w:sz="4" w:space="0"/>
+            <w:insideV w:val="single" w:color="auto" w:sz="4" w:space="0"/>
+          </w:tblBorders>
+          <w:tblCellMar>
+            <w:left w:w="108" w:type="dxa"/>
+            <w:right w:w="108" w:type="dxa"/>
+          </w:tblCellMar>
+        </w:tblPrEx>
+        <w:tc>
+          <w:tcPr>
+            <w:tcW w:w="2130" w:type="dxa"/>
+          </w:tcPr>
+          <w:p>
+            <w:pPr>
+              <w:rPr>
+                <w:rFonts w:hint="default" w:ascii="Times New Roman" w:hAnsi="Times New Roman" w:cs="Times New Roman"/>
+                <w:sz w:val="20"/>
+                <w:vertAlign w:val="baseline"/>
+                <w:lang w:val="es-ES"/>
+              </w:rPr>
+            </w:pPr>
+            <w:r>
+              <w:rPr>
+                <w:rFonts w:hint="default" w:ascii="Times New Roman" w:hAnsi="Times New Roman" w:cs="Times New Roman"/>
+                <w:sz w:val="20"/>
+                <w:vertAlign w:val="baseline"/>
+                <w:lang w:val="es-ES"/>
+              </w:rPr>
+              <w:t>&gt;=</w:t>
+            </w:r>
+          </w:p>
+        </w:tc>
+        <w:tc>
+          <w:tcPr>
+            <w:tcW w:w="2130" w:type="dxa"/>
+          </w:tcPr>
+          <w:p>
+            <w:pPr>
+              <w:rPr>
+                <w:rFonts w:hint="default" w:ascii="Times New Roman" w:hAnsi="Times New Roman" w:cs="Times New Roman"/>
+                <w:sz w:val="20"/>
+                <w:vertAlign w:val="baseline"/>
+                <w:lang w:val="es-ES"/>
+              </w:rPr>
+            </w:pPr>
+            <w:r>
+              <w:rPr>
+                <w:rFonts w:hint="default" w:ascii="Times New Roman" w:hAnsi="Times New Roman" w:cs="Times New Roman"/>
+                <w:sz w:val="20"/>
+                <w:vertAlign w:val="baseline"/>
+                <w:lang w:val="es-ES"/>
+              </w:rPr>
+              <w:t>Mayor o igual a</w:t>
+            </w:r>
+          </w:p>
+        </w:tc>
+        <w:tc>
+          <w:tcPr>
+            <w:tcW w:w="2131" w:type="dxa"/>
+          </w:tcPr>
+          <w:p>
+            <w:pPr>
+              <w:rPr>
+                <w:rFonts w:hint="default" w:ascii="Times New Roman" w:hAnsi="Times New Roman" w:cs="Times New Roman"/>
+                <w:sz w:val="20"/>
+                <w:vertAlign w:val="baseline"/>
+                <w:lang w:val="es-ES"/>
+              </w:rPr>
+            </w:pPr>
+            <w:r>
+              <w:rPr>
+                <w:rFonts w:hint="default" w:ascii="Times New Roman" w:hAnsi="Times New Roman" w:cs="Times New Roman"/>
+                <w:sz w:val="20"/>
+                <w:vertAlign w:val="baseline"/>
+                <w:lang w:val="es-ES"/>
+              </w:rPr>
+              <w:t>5 &gt;= 4</w:t>
+            </w:r>
+          </w:p>
+        </w:tc>
+        <w:tc>
+          <w:tcPr>
+            <w:tcW w:w="2131" w:type="dxa"/>
+          </w:tcPr>
+          <w:p>
+            <w:pPr>
+              <w:rPr>
+                <w:rFonts w:hint="default" w:ascii="Times New Roman" w:hAnsi="Times New Roman" w:cs="Times New Roman"/>
+                <w:sz w:val="20"/>
+                <w:vertAlign w:val="baseline"/>
+                <w:lang w:val="es-ES"/>
+              </w:rPr>
+            </w:pPr>
+            <w:r>
+              <w:rPr>
+                <w:rFonts w:hint="default" w:ascii="Times New Roman" w:hAnsi="Times New Roman" w:cs="Times New Roman"/>
+                <w:sz w:val="20"/>
+                <w:vertAlign w:val="baseline"/>
+                <w:lang w:val="es-ES"/>
+              </w:rPr>
+              <w:t>True</w:t>
+            </w:r>
+          </w:p>
+        </w:tc>
+      </w:tr>
+      <w:tr>
+        <w:tblPrEx>
+          <w:tblBorders>
+            <w:top w:val="single" w:color="auto" w:sz="4" w:space="0"/>
+            <w:left w:val="single" w:color="auto" w:sz="4" w:space="0"/>
+            <w:bottom w:val="single" w:color="auto" w:sz="4" w:space="0"/>
+            <w:right w:val="single" w:color="auto" w:sz="4" w:space="0"/>
+            <w:insideH w:val="single" w:color="auto" w:sz="4" w:space="0"/>
+            <w:insideV w:val="single" w:color="auto" w:sz="4" w:space="0"/>
+          </w:tblBorders>
+          <w:tblCellMar>
+            <w:left w:w="108" w:type="dxa"/>
+            <w:right w:w="108" w:type="dxa"/>
+          </w:tblCellMar>
+        </w:tblPrEx>
+        <w:tc>
+          <w:tcPr>
+            <w:tcW w:w="2130" w:type="dxa"/>
+          </w:tcPr>
+          <w:p>
+            <w:pPr>
+              <w:rPr>
+                <w:rFonts w:hint="default" w:ascii="Times New Roman" w:hAnsi="Times New Roman" w:cs="Times New Roman"/>
+                <w:sz w:val="20"/>
+                <w:vertAlign w:val="baseline"/>
+                <w:lang w:val="es-ES"/>
+              </w:rPr>
+            </w:pPr>
+            <w:r>
+              <w:rPr>
+                <w:rFonts w:hint="default" w:ascii="Times New Roman" w:hAnsi="Times New Roman" w:cs="Times New Roman"/>
+                <w:sz w:val="20"/>
+                <w:vertAlign w:val="baseline"/>
+                <w:lang w:val="es-ES"/>
+              </w:rPr>
+              <w:t>&lt;=</w:t>
+            </w:r>
+          </w:p>
+        </w:tc>
+        <w:tc>
+          <w:tcPr>
+            <w:tcW w:w="2130" w:type="dxa"/>
+          </w:tcPr>
+          <w:p>
+            <w:pPr>
+              <w:rPr>
+                <w:rFonts w:hint="default" w:ascii="Times New Roman" w:hAnsi="Times New Roman" w:cs="Times New Roman"/>
+                <w:sz w:val="20"/>
+                <w:vertAlign w:val="baseline"/>
+                <w:lang w:val="es-ES"/>
+              </w:rPr>
+            </w:pPr>
+            <w:r>
+              <w:rPr>
+                <w:rFonts w:hint="default" w:ascii="Times New Roman" w:hAnsi="Times New Roman" w:cs="Times New Roman"/>
+                <w:sz w:val="20"/>
+                <w:vertAlign w:val="baseline"/>
+                <w:lang w:val="es-ES"/>
+              </w:rPr>
+              <w:t>Menor o igual a</w:t>
+            </w:r>
+          </w:p>
+        </w:tc>
+        <w:tc>
+          <w:tcPr>
+            <w:tcW w:w="2131" w:type="dxa"/>
+          </w:tcPr>
+          <w:p>
+            <w:pPr>
+              <w:rPr>
+                <w:rFonts w:hint="default" w:ascii="Times New Roman" w:hAnsi="Times New Roman" w:cs="Times New Roman"/>
+                <w:sz w:val="20"/>
+                <w:vertAlign w:val="baseline"/>
+                <w:lang w:val="es-ES"/>
+              </w:rPr>
+            </w:pPr>
+            <w:r>
+              <w:rPr>
+                <w:rFonts w:hint="default" w:ascii="Times New Roman" w:hAnsi="Times New Roman" w:cs="Times New Roman"/>
+                <w:sz w:val="20"/>
+                <w:vertAlign w:val="baseline"/>
+                <w:lang w:val="es-ES"/>
+              </w:rPr>
+              <w:t>4 &lt;= 2</w:t>
+            </w:r>
+          </w:p>
+        </w:tc>
+        <w:tc>
+          <w:tcPr>
+            <w:tcW w:w="2131" w:type="dxa"/>
+          </w:tcPr>
+          <w:p>
+            <w:pPr>
+              <w:rPr>
+                <w:rFonts w:hint="default" w:ascii="Times New Roman" w:hAnsi="Times New Roman" w:cs="Times New Roman"/>
+                <w:sz w:val="20"/>
+                <w:vertAlign w:val="baseline"/>
+                <w:lang w:val="es-ES"/>
+              </w:rPr>
+            </w:pPr>
+            <w:r>
+              <w:rPr>
+                <w:rFonts w:hint="default" w:ascii="Times New Roman" w:hAnsi="Times New Roman" w:cs="Times New Roman"/>
+                <w:sz w:val="20"/>
+                <w:vertAlign w:val="baseline"/>
+                <w:lang w:val="es-ES"/>
+              </w:rPr>
+              <w:t>False</w:t>
+            </w:r>
+          </w:p>
+        </w:tc>
+      </w:tr>
+    </w:tbl>
+    <w:p>
+      <w:pPr>
+        <w:rPr>
+          <w:rFonts w:hint="default" w:ascii="Times New Roman" w:hAnsi="Times New Roman" w:cs="Times New Roman"/>
+          <w:sz w:val="20"/>
+          <w:lang w:val="es-ES"/>
+        </w:rPr>
+      </w:pPr>
+    </w:p>
+    <w:p>
+      <w:pPr>
+        <w:rPr>
+          <w:rFonts w:hint="default" w:ascii="Times New Roman" w:hAnsi="Times New Roman" w:cs="Times New Roman"/>
+          <w:sz w:val="20"/>
+          <w:lang w:val="es-ES"/>
+        </w:rPr>
+      </w:pPr>
+    </w:p>
+    <w:p>
+      <w:pPr>
+        <w:rPr>
+          <w:rFonts w:hint="default" w:ascii="Times New Roman" w:hAnsi="Times New Roman" w:cs="Times New Roman"/>
+          <w:sz w:val="20"/>
+          <w:lang w:val="es-ES"/>
+        </w:rPr>
+      </w:pPr>
+    </w:p>
+    <w:p>
+      <w:pPr>
+        <w:rPr>
+          <w:rFonts w:hint="default" w:ascii="Times New Roman" w:hAnsi="Times New Roman" w:cs="Times New Roman"/>
+          <w:sz w:val="20"/>
+          <w:lang w:val="es-ES"/>
+        </w:rPr>
+      </w:pPr>
+      <w:r>
+        <w:rPr>
+          <w:rFonts w:hint="default" w:ascii="Times New Roman" w:hAnsi="Times New Roman" w:cs="Times New Roman"/>
+          <w:sz w:val="20"/>
+          <w:lang w:val="es-ES"/>
+        </w:rPr>
         <w:t>While “variable bool”:</w:t>
       </w:r>
     </w:p>
@@ -2736,8 +4294,8 @@
                 <wp:positionV relativeFrom="paragraph">
                   <wp:posOffset>635</wp:posOffset>
                 </wp:positionV>
-                <wp:extent cx="1936115" cy="2258695"/>
-                <wp:effectExtent l="0" t="0" r="6985" b="8255"/>
+                <wp:extent cx="1936115" cy="1894205"/>
+                <wp:effectExtent l="0" t="0" r="6985" b="10795"/>
                 <wp:wrapNone/>
                 <wp:docPr id="13" name="Cuadro de texto 13"/>
                 <wp:cNvGraphicFramePr/>
@@ -2748,7 +4306,7 @@
                       <wps:spPr>
                         <a:xfrm>
                           <a:off x="2771140" y="3480435"/>
-                          <a:ext cx="1936115" cy="2258695"/>
+                          <a:ext cx="1936115" cy="1894205"/>
                         </a:xfrm>
                         <a:prstGeom prst="rect">
                           <a:avLst/>
@@ -2804,7 +4362,7 @@
                                           </pic:cNvPicPr>
                                         </pic:nvPicPr>
                                         <pic:blipFill>
-                                          <a:blip r:embed="rId8"/>
+                                          <a:blip r:embed="rId12"/>
                                           <a:stretch>
                                             <a:fillRect/>
                                           </a:stretch>
@@ -2858,7 +4416,7 @@
                                           </pic:cNvPicPr>
                                         </pic:nvPicPr>
                                         <pic:blipFill>
-                                          <a:blip r:embed="rId9"/>
+                                          <a:blip r:embed="rId13"/>
                                           <a:stretch>
                                             <a:fillRect/>
                                           </a:stretch>
@@ -2911,7 +4469,7 @@
           </mc:Choice>
           <mc:Fallback>
             <w:pict>
-              <v:shape id="_x0000_s1026" o:spid="_x0000_s1026" o:spt="202" type="#_x0000_t202" style="position:absolute;left:0pt;margin-left:275.7pt;margin-top:0.05pt;height:177.85pt;width:152.45pt;z-index:251666432;mso-width-relative:page;mso-height-relative:page;" fillcolor="#FFFFFF [3201]" filled="t" stroked="f" coordsize="21600,21600" o:gfxdata="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">
+              <v:shape id="_x0000_s1026" o:spid="_x0000_s1026" o:spt="202" type="#_x0000_t202" style="position:absolute;left:0pt;margin-left:275.7pt;margin-top:0.05pt;height:149.15pt;width:152.45pt;z-index:251666432;mso-width-relative:page;mso-height-relative:page;" fillcolor="#FFFFFF [3201]" filled="t" stroked="f" coordsize="21600,21600" o:gfxdata="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">
                 <v:fill on="t" focussize="0,0"/>
                 <v:stroke on="f" weight="0.5pt"/>
                 <v:imagedata o:title=""/>
@@ -2946,7 +4504,7 @@
                                     </pic:cNvPicPr>
                                   </pic:nvPicPr>
                                   <pic:blipFill>
-                                    <a:blip r:embed="rId8"/>
+                                    <a:blip r:embed="rId12"/>
                                     <a:stretch>
                                       <a:fillRect/>
                                     </a:stretch>
@@ -3000,7 +4558,7 @@
                                     </pic:cNvPicPr>
                                   </pic:nvPicPr>
                                   <pic:blipFill>
-                                    <a:blip r:embed="rId9"/>
+                                    <a:blip r:embed="rId13"/>
                                     <a:stretch>
                                       <a:fillRect/>
                                     </a:stretch>
@@ -3131,7 +4689,7 @@
                                           </pic:cNvPicPr>
                                         </pic:nvPicPr>
                                         <pic:blipFill>
-                                          <a:blip r:embed="rId10"/>
+                                          <a:blip r:embed="rId14"/>
                                           <a:srcRect t="51445"/>
                                           <a:stretch>
                                             <a:fillRect/>
@@ -3220,7 +4778,7 @@
                                     </pic:cNvPicPr>
                                   </pic:nvPicPr>
                                   <pic:blipFill>
-                                    <a:blip r:embed="rId10"/>
+                                    <a:blip r:embed="rId14"/>
                                     <a:srcRect t="51445"/>
                                     <a:stretch>
                                       <a:fillRect/>
@@ -3347,7 +4905,7 @@
                                           </pic:cNvPicPr>
                                         </pic:nvPicPr>
                                         <pic:blipFill>
-                                          <a:blip r:embed="rId10"/>
+                                          <a:blip r:embed="rId14"/>
                                           <a:srcRect b="53510"/>
                                           <a:stretch>
                                             <a:fillRect/>
@@ -3432,7 +4990,7 @@
                                     </pic:cNvPicPr>
                                   </pic:nvPicPr>
                                   <pic:blipFill>
-                                    <a:blip r:embed="rId10"/>
+                                    <a:blip r:embed="rId14"/>
                                     <a:srcRect b="53510"/>
                                     <a:stretch>
                                       <a:fillRect/>
@@ -3542,6 +5100,217 @@
           <w:lang w:val="es-ES"/>
         </w:rPr>
       </w:pPr>
+      <w:r>
+        <w:rPr>
+          <w:rFonts w:hint="default" w:ascii="Times New Roman" w:hAnsi="Times New Roman" w:cs="Times New Roman"/>
+          <w:sz w:val="20"/>
+        </w:rPr>
+        <mc:AlternateContent>
+          <mc:Choice Requires="wps">
+            <w:drawing>
+              <wp:anchor distT="0" distB="0" distL="114300" distR="114300" simplePos="0" relativeHeight="251674624" behindDoc="0" locked="0" layoutInCell="1" allowOverlap="1">
+                <wp:simplePos x="0" y="0"/>
+                <wp:positionH relativeFrom="column">
+                  <wp:posOffset>19685</wp:posOffset>
+                </wp:positionH>
+                <wp:positionV relativeFrom="paragraph">
+                  <wp:posOffset>26670</wp:posOffset>
+                </wp:positionV>
+                <wp:extent cx="1523365" cy="1053465"/>
+                <wp:effectExtent l="0" t="0" r="635" b="13335"/>
+                <wp:wrapNone/>
+                <wp:docPr id="31" name="Cuadro de texto 31"/>
+                <wp:cNvGraphicFramePr/>
+                <a:graphic xmlns:a="http://schemas.openxmlformats.org/drawingml/2006/main">
+                  <a:graphicData uri="http://schemas.microsoft.com/office/word/2010/wordprocessingShape">
+                    <wps:wsp>
+                      <wps:cNvSpPr txBox="1"/>
+                      <wps:spPr>
+                        <a:xfrm>
+                          <a:off x="0" y="0"/>
+                          <a:ext cx="1523365" cy="1053465"/>
+                        </a:xfrm>
+                        <a:prstGeom prst="rect">
+                          <a:avLst/>
+                        </a:prstGeom>
+                        <a:solidFill>
+                          <a:schemeClr val="lt1"/>
+                        </a:solidFill>
+                        <a:ln w="6350">
+                          <a:noFill/>
+                        </a:ln>
+                      </wps:spPr>
+                      <wps:style>
+                        <a:lnRef idx="0">
+                          <a:schemeClr val="accent1"/>
+                        </a:lnRef>
+                        <a:fillRef idx="0">
+                          <a:schemeClr val="accent1"/>
+                        </a:fillRef>
+                        <a:effectRef idx="0">
+                          <a:schemeClr val="accent1"/>
+                        </a:effectRef>
+                        <a:fontRef idx="minor">
+                          <a:schemeClr val="dk1"/>
+                        </a:fontRef>
+                      </wps:style>
+                      <wps:txbx>
+                        <w:txbxContent>
+                          <w:p>
+                            <w:pPr>
+                              <w:jc w:val="left"/>
+                            </w:pPr>
+                            <w:r>
+                              <w:drawing>
+                                <wp:inline distT="0" distB="0" distL="114300" distR="114300">
+                                  <wp:extent cx="1332865" cy="495300"/>
+                                  <wp:effectExtent l="0" t="0" r="635" b="0"/>
+                                  <wp:docPr id="33" name="Imagen 6"/>
+                                  <wp:cNvGraphicFramePr>
+                                    <a:graphicFrameLocks xmlns:a="http://schemas.openxmlformats.org/drawingml/2006/main" noChangeAspect="1"/>
+                                  </wp:cNvGraphicFramePr>
+                                  <a:graphic xmlns:a="http://schemas.openxmlformats.org/drawingml/2006/main">
+                                    <a:graphicData uri="http://schemas.openxmlformats.org/drawingml/2006/picture">
+                                      <pic:pic xmlns:pic="http://schemas.openxmlformats.org/drawingml/2006/picture">
+                                        <pic:nvPicPr>
+                                          <pic:cNvPr id="33" name="Imagen 6"/>
+                                          <pic:cNvPicPr>
+                                            <a:picLocks noChangeAspect="1"/>
+                                          </pic:cNvPicPr>
+                                        </pic:nvPicPr>
+                                        <pic:blipFill>
+                                          <a:blip r:embed="rId15"/>
+                                          <a:stretch>
+                                            <a:fillRect/>
+                                          </a:stretch>
+                                        </pic:blipFill>
+                                        <pic:spPr>
+                                          <a:xfrm>
+                                            <a:off x="0" y="0"/>
+                                            <a:ext cx="1332865" cy="495300"/>
+                                          </a:xfrm>
+                                          <a:prstGeom prst="rect">
+                                            <a:avLst/>
+                                          </a:prstGeom>
+                                          <a:noFill/>
+                                          <a:ln>
+                                            <a:noFill/>
+                                          </a:ln>
+                                        </pic:spPr>
+                                      </pic:pic>
+                                    </a:graphicData>
+                                  </a:graphic>
+                                </wp:inline>
+                              </w:drawing>
+                            </w:r>
+                          </w:p>
+                          <w:p>
+                            <w:pPr>
+                              <w:jc w:val="left"/>
+                              <w:rPr>
+                                <w:rFonts w:hint="default" w:ascii="Times New Roman" w:hAnsi="Times New Roman" w:cs="Times New Roman"/>
+                                <w:lang w:val="es-ES"/>
+                              </w:rPr>
+                            </w:pPr>
+                            <w:r>
+                              <w:rPr>
+                                <w:rFonts w:hint="default" w:ascii="Times New Roman" w:hAnsi="Times New Roman" w:cs="Times New Roman"/>
+                                <w:lang w:val="es-ES"/>
+                              </w:rPr>
+                              <w:t>En un ciclo while True podemos usar “break” para detenerlo</w:t>
+                            </w:r>
+                          </w:p>
+                        </w:txbxContent>
+                      </wps:txbx>
+                      <wps:bodyPr rot="0" spcFirstLastPara="0" vertOverflow="overflow" horzOverflow="overflow" vert="horz" wrap="square" lIns="91440" tIns="45720" rIns="91440" bIns="45720" numCol="1" spcCol="0" rtlCol="0" fromWordArt="0" anchor="t" anchorCtr="0" forceAA="0" compatLnSpc="1">
+                        <a:noAutofit/>
+                      </wps:bodyPr>
+                    </wps:wsp>
+                  </a:graphicData>
+                </a:graphic>
+              </wp:anchor>
+            </w:drawing>
+          </mc:Choice>
+          <mc:Fallback>
+            <w:pict>
+              <v:shape id="_x0000_s1026" o:spid="_x0000_s1026" o:spt="202" type="#_x0000_t202" style="position:absolute;left:0pt;margin-left:1.55pt;margin-top:2.1pt;height:82.95pt;width:119.95pt;z-index:251674624;mso-width-relative:page;mso-height-relative:page;" fillcolor="#FFFFFF [3201]" filled="t" stroked="f" coordsize="21600,21600" o:gfxdata="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">
+                <v:fill on="t" focussize="0,0"/>
+                <v:stroke on="f" weight="0.5pt"/>
+                <v:imagedata o:title=""/>
+                <o:lock v:ext="edit" aspectratio="f"/>
+                <v:textbox>
+                  <w:txbxContent>
+                    <w:p>
+                      <w:pPr>
+                        <w:jc w:val="left"/>
+                      </w:pPr>
+                      <w:r>
+                        <w:drawing>
+                          <wp:inline distT="0" distB="0" distL="114300" distR="114300">
+                            <wp:extent cx="1332865" cy="495300"/>
+                            <wp:effectExtent l="0" t="0" r="635" b="0"/>
+                            <wp:docPr id="33" name="Imagen 6"/>
+                            <wp:cNvGraphicFramePr>
+                              <a:graphicFrameLocks xmlns:a="http://schemas.openxmlformats.org/drawingml/2006/main" noChangeAspect="1"/>
+                            </wp:cNvGraphicFramePr>
+                            <a:graphic xmlns:a="http://schemas.openxmlformats.org/drawingml/2006/main">
+                              <a:graphicData uri="http://schemas.openxmlformats.org/drawingml/2006/picture">
+                                <pic:pic xmlns:pic="http://schemas.openxmlformats.org/drawingml/2006/picture">
+                                  <pic:nvPicPr>
+                                    <pic:cNvPr id="33" name="Imagen 6"/>
+                                    <pic:cNvPicPr>
+                                      <a:picLocks noChangeAspect="1"/>
+                                    </pic:cNvPicPr>
+                                  </pic:nvPicPr>
+                                  <pic:blipFill>
+                                    <a:blip r:embed="rId15"/>
+                                    <a:stretch>
+                                      <a:fillRect/>
+                                    </a:stretch>
+                                  </pic:blipFill>
+                                  <pic:spPr>
+                                    <a:xfrm>
+                                      <a:off x="0" y="0"/>
+                                      <a:ext cx="1332865" cy="495300"/>
+                                    </a:xfrm>
+                                    <a:prstGeom prst="rect">
+                                      <a:avLst/>
+                                    </a:prstGeom>
+                                    <a:noFill/>
+                                    <a:ln>
+                                      <a:noFill/>
+                                    </a:ln>
+                                  </pic:spPr>
+                                </pic:pic>
+                              </a:graphicData>
+                            </a:graphic>
+                          </wp:inline>
+                        </w:drawing>
+                      </w:r>
+                    </w:p>
+                    <w:p>
+                      <w:pPr>
+                        <w:jc w:val="left"/>
+                        <w:rPr>
+                          <w:rFonts w:hint="default" w:ascii="Times New Roman" w:hAnsi="Times New Roman" w:cs="Times New Roman"/>
+                          <w:lang w:val="es-ES"/>
+                        </w:rPr>
+                      </w:pPr>
+                      <w:r>
+                        <w:rPr>
+                          <w:rFonts w:hint="default" w:ascii="Times New Roman" w:hAnsi="Times New Roman" w:cs="Times New Roman"/>
+                          <w:lang w:val="es-ES"/>
+                        </w:rPr>
+                        <w:t>En un ciclo while True podemos usar “break” para detenerlo</w:t>
+                      </w:r>
+                    </w:p>
+                  </w:txbxContent>
+                </v:textbox>
+              </v:shape>
+            </w:pict>
+          </mc:Fallback>
+        </mc:AlternateContent>
+      </w:r>
     </w:p>
     <w:p>
       <w:pPr>
@@ -3584,6 +5353,218 @@
         <w:rPr>
           <w:rFonts w:hint="default"/>
           <w:sz w:val="20"/>
+          <w:lang w:val="es-ES"/>
+        </w:rPr>
+      </w:pPr>
+    </w:p>
+    <w:p>
+      <w:pPr>
+        <w:jc w:val="left"/>
+        <w:rPr>
+          <w:rFonts w:hint="default" w:ascii="Times New Roman" w:hAnsi="Times New Roman" w:cs="Times New Roman"/>
+          <w:lang w:val="es-ES"/>
+        </w:rPr>
+      </w:pPr>
+    </w:p>
+    <w:p>
+      <w:pPr>
+        <w:jc w:val="left"/>
+        <w:rPr>
+          <w:rFonts w:hint="default" w:ascii="Times New Roman" w:hAnsi="Times New Roman" w:cs="Times New Roman"/>
+          <w:lang w:val="es-ES"/>
+        </w:rPr>
+      </w:pPr>
+      <w:r>
+        <w:rPr>
+          <w:rFonts w:hint="default" w:ascii="Times New Roman" w:hAnsi="Times New Roman" w:cs="Times New Roman"/>
+          <w:lang w:val="es-ES"/>
+        </w:rPr>
+        <w:t>Ciclo for:</w:t>
+      </w:r>
+    </w:p>
+    <w:p>
+      <w:pPr>
+        <w:jc w:val="left"/>
+        <w:rPr>
+          <w:rFonts w:hint="default" w:ascii="Times New Roman" w:hAnsi="Times New Roman" w:cs="Times New Roman"/>
+          <w:lang w:val="en-US" w:eastAsia="zh-CN"/>
+        </w:rPr>
+      </w:pPr>
+      <w:r>
+        <w:rPr>
+          <w:rFonts w:hint="default" w:ascii="Times New Roman" w:hAnsi="Times New Roman" w:cs="Times New Roman"/>
+          <w:lang w:val="en-US" w:eastAsia="zh-CN"/>
+        </w:rPr>
+        <w:t>El bucle</w:t>
+      </w:r>
+      <w:r>
+        <w:rPr>
+          <w:rFonts w:hint="default" w:ascii="Times New Roman" w:hAnsi="Times New Roman" w:cs="Times New Roman"/>
+          <w:lang w:val="es-ES" w:eastAsia="zh-CN"/>
+        </w:rPr>
+        <w:t xml:space="preserve"> for</w:t>
+      </w:r>
+      <w:r>
+        <w:rPr>
+          <w:rFonts w:hint="default" w:ascii="Times New Roman" w:hAnsi="Times New Roman" w:cs="Times New Roman"/>
+          <w:lang w:val="en-US" w:eastAsia="zh-CN"/>
+        </w:rPr>
+        <w:t xml:space="preserve"> permite repetir una acción un número determinado de veces. A diferencia de</w:t>
+      </w:r>
+      <w:r>
+        <w:rPr>
+          <w:rFonts w:hint="default" w:ascii="Times New Roman" w:hAnsi="Times New Roman" w:cs="Times New Roman"/>
+          <w:lang w:val="es-ES" w:eastAsia="zh-CN"/>
+        </w:rPr>
+        <w:t xml:space="preserve"> while,</w:t>
+      </w:r>
+      <w:r>
+        <w:rPr>
+          <w:rFonts w:hint="default" w:ascii="Times New Roman" w:hAnsi="Times New Roman" w:cs="Times New Roman"/>
+          <w:lang w:val="en-US" w:eastAsia="zh-CN"/>
+        </w:rPr>
+        <w:t xml:space="preserve"> a</w:t>
+      </w:r>
+      <w:r>
+        <w:rPr>
+          <w:rFonts w:hint="default" w:ascii="Times New Roman" w:hAnsi="Times New Roman" w:cs="Times New Roman"/>
+          <w:lang w:val="es-ES" w:eastAsia="zh-CN"/>
+        </w:rPr>
+        <w:t>cá</w:t>
+      </w:r>
+      <w:r>
+        <w:rPr>
+          <w:rFonts w:hint="default" w:ascii="Times New Roman" w:hAnsi="Times New Roman" w:cs="Times New Roman"/>
+          <w:lang w:val="en-US" w:eastAsia="zh-CN"/>
+        </w:rPr>
+        <w:t xml:space="preserve"> sabemos de antemano cuántas veces se repetirá el código.</w:t>
+      </w:r>
+    </w:p>
+    <w:p>
+      <w:pPr>
+        <w:keepNext w:val="0"/>
+        <w:keepLines w:val="0"/>
+        <w:widowControl/>
+        <w:suppressLineNumbers w:val="0"/>
+        <w:jc w:val="left"/>
+        <w:rPr>
+          <w:rFonts w:hint="default" w:ascii="Calibri" w:hAnsi="Calibri" w:eastAsia="SimSun" w:cs="Calibri"/>
+          <w:color w:val="000000"/>
+          <w:kern w:val="0"/>
+          <w:sz w:val="22"/>
+          <w:szCs w:val="22"/>
+          <w:lang w:val="en-US" w:eastAsia="zh-CN" w:bidi="ar"/>
+        </w:rPr>
+      </w:pPr>
+    </w:p>
+    <w:p>
+      <w:pPr>
+        <w:jc w:val="center"/>
+      </w:pPr>
+      <w:r>
+        <w:drawing>
+          <wp:inline distT="0" distB="0" distL="114300" distR="114300">
+            <wp:extent cx="3879215" cy="866775"/>
+            <wp:effectExtent l="0" t="0" r="0" b="0"/>
+            <wp:docPr id="27" name="Imagen 4"/>
+            <wp:cNvGraphicFramePr>
+              <a:graphicFrameLocks xmlns:a="http://schemas.openxmlformats.org/drawingml/2006/main" noChangeAspect="1"/>
+            </wp:cNvGraphicFramePr>
+            <a:graphic xmlns:a="http://schemas.openxmlformats.org/drawingml/2006/main">
+              <a:graphicData uri="http://schemas.openxmlformats.org/drawingml/2006/picture">
+                <pic:pic xmlns:pic="http://schemas.openxmlformats.org/drawingml/2006/picture">
+                  <pic:nvPicPr>
+                    <pic:cNvPr id="27" name="Imagen 4"/>
+                    <pic:cNvPicPr>
+                      <a:picLocks noChangeAspect="1"/>
+                    </pic:cNvPicPr>
+                  </pic:nvPicPr>
+                  <pic:blipFill>
+                    <a:blip r:embed="rId16"/>
+                    <a:srcRect r="3262"/>
+                    <a:stretch>
+                      <a:fillRect/>
+                    </a:stretch>
+                  </pic:blipFill>
+                  <pic:spPr>
+                    <a:xfrm>
+                      <a:off x="0" y="0"/>
+                      <a:ext cx="3879215" cy="866775"/>
+                    </a:xfrm>
+                    <a:prstGeom prst="rect">
+                      <a:avLst/>
+                    </a:prstGeom>
+                    <a:noFill/>
+                    <a:ln>
+                      <a:noFill/>
+                    </a:ln>
+                  </pic:spPr>
+                </pic:pic>
+              </a:graphicData>
+            </a:graphic>
+          </wp:inline>
+        </w:drawing>
+      </w:r>
+    </w:p>
+    <w:p>
+      <w:pPr>
+        <w:jc w:val="center"/>
+      </w:pPr>
+    </w:p>
+    <w:p>
+      <w:pPr>
+        <w:jc w:val="center"/>
+      </w:pPr>
+      <w:r>
+        <w:drawing>
+          <wp:inline distT="0" distB="0" distL="114300" distR="114300">
+            <wp:extent cx="1917700" cy="1266825"/>
+            <wp:effectExtent l="0" t="0" r="6350" b="9525"/>
+            <wp:docPr id="28" name="Imagen 5"/>
+            <wp:cNvGraphicFramePr>
+              <a:graphicFrameLocks xmlns:a="http://schemas.openxmlformats.org/drawingml/2006/main" noChangeAspect="1"/>
+            </wp:cNvGraphicFramePr>
+            <a:graphic xmlns:a="http://schemas.openxmlformats.org/drawingml/2006/main">
+              <a:graphicData uri="http://schemas.openxmlformats.org/drawingml/2006/picture">
+                <pic:pic xmlns:pic="http://schemas.openxmlformats.org/drawingml/2006/picture">
+                  <pic:nvPicPr>
+                    <pic:cNvPr id="28" name="Imagen 5"/>
+                    <pic:cNvPicPr>
+                      <a:picLocks noChangeAspect="1"/>
+                    </pic:cNvPicPr>
+                  </pic:nvPicPr>
+                  <pic:blipFill>
+                    <a:blip r:embed="rId17"/>
+                    <a:srcRect r="31286"/>
+                    <a:stretch>
+                      <a:fillRect/>
+                    </a:stretch>
+                  </pic:blipFill>
+                  <pic:spPr>
+                    <a:xfrm>
+                      <a:off x="0" y="0"/>
+                      <a:ext cx="1917700" cy="1266825"/>
+                    </a:xfrm>
+                    <a:prstGeom prst="rect">
+                      <a:avLst/>
+                    </a:prstGeom>
+                    <a:noFill/>
+                    <a:ln>
+                      <a:noFill/>
+                    </a:ln>
+                  </pic:spPr>
+                </pic:pic>
+              </a:graphicData>
+            </a:graphic>
+          </wp:inline>
+        </w:drawing>
+      </w:r>
+    </w:p>
+    <w:p>
+      <w:pPr>
+        <w:jc w:val="both"/>
+        <w:rPr>
+          <w:rFonts w:hint="default"/>
           <w:lang w:val="es-ES"/>
         </w:rPr>
       </w:pPr>
@@ -3791,7 +5772,26 @@
       </w:tblCellMar>
     </w:tblPr>
   </w:style>
-  <w:style w:type="table" w:styleId="4">
+  <w:style w:type="character" w:styleId="4">
+    <w:name w:val="Emphasis"/>
+    <w:basedOn w:val="2"/>
+    <w:qFormat/>
+    <w:uiPriority w:val="0"/>
+    <w:rPr>
+      <w:i/>
+      <w:iCs/>
+    </w:rPr>
+  </w:style>
+  <w:style w:type="paragraph" w:styleId="5">
+    <w:name w:val="Normal (Web)"/>
+    <w:basedOn w:val="1"/>
+    <w:uiPriority w:val="0"/>
+    <w:rPr>
+      <w:sz w:val="24"/>
+      <w:szCs w:val="24"/>
+    </w:rPr>
+  </w:style>
+  <w:style w:type="table" w:styleId="6">
     <w:name w:val="Table Grid"/>
     <w:basedOn w:val="3"/>
     <w:uiPriority w:val="0"/>

--- a/Informe.docx
+++ b/Informe.docx
@@ -13,15 +13,267 @@
           <w:sz w:val="20"/>
         </w:rPr>
         <mc:AlternateContent>
+          <mc:Choice Requires="wpg">
+            <w:drawing>
+              <wp:anchor distT="0" distB="0" distL="114300" distR="114300" simplePos="0" relativeHeight="251675648" behindDoc="0" locked="0" layoutInCell="1" allowOverlap="1">
+                <wp:simplePos x="0" y="0"/>
+                <wp:positionH relativeFrom="column">
+                  <wp:posOffset>483870</wp:posOffset>
+                </wp:positionH>
+                <wp:positionV relativeFrom="paragraph">
+                  <wp:posOffset>78740</wp:posOffset>
+                </wp:positionV>
+                <wp:extent cx="5448300" cy="3425825"/>
+                <wp:effectExtent l="0" t="0" r="0" b="0"/>
+                <wp:wrapNone/>
+                <wp:docPr id="56" name="Grupo 56"/>
+                <wp:cNvGraphicFramePr/>
+                <a:graphic xmlns:a="http://schemas.openxmlformats.org/drawingml/2006/main">
+                  <a:graphicData uri="http://schemas.microsoft.com/office/word/2010/wordprocessingGroup">
+                    <wpg:wgp>
+                      <wpg:cNvGrpSpPr/>
+                      <wpg:grpSpPr>
+                        <a:xfrm>
+                          <a:off x="0" y="0"/>
+                          <a:ext cx="5448300" cy="3425825"/>
+                          <a:chOff x="5327" y="1307"/>
+                          <a:chExt cx="8580" cy="5395"/>
+                        </a:xfrm>
+                      </wpg:grpSpPr>
+                      <wps:wsp>
+                        <wps:cNvPr id="2" name="Cuadro de texto 2"/>
+                        <wps:cNvSpPr txBox="1"/>
+                        <wps:spPr>
+                          <a:xfrm>
+                            <a:off x="7283" y="1307"/>
+                            <a:ext cx="4669" cy="1140"/>
+                          </a:xfrm>
+                          <a:prstGeom prst="rect">
+                            <a:avLst/>
+                          </a:prstGeom>
+                          <a:noFill/>
+                          <a:ln w="6350">
+                            <a:noFill/>
+                          </a:ln>
+                        </wps:spPr>
+                        <wps:style>
+                          <a:lnRef idx="0">
+                            <a:schemeClr val="accent1"/>
+                          </a:lnRef>
+                          <a:fillRef idx="0">
+                            <a:schemeClr val="accent1"/>
+                          </a:fillRef>
+                          <a:effectRef idx="0">
+                            <a:schemeClr val="accent1"/>
+                          </a:effectRef>
+                          <a:fontRef idx="minor">
+                            <a:schemeClr val="dk1"/>
+                          </a:fontRef>
+                        </wps:style>
+                        <wps:txbx>
+                          <w:txbxContent>
+                            <w:p>
+                              <w:pPr>
+                                <w:jc w:val="center"/>
+                                <w:rPr>
+                                  <w:rFonts w:hint="default" w:ascii="Impact" w:hAnsi="Impact" w:cs="Impact"/>
+                                  <w:sz w:val="96"/>
+                                  <w:szCs w:val="96"/>
+                                  <w:lang w:val="es-ES"/>
+                                </w:rPr>
+                              </w:pPr>
+                              <w:r>
+                                <w:rPr>
+                                  <w:rFonts w:hint="default" w:ascii="Impact" w:hAnsi="Impact" w:cs="Impact"/>
+                                  <w:sz w:val="96"/>
+                                  <w:szCs w:val="96"/>
+                                  <w:lang w:val="es-ES"/>
+                                </w:rPr>
+                                <w:t>Informe</w:t>
+                              </w:r>
+                            </w:p>
+                          </w:txbxContent>
+                        </wps:txbx>
+                        <wps:bodyPr rot="0" spcFirstLastPara="0" vertOverflow="overflow" horzOverflow="overflow" vert="horz" wrap="square" lIns="91440" tIns="45720" rIns="91440" bIns="45720" numCol="1" spcCol="0" rtlCol="0" fromWordArt="0" anchor="t" anchorCtr="0" forceAA="0" compatLnSpc="1">
+                          <a:noAutofit/>
+                        </wps:bodyPr>
+                      </wps:wsp>
+                      <wps:wsp>
+                        <wps:cNvPr id="7" name="Cuadro de texto 7"/>
+                        <wps:cNvSpPr txBox="1"/>
+                        <wps:spPr>
+                          <a:xfrm>
+                            <a:off x="5687" y="2602"/>
+                            <a:ext cx="7861" cy="1911"/>
+                          </a:xfrm>
+                          <a:prstGeom prst="rect">
+                            <a:avLst/>
+                          </a:prstGeom>
+                          <a:noFill/>
+                          <a:ln w="6350">
+                            <a:noFill/>
+                          </a:ln>
+                        </wps:spPr>
+                        <wps:style>
+                          <a:lnRef idx="0">
+                            <a:schemeClr val="accent1"/>
+                          </a:lnRef>
+                          <a:fillRef idx="0">
+                            <a:schemeClr val="accent1"/>
+                          </a:fillRef>
+                          <a:effectRef idx="0">
+                            <a:schemeClr val="accent1"/>
+                          </a:effectRef>
+                          <a:fontRef idx="minor">
+                            <a:schemeClr val="dk1"/>
+                          </a:fontRef>
+                        </wps:style>
+                        <wps:txbx>
+                          <w:txbxContent>
+                            <w:p>
+                              <w:pPr>
+                                <w:jc w:val="center"/>
+                                <w:rPr>
+                                  <w:rFonts w:hint="default" w:ascii="Impact" w:hAnsi="Impact" w:cs="Impact"/>
+                                  <w:sz w:val="112"/>
+                                  <w:szCs w:val="112"/>
+                                  <w:lang w:val="es-ES"/>
+                                </w:rPr>
+                              </w:pPr>
+                              <w:r>
+                                <w:rPr>
+                                  <w:rFonts w:hint="default" w:ascii="Impact" w:hAnsi="Impact" w:cs="Impact"/>
+                                  <w:sz w:val="112"/>
+                                  <w:szCs w:val="112"/>
+                                  <w:lang w:val="es-ES"/>
+                                </w:rPr>
+                                <w:t>Programacion I</w:t>
+                              </w:r>
+                            </w:p>
+                          </w:txbxContent>
+                        </wps:txbx>
+                        <wps:bodyPr rot="0" spcFirstLastPara="0" vertOverflow="overflow" horzOverflow="overflow" vert="horz" wrap="square" lIns="91440" tIns="45720" rIns="91440" bIns="45720" numCol="1" spcCol="0" rtlCol="0" fromWordArt="0" anchor="t" anchorCtr="0" forceAA="0" compatLnSpc="1">
+                          <a:noAutofit/>
+                        </wps:bodyPr>
+                      </wps:wsp>
+                      <pic:pic xmlns:pic="http://schemas.openxmlformats.org/drawingml/2006/picture">
+                        <pic:nvPicPr>
+                          <pic:cNvPr id="18" name="Imagen 18" descr="logo-utn-siglas"/>
+                          <pic:cNvPicPr>
+                            <a:picLocks noChangeAspect="1"/>
+                          </pic:cNvPicPr>
+                        </pic:nvPicPr>
+                        <pic:blipFill>
+                          <a:blip r:embed="rId6"/>
+                          <a:stretch>
+                            <a:fillRect/>
+                          </a:stretch>
+                        </pic:blipFill>
+                        <pic:spPr>
+                          <a:xfrm>
+                            <a:off x="5327" y="4136"/>
+                            <a:ext cx="8581" cy="2566"/>
+                          </a:xfrm>
+                          <a:prstGeom prst="rect">
+                            <a:avLst/>
+                          </a:prstGeom>
+                        </pic:spPr>
+                      </pic:pic>
+                    </wpg:wgp>
+                  </a:graphicData>
+                </a:graphic>
+              </wp:anchor>
+            </w:drawing>
+          </mc:Choice>
+          <mc:Fallback>
+            <w:pict>
+              <v:group id="_x0000_s1026" o:spid="_x0000_s1026" o:spt="203" style="position:absolute;left:0pt;margin-left:38.1pt;margin-top:6.2pt;height:269.75pt;width:429pt;z-index:251675648;mso-width-relative:page;mso-height-relative:page;" coordorigin="5327,1307" coordsize="8580,5395" o:gfxdata="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">
+                <o:lock v:ext="edit" aspectratio="f"/>
+                <v:shape id="_x0000_s1026" o:spid="_x0000_s1026" o:spt="202" type="#_x0000_t202" style="position:absolute;left:7283;top:1307;height:1140;width:4669;" filled="f" stroked="f" coordsize="21600,21600" o:gfxdata="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">
+                  <v:fill on="f" focussize="0,0"/>
+                  <v:stroke on="f" weight="0.5pt"/>
+                  <v:imagedata o:title=""/>
+                  <o:lock v:ext="edit" aspectratio="f"/>
+                  <v:textbox>
+                    <w:txbxContent>
+                      <w:p>
+                        <w:pPr>
+                          <w:jc w:val="center"/>
+                          <w:rPr>
+                            <w:rFonts w:hint="default" w:ascii="Impact" w:hAnsi="Impact" w:cs="Impact"/>
+                            <w:sz w:val="96"/>
+                            <w:szCs w:val="96"/>
+                            <w:lang w:val="es-ES"/>
+                          </w:rPr>
+                        </w:pPr>
+                        <w:r>
+                          <w:rPr>
+                            <w:rFonts w:hint="default" w:ascii="Impact" w:hAnsi="Impact" w:cs="Impact"/>
+                            <w:sz w:val="96"/>
+                            <w:szCs w:val="96"/>
+                            <w:lang w:val="es-ES"/>
+                          </w:rPr>
+                          <w:t>Informe</w:t>
+                        </w:r>
+                      </w:p>
+                    </w:txbxContent>
+                  </v:textbox>
+                </v:shape>
+                <v:shape id="_x0000_s1026" o:spid="_x0000_s1026" o:spt="202" type="#_x0000_t202" style="position:absolute;left:5687;top:2602;height:1911;width:7861;" filled="f" stroked="f" coordsize="21600,21600" o:gfxdata="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">
+                  <v:fill on="f" focussize="0,0"/>
+                  <v:stroke on="f" weight="0.5pt"/>
+                  <v:imagedata o:title=""/>
+                  <o:lock v:ext="edit" aspectratio="f"/>
+                  <v:textbox>
+                    <w:txbxContent>
+                      <w:p>
+                        <w:pPr>
+                          <w:jc w:val="center"/>
+                          <w:rPr>
+                            <w:rFonts w:hint="default" w:ascii="Impact" w:hAnsi="Impact" w:cs="Impact"/>
+                            <w:sz w:val="112"/>
+                            <w:szCs w:val="112"/>
+                            <w:lang w:val="es-ES"/>
+                          </w:rPr>
+                        </w:pPr>
+                        <w:r>
+                          <w:rPr>
+                            <w:rFonts w:hint="default" w:ascii="Impact" w:hAnsi="Impact" w:cs="Impact"/>
+                            <w:sz w:val="112"/>
+                            <w:szCs w:val="112"/>
+                            <w:lang w:val="es-ES"/>
+                          </w:rPr>
+                          <w:t>Programacion I</w:t>
+                        </w:r>
+                      </w:p>
+                    </w:txbxContent>
+                  </v:textbox>
+                </v:shape>
+                <v:shape id="_x0000_s1026" o:spid="_x0000_s1026" o:spt="75" alt="logo-utn-siglas" type="#_x0000_t75" style="position:absolute;left:5327;top:4136;height:2566;width:8581;" filled="f" o:preferrelative="t" stroked="f" coordsize="21600,21600" o:gfxdata="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">
+                  <v:fill on="f" focussize="0,0"/>
+                  <v:stroke on="f"/>
+                  <v:imagedata r:id="rId6" o:title=""/>
+                  <o:lock v:ext="edit" aspectratio="t"/>
+                </v:shape>
+              </v:group>
+            </w:pict>
+          </mc:Fallback>
+        </mc:AlternateContent>
+      </w:r>
+      <w:r>
+        <w:rPr>
+          <w:sz w:val="20"/>
+        </w:rPr>
+        <mc:AlternateContent>
           <mc:Choice Requires="wps">
             <w:drawing>
-              <wp:anchor distT="0" distB="0" distL="114300" distR="114300" simplePos="0" relativeHeight="251660288" behindDoc="1" locked="0" layoutInCell="1" allowOverlap="1">
+              <wp:anchor distT="0" distB="0" distL="114300" distR="114300" simplePos="0" relativeHeight="251661312" behindDoc="1" locked="0" layoutInCell="1" allowOverlap="1">
                 <wp:simplePos x="0" y="0"/>
                 <wp:positionH relativeFrom="column">
-                  <wp:posOffset>-1144270</wp:posOffset>
+                  <wp:posOffset>-571500</wp:posOffset>
                 </wp:positionH>
                 <wp:positionV relativeFrom="paragraph">
-                  <wp:posOffset>-916305</wp:posOffset>
+                  <wp:posOffset>-765175</wp:posOffset>
                 </wp:positionV>
                 <wp:extent cx="7616190" cy="10737850"/>
                 <wp:effectExtent l="0" t="0" r="3810" b="6350"/>
@@ -87,7 +339,7 @@
           </mc:Choice>
           <mc:Fallback>
             <w:pict>
-              <v:rect id="_x0000_s1026" o:spid="_x0000_s1026" o:spt="1" style="position:absolute;left:0pt;margin-left:-90.1pt;margin-top:-72.15pt;height:845.5pt;width:599.7pt;z-index:-251656192;v-text-anchor:middle;mso-width-relative:page;mso-height-relative:page;" fillcolor="#F7C69F [1493]" filled="t" stroked="f" coordsize="21600,21600" o:gfxdata="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">
+              <v:rect id="_x0000_s1026" o:spid="_x0000_s1026" o:spt="1" style="position:absolute;left:0pt;margin-left:-45pt;margin-top:-60.25pt;height:845.5pt;width:599.7pt;z-index:-251655168;v-text-anchor:middle;mso-width-relative:page;mso-height-relative:page;" fillcolor="#F7C69F [1493]" filled="t" stroked="f" coordsize="21600,21600" o:gfxdata="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">
                 <v:fill type="gradient" on="t" color2="#664E01 [1350]" focus="100%" focussize="0,0" rotate="t"/>
                 <v:stroke on="f" weight="1pt" miterlimit="8" joinstyle="miter"/>
                 <v:imagedata o:title=""/>
@@ -110,58 +362,6 @@
         <w:rPr>
           <w:rFonts w:hint="default" w:ascii="Times New Roman" w:hAnsi="Times New Roman" w:cs="Times New Roman"/>
           <w:sz w:val="20"/>
-          <w:lang w:val="es-ES"/>
-        </w:rPr>
-        <w:drawing>
-          <wp:anchor distT="0" distB="0" distL="114300" distR="114300" simplePos="0" relativeHeight="251673600" behindDoc="0" locked="0" layoutInCell="1" allowOverlap="1">
-            <wp:simplePos x="0" y="0"/>
-            <wp:positionH relativeFrom="column">
-              <wp:posOffset>-87630</wp:posOffset>
-            </wp:positionH>
-            <wp:positionV relativeFrom="paragraph">
-              <wp:posOffset>1834515</wp:posOffset>
-            </wp:positionV>
-            <wp:extent cx="5448935" cy="1629410"/>
-            <wp:effectExtent l="0" t="0" r="0" b="0"/>
-            <wp:wrapNone/>
-            <wp:docPr id="18" name="Imagen 18" descr="logo-utn-siglas"/>
-            <wp:cNvGraphicFramePr>
-              <a:graphicFrameLocks xmlns:a="http://schemas.openxmlformats.org/drawingml/2006/main" noChangeAspect="1"/>
-            </wp:cNvGraphicFramePr>
-            <a:graphic xmlns:a="http://schemas.openxmlformats.org/drawingml/2006/main">
-              <a:graphicData uri="http://schemas.openxmlformats.org/drawingml/2006/picture">
-                <pic:pic xmlns:pic="http://schemas.openxmlformats.org/drawingml/2006/picture">
-                  <pic:nvPicPr>
-                    <pic:cNvPr id="18" name="Imagen 18" descr="logo-utn-siglas"/>
-                    <pic:cNvPicPr>
-                      <a:picLocks noChangeAspect="1"/>
-                    </pic:cNvPicPr>
-                  </pic:nvPicPr>
-                  <pic:blipFill>
-                    <a:blip r:embed="rId4"/>
-                    <a:stretch>
-                      <a:fillRect/>
-                    </a:stretch>
-                  </pic:blipFill>
-                  <pic:spPr>
-                    <a:xfrm>
-                      <a:off x="0" y="0"/>
-                      <a:ext cx="5448935" cy="1629410"/>
-                    </a:xfrm>
-                    <a:prstGeom prst="rect">
-                      <a:avLst/>
-                    </a:prstGeom>
-                  </pic:spPr>
-                </pic:pic>
-              </a:graphicData>
-            </a:graphic>
-          </wp:anchor>
-        </w:drawing>
-      </w:r>
-      <w:r>
-        <w:rPr>
-          <w:rFonts w:hint="default" w:ascii="Times New Roman" w:hAnsi="Times New Roman" w:cs="Times New Roman"/>
-          <w:sz w:val="20"/>
         </w:rPr>
         <mc:AlternateContent>
           <mc:Choice Requires="wps">
@@ -169,12 +369,12 @@
               <wp:anchor distT="0" distB="0" distL="114300" distR="114300" simplePos="0" relativeHeight="251662336" behindDoc="0" locked="0" layoutInCell="1" allowOverlap="1">
                 <wp:simplePos x="0" y="0"/>
                 <wp:positionH relativeFrom="column">
-                  <wp:posOffset>-883285</wp:posOffset>
+                  <wp:posOffset>-464185</wp:posOffset>
                 </wp:positionH>
                 <wp:positionV relativeFrom="paragraph">
-                  <wp:posOffset>3899535</wp:posOffset>
+                  <wp:posOffset>3766185</wp:posOffset>
                 </wp:positionV>
-                <wp:extent cx="8692515" cy="4710430"/>
+                <wp:extent cx="6578600" cy="4710430"/>
                 <wp:effectExtent l="0" t="0" r="0" b="0"/>
                 <wp:wrapNone/>
                 <wp:docPr id="3" name="Cuadro de texto 3"/>
@@ -186,7 +386,7 @@
                       <wps:spPr>
                         <a:xfrm>
                           <a:off x="0" y="0"/>
-                          <a:ext cx="8692515" cy="4710430"/>
+                          <a:ext cx="6578600" cy="4710430"/>
                         </a:xfrm>
                         <a:prstGeom prst="rect">
                           <a:avLst/>
@@ -249,7 +449,7 @@
                                 <w:szCs w:val="72"/>
                                 <w:lang w:val="es-ES"/>
                               </w:rPr>
-                              <w:t>- Sebastian Funes</w:t>
+                              <w:t>- Pablo Funes</w:t>
                             </w:r>
                           </w:p>
                           <w:p>
@@ -365,7 +565,7 @@
           </mc:Choice>
           <mc:Fallback>
             <w:pict>
-              <v:shape id="_x0000_s1026" o:spid="_x0000_s1026" o:spt="202" type="#_x0000_t202" style="position:absolute;left:0pt;margin-left:-69.55pt;margin-top:307.05pt;height:370.9pt;width:684.45pt;z-index:251662336;mso-width-relative:page;mso-height-relative:page;" filled="f" stroked="f" coordsize="21600,21600" o:gfxdata="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">
+              <v:shape id="_x0000_s1026" o:spid="_x0000_s1026" o:spt="202" type="#_x0000_t202" style="position:absolute;left:0pt;margin-left:-36.55pt;margin-top:296.55pt;height:370.9pt;width:518pt;z-index:251662336;mso-width-relative:page;mso-height-relative:page;" filled="f" stroked="f" coordsize="21600,21600" o:gfxdata="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">
                 <v:fill on="f" focussize="0,0"/>
                 <v:stroke on="f" weight="0.5pt"/>
                 <v:imagedata o:title=""/>
@@ -409,7 +609,7 @@
                           <w:szCs w:val="72"/>
                           <w:lang w:val="es-ES"/>
                         </w:rPr>
-                        <w:t>- Sebastian Funes</w:t>
+                        <w:t>- Pablo Funes</w:t>
                       </w:r>
                     </w:p>
                     <w:p>
@@ -524,78 +724,374 @@
           <w:rFonts w:hint="default" w:ascii="Times New Roman" w:hAnsi="Times New Roman" w:cs="Times New Roman"/>
           <w:sz w:val="20"/>
         </w:rPr>
+        <w:br w:type="page"/>
+      </w:r>
+    </w:p>
+    <w:p>
+      <w:pPr>
+        <w:jc w:val="center"/>
+        <w:rPr>
+          <w:rFonts w:hint="default" w:ascii="Impact" w:hAnsi="Impact" w:cs="Impact"/>
+          <w:sz w:val="56"/>
+          <w:szCs w:val="56"/>
+          <w:lang w:val="es-ES"/>
+        </w:rPr>
+      </w:pPr>
+      <w:r>
+        <w:rPr>
+          <w:rFonts w:hint="default" w:ascii="Impact" w:hAnsi="Impact" w:cs="Impact"/>
+          <w:sz w:val="56"/>
+          <w:szCs w:val="56"/>
+          <w:lang w:val="es-ES"/>
+        </w:rPr>
+        <w:t>Indice</w:t>
+      </w:r>
+    </w:p>
+    <w:p>
+      <w:pPr>
+        <w:jc w:val="both"/>
+        <w:rPr>
+          <w:rFonts w:hint="default" w:ascii="Times New Roman" w:hAnsi="Times New Roman" w:cs="Times New Roman"/>
+          <w:sz w:val="28"/>
+          <w:szCs w:val="28"/>
+          <w:lang w:val="es-ES"/>
+        </w:rPr>
+      </w:pPr>
+      <w:r>
+        <w:rPr>
+          <w:rFonts w:hint="default" w:ascii="Times New Roman" w:hAnsi="Times New Roman" w:cs="Times New Roman"/>
+          <w:sz w:val="32"/>
+          <w:szCs w:val="32"/>
+          <w:lang w:val="es-ES"/>
+        </w:rPr>
+        <w:t>Estructuras secuenciales/ Base de datos</w:t>
+      </w:r>
+    </w:p>
+    <w:p>
+      <w:pPr>
+        <w:jc w:val="both"/>
+        <w:rPr>
+          <w:rFonts w:hint="default" w:ascii="Times New Roman" w:hAnsi="Times New Roman" w:cs="Times New Roman"/>
+          <w:sz w:val="28"/>
+          <w:szCs w:val="28"/>
+          <w:lang w:val="es-ES"/>
+        </w:rPr>
+      </w:pPr>
+      <w:r>
+        <w:rPr>
+          <w:rFonts w:hint="default" w:ascii="Times New Roman" w:hAnsi="Times New Roman" w:cs="Times New Roman"/>
+          <w:sz w:val="28"/>
+          <w:szCs w:val="28"/>
+          <w:lang w:val="es-ES"/>
+        </w:rPr>
+        <w:t>Variables</w:t>
+      </w:r>
+    </w:p>
+    <w:p>
+      <w:pPr>
+        <w:jc w:val="both"/>
+        <w:rPr>
+          <w:rFonts w:hint="default" w:ascii="Times New Roman" w:hAnsi="Times New Roman" w:cs="Times New Roman"/>
+          <w:sz w:val="28"/>
+          <w:szCs w:val="28"/>
+          <w:lang w:val="es-ES"/>
+        </w:rPr>
+      </w:pPr>
+      <w:r>
+        <w:rPr>
+          <w:rFonts w:hint="default" w:ascii="Times New Roman" w:hAnsi="Times New Roman" w:cs="Times New Roman"/>
+          <w:sz w:val="28"/>
+          <w:szCs w:val="28"/>
+          <w:lang w:val="es-ES"/>
+        </w:rPr>
+        <w:t>Listas</w:t>
+      </w:r>
+    </w:p>
+    <w:p>
+      <w:pPr>
+        <w:jc w:val="both"/>
+        <w:rPr>
+          <w:rFonts w:hint="default" w:ascii="Times New Roman" w:hAnsi="Times New Roman" w:cs="Times New Roman"/>
+          <w:sz w:val="28"/>
+          <w:szCs w:val="28"/>
+          <w:lang w:val="es-ES"/>
+        </w:rPr>
+      </w:pPr>
+      <w:r>
+        <w:rPr>
+          <w:rFonts w:hint="default" w:ascii="Times New Roman" w:hAnsi="Times New Roman" w:cs="Times New Roman"/>
+          <w:sz w:val="28"/>
+          <w:szCs w:val="28"/>
+          <w:lang w:val="es-ES"/>
+        </w:rPr>
+        <w:t>Diccionarios</w:t>
+      </w:r>
+    </w:p>
+    <w:p>
+      <w:pPr>
+        <w:jc w:val="both"/>
+        <w:rPr>
+          <w:rFonts w:hint="default" w:ascii="Times New Roman" w:hAnsi="Times New Roman" w:cs="Times New Roman"/>
+          <w:sz w:val="28"/>
+          <w:szCs w:val="28"/>
+          <w:lang w:val="es-ES"/>
+        </w:rPr>
+      </w:pPr>
+      <w:r>
+        <w:rPr>
+          <w:rFonts w:hint="default" w:ascii="Times New Roman" w:hAnsi="Times New Roman" w:cs="Times New Roman"/>
+          <w:sz w:val="28"/>
+          <w:szCs w:val="28"/>
+          <w:lang w:val="es-ES"/>
+        </w:rPr>
+        <w:t>Operadores matematicos</w:t>
+      </w:r>
+    </w:p>
+    <w:p>
+      <w:pPr>
+        <w:jc w:val="both"/>
+        <w:rPr>
+          <w:rFonts w:hint="default" w:ascii="Times New Roman" w:hAnsi="Times New Roman" w:cs="Times New Roman"/>
+          <w:sz w:val="32"/>
+          <w:szCs w:val="32"/>
+          <w:lang w:val="es-ES"/>
+        </w:rPr>
+      </w:pPr>
+      <w:r>
+        <w:rPr>
+          <w:rFonts w:hint="default" w:ascii="Times New Roman" w:hAnsi="Times New Roman" w:cs="Times New Roman"/>
+          <w:sz w:val="32"/>
+          <w:szCs w:val="32"/>
+          <w:lang w:val="es-ES"/>
+        </w:rPr>
+        <w:t>Estructuras condicionales</w:t>
+      </w:r>
+    </w:p>
+    <w:p>
+      <w:pPr>
+        <w:jc w:val="both"/>
+        <w:rPr>
+          <w:rFonts w:hint="default" w:ascii="Times New Roman" w:hAnsi="Times New Roman" w:cs="Times New Roman"/>
+          <w:sz w:val="28"/>
+          <w:szCs w:val="28"/>
+          <w:lang w:val="es-ES"/>
+        </w:rPr>
+      </w:pPr>
+      <w:r>
+        <w:rPr>
+          <w:rFonts w:hint="default" w:ascii="Times New Roman" w:hAnsi="Times New Roman" w:cs="Times New Roman"/>
+          <w:sz w:val="28"/>
+          <w:szCs w:val="28"/>
+          <w:lang w:val="es-ES"/>
+        </w:rPr>
+        <w:t>if, elif y else</w:t>
+      </w:r>
+    </w:p>
+    <w:p>
+      <w:pPr>
+        <w:jc w:val="both"/>
+        <w:rPr>
+          <w:rFonts w:hint="default" w:ascii="Times New Roman" w:hAnsi="Times New Roman" w:cs="Times New Roman"/>
+          <w:sz w:val="28"/>
+          <w:szCs w:val="28"/>
+          <w:lang w:val="es-ES"/>
+        </w:rPr>
+      </w:pPr>
+      <w:r>
+        <w:rPr>
+          <w:rFonts w:hint="default" w:ascii="Times New Roman" w:hAnsi="Times New Roman" w:cs="Times New Roman"/>
+          <w:sz w:val="28"/>
+          <w:szCs w:val="28"/>
+          <w:lang w:val="es-ES"/>
+        </w:rPr>
+        <w:t>Operadores condicionales</w:t>
+      </w:r>
+    </w:p>
+    <w:p>
+      <w:pPr>
+        <w:jc w:val="both"/>
+        <w:rPr>
+          <w:rFonts w:hint="default" w:ascii="Times New Roman" w:hAnsi="Times New Roman" w:cs="Times New Roman"/>
+          <w:sz w:val="32"/>
+          <w:szCs w:val="32"/>
+          <w:lang w:val="es-ES"/>
+        </w:rPr>
+      </w:pPr>
+      <w:r>
+        <w:rPr>
+          <w:rFonts w:hint="default" w:ascii="Times New Roman" w:hAnsi="Times New Roman" w:cs="Times New Roman"/>
+          <w:sz w:val="32"/>
+          <w:szCs w:val="32"/>
+          <w:lang w:val="es-ES"/>
+        </w:rPr>
+        <w:t>Estructuras Repetitivas</w:t>
+      </w:r>
+    </w:p>
+    <w:p>
+      <w:pPr>
+        <w:jc w:val="both"/>
+        <w:rPr>
+          <w:rFonts w:hint="default" w:ascii="Times New Roman" w:hAnsi="Times New Roman" w:cs="Times New Roman"/>
+          <w:sz w:val="20"/>
+          <w:lang w:val="es-ES"/>
+        </w:rPr>
+      </w:pPr>
+      <w:r>
+        <w:rPr>
+          <w:rFonts w:hint="default" w:ascii="Times New Roman" w:hAnsi="Times New Roman" w:cs="Times New Roman"/>
+          <w:sz w:val="20"/>
+          <w:lang w:val="es-ES"/>
+        </w:rPr>
+        <w:t>While</w:t>
+      </w:r>
+    </w:p>
+    <w:p>
+      <w:pPr>
+        <w:jc w:val="both"/>
+        <w:rPr>
+          <w:rFonts w:hint="default" w:ascii="Times New Roman" w:hAnsi="Times New Roman" w:cs="Times New Roman"/>
+          <w:sz w:val="20"/>
+          <w:lang w:val="es-ES"/>
+        </w:rPr>
+      </w:pPr>
+      <w:r>
+        <w:rPr>
+          <w:rFonts w:hint="default" w:ascii="Times New Roman" w:hAnsi="Times New Roman" w:cs="Times New Roman"/>
+          <w:sz w:val="20"/>
+          <w:lang w:val="es-ES"/>
+        </w:rPr>
+        <w:t>For</w:t>
+      </w:r>
+    </w:p>
+    <w:p>
+      <w:pPr>
+        <w:jc w:val="both"/>
+        <w:rPr>
+          <w:rFonts w:hint="default" w:ascii="Times New Roman" w:hAnsi="Times New Roman" w:cs="Times New Roman"/>
+          <w:sz w:val="20"/>
+          <w:lang w:val="es-ES"/>
+        </w:rPr>
+      </w:pPr>
+      <w:r>
+        <w:rPr>
+          <w:rFonts w:hint="default" w:ascii="Times New Roman" w:hAnsi="Times New Roman" w:cs="Times New Roman"/>
+          <w:sz w:val="20"/>
+          <w:lang w:val="es-ES"/>
+        </w:rPr>
+        <w:t>Manejo de errores</w:t>
+      </w:r>
+    </w:p>
+    <w:p>
+      <w:pPr>
+        <w:jc w:val="both"/>
+        <w:rPr>
+          <w:rFonts w:hint="default" w:ascii="Times New Roman" w:hAnsi="Times New Roman" w:cs="Times New Roman"/>
+          <w:sz w:val="20"/>
+          <w:lang w:val="es-ES"/>
+        </w:rPr>
+      </w:pPr>
+      <w:r>
+        <w:rPr>
+          <w:rFonts w:hint="default" w:ascii="Times New Roman" w:hAnsi="Times New Roman" w:cs="Times New Roman"/>
+          <w:sz w:val="20"/>
+          <w:lang w:val="es-ES"/>
+        </w:rPr>
+        <w:t>Try, Except</w:t>
+      </w:r>
+    </w:p>
+    <w:p>
+      <w:pPr>
+        <w:jc w:val="both"/>
+        <w:rPr>
+          <w:rFonts w:hint="default" w:ascii="Times New Roman" w:hAnsi="Times New Roman" w:cs="Times New Roman"/>
+          <w:sz w:val="20"/>
+          <w:lang w:val="es-ES"/>
+        </w:rPr>
+      </w:pPr>
+      <w:r>
+        <w:rPr>
+          <w:rFonts w:hint="default" w:ascii="Times New Roman" w:hAnsi="Times New Roman" w:cs="Times New Roman"/>
+          <w:sz w:val="20"/>
+          <w:lang w:val="es-ES"/>
+        </w:rPr>
+        <w:t>Manejo de archivos</w:t>
+      </w:r>
+    </w:p>
+    <w:p>
+      <w:pPr>
+        <w:jc w:val="both"/>
+        <w:rPr>
+          <w:rFonts w:hint="default" w:ascii="Times New Roman" w:hAnsi="Times New Roman" w:cs="Times New Roman"/>
+          <w:sz w:val="20"/>
+          <w:lang w:val="es-ES"/>
+        </w:rPr>
+      </w:pPr>
+      <w:r>
+        <w:rPr>
+          <w:sz w:val="20"/>
+        </w:rPr>
         <mc:AlternateContent>
           <mc:Choice Requires="wps">
             <w:drawing>
-              <wp:anchor distT="0" distB="0" distL="114300" distR="114300" simplePos="0" relativeHeight="251663360" behindDoc="0" locked="0" layoutInCell="1" allowOverlap="1">
+              <wp:anchor distT="0" distB="0" distL="114300" distR="114300" simplePos="0" relativeHeight="251681792" behindDoc="0" locked="0" layoutInCell="1" allowOverlap="1">
                 <wp:simplePos x="0" y="0"/>
                 <wp:positionH relativeFrom="column">
-                  <wp:posOffset>55245</wp:posOffset>
+                  <wp:posOffset>3098165</wp:posOffset>
                 </wp:positionH>
                 <wp:positionV relativeFrom="paragraph">
-                  <wp:posOffset>860425</wp:posOffset>
+                  <wp:posOffset>6077585</wp:posOffset>
                 </wp:positionV>
-                <wp:extent cx="4991735" cy="1213485"/>
+                <wp:extent cx="215900" cy="215900"/>
                 <wp:effectExtent l="0" t="0" r="0" b="0"/>
                 <wp:wrapNone/>
-                <wp:docPr id="7" name="Cuadro de texto 7"/>
+                <wp:docPr id="59" name="Óvalo 59"/>
                 <wp:cNvGraphicFramePr/>
                 <a:graphic xmlns:a="http://schemas.openxmlformats.org/drawingml/2006/main">
                   <a:graphicData uri="http://schemas.microsoft.com/office/word/2010/wordprocessingShape">
                     <wps:wsp>
-                      <wps:cNvSpPr txBox="1"/>
+                      <wps:cNvSpPr/>
                       <wps:spPr>
                         <a:xfrm>
-                          <a:off x="0" y="0"/>
-                          <a:ext cx="4991735" cy="1213485"/>
+                          <a:off x="3637915" y="9839960"/>
+                          <a:ext cx="215900" cy="215900"/>
                         </a:xfrm>
-                        <a:prstGeom prst="rect">
+                        <a:prstGeom prst="ellipse">
                           <a:avLst/>
                         </a:prstGeom>
                         <a:noFill/>
-                        <a:ln w="6350">
-                          <a:noFill/>
+                        <a:ln w="19050">
+                          <a:solidFill>
+                            <a:srgbClr val="7F7F7F"/>
+                          </a:solidFill>
+                          <a:prstDash val="sysDash"/>
                         </a:ln>
+                        <a:extLst>
+                          <a:ext uri="{909E8E84-426E-40DD-AFC4-6F175D3DCCD1}">
+                            <a14:hiddenFill xmlns:a14="http://schemas.microsoft.com/office/drawing/2010/main">
+                              <a:solidFill>
+                                <a:schemeClr val="accent1"/>
+                              </a:solidFill>
+                            </a14:hiddenFill>
+                          </a:ext>
+                        </a:extLst>
                       </wps:spPr>
                       <wps:style>
-                        <a:lnRef idx="0">
-                          <a:schemeClr val="accent1"/>
+                        <a:lnRef idx="2">
+                          <a:schemeClr val="accent1">
+                            <a:lumMod val="75000"/>
+                          </a:schemeClr>
                         </a:lnRef>
-                        <a:fillRef idx="0">
+                        <a:fillRef idx="1">
                           <a:schemeClr val="accent1"/>
                         </a:fillRef>
                         <a:effectRef idx="0">
-                          <a:schemeClr val="accent1"/>
+                          <a:srgbClr val="FFFFFF"/>
                         </a:effectRef>
                         <a:fontRef idx="minor">
-                          <a:schemeClr val="dk1"/>
+                          <a:schemeClr val="lt1"/>
                         </a:fontRef>
                       </wps:style>
-                      <wps:txbx>
-                        <w:txbxContent>
-                          <w:p>
-                            <w:pPr>
-                              <w:jc w:val="center"/>
-                              <w:rPr>
-                                <w:rFonts w:hint="default" w:ascii="Impact" w:hAnsi="Impact" w:cs="Impact"/>
-                                <w:sz w:val="112"/>
-                                <w:szCs w:val="112"/>
-                                <w:lang w:val="es-ES"/>
-                              </w:rPr>
-                            </w:pPr>
-                            <w:r>
-                              <w:rPr>
-                                <w:rFonts w:hint="default" w:ascii="Impact" w:hAnsi="Impact" w:cs="Impact"/>
-                                <w:sz w:val="112"/>
-                                <w:szCs w:val="112"/>
-                                <w:lang w:val="es-ES"/>
-                              </w:rPr>
-                              <w:t>Programacion I</w:t>
-                            </w:r>
-                          </w:p>
-                        </w:txbxContent>
-                      </wps:txbx>
-                      <wps:bodyPr rot="0" spcFirstLastPara="0" vertOverflow="overflow" horzOverflow="overflow" vert="horz" wrap="square" lIns="91440" tIns="45720" rIns="91440" bIns="45720" numCol="1" spcCol="0" rtlCol="0" fromWordArt="0" anchor="t" anchorCtr="0" forceAA="0" compatLnSpc="1">
+                      <wps:bodyPr rot="0" spcFirstLastPara="0" vertOverflow="overflow" horzOverflow="overflow" vert="horz" wrap="square" lIns="91440" tIns="45720" rIns="91440" bIns="45720" numCol="1" spcCol="0" rtlCol="0" fromWordArt="0" anchor="ctr" anchorCtr="0" forceAA="0" compatLnSpc="1">
                         <a:noAutofit/>
                       </wps:bodyPr>
                     </wps:wsp>
@@ -606,35 +1102,11 @@
           </mc:Choice>
           <mc:Fallback>
             <w:pict>
-              <v:shape id="_x0000_s1026" o:spid="_x0000_s1026" o:spt="202" type="#_x0000_t202" style="position:absolute;left:0pt;margin-left:4.35pt;margin-top:67.75pt;height:95.55pt;width:393.05pt;z-index:251663360;mso-width-relative:page;mso-height-relative:page;" filled="f" stroked="f" coordsize="21600,21600" o:gfxdata="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">
+              <v:shape id="_x0000_s1026" o:spid="_x0000_s1026" o:spt="3" type="#_x0000_t3" style="position:absolute;left:0pt;margin-left:243.95pt;margin-top:478.55pt;height:17pt;width:17pt;z-index:251681792;v-text-anchor:middle;mso-width-relative:page;mso-height-relative:page;" filled="f" stroked="t" coordsize="21600,21600" o:gfxdata="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">
                 <v:fill on="f" focussize="0,0"/>
-                <v:stroke on="f" weight="0.5pt"/>
+                <v:stroke weight="1.5pt" color="#7F7F7F [2404]" miterlimit="8" joinstyle="miter" dashstyle="3 1"/>
                 <v:imagedata o:title=""/>
                 <o:lock v:ext="edit" aspectratio="f"/>
-                <v:textbox>
-                  <w:txbxContent>
-                    <w:p>
-                      <w:pPr>
-                        <w:jc w:val="center"/>
-                        <w:rPr>
-                          <w:rFonts w:hint="default" w:ascii="Impact" w:hAnsi="Impact" w:cs="Impact"/>
-                          <w:sz w:val="112"/>
-                          <w:szCs w:val="112"/>
-                          <w:lang w:val="es-ES"/>
-                        </w:rPr>
-                      </w:pPr>
-                      <w:r>
-                        <w:rPr>
-                          <w:rFonts w:hint="default" w:ascii="Impact" w:hAnsi="Impact" w:cs="Impact"/>
-                          <w:sz w:val="112"/>
-                          <w:szCs w:val="112"/>
-                          <w:lang w:val="es-ES"/>
-                        </w:rPr>
-                        <w:t>Programacion I</w:t>
-                      </w:r>
-                    </w:p>
-                  </w:txbxContent>
-                </v:textbox>
               </v:shape>
             </w:pict>
           </mc:Fallback>
@@ -644,386 +1116,70 @@
         <w:rPr>
           <w:rFonts w:hint="default" w:ascii="Times New Roman" w:hAnsi="Times New Roman" w:cs="Times New Roman"/>
           <w:sz w:val="20"/>
+          <w:lang w:val="es-ES"/>
+        </w:rPr>
+        <w:br w:type="page"/>
+      </w:r>
+    </w:p>
+    <w:p>
+      <w:pPr>
+        <w:rPr>
+          <w:rFonts w:hint="default" w:ascii="Times New Roman" w:hAnsi="Times New Roman" w:cs="Times New Roman"/>
+          <w:sz w:val="20"/>
+          <w:lang w:val="es-ES"/>
+        </w:rPr>
+      </w:pPr>
+      <w:r>
+        <w:rPr>
+          <w:rFonts w:hint="default" w:ascii="Times New Roman" w:hAnsi="Times New Roman" w:cs="Times New Roman"/>
+          <w:sz w:val="20"/>
+          <w:lang w:val="es-ES"/>
+        </w:rPr>
+        <w:t>En el programa hemos usado varias funciones internas del python y tambien externas.</w:t>
+      </w:r>
+    </w:p>
+    <w:p>
+      <w:pPr>
+        <w:rPr>
+          <w:rFonts w:hint="default" w:ascii="Times New Roman" w:hAnsi="Times New Roman" w:cs="Times New Roman"/>
+          <w:sz w:val="20"/>
+          <w:lang w:val="es-ES"/>
+        </w:rPr>
+      </w:pPr>
+      <w:r>
+        <w:rPr>
+          <w:rFonts w:hint="default" w:ascii="Times New Roman" w:hAnsi="Times New Roman" w:cs="Times New Roman"/>
+          <w:sz w:val="20"/>
+          <w:lang w:val="es-ES"/>
+        </w:rPr>
+        <w:br w:type="textWrapping"/>
+      </w:r>
+      <w:r>
+        <w:rPr>
+          <w:rFonts w:hint="default" w:ascii="Times New Roman" w:hAnsi="Times New Roman" w:cs="Times New Roman"/>
+          <w:sz w:val="20"/>
+          <w:lang w:val="es-ES"/>
+        </w:rPr>
+        <w:t>Variables:</w:t>
+      </w:r>
+    </w:p>
+    <w:p>
+      <w:pPr>
+        <w:rPr>
+          <w:rFonts w:hint="default" w:ascii="Times New Roman" w:hAnsi="Times New Roman" w:cs="Times New Roman"/>
+          <w:sz w:val="20"/>
+          <w:lang w:val="es-ES"/>
+        </w:rPr>
+      </w:pPr>
+      <w:r>
+        <w:rPr>
+          <w:rFonts w:hint="default" w:ascii="Times New Roman" w:hAnsi="Times New Roman" w:cs="Times New Roman"/>
+          <w:sz w:val="20"/>
         </w:rPr>
         <mc:AlternateContent>
           <mc:Choice Requires="wps">
             <w:drawing>
-              <wp:anchor distT="0" distB="0" distL="114300" distR="114300" simplePos="0" relativeHeight="251661312" behindDoc="0" locked="0" layoutInCell="1" allowOverlap="1">
-                <wp:simplePos x="0" y="0"/>
-                <wp:positionH relativeFrom="column">
-                  <wp:posOffset>1068705</wp:posOffset>
-                </wp:positionH>
-                <wp:positionV relativeFrom="paragraph">
-                  <wp:posOffset>38100</wp:posOffset>
-                </wp:positionV>
-                <wp:extent cx="2964815" cy="723900"/>
-                <wp:effectExtent l="0" t="0" r="6985" b="0"/>
-                <wp:wrapNone/>
-                <wp:docPr id="2" name="Cuadro de texto 2"/>
-                <wp:cNvGraphicFramePr/>
-                <a:graphic xmlns:a="http://schemas.openxmlformats.org/drawingml/2006/main">
-                  <a:graphicData uri="http://schemas.microsoft.com/office/word/2010/wordprocessingShape">
-                    <wps:wsp>
-                      <wps:cNvSpPr txBox="1"/>
-                      <wps:spPr>
-                        <a:xfrm>
-                          <a:off x="1649730" y="1642745"/>
-                          <a:ext cx="2964815" cy="723900"/>
-                        </a:xfrm>
-                        <a:prstGeom prst="rect">
-                          <a:avLst/>
-                        </a:prstGeom>
-                        <a:noFill/>
-                        <a:ln w="6350">
-                          <a:noFill/>
-                        </a:ln>
-                      </wps:spPr>
-                      <wps:style>
-                        <a:lnRef idx="0">
-                          <a:schemeClr val="accent1"/>
-                        </a:lnRef>
-                        <a:fillRef idx="0">
-                          <a:schemeClr val="accent1"/>
-                        </a:fillRef>
-                        <a:effectRef idx="0">
-                          <a:schemeClr val="accent1"/>
-                        </a:effectRef>
-                        <a:fontRef idx="minor">
-                          <a:schemeClr val="dk1"/>
-                        </a:fontRef>
-                      </wps:style>
-                      <wps:txbx>
-                        <w:txbxContent>
-                          <w:p>
-                            <w:pPr>
-                              <w:jc w:val="center"/>
-                              <w:rPr>
-                                <w:rFonts w:hint="default" w:ascii="Impact" w:hAnsi="Impact" w:cs="Impact"/>
-                                <w:sz w:val="96"/>
-                                <w:szCs w:val="96"/>
-                                <w:lang w:val="es-ES"/>
-                              </w:rPr>
-                            </w:pPr>
-                            <w:r>
-                              <w:rPr>
-                                <w:rFonts w:hint="default" w:ascii="Impact" w:hAnsi="Impact" w:cs="Impact"/>
-                                <w:sz w:val="96"/>
-                                <w:szCs w:val="96"/>
-                                <w:lang w:val="es-ES"/>
-                              </w:rPr>
-                              <w:t>Informe</w:t>
-                            </w:r>
-                          </w:p>
-                        </w:txbxContent>
-                      </wps:txbx>
-                      <wps:bodyPr rot="0" spcFirstLastPara="0" vertOverflow="overflow" horzOverflow="overflow" vert="horz" wrap="square" lIns="91440" tIns="45720" rIns="91440" bIns="45720" numCol="1" spcCol="0" rtlCol="0" fromWordArt="0" anchor="t" anchorCtr="0" forceAA="0" compatLnSpc="1">
-                        <a:noAutofit/>
-                      </wps:bodyPr>
-                    </wps:wsp>
-                  </a:graphicData>
-                </a:graphic>
-              </wp:anchor>
-            </w:drawing>
-          </mc:Choice>
-          <mc:Fallback>
-            <w:pict>
-              <v:shape id="_x0000_s1026" o:spid="_x0000_s1026" o:spt="202" type="#_x0000_t202" style="position:absolute;left:0pt;margin-left:84.15pt;margin-top:3pt;height:57pt;width:233.45pt;z-index:251661312;mso-width-relative:page;mso-height-relative:page;" filled="f" stroked="f" coordsize="21600,21600" o:gfxdata="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">
-                <v:fill on="f" focussize="0,0"/>
-                <v:stroke on="f" weight="0.5pt"/>
-                <v:imagedata o:title=""/>
-                <o:lock v:ext="edit" aspectratio="f"/>
-                <v:textbox>
-                  <w:txbxContent>
-                    <w:p>
-                      <w:pPr>
-                        <w:jc w:val="center"/>
-                        <w:rPr>
-                          <w:rFonts w:hint="default" w:ascii="Impact" w:hAnsi="Impact" w:cs="Impact"/>
-                          <w:sz w:val="96"/>
-                          <w:szCs w:val="96"/>
-                          <w:lang w:val="es-ES"/>
-                        </w:rPr>
-                      </w:pPr>
-                      <w:r>
-                        <w:rPr>
-                          <w:rFonts w:hint="default" w:ascii="Impact" w:hAnsi="Impact" w:cs="Impact"/>
-                          <w:sz w:val="96"/>
-                          <w:szCs w:val="96"/>
-                          <w:lang w:val="es-ES"/>
-                        </w:rPr>
-                        <w:t>Informe</w:t>
-                      </w:r>
-                    </w:p>
-                  </w:txbxContent>
-                </v:textbox>
-              </v:shape>
-            </w:pict>
-          </mc:Fallback>
-        </mc:AlternateContent>
-      </w:r>
-      <w:r>
-        <w:rPr>
-          <w:rFonts w:hint="default" w:ascii="Times New Roman" w:hAnsi="Times New Roman" w:cs="Times New Roman"/>
-          <w:sz w:val="20"/>
-        </w:rPr>
-        <w:br w:type="page"/>
-      </w:r>
-    </w:p>
-    <w:p>
-      <w:pPr>
-        <w:jc w:val="center"/>
-        <w:rPr>
-          <w:rFonts w:hint="default" w:ascii="Impact" w:hAnsi="Impact" w:cs="Impact"/>
-          <w:sz w:val="56"/>
-          <w:szCs w:val="56"/>
-          <w:lang w:val="es-ES"/>
-        </w:rPr>
-      </w:pPr>
-      <w:r>
-        <w:rPr>
-          <w:rFonts w:hint="default" w:ascii="Impact" w:hAnsi="Impact" w:cs="Impact"/>
-          <w:sz w:val="56"/>
-          <w:szCs w:val="56"/>
-          <w:lang w:val="es-ES"/>
-        </w:rPr>
-        <w:t>Indice</w:t>
-      </w:r>
-    </w:p>
-    <w:p>
-      <w:pPr>
-        <w:jc w:val="both"/>
-        <w:rPr>
-          <w:rFonts w:hint="default" w:ascii="Times New Roman" w:hAnsi="Times New Roman" w:cs="Times New Roman"/>
-          <w:sz w:val="28"/>
-          <w:szCs w:val="28"/>
-          <w:lang w:val="es-ES"/>
-        </w:rPr>
-      </w:pPr>
-      <w:r>
-        <w:rPr>
-          <w:rFonts w:hint="default" w:ascii="Times New Roman" w:hAnsi="Times New Roman" w:cs="Times New Roman"/>
-          <w:sz w:val="32"/>
-          <w:szCs w:val="32"/>
-          <w:lang w:val="es-ES"/>
-        </w:rPr>
-        <w:t>Estructuras secuenciales</w:t>
-      </w:r>
-    </w:p>
-    <w:p>
-      <w:pPr>
-        <w:jc w:val="both"/>
-        <w:rPr>
-          <w:rFonts w:hint="default" w:ascii="Times New Roman" w:hAnsi="Times New Roman" w:cs="Times New Roman"/>
-          <w:sz w:val="28"/>
-          <w:szCs w:val="28"/>
-          <w:lang w:val="es-ES"/>
-        </w:rPr>
-      </w:pPr>
-      <w:r>
-        <w:rPr>
-          <w:rFonts w:hint="default" w:ascii="Times New Roman" w:hAnsi="Times New Roman" w:cs="Times New Roman"/>
-          <w:sz w:val="28"/>
-          <w:szCs w:val="28"/>
-          <w:lang w:val="es-ES"/>
-        </w:rPr>
-        <w:t>Variables</w:t>
-      </w:r>
-    </w:p>
-    <w:p>
-      <w:pPr>
-        <w:jc w:val="both"/>
-        <w:rPr>
-          <w:rFonts w:hint="default" w:ascii="Times New Roman" w:hAnsi="Times New Roman" w:cs="Times New Roman"/>
-          <w:sz w:val="28"/>
-          <w:szCs w:val="28"/>
-          <w:lang w:val="es-ES"/>
-        </w:rPr>
-      </w:pPr>
-      <w:r>
-        <w:rPr>
-          <w:rFonts w:hint="default" w:ascii="Times New Roman" w:hAnsi="Times New Roman" w:cs="Times New Roman"/>
-          <w:sz w:val="28"/>
-          <w:szCs w:val="28"/>
-          <w:lang w:val="es-ES"/>
-        </w:rPr>
-        <w:t>Listas</w:t>
-      </w:r>
-    </w:p>
-    <w:p>
-      <w:pPr>
-        <w:jc w:val="both"/>
-        <w:rPr>
-          <w:rFonts w:hint="default" w:ascii="Times New Roman" w:hAnsi="Times New Roman" w:cs="Times New Roman"/>
-          <w:sz w:val="28"/>
-          <w:szCs w:val="28"/>
-          <w:lang w:val="es-ES"/>
-        </w:rPr>
-      </w:pPr>
-      <w:r>
-        <w:rPr>
-          <w:rFonts w:hint="default" w:ascii="Times New Roman" w:hAnsi="Times New Roman" w:cs="Times New Roman"/>
-          <w:sz w:val="28"/>
-          <w:szCs w:val="28"/>
-          <w:lang w:val="es-ES"/>
-        </w:rPr>
-        <w:t>Diccionarios</w:t>
-      </w:r>
-    </w:p>
-    <w:p>
-      <w:pPr>
-        <w:jc w:val="both"/>
-        <w:rPr>
-          <w:rFonts w:hint="default" w:ascii="Times New Roman" w:hAnsi="Times New Roman" w:cs="Times New Roman"/>
-          <w:sz w:val="32"/>
-          <w:szCs w:val="32"/>
-          <w:lang w:val="es-ES"/>
-        </w:rPr>
-      </w:pPr>
-      <w:r>
-        <w:rPr>
-          <w:rFonts w:hint="default" w:ascii="Times New Roman" w:hAnsi="Times New Roman" w:cs="Times New Roman"/>
-          <w:sz w:val="32"/>
-          <w:szCs w:val="32"/>
-          <w:lang w:val="es-ES"/>
-        </w:rPr>
-        <w:t>Estructuras condicionales</w:t>
-      </w:r>
-    </w:p>
-    <w:p>
-      <w:pPr>
-        <w:jc w:val="both"/>
-        <w:rPr>
-          <w:rFonts w:hint="default" w:ascii="Times New Roman" w:hAnsi="Times New Roman" w:cs="Times New Roman"/>
-          <w:sz w:val="28"/>
-          <w:szCs w:val="28"/>
-          <w:lang w:val="es-ES"/>
-        </w:rPr>
-      </w:pPr>
-      <w:r>
-        <w:rPr>
-          <w:rFonts w:hint="default" w:ascii="Times New Roman" w:hAnsi="Times New Roman" w:cs="Times New Roman"/>
-          <w:sz w:val="28"/>
-          <w:szCs w:val="28"/>
-          <w:lang w:val="es-ES"/>
-        </w:rPr>
-        <w:t>if, elif y else</w:t>
-      </w:r>
-    </w:p>
-    <w:p>
-      <w:pPr>
-        <w:jc w:val="both"/>
-        <w:rPr>
-          <w:rFonts w:hint="default" w:ascii="Times New Roman" w:hAnsi="Times New Roman" w:cs="Times New Roman"/>
-          <w:sz w:val="32"/>
-          <w:szCs w:val="32"/>
-          <w:lang w:val="es-ES"/>
-        </w:rPr>
-      </w:pPr>
-      <w:r>
-        <w:rPr>
-          <w:rFonts w:hint="default" w:ascii="Times New Roman" w:hAnsi="Times New Roman" w:cs="Times New Roman"/>
-          <w:sz w:val="32"/>
-          <w:szCs w:val="32"/>
-          <w:lang w:val="es-ES"/>
-        </w:rPr>
-        <w:t>Estructuras Repetitivas</w:t>
-      </w:r>
-    </w:p>
-    <w:p>
-      <w:pPr>
-        <w:jc w:val="both"/>
-        <w:rPr>
-          <w:rFonts w:hint="default" w:ascii="Times New Roman" w:hAnsi="Times New Roman" w:cs="Times New Roman"/>
-          <w:sz w:val="20"/>
-          <w:lang w:val="es-ES"/>
-        </w:rPr>
-      </w:pPr>
-      <w:r>
-        <w:rPr>
-          <w:rFonts w:hint="default" w:ascii="Times New Roman" w:hAnsi="Times New Roman" w:cs="Times New Roman"/>
-          <w:sz w:val="20"/>
-          <w:lang w:val="es-ES"/>
-        </w:rPr>
-        <w:t>While</w:t>
-      </w:r>
-    </w:p>
-    <w:p>
-      <w:pPr>
-        <w:jc w:val="both"/>
-        <w:rPr>
-          <w:rFonts w:hint="default" w:ascii="Times New Roman" w:hAnsi="Times New Roman" w:cs="Times New Roman"/>
-          <w:sz w:val="20"/>
-          <w:lang w:val="es-ES"/>
-        </w:rPr>
-      </w:pPr>
-      <w:r>
-        <w:rPr>
-          <w:rFonts w:hint="default" w:ascii="Times New Roman" w:hAnsi="Times New Roman" w:cs="Times New Roman"/>
-          <w:sz w:val="20"/>
-          <w:lang w:val="es-ES"/>
-        </w:rPr>
-        <w:br w:type="page"/>
-      </w:r>
-    </w:p>
-    <w:p>
-      <w:pPr>
-        <w:rPr>
-          <w:rFonts w:hint="default" w:ascii="Times New Roman" w:hAnsi="Times New Roman" w:cs="Times New Roman"/>
-          <w:sz w:val="20"/>
-          <w:lang w:val="es-ES"/>
-        </w:rPr>
-      </w:pPr>
-      <w:r>
-        <w:rPr>
-          <w:rFonts w:hint="default" w:ascii="Times New Roman" w:hAnsi="Times New Roman" w:cs="Times New Roman"/>
-          <w:sz w:val="20"/>
-          <w:lang w:val="es-ES"/>
-        </w:rPr>
-        <w:t>En el programa hemos usado varias funciones internas del python y tambien externas.</w:t>
-      </w:r>
-    </w:p>
-    <w:p>
-      <w:pPr>
-        <w:rPr>
-          <w:rFonts w:hint="default" w:ascii="Times New Roman" w:hAnsi="Times New Roman" w:cs="Times New Roman"/>
-          <w:sz w:val="20"/>
-          <w:lang w:val="es-ES"/>
-        </w:rPr>
-      </w:pPr>
-      <w:r>
-        <w:rPr>
-          <w:rFonts w:hint="default" w:ascii="Times New Roman" w:hAnsi="Times New Roman" w:cs="Times New Roman"/>
-          <w:sz w:val="20"/>
-          <w:lang w:val="es-ES"/>
-        </w:rPr>
-        <w:br w:type="textWrapping"/>
-      </w:r>
-      <w:r>
-        <w:rPr>
-          <w:rFonts w:hint="default" w:ascii="Times New Roman" w:hAnsi="Times New Roman" w:cs="Times New Roman"/>
-          <w:sz w:val="20"/>
-          <w:lang w:val="es-ES"/>
-        </w:rPr>
-        <w:t>Variables:</w:t>
-      </w:r>
-    </w:p>
-    <w:p>
-      <w:pPr>
-        <w:rPr>
-          <w:rFonts w:hint="default" w:ascii="Times New Roman" w:hAnsi="Times New Roman" w:cs="Times New Roman"/>
-          <w:sz w:val="20"/>
-          <w:lang w:val="es-ES"/>
-        </w:rPr>
-      </w:pPr>
-      <w:r>
-        <w:rPr>
-          <w:rFonts w:hint="default" w:ascii="Times New Roman" w:hAnsi="Times New Roman" w:cs="Times New Roman"/>
-          <w:sz w:val="20"/>
-        </w:rPr>
-        <mc:AlternateContent>
-          <mc:Choice Requires="wps">
-            <w:drawing>
-              <wp:anchor distT="0" distB="0" distL="114300" distR="114300" simplePos="0" relativeHeight="251669504" behindDoc="0" locked="0" layoutInCell="1" allowOverlap="1">
+              <wp:anchor distT="0" distB="0" distL="114300" distR="114300" simplePos="0" relativeHeight="251668480" behindDoc="0" locked="0" layoutInCell="1" allowOverlap="1">
                 <wp:simplePos x="0" y="0"/>
                 <wp:positionH relativeFrom="column">
                   <wp:posOffset>2272665</wp:posOffset>
@@ -1091,7 +1247,7 @@
                                           </pic:cNvPicPr>
                                         </pic:nvPicPr>
                                         <pic:blipFill>
-                                          <a:blip r:embed="rId5"/>
+                                          <a:blip r:embed="rId7"/>
                                           <a:srcRect t="45887" b="30606"/>
                                           <a:stretch>
                                             <a:fillRect/>
@@ -1147,7 +1303,7 @@
           </mc:Choice>
           <mc:Fallback>
             <w:pict>
-              <v:shape id="_x0000_s1026" o:spid="_x0000_s1026" o:spt="202" type="#_x0000_t202" style="position:absolute;left:0pt;margin-left:178.95pt;margin-top:11.7pt;height:51.8pt;width:147.85pt;z-index:251669504;mso-width-relative:page;mso-height-relative:page;" fillcolor="#FFFFFF [3201]" filled="t" stroked="f" coordsize="21600,21600" o:gfxdata="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">
+              <v:shape id="_x0000_s1026" o:spid="_x0000_s1026" o:spt="202" type="#_x0000_t202" style="position:absolute;left:0pt;margin-left:178.95pt;margin-top:11.7pt;height:51.8pt;width:147.85pt;z-index:251668480;mso-width-relative:page;mso-height-relative:page;" fillcolor="#FFFFFF [3201]" filled="t" stroked="f" coordsize="21600,21600" o:gfxdata="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">
                 <v:fill on="t" focussize="0,0"/>
                 <v:stroke on="f" weight="0.5pt"/>
                 <v:imagedata o:title=""/>
@@ -1174,7 +1330,7 @@
                                     </pic:cNvPicPr>
                                   </pic:nvPicPr>
                                   <pic:blipFill>
-                                    <a:blip r:embed="rId5"/>
+                                    <a:blip r:embed="rId7"/>
                                     <a:srcRect t="45887" b="30606"/>
                                     <a:stretch>
                                       <a:fillRect/>
@@ -1247,7 +1403,7 @@
         <mc:AlternateContent>
           <mc:Choice Requires="wps">
             <w:drawing>
-              <wp:anchor distT="0" distB="0" distL="114300" distR="114300" simplePos="0" relativeHeight="251667456" behindDoc="0" locked="0" layoutInCell="1" allowOverlap="1">
+              <wp:anchor distT="0" distB="0" distL="114300" distR="114300" simplePos="0" relativeHeight="251666432" behindDoc="0" locked="0" layoutInCell="1" allowOverlap="1">
                 <wp:simplePos x="0" y="0"/>
                 <wp:positionH relativeFrom="column">
                   <wp:posOffset>22225</wp:posOffset>
@@ -1315,7 +1471,7 @@
                                           </pic:cNvPicPr>
                                         </pic:nvPicPr>
                                         <pic:blipFill>
-                                          <a:blip r:embed="rId5"/>
+                                          <a:blip r:embed="rId7"/>
                                           <a:srcRect b="79784"/>
                                           <a:stretch>
                                             <a:fillRect/>
@@ -1371,7 +1527,7 @@
           </mc:Choice>
           <mc:Fallback>
             <w:pict>
-              <v:shape id="_x0000_s1026" o:spid="_x0000_s1026" o:spt="202" type="#_x0000_t202" style="position:absolute;left:0pt;margin-left:1.75pt;margin-top:2.65pt;height:48.2pt;width:152.15pt;z-index:251667456;mso-width-relative:page;mso-height-relative:page;" fillcolor="#FFFFFF [3201]" filled="t" stroked="f" coordsize="21600,21600" o:gfxdata="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">
+              <v:shape id="_x0000_s1026" o:spid="_x0000_s1026" o:spt="202" type="#_x0000_t202" style="position:absolute;left:0pt;margin-left:1.75pt;margin-top:2.65pt;height:48.2pt;width:152.15pt;z-index:251666432;mso-width-relative:page;mso-height-relative:page;" fillcolor="#FFFFFF [3201]" filled="t" stroked="f" coordsize="21600,21600" o:gfxdata="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">
                 <v:fill on="t" focussize="0,0"/>
                 <v:stroke on="f" weight="0.5pt"/>
                 <v:imagedata o:title=""/>
@@ -1398,7 +1554,7 @@
                                     </pic:cNvPicPr>
                                   </pic:nvPicPr>
                                   <pic:blipFill>
-                                    <a:blip r:embed="rId5"/>
+                                    <a:blip r:embed="rId7"/>
                                     <a:srcRect b="79784"/>
                                     <a:stretch>
                                       <a:fillRect/>
@@ -1455,6 +1611,8 @@
           <w:rFonts w:hint="default" w:ascii="Times New Roman" w:hAnsi="Times New Roman" w:cs="Times New Roman"/>
         </w:rPr>
       </w:pPr>
+      <w:bookmarkStart w:id="0" w:name="_GoBack"/>
+      <w:bookmarkEnd w:id="0"/>
     </w:p>
     <w:p>
       <w:pPr>
@@ -1488,7 +1646,7 @@
         <mc:AlternateContent>
           <mc:Choice Requires="wps">
             <w:drawing>
-              <wp:anchor distT="0" distB="0" distL="114300" distR="114300" simplePos="0" relativeHeight="251670528" behindDoc="0" locked="0" layoutInCell="1" allowOverlap="1">
+              <wp:anchor distT="0" distB="0" distL="114300" distR="114300" simplePos="0" relativeHeight="251669504" behindDoc="0" locked="0" layoutInCell="1" allowOverlap="1">
                 <wp:simplePos x="0" y="0"/>
                 <wp:positionH relativeFrom="column">
                   <wp:posOffset>2302510</wp:posOffset>
@@ -1556,7 +1714,7 @@
                                           </pic:cNvPicPr>
                                         </pic:nvPicPr>
                                         <pic:blipFill>
-                                          <a:blip r:embed="rId5"/>
+                                          <a:blip r:embed="rId7"/>
                                           <a:srcRect t="71775"/>
                                           <a:stretch>
                                             <a:fillRect/>
@@ -1612,7 +1770,7 @@
           </mc:Choice>
           <mc:Fallback>
             <w:pict>
-              <v:shape id="_x0000_s1026" o:spid="_x0000_s1026" o:spt="202" type="#_x0000_t202" style="position:absolute;left:0pt;margin-left:181.3pt;margin-top:0.75pt;height:55.4pt;width:148.95pt;z-index:251670528;mso-width-relative:page;mso-height-relative:page;" fillcolor="#FFFFFF [3201]" filled="t" stroked="f" coordsize="21600,21600" o:gfxdata="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">
+              <v:shape id="_x0000_s1026" o:spid="_x0000_s1026" o:spt="202" type="#_x0000_t202" style="position:absolute;left:0pt;margin-left:181.3pt;margin-top:0.75pt;height:55.4pt;width:148.95pt;z-index:251669504;mso-width-relative:page;mso-height-relative:page;" fillcolor="#FFFFFF [3201]" filled="t" stroked="f" coordsize="21600,21600" o:gfxdata="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">
                 <v:fill on="t" focussize="0,0"/>
                 <v:stroke on="f" weight="0.5pt"/>
                 <v:imagedata o:title=""/>
@@ -1639,7 +1797,7 @@
                                     </pic:cNvPicPr>
                                   </pic:nvPicPr>
                                   <pic:blipFill>
-                                    <a:blip r:embed="rId5"/>
+                                    <a:blip r:embed="rId7"/>
                                     <a:srcRect t="71775"/>
                                     <a:stretch>
                                       <a:fillRect/>
@@ -1697,7 +1855,7 @@
         <mc:AlternateContent>
           <mc:Choice Requires="wps">
             <w:drawing>
-              <wp:anchor distT="0" distB="0" distL="114300" distR="114300" simplePos="0" relativeHeight="251668480" behindDoc="0" locked="0" layoutInCell="1" allowOverlap="1">
+              <wp:anchor distT="0" distB="0" distL="114300" distR="114300" simplePos="0" relativeHeight="251667456" behindDoc="0" locked="0" layoutInCell="1" allowOverlap="1">
                 <wp:simplePos x="0" y="0"/>
                 <wp:positionH relativeFrom="column">
                   <wp:posOffset>10795</wp:posOffset>
@@ -1765,7 +1923,7 @@
                                           </pic:cNvPicPr>
                                         </pic:nvPicPr>
                                         <pic:blipFill>
-                                          <a:blip r:embed="rId5"/>
+                                          <a:blip r:embed="rId7"/>
                                           <a:srcRect t="20216" b="53810"/>
                                           <a:stretch>
                                             <a:fillRect/>
@@ -1821,7 +1979,7 @@
           </mc:Choice>
           <mc:Fallback>
             <w:pict>
-              <v:shape id="_x0000_s1026" o:spid="_x0000_s1026" o:spt="202" type="#_x0000_t202" style="position:absolute;left:0pt;margin-left:0.85pt;margin-top:3.15pt;height:51.8pt;width:148.55pt;z-index:251668480;mso-width-relative:page;mso-height-relative:page;" fillcolor="#FFFFFF [3201]" filled="t" stroked="f" coordsize="21600,21600" o:gfxdata="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">
+              <v:shape id="_x0000_s1026" o:spid="_x0000_s1026" o:spt="202" type="#_x0000_t202" style="position:absolute;left:0pt;margin-left:0.85pt;margin-top:3.15pt;height:51.8pt;width:148.55pt;z-index:251667456;mso-width-relative:page;mso-height-relative:page;" fillcolor="#FFFFFF [3201]" filled="t" stroked="f" coordsize="21600,21600" o:gfxdata="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">
                 <v:fill on="t" focussize="0,0"/>
                 <v:stroke on="f" weight="0.5pt"/>
                 <v:imagedata o:title=""/>
@@ -1848,7 +2006,7 @@
                                     </pic:cNvPicPr>
                                   </pic:nvPicPr>
                                   <pic:blipFill>
-                                    <a:blip r:embed="rId5"/>
+                                    <a:blip r:embed="rId7"/>
                                     <a:srcRect t="20216" b="53810"/>
                                     <a:stretch>
                                       <a:fillRect/>
@@ -1954,7 +2112,7 @@
     </w:p>
     <w:tbl>
       <w:tblPr>
-        <w:tblStyle w:val="6"/>
+        <w:tblStyle w:val="8"/>
         <w:tblW w:w="0" w:type="auto"/>
         <w:tblInd w:w="0" w:type="dxa"/>
         <w:tblBorders>
@@ -2042,7 +2200,7 @@
               <mc:AlternateContent>
                 <mc:Choice Requires="wps">
                   <w:drawing>
-                    <wp:anchor distT="0" distB="0" distL="114300" distR="114300" simplePos="0" relativeHeight="251672576" behindDoc="0" locked="0" layoutInCell="1" allowOverlap="1">
+                    <wp:anchor distT="0" distB="0" distL="114300" distR="114300" simplePos="0" relativeHeight="251671552" behindDoc="0" locked="0" layoutInCell="1" allowOverlap="1">
                       <wp:simplePos x="0" y="0"/>
                       <wp:positionH relativeFrom="column">
                         <wp:posOffset>3005455</wp:posOffset>
@@ -2119,7 +2277,7 @@
                                                 </pic:cNvPicPr>
                                               </pic:nvPicPr>
                                               <pic:blipFill>
-                                                <a:blip r:embed="rId6"/>
+                                                <a:blip r:embed="rId8"/>
                                                 <a:stretch>
                                                   <a:fillRect/>
                                                 </a:stretch>
@@ -2157,7 +2315,7 @@
                 </mc:Choice>
                 <mc:Fallback>
                   <w:pict>
-                    <v:shape id="_x0000_s1026" o:spid="_x0000_s1026" o:spt="202" type="#_x0000_t202" style="position:absolute;left:0pt;margin-left:236.65pt;margin-top:9.45pt;height:79.35pt;width:141.3pt;z-index:251672576;mso-width-relative:page;mso-height-relative:page;" fillcolor="#FFFFFF [3201]" filled="t" stroked="f" coordsize="21600,21600" o:gfxdata="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">
+                    <v:shape id="_x0000_s1026" o:spid="_x0000_s1026" o:spt="202" type="#_x0000_t202" style="position:absolute;left:0pt;margin-left:236.65pt;margin-top:9.45pt;height:79.35pt;width:141.3pt;z-index:251671552;mso-width-relative:page;mso-height-relative:page;" fillcolor="#FFFFFF [3201]" filled="t" stroked="f" coordsize="21600,21600" o:gfxdata="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">
                       <v:fill on="t" focussize="0,0"/>
                       <v:stroke on="f" weight="0.5pt"/>
                       <v:imagedata o:title=""/>
@@ -2193,7 +2351,7 @@
                                           </pic:cNvPicPr>
                                         </pic:nvPicPr>
                                         <pic:blipFill>
-                                          <a:blip r:embed="rId6"/>
+                                          <a:blip r:embed="rId8"/>
                                           <a:stretch>
                                             <a:fillRect/>
                                           </a:stretch>
@@ -2232,7 +2390,7 @@
               <mc:AlternateContent>
                 <mc:Choice Requires="wps">
                   <w:drawing>
-                    <wp:anchor distT="0" distB="0" distL="114300" distR="114300" simplePos="0" relativeHeight="251671552" behindDoc="0" locked="0" layoutInCell="1" allowOverlap="1">
+                    <wp:anchor distT="0" distB="0" distL="114300" distR="114300" simplePos="0" relativeHeight="251670528" behindDoc="0" locked="0" layoutInCell="1" allowOverlap="1">
                       <wp:simplePos x="0" y="0"/>
                       <wp:positionH relativeFrom="column">
                         <wp:posOffset>1103630</wp:posOffset>
@@ -2315,7 +2473,7 @@
                                                 </pic:cNvPicPr>
                                               </pic:nvPicPr>
                                               <pic:blipFill>
-                                                <a:blip r:embed="rId7"/>
+                                                <a:blip r:embed="rId9"/>
                                                 <a:stretch>
                                                   <a:fillRect/>
                                                 </a:stretch>
@@ -2354,7 +2512,7 @@
                 </mc:Choice>
                 <mc:Fallback>
                   <w:pict>
-                    <v:shape id="_x0000_s1026" o:spid="_x0000_s1026" o:spt="202" type="#_x0000_t202" style="position:absolute;left:0pt;margin-left:86.9pt;margin-top:6.55pt;height:90.4pt;width:141.3pt;z-index:251671552;mso-width-relative:page;mso-height-relative:page;" fillcolor="#FFFFFF [3201]" filled="t" stroked="f" coordsize="21600,21600" o:gfxdata="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">
+                    <v:shape id="_x0000_s1026" o:spid="_x0000_s1026" o:spt="202" type="#_x0000_t202" style="position:absolute;left:0pt;margin-left:86.9pt;margin-top:6.55pt;height:90.4pt;width:141.3pt;z-index:251670528;mso-width-relative:page;mso-height-relative:page;" fillcolor="#FFFFFF [3201]" filled="t" stroked="f" coordsize="21600,21600" o:gfxdata="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">
                       <v:fill on="t" focussize="0,0"/>
                       <v:stroke on="f" weight="0.5pt"/>
                       <v:imagedata o:title=""/>
@@ -2396,7 +2554,7 @@
                                           </pic:cNvPicPr>
                                         </pic:nvPicPr>
                                         <pic:blipFill>
-                                          <a:blip r:embed="rId7"/>
+                                          <a:blip r:embed="rId9"/>
                                           <a:stretch>
                                             <a:fillRect/>
                                           </a:stretch>
@@ -2986,7 +3144,7 @@
                     </pic:cNvPicPr>
                   </pic:nvPicPr>
                   <pic:blipFill>
-                    <a:blip r:embed="rId8"/>
+                    <a:blip r:embed="rId10"/>
                     <a:stretch>
                       <a:fillRect/>
                     </a:stretch>
@@ -3094,7 +3252,7 @@
                     </pic:cNvPicPr>
                   </pic:nvPicPr>
                   <pic:blipFill>
-                    <a:blip r:embed="rId9"/>
+                    <a:blip r:embed="rId11"/>
                     <a:stretch>
                       <a:fillRect/>
                     </a:stretch>
@@ -3119,6 +3277,63 @@
         </w:drawing>
       </w:r>
     </w:p>
+    <w:p>
+      <w:pPr>
+        <w:jc w:val="both"/>
+        <w:rPr>
+          <w:rFonts w:hint="default"/>
+          <w:lang w:val="es-ES"/>
+        </w:rPr>
+      </w:pPr>
+    </w:p>
+    <w:p>
+      <w:pPr>
+        <w:jc w:val="center"/>
+      </w:pPr>
+      <w:r>
+        <w:drawing>
+          <wp:inline distT="0" distB="0" distL="114300" distR="114300">
+            <wp:extent cx="2409825" cy="828675"/>
+            <wp:effectExtent l="0" t="0" r="9525" b="9525"/>
+            <wp:docPr id="32" name="Imagen 1"/>
+            <wp:cNvGraphicFramePr>
+              <a:graphicFrameLocks xmlns:a="http://schemas.openxmlformats.org/drawingml/2006/main" noChangeAspect="1"/>
+            </wp:cNvGraphicFramePr>
+            <a:graphic xmlns:a="http://schemas.openxmlformats.org/drawingml/2006/main">
+              <a:graphicData uri="http://schemas.openxmlformats.org/drawingml/2006/picture">
+                <pic:pic xmlns:pic="http://schemas.openxmlformats.org/drawingml/2006/picture">
+                  <pic:nvPicPr>
+                    <pic:cNvPr id="32" name="Imagen 1"/>
+                    <pic:cNvPicPr>
+                      <a:picLocks noChangeAspect="1"/>
+                    </pic:cNvPicPr>
+                  </pic:nvPicPr>
+                  <pic:blipFill>
+                    <a:blip r:embed="rId12"/>
+                    <a:stretch>
+                      <a:fillRect/>
+                    </a:stretch>
+                  </pic:blipFill>
+                  <pic:spPr>
+                    <a:xfrm>
+                      <a:off x="0" y="0"/>
+                      <a:ext cx="2409825" cy="828675"/>
+                    </a:xfrm>
+                    <a:prstGeom prst="rect">
+                      <a:avLst/>
+                    </a:prstGeom>
+                    <a:noFill/>
+                    <a:ln>
+                      <a:noFill/>
+                    </a:ln>
+                  </pic:spPr>
+                </pic:pic>
+              </a:graphicData>
+            </a:graphic>
+          </wp:inline>
+        </w:drawing>
+      </w:r>
+    </w:p>
     <w:p/>
     <w:p>
       <w:pPr>
@@ -3191,7 +3406,7 @@
                     </pic:cNvPicPr>
                   </pic:nvPicPr>
                   <pic:blipFill>
-                    <a:blip r:embed="rId10"/>
+                    <a:blip r:embed="rId13"/>
                     <a:stretch>
                       <a:fillRect/>
                     </a:stretch>
@@ -3224,6 +3439,558 @@
           <w:lang w:val="es-ES"/>
         </w:rPr>
       </w:pPr>
+      <w:r>
+        <w:rPr>
+          <w:sz w:val="20"/>
+        </w:rPr>
+        <mc:AlternateContent>
+          <mc:Choice Requires="wpg">
+            <w:drawing>
+              <wp:anchor distT="0" distB="0" distL="114300" distR="114300" simplePos="0" relativeHeight="251680768" behindDoc="0" locked="0" layoutInCell="1" allowOverlap="1">
+                <wp:simplePos x="0" y="0"/>
+                <wp:positionH relativeFrom="column">
+                  <wp:posOffset>3127375</wp:posOffset>
+                </wp:positionH>
+                <wp:positionV relativeFrom="paragraph">
+                  <wp:posOffset>5715</wp:posOffset>
+                </wp:positionV>
+                <wp:extent cx="1256030" cy="426720"/>
+                <wp:effectExtent l="5715" t="0" r="14605" b="0"/>
+                <wp:wrapNone/>
+                <wp:docPr id="54" name="Grupo 54"/>
+                <wp:cNvGraphicFramePr/>
+                <a:graphic xmlns:a="http://schemas.openxmlformats.org/drawingml/2006/main">
+                  <a:graphicData uri="http://schemas.microsoft.com/office/word/2010/wordprocessingGroup">
+                    <wpg:wgp>
+                      <wpg:cNvGrpSpPr/>
+                      <wpg:grpSpPr>
+                        <a:xfrm>
+                          <a:off x="0" y="0"/>
+                          <a:ext cx="1256030" cy="426720"/>
+                          <a:chOff x="7893" y="48501"/>
+                          <a:chExt cx="1978" cy="672"/>
+                        </a:xfrm>
+                      </wpg:grpSpPr>
+                      <wpg:grpSp>
+                        <wpg:cNvPr id="53" name="Grupo 53"/>
+                        <wpg:cNvGrpSpPr/>
+                        <wpg:grpSpPr>
+                          <a:xfrm>
+                            <a:off x="7893" y="48509"/>
+                            <a:ext cx="820" cy="664"/>
+                            <a:chOff x="7893" y="48509"/>
+                            <a:chExt cx="820" cy="664"/>
+                          </a:xfrm>
+                        </wpg:grpSpPr>
+                        <wps:wsp>
+                          <wps:cNvPr id="48" name="Llave izquierda 48"/>
+                          <wps:cNvSpPr/>
+                          <wps:spPr>
+                            <a:xfrm rot="16200000">
+                              <a:off x="8197" y="48205"/>
+                              <a:ext cx="213" cy="820"/>
+                            </a:xfrm>
+                            <a:prstGeom prst="leftBrace">
+                              <a:avLst>
+                                <a:gd name="adj1" fmla="val 0"/>
+                                <a:gd name="adj2" fmla="val 50000"/>
+                              </a:avLst>
+                            </a:prstGeom>
+                            <a:ln>
+                              <a:solidFill>
+                                <a:schemeClr val="tx1"/>
+                              </a:solidFill>
+                            </a:ln>
+                          </wps:spPr>
+                          <wps:style>
+                            <a:lnRef idx="2">
+                              <a:schemeClr val="accent1"/>
+                            </a:lnRef>
+                            <a:fillRef idx="0">
+                              <a:srgbClr val="FFFFFF"/>
+                            </a:fillRef>
+                            <a:effectRef idx="0">
+                              <a:srgbClr val="FFFFFF"/>
+                            </a:effectRef>
+                            <a:fontRef idx="minor">
+                              <a:schemeClr val="tx1"/>
+                            </a:fontRef>
+                          </wps:style>
+                          <wps:txbx>
+                            <w:txbxContent>
+                              <w:p>
+                                <w:pPr>
+                                  <w:jc w:val="center"/>
+                                </w:pPr>
+                              </w:p>
+                            </w:txbxContent>
+                          </wps:txbx>
+                          <wps:bodyPr/>
+                        </wps:wsp>
+                        <wps:wsp>
+                          <wps:cNvPr id="49" name="Cuadro de texto 49"/>
+                          <wps:cNvSpPr txBox="1"/>
+                          <wps:spPr>
+                            <a:xfrm>
+                              <a:off x="7907" y="48767"/>
+                              <a:ext cx="793" cy="406"/>
+                            </a:xfrm>
+                            <a:prstGeom prst="rect">
+                              <a:avLst/>
+                            </a:prstGeom>
+                            <a:noFill/>
+                            <a:ln w="6350">
+                              <a:noFill/>
+                            </a:ln>
+                            <a:extLst>
+                              <a:ext uri="{909E8E84-426E-40DD-AFC4-6F175D3DCCD1}">
+                                <a14:hiddenFill xmlns:a14="http://schemas.microsoft.com/office/drawing/2010/main">
+                                  <a:solidFill>
+                                    <a:schemeClr val="lt1"/>
+                                  </a:solidFill>
+                                </a14:hiddenFill>
+                              </a:ext>
+                            </a:extLst>
+                          </wps:spPr>
+                          <wps:style>
+                            <a:lnRef idx="0">
+                              <a:schemeClr val="accent1"/>
+                            </a:lnRef>
+                            <a:fillRef idx="0">
+                              <a:schemeClr val="accent1"/>
+                            </a:fillRef>
+                            <a:effectRef idx="0">
+                              <a:schemeClr val="accent1"/>
+                            </a:effectRef>
+                            <a:fontRef idx="minor">
+                              <a:schemeClr val="dk1"/>
+                            </a:fontRef>
+                          </wps:style>
+                          <wps:txbx>
+                            <w:txbxContent>
+                              <w:p>
+                                <w:pPr>
+                                  <w:rPr>
+                                    <w:rFonts w:hint="default"/>
+                                    <w:lang w:val="es-ES"/>
+                                  </w:rPr>
+                                </w:pPr>
+                                <w:r>
+                                  <w:rPr>
+                                    <w:rFonts w:hint="default" w:ascii="Times New Roman" w:hAnsi="Times New Roman" w:cs="Times New Roman"/>
+                                    <w:sz w:val="20"/>
+                                    <w:lang w:val="es-ES"/>
+                                  </w:rPr>
+                                  <w:t>Llave</w:t>
+                                </w:r>
+                              </w:p>
+                            </w:txbxContent>
+                          </wps:txbx>
+                          <wps:bodyPr rot="0" spcFirstLastPara="0" vertOverflow="overflow" horzOverflow="overflow" vert="horz" wrap="square" lIns="91440" tIns="45720" rIns="91440" bIns="45720" numCol="1" spcCol="0" rtlCol="0" fromWordArt="0" anchor="t" anchorCtr="0" forceAA="0" compatLnSpc="1">
+                            <a:noAutofit/>
+                          </wps:bodyPr>
+                        </wps:wsp>
+                      </wpg:grpSp>
+                      <wpg:grpSp>
+                        <wpg:cNvPr id="52" name="Grupo 52"/>
+                        <wpg:cNvGrpSpPr/>
+                        <wpg:grpSpPr>
+                          <a:xfrm>
+                            <a:off x="9017" y="48501"/>
+                            <a:ext cx="854" cy="645"/>
+                            <a:chOff x="9043" y="48528"/>
+                            <a:chExt cx="854" cy="645"/>
+                          </a:xfrm>
+                        </wpg:grpSpPr>
+                        <wps:wsp>
+                          <wps:cNvPr id="50" name="Cuadro de texto 50"/>
+                          <wps:cNvSpPr txBox="1"/>
+                          <wps:spPr>
+                            <a:xfrm>
+                              <a:off x="9086" y="48767"/>
+                              <a:ext cx="770" cy="406"/>
+                            </a:xfrm>
+                            <a:prstGeom prst="rect">
+                              <a:avLst/>
+                            </a:prstGeom>
+                            <a:noFill/>
+                            <a:ln w="6350">
+                              <a:noFill/>
+                            </a:ln>
+                            <a:extLst>
+                              <a:ext uri="{909E8E84-426E-40DD-AFC4-6F175D3DCCD1}">
+                                <a14:hiddenFill xmlns:a14="http://schemas.microsoft.com/office/drawing/2010/main">
+                                  <a:solidFill>
+                                    <a:schemeClr val="lt1"/>
+                                  </a:solidFill>
+                                </a14:hiddenFill>
+                              </a:ext>
+                            </a:extLst>
+                          </wps:spPr>
+                          <wps:style>
+                            <a:lnRef idx="0">
+                              <a:schemeClr val="accent1"/>
+                            </a:lnRef>
+                            <a:fillRef idx="0">
+                              <a:schemeClr val="accent1"/>
+                            </a:fillRef>
+                            <a:effectRef idx="0">
+                              <a:schemeClr val="accent1"/>
+                            </a:effectRef>
+                            <a:fontRef idx="minor">
+                              <a:schemeClr val="dk1"/>
+                            </a:fontRef>
+                          </wps:style>
+                          <wps:txbx>
+                            <w:txbxContent>
+                              <w:p>
+                                <w:pPr>
+                                  <w:rPr>
+                                    <w:rFonts w:hint="default"/>
+                                    <w:lang w:val="es-ES"/>
+                                  </w:rPr>
+                                </w:pPr>
+                                <w:r>
+                                  <w:rPr>
+                                    <w:rFonts w:hint="default" w:ascii="Times New Roman" w:hAnsi="Times New Roman" w:cs="Times New Roman"/>
+                                    <w:sz w:val="20"/>
+                                    <w:lang w:val="es-ES"/>
+                                  </w:rPr>
+                                  <w:t>Valor</w:t>
+                                </w:r>
+                              </w:p>
+                            </w:txbxContent>
+                          </wps:txbx>
+                          <wps:bodyPr rot="0" spcFirstLastPara="0" vertOverflow="overflow" horzOverflow="overflow" vert="horz" wrap="square" lIns="91440" tIns="45720" rIns="91440" bIns="45720" numCol="1" spcCol="0" rtlCol="0" fromWordArt="0" anchor="t" anchorCtr="0" forceAA="0" compatLnSpc="1">
+                            <a:noAutofit/>
+                          </wps:bodyPr>
+                        </wps:wsp>
+                        <wps:wsp>
+                          <wps:cNvPr id="51" name="Llave izquierda 51"/>
+                          <wps:cNvSpPr/>
+                          <wps:spPr>
+                            <a:xfrm rot="16200000">
+                              <a:off x="9364" y="48207"/>
+                              <a:ext cx="213" cy="855"/>
+                            </a:xfrm>
+                            <a:prstGeom prst="leftBrace">
+                              <a:avLst>
+                                <a:gd name="adj1" fmla="val 0"/>
+                                <a:gd name="adj2" fmla="val 50000"/>
+                              </a:avLst>
+                            </a:prstGeom>
+                            <a:ln>
+                              <a:solidFill>
+                                <a:schemeClr val="tx1"/>
+                              </a:solidFill>
+                            </a:ln>
+                          </wps:spPr>
+                          <wps:style>
+                            <a:lnRef idx="2">
+                              <a:schemeClr val="accent1"/>
+                            </a:lnRef>
+                            <a:fillRef idx="0">
+                              <a:srgbClr val="FFFFFF"/>
+                            </a:fillRef>
+                            <a:effectRef idx="0">
+                              <a:srgbClr val="FFFFFF"/>
+                            </a:effectRef>
+                            <a:fontRef idx="minor">
+                              <a:schemeClr val="tx1"/>
+                            </a:fontRef>
+                          </wps:style>
+                          <wps:txbx>
+                            <w:txbxContent>
+                              <w:p>
+                                <w:pPr>
+                                  <w:jc w:val="center"/>
+                                </w:pPr>
+                              </w:p>
+                            </w:txbxContent>
+                          </wps:txbx>
+                          <wps:bodyPr/>
+                        </wps:wsp>
+                      </wpg:grpSp>
+                    </wpg:wgp>
+                  </a:graphicData>
+                </a:graphic>
+              </wp:anchor>
+            </w:drawing>
+          </mc:Choice>
+          <mc:Fallback>
+            <w:pict>
+              <v:group id="_x0000_s1026" o:spid="_x0000_s1026" o:spt="203" style="position:absolute;left:0pt;margin-left:246.25pt;margin-top:0.45pt;height:33.6pt;width:98.9pt;z-index:251680768;mso-width-relative:page;mso-height-relative:page;" coordorigin="7893,48501" coordsize="1978,672" o:gfxdata="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">
+                <o:lock v:ext="edit" aspectratio="f"/>
+                <v:group id="_x0000_s1026" o:spid="_x0000_s1026" o:spt="203" style="position:absolute;left:7893;top:48509;height:664;width:820;" coordorigin="7893,48509" coordsize="820,664" o:gfxdata="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">
+                  <o:lock v:ext="edit" aspectratio="f"/>
+                  <v:shape id="_x0000_s1026" o:spid="_x0000_s1026" o:spt="87" type="#_x0000_t87" style="position:absolute;left:8197;top:48205;height:820;width:213;rotation:-5898240f;" filled="f" stroked="t" coordsize="21600,21600" o:gfxdata="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" adj="0,10800">
+                    <v:fill on="f" focussize="0,0"/>
+                    <v:stroke weight="1pt" color="#000000 [3213]" miterlimit="8" joinstyle="miter"/>
+                    <v:imagedata o:title=""/>
+                    <o:lock v:ext="edit" aspectratio="f"/>
+                    <v:textbox>
+                      <w:txbxContent>
+                        <w:p>
+                          <w:pPr>
+                            <w:jc w:val="center"/>
+                          </w:pPr>
+                        </w:p>
+                      </w:txbxContent>
+                    </v:textbox>
+                  </v:shape>
+                  <v:shape id="_x0000_s1026" o:spid="_x0000_s1026" o:spt="202" type="#_x0000_t202" style="position:absolute;left:7907;top:48767;height:406;width:793;" filled="f" stroked="f" coordsize="21600,21600" o:gfxdata="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">
+                    <v:fill on="f" focussize="0,0"/>
+                    <v:stroke on="f" weight="0.5pt"/>
+                    <v:imagedata o:title=""/>
+                    <o:lock v:ext="edit" aspectratio="f"/>
+                    <v:textbox>
+                      <w:txbxContent>
+                        <w:p>
+                          <w:pPr>
+                            <w:rPr>
+                              <w:rFonts w:hint="default"/>
+                              <w:lang w:val="es-ES"/>
+                            </w:rPr>
+                          </w:pPr>
+                          <w:r>
+                            <w:rPr>
+                              <w:rFonts w:hint="default" w:ascii="Times New Roman" w:hAnsi="Times New Roman" w:cs="Times New Roman"/>
+                              <w:sz w:val="20"/>
+                              <w:lang w:val="es-ES"/>
+                            </w:rPr>
+                            <w:t>Llave</w:t>
+                          </w:r>
+                        </w:p>
+                      </w:txbxContent>
+                    </v:textbox>
+                  </v:shape>
+                </v:group>
+                <v:group id="_x0000_s1026" o:spid="_x0000_s1026" o:spt="203" style="position:absolute;left:9017;top:48501;height:645;width:854;" coordorigin="9043,48528" coordsize="854,645" o:gfxdata="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">
+                  <o:lock v:ext="edit" aspectratio="f"/>
+                  <v:shape id="_x0000_s1026" o:spid="_x0000_s1026" o:spt="202" type="#_x0000_t202" style="position:absolute;left:9086;top:48767;height:406;width:770;" filled="f" stroked="f" coordsize="21600,21600" o:gfxdata="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">
+                    <v:fill on="f" focussize="0,0"/>
+                    <v:stroke on="f" weight="0.5pt"/>
+                    <v:imagedata o:title=""/>
+                    <o:lock v:ext="edit" aspectratio="f"/>
+                    <v:textbox>
+                      <w:txbxContent>
+                        <w:p>
+                          <w:pPr>
+                            <w:rPr>
+                              <w:rFonts w:hint="default"/>
+                              <w:lang w:val="es-ES"/>
+                            </w:rPr>
+                          </w:pPr>
+                          <w:r>
+                            <w:rPr>
+                              <w:rFonts w:hint="default" w:ascii="Times New Roman" w:hAnsi="Times New Roman" w:cs="Times New Roman"/>
+                              <w:sz w:val="20"/>
+                              <w:lang w:val="es-ES"/>
+                            </w:rPr>
+                            <w:t>Valor</w:t>
+                          </w:r>
+                        </w:p>
+                      </w:txbxContent>
+                    </v:textbox>
+                  </v:shape>
+                  <v:shape id="_x0000_s1026" o:spid="_x0000_s1026" o:spt="87" type="#_x0000_t87" style="position:absolute;left:9364;top:48207;height:855;width:213;rotation:-5898240f;" filled="f" stroked="t" coordsize="21600,21600" o:gfxdata="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" adj="0,10800">
+                    <v:fill on="f" focussize="0,0"/>
+                    <v:stroke weight="1pt" color="#000000 [3213]" miterlimit="8" joinstyle="miter"/>
+                    <v:imagedata o:title=""/>
+                    <o:lock v:ext="edit" aspectratio="f"/>
+                    <v:textbox>
+                      <w:txbxContent>
+                        <w:p>
+                          <w:pPr>
+                            <w:jc w:val="center"/>
+                          </w:pPr>
+                        </w:p>
+                      </w:txbxContent>
+                    </v:textbox>
+                  </v:shape>
+                </v:group>
+              </v:group>
+            </w:pict>
+          </mc:Fallback>
+        </mc:AlternateContent>
+      </w:r>
+    </w:p>
+    <w:p>
+      <w:pPr>
+        <w:rPr>
+          <w:rFonts w:hint="default" w:ascii="Times New Roman" w:hAnsi="Times New Roman" w:cs="Times New Roman"/>
+          <w:sz w:val="20"/>
+          <w:lang w:val="es-ES"/>
+        </w:rPr>
+      </w:pPr>
+    </w:p>
+    <w:p>
+      <w:pPr>
+        <w:rPr>
+          <w:rFonts w:hint="default" w:ascii="Times New Roman" w:hAnsi="Times New Roman" w:cs="Times New Roman"/>
+          <w:sz w:val="20"/>
+          <w:lang w:val="es-ES"/>
+        </w:rPr>
+      </w:pPr>
+    </w:p>
+    <w:p>
+      <w:pPr>
+        <w:rPr>
+          <w:rFonts w:hint="default" w:ascii="Times New Roman" w:hAnsi="Times New Roman" w:cs="Times New Roman"/>
+          <w:sz w:val="20"/>
+          <w:lang w:val="es-ES"/>
+        </w:rPr>
+      </w:pPr>
+      <w:r>
+        <w:rPr>
+          <w:rFonts w:hint="default" w:ascii="Times New Roman" w:hAnsi="Times New Roman" w:cs="Times New Roman"/>
+          <w:sz w:val="20"/>
+          <w:lang w:val="es-ES"/>
+        </w:rPr>
+        <w:t>Para recorer un diccionario podemos usar .keys() para las llaves, .values() para los valores y .items() para los dos:</w:t>
+      </w:r>
+    </w:p>
+    <w:p>
+      <w:pPr>
+        <w:rPr>
+          <w:rFonts w:hint="default" w:ascii="Times New Roman" w:hAnsi="Times New Roman" w:cs="Times New Roman"/>
+          <w:sz w:val="20"/>
+          <w:lang w:val="es-ES"/>
+        </w:rPr>
+      </w:pPr>
+    </w:p>
+    <w:p>
+      <w:r>
+        <w:rPr>
+          <w:sz w:val="20"/>
+        </w:rPr>
+        <mc:AlternateContent>
+          <mc:Choice Requires="wps">
+            <w:drawing>
+              <wp:anchor distT="0" distB="0" distL="114300" distR="114300" simplePos="0" relativeHeight="251682816" behindDoc="0" locked="0" layoutInCell="1" allowOverlap="1">
+                <wp:simplePos x="0" y="0"/>
+                <wp:positionH relativeFrom="column">
+                  <wp:posOffset>3098165</wp:posOffset>
+                </wp:positionH>
+                <wp:positionV relativeFrom="paragraph">
+                  <wp:posOffset>629920</wp:posOffset>
+                </wp:positionV>
+                <wp:extent cx="215900" cy="215900"/>
+                <wp:effectExtent l="9525" t="9525" r="22225" b="22225"/>
+                <wp:wrapNone/>
+                <wp:docPr id="61" name="Óvalo 61"/>
+                <wp:cNvGraphicFramePr/>
+                <a:graphic xmlns:a="http://schemas.openxmlformats.org/drawingml/2006/main">
+                  <a:graphicData uri="http://schemas.microsoft.com/office/word/2010/wordprocessingShape">
+                    <wps:wsp>
+                      <wps:cNvSpPr/>
+                      <wps:spPr>
+                        <a:xfrm>
+                          <a:off x="0" y="0"/>
+                          <a:ext cx="215900" cy="215900"/>
+                        </a:xfrm>
+                        <a:prstGeom prst="ellipse">
+                          <a:avLst/>
+                        </a:prstGeom>
+                        <a:noFill/>
+                        <a:ln w="19050">
+                          <a:solidFill>
+                            <a:srgbClr val="7F7F7F"/>
+                          </a:solidFill>
+                          <a:prstDash val="sysDash"/>
+                        </a:ln>
+                      </wps:spPr>
+                      <wps:style>
+                        <a:lnRef idx="2">
+                          <a:schemeClr val="accent1">
+                            <a:lumMod val="75000"/>
+                          </a:schemeClr>
+                        </a:lnRef>
+                        <a:fillRef idx="1">
+                          <a:schemeClr val="accent1"/>
+                        </a:fillRef>
+                        <a:effectRef idx="0">
+                          <a:srgbClr val="FFFFFF"/>
+                        </a:effectRef>
+                        <a:fontRef idx="minor">
+                          <a:schemeClr val="lt1"/>
+                        </a:fontRef>
+                      </wps:style>
+                      <wps:bodyPr rot="0" spcFirstLastPara="0" vertOverflow="overflow" horzOverflow="overflow" vert="horz" wrap="square" lIns="91440" tIns="45720" rIns="91440" bIns="45720" numCol="1" spcCol="0" rtlCol="0" fromWordArt="0" anchor="ctr" anchorCtr="0" forceAA="0" compatLnSpc="1">
+                        <a:noAutofit/>
+                      </wps:bodyPr>
+                    </wps:wsp>
+                  </a:graphicData>
+                </a:graphic>
+              </wp:anchor>
+            </w:drawing>
+          </mc:Choice>
+          <mc:Fallback>
+            <w:pict>
+              <v:shape id="_x0000_s1026" o:spid="_x0000_s1026" o:spt="3" type="#_x0000_t3" style="position:absolute;left:0pt;margin-left:243.95pt;margin-top:49.6pt;height:17pt;width:17pt;z-index:251682816;v-text-anchor:middle;mso-width-relative:page;mso-height-relative:page;" filled="f" stroked="t" coordsize="21600,21600" o:gfxdata="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">
+                <v:fill on="f" focussize="0,0"/>
+                <v:stroke weight="1.5pt" color="#7F7F7F [2404]" miterlimit="8" joinstyle="miter" dashstyle="3 1"/>
+                <v:imagedata o:title=""/>
+                <o:lock v:ext="edit" aspectratio="f"/>
+              </v:shape>
+            </w:pict>
+          </mc:Fallback>
+        </mc:AlternateContent>
+      </w:r>
+    </w:p>
+    <w:p>
+      <w:pPr>
+        <w:jc w:val="center"/>
+        <w:rPr>
+          <w:rFonts w:hint="default" w:ascii="Times New Roman" w:hAnsi="Times New Roman" w:cs="Times New Roman"/>
+          <w:sz w:val="20"/>
+          <w:lang w:val="es-ES"/>
+        </w:rPr>
+      </w:pPr>
+      <w:r>
+        <w:drawing>
+          <wp:inline distT="0" distB="0" distL="114300" distR="114300">
+            <wp:extent cx="3928745" cy="2695575"/>
+            <wp:effectExtent l="0" t="0" r="0" b="0"/>
+            <wp:docPr id="55" name="Imagen 9"/>
+            <wp:cNvGraphicFramePr>
+              <a:graphicFrameLocks xmlns:a="http://schemas.openxmlformats.org/drawingml/2006/main" noChangeAspect="1"/>
+            </wp:cNvGraphicFramePr>
+            <a:graphic xmlns:a="http://schemas.openxmlformats.org/drawingml/2006/main">
+              <a:graphicData uri="http://schemas.openxmlformats.org/drawingml/2006/picture">
+                <pic:pic xmlns:pic="http://schemas.openxmlformats.org/drawingml/2006/picture">
+                  <pic:nvPicPr>
+                    <pic:cNvPr id="55" name="Imagen 9"/>
+                    <pic:cNvPicPr>
+                      <a:picLocks noChangeAspect="1"/>
+                    </pic:cNvPicPr>
+                  </pic:nvPicPr>
+                  <pic:blipFill>
+                    <a:blip r:embed="rId14"/>
+                    <a:srcRect r="8948"/>
+                    <a:stretch>
+                      <a:fillRect/>
+                    </a:stretch>
+                  </pic:blipFill>
+                  <pic:spPr>
+                    <a:xfrm>
+                      <a:off x="0" y="0"/>
+                      <a:ext cx="3928745" cy="2695575"/>
+                    </a:xfrm>
+                    <a:prstGeom prst="rect">
+                      <a:avLst/>
+                    </a:prstGeom>
+                    <a:noFill/>
+                    <a:ln>
+                      <a:noFill/>
+                    </a:ln>
+                  </pic:spPr>
+                </pic:pic>
+              </a:graphicData>
+            </a:graphic>
+          </wp:inline>
+        </w:drawing>
+      </w:r>
     </w:p>
     <w:p>
       <w:pPr>
@@ -3332,7 +4099,7 @@
                     </pic:cNvPicPr>
                   </pic:nvPicPr>
                   <pic:blipFill>
-                    <a:blip r:embed="rId11"/>
+                    <a:blip r:embed="rId15"/>
                     <a:stretch>
                       <a:fillRect/>
                     </a:stretch>
@@ -3403,7 +4170,7 @@
     </w:p>
     <w:tbl>
       <w:tblPr>
-        <w:tblStyle w:val="6"/>
+        <w:tblStyle w:val="8"/>
         <w:tblW w:w="0" w:type="auto"/>
         <w:tblInd w:w="0" w:type="dxa"/>
         <w:tblBorders>
@@ -3416,7 +4183,9 @@
         </w:tblBorders>
         <w:tblLayout w:type="autofit"/>
         <w:tblCellMar>
+          <w:top w:w="0" w:type="dxa"/>
           <w:left w:w="108" w:type="dxa"/>
+          <w:bottom w:w="0" w:type="dxa"/>
           <w:right w:w="108" w:type="dxa"/>
         </w:tblCellMar>
       </w:tblPr>
@@ -3437,7 +4206,9 @@
             <w:insideV w:val="single" w:color="auto" w:sz="4" w:space="0"/>
           </w:tblBorders>
           <w:tblCellMar>
+            <w:top w:w="0" w:type="dxa"/>
             <w:left w:w="108" w:type="dxa"/>
+            <w:bottom w:w="0" w:type="dxa"/>
             <w:right w:w="108" w:type="dxa"/>
           </w:tblCellMar>
         </w:tblPrEx>
@@ -3447,6 +4218,8 @@
           </w:tcPr>
           <w:p>
             <w:pPr>
+              <w:widowControl w:val="0"/>
+              <w:jc w:val="both"/>
               <w:rPr>
                 <w:rFonts w:hint="default" w:ascii="Times New Roman" w:hAnsi="Times New Roman" w:cs="Times New Roman"/>
                 <w:sz w:val="20"/>
@@ -3471,6 +4244,8 @@
           </w:tcPr>
           <w:p>
             <w:pPr>
+              <w:widowControl w:val="0"/>
+              <w:jc w:val="both"/>
               <w:rPr>
                 <w:rFonts w:hint="default" w:ascii="Times New Roman" w:hAnsi="Times New Roman" w:cs="Times New Roman"/>
                 <w:sz w:val="20"/>
@@ -3495,6 +4270,8 @@
           </w:tcPr>
           <w:p>
             <w:pPr>
+              <w:widowControl w:val="0"/>
+              <w:jc w:val="both"/>
               <w:rPr>
                 <w:rFonts w:hint="default" w:ascii="Times New Roman" w:hAnsi="Times New Roman" w:cs="Times New Roman"/>
                 <w:sz w:val="20"/>
@@ -3519,6 +4296,8 @@
           </w:tcPr>
           <w:p>
             <w:pPr>
+              <w:widowControl w:val="0"/>
+              <w:jc w:val="both"/>
               <w:rPr>
                 <w:rFonts w:hint="default" w:ascii="Times New Roman" w:hAnsi="Times New Roman" w:cs="Times New Roman"/>
                 <w:sz w:val="20"/>
@@ -3549,7 +4328,9 @@
             <w:insideV w:val="single" w:color="auto" w:sz="4" w:space="0"/>
           </w:tblBorders>
           <w:tblCellMar>
+            <w:top w:w="0" w:type="dxa"/>
             <w:left w:w="108" w:type="dxa"/>
+            <w:bottom w:w="0" w:type="dxa"/>
             <w:right w:w="108" w:type="dxa"/>
           </w:tblCellMar>
         </w:tblPrEx>
@@ -3559,6 +4340,8 @@
           </w:tcPr>
           <w:p>
             <w:pPr>
+              <w:widowControl w:val="0"/>
+              <w:jc w:val="both"/>
               <w:rPr>
                 <w:rFonts w:hint="default" w:ascii="Times New Roman" w:hAnsi="Times New Roman" w:cs="Times New Roman"/>
                 <w:sz w:val="20"/>
@@ -3583,6 +4366,8 @@
           </w:tcPr>
           <w:p>
             <w:pPr>
+              <w:widowControl w:val="0"/>
+              <w:jc w:val="both"/>
               <w:rPr>
                 <w:rFonts w:hint="default" w:ascii="Times New Roman" w:hAnsi="Times New Roman" w:cs="Times New Roman"/>
                 <w:sz w:val="20"/>
@@ -3607,6 +4392,8 @@
           </w:tcPr>
           <w:p>
             <w:pPr>
+              <w:widowControl w:val="0"/>
+              <w:jc w:val="both"/>
               <w:rPr>
                 <w:rFonts w:hint="default" w:ascii="Times New Roman" w:hAnsi="Times New Roman" w:cs="Times New Roman"/>
                 <w:sz w:val="20"/>
@@ -3631,6 +4418,8 @@
           </w:tcPr>
           <w:p>
             <w:pPr>
+              <w:widowControl w:val="0"/>
+              <w:jc w:val="both"/>
               <w:rPr>
                 <w:rFonts w:hint="default" w:ascii="Times New Roman" w:hAnsi="Times New Roman" w:cs="Times New Roman"/>
                 <w:sz w:val="20"/>
@@ -3661,7 +4450,9 @@
             <w:insideV w:val="single" w:color="auto" w:sz="4" w:space="0"/>
           </w:tblBorders>
           <w:tblCellMar>
+            <w:top w:w="0" w:type="dxa"/>
             <w:left w:w="108" w:type="dxa"/>
+            <w:bottom w:w="0" w:type="dxa"/>
             <w:right w:w="108" w:type="dxa"/>
           </w:tblCellMar>
         </w:tblPrEx>
@@ -3671,6 +4462,8 @@
           </w:tcPr>
           <w:p>
             <w:pPr>
+              <w:widowControl w:val="0"/>
+              <w:jc w:val="both"/>
               <w:rPr>
                 <w:rFonts w:hint="default" w:ascii="Times New Roman" w:hAnsi="Times New Roman" w:cs="Times New Roman"/>
                 <w:sz w:val="20"/>
@@ -3695,6 +4488,8 @@
           </w:tcPr>
           <w:p>
             <w:pPr>
+              <w:widowControl w:val="0"/>
+              <w:jc w:val="both"/>
               <w:rPr>
                 <w:rFonts w:hint="default" w:ascii="Times New Roman" w:hAnsi="Times New Roman" w:cs="Times New Roman"/>
                 <w:sz w:val="20"/>
@@ -3719,6 +4514,8 @@
           </w:tcPr>
           <w:p>
             <w:pPr>
+              <w:widowControl w:val="0"/>
+              <w:jc w:val="both"/>
               <w:rPr>
                 <w:rFonts w:hint="default" w:ascii="Times New Roman" w:hAnsi="Times New Roman" w:cs="Times New Roman"/>
                 <w:sz w:val="20"/>
@@ -3743,6 +4540,8 @@
           </w:tcPr>
           <w:p>
             <w:pPr>
+              <w:widowControl w:val="0"/>
+              <w:jc w:val="both"/>
               <w:rPr>
                 <w:rFonts w:hint="default" w:ascii="Times New Roman" w:hAnsi="Times New Roman" w:cs="Times New Roman"/>
                 <w:sz w:val="20"/>
@@ -3773,7 +4572,9 @@
             <w:insideV w:val="single" w:color="auto" w:sz="4" w:space="0"/>
           </w:tblBorders>
           <w:tblCellMar>
+            <w:top w:w="0" w:type="dxa"/>
             <w:left w:w="108" w:type="dxa"/>
+            <w:bottom w:w="0" w:type="dxa"/>
             <w:right w:w="108" w:type="dxa"/>
           </w:tblCellMar>
         </w:tblPrEx>
@@ -3783,6 +4584,8 @@
           </w:tcPr>
           <w:p>
             <w:pPr>
+              <w:widowControl w:val="0"/>
+              <w:jc w:val="both"/>
               <w:rPr>
                 <w:rFonts w:hint="default" w:ascii="Times New Roman" w:hAnsi="Times New Roman" w:cs="Times New Roman"/>
                 <w:sz w:val="20"/>
@@ -3807,6 +4610,8 @@
           </w:tcPr>
           <w:p>
             <w:pPr>
+              <w:widowControl w:val="0"/>
+              <w:jc w:val="both"/>
               <w:rPr>
                 <w:rFonts w:hint="default" w:ascii="Times New Roman" w:hAnsi="Times New Roman" w:cs="Times New Roman"/>
                 <w:sz w:val="20"/>
@@ -3831,6 +4636,8 @@
           </w:tcPr>
           <w:p>
             <w:pPr>
+              <w:widowControl w:val="0"/>
+              <w:jc w:val="both"/>
               <w:rPr>
                 <w:rFonts w:hint="default" w:ascii="Times New Roman" w:hAnsi="Times New Roman" w:cs="Times New Roman"/>
                 <w:sz w:val="20"/>
@@ -3855,6 +4662,8 @@
           </w:tcPr>
           <w:p>
             <w:pPr>
+              <w:widowControl w:val="0"/>
+              <w:jc w:val="both"/>
               <w:rPr>
                 <w:rFonts w:hint="default" w:ascii="Times New Roman" w:hAnsi="Times New Roman" w:cs="Times New Roman"/>
                 <w:sz w:val="20"/>
@@ -3885,7 +4694,9 @@
             <w:insideV w:val="single" w:color="auto" w:sz="4" w:space="0"/>
           </w:tblBorders>
           <w:tblCellMar>
+            <w:top w:w="0" w:type="dxa"/>
             <w:left w:w="108" w:type="dxa"/>
+            <w:bottom w:w="0" w:type="dxa"/>
             <w:right w:w="108" w:type="dxa"/>
           </w:tblCellMar>
         </w:tblPrEx>
@@ -3895,6 +4706,8 @@
           </w:tcPr>
           <w:p>
             <w:pPr>
+              <w:widowControl w:val="0"/>
+              <w:jc w:val="both"/>
               <w:rPr>
                 <w:rFonts w:hint="default" w:ascii="Times New Roman" w:hAnsi="Times New Roman" w:cs="Times New Roman"/>
                 <w:sz w:val="20"/>
@@ -3919,6 +4732,8 @@
           </w:tcPr>
           <w:p>
             <w:pPr>
+              <w:widowControl w:val="0"/>
+              <w:jc w:val="both"/>
               <w:rPr>
                 <w:rFonts w:hint="default" w:ascii="Times New Roman" w:hAnsi="Times New Roman" w:cs="Times New Roman"/>
                 <w:sz w:val="20"/>
@@ -3943,6 +4758,8 @@
           </w:tcPr>
           <w:p>
             <w:pPr>
+              <w:widowControl w:val="0"/>
+              <w:jc w:val="both"/>
               <w:rPr>
                 <w:rFonts w:hint="default" w:ascii="Times New Roman" w:hAnsi="Times New Roman" w:cs="Times New Roman"/>
                 <w:sz w:val="20"/>
@@ -3967,6 +4784,8 @@
           </w:tcPr>
           <w:p>
             <w:pPr>
+              <w:widowControl w:val="0"/>
+              <w:jc w:val="both"/>
               <w:rPr>
                 <w:rFonts w:hint="default" w:ascii="Times New Roman" w:hAnsi="Times New Roman" w:cs="Times New Roman"/>
                 <w:sz w:val="20"/>
@@ -3997,7 +4816,9 @@
             <w:insideV w:val="single" w:color="auto" w:sz="4" w:space="0"/>
           </w:tblBorders>
           <w:tblCellMar>
+            <w:top w:w="0" w:type="dxa"/>
             <w:left w:w="108" w:type="dxa"/>
+            <w:bottom w:w="0" w:type="dxa"/>
             <w:right w:w="108" w:type="dxa"/>
           </w:tblCellMar>
         </w:tblPrEx>
@@ -4007,6 +4828,8 @@
           </w:tcPr>
           <w:p>
             <w:pPr>
+              <w:widowControl w:val="0"/>
+              <w:jc w:val="both"/>
               <w:rPr>
                 <w:rFonts w:hint="default" w:ascii="Times New Roman" w:hAnsi="Times New Roman" w:cs="Times New Roman"/>
                 <w:sz w:val="20"/>
@@ -4031,6 +4854,8 @@
           </w:tcPr>
           <w:p>
             <w:pPr>
+              <w:widowControl w:val="0"/>
+              <w:jc w:val="both"/>
               <w:rPr>
                 <w:rFonts w:hint="default" w:ascii="Times New Roman" w:hAnsi="Times New Roman" w:cs="Times New Roman"/>
                 <w:sz w:val="20"/>
@@ -4055,6 +4880,8 @@
           </w:tcPr>
           <w:p>
             <w:pPr>
+              <w:widowControl w:val="0"/>
+              <w:jc w:val="both"/>
               <w:rPr>
                 <w:rFonts w:hint="default" w:ascii="Times New Roman" w:hAnsi="Times New Roman" w:cs="Times New Roman"/>
                 <w:sz w:val="20"/>
@@ -4079,6 +4906,8 @@
           </w:tcPr>
           <w:p>
             <w:pPr>
+              <w:widowControl w:val="0"/>
+              <w:jc w:val="both"/>
               <w:rPr>
                 <w:rFonts w:hint="default" w:ascii="Times New Roman" w:hAnsi="Times New Roman" w:cs="Times New Roman"/>
                 <w:sz w:val="20"/>
@@ -4109,7 +4938,9 @@
             <w:insideV w:val="single" w:color="auto" w:sz="4" w:space="0"/>
           </w:tblBorders>
           <w:tblCellMar>
+            <w:top w:w="0" w:type="dxa"/>
             <w:left w:w="108" w:type="dxa"/>
+            <w:bottom w:w="0" w:type="dxa"/>
             <w:right w:w="108" w:type="dxa"/>
           </w:tblCellMar>
         </w:tblPrEx>
@@ -4119,6 +4950,8 @@
           </w:tcPr>
           <w:p>
             <w:pPr>
+              <w:widowControl w:val="0"/>
+              <w:jc w:val="both"/>
               <w:rPr>
                 <w:rFonts w:hint="default" w:ascii="Times New Roman" w:hAnsi="Times New Roman" w:cs="Times New Roman"/>
                 <w:sz w:val="20"/>
@@ -4143,6 +4976,8 @@
           </w:tcPr>
           <w:p>
             <w:pPr>
+              <w:widowControl w:val="0"/>
+              <w:jc w:val="both"/>
               <w:rPr>
                 <w:rFonts w:hint="default" w:ascii="Times New Roman" w:hAnsi="Times New Roman" w:cs="Times New Roman"/>
                 <w:sz w:val="20"/>
@@ -4167,6 +5002,8 @@
           </w:tcPr>
           <w:p>
             <w:pPr>
+              <w:widowControl w:val="0"/>
+              <w:jc w:val="both"/>
               <w:rPr>
                 <w:rFonts w:hint="default" w:ascii="Times New Roman" w:hAnsi="Times New Roman" w:cs="Times New Roman"/>
                 <w:sz w:val="20"/>
@@ -4191,6 +5028,8 @@
           </w:tcPr>
           <w:p>
             <w:pPr>
+              <w:widowControl w:val="0"/>
+              <w:jc w:val="both"/>
               <w:rPr>
                 <w:rFonts w:hint="default" w:ascii="Times New Roman" w:hAnsi="Times New Roman" w:cs="Times New Roman"/>
                 <w:sz w:val="20"/>
@@ -4286,7 +5125,7 @@
         <mc:AlternateContent>
           <mc:Choice Requires="wps">
             <w:drawing>
-              <wp:anchor distT="0" distB="0" distL="114300" distR="114300" simplePos="0" relativeHeight="251666432" behindDoc="0" locked="0" layoutInCell="1" allowOverlap="1">
+              <wp:anchor distT="0" distB="0" distL="114300" distR="114300" simplePos="0" relativeHeight="251665408" behindDoc="0" locked="0" layoutInCell="1" allowOverlap="1">
                 <wp:simplePos x="0" y="0"/>
                 <wp:positionH relativeFrom="column">
                   <wp:posOffset>3501390</wp:posOffset>
@@ -4362,7 +5201,7 @@
                                           </pic:cNvPicPr>
                                         </pic:nvPicPr>
                                         <pic:blipFill>
-                                          <a:blip r:embed="rId12"/>
+                                          <a:blip r:embed="rId16"/>
                                           <a:stretch>
                                             <a:fillRect/>
                                           </a:stretch>
@@ -4391,7 +5230,7 @@
                                 <w:rFonts w:hint="default" w:ascii="Times New Roman" w:hAnsi="Times New Roman" w:cs="Times New Roman"/>
                               </w:rPr>
                               <w:drawing>
-                                <wp:anchor distT="0" distB="0" distL="114300" distR="114300" simplePos="0" relativeHeight="251659264" behindDoc="0" locked="0" layoutInCell="1" allowOverlap="1">
+                                <wp:anchor distT="0" distB="0" distL="114300" distR="114300" simplePos="0" relativeHeight="251660288" behindDoc="0" locked="0" layoutInCell="1" allowOverlap="1">
                                   <wp:simplePos x="0" y="0"/>
                                   <wp:positionH relativeFrom="margin">
                                     <wp:align>left</wp:align>
@@ -4416,7 +5255,7 @@
                                           </pic:cNvPicPr>
                                         </pic:nvPicPr>
                                         <pic:blipFill>
-                                          <a:blip r:embed="rId13"/>
+                                          <a:blip r:embed="rId17"/>
                                           <a:stretch>
                                             <a:fillRect/>
                                           </a:stretch>
@@ -4469,7 +5308,7 @@
           </mc:Choice>
           <mc:Fallback>
             <w:pict>
-              <v:shape id="_x0000_s1026" o:spid="_x0000_s1026" o:spt="202" type="#_x0000_t202" style="position:absolute;left:0pt;margin-left:275.7pt;margin-top:0.05pt;height:149.15pt;width:152.45pt;z-index:251666432;mso-width-relative:page;mso-height-relative:page;" fillcolor="#FFFFFF [3201]" filled="t" stroked="f" coordsize="21600,21600" o:gfxdata="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">
+              <v:shape id="_x0000_s1026" o:spid="_x0000_s1026" o:spt="202" type="#_x0000_t202" style="position:absolute;left:0pt;margin-left:275.7pt;margin-top:0.05pt;height:149.15pt;width:152.45pt;z-index:251665408;mso-width-relative:page;mso-height-relative:page;" fillcolor="#FFFFFF [3201]" filled="t" stroked="f" coordsize="21600,21600" o:gfxdata="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">
                 <v:fill on="t" focussize="0,0"/>
                 <v:stroke on="f" weight="0.5pt"/>
                 <v:imagedata o:title=""/>
@@ -4504,7 +5343,7 @@
                                     </pic:cNvPicPr>
                                   </pic:nvPicPr>
                                   <pic:blipFill>
-                                    <a:blip r:embed="rId12"/>
+                                    <a:blip r:embed="rId16"/>
                                     <a:stretch>
                                       <a:fillRect/>
                                     </a:stretch>
@@ -4533,7 +5372,7 @@
                           <w:rFonts w:hint="default" w:ascii="Times New Roman" w:hAnsi="Times New Roman" w:cs="Times New Roman"/>
                         </w:rPr>
                         <w:drawing>
-                          <wp:anchor distT="0" distB="0" distL="114300" distR="114300" simplePos="0" relativeHeight="251659264" behindDoc="0" locked="0" layoutInCell="1" allowOverlap="1">
+                          <wp:anchor distT="0" distB="0" distL="114300" distR="114300" simplePos="0" relativeHeight="251660288" behindDoc="0" locked="0" layoutInCell="1" allowOverlap="1">
                             <wp:simplePos x="0" y="0"/>
                             <wp:positionH relativeFrom="margin">
                               <wp:align>left</wp:align>
@@ -4558,7 +5397,7 @@
                                     </pic:cNvPicPr>
                                   </pic:nvPicPr>
                                   <pic:blipFill>
-                                    <a:blip r:embed="rId13"/>
+                                    <a:blip r:embed="rId17"/>
                                     <a:stretch>
                                       <a:fillRect/>
                                     </a:stretch>
@@ -4613,7 +5452,7 @@
         <mc:AlternateContent>
           <mc:Choice Requires="wps">
             <w:drawing>
-              <wp:anchor distT="0" distB="0" distL="114300" distR="114300" simplePos="0" relativeHeight="251665408" behindDoc="0" locked="0" layoutInCell="1" allowOverlap="1">
+              <wp:anchor distT="0" distB="0" distL="114300" distR="114300" simplePos="0" relativeHeight="251664384" behindDoc="0" locked="0" layoutInCell="1" allowOverlap="1">
                 <wp:simplePos x="0" y="0"/>
                 <wp:positionH relativeFrom="column">
                   <wp:posOffset>1687195</wp:posOffset>
@@ -4689,7 +5528,7 @@
                                           </pic:cNvPicPr>
                                         </pic:nvPicPr>
                                         <pic:blipFill>
-                                          <a:blip r:embed="rId14"/>
+                                          <a:blip r:embed="rId18"/>
                                           <a:srcRect t="51445"/>
                                           <a:stretch>
                                             <a:fillRect/>
@@ -4743,7 +5582,7 @@
           </mc:Choice>
           <mc:Fallback>
             <w:pict>
-              <v:shape id="_x0000_s1026" o:spid="_x0000_s1026" o:spt="202" type="#_x0000_t202" style="position:absolute;left:0pt;margin-left:132.85pt;margin-top:3.3pt;height:91.75pt;width:120.75pt;z-index:251665408;mso-width-relative:page;mso-height-relative:page;" fillcolor="#FFFFFF [3201]" filled="t" stroked="f" coordsize="21600,21600" o:gfxdata="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">
+              <v:shape id="_x0000_s1026" o:spid="_x0000_s1026" o:spt="202" type="#_x0000_t202" style="position:absolute;left:0pt;margin-left:132.85pt;margin-top:3.3pt;height:91.75pt;width:120.75pt;z-index:251664384;mso-width-relative:page;mso-height-relative:page;" fillcolor="#FFFFFF [3201]" filled="t" stroked="f" coordsize="21600,21600" o:gfxdata="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">
                 <v:fill on="t" focussize="0,0"/>
                 <v:stroke on="f" weight="0.5pt"/>
                 <v:imagedata o:title=""/>
@@ -4778,7 +5617,7 @@
                                     </pic:cNvPicPr>
                                   </pic:nvPicPr>
                                   <pic:blipFill>
-                                    <a:blip r:embed="rId14"/>
+                                    <a:blip r:embed="rId18"/>
                                     <a:srcRect t="51445"/>
                                     <a:stretch>
                                       <a:fillRect/>
@@ -4834,7 +5673,7 @@
         <mc:AlternateContent>
           <mc:Choice Requires="wps">
             <w:drawing>
-              <wp:anchor distT="0" distB="0" distL="114300" distR="114300" simplePos="0" relativeHeight="251664384" behindDoc="0" locked="0" layoutInCell="1" allowOverlap="1">
+              <wp:anchor distT="0" distB="0" distL="114300" distR="114300" simplePos="0" relativeHeight="251663360" behindDoc="0" locked="0" layoutInCell="1" allowOverlap="1">
                 <wp:simplePos x="0" y="0"/>
                 <wp:positionH relativeFrom="column">
                   <wp:posOffset>-14605</wp:posOffset>
@@ -4905,7 +5744,7 @@
                                           </pic:cNvPicPr>
                                         </pic:nvPicPr>
                                         <pic:blipFill>
-                                          <a:blip r:embed="rId14"/>
+                                          <a:blip r:embed="rId18"/>
                                           <a:srcRect b="53510"/>
                                           <a:stretch>
                                             <a:fillRect/>
@@ -4960,7 +5799,7 @@
           </mc:Choice>
           <mc:Fallback>
             <w:pict>
-              <v:shape id="_x0000_s1026" o:spid="_x0000_s1026" o:spt="202" type="#_x0000_t202" style="position:absolute;left:0pt;margin-left:-1.15pt;margin-top:4.45pt;height:82.95pt;width:119.95pt;z-index:251664384;mso-width-relative:page;mso-height-relative:page;" fillcolor="#FFFFFF [3201]" filled="t" stroked="f" coordsize="21600,21600" o:gfxdata="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">
+              <v:shape id="_x0000_s1026" o:spid="_x0000_s1026" o:spt="202" type="#_x0000_t202" style="position:absolute;left:0pt;margin-left:-1.15pt;margin-top:4.45pt;height:82.95pt;width:119.95pt;z-index:251663360;mso-width-relative:page;mso-height-relative:page;" fillcolor="#FFFFFF [3201]" filled="t" stroked="f" coordsize="21600,21600" o:gfxdata="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">
                 <v:fill on="t" focussize="0,0"/>
                 <v:stroke on="f" weight="0.5pt"/>
                 <v:imagedata o:title=""/>
@@ -4990,7 +5829,7 @@
                                     </pic:cNvPicPr>
                                   </pic:nvPicPr>
                                   <pic:blipFill>
-                                    <a:blip r:embed="rId14"/>
+                                    <a:blip r:embed="rId18"/>
                                     <a:srcRect b="53510"/>
                                     <a:stretch>
                                       <a:fillRect/>
@@ -5108,7 +5947,7 @@
         <mc:AlternateContent>
           <mc:Choice Requires="wps">
             <w:drawing>
-              <wp:anchor distT="0" distB="0" distL="114300" distR="114300" simplePos="0" relativeHeight="251674624" behindDoc="0" locked="0" layoutInCell="1" allowOverlap="1">
+              <wp:anchor distT="0" distB="0" distL="114300" distR="114300" simplePos="0" relativeHeight="251672576" behindDoc="0" locked="0" layoutInCell="1" allowOverlap="1">
                 <wp:simplePos x="0" y="0"/>
                 <wp:positionH relativeFrom="column">
                   <wp:posOffset>19685</wp:posOffset>
@@ -5179,7 +6018,7 @@
                                           </pic:cNvPicPr>
                                         </pic:nvPicPr>
                                         <pic:blipFill>
-                                          <a:blip r:embed="rId15"/>
+                                          <a:blip r:embed="rId19"/>
                                           <a:stretch>
                                             <a:fillRect/>
                                           </a:stretch>
@@ -5233,7 +6072,7 @@
           </mc:Choice>
           <mc:Fallback>
             <w:pict>
-              <v:shape id="_x0000_s1026" o:spid="_x0000_s1026" o:spt="202" type="#_x0000_t202" style="position:absolute;left:0pt;margin-left:1.55pt;margin-top:2.1pt;height:82.95pt;width:119.95pt;z-index:251674624;mso-width-relative:page;mso-height-relative:page;" fillcolor="#FFFFFF [3201]" filled="t" stroked="f" coordsize="21600,21600" o:gfxdata="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">
+              <v:shape id="_x0000_s1026" o:spid="_x0000_s1026" o:spt="202" type="#_x0000_t202" style="position:absolute;left:0pt;margin-left:1.55pt;margin-top:2.1pt;height:82.95pt;width:119.95pt;z-index:251672576;mso-width-relative:page;mso-height-relative:page;" fillcolor="#FFFFFF [3201]" filled="t" stroked="f" coordsize="21600,21600" o:gfxdata="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">
                 <v:fill on="t" focussize="0,0"/>
                 <v:stroke on="f" weight="0.5pt"/>
                 <v:imagedata o:title=""/>
@@ -5263,7 +6102,7 @@
                                     </pic:cNvPicPr>
                                   </pic:nvPicPr>
                                   <pic:blipFill>
-                                    <a:blip r:embed="rId15"/>
+                                    <a:blip r:embed="rId19"/>
                                     <a:stretch>
                                       <a:fillRect/>
                                     </a:stretch>
@@ -5365,6 +6204,83 @@
           <w:lang w:val="es-ES"/>
         </w:rPr>
       </w:pPr>
+      <w:r>
+        <w:rPr>
+          <w:sz w:val="20"/>
+        </w:rPr>
+        <mc:AlternateContent>
+          <mc:Choice Requires="wps">
+            <w:drawing>
+              <wp:anchor distT="0" distB="0" distL="114300" distR="114300" simplePos="0" relativeHeight="251683840" behindDoc="0" locked="0" layoutInCell="1" allowOverlap="1">
+                <wp:simplePos x="0" y="0"/>
+                <wp:positionH relativeFrom="column">
+                  <wp:posOffset>3098165</wp:posOffset>
+                </wp:positionH>
+                <wp:positionV relativeFrom="paragraph">
+                  <wp:posOffset>170815</wp:posOffset>
+                </wp:positionV>
+                <wp:extent cx="215900" cy="215900"/>
+                <wp:effectExtent l="9525" t="9525" r="22225" b="22225"/>
+                <wp:wrapNone/>
+                <wp:docPr id="62" name="Óvalo 62"/>
+                <wp:cNvGraphicFramePr/>
+                <a:graphic xmlns:a="http://schemas.openxmlformats.org/drawingml/2006/main">
+                  <a:graphicData uri="http://schemas.microsoft.com/office/word/2010/wordprocessingShape">
+                    <wps:wsp>
+                      <wps:cNvSpPr/>
+                      <wps:spPr>
+                        <a:xfrm>
+                          <a:off x="0" y="0"/>
+                          <a:ext cx="215900" cy="215900"/>
+                        </a:xfrm>
+                        <a:prstGeom prst="ellipse">
+                          <a:avLst/>
+                        </a:prstGeom>
+                        <a:noFill/>
+                        <a:ln w="19050">
+                          <a:solidFill>
+                            <a:srgbClr val="7F7F7F"/>
+                          </a:solidFill>
+                          <a:prstDash val="sysDash"/>
+                        </a:ln>
+                      </wps:spPr>
+                      <wps:style>
+                        <a:lnRef idx="2">
+                          <a:schemeClr val="accent1">
+                            <a:lumMod val="75000"/>
+                          </a:schemeClr>
+                        </a:lnRef>
+                        <a:fillRef idx="1">
+                          <a:schemeClr val="accent1"/>
+                        </a:fillRef>
+                        <a:effectRef idx="0">
+                          <a:srgbClr val="FFFFFF"/>
+                        </a:effectRef>
+                        <a:fontRef idx="minor">
+                          <a:schemeClr val="lt1"/>
+                        </a:fontRef>
+                      </wps:style>
+                      <wps:bodyPr rot="0" spcFirstLastPara="0" vertOverflow="overflow" horzOverflow="overflow" vert="horz" wrap="square" lIns="91440" tIns="45720" rIns="91440" bIns="45720" numCol="1" spcCol="0" rtlCol="0" fromWordArt="0" anchor="ctr" anchorCtr="0" forceAA="0" compatLnSpc="1">
+                        <a:noAutofit/>
+                      </wps:bodyPr>
+                    </wps:wsp>
+                  </a:graphicData>
+                </a:graphic>
+              </wp:anchor>
+            </w:drawing>
+          </mc:Choice>
+          <mc:Fallback>
+            <w:pict>
+              <v:shape id="_x0000_s1026" o:spid="_x0000_s1026" o:spt="3" type="#_x0000_t3" style="position:absolute;left:0pt;margin-left:243.95pt;margin-top:13.45pt;height:17pt;width:17pt;z-index:251683840;v-text-anchor:middle;mso-width-relative:page;mso-height-relative:page;" filled="f" stroked="t" coordsize="21600,21600" o:gfxdata="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">
+                <v:fill on="f" focussize="0,0"/>
+                <v:stroke weight="1.5pt" color="#7F7F7F [2404]" miterlimit="8" joinstyle="miter" dashstyle="3 1"/>
+                <v:imagedata o:title=""/>
+                <o:lock v:ext="edit" aspectratio="f"/>
+              </v:shape>
+            </w:pict>
+          </mc:Fallback>
+        </mc:AlternateContent>
+      </w:r>
     </w:p>
     <w:p>
       <w:pPr>
@@ -5480,7 +6396,7 @@
                     </pic:cNvPicPr>
                   </pic:nvPicPr>
                   <pic:blipFill>
-                    <a:blip r:embed="rId16"/>
+                    <a:blip r:embed="rId20"/>
                     <a:srcRect r="3262"/>
                     <a:stretch>
                       <a:fillRect/>
@@ -5534,7 +6450,7 @@
                     </pic:cNvPicPr>
                   </pic:nvPicPr>
                   <pic:blipFill>
-                    <a:blip r:embed="rId17"/>
+                    <a:blip r:embed="rId21"/>
                     <a:srcRect r="31286"/>
                     <a:stretch>
                       <a:fillRect/>
@@ -5562,23 +6478,1577 @@
     </w:p>
     <w:p>
       <w:pPr>
+        <w:rPr>
+          <w:rFonts w:hint="default" w:ascii="Times New Roman" w:hAnsi="Times New Roman" w:cs="Times New Roman"/>
+          <w:sz w:val="20"/>
+          <w:lang w:val="es-ES" w:eastAsia="zh-CN"/>
+        </w:rPr>
+      </w:pPr>
+      <w:r>
+        <w:rPr>
+          <w:rFonts w:hint="default" w:ascii="Times New Roman" w:hAnsi="Times New Roman" w:cs="Times New Roman"/>
+          <w:sz w:val="20"/>
+          <w:lang w:val="es-ES" w:eastAsia="zh-CN"/>
+        </w:rPr>
+        <w:t>Funciones:</w:t>
+      </w:r>
+    </w:p>
+    <w:p>
+      <w:pPr>
+        <w:rPr>
+          <w:rFonts w:hint="default" w:ascii="Times New Roman" w:hAnsi="Times New Roman" w:cs="Times New Roman"/>
+          <w:sz w:val="20"/>
+          <w:lang w:val="en-US" w:eastAsia="zh-CN"/>
+        </w:rPr>
+      </w:pPr>
+      <w:r>
+        <w:rPr>
+          <w:rFonts w:hint="default" w:ascii="Times New Roman" w:hAnsi="Times New Roman" w:cs="Times New Roman"/>
+          <w:sz w:val="20"/>
+          <w:lang w:val="en-US" w:eastAsia="zh-CN"/>
+        </w:rPr>
+        <w:t xml:space="preserve">Una </w:t>
+      </w:r>
+      <w:r>
+        <w:rPr>
+          <w:rFonts w:hint="default" w:ascii="Times New Roman" w:hAnsi="Times New Roman" w:cs="Times New Roman"/>
+          <w:sz w:val="20"/>
+          <w:lang w:val="es-ES" w:eastAsia="zh-CN"/>
+        </w:rPr>
+        <w:t>funcion</w:t>
+      </w:r>
+      <w:r>
+        <w:rPr>
+          <w:rFonts w:hint="default" w:ascii="Times New Roman" w:hAnsi="Times New Roman" w:cs="Times New Roman"/>
+          <w:sz w:val="20"/>
+          <w:lang w:val="en-US" w:eastAsia="zh-CN"/>
+        </w:rPr>
+        <w:t xml:space="preserve"> es un bloque de código reutilizable que realiza una tarea específica. En </w:t>
+      </w:r>
+    </w:p>
+    <w:p>
+      <w:pPr>
+        <w:rPr>
+          <w:rFonts w:hint="default" w:ascii="Times New Roman" w:hAnsi="Times New Roman" w:cs="Times New Roman"/>
+          <w:sz w:val="20"/>
+          <w:lang w:val="en-US" w:eastAsia="zh-CN"/>
+        </w:rPr>
+      </w:pPr>
+      <w:r>
+        <w:rPr>
+          <w:rFonts w:hint="default" w:ascii="Times New Roman" w:hAnsi="Times New Roman" w:cs="Times New Roman"/>
+          <w:sz w:val="20"/>
+          <w:lang w:val="en-US" w:eastAsia="zh-CN"/>
+        </w:rPr>
+        <w:t xml:space="preserve">lugar de escribir el mismo código varias veces, podemos definir una función y </w:t>
+      </w:r>
+    </w:p>
+    <w:p>
+      <w:pPr>
+        <w:rPr>
+          <w:rFonts w:hint="default" w:ascii="Times New Roman" w:hAnsi="Times New Roman" w:cs="Times New Roman"/>
+          <w:sz w:val="20"/>
+          <w:lang w:val="en-US" w:eastAsia="zh-CN"/>
+        </w:rPr>
+      </w:pPr>
+      <w:r>
+        <w:rPr>
+          <w:rFonts w:hint="default" w:ascii="Times New Roman" w:hAnsi="Times New Roman" w:cs="Times New Roman"/>
+          <w:sz w:val="20"/>
+          <w:lang w:val="en-US" w:eastAsia="zh-CN"/>
+        </w:rPr>
+        <w:t>llamarla cuando sea necesario.</w:t>
+      </w:r>
+    </w:p>
+    <w:p>
+      <w:pPr>
+        <w:rPr>
+          <w:rFonts w:hint="default" w:ascii="Times New Roman" w:hAnsi="Times New Roman" w:cs="Times New Roman"/>
+          <w:sz w:val="20"/>
+          <w:lang w:val="es-ES" w:eastAsia="zh-CN"/>
+        </w:rPr>
+      </w:pPr>
+      <w:r>
+        <w:rPr>
+          <w:rFonts w:hint="default" w:ascii="Times New Roman" w:hAnsi="Times New Roman" w:cs="Times New Roman"/>
+          <w:sz w:val="20"/>
+          <w:lang w:val="es-ES" w:eastAsia="zh-CN"/>
+        </w:rPr>
+        <w:t>Esto sirve bastante para tener un codigo más ordenado.</w:t>
+      </w:r>
+    </w:p>
+    <w:p>
+      <w:pPr>
+        <w:rPr>
+          <w:rFonts w:hint="default" w:ascii="Times New Roman" w:hAnsi="Times New Roman" w:cs="Times New Roman"/>
+          <w:sz w:val="20"/>
+          <w:lang w:val="es-ES" w:eastAsia="zh-CN"/>
+        </w:rPr>
+      </w:pPr>
+      <w:r>
+        <w:rPr>
+          <w:sz w:val="20"/>
+        </w:rPr>
+        <mc:AlternateContent>
+          <mc:Choice Requires="wps">
+            <w:drawing>
+              <wp:anchor distT="0" distB="0" distL="114300" distR="114300" simplePos="0" relativeHeight="251673600" behindDoc="0" locked="0" layoutInCell="1" allowOverlap="1">
+                <wp:simplePos x="0" y="0"/>
+                <wp:positionH relativeFrom="column">
+                  <wp:posOffset>259715</wp:posOffset>
+                </wp:positionH>
+                <wp:positionV relativeFrom="paragraph">
+                  <wp:posOffset>94615</wp:posOffset>
+                </wp:positionV>
+                <wp:extent cx="1749425" cy="1076325"/>
+                <wp:effectExtent l="0" t="0" r="3175" b="9525"/>
+                <wp:wrapNone/>
+                <wp:docPr id="38" name="Cuadro de texto 38"/>
+                <wp:cNvGraphicFramePr/>
+                <a:graphic xmlns:a="http://schemas.openxmlformats.org/drawingml/2006/main">
+                  <a:graphicData uri="http://schemas.microsoft.com/office/word/2010/wordprocessingShape">
+                    <wps:wsp>
+                      <wps:cNvSpPr txBox="1"/>
+                      <wps:spPr>
+                        <a:xfrm>
+                          <a:off x="2964815" y="2118360"/>
+                          <a:ext cx="1749425" cy="1076325"/>
+                        </a:xfrm>
+                        <a:prstGeom prst="rect">
+                          <a:avLst/>
+                        </a:prstGeom>
+                        <a:noFill/>
+                        <a:ln w="6350">
+                          <a:noFill/>
+                        </a:ln>
+                        <a:extLst>
+                          <a:ext uri="{909E8E84-426E-40DD-AFC4-6F175D3DCCD1}">
+                            <a14:hiddenFill xmlns:a14="http://schemas.microsoft.com/office/drawing/2010/main">
+                              <a:solidFill>
+                                <a:schemeClr val="lt1"/>
+                              </a:solidFill>
+                            </a14:hiddenFill>
+                          </a:ext>
+                        </a:extLst>
+                      </wps:spPr>
+                      <wps:style>
+                        <a:lnRef idx="0">
+                          <a:schemeClr val="accent1"/>
+                        </a:lnRef>
+                        <a:fillRef idx="0">
+                          <a:schemeClr val="accent1"/>
+                        </a:fillRef>
+                        <a:effectRef idx="0">
+                          <a:schemeClr val="accent1"/>
+                        </a:effectRef>
+                        <a:fontRef idx="minor">
+                          <a:schemeClr val="dk1"/>
+                        </a:fontRef>
+                      </wps:style>
+                      <wps:txbx>
+                        <w:txbxContent>
+                          <w:p>
+                            <w:r>
+                              <w:drawing>
+                                <wp:inline distT="0" distB="0" distL="114300" distR="114300">
+                                  <wp:extent cx="1513205" cy="445770"/>
+                                  <wp:effectExtent l="0" t="0" r="10795" b="11430"/>
+                                  <wp:docPr id="36" name="Imagen 4"/>
+                                  <wp:cNvGraphicFramePr>
+                                    <a:graphicFrameLocks xmlns:a="http://schemas.openxmlformats.org/drawingml/2006/main" noChangeAspect="1"/>
+                                  </wp:cNvGraphicFramePr>
+                                  <a:graphic xmlns:a="http://schemas.openxmlformats.org/drawingml/2006/main">
+                                    <a:graphicData uri="http://schemas.openxmlformats.org/drawingml/2006/picture">
+                                      <pic:pic xmlns:pic="http://schemas.openxmlformats.org/drawingml/2006/picture">
+                                        <pic:nvPicPr>
+                                          <pic:cNvPr id="36" name="Imagen 4"/>
+                                          <pic:cNvPicPr>
+                                            <a:picLocks noChangeAspect="1"/>
+                                          </pic:cNvPicPr>
+                                        </pic:nvPicPr>
+                                        <pic:blipFill>
+                                          <a:blip r:embed="rId22"/>
+                                          <a:srcRect r="17257" b="60339"/>
+                                          <a:stretch>
+                                            <a:fillRect/>
+                                          </a:stretch>
+                                        </pic:blipFill>
+                                        <pic:spPr>
+                                          <a:xfrm>
+                                            <a:off x="0" y="0"/>
+                                            <a:ext cx="1513205" cy="445770"/>
+                                          </a:xfrm>
+                                          <a:prstGeom prst="rect">
+                                            <a:avLst/>
+                                          </a:prstGeom>
+                                          <a:noFill/>
+                                          <a:ln>
+                                            <a:noFill/>
+                                          </a:ln>
+                                        </pic:spPr>
+                                      </pic:pic>
+                                    </a:graphicData>
+                                  </a:graphic>
+                                </wp:inline>
+                              </w:drawing>
+                            </w:r>
+                          </w:p>
+                          <w:p>
+                            <w:pPr>
+                              <w:rPr>
+                                <w:rFonts w:hint="default"/>
+                                <w:lang w:val="es-ES"/>
+                              </w:rPr>
+                            </w:pPr>
+                            <w:r>
+                              <w:rPr>
+                                <w:rFonts w:hint="default"/>
+                                <w:lang w:val="es-ES"/>
+                              </w:rPr>
+                              <w:t>De esta forma, nosotros definimos una funcion. En este caso la funcion “saludo”</w:t>
+                            </w:r>
+                          </w:p>
+                        </w:txbxContent>
+                      </wps:txbx>
+                      <wps:bodyPr rot="0" spcFirstLastPara="0" vertOverflow="overflow" horzOverflow="overflow" vert="horz" wrap="square" lIns="91440" tIns="45720" rIns="91440" bIns="45720" numCol="1" spcCol="0" rtlCol="0" fromWordArt="0" anchor="t" anchorCtr="0" forceAA="0" compatLnSpc="1">
+                        <a:noAutofit/>
+                      </wps:bodyPr>
+                    </wps:wsp>
+                  </a:graphicData>
+                </a:graphic>
+              </wp:anchor>
+            </w:drawing>
+          </mc:Choice>
+          <mc:Fallback>
+            <w:pict>
+              <v:shape id="_x0000_s1026" o:spid="_x0000_s1026" o:spt="202" type="#_x0000_t202" style="position:absolute;left:0pt;margin-left:20.45pt;margin-top:7.45pt;height:84.75pt;width:137.75pt;z-index:251673600;mso-width-relative:page;mso-height-relative:page;" filled="f" stroked="f" coordsize="21600,21600" o:gfxdata="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">
+                <v:fill on="f" focussize="0,0"/>
+                <v:stroke on="f" weight="0.5pt"/>
+                <v:imagedata o:title=""/>
+                <o:lock v:ext="edit" aspectratio="f"/>
+                <v:textbox>
+                  <w:txbxContent>
+                    <w:p>
+                      <w:r>
+                        <w:drawing>
+                          <wp:inline distT="0" distB="0" distL="114300" distR="114300">
+                            <wp:extent cx="1513205" cy="445770"/>
+                            <wp:effectExtent l="0" t="0" r="10795" b="11430"/>
+                            <wp:docPr id="36" name="Imagen 4"/>
+                            <wp:cNvGraphicFramePr>
+                              <a:graphicFrameLocks xmlns:a="http://schemas.openxmlformats.org/drawingml/2006/main" noChangeAspect="1"/>
+                            </wp:cNvGraphicFramePr>
+                            <a:graphic xmlns:a="http://schemas.openxmlformats.org/drawingml/2006/main">
+                              <a:graphicData uri="http://schemas.openxmlformats.org/drawingml/2006/picture">
+                                <pic:pic xmlns:pic="http://schemas.openxmlformats.org/drawingml/2006/picture">
+                                  <pic:nvPicPr>
+                                    <pic:cNvPr id="36" name="Imagen 4"/>
+                                    <pic:cNvPicPr>
+                                      <a:picLocks noChangeAspect="1"/>
+                                    </pic:cNvPicPr>
+                                  </pic:nvPicPr>
+                                  <pic:blipFill>
+                                    <a:blip r:embed="rId22"/>
+                                    <a:srcRect r="17257" b="60339"/>
+                                    <a:stretch>
+                                      <a:fillRect/>
+                                    </a:stretch>
+                                  </pic:blipFill>
+                                  <pic:spPr>
+                                    <a:xfrm>
+                                      <a:off x="0" y="0"/>
+                                      <a:ext cx="1513205" cy="445770"/>
+                                    </a:xfrm>
+                                    <a:prstGeom prst="rect">
+                                      <a:avLst/>
+                                    </a:prstGeom>
+                                    <a:noFill/>
+                                    <a:ln>
+                                      <a:noFill/>
+                                    </a:ln>
+                                  </pic:spPr>
+                                </pic:pic>
+                              </a:graphicData>
+                            </a:graphic>
+                          </wp:inline>
+                        </w:drawing>
+                      </w:r>
+                    </w:p>
+                    <w:p>
+                      <w:pPr>
+                        <w:rPr>
+                          <w:rFonts w:hint="default"/>
+                          <w:lang w:val="es-ES"/>
+                        </w:rPr>
+                      </w:pPr>
+                      <w:r>
+                        <w:rPr>
+                          <w:rFonts w:hint="default"/>
+                          <w:lang w:val="es-ES"/>
+                        </w:rPr>
+                        <w:t>De esta forma, nosotros definimos una funcion. En este caso la funcion “saludo”</w:t>
+                      </w:r>
+                    </w:p>
+                  </w:txbxContent>
+                </v:textbox>
+              </v:shape>
+            </w:pict>
+          </mc:Fallback>
+        </mc:AlternateContent>
+      </w:r>
+      <w:r>
+        <w:rPr>
+          <w:sz w:val="20"/>
+        </w:rPr>
+        <mc:AlternateContent>
+          <mc:Choice Requires="wps">
+            <w:drawing>
+              <wp:anchor distT="0" distB="0" distL="114300" distR="114300" simplePos="0" relativeHeight="251674624" behindDoc="0" locked="0" layoutInCell="1" allowOverlap="1">
+                <wp:simplePos x="0" y="0"/>
+                <wp:positionH relativeFrom="column">
+                  <wp:posOffset>2653030</wp:posOffset>
+                </wp:positionH>
+                <wp:positionV relativeFrom="paragraph">
+                  <wp:posOffset>132715</wp:posOffset>
+                </wp:positionV>
+                <wp:extent cx="1903730" cy="1002665"/>
+                <wp:effectExtent l="0" t="0" r="1270" b="6985"/>
+                <wp:wrapNone/>
+                <wp:docPr id="39" name="Cuadro de texto 39"/>
+                <wp:cNvGraphicFramePr/>
+                <a:graphic xmlns:a="http://schemas.openxmlformats.org/drawingml/2006/main">
+                  <a:graphicData uri="http://schemas.microsoft.com/office/word/2010/wordprocessingShape">
+                    <wps:wsp>
+                      <wps:cNvSpPr txBox="1"/>
+                      <wps:spPr>
+                        <a:xfrm>
+                          <a:off x="0" y="0"/>
+                          <a:ext cx="1903730" cy="1002665"/>
+                        </a:xfrm>
+                        <a:prstGeom prst="rect">
+                          <a:avLst/>
+                        </a:prstGeom>
+                        <a:noFill/>
+                        <a:ln w="6350">
+                          <a:noFill/>
+                        </a:ln>
+                        <a:extLst>
+                          <a:ext uri="{909E8E84-426E-40DD-AFC4-6F175D3DCCD1}">
+                            <a14:hiddenFill xmlns:a14="http://schemas.microsoft.com/office/drawing/2010/main">
+                              <a:solidFill>
+                                <a:schemeClr val="lt1"/>
+                              </a:solidFill>
+                            </a14:hiddenFill>
+                          </a:ext>
+                        </a:extLst>
+                      </wps:spPr>
+                      <wps:style>
+                        <a:lnRef idx="0">
+                          <a:schemeClr val="accent1"/>
+                        </a:lnRef>
+                        <a:fillRef idx="0">
+                          <a:schemeClr val="accent1"/>
+                        </a:fillRef>
+                        <a:effectRef idx="0">
+                          <a:schemeClr val="accent1"/>
+                        </a:effectRef>
+                        <a:fontRef idx="minor">
+                          <a:schemeClr val="dk1"/>
+                        </a:fontRef>
+                      </wps:style>
+                      <wps:txbx>
+                        <w:txbxContent>
+                          <w:p>
+                            <w:r>
+                              <w:drawing>
+                                <wp:inline distT="0" distB="0" distL="114300" distR="114300">
+                                  <wp:extent cx="835660" cy="396875"/>
+                                  <wp:effectExtent l="0" t="0" r="2540" b="3175"/>
+                                  <wp:docPr id="37" name="Imagen 4"/>
+                                  <wp:cNvGraphicFramePr>
+                                    <a:graphicFrameLocks xmlns:a="http://schemas.openxmlformats.org/drawingml/2006/main" noChangeAspect="1"/>
+                                  </wp:cNvGraphicFramePr>
+                                  <a:graphic xmlns:a="http://schemas.openxmlformats.org/drawingml/2006/main">
+                                    <a:graphicData uri="http://schemas.openxmlformats.org/drawingml/2006/picture">
+                                      <pic:pic xmlns:pic="http://schemas.openxmlformats.org/drawingml/2006/picture">
+                                        <pic:nvPicPr>
+                                          <pic:cNvPr id="37" name="Imagen 4"/>
+                                          <pic:cNvPicPr>
+                                            <a:picLocks noChangeAspect="1"/>
+                                          </pic:cNvPicPr>
+                                        </pic:nvPicPr>
+                                        <pic:blipFill>
+                                          <a:blip r:embed="rId22"/>
+                                          <a:srcRect t="56723" r="54306" b="7966"/>
+                                          <a:stretch>
+                                            <a:fillRect/>
+                                          </a:stretch>
+                                        </pic:blipFill>
+                                        <pic:spPr>
+                                          <a:xfrm>
+                                            <a:off x="0" y="0"/>
+                                            <a:ext cx="835660" cy="396875"/>
+                                          </a:xfrm>
+                                          <a:prstGeom prst="rect">
+                                            <a:avLst/>
+                                          </a:prstGeom>
+                                          <a:noFill/>
+                                          <a:ln>
+                                            <a:noFill/>
+                                          </a:ln>
+                                        </pic:spPr>
+                                      </pic:pic>
+                                    </a:graphicData>
+                                  </a:graphic>
+                                </wp:inline>
+                              </w:drawing>
+                            </w:r>
+                          </w:p>
+                          <w:p>
+                            <w:pPr>
+                              <w:rPr>
+                                <w:rFonts w:hint="default"/>
+                                <w:lang w:val="es-ES"/>
+                              </w:rPr>
+                            </w:pPr>
+                            <w:r>
+                              <w:rPr>
+                                <w:rFonts w:hint="default"/>
+                                <w:lang w:val="es-ES"/>
+                              </w:rPr>
+                              <w:t>Para llamar a una funcion, escribimos su nombre y adelante le ponemos parentesis.</w:t>
+                            </w:r>
+                          </w:p>
+                        </w:txbxContent>
+                      </wps:txbx>
+                      <wps:bodyPr rot="0" spcFirstLastPara="0" vertOverflow="overflow" horzOverflow="overflow" vert="horz" wrap="square" lIns="91440" tIns="45720" rIns="91440" bIns="45720" numCol="1" spcCol="0" rtlCol="0" fromWordArt="0" anchor="t" anchorCtr="0" forceAA="0" compatLnSpc="1">
+                        <a:noAutofit/>
+                      </wps:bodyPr>
+                    </wps:wsp>
+                  </a:graphicData>
+                </a:graphic>
+              </wp:anchor>
+            </w:drawing>
+          </mc:Choice>
+          <mc:Fallback>
+            <w:pict>
+              <v:shape id="_x0000_s1026" o:spid="_x0000_s1026" o:spt="202" type="#_x0000_t202" style="position:absolute;left:0pt;margin-left:208.9pt;margin-top:10.45pt;height:78.95pt;width:149.9pt;z-index:251674624;mso-width-relative:page;mso-height-relative:page;" filled="f" stroked="f" coordsize="21600,21600" o:gfxdata="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">
+                <v:fill on="f" focussize="0,0"/>
+                <v:stroke on="f" weight="0.5pt"/>
+                <v:imagedata o:title=""/>
+                <o:lock v:ext="edit" aspectratio="f"/>
+                <v:textbox>
+                  <w:txbxContent>
+                    <w:p>
+                      <w:r>
+                        <w:drawing>
+                          <wp:inline distT="0" distB="0" distL="114300" distR="114300">
+                            <wp:extent cx="835660" cy="396875"/>
+                            <wp:effectExtent l="0" t="0" r="2540" b="3175"/>
+                            <wp:docPr id="37" name="Imagen 4"/>
+                            <wp:cNvGraphicFramePr>
+                              <a:graphicFrameLocks xmlns:a="http://schemas.openxmlformats.org/drawingml/2006/main" noChangeAspect="1"/>
+                            </wp:cNvGraphicFramePr>
+                            <a:graphic xmlns:a="http://schemas.openxmlformats.org/drawingml/2006/main">
+                              <a:graphicData uri="http://schemas.openxmlformats.org/drawingml/2006/picture">
+                                <pic:pic xmlns:pic="http://schemas.openxmlformats.org/drawingml/2006/picture">
+                                  <pic:nvPicPr>
+                                    <pic:cNvPr id="37" name="Imagen 4"/>
+                                    <pic:cNvPicPr>
+                                      <a:picLocks noChangeAspect="1"/>
+                                    </pic:cNvPicPr>
+                                  </pic:nvPicPr>
+                                  <pic:blipFill>
+                                    <a:blip r:embed="rId22"/>
+                                    <a:srcRect t="56723" r="54306" b="7966"/>
+                                    <a:stretch>
+                                      <a:fillRect/>
+                                    </a:stretch>
+                                  </pic:blipFill>
+                                  <pic:spPr>
+                                    <a:xfrm>
+                                      <a:off x="0" y="0"/>
+                                      <a:ext cx="835660" cy="396875"/>
+                                    </a:xfrm>
+                                    <a:prstGeom prst="rect">
+                                      <a:avLst/>
+                                    </a:prstGeom>
+                                    <a:noFill/>
+                                    <a:ln>
+                                      <a:noFill/>
+                                    </a:ln>
+                                  </pic:spPr>
+                                </pic:pic>
+                              </a:graphicData>
+                            </a:graphic>
+                          </wp:inline>
+                        </w:drawing>
+                      </w:r>
+                    </w:p>
+                    <w:p>
+                      <w:pPr>
+                        <w:rPr>
+                          <w:rFonts w:hint="default"/>
+                          <w:lang w:val="es-ES"/>
+                        </w:rPr>
+                      </w:pPr>
+                      <w:r>
+                        <w:rPr>
+                          <w:rFonts w:hint="default"/>
+                          <w:lang w:val="es-ES"/>
+                        </w:rPr>
+                        <w:t>Para llamar a una funcion, escribimos su nombre y adelante le ponemos parentesis.</w:t>
+                      </w:r>
+                    </w:p>
+                  </w:txbxContent>
+                </v:textbox>
+              </v:shape>
+            </w:pict>
+          </mc:Fallback>
+        </mc:AlternateContent>
+      </w:r>
+    </w:p>
+    <w:p>
+      <w:pPr>
         <w:jc w:val="both"/>
+      </w:pPr>
+    </w:p>
+    <w:p>
+      <w:pPr>
+        <w:jc w:val="both"/>
+      </w:pPr>
+    </w:p>
+    <w:p>
+      <w:pPr>
+        <w:jc w:val="both"/>
+      </w:pPr>
+    </w:p>
+    <w:p>
+      <w:pPr>
+        <w:jc w:val="both"/>
         <w:rPr>
           <w:rFonts w:hint="default"/>
           <w:lang w:val="es-ES"/>
         </w:rPr>
       </w:pPr>
-      <w:bookmarkStart w:id="0" w:name="_GoBack"/>
-      <w:bookmarkEnd w:id="0"/>
+    </w:p>
+    <w:p>
+      <w:pPr>
+        <w:jc w:val="both"/>
+        <w:rPr>
+          <w:rFonts w:hint="default"/>
+          <w:lang w:val="es-ES"/>
+        </w:rPr>
+      </w:pPr>
+    </w:p>
+    <w:p>
+      <w:pPr>
+        <w:jc w:val="both"/>
+        <w:rPr>
+          <w:rFonts w:hint="default"/>
+          <w:lang w:val="es-ES"/>
+        </w:rPr>
+      </w:pPr>
+    </w:p>
+    <w:p>
+      <w:pPr>
+        <w:jc w:val="both"/>
+        <w:rPr>
+          <w:rFonts w:hint="default"/>
+          <w:lang w:val="es-ES"/>
+        </w:rPr>
+      </w:pPr>
+    </w:p>
+    <w:p>
+      <w:pPr>
+        <w:jc w:val="both"/>
+        <w:rPr>
+          <w:rFonts w:hint="default"/>
+          <w:lang w:val="es-ES"/>
+        </w:rPr>
+      </w:pPr>
+    </w:p>
+    <w:p>
+      <w:pPr>
+        <w:jc w:val="both"/>
+        <w:rPr>
+          <w:rFonts w:hint="default"/>
+          <w:lang w:val="es-ES"/>
+        </w:rPr>
+      </w:pPr>
+      <w:r>
+        <w:rPr>
+          <w:rFonts w:hint="default"/>
+          <w:lang w:val="es-ES"/>
+        </w:rPr>
+        <w:t>Las funciones pueden trabajar con datos ya existentes. Solo hace falta llamar ese parametro para la funcion:</w:t>
+      </w:r>
+    </w:p>
+    <w:p>
+      <w:pPr>
+        <w:jc w:val="both"/>
+      </w:pPr>
+      <w:r>
+        <w:rPr>
+          <w:sz w:val="20"/>
+        </w:rPr>
+        <mc:AlternateContent>
+          <mc:Choice Requires="wpg">
+            <w:drawing>
+              <wp:anchor distT="0" distB="0" distL="114300" distR="114300" simplePos="0" relativeHeight="251677696" behindDoc="0" locked="0" layoutInCell="1" allowOverlap="1">
+                <wp:simplePos x="0" y="0"/>
+                <wp:positionH relativeFrom="column">
+                  <wp:posOffset>-80645</wp:posOffset>
+                </wp:positionH>
+                <wp:positionV relativeFrom="paragraph">
+                  <wp:posOffset>149225</wp:posOffset>
+                </wp:positionV>
+                <wp:extent cx="1790700" cy="2202815"/>
+                <wp:effectExtent l="0" t="0" r="0" b="6985"/>
+                <wp:wrapNone/>
+                <wp:docPr id="47" name="Grupo 47"/>
+                <wp:cNvGraphicFramePr/>
+                <a:graphic xmlns:a="http://schemas.openxmlformats.org/drawingml/2006/main">
+                  <a:graphicData uri="http://schemas.microsoft.com/office/word/2010/wordprocessingGroup">
+                    <wpg:wgp>
+                      <wpg:cNvGrpSpPr/>
+                      <wpg:grpSpPr>
+                        <a:xfrm>
+                          <a:off x="0" y="0"/>
+                          <a:ext cx="1790700" cy="2202815"/>
+                          <a:chOff x="4895" y="74091"/>
+                          <a:chExt cx="2820" cy="3469"/>
+                        </a:xfrm>
+                      </wpg:grpSpPr>
+                      <pic:pic xmlns:pic="http://schemas.openxmlformats.org/drawingml/2006/picture">
+                        <pic:nvPicPr>
+                          <pic:cNvPr id="41" name="Imagen 5"/>
+                          <pic:cNvPicPr>
+                            <a:picLocks noChangeAspect="1"/>
+                          </pic:cNvPicPr>
+                        </pic:nvPicPr>
+                        <pic:blipFill>
+                          <a:blip r:embed="rId23"/>
+                          <a:stretch>
+                            <a:fillRect/>
+                          </a:stretch>
+                        </pic:blipFill>
+                        <pic:spPr>
+                          <a:xfrm>
+                            <a:off x="4895" y="74091"/>
+                            <a:ext cx="2820" cy="990"/>
+                          </a:xfrm>
+                          <a:prstGeom prst="rect">
+                            <a:avLst/>
+                          </a:prstGeom>
+                          <a:noFill/>
+                          <a:ln>
+                            <a:noFill/>
+                          </a:ln>
+                        </pic:spPr>
+                      </pic:pic>
+                      <pic:pic xmlns:pic="http://schemas.openxmlformats.org/drawingml/2006/picture">
+                        <pic:nvPicPr>
+                          <pic:cNvPr id="42" name="Imagen 6"/>
+                          <pic:cNvPicPr>
+                            <a:picLocks noChangeAspect="1"/>
+                          </pic:cNvPicPr>
+                        </pic:nvPicPr>
+                        <pic:blipFill>
+                          <a:blip r:embed="rId24"/>
+                          <a:stretch>
+                            <a:fillRect/>
+                          </a:stretch>
+                        </pic:blipFill>
+                        <pic:spPr>
+                          <a:xfrm>
+                            <a:off x="5037" y="75220"/>
+                            <a:ext cx="2535" cy="2340"/>
+                          </a:xfrm>
+                          <a:prstGeom prst="rect">
+                            <a:avLst/>
+                          </a:prstGeom>
+                          <a:noFill/>
+                          <a:ln>
+                            <a:noFill/>
+                          </a:ln>
+                        </pic:spPr>
+                      </pic:pic>
+                    </wpg:wgp>
+                  </a:graphicData>
+                </a:graphic>
+              </wp:anchor>
+            </w:drawing>
+          </mc:Choice>
+          <mc:Fallback>
+            <w:pict>
+              <v:group id="_x0000_s1026" o:spid="_x0000_s1026" o:spt="203" style="position:absolute;left:0pt;margin-left:-6.35pt;margin-top:11.75pt;height:173.45pt;width:141pt;z-index:251677696;mso-width-relative:page;mso-height-relative:page;" coordorigin="4895,74091" coordsize="2820,3469" o:gfxdata="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">
+                <o:lock v:ext="edit" aspectratio="f"/>
+                <v:shape id="Imagen 5" o:spid="_x0000_s1026" o:spt="75" type="#_x0000_t75" style="position:absolute;left:4895;top:74091;height:990;width:2820;" filled="f" o:preferrelative="t" stroked="f" coordsize="21600,21600" o:gfxdata="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">
+                  <v:fill on="f" focussize="0,0"/>
+                  <v:stroke on="f"/>
+                  <v:imagedata r:id="rId23" o:title=""/>
+                  <o:lock v:ext="edit" aspectratio="t"/>
+                </v:shape>
+                <v:shape id="Imagen 6" o:spid="_x0000_s1026" o:spt="75" type="#_x0000_t75" style="position:absolute;left:5037;top:75220;height:2340;width:2535;" filled="f" o:preferrelative="t" stroked="f" coordsize="21600,21600" o:gfxdata="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">
+                  <v:fill on="f" focussize="0,0"/>
+                  <v:stroke on="f"/>
+                  <v:imagedata r:id="rId24" o:title=""/>
+                  <o:lock v:ext="edit" aspectratio="t"/>
+                </v:shape>
+              </v:group>
+            </w:pict>
+          </mc:Fallback>
+        </mc:AlternateContent>
+      </w:r>
+      <w:r>
+        <w:rPr>
+          <w:sz w:val="20"/>
+        </w:rPr>
+        <mc:AlternateContent>
+          <mc:Choice Requires="wps">
+            <w:drawing>
+              <wp:anchor distT="0" distB="0" distL="114300" distR="114300" simplePos="0" relativeHeight="251676672" behindDoc="0" locked="0" layoutInCell="1" allowOverlap="1">
+                <wp:simplePos x="0" y="0"/>
+                <wp:positionH relativeFrom="column">
+                  <wp:posOffset>1867535</wp:posOffset>
+                </wp:positionH>
+                <wp:positionV relativeFrom="paragraph">
+                  <wp:posOffset>77470</wp:posOffset>
+                </wp:positionV>
+                <wp:extent cx="2240915" cy="2122805"/>
+                <wp:effectExtent l="0" t="0" r="0" b="0"/>
+                <wp:wrapNone/>
+                <wp:docPr id="44" name="Cuadro de texto 44"/>
+                <wp:cNvGraphicFramePr/>
+                <a:graphic xmlns:a="http://schemas.openxmlformats.org/drawingml/2006/main">
+                  <a:graphicData uri="http://schemas.microsoft.com/office/word/2010/wordprocessingShape">
+                    <wps:wsp>
+                      <wps:cNvSpPr txBox="1"/>
+                      <wps:spPr>
+                        <a:xfrm>
+                          <a:off x="4780280" y="3630930"/>
+                          <a:ext cx="2240915" cy="2122805"/>
+                        </a:xfrm>
+                        <a:prstGeom prst="rect">
+                          <a:avLst/>
+                        </a:prstGeom>
+                        <a:noFill/>
+                        <a:ln w="6350">
+                          <a:noFill/>
+                        </a:ln>
+                        <a:extLst>
+                          <a:ext uri="{909E8E84-426E-40DD-AFC4-6F175D3DCCD1}">
+                            <a14:hiddenFill xmlns:a14="http://schemas.microsoft.com/office/drawing/2010/main">
+                              <a:solidFill>
+                                <a:schemeClr val="lt1"/>
+                              </a:solidFill>
+                            </a14:hiddenFill>
+                          </a:ext>
+                        </a:extLst>
+                      </wps:spPr>
+                      <wps:style>
+                        <a:lnRef idx="0">
+                          <a:schemeClr val="accent1"/>
+                        </a:lnRef>
+                        <a:fillRef idx="0">
+                          <a:schemeClr val="accent1"/>
+                        </a:fillRef>
+                        <a:effectRef idx="0">
+                          <a:schemeClr val="accent1"/>
+                        </a:effectRef>
+                        <a:fontRef idx="minor">
+                          <a:schemeClr val="dk1"/>
+                        </a:fontRef>
+                      </wps:style>
+                      <wps:txbx>
+                        <w:txbxContent>
+                          <w:p>
+                            <w:pPr>
+                              <w:rPr>
+                                <w:rFonts w:hint="default"/>
+                                <w:lang w:val="es-ES"/>
+                              </w:rPr>
+                            </w:pPr>
+                            <w:r>
+                              <w:rPr>
+                                <w:rFonts w:hint="default"/>
+                                <w:lang w:val="es-ES"/>
+                              </w:rPr>
+                              <w:t>En este caso, a la funcion suma le dijimos que use los parametros “a” y “b” para que realize una simple suma.</w:t>
+                            </w:r>
+                          </w:p>
+                          <w:p>
+                            <w:pPr>
+                              <w:rPr>
+                                <w:rFonts w:hint="default"/>
+                                <w:lang w:val="es-ES"/>
+                              </w:rPr>
+                            </w:pPr>
+                            <w:r>
+                              <w:rPr>
+                                <w:rFonts w:hint="default"/>
+                                <w:lang w:val="es-ES"/>
+                              </w:rPr>
+                              <w:t>A la hora de usar la funcion, debemos de llamar esos parametros. Colocando el nombre de las variables.</w:t>
+                            </w:r>
+                          </w:p>
+                          <w:p>
+                            <w:pPr>
+                              <w:rPr>
+                                <w:rFonts w:hint="default"/>
+                                <w:lang w:val="es-ES"/>
+                              </w:rPr>
+                            </w:pPr>
+                            <w:r>
+                              <w:rPr>
+                                <w:rFonts w:hint="default"/>
+                                <w:lang w:val="es-ES"/>
+                              </w:rPr>
+                              <w:t>En el caso de que no las llamemos, nos dara un error por falta de error.</w:t>
+                            </w:r>
+                          </w:p>
+                          <w:p>
+                            <w:pPr>
+                              <w:rPr>
+                                <w:rFonts w:hint="default"/>
+                                <w:lang w:val="es-ES"/>
+                              </w:rPr>
+                            </w:pPr>
+                          </w:p>
+                          <w:p>
+                            <w:pPr>
+                              <w:rPr>
+                                <w:rFonts w:hint="default"/>
+                                <w:lang w:val="es-ES"/>
+                              </w:rPr>
+                            </w:pPr>
+                            <w:r>
+                              <w:rPr>
+                                <w:rFonts w:hint="default"/>
+                                <w:lang w:val="es-ES"/>
+                              </w:rPr>
+                              <w:t>Los parametros recibidos no tienen que llevar si o si el mismo nombre que las variables. También podemos darle un valor sin necesidad de una variable.</w:t>
+                            </w:r>
+                          </w:p>
+                        </w:txbxContent>
+                      </wps:txbx>
+                      <wps:bodyPr rot="0" spcFirstLastPara="0" vertOverflow="overflow" horzOverflow="overflow" vert="horz" wrap="square" lIns="91440" tIns="45720" rIns="91440" bIns="45720" numCol="1" spcCol="0" rtlCol="0" fromWordArt="0" anchor="t" anchorCtr="0" forceAA="0" compatLnSpc="1">
+                        <a:noAutofit/>
+                      </wps:bodyPr>
+                    </wps:wsp>
+                  </a:graphicData>
+                </a:graphic>
+              </wp:anchor>
+            </w:drawing>
+          </mc:Choice>
+          <mc:Fallback>
+            <w:pict>
+              <v:shape id="_x0000_s1026" o:spid="_x0000_s1026" o:spt="202" type="#_x0000_t202" style="position:absolute;left:0pt;margin-left:147.05pt;margin-top:6.1pt;height:167.15pt;width:176.45pt;z-index:251676672;mso-width-relative:page;mso-height-relative:page;" filled="f" stroked="f" coordsize="21600,21600" o:gfxdata="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">
+                <v:fill on="f" focussize="0,0"/>
+                <v:stroke on="f" weight="0.5pt"/>
+                <v:imagedata o:title=""/>
+                <o:lock v:ext="edit" aspectratio="f"/>
+                <v:textbox>
+                  <w:txbxContent>
+                    <w:p>
+                      <w:pPr>
+                        <w:rPr>
+                          <w:rFonts w:hint="default"/>
+                          <w:lang w:val="es-ES"/>
+                        </w:rPr>
+                      </w:pPr>
+                      <w:r>
+                        <w:rPr>
+                          <w:rFonts w:hint="default"/>
+                          <w:lang w:val="es-ES"/>
+                        </w:rPr>
+                        <w:t>En este caso, a la funcion suma le dijimos que use los parametros “a” y “b” para que realize una simple suma.</w:t>
+                      </w:r>
+                    </w:p>
+                    <w:p>
+                      <w:pPr>
+                        <w:rPr>
+                          <w:rFonts w:hint="default"/>
+                          <w:lang w:val="es-ES"/>
+                        </w:rPr>
+                      </w:pPr>
+                      <w:r>
+                        <w:rPr>
+                          <w:rFonts w:hint="default"/>
+                          <w:lang w:val="es-ES"/>
+                        </w:rPr>
+                        <w:t>A la hora de usar la funcion, debemos de llamar esos parametros. Colocando el nombre de las variables.</w:t>
+                      </w:r>
+                    </w:p>
+                    <w:p>
+                      <w:pPr>
+                        <w:rPr>
+                          <w:rFonts w:hint="default"/>
+                          <w:lang w:val="es-ES"/>
+                        </w:rPr>
+                      </w:pPr>
+                      <w:r>
+                        <w:rPr>
+                          <w:rFonts w:hint="default"/>
+                          <w:lang w:val="es-ES"/>
+                        </w:rPr>
+                        <w:t>En el caso de que no las llamemos, nos dara un error por falta de error.</w:t>
+                      </w:r>
+                    </w:p>
+                    <w:p>
+                      <w:pPr>
+                        <w:rPr>
+                          <w:rFonts w:hint="default"/>
+                          <w:lang w:val="es-ES"/>
+                        </w:rPr>
+                      </w:pPr>
+                    </w:p>
+                    <w:p>
+                      <w:pPr>
+                        <w:rPr>
+                          <w:rFonts w:hint="default"/>
+                          <w:lang w:val="es-ES"/>
+                        </w:rPr>
+                      </w:pPr>
+                      <w:r>
+                        <w:rPr>
+                          <w:rFonts w:hint="default"/>
+                          <w:lang w:val="es-ES"/>
+                        </w:rPr>
+                        <w:t>Los parametros recibidos no tienen que llevar si o si el mismo nombre que las variables. También podemos darle un valor sin necesidad de una variable.</w:t>
+                      </w:r>
+                    </w:p>
+                  </w:txbxContent>
+                </v:textbox>
+              </v:shape>
+            </w:pict>
+          </mc:Fallback>
+        </mc:AlternateContent>
+      </w:r>
+    </w:p>
+    <w:p>
+      <w:pPr>
+        <w:jc w:val="both"/>
+        <w:rPr>
+          <w:rFonts w:hint="default"/>
+          <w:lang w:val="es-ES"/>
+        </w:rPr>
+      </w:pPr>
+    </w:p>
+    <w:p>
+      <w:pPr>
+        <w:jc w:val="both"/>
+        <w:rPr>
+          <w:rFonts w:hint="default"/>
+          <w:lang w:val="es-ES"/>
+        </w:rPr>
+      </w:pPr>
+    </w:p>
+    <w:p>
+      <w:pPr>
+        <w:jc w:val="both"/>
+        <w:rPr>
+          <w:rFonts w:hint="default"/>
+          <w:lang w:val="es-ES"/>
+        </w:rPr>
+      </w:pPr>
+    </w:p>
+    <w:p>
+      <w:pPr>
+        <w:jc w:val="both"/>
+        <w:rPr>
+          <w:rFonts w:hint="default"/>
+          <w:lang w:val="es-ES"/>
+        </w:rPr>
+      </w:pPr>
+    </w:p>
+    <w:p>
+      <w:pPr>
+        <w:jc w:val="both"/>
+        <w:rPr>
+          <w:rFonts w:hint="default"/>
+          <w:lang w:val="es-ES"/>
+        </w:rPr>
+      </w:pPr>
+    </w:p>
+    <w:p>
+      <w:pPr>
+        <w:jc w:val="both"/>
+        <w:rPr>
+          <w:rFonts w:hint="default"/>
+          <w:lang w:val="es-ES"/>
+        </w:rPr>
+      </w:pPr>
+    </w:p>
+    <w:p>
+      <w:pPr>
+        <w:jc w:val="both"/>
+        <w:rPr>
+          <w:rFonts w:hint="default"/>
+          <w:lang w:val="es-ES"/>
+        </w:rPr>
+      </w:pPr>
+    </w:p>
+    <w:p>
+      <w:pPr>
+        <w:jc w:val="both"/>
+        <w:rPr>
+          <w:rFonts w:hint="default"/>
+          <w:lang w:val="es-ES"/>
+        </w:rPr>
+      </w:pPr>
+    </w:p>
+    <w:p>
+      <w:pPr>
+        <w:jc w:val="both"/>
+        <w:rPr>
+          <w:rFonts w:hint="default"/>
+          <w:lang w:val="es-ES"/>
+        </w:rPr>
+      </w:pPr>
+      <w:r>
+        <w:drawing>
+          <wp:anchor distT="0" distB="0" distL="114300" distR="114300" simplePos="0" relativeHeight="251678720" behindDoc="0" locked="0" layoutInCell="1" allowOverlap="1">
+            <wp:simplePos x="0" y="0"/>
+            <wp:positionH relativeFrom="column">
+              <wp:posOffset>4112895</wp:posOffset>
+            </wp:positionH>
+            <wp:positionV relativeFrom="paragraph">
+              <wp:posOffset>117475</wp:posOffset>
+            </wp:positionV>
+            <wp:extent cx="2066925" cy="447675"/>
+            <wp:effectExtent l="0" t="0" r="9525" b="9525"/>
+            <wp:wrapNone/>
+            <wp:docPr id="46" name="Imagen 8"/>
+            <wp:cNvGraphicFramePr>
+              <a:graphicFrameLocks xmlns:a="http://schemas.openxmlformats.org/drawingml/2006/main" noChangeAspect="1"/>
+            </wp:cNvGraphicFramePr>
+            <a:graphic xmlns:a="http://schemas.openxmlformats.org/drawingml/2006/main">
+              <a:graphicData uri="http://schemas.openxmlformats.org/drawingml/2006/picture">
+                <pic:pic xmlns:pic="http://schemas.openxmlformats.org/drawingml/2006/picture">
+                  <pic:nvPicPr>
+                    <pic:cNvPr id="46" name="Imagen 8"/>
+                    <pic:cNvPicPr>
+                      <a:picLocks noChangeAspect="1"/>
+                    </pic:cNvPicPr>
+                  </pic:nvPicPr>
+                  <pic:blipFill>
+                    <a:blip r:embed="rId25"/>
+                    <a:stretch>
+                      <a:fillRect/>
+                    </a:stretch>
+                  </pic:blipFill>
+                  <pic:spPr>
+                    <a:xfrm>
+                      <a:off x="0" y="0"/>
+                      <a:ext cx="2066925" cy="447675"/>
+                    </a:xfrm>
+                    <a:prstGeom prst="rect">
+                      <a:avLst/>
+                    </a:prstGeom>
+                    <a:noFill/>
+                    <a:ln>
+                      <a:noFill/>
+                    </a:ln>
+                  </pic:spPr>
+                </pic:pic>
+              </a:graphicData>
+            </a:graphic>
+          </wp:anchor>
+        </w:drawing>
+      </w:r>
+    </w:p>
+    <w:p>
+      <w:pPr>
+        <w:jc w:val="both"/>
+        <w:rPr>
+          <w:rFonts w:hint="default"/>
+          <w:lang w:val="es-ES"/>
+        </w:rPr>
+      </w:pPr>
+    </w:p>
+    <w:p>
+      <w:pPr>
+        <w:jc w:val="both"/>
+        <w:rPr>
+          <w:rFonts w:hint="default"/>
+          <w:lang w:val="es-ES"/>
+        </w:rPr>
+      </w:pPr>
+    </w:p>
+    <w:p>
+      <w:pPr>
+        <w:jc w:val="both"/>
+        <w:rPr>
+          <w:rFonts w:hint="default"/>
+          <w:lang w:val="es-ES"/>
+        </w:rPr>
+      </w:pPr>
+    </w:p>
+    <w:p>
+      <w:pPr>
+        <w:jc w:val="both"/>
+        <w:rPr>
+          <w:rFonts w:hint="default"/>
+          <w:lang w:val="es-ES"/>
+        </w:rPr>
+      </w:pPr>
+      <w:r>
+        <w:drawing>
+          <wp:anchor distT="0" distB="0" distL="114300" distR="114300" simplePos="0" relativeHeight="251679744" behindDoc="0" locked="0" layoutInCell="1" allowOverlap="1">
+            <wp:simplePos x="0" y="0"/>
+            <wp:positionH relativeFrom="column">
+              <wp:posOffset>4151630</wp:posOffset>
+            </wp:positionH>
+            <wp:positionV relativeFrom="paragraph">
+              <wp:posOffset>105410</wp:posOffset>
+            </wp:positionV>
+            <wp:extent cx="1962150" cy="666750"/>
+            <wp:effectExtent l="0" t="0" r="0" b="0"/>
+            <wp:wrapNone/>
+            <wp:docPr id="45" name="Imagen 7"/>
+            <wp:cNvGraphicFramePr>
+              <a:graphicFrameLocks xmlns:a="http://schemas.openxmlformats.org/drawingml/2006/main" noChangeAspect="1"/>
+            </wp:cNvGraphicFramePr>
+            <a:graphic xmlns:a="http://schemas.openxmlformats.org/drawingml/2006/main">
+              <a:graphicData uri="http://schemas.openxmlformats.org/drawingml/2006/picture">
+                <pic:pic xmlns:pic="http://schemas.openxmlformats.org/drawingml/2006/picture">
+                  <pic:nvPicPr>
+                    <pic:cNvPr id="45" name="Imagen 7"/>
+                    <pic:cNvPicPr>
+                      <a:picLocks noChangeAspect="1"/>
+                    </pic:cNvPicPr>
+                  </pic:nvPicPr>
+                  <pic:blipFill>
+                    <a:blip r:embed="rId26"/>
+                    <a:stretch>
+                      <a:fillRect/>
+                    </a:stretch>
+                  </pic:blipFill>
+                  <pic:spPr>
+                    <a:xfrm>
+                      <a:off x="0" y="0"/>
+                      <a:ext cx="1962150" cy="666750"/>
+                    </a:xfrm>
+                    <a:prstGeom prst="rect">
+                      <a:avLst/>
+                    </a:prstGeom>
+                    <a:noFill/>
+                    <a:ln>
+                      <a:noFill/>
+                    </a:ln>
+                  </pic:spPr>
+                </pic:pic>
+              </a:graphicData>
+            </a:graphic>
+          </wp:anchor>
+        </w:drawing>
+      </w:r>
+    </w:p>
+    <w:p>
+      <w:pPr>
+        <w:jc w:val="both"/>
+        <w:rPr>
+          <w:rFonts w:hint="default"/>
+          <w:lang w:val="es-ES"/>
+        </w:rPr>
+      </w:pPr>
+    </w:p>
+    <w:p>
+      <w:pPr>
+        <w:jc w:val="both"/>
+        <w:rPr>
+          <w:rFonts w:hint="default"/>
+          <w:lang w:val="es-ES"/>
+        </w:rPr>
+      </w:pPr>
+    </w:p>
+    <w:p>
+      <w:pPr>
+        <w:jc w:val="both"/>
+        <w:rPr>
+          <w:rFonts w:hint="default"/>
+          <w:lang w:val="es-ES"/>
+        </w:rPr>
+      </w:pPr>
+    </w:p>
+    <w:p>
+      <w:pPr>
+        <w:jc w:val="both"/>
+        <w:rPr>
+          <w:rFonts w:hint="default"/>
+          <w:lang w:val="es-ES"/>
+        </w:rPr>
+      </w:pPr>
+    </w:p>
+    <w:p>
+      <w:pPr>
+        <w:jc w:val="both"/>
+        <w:rPr>
+          <w:rFonts w:hint="default"/>
+          <w:lang w:val="es-ES"/>
+        </w:rPr>
+      </w:pPr>
+    </w:p>
+    <w:p>
+      <w:pPr>
+        <w:jc w:val="both"/>
+        <w:rPr>
+          <w:rFonts w:hint="default"/>
+          <w:lang w:val="es-ES"/>
+        </w:rPr>
+      </w:pPr>
+      <w:r>
+        <w:rPr>
+          <w:sz w:val="20"/>
+        </w:rPr>
+        <mc:AlternateContent>
+          <mc:Choice Requires="wps">
+            <w:drawing>
+              <wp:anchor distT="0" distB="0" distL="114300" distR="114300" simplePos="0" relativeHeight="251684864" behindDoc="0" locked="0" layoutInCell="1" allowOverlap="1">
+                <wp:simplePos x="0" y="0"/>
+                <wp:positionH relativeFrom="column">
+                  <wp:posOffset>3098165</wp:posOffset>
+                </wp:positionH>
+                <wp:positionV relativeFrom="paragraph">
+                  <wp:posOffset>1045210</wp:posOffset>
+                </wp:positionV>
+                <wp:extent cx="215900" cy="215900"/>
+                <wp:effectExtent l="9525" t="9525" r="22225" b="22225"/>
+                <wp:wrapNone/>
+                <wp:docPr id="63" name="Óvalo 63"/>
+                <wp:cNvGraphicFramePr/>
+                <a:graphic xmlns:a="http://schemas.openxmlformats.org/drawingml/2006/main">
+                  <a:graphicData uri="http://schemas.microsoft.com/office/word/2010/wordprocessingShape">
+                    <wps:wsp>
+                      <wps:cNvSpPr/>
+                      <wps:spPr>
+                        <a:xfrm>
+                          <a:off x="0" y="0"/>
+                          <a:ext cx="215900" cy="215900"/>
+                        </a:xfrm>
+                        <a:prstGeom prst="ellipse">
+                          <a:avLst/>
+                        </a:prstGeom>
+                        <a:noFill/>
+                        <a:ln w="19050">
+                          <a:solidFill>
+                            <a:srgbClr val="7F7F7F"/>
+                          </a:solidFill>
+                          <a:prstDash val="sysDash"/>
+                        </a:ln>
+                      </wps:spPr>
+                      <wps:style>
+                        <a:lnRef idx="2">
+                          <a:schemeClr val="accent1">
+                            <a:lumMod val="75000"/>
+                          </a:schemeClr>
+                        </a:lnRef>
+                        <a:fillRef idx="1">
+                          <a:schemeClr val="accent1"/>
+                        </a:fillRef>
+                        <a:effectRef idx="0">
+                          <a:srgbClr val="FFFFFF"/>
+                        </a:effectRef>
+                        <a:fontRef idx="minor">
+                          <a:schemeClr val="lt1"/>
+                        </a:fontRef>
+                      </wps:style>
+                      <wps:bodyPr rot="0" spcFirstLastPara="0" vertOverflow="overflow" horzOverflow="overflow" vert="horz" wrap="square" lIns="91440" tIns="45720" rIns="91440" bIns="45720" numCol="1" spcCol="0" rtlCol="0" fromWordArt="0" anchor="ctr" anchorCtr="0" forceAA="0" compatLnSpc="1">
+                        <a:noAutofit/>
+                      </wps:bodyPr>
+                    </wps:wsp>
+                  </a:graphicData>
+                </a:graphic>
+              </wp:anchor>
+            </w:drawing>
+          </mc:Choice>
+          <mc:Fallback>
+            <w:pict>
+              <v:shape id="_x0000_s1026" o:spid="_x0000_s1026" o:spt="3" type="#_x0000_t3" style="position:absolute;left:0pt;margin-left:243.95pt;margin-top:82.3pt;height:17pt;width:17pt;z-index:251684864;v-text-anchor:middle;mso-width-relative:page;mso-height-relative:page;" filled="f" stroked="t" coordsize="21600,21600" o:gfxdata="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">
+                <v:fill on="f" focussize="0,0"/>
+                <v:stroke weight="1.5pt" color="#7F7F7F [2404]" miterlimit="8" joinstyle="miter" dashstyle="3 1"/>
+                <v:imagedata o:title=""/>
+                <o:lock v:ext="edit" aspectratio="f"/>
+              </v:shape>
+            </w:pict>
+          </mc:Fallback>
+        </mc:AlternateContent>
+      </w:r>
     </w:p>
     <w:sectPr>
+      <w:headerReference r:id="rId3" w:type="default"/>
+      <w:footerReference r:id="rId4" w:type="default"/>
       <w:pgSz w:w="11906" w:h="16838"/>
-      <w:pgMar w:top="1440" w:right="1800" w:bottom="1440" w:left="1800" w:header="720" w:footer="720" w:gutter="0"/>
+      <w:pgMar w:top="720" w:right="901" w:bottom="720" w:left="901" w:header="720" w:footer="720" w:gutter="0"/>
+      <w:pgNumType w:fmt="decimal"/>
       <w:cols w:space="720" w:num="1"/>
       <w:docGrid w:linePitch="360" w:charSpace="0"/>
     </w:sectPr>
   </w:body>
 </w:document>
+</file>
+
+<file path=word/footer1.xml><?xml version="1.0" encoding="utf-8"?>
+<w:ftr xmlns:wpc="http://schemas.microsoft.com/office/word/2010/wordprocessingCanvas" xmlns:mc="http://schemas.openxmlformats.org/markup-compatibility/2006" xmlns:o="urn:schemas-microsoft-com:office:office" xmlns:r="http://schemas.openxmlformats.org/officeDocument/2006/relationships" xmlns:m="http://schemas.openxmlformats.org/officeDocument/2006/math" xmlns:v="urn:schemas-microsoft-com:vml" xmlns:wp14="http://schemas.microsoft.com/office/word/2010/wordprocessingDrawing" xmlns:wp="http://schemas.openxmlformats.org/drawingml/2006/wordprocessingDrawing" xmlns:w10="urn:schemas-microsoft-com:office:word" xmlns:w="http://schemas.openxmlformats.org/wordprocessingml/2006/main" xmlns:w14="http://schemas.microsoft.com/office/word/2010/wordml" xmlns:w15="http://schemas.microsoft.com/office/word/2012/wordml" xmlns:wpg="http://schemas.microsoft.com/office/word/2010/wordprocessingGroup" xmlns:wpi="http://schemas.microsoft.com/office/word/2010/wordprocessingInk" xmlns:wne="http://schemas.microsoft.com/office/word/2006/wordml" xmlns:wps="http://schemas.microsoft.com/office/word/2010/wordprocessingShape" xmlns:wpsCustomData="http://www.wps.cn/officeDocument/2013/wpsCustomData" mc:Ignorable="w14 w15 wp14">
+  <w:p>
+    <w:pPr>
+      <w:pStyle w:val="7"/>
+      <w:rPr>
+        <w:rFonts w:hint="default" w:ascii="Times New Roman" w:hAnsi="Times New Roman" w:cs="Times New Roman"/>
+        <w:lang w:val="es-ES"/>
+      </w:rPr>
+    </w:pPr>
+    <w:r>
+      <w:rPr>
+        <w:rFonts w:hint="default" w:ascii="Times New Roman" w:hAnsi="Times New Roman" w:cs="Times New Roman"/>
+        <w:sz w:val="20"/>
+      </w:rPr>
+      <mc:AlternateContent>
+        <mc:Choice Requires="wps">
+          <w:drawing>
+            <wp:anchor distT="0" distB="0" distL="114300" distR="114300" simplePos="0" relativeHeight="251659264" behindDoc="0" locked="0" layoutInCell="1" allowOverlap="1">
+              <wp:simplePos x="0" y="0"/>
+              <wp:positionH relativeFrom="margin">
+                <wp:align>center</wp:align>
+              </wp:positionH>
+              <wp:positionV relativeFrom="paragraph">
+                <wp:posOffset>0</wp:posOffset>
+              </wp:positionV>
+              <wp:extent cx="1828800" cy="1828800"/>
+              <wp:effectExtent l="0" t="0" r="0" b="0"/>
+              <wp:wrapNone/>
+              <wp:docPr id="57" name="Cuadro de texto 57"/>
+              <wp:cNvGraphicFramePr/>
+              <a:graphic xmlns:a="http://schemas.openxmlformats.org/drawingml/2006/main">
+                <a:graphicData uri="http://schemas.microsoft.com/office/word/2010/wordprocessingShape">
+                  <wps:wsp>
+                    <wps:cNvSpPr txBox="1"/>
+                    <wps:spPr>
+                      <a:xfrm>
+                        <a:off x="0" y="0"/>
+                        <a:ext cx="1828800" cy="1828800"/>
+                      </a:xfrm>
+                      <a:prstGeom prst="rect">
+                        <a:avLst/>
+                      </a:prstGeom>
+                      <a:noFill/>
+                      <a:ln w="6350">
+                        <a:noFill/>
+                      </a:ln>
+                      <a:extLst>
+                        <a:ext uri="{909E8E84-426E-40DD-AFC4-6F175D3DCCD1}">
+                          <a14:hiddenFill xmlns:a14="http://schemas.microsoft.com/office/drawing/2010/main">
+                            <a:solidFill>
+                              <a:schemeClr val="lt1"/>
+                            </a:solidFill>
+                          </a14:hiddenFill>
+                        </a:ext>
+                        <a:ext uri="{91240B29-F687-4F45-9708-019B960494DF}">
+                          <a14:hiddenLine xmlns:a14="http://schemas.microsoft.com/office/drawing/2010/main" w="6350">
+                            <a:solidFill>
+                              <a:prstClr val="black"/>
+                            </a:solidFill>
+                          </a14:hiddenLine>
+                        </a:ext>
+                      </a:extLst>
+                    </wps:spPr>
+                    <wps:style>
+                      <a:lnRef idx="0">
+                        <a:schemeClr val="accent1"/>
+                      </a:lnRef>
+                      <a:fillRef idx="0">
+                        <a:schemeClr val="accent1"/>
+                      </a:fillRef>
+                      <a:effectRef idx="0">
+                        <a:schemeClr val="accent1"/>
+                      </a:effectRef>
+                      <a:fontRef idx="minor">
+                        <a:schemeClr val="dk1"/>
+                      </a:fontRef>
+                    </wps:style>
+                    <wps:txbx>
+                      <w:txbxContent>
+                        <w:p>
+                          <w:pPr>
+                            <w:pStyle w:val="7"/>
+                          </w:pPr>
+                          <w:r>
+                            <w:fldChar w:fldCharType="begin"/>
+                          </w:r>
+                          <w:r>
+                            <w:instrText xml:space="preserve"> PAGE  \* MERGEFORMAT </w:instrText>
+                          </w:r>
+                          <w:r>
+                            <w:fldChar w:fldCharType="separate"/>
+                          </w:r>
+                          <w:r>
+                            <w:t>1</w:t>
+                          </w:r>
+                          <w:r>
+                            <w:fldChar w:fldCharType="end"/>
+                          </w:r>
+                        </w:p>
+                      </w:txbxContent>
+                    </wps:txbx>
+                    <wps:bodyPr rot="0" spcFirstLastPara="0" vertOverflow="overflow" horzOverflow="overflow" vert="horz" wrap="none" lIns="0" tIns="0" rIns="0" bIns="0" numCol="1" spcCol="0" rtlCol="0" fromWordArt="0" anchor="t" anchorCtr="0" forceAA="0" upright="0" compatLnSpc="1">
+                      <a:spAutoFit/>
+                    </wps:bodyPr>
+                  </wps:wsp>
+                </a:graphicData>
+              </a:graphic>
+            </wp:anchor>
+          </w:drawing>
+        </mc:Choice>
+        <mc:Fallback>
+          <w:pict>
+            <v:shape id="_x0000_s1026" o:spid="_x0000_s1026" o:spt="202" type="#_x0000_t202" style="position:absolute;left:0pt;margin-top:0pt;height:144pt;width:144pt;mso-position-horizontal:center;mso-position-horizontal-relative:margin;mso-wrap-style:none;z-index:251659264;mso-width-relative:page;mso-height-relative:page;" filled="f" stroked="f" coordsize="21600,21600" o:gfxdata="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">
+              <v:fill on="f" focussize="0,0"/>
+              <v:stroke on="f" weight="0.5pt"/>
+              <v:imagedata o:title=""/>
+              <o:lock v:ext="edit" aspectratio="f"/>
+              <v:textbox inset="0mm,0mm,0mm,0mm" style="mso-fit-shape-to-text:t;">
+                <w:txbxContent>
+                  <w:p>
+                    <w:pPr>
+                      <w:pStyle w:val="7"/>
+                    </w:pPr>
+                    <w:r>
+                      <w:fldChar w:fldCharType="begin"/>
+                    </w:r>
+                    <w:r>
+                      <w:instrText xml:space="preserve"> PAGE  \* MERGEFORMAT </w:instrText>
+                    </w:r>
+                    <w:r>
+                      <w:fldChar w:fldCharType="separate"/>
+                    </w:r>
+                    <w:r>
+                      <w:t>1</w:t>
+                    </w:r>
+                    <w:r>
+                      <w:fldChar w:fldCharType="end"/>
+                    </w:r>
+                  </w:p>
+                </w:txbxContent>
+              </v:textbox>
+            </v:shape>
+          </w:pict>
+        </mc:Fallback>
+      </mc:AlternateContent>
+    </w:r>
+    <w:r>
+      <w:rPr>
+        <w:rFonts w:hint="default" w:ascii="Times New Roman" w:hAnsi="Times New Roman" w:cs="Times New Roman"/>
+        <w:lang w:val="es-ES"/>
+      </w:rPr>
+      <w:t>Pablo Funes</w:t>
+    </w:r>
+    <w:r>
+      <w:rPr>
+        <w:rFonts w:hint="default" w:ascii="Times New Roman" w:hAnsi="Times New Roman" w:cs="Times New Roman"/>
+        <w:lang w:val="es-ES"/>
+      </w:rPr>
+      <w:tab/>
+      <w:t/>
+    </w:r>
+    <w:r>
+      <w:rPr>
+        <w:rFonts w:hint="default" w:ascii="Times New Roman" w:hAnsi="Times New Roman" w:cs="Times New Roman"/>
+        <w:lang w:val="es-ES"/>
+      </w:rPr>
+      <w:tab/>
+      <w:t/>
+    </w:r>
+    <w:r>
+      <w:rPr>
+        <w:rFonts w:hint="default" w:ascii="Times New Roman" w:hAnsi="Times New Roman" w:cs="Times New Roman"/>
+        <w:lang w:val="es-ES"/>
+      </w:rPr>
+      <w:tab/>
+      <w:t>Cinthia Rigoni</w:t>
+    </w:r>
+  </w:p>
+  <w:p>
+    <w:pPr>
+      <w:pStyle w:val="7"/>
+      <w:rPr>
+        <w:rFonts w:hint="default" w:ascii="Times New Roman" w:hAnsi="Times New Roman" w:cs="Times New Roman"/>
+        <w:lang w:val="es-ES"/>
+      </w:rPr>
+    </w:pPr>
+    <w:r>
+      <w:rPr>
+        <w:rFonts w:hint="default" w:ascii="Times New Roman" w:hAnsi="Times New Roman" w:cs="Times New Roman"/>
+        <w:lang w:val="es-ES"/>
+      </w:rPr>
+      <w:t>Valentino Rossi</w:t>
+    </w:r>
+    <w:r>
+      <w:rPr>
+        <w:rFonts w:hint="default" w:ascii="Times New Roman" w:hAnsi="Times New Roman" w:cs="Times New Roman"/>
+        <w:lang w:val="es-ES"/>
+      </w:rPr>
+      <w:tab/>
+      <w:t/>
+    </w:r>
+    <w:r>
+      <w:rPr>
+        <w:rFonts w:hint="default" w:ascii="Times New Roman" w:hAnsi="Times New Roman" w:cs="Times New Roman"/>
+        <w:lang w:val="es-ES"/>
+      </w:rPr>
+      <w:tab/>
+      <w:t/>
+    </w:r>
+    <w:r>
+      <w:rPr>
+        <w:rFonts w:hint="default" w:ascii="Times New Roman" w:hAnsi="Times New Roman" w:cs="Times New Roman"/>
+        <w:lang w:val="es-ES"/>
+      </w:rPr>
+      <w:tab/>
+      <w:t>Ariel Enferrel</w:t>
+    </w:r>
+  </w:p>
+</w:ftr>
+</file>
+
+<file path=word/header1.xml><?xml version="1.0" encoding="utf-8"?>
+<w:hdr xmlns:wpc="http://schemas.microsoft.com/office/word/2010/wordprocessingCanvas" xmlns:mc="http://schemas.openxmlformats.org/markup-compatibility/2006" xmlns:o="urn:schemas-microsoft-com:office:office" xmlns:r="http://schemas.openxmlformats.org/officeDocument/2006/relationships" xmlns:m="http://schemas.openxmlformats.org/officeDocument/2006/math" xmlns:v="urn:schemas-microsoft-com:vml" xmlns:wp14="http://schemas.microsoft.com/office/word/2010/wordprocessingDrawing" xmlns:wp="http://schemas.openxmlformats.org/drawingml/2006/wordprocessingDrawing" xmlns:w10="urn:schemas-microsoft-com:office:word" xmlns:w="http://schemas.openxmlformats.org/wordprocessingml/2006/main" xmlns:w14="http://schemas.microsoft.com/office/word/2010/wordml" xmlns:w15="http://schemas.microsoft.com/office/word/2012/wordml" xmlns:wpg="http://schemas.microsoft.com/office/word/2010/wordprocessingGroup" xmlns:wpi="http://schemas.microsoft.com/office/word/2010/wordprocessingInk" xmlns:wne="http://schemas.microsoft.com/office/word/2006/wordml" xmlns:wps="http://schemas.microsoft.com/office/word/2010/wordprocessingShape" xmlns:wpsCustomData="http://www.wps.cn/officeDocument/2013/wpsCustomData" mc:Ignorable="w14 w15 wp14">
+  <w:p>
+    <w:pPr>
+      <w:pStyle w:val="5"/>
+      <w:jc w:val="center"/>
+      <w:rPr>
+        <w:rFonts w:hint="default" w:ascii="Times New Roman" w:hAnsi="Times New Roman" w:cs="Times New Roman"/>
+        <w:lang w:val="es-ES"/>
+      </w:rPr>
+    </w:pPr>
+    <w:r>
+      <w:rPr>
+        <w:rFonts w:hint="default" w:ascii="Times New Roman" w:hAnsi="Times New Roman" w:cs="Times New Roman"/>
+        <w:lang w:val="es-ES"/>
+      </w:rPr>
+      <w:t>UTN</w:t>
+    </w:r>
+  </w:p>
+  <w:p>
+    <w:pPr>
+      <w:pStyle w:val="5"/>
+      <w:jc w:val="center"/>
+      <w:rPr>
+        <w:rFonts w:hint="default" w:ascii="Times New Roman" w:hAnsi="Times New Roman" w:cs="Times New Roman"/>
+        <w:lang w:val="es-ES"/>
+      </w:rPr>
+    </w:pPr>
+    <w:r>
+      <w:rPr>
+        <w:rFonts w:hint="default" w:ascii="Times New Roman" w:hAnsi="Times New Roman" w:cs="Times New Roman"/>
+        <w:lang w:val="es-ES"/>
+      </w:rPr>
+      <w:t>Programación I</w:t>
+    </w:r>
+  </w:p>
+</w:hdr>
 </file>
 
 <file path=word/styles.xml><?xml version="1.0" encoding="utf-8"?>
@@ -5783,6 +8253,17 @@
     </w:rPr>
   </w:style>
   <w:style w:type="paragraph" w:styleId="5">
+    <w:name w:val="header"/>
+    <w:basedOn w:val="1"/>
+    <w:uiPriority w:val="0"/>
+    <w:pPr>
+      <w:tabs>
+        <w:tab w:val="center" w:pos="4153"/>
+        <w:tab w:val="right" w:pos="8306"/>
+      </w:tabs>
+    </w:pPr>
+  </w:style>
+  <w:style w:type="paragraph" w:styleId="6">
     <w:name w:val="Normal (Web)"/>
     <w:basedOn w:val="1"/>
     <w:uiPriority w:val="0"/>
@@ -5791,7 +8272,18 @@
       <w:szCs w:val="24"/>
     </w:rPr>
   </w:style>
-  <w:style w:type="table" w:styleId="6">
+  <w:style w:type="paragraph" w:styleId="7">
+    <w:name w:val="footer"/>
+    <w:basedOn w:val="1"/>
+    <w:uiPriority w:val="0"/>
+    <w:pPr>
+      <w:tabs>
+        <w:tab w:val="center" w:pos="4153"/>
+        <w:tab w:val="right" w:pos="8306"/>
+      </w:tabs>
+    </w:pPr>
+  </w:style>
+  <w:style w:type="table" w:styleId="8">
     <w:name w:val="Table Grid"/>
     <w:basedOn w:val="3"/>
     <w:uiPriority w:val="0"/>

--- a/Informe.docx
+++ b/Informe.docx
@@ -187,9 +187,9 @@
           </mc:Choice>
           <mc:Fallback>
             <w:pict>
-              <v:group id="_x0000_s1026" o:spid="_x0000_s1026" o:spt="203" style="position:absolute;left:0pt;margin-left:38.1pt;margin-top:6.2pt;height:269.75pt;width:429pt;z-index:251675648;mso-width-relative:page;mso-height-relative:page;" coordorigin="5327,1307" coordsize="8580,5395" o:gfxdata="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">
+              <v:group id="_x0000_s1026" o:spid="_x0000_s1026" o:spt="203" style="position:absolute;left:0pt;margin-left:38.1pt;margin-top:6.2pt;height:269.75pt;width:429pt;z-index:251675648;mso-width-relative:page;mso-height-relative:page;" coordorigin="5327,1307" coordsize="8580,5395" o:gfxdata="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">
                 <o:lock v:ext="edit" aspectratio="f"/>
-                <v:shape id="_x0000_s1026" o:spid="_x0000_s1026" o:spt="202" type="#_x0000_t202" style="position:absolute;left:7283;top:1307;height:1140;width:4669;" filled="f" stroked="f" coordsize="21600,21600" o:gfxdata="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">
+                <v:shape id="_x0000_s1026" o:spid="_x0000_s1026" o:spt="202" type="#_x0000_t202" style="position:absolute;left:7283;top:1307;height:1140;width:4669;" filled="f" stroked="f" coordsize="21600,21600" o:gfxdata="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">
                   <v:fill on="f" focussize="0,0"/>
                   <v:stroke on="f" weight="0.5pt"/>
                   <v:imagedata o:title=""/>
@@ -219,7 +219,7 @@
                     </w:txbxContent>
                   </v:textbox>
                 </v:shape>
-                <v:shape id="_x0000_s1026" o:spid="_x0000_s1026" o:spt="202" type="#_x0000_t202" style="position:absolute;left:5687;top:2602;height:1911;width:7861;" filled="f" stroked="f" coordsize="21600,21600" o:gfxdata="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">
+                <v:shape id="_x0000_s1026" o:spid="_x0000_s1026" o:spt="202" type="#_x0000_t202" style="position:absolute;left:5687;top:2602;height:1911;width:7861;" filled="f" stroked="f" coordsize="21600,21600" o:gfxdata="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">
                   <v:fill on="f" focussize="0,0"/>
                   <v:stroke on="f" weight="0.5pt"/>
                   <v:imagedata o:title=""/>
@@ -339,7 +339,7 @@
           </mc:Choice>
           <mc:Fallback>
             <w:pict>
-              <v:rect id="_x0000_s1026" o:spid="_x0000_s1026" o:spt="1" style="position:absolute;left:0pt;margin-left:-45pt;margin-top:-60.25pt;height:845.5pt;width:599.7pt;z-index:-251655168;v-text-anchor:middle;mso-width-relative:page;mso-height-relative:page;" fillcolor="#F7C69F [1493]" filled="t" stroked="f" coordsize="21600,21600" o:gfxdata="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">
+              <v:rect id="_x0000_s1026" o:spid="_x0000_s1026" o:spt="1" style="position:absolute;left:0pt;margin-left:-45pt;margin-top:-60.25pt;height:845.5pt;width:599.7pt;z-index:-251655168;v-text-anchor:middle;mso-width-relative:page;mso-height-relative:page;" fillcolor="#F7C69F [1493]" filled="t" stroked="f" coordsize="21600,21600" o:gfxdata="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">
                 <v:fill type="gradient" on="t" color2="#664E01 [1350]" focus="100%" focussize="0,0" rotate="t"/>
                 <v:stroke on="f" weight="1pt" miterlimit="8" joinstyle="miter"/>
                 <v:imagedata o:title=""/>
@@ -565,7 +565,7 @@
           </mc:Choice>
           <mc:Fallback>
             <w:pict>
-              <v:shape id="_x0000_s1026" o:spid="_x0000_s1026" o:spt="202" type="#_x0000_t202" style="position:absolute;left:0pt;margin-left:-36.55pt;margin-top:296.55pt;height:370.9pt;width:518pt;z-index:251662336;mso-width-relative:page;mso-height-relative:page;" filled="f" stroked="f" coordsize="21600,21600" o:gfxdata="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">
+              <v:shape id="_x0000_s1026" o:spid="_x0000_s1026" o:spt="202" type="#_x0000_t202" style="position:absolute;left:0pt;margin-left:-36.55pt;margin-top:296.55pt;height:370.9pt;width:518pt;z-index:251662336;mso-width-relative:page;mso-height-relative:page;" filled="f" stroked="f" coordsize="21600,21600" o:gfxdata="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">
                 <v:fill on="f" focussize="0,0"/>
                 <v:stroke on="f" weight="0.5pt"/>
                 <v:imagedata o:title=""/>
@@ -1065,15 +1065,6 @@
                           </a:solidFill>
                           <a:prstDash val="sysDash"/>
                         </a:ln>
-                        <a:extLst>
-                          <a:ext uri="{909E8E84-426E-40DD-AFC4-6F175D3DCCD1}">
-                            <a14:hiddenFill xmlns:a14="http://schemas.microsoft.com/office/drawing/2010/main">
-                              <a:solidFill>
-                                <a:schemeClr val="accent1"/>
-                              </a:solidFill>
-                            </a14:hiddenFill>
-                          </a:ext>
-                        </a:extLst>
                       </wps:spPr>
                       <wps:style>
                         <a:lnRef idx="2">
@@ -1102,7 +1093,7 @@
           </mc:Choice>
           <mc:Fallback>
             <w:pict>
-              <v:shape id="_x0000_s1026" o:spid="_x0000_s1026" o:spt="3" type="#_x0000_t3" style="position:absolute;left:0pt;margin-left:243.95pt;margin-top:478.55pt;height:17pt;width:17pt;z-index:251681792;v-text-anchor:middle;mso-width-relative:page;mso-height-relative:page;" filled="f" stroked="t" coordsize="21600,21600" o:gfxdata="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">
+              <v:shape id="_x0000_s1026" o:spid="_x0000_s1026" o:spt="3" type="#_x0000_t3" style="position:absolute;left:0pt;margin-left:243.95pt;margin-top:478.55pt;height:17pt;width:17pt;z-index:251681792;v-text-anchor:middle;mso-width-relative:page;mso-height-relative:page;" filled="f" stroked="t" coordsize="21600,21600" o:gfxdata="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">
                 <v:fill on="f" focussize="0,0"/>
                 <v:stroke weight="1.5pt" color="#7F7F7F [2404]" miterlimit="8" joinstyle="miter" dashstyle="3 1"/>
                 <v:imagedata o:title=""/>
@@ -1611,8 +1602,6 @@
           <w:rFonts w:hint="default" w:ascii="Times New Roman" w:hAnsi="Times New Roman" w:cs="Times New Roman"/>
         </w:rPr>
       </w:pPr>
-      <w:bookmarkStart w:id="0" w:name="_GoBack"/>
-      <w:bookmarkEnd w:id="0"/>
     </w:p>
     <w:p>
       <w:pPr>
@@ -2112,7 +2101,7 @@
     </w:p>
     <w:tbl>
       <w:tblPr>
-        <w:tblStyle w:val="8"/>
+        <w:tblStyle w:val="9"/>
         <w:tblW w:w="0" w:type="auto"/>
         <w:tblInd w:w="0" w:type="dxa"/>
         <w:tblBorders>
@@ -3542,15 +3531,6 @@
                             <a:ln w="6350">
                               <a:noFill/>
                             </a:ln>
-                            <a:extLst>
-                              <a:ext uri="{909E8E84-426E-40DD-AFC4-6F175D3DCCD1}">
-                                <a14:hiddenFill xmlns:a14="http://schemas.microsoft.com/office/drawing/2010/main">
-                                  <a:solidFill>
-                                    <a:schemeClr val="lt1"/>
-                                  </a:solidFill>
-                                </a14:hiddenFill>
-                              </a:ext>
-                            </a:extLst>
                           </wps:spPr>
                           <wps:style>
                             <a:lnRef idx="0">
@@ -3617,15 +3597,6 @@
                             <a:ln w="6350">
                               <a:noFill/>
                             </a:ln>
-                            <a:extLst>
-                              <a:ext uri="{909E8E84-426E-40DD-AFC4-6F175D3DCCD1}">
-                                <a14:hiddenFill xmlns:a14="http://schemas.microsoft.com/office/drawing/2010/main">
-                                  <a:solidFill>
-                                    <a:schemeClr val="lt1"/>
-                                  </a:solidFill>
-                                </a14:hiddenFill>
-                              </a:ext>
-                            </a:extLst>
                           </wps:spPr>
                           <wps:style>
                             <a:lnRef idx="0">
@@ -3719,7 +3690,7 @@
           </mc:Choice>
           <mc:Fallback>
             <w:pict>
-              <v:group id="_x0000_s1026" o:spid="_x0000_s1026" o:spt="203" style="position:absolute;left:0pt;margin-left:246.25pt;margin-top:0.45pt;height:33.6pt;width:98.9pt;z-index:251680768;mso-width-relative:page;mso-height-relative:page;" coordorigin="7893,48501" coordsize="1978,672" o:gfxdata="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">
+              <v:group id="_x0000_s1026" o:spid="_x0000_s1026" o:spt="203" style="position:absolute;left:0pt;margin-left:246.25pt;margin-top:0.45pt;height:33.6pt;width:98.9pt;z-index:251680768;mso-width-relative:page;mso-height-relative:page;" coordorigin="7893,48501" coordsize="1978,672" o:gfxdata="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">
                 <o:lock v:ext="edit" aspectratio="f"/>
                 <v:group id="_x0000_s1026" o:spid="_x0000_s1026" o:spt="203" style="position:absolute;left:7893;top:48509;height:664;width:820;" coordorigin="7893,48509" coordsize="820,664" o:gfxdata="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">
                   <o:lock v:ext="edit" aspectratio="f"/>
@@ -4170,7 +4141,7 @@
     </w:p>
     <w:tbl>
       <w:tblPr>
-        <w:tblStyle w:val="8"/>
+        <w:tblStyle w:val="9"/>
         <w:tblW w:w="0" w:type="auto"/>
         <w:tblInd w:w="0" w:type="dxa"/>
         <w:tblBorders>
@@ -6621,15 +6592,6 @@
                         <a:ln w="6350">
                           <a:noFill/>
                         </a:ln>
-                        <a:extLst>
-                          <a:ext uri="{909E8E84-426E-40DD-AFC4-6F175D3DCCD1}">
-                            <a14:hiddenFill xmlns:a14="http://schemas.microsoft.com/office/drawing/2010/main">
-                              <a:solidFill>
-                                <a:schemeClr val="lt1"/>
-                              </a:solidFill>
-                            </a14:hiddenFill>
-                          </a:ext>
-                        </a:extLst>
                       </wps:spPr>
                       <wps:style>
                         <a:lnRef idx="0">
@@ -6696,14 +6658,16 @@
                           <w:p>
                             <w:pPr>
                               <w:rPr>
-                                <w:rFonts w:hint="default"/>
-                                <w:lang w:val="es-ES"/>
+                                <w:rFonts w:hint="default" w:ascii="Times New Roman" w:hAnsi="Times New Roman" w:cs="Times New Roman"/>
+                                <w:sz w:val="20"/>
+                                <w:lang w:val="es-ES" w:eastAsia="zh-CN"/>
                               </w:rPr>
                             </w:pPr>
                             <w:r>
                               <w:rPr>
-                                <w:rFonts w:hint="default"/>
-                                <w:lang w:val="es-ES"/>
+                                <w:rFonts w:hint="default" w:ascii="Times New Roman" w:hAnsi="Times New Roman" w:cs="Times New Roman"/>
+                                <w:sz w:val="20"/>
+                                <w:lang w:val="es-ES" w:eastAsia="zh-CN"/>
                               </w:rPr>
                               <w:t>De esta forma, nosotros definimos una funcion. En este caso la funcion “saludo”</w:t>
                             </w:r>
@@ -6721,7 +6685,7 @@
           </mc:Choice>
           <mc:Fallback>
             <w:pict>
-              <v:shape id="_x0000_s1026" o:spid="_x0000_s1026" o:spt="202" type="#_x0000_t202" style="position:absolute;left:0pt;margin-left:20.45pt;margin-top:7.45pt;height:84.75pt;width:137.75pt;z-index:251673600;mso-width-relative:page;mso-height-relative:page;" filled="f" stroked="f" coordsize="21600,21600" o:gfxdata="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">
+              <v:shape id="_x0000_s1026" o:spid="_x0000_s1026" o:spt="202" type="#_x0000_t202" style="position:absolute;left:0pt;margin-left:20.45pt;margin-top:7.45pt;height:84.75pt;width:137.75pt;z-index:251673600;mso-width-relative:page;mso-height-relative:page;" filled="f" stroked="f" coordsize="21600,21600" o:gfxdata="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">
                 <v:fill on="f" focussize="0,0"/>
                 <v:stroke on="f" weight="0.5pt"/>
                 <v:imagedata o:title=""/>
@@ -6777,14 +6741,16 @@
                     <w:p>
                       <w:pPr>
                         <w:rPr>
-                          <w:rFonts w:hint="default"/>
-                          <w:lang w:val="es-ES"/>
+                          <w:rFonts w:hint="default" w:ascii="Times New Roman" w:hAnsi="Times New Roman" w:cs="Times New Roman"/>
+                          <w:sz w:val="20"/>
+                          <w:lang w:val="es-ES" w:eastAsia="zh-CN"/>
                         </w:rPr>
                       </w:pPr>
                       <w:r>
                         <w:rPr>
-                          <w:rFonts w:hint="default"/>
-                          <w:lang w:val="es-ES"/>
+                          <w:rFonts w:hint="default" w:ascii="Times New Roman" w:hAnsi="Times New Roman" w:cs="Times New Roman"/>
+                          <w:sz w:val="20"/>
+                          <w:lang w:val="es-ES" w:eastAsia="zh-CN"/>
                         </w:rPr>
                         <w:t>De esta forma, nosotros definimos una funcion. En este caso la funcion “saludo”</w:t>
                       </w:r>
@@ -6832,15 +6798,6 @@
                         <a:ln w="6350">
                           <a:noFill/>
                         </a:ln>
-                        <a:extLst>
-                          <a:ext uri="{909E8E84-426E-40DD-AFC4-6F175D3DCCD1}">
-                            <a14:hiddenFill xmlns:a14="http://schemas.microsoft.com/office/drawing/2010/main">
-                              <a:solidFill>
-                                <a:schemeClr val="lt1"/>
-                              </a:solidFill>
-                            </a14:hiddenFill>
-                          </a:ext>
-                        </a:extLst>
                       </wps:spPr>
                       <wps:style>
                         <a:lnRef idx="0">
@@ -6907,14 +6864,16 @@
                           <w:p>
                             <w:pPr>
                               <w:rPr>
-                                <w:rFonts w:hint="default"/>
-                                <w:lang w:val="es-ES"/>
+                                <w:rFonts w:hint="default" w:ascii="Times New Roman" w:hAnsi="Times New Roman" w:cs="Times New Roman"/>
+                                <w:sz w:val="20"/>
+                                <w:lang w:val="es-ES" w:eastAsia="zh-CN"/>
                               </w:rPr>
                             </w:pPr>
                             <w:r>
                               <w:rPr>
-                                <w:rFonts w:hint="default"/>
-                                <w:lang w:val="es-ES"/>
+                                <w:rFonts w:hint="default" w:ascii="Times New Roman" w:hAnsi="Times New Roman" w:cs="Times New Roman"/>
+                                <w:sz w:val="20"/>
+                                <w:lang w:val="es-ES" w:eastAsia="zh-CN"/>
                               </w:rPr>
                               <w:t>Para llamar a una funcion, escribimos su nombre y adelante le ponemos parentesis.</w:t>
                             </w:r>
@@ -6932,7 +6891,7 @@
           </mc:Choice>
           <mc:Fallback>
             <w:pict>
-              <v:shape id="_x0000_s1026" o:spid="_x0000_s1026" o:spt="202" type="#_x0000_t202" style="position:absolute;left:0pt;margin-left:208.9pt;margin-top:10.45pt;height:78.95pt;width:149.9pt;z-index:251674624;mso-width-relative:page;mso-height-relative:page;" filled="f" stroked="f" coordsize="21600,21600" o:gfxdata="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">
+              <v:shape id="_x0000_s1026" o:spid="_x0000_s1026" o:spt="202" type="#_x0000_t202" style="position:absolute;left:0pt;margin-left:208.9pt;margin-top:10.45pt;height:78.95pt;width:149.9pt;z-index:251674624;mso-width-relative:page;mso-height-relative:page;" filled="f" stroked="f" coordsize="21600,21600" o:gfxdata="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">
                 <v:fill on="f" focussize="0,0"/>
                 <v:stroke on="f" weight="0.5pt"/>
                 <v:imagedata o:title=""/>
@@ -6988,14 +6947,16 @@
                     <w:p>
                       <w:pPr>
                         <w:rPr>
-                          <w:rFonts w:hint="default"/>
-                          <w:lang w:val="es-ES"/>
+                          <w:rFonts w:hint="default" w:ascii="Times New Roman" w:hAnsi="Times New Roman" w:cs="Times New Roman"/>
+                          <w:sz w:val="20"/>
+                          <w:lang w:val="es-ES" w:eastAsia="zh-CN"/>
                         </w:rPr>
                       </w:pPr>
                       <w:r>
                         <w:rPr>
-                          <w:rFonts w:hint="default"/>
-                          <w:lang w:val="es-ES"/>
+                          <w:rFonts w:hint="default" w:ascii="Times New Roman" w:hAnsi="Times New Roman" w:cs="Times New Roman"/>
+                          <w:sz w:val="20"/>
+                          <w:lang w:val="es-ES" w:eastAsia="zh-CN"/>
                         </w:rPr>
                         <w:t>Para llamar a una funcion, escribimos su nombre y adelante le ponemos parentesis.</w:t>
                       </w:r>
@@ -7070,7 +7031,6 @@
     </w:p>
     <w:p>
       <w:pPr>
-        <w:jc w:val="both"/>
         <w:rPr>
           <w:rFonts w:hint="default"/>
           <w:lang w:val="es-ES"/>
@@ -7078,8 +7038,9 @@
       </w:pPr>
       <w:r>
         <w:rPr>
-          <w:rFonts w:hint="default"/>
-          <w:lang w:val="es-ES"/>
+          <w:rFonts w:hint="default" w:ascii="Times New Roman" w:hAnsi="Times New Roman" w:cs="Times New Roman"/>
+          <w:sz w:val="20"/>
+          <w:lang w:val="es-ES" w:eastAsia="zh-CN"/>
         </w:rPr>
         <w:t>Las funciones pueden trabajar con datos ya existentes. Solo hace falta llamar ese parametro para la funcion:</w:t>
       </w:r>
@@ -7182,7 +7143,7 @@
           </mc:Choice>
           <mc:Fallback>
             <w:pict>
-              <v:group id="_x0000_s1026" o:spid="_x0000_s1026" o:spt="203" style="position:absolute;left:0pt;margin-left:-6.35pt;margin-top:11.75pt;height:173.45pt;width:141pt;z-index:251677696;mso-width-relative:page;mso-height-relative:page;" coordorigin="4895,74091" coordsize="2820,3469" o:gfxdata="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">
+              <v:group id="_x0000_s1026" o:spid="_x0000_s1026" o:spt="203" style="position:absolute;left:0pt;margin-left:-6.35pt;margin-top:11.75pt;height:173.45pt;width:141pt;z-index:251677696;mso-width-relative:page;mso-height-relative:page;" coordorigin="4895,74091" coordsize="2820,3469" o:gfxdata="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">
                 <o:lock v:ext="edit" aspectratio="f"/>
                 <v:shape id="Imagen 5" o:spid="_x0000_s1026" o:spt="75" type="#_x0000_t75" style="position:absolute;left:4895;top:74091;height:990;width:2820;" filled="f" o:preferrelative="t" stroked="f" coordsize="21600,21600" o:gfxdata="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">
                   <v:fill on="f" focussize="0,0"/>
@@ -7237,15 +7198,6 @@
                         <a:ln w="6350">
                           <a:noFill/>
                         </a:ln>
-                        <a:extLst>
-                          <a:ext uri="{909E8E84-426E-40DD-AFC4-6F175D3DCCD1}">
-                            <a14:hiddenFill xmlns:a14="http://schemas.microsoft.com/office/drawing/2010/main">
-                              <a:solidFill>
-                                <a:schemeClr val="lt1"/>
-                              </a:solidFill>
-                            </a14:hiddenFill>
-                          </a:ext>
-                        </a:extLst>
                       </wps:spPr>
                       <wps:style>
                         <a:lnRef idx="0">
@@ -7266,14 +7218,16 @@
                           <w:p>
                             <w:pPr>
                               <w:rPr>
-                                <w:rFonts w:hint="default"/>
-                                <w:lang w:val="es-ES"/>
+                                <w:rFonts w:hint="default" w:ascii="Times New Roman" w:hAnsi="Times New Roman" w:cs="Times New Roman"/>
+                                <w:sz w:val="20"/>
+                                <w:lang w:val="es-ES" w:eastAsia="zh-CN"/>
                               </w:rPr>
                             </w:pPr>
                             <w:r>
                               <w:rPr>
-                                <w:rFonts w:hint="default"/>
-                                <w:lang w:val="es-ES"/>
+                                <w:rFonts w:hint="default" w:ascii="Times New Roman" w:hAnsi="Times New Roman" w:cs="Times New Roman"/>
+                                <w:sz w:val="20"/>
+                                <w:lang w:val="es-ES" w:eastAsia="zh-CN"/>
                               </w:rPr>
                               <w:t>En este caso, a la funcion suma le dijimos que use los parametros “a” y “b” para que realize una simple suma.</w:t>
                             </w:r>
@@ -7281,14 +7235,16 @@
                           <w:p>
                             <w:pPr>
                               <w:rPr>
-                                <w:rFonts w:hint="default"/>
-                                <w:lang w:val="es-ES"/>
+                                <w:rFonts w:hint="default" w:ascii="Times New Roman" w:hAnsi="Times New Roman" w:cs="Times New Roman"/>
+                                <w:sz w:val="20"/>
+                                <w:lang w:val="es-ES" w:eastAsia="zh-CN"/>
                               </w:rPr>
                             </w:pPr>
                             <w:r>
                               <w:rPr>
-                                <w:rFonts w:hint="default"/>
-                                <w:lang w:val="es-ES"/>
+                                <w:rFonts w:hint="default" w:ascii="Times New Roman" w:hAnsi="Times New Roman" w:cs="Times New Roman"/>
+                                <w:sz w:val="20"/>
+                                <w:lang w:val="es-ES" w:eastAsia="zh-CN"/>
                               </w:rPr>
                               <w:t>A la hora de usar la funcion, debemos de llamar esos parametros. Colocando el nombre de las variables.</w:t>
                             </w:r>
@@ -7296,14 +7252,16 @@
                           <w:p>
                             <w:pPr>
                               <w:rPr>
-                                <w:rFonts w:hint="default"/>
-                                <w:lang w:val="es-ES"/>
+                                <w:rFonts w:hint="default" w:ascii="Times New Roman" w:hAnsi="Times New Roman" w:cs="Times New Roman"/>
+                                <w:sz w:val="20"/>
+                                <w:lang w:val="es-ES" w:eastAsia="zh-CN"/>
                               </w:rPr>
                             </w:pPr>
                             <w:r>
                               <w:rPr>
-                                <w:rFonts w:hint="default"/>
-                                <w:lang w:val="es-ES"/>
+                                <w:rFonts w:hint="default" w:ascii="Times New Roman" w:hAnsi="Times New Roman" w:cs="Times New Roman"/>
+                                <w:sz w:val="20"/>
+                                <w:lang w:val="es-ES" w:eastAsia="zh-CN"/>
                               </w:rPr>
                               <w:t>En el caso de que no las llamemos, nos dara un error por falta de error.</w:t>
                             </w:r>
@@ -7311,22 +7269,25 @@
                           <w:p>
                             <w:pPr>
                               <w:rPr>
-                                <w:rFonts w:hint="default"/>
-                                <w:lang w:val="es-ES"/>
+                                <w:rFonts w:hint="default" w:ascii="Times New Roman" w:hAnsi="Times New Roman" w:cs="Times New Roman"/>
+                                <w:sz w:val="20"/>
+                                <w:lang w:val="es-ES" w:eastAsia="zh-CN"/>
                               </w:rPr>
                             </w:pPr>
                           </w:p>
                           <w:p>
                             <w:pPr>
                               <w:rPr>
-                                <w:rFonts w:hint="default"/>
-                                <w:lang w:val="es-ES"/>
+                                <w:rFonts w:hint="default" w:ascii="Times New Roman" w:hAnsi="Times New Roman" w:cs="Times New Roman"/>
+                                <w:sz w:val="20"/>
+                                <w:lang w:val="es-ES" w:eastAsia="zh-CN"/>
                               </w:rPr>
                             </w:pPr>
                             <w:r>
                               <w:rPr>
-                                <w:rFonts w:hint="default"/>
-                                <w:lang w:val="es-ES"/>
+                                <w:rFonts w:hint="default" w:ascii="Times New Roman" w:hAnsi="Times New Roman" w:cs="Times New Roman"/>
+                                <w:sz w:val="20"/>
+                                <w:lang w:val="es-ES" w:eastAsia="zh-CN"/>
                               </w:rPr>
                               <w:t>Los parametros recibidos no tienen que llevar si o si el mismo nombre que las variables. También podemos darle un valor sin necesidad de una variable.</w:t>
                             </w:r>
@@ -7344,7 +7305,7 @@
           </mc:Choice>
           <mc:Fallback>
             <w:pict>
-              <v:shape id="_x0000_s1026" o:spid="_x0000_s1026" o:spt="202" type="#_x0000_t202" style="position:absolute;left:0pt;margin-left:147.05pt;margin-top:6.1pt;height:167.15pt;width:176.45pt;z-index:251676672;mso-width-relative:page;mso-height-relative:page;" filled="f" stroked="f" coordsize="21600,21600" o:gfxdata="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">
+              <v:shape id="_x0000_s1026" o:spid="_x0000_s1026" o:spt="202" type="#_x0000_t202" style="position:absolute;left:0pt;margin-left:147.05pt;margin-top:6.1pt;height:167.15pt;width:176.45pt;z-index:251676672;mso-width-relative:page;mso-height-relative:page;" filled="f" stroked="f" coordsize="21600,21600" o:gfxdata="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">
                 <v:fill on="f" focussize="0,0"/>
                 <v:stroke on="f" weight="0.5pt"/>
                 <v:imagedata o:title=""/>
@@ -7354,14 +7315,16 @@
                     <w:p>
                       <w:pPr>
                         <w:rPr>
-                          <w:rFonts w:hint="default"/>
-                          <w:lang w:val="es-ES"/>
+                          <w:rFonts w:hint="default" w:ascii="Times New Roman" w:hAnsi="Times New Roman" w:cs="Times New Roman"/>
+                          <w:sz w:val="20"/>
+                          <w:lang w:val="es-ES" w:eastAsia="zh-CN"/>
                         </w:rPr>
                       </w:pPr>
                       <w:r>
                         <w:rPr>
-                          <w:rFonts w:hint="default"/>
-                          <w:lang w:val="es-ES"/>
+                          <w:rFonts w:hint="default" w:ascii="Times New Roman" w:hAnsi="Times New Roman" w:cs="Times New Roman"/>
+                          <w:sz w:val="20"/>
+                          <w:lang w:val="es-ES" w:eastAsia="zh-CN"/>
                         </w:rPr>
                         <w:t>En este caso, a la funcion suma le dijimos que use los parametros “a” y “b” para que realize una simple suma.</w:t>
                       </w:r>
@@ -7369,14 +7332,16 @@
                     <w:p>
                       <w:pPr>
                         <w:rPr>
-                          <w:rFonts w:hint="default"/>
-                          <w:lang w:val="es-ES"/>
+                          <w:rFonts w:hint="default" w:ascii="Times New Roman" w:hAnsi="Times New Roman" w:cs="Times New Roman"/>
+                          <w:sz w:val="20"/>
+                          <w:lang w:val="es-ES" w:eastAsia="zh-CN"/>
                         </w:rPr>
                       </w:pPr>
                       <w:r>
                         <w:rPr>
-                          <w:rFonts w:hint="default"/>
-                          <w:lang w:val="es-ES"/>
+                          <w:rFonts w:hint="default" w:ascii="Times New Roman" w:hAnsi="Times New Roman" w:cs="Times New Roman"/>
+                          <w:sz w:val="20"/>
+                          <w:lang w:val="es-ES" w:eastAsia="zh-CN"/>
                         </w:rPr>
                         <w:t>A la hora de usar la funcion, debemos de llamar esos parametros. Colocando el nombre de las variables.</w:t>
                       </w:r>
@@ -7384,14 +7349,16 @@
                     <w:p>
                       <w:pPr>
                         <w:rPr>
-                          <w:rFonts w:hint="default"/>
-                          <w:lang w:val="es-ES"/>
+                          <w:rFonts w:hint="default" w:ascii="Times New Roman" w:hAnsi="Times New Roman" w:cs="Times New Roman"/>
+                          <w:sz w:val="20"/>
+                          <w:lang w:val="es-ES" w:eastAsia="zh-CN"/>
                         </w:rPr>
                       </w:pPr>
                       <w:r>
                         <w:rPr>
-                          <w:rFonts w:hint="default"/>
-                          <w:lang w:val="es-ES"/>
+                          <w:rFonts w:hint="default" w:ascii="Times New Roman" w:hAnsi="Times New Roman" w:cs="Times New Roman"/>
+                          <w:sz w:val="20"/>
+                          <w:lang w:val="es-ES" w:eastAsia="zh-CN"/>
                         </w:rPr>
                         <w:t>En el caso de que no las llamemos, nos dara un error por falta de error.</w:t>
                       </w:r>
@@ -7399,22 +7366,25 @@
                     <w:p>
                       <w:pPr>
                         <w:rPr>
-                          <w:rFonts w:hint="default"/>
-                          <w:lang w:val="es-ES"/>
+                          <w:rFonts w:hint="default" w:ascii="Times New Roman" w:hAnsi="Times New Roman" w:cs="Times New Roman"/>
+                          <w:sz w:val="20"/>
+                          <w:lang w:val="es-ES" w:eastAsia="zh-CN"/>
                         </w:rPr>
                       </w:pPr>
                     </w:p>
                     <w:p>
                       <w:pPr>
                         <w:rPr>
-                          <w:rFonts w:hint="default"/>
-                          <w:lang w:val="es-ES"/>
+                          <w:rFonts w:hint="default" w:ascii="Times New Roman" w:hAnsi="Times New Roman" w:cs="Times New Roman"/>
+                          <w:sz w:val="20"/>
+                          <w:lang w:val="es-ES" w:eastAsia="zh-CN"/>
                         </w:rPr>
                       </w:pPr>
                       <w:r>
                         <w:rPr>
-                          <w:rFonts w:hint="default"/>
-                          <w:lang w:val="es-ES"/>
+                          <w:rFonts w:hint="default" w:ascii="Times New Roman" w:hAnsi="Times New Roman" w:cs="Times New Roman"/>
+                          <w:sz w:val="20"/>
+                          <w:lang w:val="es-ES" w:eastAsia="zh-CN"/>
                         </w:rPr>
                         <w:t>Los parametros recibidos no tienen que llevar si o si el mismo nombre que las variables. También podemos darle un valor sin necesidad de una variable.</w:t>
                       </w:r>
@@ -7693,15 +7663,17 @@
     </w:p>
     <w:p>
       <w:pPr>
-        <w:jc w:val="both"/>
-        <w:rPr>
-          <w:rFonts w:hint="default"/>
-          <w:lang w:val="es-ES"/>
-        </w:rPr>
-      </w:pPr>
-      <w:r>
-        <w:rPr>
-          <w:sz w:val="20"/>
+        <w:rPr>
+          <w:rFonts w:hint="default" w:ascii="Times New Roman" w:hAnsi="Times New Roman" w:cs="Times New Roman"/>
+          <w:sz w:val="20"/>
+          <w:lang w:val="es-ES" w:eastAsia="zh-CN"/>
+        </w:rPr>
+      </w:pPr>
+      <w:r>
+        <w:rPr>
+          <w:rFonts w:hint="default" w:ascii="Times New Roman" w:hAnsi="Times New Roman" w:cs="Times New Roman"/>
+          <w:sz w:val="20"/>
+          <w:lang w:val="es-ES" w:eastAsia="zh-CN"/>
         </w:rPr>
         <mc:AlternateContent>
           <mc:Choice Requires="wps">
@@ -7716,7 +7688,7 @@
                 </wp:positionV>
                 <wp:extent cx="215900" cy="215900"/>
                 <wp:effectExtent l="9525" t="9525" r="22225" b="22225"/>
-                <wp:wrapNone/>
+                <wp:wrapSquare wrapText="bothSides"/>
                 <wp:docPr id="63" name="Óvalo 63"/>
                 <wp:cNvGraphicFramePr/>
                 <a:graphic xmlns:a="http://schemas.openxmlformats.org/drawingml/2006/main">
@@ -7766,15 +7738,3972 @@
           </mc:Choice>
           <mc:Fallback>
             <w:pict>
-              <v:shape id="_x0000_s1026" o:spid="_x0000_s1026" o:spt="3" type="#_x0000_t3" style="position:absolute;left:0pt;margin-left:243.95pt;margin-top:82.3pt;height:17pt;width:17pt;z-index:251684864;v-text-anchor:middle;mso-width-relative:page;mso-height-relative:page;" filled="f" stroked="t" coordsize="21600,21600" o:gfxdata="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">
+              <v:shape id="_x0000_s1026" o:spid="_x0000_s1026" o:spt="3" type="#_x0000_t3" style="position:absolute;left:0pt;margin-left:243.95pt;margin-top:82.3pt;height:17pt;width:17pt;mso-wrap-distance-bottom:0pt;mso-wrap-distance-left:9pt;mso-wrap-distance-right:9pt;mso-wrap-distance-top:0pt;z-index:251684864;v-text-anchor:middle;mso-width-relative:page;mso-height-relative:page;" filled="f" stroked="t" coordsize="21600,21600" wrapcoords="-953 -953 -953 16772 1016 20711 18741 20711 20711 16772 20711 1016 18741 -953 -953 -953" o:gfxdata="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">
                 <v:fill on="f" focussize="0,0"/>
                 <v:stroke weight="1.5pt" color="#7F7F7F [2404]" miterlimit="8" joinstyle="miter" dashstyle="3 1"/>
                 <v:imagedata o:title=""/>
                 <o:lock v:ext="edit" aspectratio="f"/>
+                <w10:wrap type="square"/>
               </v:shape>
             </w:pict>
           </mc:Fallback>
         </mc:AlternateContent>
+      </w:r>
+      <w:r>
+        <w:rPr>
+          <w:rFonts w:hint="default" w:ascii="Times New Roman" w:hAnsi="Times New Roman" w:cs="Times New Roman"/>
+          <w:sz w:val="20"/>
+          <w:lang w:val="es-ES" w:eastAsia="zh-CN"/>
+        </w:rPr>
+        <w:t>try except:</w:t>
+      </w:r>
+    </w:p>
+    <w:p>
+      <w:pPr>
+        <w:rPr>
+          <w:rFonts w:hint="default" w:ascii="Times New Roman" w:hAnsi="Times New Roman" w:cs="Times New Roman"/>
+          <w:sz w:val="20"/>
+          <w:lang w:val="en-US" w:eastAsia="zh-CN"/>
+        </w:rPr>
+      </w:pPr>
+      <w:r>
+        <w:rPr>
+          <w:rFonts w:hint="default" w:ascii="Times New Roman" w:hAnsi="Times New Roman" w:cs="Times New Roman"/>
+          <w:sz w:val="20"/>
+          <w:lang w:val="en-US" w:eastAsia="zh-CN"/>
+        </w:rPr>
+        <w:t>El bloque try contiene el código que puede lanzar una excepción</w:t>
+      </w:r>
+      <w:r>
+        <w:rPr>
+          <w:rFonts w:hint="default" w:ascii="Times New Roman" w:hAnsi="Times New Roman" w:cs="Times New Roman"/>
+          <w:sz w:val="20"/>
+          <w:lang w:val="es-ES" w:eastAsia="zh-CN"/>
+        </w:rPr>
+        <w:t xml:space="preserve">. </w:t>
+      </w:r>
+      <w:r>
+        <w:rPr>
+          <w:rFonts w:hint="default" w:ascii="Times New Roman" w:hAnsi="Times New Roman" w:cs="Times New Roman"/>
+          <w:sz w:val="20"/>
+          <w:lang w:val="en-US" w:eastAsia="zh-CN"/>
+        </w:rPr>
+        <w:t>Una excepción es un tipo especial de error que ocurre mientras el programa se está</w:t>
+      </w:r>
+      <w:r>
+        <w:rPr>
+          <w:rFonts w:hint="default" w:ascii="Times New Roman" w:hAnsi="Times New Roman" w:cs="Times New Roman"/>
+          <w:sz w:val="20"/>
+          <w:lang w:val="es-ES" w:eastAsia="zh-CN"/>
+        </w:rPr>
+        <w:t xml:space="preserve"> </w:t>
+      </w:r>
+      <w:r>
+        <w:rPr>
+          <w:rFonts w:hint="default" w:ascii="Times New Roman" w:hAnsi="Times New Roman" w:cs="Times New Roman"/>
+          <w:sz w:val="20"/>
+          <w:lang w:val="en-US" w:eastAsia="zh-CN"/>
+        </w:rPr>
+        <w:t>ejecutando.</w:t>
+      </w:r>
+    </w:p>
+    <w:p>
+      <w:pPr>
+        <w:jc w:val="both"/>
+      </w:pPr>
+      <w:r>
+        <w:drawing>
+          <wp:inline distT="0" distB="0" distL="114300" distR="114300">
+            <wp:extent cx="4324350" cy="1190625"/>
+            <wp:effectExtent l="0" t="0" r="0" b="9525"/>
+            <wp:docPr id="34" name="Imagen 1"/>
+            <wp:cNvGraphicFramePr>
+              <a:graphicFrameLocks xmlns:a="http://schemas.openxmlformats.org/drawingml/2006/main" noChangeAspect="1"/>
+            </wp:cNvGraphicFramePr>
+            <a:graphic xmlns:a="http://schemas.openxmlformats.org/drawingml/2006/main">
+              <a:graphicData uri="http://schemas.openxmlformats.org/drawingml/2006/picture">
+                <pic:pic xmlns:pic="http://schemas.openxmlformats.org/drawingml/2006/picture">
+                  <pic:nvPicPr>
+                    <pic:cNvPr id="34" name="Imagen 1"/>
+                    <pic:cNvPicPr>
+                      <a:picLocks noChangeAspect="1"/>
+                    </pic:cNvPicPr>
+                  </pic:nvPicPr>
+                  <pic:blipFill>
+                    <a:blip r:embed="rId27"/>
+                    <a:stretch>
+                      <a:fillRect/>
+                    </a:stretch>
+                  </pic:blipFill>
+                  <pic:spPr>
+                    <a:xfrm>
+                      <a:off x="0" y="0"/>
+                      <a:ext cx="4324350" cy="1190625"/>
+                    </a:xfrm>
+                    <a:prstGeom prst="rect">
+                      <a:avLst/>
+                    </a:prstGeom>
+                    <a:noFill/>
+                    <a:ln>
+                      <a:noFill/>
+                    </a:ln>
+                  </pic:spPr>
+                </pic:pic>
+              </a:graphicData>
+            </a:graphic>
+          </wp:inline>
+        </w:drawing>
+      </w:r>
+    </w:p>
+    <w:p>
+      <w:pPr>
+        <w:rPr>
+          <w:rFonts w:hint="default" w:ascii="Times New Roman" w:hAnsi="Times New Roman" w:cs="Times New Roman"/>
+          <w:sz w:val="20"/>
+          <w:lang w:val="es-ES" w:eastAsia="zh-CN"/>
+        </w:rPr>
+      </w:pPr>
+      <w:r>
+        <w:rPr>
+          <w:rFonts w:hint="default" w:ascii="Times New Roman" w:hAnsi="Times New Roman" w:cs="Times New Roman"/>
+          <w:sz w:val="20"/>
+          <w:lang w:val="es-ES" w:eastAsia="zh-CN"/>
+        </w:rPr>
+        <w:t>Se pueden usar multiples except y tambien except no especificados:</w:t>
+      </w:r>
+    </w:p>
+    <w:p>
+      <w:pPr>
+        <w:jc w:val="both"/>
+        <w:rPr>
+          <w:rFonts w:hint="default"/>
+          <w:lang w:val="es-ES" w:eastAsia="zh-CN"/>
+        </w:rPr>
+      </w:pPr>
+      <w:r>
+        <w:drawing>
+          <wp:inline distT="0" distB="0" distL="114300" distR="114300">
+            <wp:extent cx="4686300" cy="1228725"/>
+            <wp:effectExtent l="0" t="0" r="0" b="9525"/>
+            <wp:docPr id="43" name="Imagen 4"/>
+            <wp:cNvGraphicFramePr>
+              <a:graphicFrameLocks xmlns:a="http://schemas.openxmlformats.org/drawingml/2006/main" noChangeAspect="1"/>
+            </wp:cNvGraphicFramePr>
+            <a:graphic xmlns:a="http://schemas.openxmlformats.org/drawingml/2006/main">
+              <a:graphicData uri="http://schemas.openxmlformats.org/drawingml/2006/picture">
+                <pic:pic xmlns:pic="http://schemas.openxmlformats.org/drawingml/2006/picture">
+                  <pic:nvPicPr>
+                    <pic:cNvPr id="43" name="Imagen 4"/>
+                    <pic:cNvPicPr>
+                      <a:picLocks noChangeAspect="1"/>
+                    </pic:cNvPicPr>
+                  </pic:nvPicPr>
+                  <pic:blipFill>
+                    <a:blip r:embed="rId28"/>
+                    <a:stretch>
+                      <a:fillRect/>
+                    </a:stretch>
+                  </pic:blipFill>
+                  <pic:spPr>
+                    <a:xfrm>
+                      <a:off x="0" y="0"/>
+                      <a:ext cx="4686300" cy="1228725"/>
+                    </a:xfrm>
+                    <a:prstGeom prst="rect">
+                      <a:avLst/>
+                    </a:prstGeom>
+                    <a:noFill/>
+                    <a:ln>
+                      <a:noFill/>
+                    </a:ln>
+                  </pic:spPr>
+                </pic:pic>
+              </a:graphicData>
+            </a:graphic>
+          </wp:inline>
+        </w:drawing>
+      </w:r>
+    </w:p>
+    <w:p>
+      <w:pPr>
+        <w:rPr>
+          <w:rFonts w:hint="default" w:ascii="Times New Roman" w:hAnsi="Times New Roman" w:cs="Times New Roman"/>
+          <w:sz w:val="20"/>
+          <w:lang w:val="es-ES" w:eastAsia="zh-CN"/>
+        </w:rPr>
+      </w:pPr>
+      <w:r>
+        <w:rPr>
+          <w:rFonts w:hint="default" w:ascii="Times New Roman" w:hAnsi="Times New Roman" w:cs="Times New Roman"/>
+          <w:sz w:val="20"/>
+          <w:lang w:val="es-ES" w:eastAsia="zh-CN"/>
+        </w:rPr>
+        <w:t>Tipos de errores:</w:t>
+      </w:r>
+    </w:p>
+    <w:p>
+      <w:pPr>
+        <w:rPr>
+          <w:rFonts w:hint="default" w:ascii="Times New Roman" w:hAnsi="Times New Roman" w:cs="Times New Roman"/>
+          <w:sz w:val="20"/>
+          <w:lang w:val="en-US" w:eastAsia="zh-CN"/>
+        </w:rPr>
+      </w:pPr>
+      <w:r>
+        <w:rPr>
+          <w:rFonts w:hint="default" w:ascii="Times New Roman" w:hAnsi="Times New Roman" w:cs="Times New Roman"/>
+          <w:sz w:val="20"/>
+          <w:lang w:val="en-US" w:eastAsia="zh-CN"/>
+        </w:rPr>
+        <w:t>ZeroDivisionError</w:t>
+      </w:r>
+    </w:p>
+    <w:p>
+      <w:pPr>
+        <w:rPr>
+          <w:rFonts w:hint="default" w:ascii="Times New Roman" w:hAnsi="Times New Roman" w:cs="Times New Roman"/>
+          <w:sz w:val="20"/>
+          <w:lang w:val="en-US" w:eastAsia="zh-CN"/>
+        </w:rPr>
+      </w:pPr>
+      <w:r>
+        <w:rPr>
+          <w:rFonts w:hint="default" w:ascii="Times New Roman" w:hAnsi="Times New Roman" w:cs="Times New Roman"/>
+          <w:sz w:val="20"/>
+          <w:lang w:val="en-US" w:eastAsia="zh-CN"/>
+        </w:rPr>
+        <w:t>Se produce cuando intentamos dividir un número por cero.</w:t>
+      </w:r>
+    </w:p>
+    <w:p>
+      <w:pPr>
+        <w:jc w:val="both"/>
+        <w:rPr>
+          <w:rFonts w:hint="default"/>
+          <w:lang w:val="en-US" w:eastAsia="zh-CN"/>
+        </w:rPr>
+      </w:pPr>
+      <w:r>
+        <w:drawing>
+          <wp:inline distT="0" distB="0" distL="114300" distR="114300">
+            <wp:extent cx="3381375" cy="781050"/>
+            <wp:effectExtent l="0" t="0" r="9525" b="0"/>
+            <wp:docPr id="40" name="Imagen 3"/>
+            <wp:cNvGraphicFramePr>
+              <a:graphicFrameLocks xmlns:a="http://schemas.openxmlformats.org/drawingml/2006/main" noChangeAspect="1"/>
+            </wp:cNvGraphicFramePr>
+            <a:graphic xmlns:a="http://schemas.openxmlformats.org/drawingml/2006/main">
+              <a:graphicData uri="http://schemas.openxmlformats.org/drawingml/2006/picture">
+                <pic:pic xmlns:pic="http://schemas.openxmlformats.org/drawingml/2006/picture">
+                  <pic:nvPicPr>
+                    <pic:cNvPr id="40" name="Imagen 3"/>
+                    <pic:cNvPicPr>
+                      <a:picLocks noChangeAspect="1"/>
+                    </pic:cNvPicPr>
+                  </pic:nvPicPr>
+                  <pic:blipFill>
+                    <a:blip r:embed="rId29"/>
+                    <a:stretch>
+                      <a:fillRect/>
+                    </a:stretch>
+                  </pic:blipFill>
+                  <pic:spPr>
+                    <a:xfrm>
+                      <a:off x="0" y="0"/>
+                      <a:ext cx="3381375" cy="781050"/>
+                    </a:xfrm>
+                    <a:prstGeom prst="rect">
+                      <a:avLst/>
+                    </a:prstGeom>
+                    <a:noFill/>
+                    <a:ln>
+                      <a:noFill/>
+                    </a:ln>
+                  </pic:spPr>
+                </pic:pic>
+              </a:graphicData>
+            </a:graphic>
+          </wp:inline>
+        </w:drawing>
+      </w:r>
+    </w:p>
+    <w:p>
+      <w:pPr>
+        <w:rPr>
+          <w:rFonts w:hint="default" w:ascii="Times New Roman" w:hAnsi="Times New Roman" w:cs="Times New Roman"/>
+          <w:sz w:val="20"/>
+          <w:lang w:val="en-US" w:eastAsia="zh-CN"/>
+        </w:rPr>
+      </w:pPr>
+      <w:r>
+        <w:rPr>
+          <w:rFonts w:hint="default" w:ascii="Times New Roman" w:hAnsi="Times New Roman" w:cs="Times New Roman"/>
+          <w:sz w:val="20"/>
+          <w:lang w:val="en-US" w:eastAsia="zh-CN"/>
+        </w:rPr>
+        <w:t>ValueError</w:t>
+      </w:r>
+    </w:p>
+    <w:p>
+      <w:pPr>
+        <w:rPr>
+          <w:rFonts w:hint="default" w:ascii="Times New Roman" w:hAnsi="Times New Roman" w:cs="Times New Roman"/>
+          <w:sz w:val="20"/>
+          <w:lang w:val="en-US" w:eastAsia="zh-CN"/>
+        </w:rPr>
+      </w:pPr>
+      <w:r>
+        <w:rPr>
+          <w:rFonts w:hint="default" w:ascii="Times New Roman" w:hAnsi="Times New Roman" w:cs="Times New Roman"/>
+          <w:sz w:val="20"/>
+          <w:lang w:val="en-US" w:eastAsia="zh-CN"/>
+        </w:rPr>
+        <w:t xml:space="preserve">Ocurre cuando intentamos convertir datos a un tipo incompatible. Por ejemplo, </w:t>
+      </w:r>
+    </w:p>
+    <w:p>
+      <w:pPr>
+        <w:rPr>
+          <w:rFonts w:hint="default" w:ascii="Times New Roman" w:hAnsi="Times New Roman" w:cs="Times New Roman"/>
+          <w:sz w:val="20"/>
+          <w:lang w:val="en-US" w:eastAsia="zh-CN"/>
+        </w:rPr>
+      </w:pPr>
+      <w:r>
+        <w:rPr>
+          <w:rFonts w:hint="default" w:ascii="Times New Roman" w:hAnsi="Times New Roman" w:cs="Times New Roman"/>
+          <w:sz w:val="20"/>
+          <w:lang w:val="en-US" w:eastAsia="zh-CN"/>
+        </w:rPr>
+        <w:t>convertir letras a número.</w:t>
+      </w:r>
+    </w:p>
+    <w:p>
+      <w:pPr>
+        <w:jc w:val="both"/>
+        <w:rPr>
+          <w:rFonts w:hint="default"/>
+          <w:lang w:val="es-ES" w:eastAsia="zh-CN"/>
+        </w:rPr>
+      </w:pPr>
+      <w:r>
+        <w:drawing>
+          <wp:inline distT="0" distB="0" distL="114300" distR="114300">
+            <wp:extent cx="4276725" cy="857250"/>
+            <wp:effectExtent l="0" t="0" r="9525" b="0"/>
+            <wp:docPr id="58" name="Imagen 5"/>
+            <wp:cNvGraphicFramePr>
+              <a:graphicFrameLocks xmlns:a="http://schemas.openxmlformats.org/drawingml/2006/main" noChangeAspect="1"/>
+            </wp:cNvGraphicFramePr>
+            <a:graphic xmlns:a="http://schemas.openxmlformats.org/drawingml/2006/main">
+              <a:graphicData uri="http://schemas.openxmlformats.org/drawingml/2006/picture">
+                <pic:pic xmlns:pic="http://schemas.openxmlformats.org/drawingml/2006/picture">
+                  <pic:nvPicPr>
+                    <pic:cNvPr id="58" name="Imagen 5"/>
+                    <pic:cNvPicPr>
+                      <a:picLocks noChangeAspect="1"/>
+                    </pic:cNvPicPr>
+                  </pic:nvPicPr>
+                  <pic:blipFill>
+                    <a:blip r:embed="rId30"/>
+                    <a:stretch>
+                      <a:fillRect/>
+                    </a:stretch>
+                  </pic:blipFill>
+                  <pic:spPr>
+                    <a:xfrm>
+                      <a:off x="0" y="0"/>
+                      <a:ext cx="4276725" cy="857250"/>
+                    </a:xfrm>
+                    <a:prstGeom prst="rect">
+                      <a:avLst/>
+                    </a:prstGeom>
+                    <a:noFill/>
+                    <a:ln>
+                      <a:noFill/>
+                    </a:ln>
+                  </pic:spPr>
+                </pic:pic>
+              </a:graphicData>
+            </a:graphic>
+          </wp:inline>
+        </w:drawing>
+      </w:r>
+    </w:p>
+    <w:p>
+      <w:pPr>
+        <w:rPr>
+          <w:rFonts w:hint="default" w:ascii="Times New Roman" w:hAnsi="Times New Roman" w:cs="Times New Roman"/>
+          <w:sz w:val="20"/>
+          <w:lang w:val="en-US" w:eastAsia="zh-CN"/>
+        </w:rPr>
+      </w:pPr>
+      <w:r>
+        <w:rPr>
+          <w:rFonts w:hint="default" w:ascii="Times New Roman" w:hAnsi="Times New Roman" w:cs="Times New Roman"/>
+          <w:sz w:val="20"/>
+          <w:lang w:val="en-US" w:eastAsia="zh-CN"/>
+        </w:rPr>
+        <w:t>FileNotFoundError</w:t>
+      </w:r>
+    </w:p>
+    <w:p>
+      <w:pPr>
+        <w:rPr>
+          <w:rFonts w:hint="default" w:ascii="Times New Roman" w:hAnsi="Times New Roman" w:cs="Times New Roman"/>
+          <w:sz w:val="20"/>
+          <w:lang w:val="en-US" w:eastAsia="zh-CN"/>
+        </w:rPr>
+      </w:pPr>
+      <w:r>
+        <w:rPr>
+          <w:rFonts w:hint="default" w:ascii="Times New Roman" w:hAnsi="Times New Roman" w:cs="Times New Roman"/>
+          <w:sz w:val="20"/>
+          <w:lang w:val="en-US" w:eastAsia="zh-CN"/>
+        </w:rPr>
+        <w:t>Aparece cuando se intenta abrir un archivo que no existe.</w:t>
+      </w:r>
+    </w:p>
+    <w:p>
+      <w:pPr>
+        <w:jc w:val="both"/>
+        <w:rPr>
+          <w:rFonts w:hint="default"/>
+          <w:lang w:val="es-ES" w:eastAsia="zh-CN"/>
+        </w:rPr>
+      </w:pPr>
+      <w:r>
+        <w:drawing>
+          <wp:inline distT="0" distB="0" distL="114300" distR="114300">
+            <wp:extent cx="4048125" cy="781050"/>
+            <wp:effectExtent l="0" t="0" r="9525" b="0"/>
+            <wp:docPr id="60" name="Imagen 6"/>
+            <wp:cNvGraphicFramePr>
+              <a:graphicFrameLocks xmlns:a="http://schemas.openxmlformats.org/drawingml/2006/main" noChangeAspect="1"/>
+            </wp:cNvGraphicFramePr>
+            <a:graphic xmlns:a="http://schemas.openxmlformats.org/drawingml/2006/main">
+              <a:graphicData uri="http://schemas.openxmlformats.org/drawingml/2006/picture">
+                <pic:pic xmlns:pic="http://schemas.openxmlformats.org/drawingml/2006/picture">
+                  <pic:nvPicPr>
+                    <pic:cNvPr id="60" name="Imagen 6"/>
+                    <pic:cNvPicPr>
+                      <a:picLocks noChangeAspect="1"/>
+                    </pic:cNvPicPr>
+                  </pic:nvPicPr>
+                  <pic:blipFill>
+                    <a:blip r:embed="rId31"/>
+                    <a:stretch>
+                      <a:fillRect/>
+                    </a:stretch>
+                  </pic:blipFill>
+                  <pic:spPr>
+                    <a:xfrm>
+                      <a:off x="0" y="0"/>
+                      <a:ext cx="4048125" cy="781050"/>
+                    </a:xfrm>
+                    <a:prstGeom prst="rect">
+                      <a:avLst/>
+                    </a:prstGeom>
+                    <a:noFill/>
+                    <a:ln>
+                      <a:noFill/>
+                    </a:ln>
+                  </pic:spPr>
+                </pic:pic>
+              </a:graphicData>
+            </a:graphic>
+          </wp:inline>
+        </w:drawing>
+      </w:r>
+    </w:p>
+    <w:p>
+      <w:pPr>
+        <w:rPr>
+          <w:rFonts w:hint="default" w:ascii="Times New Roman" w:hAnsi="Times New Roman" w:cs="Times New Roman"/>
+          <w:sz w:val="20"/>
+          <w:lang w:val="en-US" w:eastAsia="zh-CN"/>
+        </w:rPr>
+      </w:pPr>
+      <w:r>
+        <w:rPr>
+          <w:rFonts w:hint="default" w:ascii="Times New Roman" w:hAnsi="Times New Roman" w:cs="Times New Roman"/>
+          <w:sz w:val="20"/>
+          <w:lang w:val="en-US" w:eastAsia="zh-CN"/>
+        </w:rPr>
+        <w:t>KeyError</w:t>
+      </w:r>
+    </w:p>
+    <w:p>
+      <w:pPr>
+        <w:rPr>
+          <w:rFonts w:hint="default" w:ascii="Times New Roman" w:hAnsi="Times New Roman" w:cs="Times New Roman"/>
+          <w:sz w:val="20"/>
+          <w:lang w:val="en-US" w:eastAsia="zh-CN"/>
+        </w:rPr>
+      </w:pPr>
+      <w:r>
+        <w:rPr>
+          <w:rFonts w:hint="default" w:ascii="Times New Roman" w:hAnsi="Times New Roman" w:cs="Times New Roman"/>
+          <w:sz w:val="20"/>
+          <w:lang w:val="en-US" w:eastAsia="zh-CN"/>
+        </w:rPr>
+        <w:t>Se lanza cuando tratamos de acceder a una clave que no existe en un diccionario.</w:t>
+      </w:r>
+    </w:p>
+    <w:p>
+      <w:pPr>
+        <w:jc w:val="both"/>
+        <w:rPr>
+          <w:rFonts w:hint="default"/>
+          <w:lang w:val="es-ES" w:eastAsia="zh-CN"/>
+        </w:rPr>
+      </w:pPr>
+      <w:r>
+        <w:drawing>
+          <wp:inline distT="0" distB="0" distL="114300" distR="114300">
+            <wp:extent cx="4191000" cy="1009650"/>
+            <wp:effectExtent l="0" t="0" r="0" b="0"/>
+            <wp:docPr id="64" name="Imagen 7"/>
+            <wp:cNvGraphicFramePr>
+              <a:graphicFrameLocks xmlns:a="http://schemas.openxmlformats.org/drawingml/2006/main" noChangeAspect="1"/>
+            </wp:cNvGraphicFramePr>
+            <a:graphic xmlns:a="http://schemas.openxmlformats.org/drawingml/2006/main">
+              <a:graphicData uri="http://schemas.openxmlformats.org/drawingml/2006/picture">
+                <pic:pic xmlns:pic="http://schemas.openxmlformats.org/drawingml/2006/picture">
+                  <pic:nvPicPr>
+                    <pic:cNvPr id="64" name="Imagen 7"/>
+                    <pic:cNvPicPr>
+                      <a:picLocks noChangeAspect="1"/>
+                    </pic:cNvPicPr>
+                  </pic:nvPicPr>
+                  <pic:blipFill>
+                    <a:blip r:embed="rId32"/>
+                    <a:stretch>
+                      <a:fillRect/>
+                    </a:stretch>
+                  </pic:blipFill>
+                  <pic:spPr>
+                    <a:xfrm>
+                      <a:off x="0" y="0"/>
+                      <a:ext cx="4191000" cy="1009650"/>
+                    </a:xfrm>
+                    <a:prstGeom prst="rect">
+                      <a:avLst/>
+                    </a:prstGeom>
+                    <a:noFill/>
+                    <a:ln>
+                      <a:noFill/>
+                    </a:ln>
+                  </pic:spPr>
+                </pic:pic>
+              </a:graphicData>
+            </a:graphic>
+          </wp:inline>
+        </w:drawing>
+      </w:r>
+    </w:p>
+    <w:p>
+      <w:pPr>
+        <w:rPr>
+          <w:rFonts w:hint="default" w:ascii="Times New Roman" w:hAnsi="Times New Roman" w:cs="Times New Roman"/>
+          <w:sz w:val="20"/>
+          <w:lang w:val="en-US" w:eastAsia="zh-CN"/>
+        </w:rPr>
+      </w:pPr>
+      <w:r>
+        <w:rPr>
+          <w:rFonts w:hint="default" w:ascii="Times New Roman" w:hAnsi="Times New Roman" w:cs="Times New Roman"/>
+          <w:sz w:val="20"/>
+          <w:lang w:val="en-US" w:eastAsia="zh-CN"/>
+        </w:rPr>
+        <w:t>IndexError</w:t>
+      </w:r>
+    </w:p>
+    <w:p>
+      <w:pPr>
+        <w:rPr>
+          <w:rFonts w:hint="default" w:ascii="Times New Roman" w:hAnsi="Times New Roman" w:cs="Times New Roman"/>
+          <w:sz w:val="20"/>
+          <w:lang w:val="en-US" w:eastAsia="zh-CN"/>
+        </w:rPr>
+      </w:pPr>
+      <w:r>
+        <w:rPr>
+          <w:rFonts w:hint="default" w:ascii="Times New Roman" w:hAnsi="Times New Roman" w:cs="Times New Roman"/>
+          <w:sz w:val="20"/>
+          <w:lang w:val="en-US" w:eastAsia="zh-CN"/>
+        </w:rPr>
+        <w:t>Se genera al intentar acceder a una posición que no existe en una lista o tupla.</w:t>
+      </w:r>
+    </w:p>
+    <w:p>
+      <w:pPr>
+        <w:jc w:val="both"/>
+        <w:rPr>
+          <w:rFonts w:hint="default"/>
+          <w:lang w:val="es-ES" w:eastAsia="zh-CN"/>
+        </w:rPr>
+      </w:pPr>
+      <w:r>
+        <w:drawing>
+          <wp:inline distT="0" distB="0" distL="114300" distR="114300">
+            <wp:extent cx="3676650" cy="971550"/>
+            <wp:effectExtent l="0" t="0" r="0" b="0"/>
+            <wp:docPr id="65" name="Imagen 8"/>
+            <wp:cNvGraphicFramePr>
+              <a:graphicFrameLocks xmlns:a="http://schemas.openxmlformats.org/drawingml/2006/main" noChangeAspect="1"/>
+            </wp:cNvGraphicFramePr>
+            <a:graphic xmlns:a="http://schemas.openxmlformats.org/drawingml/2006/main">
+              <a:graphicData uri="http://schemas.openxmlformats.org/drawingml/2006/picture">
+                <pic:pic xmlns:pic="http://schemas.openxmlformats.org/drawingml/2006/picture">
+                  <pic:nvPicPr>
+                    <pic:cNvPr id="65" name="Imagen 8"/>
+                    <pic:cNvPicPr>
+                      <a:picLocks noChangeAspect="1"/>
+                    </pic:cNvPicPr>
+                  </pic:nvPicPr>
+                  <pic:blipFill>
+                    <a:blip r:embed="rId33"/>
+                    <a:stretch>
+                      <a:fillRect/>
+                    </a:stretch>
+                  </pic:blipFill>
+                  <pic:spPr>
+                    <a:xfrm>
+                      <a:off x="0" y="0"/>
+                      <a:ext cx="3676650" cy="971550"/>
+                    </a:xfrm>
+                    <a:prstGeom prst="rect">
+                      <a:avLst/>
+                    </a:prstGeom>
+                    <a:noFill/>
+                    <a:ln>
+                      <a:noFill/>
+                    </a:ln>
+                  </pic:spPr>
+                </pic:pic>
+              </a:graphicData>
+            </a:graphic>
+          </wp:inline>
+        </w:drawing>
+      </w:r>
+    </w:p>
+    <w:p>
+      <w:pPr>
+        <w:rPr>
+          <w:rFonts w:hint="default" w:ascii="Times New Roman" w:hAnsi="Times New Roman" w:cs="Times New Roman"/>
+          <w:sz w:val="20"/>
+          <w:lang w:val="es-ES" w:eastAsia="zh-CN"/>
+        </w:rPr>
+      </w:pPr>
+      <w:r>
+        <w:rPr>
+          <w:rFonts w:hint="default" w:ascii="Times New Roman" w:hAnsi="Times New Roman" w:cs="Times New Roman"/>
+          <w:sz w:val="20"/>
+          <w:lang w:val="en-US" w:eastAsia="zh-CN"/>
+        </w:rPr>
+        <w:t>TypeError</w:t>
+      </w:r>
+    </w:p>
+    <w:p>
+      <w:pPr>
+        <w:rPr>
+          <w:rFonts w:hint="default" w:ascii="Times New Roman" w:hAnsi="Times New Roman" w:cs="Times New Roman"/>
+          <w:sz w:val="20"/>
+          <w:lang w:val="en-US" w:eastAsia="zh-CN"/>
+        </w:rPr>
+      </w:pPr>
+      <w:r>
+        <w:rPr>
+          <w:rFonts w:hint="default" w:ascii="Times New Roman" w:hAnsi="Times New Roman" w:cs="Times New Roman"/>
+          <w:sz w:val="20"/>
+          <w:lang w:val="en-US" w:eastAsia="zh-CN"/>
+        </w:rPr>
+        <w:t>Se lanza cuando se realizan operaciones entre tipos de datos incompatibles.</w:t>
+      </w:r>
+    </w:p>
+    <w:p>
+      <w:pPr>
+        <w:jc w:val="both"/>
+        <w:rPr>
+          <w:rFonts w:hint="default"/>
+          <w:lang w:val="es-ES" w:eastAsia="zh-CN"/>
+        </w:rPr>
+      </w:pPr>
+      <w:r>
+        <w:drawing>
+          <wp:inline distT="0" distB="0" distL="114300" distR="114300">
+            <wp:extent cx="5648325" cy="781050"/>
+            <wp:effectExtent l="0" t="0" r="9525" b="0"/>
+            <wp:docPr id="66" name="Imagen 9"/>
+            <wp:cNvGraphicFramePr>
+              <a:graphicFrameLocks xmlns:a="http://schemas.openxmlformats.org/drawingml/2006/main" noChangeAspect="1"/>
+            </wp:cNvGraphicFramePr>
+            <a:graphic xmlns:a="http://schemas.openxmlformats.org/drawingml/2006/main">
+              <a:graphicData uri="http://schemas.openxmlformats.org/drawingml/2006/picture">
+                <pic:pic xmlns:pic="http://schemas.openxmlformats.org/drawingml/2006/picture">
+                  <pic:nvPicPr>
+                    <pic:cNvPr id="66" name="Imagen 9"/>
+                    <pic:cNvPicPr>
+                      <a:picLocks noChangeAspect="1"/>
+                    </pic:cNvPicPr>
+                  </pic:nvPicPr>
+                  <pic:blipFill>
+                    <a:blip r:embed="rId34"/>
+                    <a:stretch>
+                      <a:fillRect/>
+                    </a:stretch>
+                  </pic:blipFill>
+                  <pic:spPr>
+                    <a:xfrm>
+                      <a:off x="0" y="0"/>
+                      <a:ext cx="5648325" cy="781050"/>
+                    </a:xfrm>
+                    <a:prstGeom prst="rect">
+                      <a:avLst/>
+                    </a:prstGeom>
+                    <a:noFill/>
+                    <a:ln>
+                      <a:noFill/>
+                    </a:ln>
+                  </pic:spPr>
+                </pic:pic>
+              </a:graphicData>
+            </a:graphic>
+          </wp:inline>
+        </w:drawing>
+      </w:r>
+    </w:p>
+    <w:p>
+      <w:pPr>
+        <w:rPr>
+          <w:rFonts w:hint="default" w:ascii="Times New Roman" w:hAnsi="Times New Roman" w:cs="Times New Roman"/>
+          <w:sz w:val="20"/>
+          <w:lang w:val="en-US" w:eastAsia="zh-CN"/>
+        </w:rPr>
+      </w:pPr>
+      <w:r>
+        <w:rPr>
+          <w:rFonts w:hint="default" w:ascii="Times New Roman" w:hAnsi="Times New Roman" w:cs="Times New Roman"/>
+          <w:sz w:val="20"/>
+          <w:lang w:val="en-US" w:eastAsia="zh-CN"/>
+        </w:rPr>
+        <w:t>PermissionError</w:t>
+      </w:r>
+    </w:p>
+    <w:p>
+      <w:pPr>
+        <w:rPr>
+          <w:rFonts w:hint="default" w:ascii="Times New Roman" w:hAnsi="Times New Roman" w:cs="Times New Roman"/>
+          <w:sz w:val="20"/>
+          <w:lang w:val="es-ES" w:eastAsia="zh-CN"/>
+        </w:rPr>
+      </w:pPr>
+      <w:r>
+        <w:rPr>
+          <w:rFonts w:hint="default" w:ascii="Times New Roman" w:hAnsi="Times New Roman" w:cs="Times New Roman"/>
+          <w:sz w:val="20"/>
+          <w:lang w:val="es-ES" w:eastAsia="zh-CN"/>
+        </w:rPr>
+        <w:t>Se genera cuando no hay permisos suficientes para abrir el archivo.</w:t>
+      </w:r>
+    </w:p>
+    <w:p>
+      <w:pPr>
+        <w:jc w:val="both"/>
+        <w:rPr>
+          <w:rFonts w:hint="default"/>
+          <w:lang w:val="en-US" w:eastAsia="zh-CN"/>
+        </w:rPr>
+      </w:pPr>
+      <w:r>
+        <w:drawing>
+          <wp:inline distT="0" distB="0" distL="114300" distR="114300">
+            <wp:extent cx="5314950" cy="714375"/>
+            <wp:effectExtent l="0" t="0" r="0" b="9525"/>
+            <wp:docPr id="67" name="Imagen 10"/>
+            <wp:cNvGraphicFramePr>
+              <a:graphicFrameLocks xmlns:a="http://schemas.openxmlformats.org/drawingml/2006/main" noChangeAspect="1"/>
+            </wp:cNvGraphicFramePr>
+            <a:graphic xmlns:a="http://schemas.openxmlformats.org/drawingml/2006/main">
+              <a:graphicData uri="http://schemas.openxmlformats.org/drawingml/2006/picture">
+                <pic:pic xmlns:pic="http://schemas.openxmlformats.org/drawingml/2006/picture">
+                  <pic:nvPicPr>
+                    <pic:cNvPr id="67" name="Imagen 10"/>
+                    <pic:cNvPicPr>
+                      <a:picLocks noChangeAspect="1"/>
+                    </pic:cNvPicPr>
+                  </pic:nvPicPr>
+                  <pic:blipFill>
+                    <a:blip r:embed="rId35"/>
+                    <a:stretch>
+                      <a:fillRect/>
+                    </a:stretch>
+                  </pic:blipFill>
+                  <pic:spPr>
+                    <a:xfrm>
+                      <a:off x="0" y="0"/>
+                      <a:ext cx="5314950" cy="714375"/>
+                    </a:xfrm>
+                    <a:prstGeom prst="rect">
+                      <a:avLst/>
+                    </a:prstGeom>
+                    <a:noFill/>
+                    <a:ln>
+                      <a:noFill/>
+                    </a:ln>
+                  </pic:spPr>
+                </pic:pic>
+              </a:graphicData>
+            </a:graphic>
+          </wp:inline>
+        </w:drawing>
+      </w:r>
+    </w:p>
+    <w:p>
+      <w:pPr>
+        <w:jc w:val="both"/>
+        <w:rPr>
+          <w:rFonts w:hint="default"/>
+          <w:lang w:val="en-US" w:eastAsia="zh-CN"/>
+        </w:rPr>
+      </w:pPr>
+    </w:p>
+    <w:p>
+      <w:pPr>
+        <w:rPr>
+          <w:rFonts w:hint="default" w:ascii="Times New Roman" w:hAnsi="Times New Roman" w:cs="Times New Roman"/>
+          <w:sz w:val="20"/>
+          <w:lang w:val="es-ES" w:eastAsia="zh-CN"/>
+        </w:rPr>
+      </w:pPr>
+      <w:r>
+        <w:rPr>
+          <w:rFonts w:hint="default" w:ascii="Times New Roman" w:hAnsi="Times New Roman" w:cs="Times New Roman"/>
+          <w:sz w:val="20"/>
+          <w:lang w:val="es-ES" w:eastAsia="zh-CN"/>
+        </w:rPr>
+        <w:t>A</w:t>
+      </w:r>
+      <w:r>
+        <w:rPr>
+          <w:rFonts w:hint="default" w:ascii="Times New Roman" w:hAnsi="Times New Roman" w:cs="Times New Roman"/>
+          <w:sz w:val="20"/>
+          <w:lang w:val="en-US" w:eastAsia="zh-CN"/>
+        </w:rPr>
+        <w:t>demás de los bloques try y except, existe un bloque especial llamado finally. Este bloque se ejecuta siempre, sin importar si ocurrió una excepción o no.</w:t>
+      </w:r>
+    </w:p>
+    <w:p>
+      <w:pPr>
+        <w:jc w:val="both"/>
+      </w:pPr>
+      <w:r>
+        <w:drawing>
+          <wp:inline distT="0" distB="0" distL="114300" distR="114300">
+            <wp:extent cx="6410960" cy="1124585"/>
+            <wp:effectExtent l="0" t="0" r="8890" b="18415"/>
+            <wp:docPr id="68" name="Imagen 11"/>
+            <wp:cNvGraphicFramePr>
+              <a:graphicFrameLocks xmlns:a="http://schemas.openxmlformats.org/drawingml/2006/main" noChangeAspect="1"/>
+            </wp:cNvGraphicFramePr>
+            <a:graphic xmlns:a="http://schemas.openxmlformats.org/drawingml/2006/main">
+              <a:graphicData uri="http://schemas.openxmlformats.org/drawingml/2006/picture">
+                <pic:pic xmlns:pic="http://schemas.openxmlformats.org/drawingml/2006/picture">
+                  <pic:nvPicPr>
+                    <pic:cNvPr id="68" name="Imagen 11"/>
+                    <pic:cNvPicPr>
+                      <a:picLocks noChangeAspect="1"/>
+                    </pic:cNvPicPr>
+                  </pic:nvPicPr>
+                  <pic:blipFill>
+                    <a:blip r:embed="rId36"/>
+                    <a:stretch>
+                      <a:fillRect/>
+                    </a:stretch>
+                  </pic:blipFill>
+                  <pic:spPr>
+                    <a:xfrm>
+                      <a:off x="0" y="0"/>
+                      <a:ext cx="6410960" cy="1124585"/>
+                    </a:xfrm>
+                    <a:prstGeom prst="rect">
+                      <a:avLst/>
+                    </a:prstGeom>
+                    <a:noFill/>
+                    <a:ln>
+                      <a:noFill/>
+                    </a:ln>
+                  </pic:spPr>
+                </pic:pic>
+              </a:graphicData>
+            </a:graphic>
+          </wp:inline>
+        </w:drawing>
+      </w:r>
+    </w:p>
+    <w:p>
+      <w:pPr>
+        <w:jc w:val="both"/>
+      </w:pPr>
+    </w:p>
+    <w:p>
+      <w:pPr>
+        <w:jc w:val="both"/>
+      </w:pPr>
+    </w:p>
+    <w:p>
+      <w:pPr>
+        <w:rPr>
+          <w:rFonts w:hint="default" w:ascii="Times New Roman" w:hAnsi="Times New Roman" w:cs="Times New Roman"/>
+          <w:sz w:val="20"/>
+          <w:lang w:val="es-ES" w:eastAsia="zh-CN"/>
+        </w:rPr>
+      </w:pPr>
+      <w:r>
+        <w:rPr>
+          <w:rFonts w:hint="default" w:ascii="Times New Roman" w:hAnsi="Times New Roman" w:cs="Times New Roman"/>
+          <w:sz w:val="20"/>
+          <w:lang w:val="es-ES" w:eastAsia="zh-CN"/>
+        </w:rPr>
+        <w:t>Manejo de archivos:</w:t>
+      </w:r>
+    </w:p>
+    <w:p>
+      <w:pPr>
+        <w:rPr>
+          <w:rFonts w:hint="default" w:ascii="Times New Roman" w:hAnsi="Times New Roman" w:cs="Times New Roman"/>
+          <w:sz w:val="20"/>
+          <w:lang w:val="es-ES" w:eastAsia="zh-CN"/>
+        </w:rPr>
+      </w:pPr>
+      <w:r>
+        <w:rPr>
+          <w:rFonts w:hint="default" w:ascii="Times New Roman" w:hAnsi="Times New Roman" w:cs="Times New Roman"/>
+          <w:sz w:val="20"/>
+          <w:lang w:val="en-US" w:eastAsia="zh-CN"/>
+        </w:rPr>
+        <w:t>Modos de apertura</w:t>
+      </w:r>
+      <w:r>
+        <w:rPr>
+          <w:rFonts w:hint="default" w:ascii="Times New Roman" w:hAnsi="Times New Roman" w:cs="Times New Roman"/>
+          <w:sz w:val="20"/>
+          <w:lang w:val="es-ES" w:eastAsia="zh-CN"/>
+        </w:rPr>
+        <w:t>:</w:t>
+      </w:r>
+    </w:p>
+    <w:tbl>
+      <w:tblPr>
+        <w:tblStyle w:val="9"/>
+        <w:tblW w:w="0" w:type="auto"/>
+        <w:tblInd w:w="0" w:type="dxa"/>
+        <w:tblBorders>
+          <w:top w:val="single" w:color="auto" w:sz="4" w:space="0"/>
+          <w:left w:val="single" w:color="auto" w:sz="4" w:space="0"/>
+          <w:bottom w:val="single" w:color="auto" w:sz="4" w:space="0"/>
+          <w:right w:val="single" w:color="auto" w:sz="4" w:space="0"/>
+          <w:insideH w:val="single" w:color="auto" w:sz="4" w:space="0"/>
+          <w:insideV w:val="single" w:color="auto" w:sz="4" w:space="0"/>
+        </w:tblBorders>
+        <w:tblLayout w:type="autofit"/>
+        <w:tblCellMar>
+          <w:left w:w="108" w:type="dxa"/>
+          <w:right w:w="108" w:type="dxa"/>
+        </w:tblCellMar>
+      </w:tblPr>
+      <w:tblGrid>
+        <w:gridCol w:w="3440"/>
+        <w:gridCol w:w="3440"/>
+        <w:gridCol w:w="3440"/>
+      </w:tblGrid>
+      <w:tr>
+        <w:tblPrEx>
+          <w:tblBorders>
+            <w:top w:val="single" w:color="auto" w:sz="4" w:space="0"/>
+            <w:left w:val="single" w:color="auto" w:sz="4" w:space="0"/>
+            <w:bottom w:val="single" w:color="auto" w:sz="4" w:space="0"/>
+            <w:right w:val="single" w:color="auto" w:sz="4" w:space="0"/>
+            <w:insideH w:val="single" w:color="auto" w:sz="4" w:space="0"/>
+            <w:insideV w:val="single" w:color="auto" w:sz="4" w:space="0"/>
+          </w:tblBorders>
+          <w:tblCellMar>
+            <w:left w:w="108" w:type="dxa"/>
+            <w:right w:w="108" w:type="dxa"/>
+          </w:tblCellMar>
+        </w:tblPrEx>
+        <w:tc>
+          <w:tcPr>
+            <w:tcW w:w="3440" w:type="dxa"/>
+          </w:tcPr>
+          <w:p>
+            <w:pPr>
+              <w:rPr>
+                <w:rFonts w:hint="default" w:ascii="Times New Roman" w:hAnsi="Times New Roman" w:cs="Times New Roman"/>
+                <w:sz w:val="20"/>
+                <w:lang w:val="es-ES" w:eastAsia="zh-CN"/>
+              </w:rPr>
+            </w:pPr>
+            <w:r>
+              <w:rPr>
+                <w:rFonts w:hint="default" w:ascii="Times New Roman" w:hAnsi="Times New Roman" w:cs="Times New Roman"/>
+                <w:sz w:val="20"/>
+                <w:lang w:val="es-ES" w:eastAsia="zh-CN"/>
+              </w:rPr>
+              <w:t>“r”</w:t>
+            </w:r>
+          </w:p>
+          <w:p>
+            <w:pPr>
+              <w:rPr>
+                <w:rFonts w:hint="default" w:ascii="Times New Roman" w:hAnsi="Times New Roman" w:cs="Times New Roman"/>
+                <w:sz w:val="20"/>
+                <w:lang w:val="en-US" w:eastAsia="zh-CN"/>
+              </w:rPr>
+            </w:pPr>
+            <w:r>
+              <w:rPr>
+                <w:rFonts w:hint="default" w:ascii="Times New Roman" w:hAnsi="Times New Roman" w:cs="Times New Roman"/>
+                <w:sz w:val="20"/>
+                <w:lang w:val="en-US" w:eastAsia="zh-CN"/>
+              </w:rPr>
+              <w:t xml:space="preserve">Abre un archivo para lectura en modo texto. </w:t>
+            </w:r>
+          </w:p>
+          <w:p>
+            <w:pPr>
+              <w:rPr>
+                <w:rFonts w:hint="default" w:ascii="Times New Roman" w:hAnsi="Times New Roman" w:cs="Times New Roman"/>
+                <w:sz w:val="20"/>
+                <w:lang w:val="es-ES" w:eastAsia="zh-CN"/>
+              </w:rPr>
+            </w:pPr>
+            <w:r>
+              <w:rPr>
+                <w:rFonts w:hint="default" w:ascii="Times New Roman" w:hAnsi="Times New Roman" w:cs="Times New Roman"/>
+                <w:sz w:val="20"/>
+                <w:lang w:val="en-US" w:eastAsia="zh-CN"/>
+              </w:rPr>
+              <w:t>El archivo debe existir, si no, lanza un error.</w:t>
+            </w:r>
+          </w:p>
+        </w:tc>
+        <w:tc>
+          <w:tcPr>
+            <w:tcW w:w="3440" w:type="dxa"/>
+          </w:tcPr>
+          <w:p>
+            <w:pPr>
+              <w:rPr>
+                <w:rFonts w:hint="default" w:ascii="Times New Roman" w:hAnsi="Times New Roman" w:cs="Times New Roman"/>
+                <w:sz w:val="20"/>
+                <w:lang w:val="es-ES" w:eastAsia="zh-CN"/>
+              </w:rPr>
+            </w:pPr>
+            <w:r>
+              <w:rPr>
+                <w:rFonts w:hint="default" w:ascii="Times New Roman" w:hAnsi="Times New Roman" w:cs="Times New Roman"/>
+                <w:sz w:val="20"/>
+                <w:lang w:val="es-ES" w:eastAsia="zh-CN"/>
+              </w:rPr>
+              <w:t>“rb”</w:t>
+            </w:r>
+          </w:p>
+          <w:p>
+            <w:pPr>
+              <w:rPr>
+                <w:rFonts w:hint="default" w:ascii="Times New Roman" w:hAnsi="Times New Roman" w:cs="Times New Roman"/>
+                <w:sz w:val="20"/>
+                <w:lang w:val="es-ES" w:eastAsia="zh-CN"/>
+              </w:rPr>
+            </w:pPr>
+            <w:r>
+              <w:rPr>
+                <w:rFonts w:hint="default" w:ascii="Times New Roman" w:hAnsi="Times New Roman" w:cs="Times New Roman"/>
+                <w:sz w:val="20"/>
+                <w:lang w:val="en-US" w:eastAsia="zh-CN"/>
+              </w:rPr>
+              <w:t xml:space="preserve">Abre un archivo para lectura en modo binario. </w:t>
+            </w:r>
+          </w:p>
+        </w:tc>
+        <w:tc>
+          <w:tcPr>
+            <w:tcW w:w="3440" w:type="dxa"/>
+          </w:tcPr>
+          <w:p>
+            <w:pPr>
+              <w:rPr>
+                <w:rFonts w:hint="default" w:ascii="Times New Roman" w:hAnsi="Times New Roman" w:cs="Times New Roman"/>
+                <w:sz w:val="20"/>
+                <w:lang w:val="es-ES" w:eastAsia="zh-CN"/>
+              </w:rPr>
+            </w:pPr>
+            <w:r>
+              <w:rPr>
+                <w:rFonts w:hint="default" w:ascii="Times New Roman" w:hAnsi="Times New Roman" w:cs="Times New Roman"/>
+                <w:sz w:val="20"/>
+                <w:lang w:val="es-ES" w:eastAsia="zh-CN"/>
+              </w:rPr>
+              <w:t>“r+”</w:t>
+            </w:r>
+          </w:p>
+          <w:p>
+            <w:pPr>
+              <w:rPr>
+                <w:rFonts w:hint="default" w:ascii="Times New Roman" w:hAnsi="Times New Roman" w:cs="Times New Roman"/>
+                <w:sz w:val="20"/>
+                <w:lang w:val="en-US" w:eastAsia="zh-CN"/>
+              </w:rPr>
+            </w:pPr>
+            <w:r>
+              <w:rPr>
+                <w:rFonts w:hint="default" w:ascii="Times New Roman" w:hAnsi="Times New Roman" w:cs="Times New Roman"/>
+                <w:sz w:val="20"/>
+                <w:lang w:val="en-US" w:eastAsia="zh-CN"/>
+              </w:rPr>
+              <w:t>Abre un archivo para lectura y escritura en modo texto.</w:t>
+            </w:r>
+          </w:p>
+          <w:p>
+            <w:pPr>
+              <w:rPr>
+                <w:rFonts w:hint="default" w:ascii="Times New Roman" w:hAnsi="Times New Roman" w:cs="Times New Roman"/>
+                <w:sz w:val="20"/>
+                <w:lang w:val="es-ES" w:eastAsia="zh-CN"/>
+              </w:rPr>
+            </w:pPr>
+            <w:r>
+              <w:rPr>
+                <w:rFonts w:hint="default" w:ascii="Times New Roman" w:hAnsi="Times New Roman" w:cs="Times New Roman"/>
+                <w:sz w:val="20"/>
+                <w:lang w:val="en-US" w:eastAsia="zh-CN"/>
+              </w:rPr>
+              <w:t xml:space="preserve">El archivo debe existir. No borra su contenido. </w:t>
+            </w:r>
+          </w:p>
+        </w:tc>
+      </w:tr>
+      <w:tr>
+        <w:tblPrEx>
+          <w:tblBorders>
+            <w:top w:val="single" w:color="auto" w:sz="4" w:space="0"/>
+            <w:left w:val="single" w:color="auto" w:sz="4" w:space="0"/>
+            <w:bottom w:val="single" w:color="auto" w:sz="4" w:space="0"/>
+            <w:right w:val="single" w:color="auto" w:sz="4" w:space="0"/>
+            <w:insideH w:val="single" w:color="auto" w:sz="4" w:space="0"/>
+            <w:insideV w:val="single" w:color="auto" w:sz="4" w:space="0"/>
+          </w:tblBorders>
+          <w:tblCellMar>
+            <w:left w:w="108" w:type="dxa"/>
+            <w:right w:w="108" w:type="dxa"/>
+          </w:tblCellMar>
+        </w:tblPrEx>
+        <w:tc>
+          <w:tcPr>
+            <w:tcW w:w="3440" w:type="dxa"/>
+          </w:tcPr>
+          <w:p>
+            <w:pPr>
+              <w:rPr>
+                <w:rFonts w:hint="default" w:ascii="Times New Roman" w:hAnsi="Times New Roman" w:cs="Times New Roman"/>
+                <w:sz w:val="20"/>
+                <w:lang w:val="en-US" w:eastAsia="zh-CN"/>
+              </w:rPr>
+            </w:pPr>
+            <w:r>
+              <w:rPr>
+                <w:rFonts w:hint="default" w:ascii="Times New Roman" w:hAnsi="Times New Roman" w:cs="Times New Roman"/>
+                <w:sz w:val="20"/>
+                <w:lang w:val="es-ES" w:eastAsia="zh-CN"/>
+              </w:rPr>
+              <w:t>“w”</w:t>
+            </w:r>
+            <w:r>
+              <w:rPr>
+                <w:rFonts w:hint="default" w:ascii="Times New Roman" w:hAnsi="Times New Roman" w:cs="Times New Roman"/>
+                <w:sz w:val="20"/>
+                <w:lang w:val="es-ES" w:eastAsia="zh-CN"/>
+              </w:rPr>
+              <w:br w:type="textWrapping"/>
+            </w:r>
+            <w:r>
+              <w:rPr>
+                <w:rFonts w:hint="default" w:ascii="Times New Roman" w:hAnsi="Times New Roman" w:cs="Times New Roman"/>
+                <w:sz w:val="20"/>
+                <w:lang w:val="en-US" w:eastAsia="zh-CN"/>
+              </w:rPr>
+              <w:t xml:space="preserve">Abre un archivo para escritura en modo texto. </w:t>
+            </w:r>
+          </w:p>
+          <w:p>
+            <w:pPr>
+              <w:rPr>
+                <w:rFonts w:hint="default" w:ascii="Times New Roman" w:hAnsi="Times New Roman" w:cs="Times New Roman"/>
+                <w:sz w:val="20"/>
+                <w:lang w:val="es-ES" w:eastAsia="zh-CN"/>
+              </w:rPr>
+            </w:pPr>
+            <w:r>
+              <w:rPr>
+                <w:rFonts w:hint="default" w:ascii="Times New Roman" w:hAnsi="Times New Roman" w:cs="Times New Roman"/>
+                <w:sz w:val="20"/>
+                <w:lang w:val="en-US" w:eastAsia="zh-CN"/>
+              </w:rPr>
+              <w:t xml:space="preserve">Si el archivo ya existe, borra su contenido. Si no existe, lo crea. </w:t>
+            </w:r>
+          </w:p>
+        </w:tc>
+        <w:tc>
+          <w:tcPr>
+            <w:tcW w:w="3440" w:type="dxa"/>
+          </w:tcPr>
+          <w:p>
+            <w:pPr>
+              <w:rPr>
+                <w:rFonts w:hint="default" w:ascii="Times New Roman" w:hAnsi="Times New Roman" w:cs="Times New Roman"/>
+                <w:sz w:val="20"/>
+                <w:lang w:val="es-ES" w:eastAsia="zh-CN"/>
+              </w:rPr>
+            </w:pPr>
+            <w:r>
+              <w:rPr>
+                <w:rFonts w:hint="default" w:ascii="Times New Roman" w:hAnsi="Times New Roman" w:cs="Times New Roman"/>
+                <w:sz w:val="20"/>
+                <w:lang w:val="es-ES" w:eastAsia="zh-CN"/>
+              </w:rPr>
+              <w:t>“wb”</w:t>
+            </w:r>
+          </w:p>
+          <w:p>
+            <w:pPr>
+              <w:rPr>
+                <w:rFonts w:hint="default" w:ascii="Times New Roman" w:hAnsi="Times New Roman" w:cs="Times New Roman"/>
+                <w:sz w:val="20"/>
+                <w:lang w:val="en-US" w:eastAsia="zh-CN"/>
+              </w:rPr>
+            </w:pPr>
+            <w:r>
+              <w:rPr>
+                <w:rFonts w:hint="default" w:ascii="Times New Roman" w:hAnsi="Times New Roman" w:cs="Times New Roman"/>
+                <w:sz w:val="20"/>
+                <w:lang w:val="en-US" w:eastAsia="zh-CN"/>
+              </w:rPr>
+              <w:t xml:space="preserve">Abre un archivo para escritura en modo binario. </w:t>
+            </w:r>
+          </w:p>
+          <w:p>
+            <w:pPr>
+              <w:rPr>
+                <w:rFonts w:hint="default" w:ascii="Times New Roman" w:hAnsi="Times New Roman" w:cs="Times New Roman"/>
+                <w:sz w:val="20"/>
+                <w:lang w:val="es-ES" w:eastAsia="zh-CN"/>
+              </w:rPr>
+            </w:pPr>
+            <w:r>
+              <w:rPr>
+                <w:rFonts w:hint="default" w:ascii="Times New Roman" w:hAnsi="Times New Roman" w:cs="Times New Roman"/>
+                <w:sz w:val="20"/>
+                <w:lang w:val="en-US" w:eastAsia="zh-CN"/>
+              </w:rPr>
+              <w:t xml:space="preserve">Si el archivo ya existe, se borra. Si no existe, se crea. </w:t>
+            </w:r>
+          </w:p>
+        </w:tc>
+        <w:tc>
+          <w:tcPr>
+            <w:tcW w:w="3440" w:type="dxa"/>
+          </w:tcPr>
+          <w:p>
+            <w:pPr>
+              <w:rPr>
+                <w:rFonts w:hint="default" w:ascii="Times New Roman" w:hAnsi="Times New Roman" w:cs="Times New Roman"/>
+                <w:sz w:val="20"/>
+                <w:lang w:val="es-ES" w:eastAsia="zh-CN"/>
+              </w:rPr>
+            </w:pPr>
+            <w:r>
+              <w:rPr>
+                <w:rFonts w:hint="default" w:ascii="Times New Roman" w:hAnsi="Times New Roman" w:cs="Times New Roman"/>
+                <w:sz w:val="20"/>
+                <w:lang w:val="es-ES" w:eastAsia="zh-CN"/>
+              </w:rPr>
+              <w:t>“w+”</w:t>
+            </w:r>
+          </w:p>
+          <w:p>
+            <w:pPr>
+              <w:rPr>
+                <w:rFonts w:hint="default" w:ascii="Times New Roman" w:hAnsi="Times New Roman" w:cs="Times New Roman"/>
+                <w:sz w:val="20"/>
+                <w:lang w:val="en-US" w:eastAsia="zh-CN"/>
+              </w:rPr>
+            </w:pPr>
+            <w:r>
+              <w:rPr>
+                <w:rFonts w:hint="default" w:ascii="Times New Roman" w:hAnsi="Times New Roman" w:cs="Times New Roman"/>
+                <w:sz w:val="20"/>
+                <w:lang w:val="en-US" w:eastAsia="zh-CN"/>
+              </w:rPr>
+              <w:t xml:space="preserve">Abre un archivo para lectura y escritura, en modo texto. </w:t>
+            </w:r>
+          </w:p>
+          <w:p>
+            <w:pPr>
+              <w:rPr>
+                <w:rFonts w:hint="default" w:ascii="Times New Roman" w:hAnsi="Times New Roman" w:cs="Times New Roman"/>
+                <w:sz w:val="20"/>
+                <w:lang w:val="es-ES" w:eastAsia="zh-CN"/>
+              </w:rPr>
+            </w:pPr>
+            <w:r>
+              <w:rPr>
+                <w:rFonts w:hint="default" w:ascii="Times New Roman" w:hAnsi="Times New Roman" w:cs="Times New Roman"/>
+                <w:sz w:val="20"/>
+                <w:lang w:val="en-US" w:eastAsia="zh-CN"/>
+              </w:rPr>
+              <w:t>Sobrescribe el contenido del archivo si ya existe.</w:t>
+            </w:r>
+          </w:p>
+        </w:tc>
+      </w:tr>
+      <w:tr>
+        <w:tblPrEx>
+          <w:tblBorders>
+            <w:top w:val="single" w:color="auto" w:sz="4" w:space="0"/>
+            <w:left w:val="single" w:color="auto" w:sz="4" w:space="0"/>
+            <w:bottom w:val="single" w:color="auto" w:sz="4" w:space="0"/>
+            <w:right w:val="single" w:color="auto" w:sz="4" w:space="0"/>
+            <w:insideH w:val="single" w:color="auto" w:sz="4" w:space="0"/>
+            <w:insideV w:val="single" w:color="auto" w:sz="4" w:space="0"/>
+          </w:tblBorders>
+          <w:tblCellMar>
+            <w:left w:w="108" w:type="dxa"/>
+            <w:right w:w="108" w:type="dxa"/>
+          </w:tblCellMar>
+        </w:tblPrEx>
+        <w:tc>
+          <w:tcPr>
+            <w:tcW w:w="3440" w:type="dxa"/>
+            <w:tcBorders>
+              <w:left w:val="nil"/>
+              <w:bottom w:val="nil"/>
+            </w:tcBorders>
+          </w:tcPr>
+          <w:p>
+            <w:pPr>
+              <w:rPr>
+                <w:rFonts w:hint="default" w:ascii="Times New Roman" w:hAnsi="Times New Roman" w:cs="Times New Roman"/>
+                <w:sz w:val="20"/>
+                <w:lang w:val="en-US" w:eastAsia="zh-CN"/>
+              </w:rPr>
+            </w:pPr>
+          </w:p>
+        </w:tc>
+        <w:tc>
+          <w:tcPr>
+            <w:tcW w:w="3440" w:type="dxa"/>
+          </w:tcPr>
+          <w:p>
+            <w:pPr>
+              <w:rPr>
+                <w:rFonts w:hint="default" w:ascii="Times New Roman" w:hAnsi="Times New Roman" w:cs="Times New Roman"/>
+                <w:sz w:val="20"/>
+                <w:lang w:val="es-ES" w:eastAsia="zh-CN"/>
+              </w:rPr>
+            </w:pPr>
+            <w:r>
+              <w:rPr>
+                <w:rFonts w:hint="default" w:ascii="Times New Roman" w:hAnsi="Times New Roman" w:cs="Times New Roman"/>
+                <w:sz w:val="20"/>
+                <w:lang w:val="es-ES" w:eastAsia="zh-CN"/>
+              </w:rPr>
+              <w:t>“a”</w:t>
+            </w:r>
+          </w:p>
+          <w:p>
+            <w:pPr>
+              <w:rPr>
+                <w:rFonts w:hint="default" w:ascii="Times New Roman" w:hAnsi="Times New Roman" w:cs="Times New Roman"/>
+                <w:sz w:val="20"/>
+                <w:lang w:val="en-US" w:eastAsia="zh-CN"/>
+              </w:rPr>
+            </w:pPr>
+            <w:r>
+              <w:rPr>
+                <w:rFonts w:hint="default" w:ascii="Times New Roman" w:hAnsi="Times New Roman" w:cs="Times New Roman"/>
+                <w:sz w:val="20"/>
+                <w:lang w:val="en-US" w:eastAsia="zh-CN"/>
+              </w:rPr>
+              <w:t xml:space="preserve">Abre un archivo para agregar contenido al final. </w:t>
+            </w:r>
+          </w:p>
+          <w:p>
+            <w:pPr>
+              <w:rPr>
+                <w:rFonts w:hint="default" w:ascii="Times New Roman" w:hAnsi="Times New Roman" w:cs="Times New Roman"/>
+                <w:sz w:val="20"/>
+                <w:lang w:val="en-US" w:eastAsia="zh-CN"/>
+              </w:rPr>
+            </w:pPr>
+            <w:r>
+              <w:rPr>
+                <w:rFonts w:hint="default" w:ascii="Times New Roman" w:hAnsi="Times New Roman" w:cs="Times New Roman"/>
+                <w:sz w:val="20"/>
+                <w:lang w:val="en-US" w:eastAsia="zh-CN"/>
+              </w:rPr>
+              <w:t>Si el archivo no existe, lo crea.</w:t>
+            </w:r>
+          </w:p>
+          <w:p>
+            <w:pPr>
+              <w:rPr>
+                <w:rFonts w:hint="default" w:ascii="Times New Roman" w:hAnsi="Times New Roman" w:cs="Times New Roman"/>
+                <w:sz w:val="20"/>
+                <w:lang w:val="es-ES" w:eastAsia="zh-CN"/>
+              </w:rPr>
+            </w:pPr>
+            <w:r>
+              <w:rPr>
+                <w:rFonts w:hint="default" w:ascii="Times New Roman" w:hAnsi="Times New Roman" w:cs="Times New Roman"/>
+                <w:sz w:val="20"/>
+                <w:lang w:val="en-US" w:eastAsia="zh-CN"/>
+              </w:rPr>
+              <w:t xml:space="preserve">No borra el contenido previo. </w:t>
+            </w:r>
+          </w:p>
+        </w:tc>
+        <w:tc>
+          <w:tcPr>
+            <w:tcW w:w="3440" w:type="dxa"/>
+            <w:tcBorders>
+              <w:bottom w:val="nil"/>
+              <w:right w:val="nil"/>
+            </w:tcBorders>
+          </w:tcPr>
+          <w:p>
+            <w:pPr>
+              <w:rPr>
+                <w:rFonts w:hint="default" w:ascii="Times New Roman" w:hAnsi="Times New Roman" w:cs="Times New Roman"/>
+                <w:sz w:val="20"/>
+                <w:lang w:val="en-US" w:eastAsia="zh-CN"/>
+              </w:rPr>
+            </w:pPr>
+          </w:p>
+        </w:tc>
+      </w:tr>
+    </w:tbl>
+    <w:p>
+      <w:pPr>
+        <w:jc w:val="both"/>
+        <w:rPr>
+          <w:rFonts w:hint="default"/>
+          <w:lang w:val="es-ES" w:eastAsia="zh-CN"/>
+        </w:rPr>
+      </w:pPr>
+    </w:p>
+    <w:p>
+      <w:pPr>
+        <w:rPr>
+          <w:rFonts w:hint="default" w:ascii="Times New Roman" w:hAnsi="Times New Roman" w:cs="Times New Roman"/>
+          <w:sz w:val="20"/>
+          <w:lang w:val="es-ES" w:eastAsia="zh-CN"/>
+        </w:rPr>
+      </w:pPr>
+      <w:r>
+        <w:rPr>
+          <w:rFonts w:hint="default" w:ascii="Times New Roman" w:hAnsi="Times New Roman" w:cs="Times New Roman"/>
+          <w:sz w:val="20"/>
+          <w:lang w:val="es-ES" w:eastAsia="zh-CN"/>
+        </w:rPr>
+        <w:t>Para su uso, basta con nombrar al archivo como una variable, escribir open(nombre_archivo, modo):</w:t>
+      </w:r>
+    </w:p>
+    <w:p>
+      <w:pPr>
+        <w:rPr>
+          <w:rFonts w:hint="default" w:ascii="Times New Roman" w:hAnsi="Times New Roman" w:cs="Times New Roman"/>
+          <w:sz w:val="20"/>
+          <w:lang w:val="es-ES" w:eastAsia="zh-CN"/>
+        </w:rPr>
+      </w:pPr>
+      <w:r>
+        <w:rPr>
+          <w:rFonts w:hint="default" w:ascii="Times New Roman" w:hAnsi="Times New Roman" w:cs="Times New Roman"/>
+          <w:sz w:val="20"/>
+          <w:lang w:val="es-ES" w:eastAsia="zh-CN"/>
+        </w:rPr>
+        <w:drawing>
+          <wp:inline distT="0" distB="0" distL="114300" distR="114300">
+            <wp:extent cx="2609850" cy="238125"/>
+            <wp:effectExtent l="0" t="0" r="0" b="9525"/>
+            <wp:docPr id="70" name="Imagen 12"/>
+            <wp:cNvGraphicFramePr>
+              <a:graphicFrameLocks xmlns:a="http://schemas.openxmlformats.org/drawingml/2006/main" noChangeAspect="1"/>
+            </wp:cNvGraphicFramePr>
+            <a:graphic xmlns:a="http://schemas.openxmlformats.org/drawingml/2006/main">
+              <a:graphicData uri="http://schemas.openxmlformats.org/drawingml/2006/picture">
+                <pic:pic xmlns:pic="http://schemas.openxmlformats.org/drawingml/2006/picture">
+                  <pic:nvPicPr>
+                    <pic:cNvPr id="70" name="Imagen 12"/>
+                    <pic:cNvPicPr>
+                      <a:picLocks noChangeAspect="1"/>
+                    </pic:cNvPicPr>
+                  </pic:nvPicPr>
+                  <pic:blipFill>
+                    <a:blip r:embed="rId37"/>
+                    <a:stretch>
+                      <a:fillRect/>
+                    </a:stretch>
+                  </pic:blipFill>
+                  <pic:spPr>
+                    <a:xfrm>
+                      <a:off x="0" y="0"/>
+                      <a:ext cx="2609850" cy="238125"/>
+                    </a:xfrm>
+                    <a:prstGeom prst="rect">
+                      <a:avLst/>
+                    </a:prstGeom>
+                    <a:noFill/>
+                    <a:ln>
+                      <a:noFill/>
+                    </a:ln>
+                  </pic:spPr>
+                </pic:pic>
+              </a:graphicData>
+            </a:graphic>
+          </wp:inline>
+        </w:drawing>
+      </w:r>
+    </w:p>
+    <w:p>
+      <w:pPr>
+        <w:rPr>
+          <w:rFonts w:hint="default" w:ascii="Times New Roman" w:hAnsi="Times New Roman" w:cs="Times New Roman"/>
+          <w:sz w:val="20"/>
+          <w:lang w:val="es-ES" w:eastAsia="zh-CN"/>
+        </w:rPr>
+      </w:pPr>
+      <w:r>
+        <w:rPr>
+          <w:rFonts w:hint="default" w:ascii="Times New Roman" w:hAnsi="Times New Roman" w:cs="Times New Roman"/>
+          <w:sz w:val="20"/>
+          <w:lang w:val="es-ES" w:eastAsia="zh-CN"/>
+        </w:rPr>
+        <w:t>Los archivos que podemos abrir son varios, como por ejemplo: .txt .csv .json y otros más.</w:t>
+      </w:r>
+    </w:p>
+    <w:p>
+      <w:pPr>
+        <w:rPr>
+          <w:rFonts w:hint="default" w:ascii="Times New Roman" w:hAnsi="Times New Roman" w:cs="Times New Roman"/>
+          <w:sz w:val="20"/>
+          <w:lang w:val="es-ES" w:eastAsia="zh-CN"/>
+        </w:rPr>
+      </w:pPr>
+      <w:r>
+        <w:rPr>
+          <w:rFonts w:hint="default" w:ascii="Times New Roman" w:hAnsi="Times New Roman" w:cs="Times New Roman"/>
+          <w:sz w:val="20"/>
+          <w:lang w:val="es-ES" w:eastAsia="zh-CN"/>
+        </w:rPr>
+        <w:t>En el modo van los ya mencionado “modos de apertura”: “r”, “w”, “a”, entre otros.</w:t>
+      </w:r>
+    </w:p>
+    <w:p>
+      <w:pPr>
+        <w:rPr>
+          <w:rFonts w:hint="default" w:ascii="Times New Roman" w:hAnsi="Times New Roman" w:cs="Times New Roman"/>
+          <w:sz w:val="20"/>
+          <w:lang w:val="es-ES" w:eastAsia="zh-CN"/>
+        </w:rPr>
+      </w:pPr>
+      <w:r>
+        <w:rPr>
+          <w:rFonts w:hint="default" w:ascii="Times New Roman" w:hAnsi="Times New Roman" w:cs="Times New Roman"/>
+          <w:sz w:val="20"/>
+          <w:lang w:val="es-ES" w:eastAsia="zh-CN"/>
+        </w:rPr>
+        <w:t>Para cerrar un archivo, usamos .close()</w:t>
+      </w:r>
+    </w:p>
+    <w:p>
+      <w:pPr>
+        <w:rPr>
+          <w:rFonts w:hint="default" w:ascii="Times New Roman" w:hAnsi="Times New Roman" w:cs="Times New Roman"/>
+          <w:sz w:val="20"/>
+          <w:lang w:val="es-ES" w:eastAsia="zh-CN"/>
+        </w:rPr>
+      </w:pPr>
+      <w:r>
+        <w:rPr>
+          <w:rFonts w:hint="default" w:ascii="Times New Roman" w:hAnsi="Times New Roman" w:cs="Times New Roman"/>
+          <w:sz w:val="20"/>
+          <w:lang w:val="es-ES" w:eastAsia="zh-CN"/>
+        </w:rPr>
+        <w:drawing>
+          <wp:inline distT="0" distB="0" distL="114300" distR="114300">
+            <wp:extent cx="1257300" cy="228600"/>
+            <wp:effectExtent l="0" t="0" r="0" b="0"/>
+            <wp:docPr id="71" name="Imagen 13"/>
+            <wp:cNvGraphicFramePr>
+              <a:graphicFrameLocks xmlns:a="http://schemas.openxmlformats.org/drawingml/2006/main" noChangeAspect="1"/>
+            </wp:cNvGraphicFramePr>
+            <a:graphic xmlns:a="http://schemas.openxmlformats.org/drawingml/2006/main">
+              <a:graphicData uri="http://schemas.openxmlformats.org/drawingml/2006/picture">
+                <pic:pic xmlns:pic="http://schemas.openxmlformats.org/drawingml/2006/picture">
+                  <pic:nvPicPr>
+                    <pic:cNvPr id="71" name="Imagen 13"/>
+                    <pic:cNvPicPr>
+                      <a:picLocks noChangeAspect="1"/>
+                    </pic:cNvPicPr>
+                  </pic:nvPicPr>
+                  <pic:blipFill>
+                    <a:blip r:embed="rId38"/>
+                    <a:stretch>
+                      <a:fillRect/>
+                    </a:stretch>
+                  </pic:blipFill>
+                  <pic:spPr>
+                    <a:xfrm>
+                      <a:off x="0" y="0"/>
+                      <a:ext cx="1257300" cy="228600"/>
+                    </a:xfrm>
+                    <a:prstGeom prst="rect">
+                      <a:avLst/>
+                    </a:prstGeom>
+                    <a:noFill/>
+                    <a:ln>
+                      <a:noFill/>
+                    </a:ln>
+                  </pic:spPr>
+                </pic:pic>
+              </a:graphicData>
+            </a:graphic>
+          </wp:inline>
+        </w:drawing>
+      </w:r>
+    </w:p>
+    <w:p>
+      <w:pPr>
+        <w:rPr>
+          <w:rFonts w:hint="default" w:ascii="Times New Roman" w:hAnsi="Times New Roman" w:cs="Times New Roman"/>
+          <w:sz w:val="20"/>
+          <w:lang w:val="es-ES" w:eastAsia="zh-CN"/>
+        </w:rPr>
+      </w:pPr>
+      <w:r>
+        <w:rPr>
+          <w:rFonts w:hint="default" w:ascii="Times New Roman" w:hAnsi="Times New Roman" w:cs="Times New Roman"/>
+          <w:sz w:val="20"/>
+          <w:lang w:val="es-ES" w:eastAsia="zh-CN"/>
+        </w:rPr>
+        <w:t>Al cerrar un archivo podemos evitar perdida de datosm bloqueos de sistema, etc.</w:t>
+      </w:r>
+    </w:p>
+    <w:p>
+      <w:pPr>
+        <w:rPr>
+          <w:rFonts w:hint="default" w:ascii="Times New Roman" w:hAnsi="Times New Roman" w:cs="Times New Roman"/>
+          <w:sz w:val="20"/>
+          <w:lang w:val="es-ES" w:eastAsia="zh-CN"/>
+        </w:rPr>
+      </w:pPr>
+    </w:p>
+    <w:p>
+      <w:pPr>
+        <w:rPr>
+          <w:rFonts w:hint="default" w:ascii="Times New Roman" w:hAnsi="Times New Roman" w:cs="Times New Roman"/>
+          <w:sz w:val="20"/>
+          <w:lang w:val="en-US" w:eastAsia="zh-CN"/>
+        </w:rPr>
+      </w:pPr>
+      <w:r>
+        <w:rPr>
+          <w:rFonts w:hint="default" w:ascii="Times New Roman" w:hAnsi="Times New Roman" w:cs="Times New Roman"/>
+          <w:sz w:val="20"/>
+          <w:lang w:val="es-ES" w:eastAsia="zh-CN"/>
+        </w:rPr>
+        <w:t xml:space="preserve">Para trabajar de una forma más segura, usamos with. </w:t>
+      </w:r>
+      <w:r>
+        <w:rPr>
+          <w:rFonts w:hint="default" w:ascii="Times New Roman" w:hAnsi="Times New Roman" w:cs="Times New Roman"/>
+          <w:sz w:val="20"/>
+          <w:lang w:val="en-US" w:eastAsia="zh-CN"/>
+        </w:rPr>
+        <w:t>Abre el archivo y garantiza que se cerrará automáticamente al finalizar el bloque, incluso si ocurre un error dentro del mismo.</w:t>
+      </w:r>
+    </w:p>
+    <w:p>
+      <w:pPr>
+        <w:rPr>
+          <w:rFonts w:hint="default" w:ascii="Times New Roman" w:hAnsi="Times New Roman" w:cs="Times New Roman"/>
+          <w:sz w:val="20"/>
+          <w:lang w:val="es-ES" w:eastAsia="zh-CN"/>
+        </w:rPr>
+      </w:pPr>
+      <w:r>
+        <w:rPr>
+          <w:rFonts w:hint="default" w:ascii="Times New Roman" w:hAnsi="Times New Roman" w:cs="Times New Roman"/>
+          <w:sz w:val="20"/>
+          <w:lang w:val="es-ES" w:eastAsia="zh-CN"/>
+        </w:rPr>
+        <w:drawing>
+          <wp:inline distT="0" distB="0" distL="114300" distR="114300">
+            <wp:extent cx="3209925" cy="638175"/>
+            <wp:effectExtent l="0" t="0" r="9525" b="9525"/>
+            <wp:docPr id="72" name="Imagen 14"/>
+            <wp:cNvGraphicFramePr>
+              <a:graphicFrameLocks xmlns:a="http://schemas.openxmlformats.org/drawingml/2006/main" noChangeAspect="1"/>
+            </wp:cNvGraphicFramePr>
+            <a:graphic xmlns:a="http://schemas.openxmlformats.org/drawingml/2006/main">
+              <a:graphicData uri="http://schemas.openxmlformats.org/drawingml/2006/picture">
+                <pic:pic xmlns:pic="http://schemas.openxmlformats.org/drawingml/2006/picture">
+                  <pic:nvPicPr>
+                    <pic:cNvPr id="72" name="Imagen 14"/>
+                    <pic:cNvPicPr>
+                      <a:picLocks noChangeAspect="1"/>
+                    </pic:cNvPicPr>
+                  </pic:nvPicPr>
+                  <pic:blipFill>
+                    <a:blip r:embed="rId39"/>
+                    <a:stretch>
+                      <a:fillRect/>
+                    </a:stretch>
+                  </pic:blipFill>
+                  <pic:spPr>
+                    <a:xfrm>
+                      <a:off x="0" y="0"/>
+                      <a:ext cx="3209925" cy="638175"/>
+                    </a:xfrm>
+                    <a:prstGeom prst="rect">
+                      <a:avLst/>
+                    </a:prstGeom>
+                    <a:noFill/>
+                    <a:ln>
+                      <a:noFill/>
+                    </a:ln>
+                  </pic:spPr>
+                </pic:pic>
+              </a:graphicData>
+            </a:graphic>
+          </wp:inline>
+        </w:drawing>
+      </w:r>
+    </w:p>
+    <w:p>
+      <w:pPr>
+        <w:jc w:val="both"/>
+      </w:pPr>
+    </w:p>
+    <w:tbl>
+      <w:tblPr>
+        <w:tblStyle w:val="9"/>
+        <w:tblW w:w="0" w:type="auto"/>
+        <w:tblInd w:w="0" w:type="dxa"/>
+        <w:tblBorders>
+          <w:top w:val="single" w:color="auto" w:sz="4" w:space="0"/>
+          <w:left w:val="single" w:color="auto" w:sz="4" w:space="0"/>
+          <w:bottom w:val="single" w:color="auto" w:sz="4" w:space="0"/>
+          <w:right w:val="single" w:color="auto" w:sz="4" w:space="0"/>
+          <w:insideH w:val="single" w:color="auto" w:sz="4" w:space="0"/>
+          <w:insideV w:val="single" w:color="auto" w:sz="4" w:space="0"/>
+        </w:tblBorders>
+        <w:tblLayout w:type="autofit"/>
+        <w:tblCellMar>
+          <w:left w:w="108" w:type="dxa"/>
+          <w:right w:w="108" w:type="dxa"/>
+        </w:tblCellMar>
+      </w:tblPr>
+      <w:tblGrid>
+        <w:gridCol w:w="5160"/>
+        <w:gridCol w:w="5160"/>
+      </w:tblGrid>
+      <w:tr>
+        <w:tblPrEx>
+          <w:tblBorders>
+            <w:top w:val="single" w:color="auto" w:sz="4" w:space="0"/>
+            <w:left w:val="single" w:color="auto" w:sz="4" w:space="0"/>
+            <w:bottom w:val="single" w:color="auto" w:sz="4" w:space="0"/>
+            <w:right w:val="single" w:color="auto" w:sz="4" w:space="0"/>
+            <w:insideH w:val="single" w:color="auto" w:sz="4" w:space="0"/>
+            <w:insideV w:val="single" w:color="auto" w:sz="4" w:space="0"/>
+          </w:tblBorders>
+        </w:tblPrEx>
+        <w:tc>
+          <w:tcPr>
+            <w:tcW w:w="5160" w:type="dxa"/>
+          </w:tcPr>
+          <w:p>
+            <w:pPr>
+              <w:rPr>
+                <w:rFonts w:hint="default" w:ascii="Times New Roman" w:hAnsi="Times New Roman" w:cs="Times New Roman"/>
+                <w:sz w:val="20"/>
+                <w:lang w:val="es-ES" w:eastAsia="zh-CN"/>
+              </w:rPr>
+            </w:pPr>
+            <w:r>
+              <w:rPr>
+                <w:rFonts w:hint="default" w:ascii="Times New Roman" w:hAnsi="Times New Roman" w:cs="Times New Roman"/>
+                <w:sz w:val="20"/>
+                <w:lang w:val="es-ES" w:eastAsia="zh-CN"/>
+              </w:rPr>
+              <w:t>Metodos para “w”</w:t>
+            </w:r>
+          </w:p>
+        </w:tc>
+        <w:tc>
+          <w:tcPr>
+            <w:tcW w:w="5160" w:type="dxa"/>
+          </w:tcPr>
+          <w:p>
+            <w:pPr>
+              <w:rPr>
+                <w:rFonts w:hint="default" w:ascii="Times New Roman" w:hAnsi="Times New Roman" w:cs="Times New Roman"/>
+                <w:sz w:val="20"/>
+                <w:lang w:val="es-ES" w:eastAsia="zh-CN"/>
+              </w:rPr>
+            </w:pPr>
+            <w:r>
+              <w:rPr>
+                <w:rFonts w:hint="default" w:ascii="Times New Roman" w:hAnsi="Times New Roman" w:cs="Times New Roman"/>
+                <w:sz w:val="20"/>
+                <w:lang w:val="es-ES" w:eastAsia="zh-CN"/>
+              </w:rPr>
+              <w:t>Metodos para “r”</w:t>
+            </w:r>
+          </w:p>
+        </w:tc>
+      </w:tr>
+      <w:tr>
+        <w:tblPrEx>
+          <w:tblBorders>
+            <w:top w:val="single" w:color="auto" w:sz="4" w:space="0"/>
+            <w:left w:val="single" w:color="auto" w:sz="4" w:space="0"/>
+            <w:bottom w:val="single" w:color="auto" w:sz="4" w:space="0"/>
+            <w:right w:val="single" w:color="auto" w:sz="4" w:space="0"/>
+            <w:insideH w:val="single" w:color="auto" w:sz="4" w:space="0"/>
+            <w:insideV w:val="single" w:color="auto" w:sz="4" w:space="0"/>
+          </w:tblBorders>
+          <w:tblCellMar>
+            <w:left w:w="108" w:type="dxa"/>
+            <w:right w:w="108" w:type="dxa"/>
+          </w:tblCellMar>
+        </w:tblPrEx>
+        <w:tc>
+          <w:tcPr>
+            <w:tcW w:w="5160" w:type="dxa"/>
+          </w:tcPr>
+          <w:p>
+            <w:pPr>
+              <w:rPr>
+                <w:rFonts w:hint="default" w:ascii="Times New Roman" w:hAnsi="Times New Roman" w:cs="Times New Roman"/>
+                <w:sz w:val="20"/>
+                <w:lang w:val="es-ES" w:eastAsia="zh-CN"/>
+              </w:rPr>
+            </w:pPr>
+            <w:r>
+              <w:rPr>
+                <w:rFonts w:hint="default" w:ascii="Times New Roman" w:hAnsi="Times New Roman" w:cs="Times New Roman"/>
+                <w:b/>
+                <w:bCs/>
+                <w:sz w:val="20"/>
+                <w:lang w:val="es-ES" w:eastAsia="zh-CN"/>
+              </w:rPr>
+              <w:t>write()</w:t>
+            </w:r>
+            <w:r>
+              <w:rPr>
+                <w:rFonts w:hint="default" w:ascii="Times New Roman" w:hAnsi="Times New Roman" w:cs="Times New Roman"/>
+                <w:sz w:val="20"/>
+                <w:lang w:val="es-ES" w:eastAsia="zh-CN"/>
+              </w:rPr>
+              <w:t>: permite escribir una sola linea.</w:t>
+            </w:r>
+          </w:p>
+        </w:tc>
+        <w:tc>
+          <w:tcPr>
+            <w:tcW w:w="5160" w:type="dxa"/>
+          </w:tcPr>
+          <w:p>
+            <w:pPr>
+              <w:rPr>
+                <w:rFonts w:hint="default" w:ascii="Times New Roman" w:hAnsi="Times New Roman" w:cs="Times New Roman"/>
+                <w:sz w:val="20"/>
+                <w:lang w:val="es-ES" w:eastAsia="zh-CN"/>
+              </w:rPr>
+            </w:pPr>
+            <w:r>
+              <w:rPr>
+                <w:rFonts w:hint="default" w:ascii="Times New Roman" w:hAnsi="Times New Roman" w:cs="Times New Roman"/>
+                <w:b/>
+                <w:bCs/>
+                <w:sz w:val="20"/>
+                <w:lang w:val="es-ES" w:eastAsia="zh-CN"/>
+              </w:rPr>
+              <w:t>read()</w:t>
+            </w:r>
+            <w:r>
+              <w:rPr>
+                <w:rFonts w:hint="default" w:ascii="Times New Roman" w:hAnsi="Times New Roman" w:cs="Times New Roman"/>
+                <w:sz w:val="20"/>
+                <w:lang w:val="es-ES" w:eastAsia="zh-CN"/>
+              </w:rPr>
+              <w:t>: Lee todo el contenido del archivo como una unica cadena de texto</w:t>
+            </w:r>
+          </w:p>
+        </w:tc>
+      </w:tr>
+      <w:tr>
+        <w:tblPrEx>
+          <w:tblBorders>
+            <w:top w:val="single" w:color="auto" w:sz="4" w:space="0"/>
+            <w:left w:val="single" w:color="auto" w:sz="4" w:space="0"/>
+            <w:bottom w:val="single" w:color="auto" w:sz="4" w:space="0"/>
+            <w:right w:val="single" w:color="auto" w:sz="4" w:space="0"/>
+            <w:insideH w:val="single" w:color="auto" w:sz="4" w:space="0"/>
+            <w:insideV w:val="single" w:color="auto" w:sz="4" w:space="0"/>
+          </w:tblBorders>
+          <w:tblCellMar>
+            <w:left w:w="108" w:type="dxa"/>
+            <w:right w:w="108" w:type="dxa"/>
+          </w:tblCellMar>
+        </w:tblPrEx>
+        <w:tc>
+          <w:tcPr>
+            <w:tcW w:w="5160" w:type="dxa"/>
+          </w:tcPr>
+          <w:p>
+            <w:pPr>
+              <w:rPr>
+                <w:rFonts w:hint="default" w:ascii="Times New Roman" w:hAnsi="Times New Roman" w:cs="Times New Roman"/>
+                <w:sz w:val="20"/>
+                <w:lang w:val="es-ES" w:eastAsia="zh-CN"/>
+              </w:rPr>
+            </w:pPr>
+            <w:r>
+              <w:rPr>
+                <w:rFonts w:hint="default" w:ascii="Times New Roman" w:hAnsi="Times New Roman" w:cs="Times New Roman"/>
+                <w:sz w:val="20"/>
+                <w:lang w:val="es-ES" w:eastAsia="zh-CN"/>
+              </w:rPr>
+              <w:t>No existe un writeline()</w:t>
+            </w:r>
+          </w:p>
+        </w:tc>
+        <w:tc>
+          <w:tcPr>
+            <w:tcW w:w="5160" w:type="dxa"/>
+          </w:tcPr>
+          <w:p>
+            <w:pPr>
+              <w:rPr>
+                <w:rFonts w:hint="default" w:ascii="Times New Roman" w:hAnsi="Times New Roman" w:cs="Times New Roman"/>
+                <w:sz w:val="20"/>
+                <w:lang w:val="es-ES" w:eastAsia="zh-CN"/>
+              </w:rPr>
+            </w:pPr>
+            <w:r>
+              <w:rPr>
+                <w:rFonts w:hint="default" w:ascii="Times New Roman" w:hAnsi="Times New Roman" w:cs="Times New Roman"/>
+                <w:b/>
+                <w:bCs/>
+                <w:sz w:val="20"/>
+                <w:lang w:val="es-ES" w:eastAsia="zh-CN"/>
+              </w:rPr>
+              <w:t>readline()</w:t>
+            </w:r>
+            <w:r>
+              <w:rPr>
+                <w:rFonts w:hint="default" w:ascii="Times New Roman" w:hAnsi="Times New Roman" w:cs="Times New Roman"/>
+                <w:sz w:val="20"/>
+                <w:lang w:val="es-ES" w:eastAsia="zh-CN"/>
+              </w:rPr>
+              <w:t>: Lee una sola linea del archivo.</w:t>
+            </w:r>
+          </w:p>
+        </w:tc>
+      </w:tr>
+      <w:tr>
+        <w:tblPrEx>
+          <w:tblBorders>
+            <w:top w:val="single" w:color="auto" w:sz="4" w:space="0"/>
+            <w:left w:val="single" w:color="auto" w:sz="4" w:space="0"/>
+            <w:bottom w:val="single" w:color="auto" w:sz="4" w:space="0"/>
+            <w:right w:val="single" w:color="auto" w:sz="4" w:space="0"/>
+            <w:insideH w:val="single" w:color="auto" w:sz="4" w:space="0"/>
+            <w:insideV w:val="single" w:color="auto" w:sz="4" w:space="0"/>
+          </w:tblBorders>
+          <w:tblCellMar>
+            <w:left w:w="108" w:type="dxa"/>
+            <w:right w:w="108" w:type="dxa"/>
+          </w:tblCellMar>
+        </w:tblPrEx>
+        <w:tc>
+          <w:tcPr>
+            <w:tcW w:w="5160" w:type="dxa"/>
+          </w:tcPr>
+          <w:p>
+            <w:pPr>
+              <w:rPr>
+                <w:rFonts w:hint="default" w:ascii="Times New Roman" w:hAnsi="Times New Roman" w:cs="Times New Roman"/>
+                <w:sz w:val="20"/>
+                <w:lang w:val="es-ES" w:eastAsia="zh-CN"/>
+              </w:rPr>
+            </w:pPr>
+            <w:r>
+              <w:rPr>
+                <w:rFonts w:hint="default" w:ascii="Times New Roman" w:hAnsi="Times New Roman" w:cs="Times New Roman"/>
+                <w:b/>
+                <w:bCs/>
+                <w:sz w:val="20"/>
+                <w:lang w:val="es-ES" w:eastAsia="zh-CN"/>
+              </w:rPr>
+              <w:t>writelines()</w:t>
+            </w:r>
+            <w:r>
+              <w:rPr>
+                <w:rFonts w:hint="default" w:ascii="Times New Roman" w:hAnsi="Times New Roman" w:cs="Times New Roman"/>
+                <w:sz w:val="20"/>
+                <w:lang w:val="es-ES" w:eastAsia="zh-CN"/>
+              </w:rPr>
+              <w:t>: permite escribir varias lineas</w:t>
+            </w:r>
+          </w:p>
+        </w:tc>
+        <w:tc>
+          <w:tcPr>
+            <w:tcW w:w="5160" w:type="dxa"/>
+          </w:tcPr>
+          <w:p>
+            <w:pPr>
+              <w:rPr>
+                <w:rFonts w:hint="default" w:ascii="Times New Roman" w:hAnsi="Times New Roman" w:cs="Times New Roman"/>
+                <w:sz w:val="20"/>
+                <w:lang w:val="es-ES" w:eastAsia="zh-CN"/>
+              </w:rPr>
+            </w:pPr>
+            <w:r>
+              <w:rPr>
+                <w:rFonts w:hint="default" w:ascii="Times New Roman" w:hAnsi="Times New Roman" w:cs="Times New Roman"/>
+                <w:b/>
+                <w:bCs/>
+                <w:sz w:val="20"/>
+                <w:lang w:val="es-ES" w:eastAsia="zh-CN"/>
+              </w:rPr>
+              <w:t>readlines()</w:t>
+            </w:r>
+            <w:r>
+              <w:rPr>
+                <w:rFonts w:hint="default" w:ascii="Times New Roman" w:hAnsi="Times New Roman" w:cs="Times New Roman"/>
+                <w:sz w:val="20"/>
+                <w:lang w:val="es-ES" w:eastAsia="zh-CN"/>
+              </w:rPr>
+              <w:t>: Lee todo el contenido del archivo como una lista de cadenas.</w:t>
+            </w:r>
+          </w:p>
+        </w:tc>
+      </w:tr>
+    </w:tbl>
+    <w:p>
+      <w:pPr>
+        <w:rPr>
+          <w:rFonts w:hint="default" w:ascii="Times New Roman" w:hAnsi="Times New Roman" w:cs="Times New Roman"/>
+          <w:sz w:val="20"/>
+          <w:lang w:val="es-ES" w:eastAsia="zh-CN"/>
+        </w:rPr>
+      </w:pPr>
+    </w:p>
+    <w:p>
+      <w:pPr>
+        <w:rPr>
+          <w:rFonts w:hint="default" w:ascii="Times New Roman" w:hAnsi="Times New Roman" w:cs="Times New Roman"/>
+          <w:sz w:val="20"/>
+          <w:lang w:val="es-ES" w:eastAsia="zh-CN"/>
+        </w:rPr>
+      </w:pPr>
+      <w:r>
+        <w:rPr>
+          <w:rFonts w:hint="default" w:ascii="Times New Roman" w:hAnsi="Times New Roman" w:cs="Times New Roman"/>
+          <w:sz w:val="20"/>
+          <w:lang w:val="es-ES" w:eastAsia="zh-CN"/>
+        </w:rPr>
+        <w:t>Otras funciones nativas de python:</w:t>
+      </w:r>
+    </w:p>
+    <w:p>
+      <w:pPr>
+        <w:rPr>
+          <w:rFonts w:hint="default" w:ascii="Times New Roman" w:hAnsi="Times New Roman" w:cs="Times New Roman"/>
+          <w:sz w:val="20"/>
+          <w:lang w:val="es-ES" w:eastAsia="zh-CN"/>
+        </w:rPr>
+      </w:pPr>
+      <w:r>
+        <w:rPr>
+          <w:rFonts w:hint="default" w:ascii="Times New Roman" w:hAnsi="Times New Roman" w:cs="Times New Roman"/>
+          <w:sz w:val="20"/>
+          <w:lang w:val="es-ES" w:eastAsia="zh-CN"/>
+        </w:rPr>
+        <w:t>strip():</w:t>
+      </w:r>
+    </w:p>
+    <w:p>
+      <w:pPr>
+        <w:rPr>
+          <w:rFonts w:hint="default" w:ascii="Times New Roman" w:hAnsi="Times New Roman" w:cs="Times New Roman"/>
+          <w:sz w:val="20"/>
+          <w:lang w:val="es-ES" w:eastAsia="zh-CN"/>
+        </w:rPr>
+      </w:pPr>
+      <w:r>
+        <w:rPr>
+          <w:rFonts w:hint="default" w:ascii="Times New Roman" w:hAnsi="Times New Roman" w:cs="Times New Roman"/>
+          <w:sz w:val="20"/>
+          <w:lang w:val="en-US" w:eastAsia="zh-CN"/>
+        </w:rPr>
+        <w:t>La función strip() se usa para eliminar los caracteres en blanco al inicio y al final de una cadena de texto.</w:t>
+      </w:r>
+      <w:r>
+        <w:rPr>
+          <w:rFonts w:hint="default" w:ascii="Times New Roman" w:hAnsi="Times New Roman" w:cs="Times New Roman"/>
+          <w:sz w:val="20"/>
+          <w:lang w:val="es-ES" w:eastAsia="zh-CN"/>
+        </w:rPr>
+        <w:t xml:space="preserve"> Tambien se le pueden pasar caracteres especificos para eliminar.</w:t>
+      </w:r>
+    </w:p>
+    <w:p>
+      <w:pPr>
+        <w:rPr>
+          <w:rFonts w:hint="default" w:ascii="Times New Roman" w:hAnsi="Times New Roman" w:cs="Times New Roman"/>
+          <w:sz w:val="20"/>
+          <w:lang w:val="es-ES" w:eastAsia="zh-CN"/>
+        </w:rPr>
+      </w:pPr>
+      <w:r>
+        <w:drawing>
+          <wp:inline distT="0" distB="0" distL="114300" distR="114300">
+            <wp:extent cx="5715000" cy="1171575"/>
+            <wp:effectExtent l="0" t="0" r="0" b="9525"/>
+            <wp:docPr id="86" name="Imagen 25"/>
+            <wp:cNvGraphicFramePr>
+              <a:graphicFrameLocks xmlns:a="http://schemas.openxmlformats.org/drawingml/2006/main" noChangeAspect="1"/>
+            </wp:cNvGraphicFramePr>
+            <a:graphic xmlns:a="http://schemas.openxmlformats.org/drawingml/2006/main">
+              <a:graphicData uri="http://schemas.openxmlformats.org/drawingml/2006/picture">
+                <pic:pic xmlns:pic="http://schemas.openxmlformats.org/drawingml/2006/picture">
+                  <pic:nvPicPr>
+                    <pic:cNvPr id="86" name="Imagen 25"/>
+                    <pic:cNvPicPr>
+                      <a:picLocks noChangeAspect="1"/>
+                    </pic:cNvPicPr>
+                  </pic:nvPicPr>
+                  <pic:blipFill>
+                    <a:blip r:embed="rId40"/>
+                    <a:stretch>
+                      <a:fillRect/>
+                    </a:stretch>
+                  </pic:blipFill>
+                  <pic:spPr>
+                    <a:xfrm>
+                      <a:off x="0" y="0"/>
+                      <a:ext cx="5715000" cy="1171575"/>
+                    </a:xfrm>
+                    <a:prstGeom prst="rect">
+                      <a:avLst/>
+                    </a:prstGeom>
+                    <a:noFill/>
+                    <a:ln>
+                      <a:noFill/>
+                    </a:ln>
+                  </pic:spPr>
+                </pic:pic>
+              </a:graphicData>
+            </a:graphic>
+          </wp:inline>
+        </w:drawing>
+      </w:r>
+    </w:p>
+    <w:p>
+      <w:pPr>
+        <w:rPr>
+          <w:rFonts w:hint="default" w:ascii="Times New Roman" w:hAnsi="Times New Roman" w:cs="Times New Roman"/>
+          <w:sz w:val="20"/>
+          <w:lang w:val="es-ES" w:eastAsia="zh-CN"/>
+        </w:rPr>
+      </w:pPr>
+    </w:p>
+    <w:p>
+      <w:pPr>
+        <w:rPr>
+          <w:rFonts w:hint="default" w:ascii="Times New Roman" w:hAnsi="Times New Roman" w:cs="Times New Roman"/>
+          <w:sz w:val="20"/>
+          <w:lang w:val="es-ES" w:eastAsia="zh-CN"/>
+        </w:rPr>
+      </w:pPr>
+      <w:r>
+        <w:rPr>
+          <w:rFonts w:hint="default" w:ascii="Times New Roman" w:hAnsi="Times New Roman" w:cs="Times New Roman"/>
+          <w:sz w:val="20"/>
+          <w:lang w:val="es-ES" w:eastAsia="zh-CN"/>
+        </w:rPr>
+        <w:t>split():</w:t>
+      </w:r>
+    </w:p>
+    <w:p>
+      <w:pPr>
+        <w:rPr>
+          <w:rFonts w:hint="default" w:ascii="Times New Roman" w:hAnsi="Times New Roman" w:cs="Times New Roman"/>
+          <w:sz w:val="20"/>
+          <w:lang w:val="en-US" w:eastAsia="zh-CN"/>
+        </w:rPr>
+      </w:pPr>
+      <w:r>
+        <w:rPr>
+          <w:rFonts w:hint="default" w:ascii="Times New Roman" w:hAnsi="Times New Roman" w:cs="Times New Roman"/>
+          <w:sz w:val="20"/>
+          <w:lang w:val="en-US" w:eastAsia="zh-CN"/>
+        </w:rPr>
+        <w:t>La función split() divide una cadena en una lista de partes, usando como criterio de separación un carácter específico.</w:t>
+      </w:r>
+    </w:p>
+    <w:p>
+      <w:pPr>
+        <w:rPr>
+          <w:rFonts w:hint="default" w:ascii="Times New Roman" w:hAnsi="Times New Roman" w:cs="Times New Roman"/>
+          <w:sz w:val="20"/>
+          <w:lang w:val="es-ES" w:eastAsia="zh-CN"/>
+        </w:rPr>
+      </w:pPr>
+      <w:r>
+        <w:drawing>
+          <wp:inline distT="0" distB="0" distL="114300" distR="114300">
+            <wp:extent cx="2562225" cy="1133475"/>
+            <wp:effectExtent l="0" t="0" r="9525" b="9525"/>
+            <wp:docPr id="87" name="Imagen 26"/>
+            <wp:cNvGraphicFramePr>
+              <a:graphicFrameLocks xmlns:a="http://schemas.openxmlformats.org/drawingml/2006/main" noChangeAspect="1"/>
+            </wp:cNvGraphicFramePr>
+            <a:graphic xmlns:a="http://schemas.openxmlformats.org/drawingml/2006/main">
+              <a:graphicData uri="http://schemas.openxmlformats.org/drawingml/2006/picture">
+                <pic:pic xmlns:pic="http://schemas.openxmlformats.org/drawingml/2006/picture">
+                  <pic:nvPicPr>
+                    <pic:cNvPr id="87" name="Imagen 26"/>
+                    <pic:cNvPicPr>
+                      <a:picLocks noChangeAspect="1"/>
+                    </pic:cNvPicPr>
+                  </pic:nvPicPr>
+                  <pic:blipFill>
+                    <a:blip r:embed="rId41"/>
+                    <a:stretch>
+                      <a:fillRect/>
+                    </a:stretch>
+                  </pic:blipFill>
+                  <pic:spPr>
+                    <a:xfrm>
+                      <a:off x="0" y="0"/>
+                      <a:ext cx="2562225" cy="1133475"/>
+                    </a:xfrm>
+                    <a:prstGeom prst="rect">
+                      <a:avLst/>
+                    </a:prstGeom>
+                    <a:noFill/>
+                    <a:ln>
+                      <a:noFill/>
+                    </a:ln>
+                  </pic:spPr>
+                </pic:pic>
+              </a:graphicData>
+            </a:graphic>
+          </wp:inline>
+        </w:drawing>
+      </w:r>
+    </w:p>
+    <w:p>
+      <w:pPr>
+        <w:rPr>
+          <w:rFonts w:hint="default" w:ascii="Times New Roman" w:hAnsi="Times New Roman" w:cs="Times New Roman"/>
+          <w:sz w:val="20"/>
+          <w:lang w:val="es-ES" w:eastAsia="zh-CN"/>
+        </w:rPr>
+      </w:pPr>
+    </w:p>
+    <w:p>
+      <w:pPr>
+        <w:rPr>
+          <w:rFonts w:hint="default" w:ascii="Times New Roman" w:hAnsi="Times New Roman" w:cs="Times New Roman"/>
+          <w:sz w:val="20"/>
+          <w:lang w:val="es-ES" w:eastAsia="zh-CN"/>
+        </w:rPr>
+      </w:pPr>
+      <w:r>
+        <w:rPr>
+          <w:rFonts w:hint="default" w:ascii="Times New Roman" w:hAnsi="Times New Roman" w:cs="Times New Roman"/>
+          <w:sz w:val="20"/>
+          <w:lang w:val="es-ES" w:eastAsia="zh-CN"/>
+        </w:rPr>
+        <w:t>.join():</w:t>
+      </w:r>
+    </w:p>
+    <w:p>
+      <w:pPr>
+        <w:rPr>
+          <w:rFonts w:hint="default" w:ascii="Times New Roman" w:hAnsi="Times New Roman" w:cs="Times New Roman"/>
+          <w:sz w:val="20"/>
+          <w:lang w:val="es-ES" w:eastAsia="zh-CN"/>
+        </w:rPr>
+      </w:pPr>
+      <w:r>
+        <w:rPr>
+          <w:rFonts w:hint="default" w:ascii="Times New Roman" w:hAnsi="Times New Roman" w:cs="Times New Roman"/>
+          <w:sz w:val="20"/>
+          <w:lang w:val="en-US" w:eastAsia="zh-CN"/>
+        </w:rPr>
+        <w:t>.join() es un método que pertenece a los strings y se usa para unir elementos de una secuencia (como listas o tuplas) en un solo string, usando el string que llama a .join() como separador</w:t>
+      </w:r>
+      <w:r>
+        <w:rPr>
+          <w:rFonts w:hint="default" w:ascii="Times New Roman" w:hAnsi="Times New Roman" w:cs="Times New Roman"/>
+          <w:sz w:val="20"/>
+          <w:lang w:val="es-ES" w:eastAsia="zh-CN"/>
+        </w:rPr>
+        <w:t>:</w:t>
+      </w:r>
+    </w:p>
+    <w:p>
+      <w:pPr>
+        <w:rPr>
+          <w:rFonts w:hint="default" w:ascii="Times New Roman" w:hAnsi="Times New Roman" w:cs="Times New Roman"/>
+          <w:sz w:val="20"/>
+          <w:lang w:val="es-ES" w:eastAsia="zh-CN"/>
+        </w:rPr>
+      </w:pPr>
+      <w:r>
+        <w:drawing>
+          <wp:inline distT="0" distB="0" distL="114300" distR="114300">
+            <wp:extent cx="2438400" cy="1114425"/>
+            <wp:effectExtent l="0" t="0" r="0" b="9525"/>
+            <wp:docPr id="88" name="Imagen 27"/>
+            <wp:cNvGraphicFramePr>
+              <a:graphicFrameLocks xmlns:a="http://schemas.openxmlformats.org/drawingml/2006/main" noChangeAspect="1"/>
+            </wp:cNvGraphicFramePr>
+            <a:graphic xmlns:a="http://schemas.openxmlformats.org/drawingml/2006/main">
+              <a:graphicData uri="http://schemas.openxmlformats.org/drawingml/2006/picture">
+                <pic:pic xmlns:pic="http://schemas.openxmlformats.org/drawingml/2006/picture">
+                  <pic:nvPicPr>
+                    <pic:cNvPr id="88" name="Imagen 27"/>
+                    <pic:cNvPicPr>
+                      <a:picLocks noChangeAspect="1"/>
+                    </pic:cNvPicPr>
+                  </pic:nvPicPr>
+                  <pic:blipFill>
+                    <a:blip r:embed="rId42"/>
+                    <a:stretch>
+                      <a:fillRect/>
+                    </a:stretch>
+                  </pic:blipFill>
+                  <pic:spPr>
+                    <a:xfrm>
+                      <a:off x="0" y="0"/>
+                      <a:ext cx="2438400" cy="1114425"/>
+                    </a:xfrm>
+                    <a:prstGeom prst="rect">
+                      <a:avLst/>
+                    </a:prstGeom>
+                    <a:noFill/>
+                    <a:ln>
+                      <a:noFill/>
+                    </a:ln>
+                  </pic:spPr>
+                </pic:pic>
+              </a:graphicData>
+            </a:graphic>
+          </wp:inline>
+        </w:drawing>
+      </w:r>
+    </w:p>
+    <w:p>
+      <w:pPr>
+        <w:rPr>
+          <w:rFonts w:hint="default" w:ascii="Times New Roman" w:hAnsi="Times New Roman" w:cs="Times New Roman"/>
+          <w:sz w:val="20"/>
+          <w:lang w:val="es-ES" w:eastAsia="zh-CN"/>
+        </w:rPr>
+      </w:pPr>
+    </w:p>
+    <w:p>
+      <w:pPr>
+        <w:rPr>
+          <w:rFonts w:hint="default" w:ascii="Times New Roman" w:hAnsi="Times New Roman" w:cs="Times New Roman"/>
+          <w:sz w:val="20"/>
+          <w:lang w:val="es-ES" w:eastAsia="zh-CN"/>
+        </w:rPr>
+      </w:pPr>
+      <w:r>
+        <w:rPr>
+          <w:rFonts w:hint="default" w:ascii="Times New Roman" w:hAnsi="Times New Roman" w:cs="Times New Roman"/>
+          <w:sz w:val="20"/>
+          <w:lang w:val="es-ES" w:eastAsia="zh-CN"/>
+        </w:rPr>
+        <w:t>Librerias:</w:t>
+      </w:r>
+    </w:p>
+    <w:p>
+      <w:pPr>
+        <w:rPr>
+          <w:rFonts w:hint="default" w:ascii="Times New Roman" w:hAnsi="Times New Roman" w:cs="Times New Roman"/>
+          <w:sz w:val="20"/>
+          <w:lang w:val="es-ES" w:eastAsia="zh-CN"/>
+        </w:rPr>
+      </w:pPr>
+      <w:r>
+        <w:rPr>
+          <w:rFonts w:hint="default" w:ascii="Times New Roman" w:hAnsi="Times New Roman" w:cs="Times New Roman"/>
+          <w:sz w:val="20"/>
+          <w:lang w:val="es-ES" w:eastAsia="zh-CN"/>
+        </w:rPr>
+        <w:t>Las librerias son modificaciones que agregan codigo, con la finalidad de realizar acciones que sin ellas no podriamos dentro de python.</w:t>
+      </w:r>
+    </w:p>
+    <w:p>
+      <w:pPr>
+        <w:rPr>
+          <w:rFonts w:hint="default" w:ascii="Times New Roman" w:hAnsi="Times New Roman" w:cs="Times New Roman"/>
+          <w:sz w:val="20"/>
+          <w:lang w:val="es-ES" w:eastAsia="zh-CN"/>
+        </w:rPr>
+      </w:pPr>
+      <w:r>
+        <w:rPr>
+          <w:rFonts w:hint="default" w:ascii="Times New Roman" w:hAnsi="Times New Roman" w:cs="Times New Roman"/>
+          <w:sz w:val="20"/>
+          <w:lang w:val="es-ES" w:eastAsia="zh-CN"/>
+        </w:rPr>
+        <w:t>Para importar una librearia, usamos import:</w:t>
+      </w:r>
+    </w:p>
+    <w:p>
+      <w:pPr>
+        <w:rPr>
+          <w:rFonts w:hint="default" w:ascii="Times New Roman" w:hAnsi="Times New Roman" w:cs="Times New Roman"/>
+          <w:sz w:val="20"/>
+          <w:lang w:val="es-ES" w:eastAsia="zh-CN"/>
+        </w:rPr>
+      </w:pPr>
+      <w:r>
+        <w:rPr>
+          <w:rFonts w:hint="default" w:ascii="Times New Roman" w:hAnsi="Times New Roman" w:cs="Times New Roman"/>
+          <w:sz w:val="20"/>
+          <w:lang w:val="es-ES" w:eastAsia="zh-CN"/>
+        </w:rPr>
+        <w:drawing>
+          <wp:inline distT="0" distB="0" distL="114300" distR="114300">
+            <wp:extent cx="1152525" cy="171450"/>
+            <wp:effectExtent l="0" t="0" r="9525" b="0"/>
+            <wp:docPr id="82" name="Imagen 21"/>
+            <wp:cNvGraphicFramePr>
+              <a:graphicFrameLocks xmlns:a="http://schemas.openxmlformats.org/drawingml/2006/main" noChangeAspect="1"/>
+            </wp:cNvGraphicFramePr>
+            <a:graphic xmlns:a="http://schemas.openxmlformats.org/drawingml/2006/main">
+              <a:graphicData uri="http://schemas.openxmlformats.org/drawingml/2006/picture">
+                <pic:pic xmlns:pic="http://schemas.openxmlformats.org/drawingml/2006/picture">
+                  <pic:nvPicPr>
+                    <pic:cNvPr id="82" name="Imagen 21"/>
+                    <pic:cNvPicPr>
+                      <a:picLocks noChangeAspect="1"/>
+                    </pic:cNvPicPr>
+                  </pic:nvPicPr>
+                  <pic:blipFill>
+                    <a:blip r:embed="rId43"/>
+                    <a:stretch>
+                      <a:fillRect/>
+                    </a:stretch>
+                  </pic:blipFill>
+                  <pic:spPr>
+                    <a:xfrm>
+                      <a:off x="0" y="0"/>
+                      <a:ext cx="1152525" cy="171450"/>
+                    </a:xfrm>
+                    <a:prstGeom prst="rect">
+                      <a:avLst/>
+                    </a:prstGeom>
+                    <a:noFill/>
+                    <a:ln>
+                      <a:noFill/>
+                    </a:ln>
+                  </pic:spPr>
+                </pic:pic>
+              </a:graphicData>
+            </a:graphic>
+          </wp:inline>
+        </w:drawing>
+      </w:r>
+    </w:p>
+    <w:p>
+      <w:pPr>
+        <w:rPr>
+          <w:rFonts w:hint="default" w:ascii="Times New Roman" w:hAnsi="Times New Roman" w:cs="Times New Roman"/>
+          <w:sz w:val="20"/>
+          <w:lang w:val="es-ES" w:eastAsia="zh-CN"/>
+        </w:rPr>
+      </w:pPr>
+      <w:r>
+        <w:rPr>
+          <w:rFonts w:hint="default" w:ascii="Times New Roman" w:hAnsi="Times New Roman" w:cs="Times New Roman"/>
+          <w:sz w:val="20"/>
+          <w:lang w:val="es-ES" w:eastAsia="zh-CN"/>
+        </w:rPr>
+        <w:t>En python hay librerias, estas librerias son las internas, tambien hay librerias externas: Las que no pertenecen a python y requieren de una instalación.</w:t>
+      </w:r>
+    </w:p>
+    <w:p>
+      <w:pPr>
+        <w:rPr>
+          <w:rFonts w:hint="default" w:ascii="Times New Roman" w:hAnsi="Times New Roman" w:cs="Times New Roman"/>
+          <w:sz w:val="20"/>
+          <w:lang w:val="es-ES" w:eastAsia="zh-CN"/>
+        </w:rPr>
+      </w:pPr>
+      <w:r>
+        <w:rPr>
+          <w:rFonts w:hint="default" w:ascii="Times New Roman" w:hAnsi="Times New Roman" w:cs="Times New Roman"/>
+          <w:sz w:val="20"/>
+          <w:lang w:val="es-ES" w:eastAsia="zh-CN"/>
+        </w:rPr>
+        <w:t>Usando pip install libreria dentro de la consola. Podemos instalar librerias:</w:t>
+      </w:r>
+    </w:p>
+    <w:p>
+      <w:pPr>
+        <w:rPr>
+          <w:rFonts w:hint="default" w:ascii="Times New Roman" w:hAnsi="Times New Roman" w:cs="Times New Roman"/>
+          <w:sz w:val="20"/>
+          <w:lang w:val="es-ES" w:eastAsia="zh-CN"/>
+        </w:rPr>
+      </w:pPr>
+      <w:r>
+        <w:rPr>
+          <w:rFonts w:hint="default" w:ascii="Times New Roman" w:hAnsi="Times New Roman" w:cs="Times New Roman"/>
+          <w:sz w:val="20"/>
+          <w:lang w:val="es-ES" w:eastAsia="zh-CN"/>
+        </w:rPr>
+        <w:drawing>
+          <wp:inline distT="0" distB="0" distL="114300" distR="114300">
+            <wp:extent cx="2886075" cy="238125"/>
+            <wp:effectExtent l="0" t="0" r="9525" b="9525"/>
+            <wp:docPr id="83" name="Imagen 22"/>
+            <wp:cNvGraphicFramePr>
+              <a:graphicFrameLocks xmlns:a="http://schemas.openxmlformats.org/drawingml/2006/main" noChangeAspect="1"/>
+            </wp:cNvGraphicFramePr>
+            <a:graphic xmlns:a="http://schemas.openxmlformats.org/drawingml/2006/main">
+              <a:graphicData uri="http://schemas.openxmlformats.org/drawingml/2006/picture">
+                <pic:pic xmlns:pic="http://schemas.openxmlformats.org/drawingml/2006/picture">
+                  <pic:nvPicPr>
+                    <pic:cNvPr id="83" name="Imagen 22"/>
+                    <pic:cNvPicPr>
+                      <a:picLocks noChangeAspect="1"/>
+                    </pic:cNvPicPr>
+                  </pic:nvPicPr>
+                  <pic:blipFill>
+                    <a:blip r:embed="rId44"/>
+                    <a:stretch>
+                      <a:fillRect/>
+                    </a:stretch>
+                  </pic:blipFill>
+                  <pic:spPr>
+                    <a:xfrm>
+                      <a:off x="0" y="0"/>
+                      <a:ext cx="2886075" cy="238125"/>
+                    </a:xfrm>
+                    <a:prstGeom prst="rect">
+                      <a:avLst/>
+                    </a:prstGeom>
+                    <a:noFill/>
+                    <a:ln>
+                      <a:noFill/>
+                    </a:ln>
+                  </pic:spPr>
+                </pic:pic>
+              </a:graphicData>
+            </a:graphic>
+          </wp:inline>
+        </w:drawing>
+      </w:r>
+    </w:p>
+    <w:p>
+      <w:pPr>
+        <w:rPr>
+          <w:rFonts w:hint="default" w:ascii="Times New Roman" w:hAnsi="Times New Roman" w:cs="Times New Roman"/>
+          <w:sz w:val="20"/>
+          <w:lang w:val="es-ES" w:eastAsia="zh-CN"/>
+        </w:rPr>
+      </w:pPr>
+      <w:r>
+        <w:rPr>
+          <w:rFonts w:hint="default" w:ascii="Times New Roman" w:hAnsi="Times New Roman" w:cs="Times New Roman"/>
+          <w:sz w:val="20"/>
+          <w:lang w:val="es-ES" w:eastAsia="zh-CN"/>
+        </w:rPr>
+        <w:t>Nosotros hemos usado librerias, estas son:</w:t>
+      </w:r>
+    </w:p>
+    <w:p>
+      <w:pPr>
+        <w:rPr>
+          <w:rFonts w:hint="default" w:ascii="Times New Roman" w:hAnsi="Times New Roman" w:cs="Times New Roman"/>
+          <w:sz w:val="20"/>
+          <w:lang w:val="es-ES" w:eastAsia="zh-CN"/>
+        </w:rPr>
+      </w:pPr>
+    </w:p>
+    <w:p>
+      <w:pPr>
+        <w:rPr>
+          <w:rFonts w:hint="default" w:ascii="Times New Roman" w:hAnsi="Times New Roman" w:cs="Times New Roman"/>
+          <w:sz w:val="20"/>
+          <w:lang w:val="es-ES" w:eastAsia="zh-CN"/>
+        </w:rPr>
+      </w:pPr>
+      <w:r>
+        <w:rPr>
+          <w:rFonts w:hint="default" w:ascii="Times New Roman" w:hAnsi="Times New Roman" w:cs="Times New Roman"/>
+          <w:sz w:val="20"/>
+          <w:lang w:val="es-ES" w:eastAsia="zh-CN"/>
+        </w:rPr>
+        <w:t>Librerias internas:</w:t>
+      </w:r>
+    </w:p>
+    <w:p>
+      <w:pPr>
+        <w:rPr>
+          <w:rFonts w:hint="default" w:ascii="Times New Roman" w:hAnsi="Times New Roman" w:cs="Times New Roman"/>
+          <w:sz w:val="20"/>
+          <w:lang w:val="es-ES" w:eastAsia="zh-CN"/>
+        </w:rPr>
+      </w:pPr>
+      <w:r>
+        <w:rPr>
+          <w:rFonts w:hint="default" w:ascii="Times New Roman" w:hAnsi="Times New Roman" w:cs="Times New Roman"/>
+          <w:sz w:val="20"/>
+          <w:lang w:val="es-ES" w:eastAsia="zh-CN"/>
+        </w:rPr>
+        <w:t>Python posee librerias, en el proyecto hemos aprovechado algunas de ellas:</w:t>
+      </w:r>
+    </w:p>
+    <w:p>
+      <w:pPr>
+        <w:rPr>
+          <w:rFonts w:hint="default" w:ascii="Times New Roman" w:hAnsi="Times New Roman" w:cs="Times New Roman"/>
+          <w:sz w:val="20"/>
+          <w:lang w:val="es-ES" w:eastAsia="zh-CN"/>
+        </w:rPr>
+      </w:pPr>
+    </w:p>
+    <w:p>
+      <w:pPr>
+        <w:rPr>
+          <w:rFonts w:hint="default" w:ascii="Times New Roman" w:hAnsi="Times New Roman" w:cs="Times New Roman"/>
+          <w:sz w:val="20"/>
+          <w:lang w:val="es-ES" w:eastAsia="zh-CN"/>
+        </w:rPr>
+      </w:pPr>
+      <w:r>
+        <w:rPr>
+          <w:rFonts w:hint="default" w:ascii="Times New Roman" w:hAnsi="Times New Roman" w:cs="Times New Roman"/>
+          <w:sz w:val="20"/>
+          <w:lang w:val="es-ES" w:eastAsia="zh-CN"/>
+        </w:rPr>
+        <w:t>csv:</w:t>
+      </w:r>
+    </w:p>
+    <w:p>
+      <w:pPr>
+        <w:rPr>
+          <w:rFonts w:hint="default" w:ascii="Times New Roman" w:hAnsi="Times New Roman" w:cs="Times New Roman"/>
+          <w:sz w:val="20"/>
+          <w:lang w:val="es-ES" w:eastAsia="zh-CN"/>
+        </w:rPr>
+      </w:pPr>
+      <w:r>
+        <w:rPr>
+          <w:rFonts w:hint="default" w:ascii="Times New Roman" w:hAnsi="Times New Roman" w:cs="Times New Roman"/>
+          <w:sz w:val="20"/>
+          <w:lang w:val="es-ES" w:eastAsia="zh-CN"/>
+        </w:rPr>
+        <w:t>La estamos usando para interactuar con el archivo csv.</w:t>
+      </w:r>
+    </w:p>
+    <w:p>
+      <w:pPr>
+        <w:rPr>
+          <w:rFonts w:hint="default" w:ascii="Times New Roman" w:hAnsi="Times New Roman" w:cs="Times New Roman"/>
+          <w:sz w:val="20"/>
+          <w:lang w:val="es-ES" w:eastAsia="zh-CN"/>
+        </w:rPr>
+      </w:pPr>
+      <w:r>
+        <w:rPr>
+          <w:rFonts w:hint="default" w:ascii="Times New Roman" w:hAnsi="Times New Roman" w:cs="Times New Roman"/>
+          <w:sz w:val="20"/>
+          <w:lang w:val="es-ES" w:eastAsia="zh-CN"/>
+        </w:rPr>
+        <w:t>Como si fuera un archivo, lo abrimos de la misma forma que en manejo de archivos, con algunas excepciones en el codigo:</w:t>
+      </w:r>
+    </w:p>
+    <w:p>
+      <w:pPr>
+        <w:rPr>
+          <w:rFonts w:hint="default" w:ascii="Times New Roman" w:hAnsi="Times New Roman" w:cs="Times New Roman"/>
+          <w:sz w:val="20"/>
+          <w:lang w:val="es-ES" w:eastAsia="zh-CN"/>
+        </w:rPr>
+      </w:pPr>
+      <w:r>
+        <w:rPr>
+          <w:rFonts w:hint="default" w:ascii="Times New Roman" w:hAnsi="Times New Roman" w:cs="Times New Roman"/>
+          <w:sz w:val="20"/>
+          <w:lang w:val="es-ES" w:eastAsia="zh-CN"/>
+        </w:rPr>
+        <w:drawing>
+          <wp:inline distT="0" distB="0" distL="114300" distR="114300">
+            <wp:extent cx="4467225" cy="838200"/>
+            <wp:effectExtent l="0" t="0" r="9525" b="0"/>
+            <wp:docPr id="81" name="Imagen 20"/>
+            <wp:cNvGraphicFramePr>
+              <a:graphicFrameLocks xmlns:a="http://schemas.openxmlformats.org/drawingml/2006/main" noChangeAspect="1"/>
+            </wp:cNvGraphicFramePr>
+            <a:graphic xmlns:a="http://schemas.openxmlformats.org/drawingml/2006/main">
+              <a:graphicData uri="http://schemas.openxmlformats.org/drawingml/2006/picture">
+                <pic:pic xmlns:pic="http://schemas.openxmlformats.org/drawingml/2006/picture">
+                  <pic:nvPicPr>
+                    <pic:cNvPr id="81" name="Imagen 20"/>
+                    <pic:cNvPicPr>
+                      <a:picLocks noChangeAspect="1"/>
+                    </pic:cNvPicPr>
+                  </pic:nvPicPr>
+                  <pic:blipFill>
+                    <a:blip r:embed="rId45"/>
+                    <a:stretch>
+                      <a:fillRect/>
+                    </a:stretch>
+                  </pic:blipFill>
+                  <pic:spPr>
+                    <a:xfrm>
+                      <a:off x="0" y="0"/>
+                      <a:ext cx="4467225" cy="838200"/>
+                    </a:xfrm>
+                    <a:prstGeom prst="rect">
+                      <a:avLst/>
+                    </a:prstGeom>
+                    <a:noFill/>
+                    <a:ln>
+                      <a:noFill/>
+                    </a:ln>
+                  </pic:spPr>
+                </pic:pic>
+              </a:graphicData>
+            </a:graphic>
+          </wp:inline>
+        </w:drawing>
+      </w:r>
+    </w:p>
+    <w:p>
+      <w:pPr>
+        <w:rPr>
+          <w:rFonts w:hint="default" w:ascii="Times New Roman" w:hAnsi="Times New Roman" w:cs="Times New Roman"/>
+          <w:sz w:val="20"/>
+          <w:lang w:val="es-ES" w:eastAsia="zh-CN"/>
+        </w:rPr>
+      </w:pPr>
+      <w:r>
+        <w:rPr>
+          <w:rFonts w:hint="default" w:ascii="Times New Roman" w:hAnsi="Times New Roman" w:cs="Times New Roman"/>
+          <w:sz w:val="20"/>
+          <w:lang w:val="es-ES" w:eastAsia="zh-CN"/>
+        </w:rPr>
+        <w:t>Encoding=”utf-8”: nos sirve para detectar caracteres que python no detecta normalmente. Ej: Ñ, ñ, á, é, ö.</w:t>
+      </w:r>
+    </w:p>
+    <w:p>
+      <w:pPr>
+        <w:rPr>
+          <w:rFonts w:hint="default" w:ascii="Times New Roman" w:hAnsi="Times New Roman" w:cs="Times New Roman"/>
+          <w:sz w:val="20"/>
+          <w:lang w:val="es-ES" w:eastAsia="zh-CN"/>
+        </w:rPr>
+      </w:pPr>
+      <w:r>
+        <w:rPr>
+          <w:rFonts w:hint="default" w:ascii="Times New Roman" w:hAnsi="Times New Roman" w:cs="Times New Roman"/>
+          <w:sz w:val="20"/>
+          <w:lang w:val="es-ES" w:eastAsia="zh-CN"/>
+        </w:rPr>
+        <w:t>En estas tambien entran distintas herramientas usables, que nos permiten trabajar de ciertas maneras más comodas.</w:t>
+      </w:r>
+    </w:p>
+    <w:p>
+      <w:pPr>
+        <w:rPr>
+          <w:rFonts w:hint="default" w:ascii="Times New Roman" w:hAnsi="Times New Roman" w:cs="Times New Roman"/>
+          <w:sz w:val="20"/>
+          <w:lang w:val="es-ES" w:eastAsia="zh-CN"/>
+        </w:rPr>
+      </w:pPr>
+      <w:r>
+        <w:rPr>
+          <w:rFonts w:hint="default" w:ascii="Times New Roman" w:hAnsi="Times New Roman" w:cs="Times New Roman"/>
+          <w:sz w:val="20"/>
+          <w:lang w:val="es-ES" w:eastAsia="zh-CN"/>
+        </w:rPr>
+        <w:t>next():</w:t>
+      </w:r>
+    </w:p>
+    <w:p>
+      <w:pPr>
+        <w:rPr>
+          <w:rFonts w:hint="default" w:ascii="Times New Roman" w:hAnsi="Times New Roman" w:cs="Times New Roman"/>
+          <w:sz w:val="20"/>
+          <w:lang w:val="es-ES" w:eastAsia="zh-CN"/>
+        </w:rPr>
+      </w:pPr>
+      <w:r>
+        <w:rPr>
+          <w:rFonts w:hint="default" w:ascii="Times New Roman" w:hAnsi="Times New Roman" w:cs="Times New Roman"/>
+          <w:sz w:val="20"/>
+          <w:lang w:val="es-ES" w:eastAsia="zh-CN"/>
+        </w:rPr>
+        <w:t xml:space="preserve">Sirve para </w:t>
+      </w:r>
+      <w:r>
+        <w:rPr>
+          <w:rFonts w:hint="default" w:ascii="Times New Roman" w:hAnsi="Times New Roman" w:cs="Times New Roman"/>
+          <w:sz w:val="20"/>
+          <w:lang w:val="en-US" w:eastAsia="zh-CN"/>
+        </w:rPr>
+        <w:t>"saltarnos" los encabezados y trabajar solo con los datos</w:t>
+      </w:r>
+      <w:r>
+        <w:rPr>
+          <w:rFonts w:hint="default" w:ascii="Times New Roman" w:hAnsi="Times New Roman" w:cs="Times New Roman"/>
+          <w:sz w:val="20"/>
+          <w:lang w:val="es-ES" w:eastAsia="zh-CN"/>
+        </w:rPr>
+        <w:t>.</w:t>
+      </w:r>
+    </w:p>
+    <w:p>
+      <w:r>
+        <w:drawing>
+          <wp:inline distT="0" distB="0" distL="114300" distR="114300">
+            <wp:extent cx="3981450" cy="523875"/>
+            <wp:effectExtent l="0" t="0" r="0" b="9525"/>
+            <wp:docPr id="84" name="Imagen 23"/>
+            <wp:cNvGraphicFramePr>
+              <a:graphicFrameLocks xmlns:a="http://schemas.openxmlformats.org/drawingml/2006/main" noChangeAspect="1"/>
+            </wp:cNvGraphicFramePr>
+            <a:graphic xmlns:a="http://schemas.openxmlformats.org/drawingml/2006/main">
+              <a:graphicData uri="http://schemas.openxmlformats.org/drawingml/2006/picture">
+                <pic:pic xmlns:pic="http://schemas.openxmlformats.org/drawingml/2006/picture">
+                  <pic:nvPicPr>
+                    <pic:cNvPr id="84" name="Imagen 23"/>
+                    <pic:cNvPicPr>
+                      <a:picLocks noChangeAspect="1"/>
+                    </pic:cNvPicPr>
+                  </pic:nvPicPr>
+                  <pic:blipFill>
+                    <a:blip r:embed="rId46"/>
+                    <a:stretch>
+                      <a:fillRect/>
+                    </a:stretch>
+                  </pic:blipFill>
+                  <pic:spPr>
+                    <a:xfrm>
+                      <a:off x="0" y="0"/>
+                      <a:ext cx="3981450" cy="523875"/>
+                    </a:xfrm>
+                    <a:prstGeom prst="rect">
+                      <a:avLst/>
+                    </a:prstGeom>
+                    <a:noFill/>
+                    <a:ln>
+                      <a:noFill/>
+                    </a:ln>
+                  </pic:spPr>
+                </pic:pic>
+              </a:graphicData>
+            </a:graphic>
+          </wp:inline>
+        </w:drawing>
+      </w:r>
+    </w:p>
+    <w:p>
+      <w:pPr>
+        <w:rPr>
+          <w:rFonts w:hint="default"/>
+          <w:lang w:val="es-ES" w:eastAsia="zh-CN"/>
+        </w:rPr>
+      </w:pPr>
+    </w:p>
+    <w:p>
+      <w:pPr>
+        <w:rPr>
+          <w:rFonts w:hint="default"/>
+          <w:lang w:val="es-ES" w:eastAsia="zh-CN"/>
+        </w:rPr>
+      </w:pPr>
+      <w:r>
+        <w:rPr>
+          <w:rFonts w:hint="default"/>
+          <w:lang w:val="es-ES" w:eastAsia="zh-CN"/>
+        </w:rPr>
+        <w:t>os:</w:t>
+      </w:r>
+    </w:p>
+    <w:p>
+      <w:pPr>
+        <w:rPr>
+          <w:rFonts w:hint="default"/>
+          <w:lang w:val="es-ES" w:eastAsia="zh-CN"/>
+        </w:rPr>
+      </w:pPr>
+      <w:r>
+        <w:rPr>
+          <w:rFonts w:hint="default"/>
+          <w:i/>
+          <w:iCs/>
+          <w:lang w:val="es-ES" w:eastAsia="zh-CN"/>
+        </w:rPr>
+        <w:t>os</w:t>
+      </w:r>
+      <w:r>
+        <w:rPr>
+          <w:rFonts w:hint="default"/>
+          <w:lang w:val="es-ES" w:eastAsia="zh-CN"/>
+        </w:rPr>
+        <w:t xml:space="preserve"> tiene muchas funciones, nosotros la usamos solamente para limpiar la consola.</w:t>
+      </w:r>
+    </w:p>
+    <w:p>
+      <w:pPr>
+        <w:rPr>
+          <w:rFonts w:hint="default"/>
+          <w:lang w:val="es-ES" w:eastAsia="zh-CN"/>
+        </w:rPr>
+      </w:pPr>
+      <w:r>
+        <w:rPr>
+          <w:rFonts w:hint="default"/>
+          <w:lang w:val="es-ES" w:eastAsia="zh-CN"/>
+        </w:rPr>
+        <w:t>La indicacion para limpiar la consola es la siguiente:</w:t>
+      </w:r>
+    </w:p>
+    <w:p>
+      <w:pPr>
+        <w:rPr>
+          <w:rFonts w:hint="default"/>
+          <w:lang w:val="es-ES" w:eastAsia="zh-CN"/>
+        </w:rPr>
+      </w:pPr>
+      <w:r>
+        <w:drawing>
+          <wp:inline distT="0" distB="0" distL="114300" distR="114300">
+            <wp:extent cx="3629025" cy="619125"/>
+            <wp:effectExtent l="0" t="0" r="9525" b="9525"/>
+            <wp:docPr id="85" name="Imagen 24"/>
+            <wp:cNvGraphicFramePr>
+              <a:graphicFrameLocks xmlns:a="http://schemas.openxmlformats.org/drawingml/2006/main" noChangeAspect="1"/>
+            </wp:cNvGraphicFramePr>
+            <a:graphic xmlns:a="http://schemas.openxmlformats.org/drawingml/2006/main">
+              <a:graphicData uri="http://schemas.openxmlformats.org/drawingml/2006/picture">
+                <pic:pic xmlns:pic="http://schemas.openxmlformats.org/drawingml/2006/picture">
+                  <pic:nvPicPr>
+                    <pic:cNvPr id="85" name="Imagen 24"/>
+                    <pic:cNvPicPr>
+                      <a:picLocks noChangeAspect="1"/>
+                    </pic:cNvPicPr>
+                  </pic:nvPicPr>
+                  <pic:blipFill>
+                    <a:blip r:embed="rId47"/>
+                    <a:stretch>
+                      <a:fillRect/>
+                    </a:stretch>
+                  </pic:blipFill>
+                  <pic:spPr>
+                    <a:xfrm>
+                      <a:off x="0" y="0"/>
+                      <a:ext cx="3629025" cy="619125"/>
+                    </a:xfrm>
+                    <a:prstGeom prst="rect">
+                      <a:avLst/>
+                    </a:prstGeom>
+                    <a:noFill/>
+                    <a:ln>
+                      <a:noFill/>
+                    </a:ln>
+                  </pic:spPr>
+                </pic:pic>
+              </a:graphicData>
+            </a:graphic>
+          </wp:inline>
+        </w:drawing>
+      </w:r>
+    </w:p>
+    <w:p>
+      <w:pPr>
+        <w:rPr>
+          <w:rFonts w:hint="default"/>
+          <w:lang w:val="es-ES" w:eastAsia="zh-CN"/>
+        </w:rPr>
+      </w:pPr>
+    </w:p>
+    <w:p>
+      <w:pPr>
+        <w:rPr>
+          <w:rFonts w:hint="default" w:ascii="Times New Roman" w:hAnsi="Times New Roman" w:cs="Times New Roman"/>
+          <w:sz w:val="20"/>
+          <w:lang w:val="es-ES" w:eastAsia="zh-CN"/>
+        </w:rPr>
+      </w:pPr>
+      <w:r>
+        <w:rPr>
+          <w:rFonts w:hint="default" w:ascii="Times New Roman" w:hAnsi="Times New Roman" w:cs="Times New Roman"/>
+          <w:sz w:val="20"/>
+          <w:lang w:val="es-ES" w:eastAsia="zh-CN"/>
+        </w:rPr>
+        <w:t>Librerias externas:</w:t>
+      </w:r>
+    </w:p>
+    <w:p>
+      <w:pPr>
+        <w:rPr>
+          <w:rFonts w:hint="default" w:ascii="Times New Roman" w:hAnsi="Times New Roman" w:cs="Times New Roman"/>
+          <w:sz w:val="20"/>
+          <w:lang w:val="es-ES" w:eastAsia="zh-CN"/>
+        </w:rPr>
+      </w:pPr>
+      <w:r>
+        <w:rPr>
+          <w:rFonts w:hint="default" w:ascii="Times New Roman" w:hAnsi="Times New Roman" w:cs="Times New Roman"/>
+          <w:sz w:val="20"/>
+          <w:lang w:val="es-ES" w:eastAsia="zh-CN"/>
+        </w:rPr>
+        <w:t>Questionary:</w:t>
+      </w:r>
+    </w:p>
+    <w:p>
+      <w:pPr>
+        <w:rPr>
+          <w:rFonts w:hint="default" w:ascii="Times New Roman" w:hAnsi="Times New Roman" w:cs="Times New Roman"/>
+          <w:sz w:val="20"/>
+          <w:lang w:val="es-ES" w:eastAsia="zh-CN"/>
+        </w:rPr>
+      </w:pPr>
+      <w:r>
+        <w:rPr>
+          <w:rFonts w:hint="default" w:ascii="Times New Roman" w:hAnsi="Times New Roman" w:cs="Times New Roman"/>
+          <w:sz w:val="20"/>
+          <w:lang w:val="es-ES" w:eastAsia="zh-CN"/>
+        </w:rPr>
+        <w:t>Questionary es una libreria que permite el uso de las flechas del teclado para manejarse entre las opciones de un menu. El enter permite seleccionar esa opcion.</w:t>
+      </w:r>
+    </w:p>
+    <w:p>
+      <w:pPr>
+        <w:rPr>
+          <w:rFonts w:hint="default" w:ascii="Times New Roman" w:hAnsi="Times New Roman" w:cs="Times New Roman"/>
+          <w:sz w:val="20"/>
+          <w:lang w:val="es-ES" w:eastAsia="zh-CN"/>
+        </w:rPr>
+      </w:pPr>
+      <w:r>
+        <w:rPr>
+          <w:rFonts w:hint="default" w:ascii="Times New Roman" w:hAnsi="Times New Roman" w:cs="Times New Roman"/>
+          <w:sz w:val="20"/>
+          <w:lang w:val="es-ES" w:eastAsia="zh-CN"/>
+        </w:rPr>
+        <w:t xml:space="preserve">Con </w:t>
+      </w:r>
+      <w:r>
+        <w:rPr>
+          <w:rFonts w:hint="default" w:ascii="Times New Roman" w:hAnsi="Times New Roman" w:cs="Times New Roman"/>
+          <w:sz w:val="20"/>
+          <w:lang w:val="en-US" w:eastAsia="zh-CN"/>
+        </w:rPr>
+        <w:t>questionary.select</w:t>
+      </w:r>
+      <w:r>
+        <w:rPr>
+          <w:rFonts w:hint="default" w:ascii="Times New Roman" w:hAnsi="Times New Roman" w:cs="Times New Roman"/>
+          <w:sz w:val="20"/>
+          <w:lang w:val="es-ES" w:eastAsia="zh-CN"/>
+        </w:rPr>
+        <w:t>().ask() podemos crear un menu, y como devuelve un valor, se lo podemos asignar a una variable:</w:t>
+      </w:r>
+    </w:p>
+    <w:p>
+      <w:pPr>
+        <w:rPr>
+          <w:rFonts w:hint="default" w:ascii="Times New Roman" w:hAnsi="Times New Roman" w:cs="Times New Roman"/>
+          <w:sz w:val="20"/>
+          <w:lang w:val="es-ES" w:eastAsia="zh-CN"/>
+        </w:rPr>
+      </w:pPr>
+      <w:r>
+        <w:rPr>
+          <w:rFonts w:hint="default" w:ascii="Times New Roman" w:hAnsi="Times New Roman" w:cs="Times New Roman"/>
+          <w:sz w:val="20"/>
+          <w:lang w:val="es-ES" w:eastAsia="zh-CN"/>
+        </w:rPr>
+        <w:drawing>
+          <wp:inline distT="0" distB="0" distL="114300" distR="114300">
+            <wp:extent cx="6229350" cy="952500"/>
+            <wp:effectExtent l="0" t="0" r="0" b="0"/>
+            <wp:docPr id="73" name="Imagen 15"/>
+            <wp:cNvGraphicFramePr>
+              <a:graphicFrameLocks xmlns:a="http://schemas.openxmlformats.org/drawingml/2006/main" noChangeAspect="1"/>
+            </wp:cNvGraphicFramePr>
+            <a:graphic xmlns:a="http://schemas.openxmlformats.org/drawingml/2006/main">
+              <a:graphicData uri="http://schemas.openxmlformats.org/drawingml/2006/picture">
+                <pic:pic xmlns:pic="http://schemas.openxmlformats.org/drawingml/2006/picture">
+                  <pic:nvPicPr>
+                    <pic:cNvPr id="73" name="Imagen 15"/>
+                    <pic:cNvPicPr>
+                      <a:picLocks noChangeAspect="1"/>
+                    </pic:cNvPicPr>
+                  </pic:nvPicPr>
+                  <pic:blipFill>
+                    <a:blip r:embed="rId48"/>
+                    <a:stretch>
+                      <a:fillRect/>
+                    </a:stretch>
+                  </pic:blipFill>
+                  <pic:spPr>
+                    <a:xfrm>
+                      <a:off x="0" y="0"/>
+                      <a:ext cx="6229350" cy="952500"/>
+                    </a:xfrm>
+                    <a:prstGeom prst="rect">
+                      <a:avLst/>
+                    </a:prstGeom>
+                    <a:noFill/>
+                    <a:ln>
+                      <a:noFill/>
+                    </a:ln>
+                  </pic:spPr>
+                </pic:pic>
+              </a:graphicData>
+            </a:graphic>
+          </wp:inline>
+        </w:drawing>
+      </w:r>
+    </w:p>
+    <w:p>
+      <w:pPr>
+        <w:rPr>
+          <w:rFonts w:hint="default" w:ascii="Times New Roman" w:hAnsi="Times New Roman" w:cs="Times New Roman"/>
+          <w:sz w:val="20"/>
+          <w:lang w:val="es-ES" w:eastAsia="zh-CN"/>
+        </w:rPr>
+      </w:pPr>
+      <w:r>
+        <w:rPr>
+          <w:rFonts w:hint="default" w:ascii="Times New Roman" w:hAnsi="Times New Roman" w:cs="Times New Roman"/>
+          <w:sz w:val="20"/>
+          <w:lang w:val="es-ES" w:eastAsia="zh-CN"/>
+        </w:rPr>
+        <w:t>Lo primero que va como string es la pregunta que queremos hacer, despues, entre corchetes escribimos las opciones separadas por comas. Estas opciones pueden ser strings, ints, floats, etc.</w:t>
+      </w:r>
+    </w:p>
+    <w:p>
+      <w:pPr>
+        <w:rPr>
+          <w:rFonts w:hint="default" w:ascii="Times New Roman" w:hAnsi="Times New Roman" w:cs="Times New Roman"/>
+          <w:sz w:val="20"/>
+          <w:lang w:val="es-ES" w:eastAsia="zh-CN"/>
+        </w:rPr>
+      </w:pPr>
+      <w:r>
+        <w:rPr>
+          <w:rFonts w:hint="default" w:ascii="Times New Roman" w:hAnsi="Times New Roman" w:cs="Times New Roman"/>
+          <w:sz w:val="20"/>
+          <w:lang w:val="es-ES" w:eastAsia="zh-CN"/>
+        </w:rPr>
+        <mc:AlternateContent>
+          <mc:Choice Requires="wps">
+            <w:drawing>
+              <wp:anchor distT="0" distB="0" distL="114300" distR="114300" simplePos="0" relativeHeight="251685888" behindDoc="0" locked="0" layoutInCell="1" allowOverlap="1">
+                <wp:simplePos x="0" y="0"/>
+                <wp:positionH relativeFrom="column">
+                  <wp:posOffset>2067560</wp:posOffset>
+                </wp:positionH>
+                <wp:positionV relativeFrom="paragraph">
+                  <wp:posOffset>100330</wp:posOffset>
+                </wp:positionV>
+                <wp:extent cx="2238375" cy="1738630"/>
+                <wp:effectExtent l="0" t="0" r="9525" b="13970"/>
+                <wp:wrapNone/>
+                <wp:docPr id="75" name="Cuadro de texto 75"/>
+                <wp:cNvGraphicFramePr/>
+                <a:graphic xmlns:a="http://schemas.openxmlformats.org/drawingml/2006/main">
+                  <a:graphicData uri="http://schemas.microsoft.com/office/word/2010/wordprocessingShape">
+                    <wps:wsp>
+                      <wps:cNvSpPr txBox="1"/>
+                      <wps:spPr>
+                        <a:xfrm>
+                          <a:off x="2943860" y="3837940"/>
+                          <a:ext cx="2238375" cy="1738630"/>
+                        </a:xfrm>
+                        <a:prstGeom prst="rect">
+                          <a:avLst/>
+                        </a:prstGeom>
+                        <a:noFill/>
+                        <a:ln w="6350">
+                          <a:noFill/>
+                        </a:ln>
+                        <a:extLst>
+                          <a:ext uri="{909E8E84-426E-40DD-AFC4-6F175D3DCCD1}">
+                            <a14:hiddenFill xmlns:a14="http://schemas.microsoft.com/office/drawing/2010/main">
+                              <a:solidFill>
+                                <a:schemeClr val="lt1"/>
+                              </a:solidFill>
+                            </a14:hiddenFill>
+                          </a:ext>
+                        </a:extLst>
+                      </wps:spPr>
+                      <wps:style>
+                        <a:lnRef idx="0">
+                          <a:schemeClr val="accent1"/>
+                        </a:lnRef>
+                        <a:fillRef idx="0">
+                          <a:schemeClr val="accent1"/>
+                        </a:fillRef>
+                        <a:effectRef idx="0">
+                          <a:schemeClr val="accent1"/>
+                        </a:effectRef>
+                        <a:fontRef idx="minor">
+                          <a:schemeClr val="dk1"/>
+                        </a:fontRef>
+                      </wps:style>
+                      <wps:txbx>
+                        <w:txbxContent>
+                          <w:p>
+                            <w:pPr>
+                              <w:rPr>
+                                <w:rFonts w:hint="default" w:ascii="Times New Roman" w:hAnsi="Times New Roman" w:cs="Times New Roman"/>
+                                <w:sz w:val="20"/>
+                                <w:lang w:val="es-ES" w:eastAsia="zh-CN"/>
+                              </w:rPr>
+                            </w:pPr>
+                            <w:r>
+                              <w:rPr>
+                                <w:rFonts w:hint="default" w:ascii="Times New Roman" w:hAnsi="Times New Roman" w:cs="Times New Roman"/>
+                                <w:sz w:val="20"/>
+                                <w:lang w:val="es-ES" w:eastAsia="zh-CN"/>
+                              </w:rPr>
+                              <w:t>Si nosotros apretamos una sola vez la flecha de abajo, empezamos a navegar por las opciones disponibles:</w:t>
+                            </w:r>
+                          </w:p>
+                          <w:p>
+                            <w:pPr>
+                              <w:rPr>
+                                <w:rFonts w:hint="default"/>
+                                <w:lang w:val="es-ES"/>
+                              </w:rPr>
+                            </w:pPr>
+                            <w:r>
+                              <w:drawing>
+                                <wp:inline distT="0" distB="0" distL="114300" distR="114300">
+                                  <wp:extent cx="2049145" cy="821690"/>
+                                  <wp:effectExtent l="0" t="0" r="8255" b="16510"/>
+                                  <wp:docPr id="77" name="Imagen 18"/>
+                                  <wp:cNvGraphicFramePr>
+                                    <a:graphicFrameLocks xmlns:a="http://schemas.openxmlformats.org/drawingml/2006/main" noChangeAspect="1"/>
+                                  </wp:cNvGraphicFramePr>
+                                  <a:graphic xmlns:a="http://schemas.openxmlformats.org/drawingml/2006/main">
+                                    <a:graphicData uri="http://schemas.openxmlformats.org/drawingml/2006/picture">
+                                      <pic:pic xmlns:pic="http://schemas.openxmlformats.org/drawingml/2006/picture">
+                                        <pic:nvPicPr>
+                                          <pic:cNvPr id="77" name="Imagen 18"/>
+                                          <pic:cNvPicPr>
+                                            <a:picLocks noChangeAspect="1"/>
+                                          </pic:cNvPicPr>
+                                        </pic:nvPicPr>
+                                        <pic:blipFill>
+                                          <a:blip r:embed="rId49"/>
+                                          <a:srcRect t="5340"/>
+                                          <a:stretch>
+                                            <a:fillRect/>
+                                          </a:stretch>
+                                        </pic:blipFill>
+                                        <pic:spPr>
+                                          <a:xfrm>
+                                            <a:off x="0" y="0"/>
+                                            <a:ext cx="2049145" cy="821690"/>
+                                          </a:xfrm>
+                                          <a:prstGeom prst="rect">
+                                            <a:avLst/>
+                                          </a:prstGeom>
+                                          <a:noFill/>
+                                          <a:ln>
+                                            <a:noFill/>
+                                          </a:ln>
+                                        </pic:spPr>
+                                      </pic:pic>
+                                    </a:graphicData>
+                                  </a:graphic>
+                                </wp:inline>
+                              </w:drawing>
+                            </w:r>
+                          </w:p>
+                        </w:txbxContent>
+                      </wps:txbx>
+                      <wps:bodyPr rot="0" spcFirstLastPara="0" vertOverflow="overflow" horzOverflow="overflow" vert="horz" wrap="square" lIns="91440" tIns="45720" rIns="91440" bIns="45720" numCol="1" spcCol="0" rtlCol="0" fromWordArt="0" anchor="t" anchorCtr="0" forceAA="0" compatLnSpc="1">
+                        <a:noAutofit/>
+                      </wps:bodyPr>
+                    </wps:wsp>
+                  </a:graphicData>
+                </a:graphic>
+              </wp:anchor>
+            </w:drawing>
+          </mc:Choice>
+          <mc:Fallback>
+            <w:pict>
+              <v:shape id="_x0000_s1026" o:spid="_x0000_s1026" o:spt="202" type="#_x0000_t202" style="position:absolute;left:0pt;margin-left:162.8pt;margin-top:7.9pt;height:136.9pt;width:176.25pt;z-index:251685888;mso-width-relative:page;mso-height-relative:page;" filled="f" stroked="f" coordsize="21600,21600" o:gfxdata="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">
+                <v:fill on="f" focussize="0,0"/>
+                <v:stroke on="f" weight="0.5pt"/>
+                <v:imagedata o:title=""/>
+                <o:lock v:ext="edit" aspectratio="f"/>
+                <v:textbox>
+                  <w:txbxContent>
+                    <w:p>
+                      <w:pPr>
+                        <w:rPr>
+                          <w:rFonts w:hint="default" w:ascii="Times New Roman" w:hAnsi="Times New Roman" w:cs="Times New Roman"/>
+                          <w:sz w:val="20"/>
+                          <w:lang w:val="es-ES" w:eastAsia="zh-CN"/>
+                        </w:rPr>
+                      </w:pPr>
+                      <w:r>
+                        <w:rPr>
+                          <w:rFonts w:hint="default" w:ascii="Times New Roman" w:hAnsi="Times New Roman" w:cs="Times New Roman"/>
+                          <w:sz w:val="20"/>
+                          <w:lang w:val="es-ES" w:eastAsia="zh-CN"/>
+                        </w:rPr>
+                        <w:t>Si nosotros apretamos una sola vez la flecha de abajo, empezamos a navegar por las opciones disponibles:</w:t>
+                      </w:r>
+                    </w:p>
+                    <w:p>
+                      <w:pPr>
+                        <w:rPr>
+                          <w:rFonts w:hint="default"/>
+                          <w:lang w:val="es-ES"/>
+                        </w:rPr>
+                      </w:pPr>
+                      <w:r>
+                        <w:drawing>
+                          <wp:inline distT="0" distB="0" distL="114300" distR="114300">
+                            <wp:extent cx="2049145" cy="821690"/>
+                            <wp:effectExtent l="0" t="0" r="8255" b="16510"/>
+                            <wp:docPr id="77" name="Imagen 18"/>
+                            <wp:cNvGraphicFramePr>
+                              <a:graphicFrameLocks xmlns:a="http://schemas.openxmlformats.org/drawingml/2006/main" noChangeAspect="1"/>
+                            </wp:cNvGraphicFramePr>
+                            <a:graphic xmlns:a="http://schemas.openxmlformats.org/drawingml/2006/main">
+                              <a:graphicData uri="http://schemas.openxmlformats.org/drawingml/2006/picture">
+                                <pic:pic xmlns:pic="http://schemas.openxmlformats.org/drawingml/2006/picture">
+                                  <pic:nvPicPr>
+                                    <pic:cNvPr id="77" name="Imagen 18"/>
+                                    <pic:cNvPicPr>
+                                      <a:picLocks noChangeAspect="1"/>
+                                    </pic:cNvPicPr>
+                                  </pic:nvPicPr>
+                                  <pic:blipFill>
+                                    <a:blip r:embed="rId49"/>
+                                    <a:srcRect t="5340"/>
+                                    <a:stretch>
+                                      <a:fillRect/>
+                                    </a:stretch>
+                                  </pic:blipFill>
+                                  <pic:spPr>
+                                    <a:xfrm>
+                                      <a:off x="0" y="0"/>
+                                      <a:ext cx="2049145" cy="821690"/>
+                                    </a:xfrm>
+                                    <a:prstGeom prst="rect">
+                                      <a:avLst/>
+                                    </a:prstGeom>
+                                    <a:noFill/>
+                                    <a:ln>
+                                      <a:noFill/>
+                                    </a:ln>
+                                  </pic:spPr>
+                                </pic:pic>
+                              </a:graphicData>
+                            </a:graphic>
+                          </wp:inline>
+                        </w:drawing>
+                      </w:r>
+                    </w:p>
+                  </w:txbxContent>
+                </v:textbox>
+              </v:shape>
+            </w:pict>
+          </mc:Fallback>
+        </mc:AlternateContent>
+      </w:r>
+      <w:r>
+        <w:rPr>
+          <w:rFonts w:hint="default" w:ascii="Times New Roman" w:hAnsi="Times New Roman" w:cs="Times New Roman"/>
+          <w:sz w:val="20"/>
+          <w:lang w:val="es-ES" w:eastAsia="zh-CN"/>
+        </w:rPr>
+        <w:t>Dentro de la consola se ve así:</w:t>
+      </w:r>
+    </w:p>
+    <w:p>
+      <w:pPr>
+        <w:rPr>
+          <w:rFonts w:hint="default" w:ascii="Times New Roman" w:hAnsi="Times New Roman" w:cs="Times New Roman"/>
+          <w:sz w:val="20"/>
+          <w:lang w:val="es-ES" w:eastAsia="zh-CN"/>
+        </w:rPr>
+      </w:pPr>
+      <w:r>
+        <w:rPr>
+          <w:rFonts w:hint="default" w:ascii="Times New Roman" w:hAnsi="Times New Roman" w:cs="Times New Roman"/>
+          <w:sz w:val="20"/>
+          <w:lang w:val="es-ES" w:eastAsia="zh-CN"/>
+        </w:rPr>
+        <mc:AlternateContent>
+          <mc:Choice Requires="wps">
+            <w:drawing>
+              <wp:anchor distT="0" distB="0" distL="114300" distR="114300" simplePos="0" relativeHeight="251686912" behindDoc="0" locked="0" layoutInCell="1" allowOverlap="1">
+                <wp:simplePos x="0" y="0"/>
+                <wp:positionH relativeFrom="column">
+                  <wp:posOffset>4441825</wp:posOffset>
+                </wp:positionH>
+                <wp:positionV relativeFrom="paragraph">
+                  <wp:posOffset>27940</wp:posOffset>
+                </wp:positionV>
+                <wp:extent cx="2238375" cy="1779905"/>
+                <wp:effectExtent l="0" t="0" r="9525" b="10795"/>
+                <wp:wrapNone/>
+                <wp:docPr id="78" name="Cuadro de texto 78"/>
+                <wp:cNvGraphicFramePr/>
+                <a:graphic xmlns:a="http://schemas.openxmlformats.org/drawingml/2006/main">
+                  <a:graphicData uri="http://schemas.microsoft.com/office/word/2010/wordprocessingShape">
+                    <wps:wsp>
+                      <wps:cNvSpPr txBox="1"/>
+                      <wps:spPr>
+                        <a:xfrm>
+                          <a:off x="0" y="0"/>
+                          <a:ext cx="2238375" cy="1779905"/>
+                        </a:xfrm>
+                        <a:prstGeom prst="rect">
+                          <a:avLst/>
+                        </a:prstGeom>
+                        <a:noFill/>
+                        <a:ln w="6350">
+                          <a:noFill/>
+                        </a:ln>
+                        <a:extLst>
+                          <a:ext uri="{909E8E84-426E-40DD-AFC4-6F175D3DCCD1}">
+                            <a14:hiddenFill xmlns:a14="http://schemas.microsoft.com/office/drawing/2010/main">
+                              <a:solidFill>
+                                <a:schemeClr val="lt1"/>
+                              </a:solidFill>
+                            </a14:hiddenFill>
+                          </a:ext>
+                        </a:extLst>
+                      </wps:spPr>
+                      <wps:style>
+                        <a:lnRef idx="0">
+                          <a:schemeClr val="accent1"/>
+                        </a:lnRef>
+                        <a:fillRef idx="0">
+                          <a:schemeClr val="accent1"/>
+                        </a:fillRef>
+                        <a:effectRef idx="0">
+                          <a:schemeClr val="accent1"/>
+                        </a:effectRef>
+                        <a:fontRef idx="minor">
+                          <a:schemeClr val="dk1"/>
+                        </a:fontRef>
+                      </wps:style>
+                      <wps:txbx>
+                        <w:txbxContent>
+                          <w:p>
+                            <w:pPr>
+                              <w:rPr>
+                                <w:rFonts w:hint="default" w:ascii="Times New Roman" w:hAnsi="Times New Roman" w:cs="Times New Roman"/>
+                                <w:sz w:val="20"/>
+                                <w:lang w:val="es-ES" w:eastAsia="zh-CN"/>
+                              </w:rPr>
+                            </w:pPr>
+                            <w:r>
+                              <w:rPr>
+                                <w:rFonts w:hint="default" w:ascii="Times New Roman" w:hAnsi="Times New Roman" w:cs="Times New Roman"/>
+                                <w:sz w:val="20"/>
+                                <w:lang w:val="es-ES" w:eastAsia="zh-CN"/>
+                              </w:rPr>
+                              <w:t>Si apretamos enter, entonces seleccionaremos la opcion:</w:t>
+                            </w:r>
+                          </w:p>
+                          <w:p>
+                            <w:pPr>
+                              <w:rPr>
+                                <w:rFonts w:hint="default" w:ascii="Times New Roman" w:hAnsi="Times New Roman" w:cs="Times New Roman"/>
+                                <w:sz w:val="20"/>
+                                <w:lang w:val="es-ES" w:eastAsia="zh-CN"/>
+                              </w:rPr>
+                            </w:pPr>
+                            <w:r>
+                              <w:rPr>
+                                <w:rFonts w:hint="default" w:ascii="Times New Roman" w:hAnsi="Times New Roman" w:cs="Times New Roman"/>
+                                <w:sz w:val="20"/>
+                                <w:lang w:val="es-ES" w:eastAsia="zh-CN"/>
+                              </w:rPr>
+                              <w:drawing>
+                                <wp:inline distT="0" distB="0" distL="114300" distR="114300">
+                                  <wp:extent cx="2049145" cy="729615"/>
+                                  <wp:effectExtent l="0" t="0" r="8255" b="13335"/>
+                                  <wp:docPr id="80" name="Imagen 19"/>
+                                  <wp:cNvGraphicFramePr>
+                                    <a:graphicFrameLocks xmlns:a="http://schemas.openxmlformats.org/drawingml/2006/main" noChangeAspect="1"/>
+                                  </wp:cNvGraphicFramePr>
+                                  <a:graphic xmlns:a="http://schemas.openxmlformats.org/drawingml/2006/main">
+                                    <a:graphicData uri="http://schemas.openxmlformats.org/drawingml/2006/picture">
+                                      <pic:pic xmlns:pic="http://schemas.openxmlformats.org/drawingml/2006/picture">
+                                        <pic:nvPicPr>
+                                          <pic:cNvPr id="80" name="Imagen 19"/>
+                                          <pic:cNvPicPr>
+                                            <a:picLocks noChangeAspect="1"/>
+                                          </pic:cNvPicPr>
+                                        </pic:nvPicPr>
+                                        <pic:blipFill>
+                                          <a:blip r:embed="rId50"/>
+                                          <a:stretch>
+                                            <a:fillRect/>
+                                          </a:stretch>
+                                        </pic:blipFill>
+                                        <pic:spPr>
+                                          <a:xfrm>
+                                            <a:off x="0" y="0"/>
+                                            <a:ext cx="2049145" cy="729615"/>
+                                          </a:xfrm>
+                                          <a:prstGeom prst="rect">
+                                            <a:avLst/>
+                                          </a:prstGeom>
+                                          <a:noFill/>
+                                          <a:ln>
+                                            <a:noFill/>
+                                          </a:ln>
+                                        </pic:spPr>
+                                      </pic:pic>
+                                    </a:graphicData>
+                                  </a:graphic>
+                                </wp:inline>
+                              </w:drawing>
+                            </w:r>
+                          </w:p>
+                          <w:p>
+                            <w:pPr>
+                              <w:rPr>
+                                <w:rFonts w:hint="default" w:ascii="Times New Roman" w:hAnsi="Times New Roman" w:cs="Times New Roman"/>
+                                <w:sz w:val="20"/>
+                                <w:lang w:val="es-ES" w:eastAsia="zh-CN"/>
+                              </w:rPr>
+                            </w:pPr>
+                            <w:r>
+                              <w:rPr>
+                                <w:rFonts w:hint="default" w:ascii="Times New Roman" w:hAnsi="Times New Roman" w:cs="Times New Roman"/>
+                                <w:sz w:val="20"/>
+                                <w:lang w:val="es-ES" w:eastAsia="zh-CN"/>
+                              </w:rPr>
+                              <w:t>El print(opcion) imprimio la opcion seleccionada. Arriba, al lado de la pregunta podemos ver la opcion seleccionada también.</w:t>
+                            </w:r>
+                          </w:p>
+                        </w:txbxContent>
+                      </wps:txbx>
+                      <wps:bodyPr rot="0" spcFirstLastPara="0" vertOverflow="overflow" horzOverflow="overflow" vert="horz" wrap="square" lIns="91440" tIns="45720" rIns="91440" bIns="45720" numCol="1" spcCol="0" rtlCol="0" fromWordArt="0" anchor="t" anchorCtr="0" forceAA="0" compatLnSpc="1">
+                        <a:noAutofit/>
+                      </wps:bodyPr>
+                    </wps:wsp>
+                  </a:graphicData>
+                </a:graphic>
+              </wp:anchor>
+            </w:drawing>
+          </mc:Choice>
+          <mc:Fallback>
+            <w:pict>
+              <v:shape id="_x0000_s1026" o:spid="_x0000_s1026" o:spt="202" type="#_x0000_t202" style="position:absolute;left:0pt;margin-left:349.75pt;margin-top:2.2pt;height:140.15pt;width:176.25pt;z-index:251686912;mso-width-relative:page;mso-height-relative:page;" filled="f" stroked="f" coordsize="21600,21600" o:gfxdata="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">
+                <v:fill on="f" focussize="0,0"/>
+                <v:stroke on="f" weight="0.5pt"/>
+                <v:imagedata o:title=""/>
+                <o:lock v:ext="edit" aspectratio="f"/>
+                <v:textbox>
+                  <w:txbxContent>
+                    <w:p>
+                      <w:pPr>
+                        <w:rPr>
+                          <w:rFonts w:hint="default" w:ascii="Times New Roman" w:hAnsi="Times New Roman" w:cs="Times New Roman"/>
+                          <w:sz w:val="20"/>
+                          <w:lang w:val="es-ES" w:eastAsia="zh-CN"/>
+                        </w:rPr>
+                      </w:pPr>
+                      <w:r>
+                        <w:rPr>
+                          <w:rFonts w:hint="default" w:ascii="Times New Roman" w:hAnsi="Times New Roman" w:cs="Times New Roman"/>
+                          <w:sz w:val="20"/>
+                          <w:lang w:val="es-ES" w:eastAsia="zh-CN"/>
+                        </w:rPr>
+                        <w:t>Si apretamos enter, entonces seleccionaremos la opcion:</w:t>
+                      </w:r>
+                    </w:p>
+                    <w:p>
+                      <w:pPr>
+                        <w:rPr>
+                          <w:rFonts w:hint="default" w:ascii="Times New Roman" w:hAnsi="Times New Roman" w:cs="Times New Roman"/>
+                          <w:sz w:val="20"/>
+                          <w:lang w:val="es-ES" w:eastAsia="zh-CN"/>
+                        </w:rPr>
+                      </w:pPr>
+                      <w:r>
+                        <w:rPr>
+                          <w:rFonts w:hint="default" w:ascii="Times New Roman" w:hAnsi="Times New Roman" w:cs="Times New Roman"/>
+                          <w:sz w:val="20"/>
+                          <w:lang w:val="es-ES" w:eastAsia="zh-CN"/>
+                        </w:rPr>
+                        <w:drawing>
+                          <wp:inline distT="0" distB="0" distL="114300" distR="114300">
+                            <wp:extent cx="2049145" cy="729615"/>
+                            <wp:effectExtent l="0" t="0" r="8255" b="13335"/>
+                            <wp:docPr id="80" name="Imagen 19"/>
+                            <wp:cNvGraphicFramePr>
+                              <a:graphicFrameLocks xmlns:a="http://schemas.openxmlformats.org/drawingml/2006/main" noChangeAspect="1"/>
+                            </wp:cNvGraphicFramePr>
+                            <a:graphic xmlns:a="http://schemas.openxmlformats.org/drawingml/2006/main">
+                              <a:graphicData uri="http://schemas.openxmlformats.org/drawingml/2006/picture">
+                                <pic:pic xmlns:pic="http://schemas.openxmlformats.org/drawingml/2006/picture">
+                                  <pic:nvPicPr>
+                                    <pic:cNvPr id="80" name="Imagen 19"/>
+                                    <pic:cNvPicPr>
+                                      <a:picLocks noChangeAspect="1"/>
+                                    </pic:cNvPicPr>
+                                  </pic:nvPicPr>
+                                  <pic:blipFill>
+                                    <a:blip r:embed="rId50"/>
+                                    <a:stretch>
+                                      <a:fillRect/>
+                                    </a:stretch>
+                                  </pic:blipFill>
+                                  <pic:spPr>
+                                    <a:xfrm>
+                                      <a:off x="0" y="0"/>
+                                      <a:ext cx="2049145" cy="729615"/>
+                                    </a:xfrm>
+                                    <a:prstGeom prst="rect">
+                                      <a:avLst/>
+                                    </a:prstGeom>
+                                    <a:noFill/>
+                                    <a:ln>
+                                      <a:noFill/>
+                                    </a:ln>
+                                  </pic:spPr>
+                                </pic:pic>
+                              </a:graphicData>
+                            </a:graphic>
+                          </wp:inline>
+                        </w:drawing>
+                      </w:r>
+                    </w:p>
+                    <w:p>
+                      <w:pPr>
+                        <w:rPr>
+                          <w:rFonts w:hint="default" w:ascii="Times New Roman" w:hAnsi="Times New Roman" w:cs="Times New Roman"/>
+                          <w:sz w:val="20"/>
+                          <w:lang w:val="es-ES" w:eastAsia="zh-CN"/>
+                        </w:rPr>
+                      </w:pPr>
+                      <w:r>
+                        <w:rPr>
+                          <w:rFonts w:hint="default" w:ascii="Times New Roman" w:hAnsi="Times New Roman" w:cs="Times New Roman"/>
+                          <w:sz w:val="20"/>
+                          <w:lang w:val="es-ES" w:eastAsia="zh-CN"/>
+                        </w:rPr>
+                        <w:t>El print(opcion) imprimio la opcion seleccionada. Arriba, al lado de la pregunta podemos ver la opcion seleccionada también.</w:t>
+                      </w:r>
+                    </w:p>
+                  </w:txbxContent>
+                </v:textbox>
+              </v:shape>
+            </w:pict>
+          </mc:Fallback>
+        </mc:AlternateContent>
+      </w:r>
+      <w:r>
+        <w:rPr>
+          <w:rFonts w:hint="default" w:ascii="Times New Roman" w:hAnsi="Times New Roman" w:cs="Times New Roman"/>
+          <w:sz w:val="20"/>
+          <w:lang w:val="es-ES" w:eastAsia="zh-CN"/>
+        </w:rPr>
+        <w:drawing>
+          <wp:inline distT="0" distB="0" distL="114300" distR="114300">
+            <wp:extent cx="1857375" cy="727710"/>
+            <wp:effectExtent l="0" t="0" r="0" b="0"/>
+            <wp:docPr id="74" name="Imagen 16"/>
+            <wp:cNvGraphicFramePr>
+              <a:graphicFrameLocks xmlns:a="http://schemas.openxmlformats.org/drawingml/2006/main" noChangeAspect="1"/>
+            </wp:cNvGraphicFramePr>
+            <a:graphic xmlns:a="http://schemas.openxmlformats.org/drawingml/2006/main">
+              <a:graphicData uri="http://schemas.openxmlformats.org/drawingml/2006/picture">
+                <pic:pic xmlns:pic="http://schemas.openxmlformats.org/drawingml/2006/picture">
+                  <pic:nvPicPr>
+                    <pic:cNvPr id="74" name="Imagen 16"/>
+                    <pic:cNvPicPr>
+                      <a:picLocks noChangeAspect="1"/>
+                    </pic:cNvPicPr>
+                  </pic:nvPicPr>
+                  <pic:blipFill>
+                    <a:blip r:embed="rId51"/>
+                    <a:srcRect t="3291"/>
+                    <a:stretch>
+                      <a:fillRect/>
+                    </a:stretch>
+                  </pic:blipFill>
+                  <pic:spPr>
+                    <a:xfrm>
+                      <a:off x="0" y="0"/>
+                      <a:ext cx="1857375" cy="727710"/>
+                    </a:xfrm>
+                    <a:prstGeom prst="rect">
+                      <a:avLst/>
+                    </a:prstGeom>
+                    <a:noFill/>
+                    <a:ln>
+                      <a:noFill/>
+                    </a:ln>
+                  </pic:spPr>
+                </pic:pic>
+              </a:graphicData>
+            </a:graphic>
+          </wp:inline>
+        </w:drawing>
+      </w:r>
+    </w:p>
+    <w:p>
+      <w:pPr>
+        <w:rPr>
+          <w:rFonts w:hint="default" w:ascii="Times New Roman" w:hAnsi="Times New Roman" w:cs="Times New Roman"/>
+          <w:sz w:val="20"/>
+          <w:lang w:val="es-ES" w:eastAsia="zh-CN"/>
+        </w:rPr>
+      </w:pPr>
+    </w:p>
+    <w:p>
+      <w:pPr>
+        <w:rPr>
+          <w:rFonts w:hint="default" w:ascii="Times New Roman" w:hAnsi="Times New Roman" w:cs="Times New Roman"/>
+          <w:sz w:val="20"/>
+          <w:lang w:val="es-ES" w:eastAsia="zh-CN"/>
+        </w:rPr>
+      </w:pPr>
+    </w:p>
+    <w:p>
+      <w:pPr>
+        <w:rPr>
+          <w:rFonts w:hint="default" w:ascii="Times New Roman" w:hAnsi="Times New Roman" w:cs="Times New Roman"/>
+          <w:sz w:val="20"/>
+          <w:lang w:val="es-ES" w:eastAsia="zh-CN"/>
+        </w:rPr>
+      </w:pPr>
+    </w:p>
+    <w:p>
+      <w:pPr>
+        <w:rPr>
+          <w:rFonts w:hint="default" w:ascii="Times New Roman" w:hAnsi="Times New Roman" w:cs="Times New Roman"/>
+          <w:sz w:val="20"/>
+          <w:lang w:val="es-ES" w:eastAsia="zh-CN"/>
+        </w:rPr>
+      </w:pPr>
+    </w:p>
+    <w:p>
+      <w:pPr>
+        <w:rPr>
+          <w:rFonts w:hint="default" w:ascii="Times New Roman" w:hAnsi="Times New Roman" w:cs="Times New Roman"/>
+          <w:sz w:val="20"/>
+          <w:lang w:val="es-ES" w:eastAsia="zh-CN"/>
+        </w:rPr>
+      </w:pPr>
+    </w:p>
+    <w:p>
+      <w:pPr>
+        <w:rPr>
+          <w:rFonts w:hint="default" w:ascii="Times New Roman" w:hAnsi="Times New Roman" w:cs="Times New Roman"/>
+          <w:sz w:val="20"/>
+          <w:lang w:val="es-ES" w:eastAsia="zh-CN"/>
+        </w:rPr>
+      </w:pPr>
+    </w:p>
+    <w:p>
+      <w:pPr>
+        <w:rPr>
+          <w:rFonts w:hint="default" w:ascii="Times New Roman" w:hAnsi="Times New Roman" w:cs="Times New Roman"/>
+          <w:sz w:val="20"/>
+          <w:lang w:val="es-ES" w:eastAsia="zh-CN"/>
+        </w:rPr>
+      </w:pPr>
+    </w:p>
+    <w:p>
+      <w:pPr>
+        <w:rPr>
+          <w:rFonts w:hint="default" w:ascii="Times New Roman" w:hAnsi="Times New Roman" w:cs="Times New Roman"/>
+          <w:sz w:val="20"/>
+          <w:lang w:val="es-ES" w:eastAsia="zh-CN"/>
+        </w:rPr>
+      </w:pPr>
+    </w:p>
+    <w:p>
+      <w:pPr>
+        <w:rPr>
+          <w:rFonts w:hint="default" w:ascii="Times New Roman" w:hAnsi="Times New Roman" w:cs="Times New Roman"/>
+          <w:sz w:val="20"/>
+          <w:lang w:val="es-ES" w:eastAsia="zh-CN"/>
+        </w:rPr>
+      </w:pPr>
+    </w:p>
+    <w:p>
+      <w:pPr>
+        <w:rPr>
+          <w:rFonts w:hint="default" w:ascii="Times New Roman" w:hAnsi="Times New Roman" w:cs="Times New Roman"/>
+          <w:sz w:val="20"/>
+          <w:lang w:val="es-ES" w:eastAsia="zh-CN"/>
+        </w:rPr>
+      </w:pPr>
+    </w:p>
+    <w:p>
+      <w:pPr>
+        <w:rPr>
+          <w:rFonts w:hint="default" w:ascii="Times New Roman" w:hAnsi="Times New Roman" w:cs="Times New Roman"/>
+          <w:sz w:val="20"/>
+          <w:lang w:val="es-ES" w:eastAsia="zh-CN"/>
+        </w:rPr>
+      </w:pPr>
+      <w:r>
+        <w:rPr>
+          <w:rFonts w:hint="default" w:ascii="Times New Roman" w:hAnsi="Times New Roman" w:cs="Times New Roman"/>
+          <w:sz w:val="20"/>
+          <w:lang w:val="es-ES" w:eastAsia="zh-CN"/>
+        </w:rPr>
+        <w:t>Bibliografia:</w:t>
+      </w:r>
+    </w:p>
+    <w:p>
+      <w:pPr>
+        <w:rPr>
+          <w:rFonts w:hint="default" w:ascii="Times New Roman" w:hAnsi="Times New Roman" w:cs="Times New Roman"/>
+          <w:sz w:val="20"/>
+          <w:lang w:val="es-ES" w:eastAsia="zh-CN"/>
+        </w:rPr>
+      </w:pPr>
+      <w:r>
+        <w:rPr>
+          <w:rFonts w:hint="default" w:ascii="Times New Roman" w:hAnsi="Times New Roman" w:cs="Times New Roman"/>
+          <w:sz w:val="20"/>
+          <w:lang w:val="es-ES" w:eastAsia="zh-CN"/>
+        </w:rPr>
+        <w:t xml:space="preserve">Funciones y librerias nativas: </w:t>
+      </w:r>
+      <w:bookmarkStart w:id="0" w:name="_GoBack"/>
+      <w:bookmarkEnd w:id="0"/>
+    </w:p>
+    <w:p>
+      <w:pPr>
+        <w:rPr>
+          <w:rFonts w:hint="default" w:ascii="Times New Roman" w:hAnsi="Times New Roman" w:cs="Times New Roman"/>
+          <w:sz w:val="20"/>
+          <w:lang w:val="es-ES" w:eastAsia="zh-CN"/>
+        </w:rPr>
+      </w:pPr>
+      <w:r>
+        <w:rPr>
+          <w:rFonts w:hint="default" w:ascii="Times New Roman" w:hAnsi="Times New Roman" w:cs="Times New Roman"/>
+          <w:sz w:val="20"/>
+          <w:lang w:val="es-ES" w:eastAsia="zh-CN"/>
+        </w:rPr>
+        <w:t xml:space="preserve">Libreria questionary: </w:t>
+      </w:r>
+      <w:r>
+        <w:rPr>
+          <w:rFonts w:hint="default" w:ascii="Times New Roman" w:hAnsi="Times New Roman" w:cs="Times New Roman"/>
+          <w:color w:val="0000FF"/>
+          <w:sz w:val="20"/>
+          <w:u w:val="single"/>
+          <w:lang w:val="es-ES" w:eastAsia="zh-CN"/>
+        </w:rPr>
+        <w:fldChar w:fldCharType="begin"/>
+      </w:r>
+      <w:r>
+        <w:rPr>
+          <w:rFonts w:hint="default" w:ascii="Times New Roman" w:hAnsi="Times New Roman" w:cs="Times New Roman"/>
+          <w:color w:val="0000FF"/>
+          <w:sz w:val="20"/>
+          <w:u w:val="single"/>
+          <w:lang w:val="es-ES" w:eastAsia="zh-CN"/>
+        </w:rPr>
+        <w:instrText xml:space="preserve"> HYPERLINK "https://pypi.org/project/questionary/" </w:instrText>
+      </w:r>
+      <w:r>
+        <w:rPr>
+          <w:rFonts w:hint="default" w:ascii="Times New Roman" w:hAnsi="Times New Roman" w:cs="Times New Roman"/>
+          <w:color w:val="0000FF"/>
+          <w:sz w:val="20"/>
+          <w:u w:val="single"/>
+          <w:lang w:val="es-ES" w:eastAsia="zh-CN"/>
+        </w:rPr>
+        <w:fldChar w:fldCharType="separate"/>
+      </w:r>
+      <w:r>
+        <w:rPr>
+          <w:rFonts w:hint="default" w:ascii="Times New Roman" w:hAnsi="Times New Roman" w:cs="Times New Roman"/>
+          <w:color w:val="0000FF"/>
+          <w:sz w:val="20"/>
+          <w:u w:val="single"/>
+          <w:lang w:val="es-ES" w:eastAsia="zh-CN"/>
+        </w:rPr>
+        <w:t>questionary · PyPI</w:t>
+      </w:r>
+      <w:r>
+        <w:rPr>
+          <w:rFonts w:hint="default" w:ascii="Times New Roman" w:hAnsi="Times New Roman" w:cs="Times New Roman"/>
+          <w:color w:val="0000FF"/>
+          <w:sz w:val="20"/>
+          <w:u w:val="single"/>
+          <w:lang w:val="es-ES" w:eastAsia="zh-CN"/>
+        </w:rPr>
+        <w:fldChar w:fldCharType="end"/>
+      </w:r>
+    </w:p>
+    <w:p>
+      <w:pPr>
+        <w:rPr>
+          <w:rFonts w:hint="default" w:ascii="Times New Roman" w:hAnsi="Times New Roman" w:cs="Times New Roman"/>
+          <w:sz w:val="20"/>
+          <w:lang w:val="es-ES" w:eastAsia="zh-CN"/>
+        </w:rPr>
+      </w:pPr>
+      <w:r>
+        <w:rPr>
+          <w:rFonts w:hint="default" w:ascii="Times New Roman" w:hAnsi="Times New Roman" w:cs="Times New Roman"/>
+          <w:sz w:val="20"/>
+          <w:lang w:val="es-ES" w:eastAsia="zh-CN"/>
+        </w:rPr>
+        <w:t>Datos de paises:</w:t>
       </w:r>
     </w:p>
     <w:sectPr>
@@ -7794,7 +11723,7 @@
 <w:ftr xmlns:wpc="http://schemas.microsoft.com/office/word/2010/wordprocessingCanvas" xmlns:mc="http://schemas.openxmlformats.org/markup-compatibility/2006" xmlns:o="urn:schemas-microsoft-com:office:office" xmlns:r="http://schemas.openxmlformats.org/officeDocument/2006/relationships" xmlns:m="http://schemas.openxmlformats.org/officeDocument/2006/math" xmlns:v="urn:schemas-microsoft-com:vml" xmlns:wp14="http://schemas.microsoft.com/office/word/2010/wordprocessingDrawing" xmlns:wp="http://schemas.openxmlformats.org/drawingml/2006/wordprocessingDrawing" xmlns:w10="urn:schemas-microsoft-com:office:word" xmlns:w="http://schemas.openxmlformats.org/wordprocessingml/2006/main" xmlns:w14="http://schemas.microsoft.com/office/word/2010/wordml" xmlns:w15="http://schemas.microsoft.com/office/word/2012/wordml" xmlns:wpg="http://schemas.microsoft.com/office/word/2010/wordprocessingGroup" xmlns:wpi="http://schemas.microsoft.com/office/word/2010/wordprocessingInk" xmlns:wne="http://schemas.microsoft.com/office/word/2006/wordml" xmlns:wps="http://schemas.microsoft.com/office/word/2010/wordprocessingShape" xmlns:wpsCustomData="http://www.wps.cn/officeDocument/2013/wpsCustomData" mc:Ignorable="w14 w15 wp14">
   <w:p>
     <w:pPr>
-      <w:pStyle w:val="7"/>
+      <w:pStyle w:val="8"/>
       <w:rPr>
         <w:rFonts w:hint="default" w:ascii="Times New Roman" w:hAnsi="Times New Roman" w:cs="Times New Roman"/>
         <w:lang w:val="es-ES"/>
@@ -7837,22 +11766,6 @@
                       <a:ln w="6350">
                         <a:noFill/>
                       </a:ln>
-                      <a:extLst>
-                        <a:ext uri="{909E8E84-426E-40DD-AFC4-6F175D3DCCD1}">
-                          <a14:hiddenFill xmlns:a14="http://schemas.microsoft.com/office/drawing/2010/main">
-                            <a:solidFill>
-                              <a:schemeClr val="lt1"/>
-                            </a:solidFill>
-                          </a14:hiddenFill>
-                        </a:ext>
-                        <a:ext uri="{91240B29-F687-4F45-9708-019B960494DF}">
-                          <a14:hiddenLine xmlns:a14="http://schemas.microsoft.com/office/drawing/2010/main" w="6350">
-                            <a:solidFill>
-                              <a:prstClr val="black"/>
-                            </a:solidFill>
-                          </a14:hiddenLine>
-                        </a:ext>
-                      </a:extLst>
                     </wps:spPr>
                     <wps:style>
                       <a:lnRef idx="0">
@@ -7872,7 +11785,7 @@
                       <w:txbxContent>
                         <w:p>
                           <w:pPr>
-                            <w:pStyle w:val="7"/>
+                            <w:pStyle w:val="8"/>
                           </w:pPr>
                           <w:r>
                             <w:fldChar w:fldCharType="begin"/>
@@ -7903,7 +11816,7 @@
         </mc:Choice>
         <mc:Fallback>
           <w:pict>
-            <v:shape id="_x0000_s1026" o:spid="_x0000_s1026" o:spt="202" type="#_x0000_t202" style="position:absolute;left:0pt;margin-top:0pt;height:144pt;width:144pt;mso-position-horizontal:center;mso-position-horizontal-relative:margin;mso-wrap-style:none;z-index:251659264;mso-width-relative:page;mso-height-relative:page;" filled="f" stroked="f" coordsize="21600,21600" o:gfxdata="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">
+            <v:shape id="_x0000_s1026" o:spid="_x0000_s1026" o:spt="202" type="#_x0000_t202" style="position:absolute;left:0pt;margin-top:0pt;height:144pt;width:144pt;mso-position-horizontal:center;mso-position-horizontal-relative:margin;mso-wrap-style:none;z-index:251659264;mso-width-relative:page;mso-height-relative:page;" filled="f" stroked="f" coordsize="21600,21600" o:gfxdata="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">
               <v:fill on="f" focussize="0,0"/>
               <v:stroke on="f" weight="0.5pt"/>
               <v:imagedata o:title=""/>
@@ -7912,7 +11825,7 @@
                 <w:txbxContent>
                   <w:p>
                     <w:pPr>
-                      <w:pStyle w:val="7"/>
+                      <w:pStyle w:val="8"/>
                     </w:pPr>
                     <w:r>
                       <w:fldChar w:fldCharType="begin"/>
@@ -7950,7 +11863,6 @@
         <w:lang w:val="es-ES"/>
       </w:rPr>
       <w:tab/>
-      <w:t/>
     </w:r>
     <w:r>
       <w:rPr>
@@ -7958,7 +11870,6 @@
         <w:lang w:val="es-ES"/>
       </w:rPr>
       <w:tab/>
-      <w:t/>
     </w:r>
     <w:r>
       <w:rPr>
@@ -7966,12 +11877,18 @@
         <w:lang w:val="es-ES"/>
       </w:rPr>
       <w:tab/>
+    </w:r>
+    <w:r>
+      <w:rPr>
+        <w:rFonts w:hint="default" w:ascii="Times New Roman" w:hAnsi="Times New Roman" w:cs="Times New Roman"/>
+        <w:lang w:val="es-ES"/>
+      </w:rPr>
       <w:t>Cinthia Rigoni</w:t>
     </w:r>
   </w:p>
   <w:p>
     <w:pPr>
-      <w:pStyle w:val="7"/>
+      <w:pStyle w:val="8"/>
       <w:rPr>
         <w:rFonts w:hint="default" w:ascii="Times New Roman" w:hAnsi="Times New Roman" w:cs="Times New Roman"/>
         <w:lang w:val="es-ES"/>
@@ -7990,7 +11907,6 @@
         <w:lang w:val="es-ES"/>
       </w:rPr>
       <w:tab/>
-      <w:t/>
     </w:r>
     <w:r>
       <w:rPr>
@@ -7998,7 +11914,6 @@
         <w:lang w:val="es-ES"/>
       </w:rPr>
       <w:tab/>
-      <w:t/>
     </w:r>
     <w:r>
       <w:rPr>
@@ -8006,6 +11921,12 @@
         <w:lang w:val="es-ES"/>
       </w:rPr>
       <w:tab/>
+    </w:r>
+    <w:r>
+      <w:rPr>
+        <w:rFonts w:hint="default" w:ascii="Times New Roman" w:hAnsi="Times New Roman" w:cs="Times New Roman"/>
+        <w:lang w:val="es-ES"/>
+      </w:rPr>
       <w:t>Ariel Enferrel</w:t>
     </w:r>
   </w:p>
@@ -8016,7 +11937,7 @@
 <w:hdr xmlns:wpc="http://schemas.microsoft.com/office/word/2010/wordprocessingCanvas" xmlns:mc="http://schemas.openxmlformats.org/markup-compatibility/2006" xmlns:o="urn:schemas-microsoft-com:office:office" xmlns:r="http://schemas.openxmlformats.org/officeDocument/2006/relationships" xmlns:m="http://schemas.openxmlformats.org/officeDocument/2006/math" xmlns:v="urn:schemas-microsoft-com:vml" xmlns:wp14="http://schemas.microsoft.com/office/word/2010/wordprocessingDrawing" xmlns:wp="http://schemas.openxmlformats.org/drawingml/2006/wordprocessingDrawing" xmlns:w10="urn:schemas-microsoft-com:office:word" xmlns:w="http://schemas.openxmlformats.org/wordprocessingml/2006/main" xmlns:w14="http://schemas.microsoft.com/office/word/2010/wordml" xmlns:w15="http://schemas.microsoft.com/office/word/2012/wordml" xmlns:wpg="http://schemas.microsoft.com/office/word/2010/wordprocessingGroup" xmlns:wpi="http://schemas.microsoft.com/office/word/2010/wordprocessingInk" xmlns:wne="http://schemas.microsoft.com/office/word/2006/wordml" xmlns:wps="http://schemas.microsoft.com/office/word/2010/wordprocessingShape" xmlns:wpsCustomData="http://www.wps.cn/officeDocument/2013/wpsCustomData" mc:Ignorable="w14 w15 wp14">
   <w:p>
     <w:pPr>
-      <w:pStyle w:val="5"/>
+      <w:pStyle w:val="6"/>
       <w:jc w:val="center"/>
       <w:rPr>
         <w:rFonts w:hint="default" w:ascii="Times New Roman" w:hAnsi="Times New Roman" w:cs="Times New Roman"/>
@@ -8033,7 +11954,7 @@
   </w:p>
   <w:p>
     <w:pPr>
-      <w:pStyle w:val="5"/>
+      <w:pStyle w:val="6"/>
       <w:jc w:val="center"/>
       <w:rPr>
         <w:rFonts w:hint="default" w:ascii="Times New Roman" w:hAnsi="Times New Roman" w:cs="Times New Roman"/>
@@ -8093,8 +12014,8 @@
     <w:lsdException w:unhideWhenUsed="0" w:uiPriority="0" w:semiHidden="0" w:name="Normal Indent"/>
     <w:lsdException w:unhideWhenUsed="0" w:uiPriority="0" w:semiHidden="0" w:name="footnote text"/>
     <w:lsdException w:unhideWhenUsed="0" w:uiPriority="0" w:semiHidden="0" w:name="annotation text"/>
-    <w:lsdException w:unhideWhenUsed="0" w:uiPriority="0" w:semiHidden="0" w:name="header"/>
-    <w:lsdException w:unhideWhenUsed="0" w:uiPriority="0" w:semiHidden="0" w:name="footer"/>
+    <w:lsdException w:qFormat="1" w:unhideWhenUsed="0" w:uiPriority="0" w:semiHidden="0" w:name="header"/>
+    <w:lsdException w:qFormat="1" w:unhideWhenUsed="0" w:uiPriority="0" w:semiHidden="0" w:name="footer"/>
     <w:lsdException w:unhideWhenUsed="0" w:uiPriority="0" w:semiHidden="0" w:name="index heading"/>
     <w:lsdException w:qFormat="1" w:uiPriority="0" w:name="caption"/>
     <w:lsdException w:unhideWhenUsed="0" w:uiPriority="0" w:semiHidden="0" w:name="table of figures"/>
@@ -8154,7 +12075,7 @@
     <w:lsdException w:unhideWhenUsed="0" w:uiPriority="0" w:semiHidden="0" w:name="Document Map"/>
     <w:lsdException w:unhideWhenUsed="0" w:uiPriority="0" w:semiHidden="0" w:name="Plain Text"/>
     <w:lsdException w:unhideWhenUsed="0" w:uiPriority="0" w:semiHidden="0" w:name="E-mail Signature"/>
-    <w:lsdException w:unhideWhenUsed="0" w:uiPriority="0" w:semiHidden="0" w:name="Normal (Web)"/>
+    <w:lsdException w:qFormat="1" w:unhideWhenUsed="0" w:uiPriority="0" w:semiHidden="0" w:name="Normal (Web)"/>
     <w:lsdException w:unhideWhenUsed="0" w:uiPriority="0" w:semiHidden="0" w:name="HTML Acronym"/>
     <w:lsdException w:unhideWhenUsed="0" w:uiPriority="0" w:semiHidden="0" w:name="HTML Address"/>
     <w:lsdException w:unhideWhenUsed="0" w:uiPriority="0" w:semiHidden="0" w:name="HTML Cite"/>
@@ -8210,7 +12131,7 @@
     <w:lsdException w:unhideWhenUsed="0" w:uiPriority="0" w:semiHidden="0" w:name="Table Web 2"/>
     <w:lsdException w:unhideWhenUsed="0" w:uiPriority="0" w:semiHidden="0" w:name="Table Web 3"/>
     <w:lsdException w:unhideWhenUsed="0" w:uiPriority="0" w:semiHidden="0" w:name="Balloon Text"/>
-    <w:lsdException w:unhideWhenUsed="0" w:uiPriority="0" w:semiHidden="0" w:name="Table Grid"/>
+    <w:lsdException w:qFormat="1" w:unhideWhenUsed="0" w:uiPriority="0" w:semiHidden="0" w:name="Table Grid"/>
     <w:lsdException w:unhideWhenUsed="0" w:uiPriority="0" w:semiHidden="0" w:name="Table Theme"/>
   </w:latentStyles>
   <w:style w:type="paragraph" w:default="1" w:styleId="1">
@@ -8252,9 +12173,19 @@
       <w:iCs/>
     </w:rPr>
   </w:style>
-  <w:style w:type="paragraph" w:styleId="5">
+  <w:style w:type="character" w:styleId="5">
+    <w:name w:val="Hyperlink"/>
+    <w:basedOn w:val="2"/>
+    <w:uiPriority w:val="0"/>
+    <w:rPr>
+      <w:color w:val="0000FF"/>
+      <w:u w:val="single"/>
+    </w:rPr>
+  </w:style>
+  <w:style w:type="paragraph" w:styleId="6">
     <w:name w:val="header"/>
     <w:basedOn w:val="1"/>
+    <w:qFormat/>
     <w:uiPriority w:val="0"/>
     <w:pPr>
       <w:tabs>
@@ -8263,18 +12194,20 @@
       </w:tabs>
     </w:pPr>
   </w:style>
-  <w:style w:type="paragraph" w:styleId="6">
+  <w:style w:type="paragraph" w:styleId="7">
     <w:name w:val="Normal (Web)"/>
     <w:basedOn w:val="1"/>
+    <w:qFormat/>
     <w:uiPriority w:val="0"/>
     <w:rPr>
       <w:sz w:val="24"/>
       <w:szCs w:val="24"/>
     </w:rPr>
   </w:style>
-  <w:style w:type="paragraph" w:styleId="7">
+  <w:style w:type="paragraph" w:styleId="8">
     <w:name w:val="footer"/>
     <w:basedOn w:val="1"/>
+    <w:qFormat/>
     <w:uiPriority w:val="0"/>
     <w:pPr>
       <w:tabs>
@@ -8283,9 +12216,10 @@
       </w:tabs>
     </w:pPr>
   </w:style>
-  <w:style w:type="table" w:styleId="8">
+  <w:style w:type="table" w:styleId="9">
     <w:name w:val="Table Grid"/>
     <w:basedOn w:val="3"/>
+    <w:qFormat/>
     <w:uiPriority w:val="0"/>
     <w:pPr>
       <w:widowControl w:val="0"/>

--- a/Informe.docx
+++ b/Informe.docx
@@ -1116,17 +1116,23 @@
       <w:pPr>
         <w:rPr>
           <w:rFonts w:hint="default" w:ascii="Times New Roman" w:hAnsi="Times New Roman" w:cs="Times New Roman"/>
-          <w:sz w:val="20"/>
+          <w:b/>
+          <w:bCs/>
+          <w:sz w:val="24"/>
+          <w:szCs w:val="24"/>
           <w:lang w:val="es-ES"/>
         </w:rPr>
       </w:pPr>
       <w:r>
         <w:rPr>
           <w:rFonts w:hint="default" w:ascii="Times New Roman" w:hAnsi="Times New Roman" w:cs="Times New Roman"/>
-          <w:sz w:val="20"/>
+          <w:b/>
+          <w:bCs/>
+          <w:sz w:val="24"/>
+          <w:szCs w:val="24"/>
           <w:lang w:val="es-ES"/>
         </w:rPr>
-        <w:t>En el programa hemos usado varias funciones internas del python y tambien externas.</w:t>
+        <w:t>Introducción:</w:t>
       </w:r>
     </w:p>
     <w:p>
@@ -1143,12 +1149,32 @@
           <w:sz w:val="20"/>
           <w:lang w:val="es-ES"/>
         </w:rPr>
+        <w:t>Todo lo explicado en este informe, fue usado en la practica, esto incluye funciones internas de python y externas. Se detalla cada uso con el fin de dar a entender al lector lo que puede reconstruir teniendo en cuenta la explicación del informe. Este informe busca que sea más una guia que una simple explicación.</w:t>
+      </w:r>
+    </w:p>
+    <w:p>
+      <w:pPr>
+        <w:rPr>
+          <w:rFonts w:hint="default" w:ascii="Times New Roman" w:hAnsi="Times New Roman" w:cs="Times New Roman"/>
+          <w:sz w:val="20"/>
+          <w:lang w:val="es-ES"/>
+        </w:rPr>
+      </w:pPr>
+      <w:r>
+        <w:rPr>
+          <w:rFonts w:hint="default" w:ascii="Times New Roman" w:hAnsi="Times New Roman" w:cs="Times New Roman"/>
+          <w:sz w:val="20"/>
+          <w:lang w:val="es-ES"/>
+        </w:rPr>
         <w:br w:type="textWrapping"/>
       </w:r>
       <w:r>
         <w:rPr>
           <w:rFonts w:hint="default" w:ascii="Times New Roman" w:hAnsi="Times New Roman" w:cs="Times New Roman"/>
-          <w:sz w:val="20"/>
+          <w:b/>
+          <w:bCs/>
+          <w:sz w:val="24"/>
+          <w:szCs w:val="24"/>
           <w:lang w:val="es-ES"/>
         </w:rPr>
         <w:t>Variables:</w:t>
@@ -2101,7 +2127,7 @@
     </w:p>
     <w:tbl>
       <w:tblPr>
-        <w:tblStyle w:val="9"/>
+        <w:tblStyle w:val="10"/>
         <w:tblW w:w="0" w:type="auto"/>
         <w:tblInd w:w="0" w:type="dxa"/>
         <w:tblBorders>
@@ -3171,14 +3197,20 @@
       <w:pPr>
         <w:rPr>
           <w:rFonts w:hint="default" w:ascii="Times New Roman" w:hAnsi="Times New Roman" w:cs="Times New Roman"/>
-          <w:sz w:val="20"/>
+          <w:b/>
+          <w:bCs/>
+          <w:sz w:val="24"/>
+          <w:szCs w:val="24"/>
           <w:lang w:val="es-ES"/>
         </w:rPr>
       </w:pPr>
       <w:r>
         <w:rPr>
           <w:rFonts w:hint="default" w:ascii="Times New Roman" w:hAnsi="Times New Roman" w:cs="Times New Roman"/>
-          <w:sz w:val="20"/>
+          <w:b/>
+          <w:bCs/>
+          <w:sz w:val="24"/>
+          <w:szCs w:val="24"/>
           <w:lang w:val="es-ES"/>
         </w:rPr>
         <w:t>Listas:</w:t>
@@ -3328,14 +3360,120 @@
       <w:pPr>
         <w:rPr>
           <w:rFonts w:hint="default" w:ascii="Times New Roman" w:hAnsi="Times New Roman" w:cs="Times New Roman"/>
-          <w:sz w:val="20"/>
+          <w:b/>
+          <w:bCs/>
+          <w:sz w:val="24"/>
+          <w:szCs w:val="24"/>
           <w:lang w:val="es-ES"/>
         </w:rPr>
       </w:pPr>
       <w:r>
         <w:rPr>
           <w:rFonts w:hint="default" w:ascii="Times New Roman" w:hAnsi="Times New Roman" w:cs="Times New Roman"/>
-          <w:sz w:val="20"/>
+          <w:b/>
+          <w:bCs/>
+          <w:sz w:val="24"/>
+          <w:szCs w:val="24"/>
+          <w:lang w:val="es-ES"/>
+        </w:rPr>
+        <w:br w:type="page"/>
+      </w:r>
+      <w:r>
+        <w:rPr>
+          <w:sz w:val="20"/>
+        </w:rPr>
+        <mc:AlternateContent>
+          <mc:Choice Requires="wps">
+            <w:drawing>
+              <wp:anchor distT="0" distB="0" distL="114300" distR="114300" simplePos="0" relativeHeight="251685888" behindDoc="0" locked="0" layoutInCell="1" allowOverlap="1">
+                <wp:simplePos x="0" y="0"/>
+                <wp:positionH relativeFrom="column">
+                  <wp:posOffset>3098165</wp:posOffset>
+                </wp:positionH>
+                <wp:positionV relativeFrom="paragraph">
+                  <wp:posOffset>2421890</wp:posOffset>
+                </wp:positionV>
+                <wp:extent cx="215900" cy="215900"/>
+                <wp:effectExtent l="9525" t="9525" r="22225" b="22225"/>
+                <wp:wrapNone/>
+                <wp:docPr id="35" name="Óvalo 35"/>
+                <wp:cNvGraphicFramePr/>
+                <a:graphic xmlns:a="http://schemas.openxmlformats.org/drawingml/2006/main">
+                  <a:graphicData uri="http://schemas.microsoft.com/office/word/2010/wordprocessingShape">
+                    <wps:wsp>
+                      <wps:cNvSpPr/>
+                      <wps:spPr>
+                        <a:xfrm>
+                          <a:off x="0" y="0"/>
+                          <a:ext cx="215900" cy="215900"/>
+                        </a:xfrm>
+                        <a:prstGeom prst="ellipse">
+                          <a:avLst/>
+                        </a:prstGeom>
+                        <a:noFill/>
+                        <a:ln w="19050">
+                          <a:solidFill>
+                            <a:srgbClr val="7F7F7F"/>
+                          </a:solidFill>
+                          <a:prstDash val="sysDash"/>
+                        </a:ln>
+                      </wps:spPr>
+                      <wps:style>
+                        <a:lnRef idx="2">
+                          <a:schemeClr val="accent1">
+                            <a:lumMod val="75000"/>
+                          </a:schemeClr>
+                        </a:lnRef>
+                        <a:fillRef idx="1">
+                          <a:schemeClr val="accent1"/>
+                        </a:fillRef>
+                        <a:effectRef idx="0">
+                          <a:srgbClr val="FFFFFF"/>
+                        </a:effectRef>
+                        <a:fontRef idx="minor">
+                          <a:schemeClr val="lt1"/>
+                        </a:fontRef>
+                      </wps:style>
+                      <wps:bodyPr rot="0" spcFirstLastPara="0" vertOverflow="overflow" horzOverflow="overflow" vert="horz" wrap="square" lIns="91440" tIns="45720" rIns="91440" bIns="45720" numCol="1" spcCol="0" rtlCol="0" fromWordArt="0" anchor="ctr" anchorCtr="0" forceAA="0" compatLnSpc="1">
+                        <a:noAutofit/>
+                      </wps:bodyPr>
+                    </wps:wsp>
+                  </a:graphicData>
+                </a:graphic>
+              </wp:anchor>
+            </w:drawing>
+          </mc:Choice>
+          <mc:Fallback>
+            <w:pict>
+              <v:shape id="_x0000_s1026" o:spid="_x0000_s1026" o:spt="3" type="#_x0000_t3" style="position:absolute;left:0pt;margin-left:243.95pt;margin-top:190.7pt;height:17pt;width:17pt;z-index:251685888;v-text-anchor:middle;mso-width-relative:page;mso-height-relative:page;" filled="f" stroked="t" coordsize="21600,21600" o:gfxdata="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">
+                <v:fill on="f" focussize="0,0"/>
+                <v:stroke weight="1.5pt" color="#7F7F7F [2404]" miterlimit="8" joinstyle="miter" dashstyle="3 1"/>
+                <v:imagedata o:title=""/>
+                <o:lock v:ext="edit" aspectratio="f"/>
+              </v:shape>
+            </w:pict>
+          </mc:Fallback>
+        </mc:AlternateContent>
+      </w:r>
+    </w:p>
+    <w:p>
+      <w:pPr>
+        <w:rPr>
+          <w:rFonts w:hint="default" w:ascii="Times New Roman" w:hAnsi="Times New Roman" w:cs="Times New Roman"/>
+          <w:b/>
+          <w:bCs/>
+          <w:sz w:val="24"/>
+          <w:szCs w:val="24"/>
+          <w:lang w:val="es-ES"/>
+        </w:rPr>
+      </w:pPr>
+      <w:r>
+        <w:rPr>
+          <w:rFonts w:hint="default" w:ascii="Times New Roman" w:hAnsi="Times New Roman" w:cs="Times New Roman"/>
+          <w:b/>
+          <w:bCs/>
+          <w:sz w:val="24"/>
+          <w:szCs w:val="24"/>
           <w:lang w:val="es-ES"/>
         </w:rPr>
         <w:t>Diccionarios:</w:t>
@@ -3822,15 +3960,6 @@
       </w:r>
     </w:p>
     <w:p>
-      <w:pPr>
-        <w:rPr>
-          <w:rFonts w:hint="default" w:ascii="Times New Roman" w:hAnsi="Times New Roman" w:cs="Times New Roman"/>
-          <w:sz w:val="20"/>
-          <w:lang w:val="es-ES"/>
-        </w:rPr>
-      </w:pPr>
-    </w:p>
-    <w:p>
       <w:r>
         <w:rPr>
           <w:sz w:val="20"/>
@@ -3967,14 +4096,20 @@
       <w:pPr>
         <w:rPr>
           <w:rFonts w:hint="default" w:ascii="Times New Roman" w:hAnsi="Times New Roman" w:cs="Times New Roman"/>
-          <w:sz w:val="20"/>
+          <w:b/>
+          <w:bCs/>
+          <w:sz w:val="24"/>
+          <w:szCs w:val="24"/>
           <w:lang w:val="es-ES"/>
         </w:rPr>
       </w:pPr>
       <w:r>
         <w:rPr>
           <w:rFonts w:hint="default" w:ascii="Times New Roman" w:hAnsi="Times New Roman" w:cs="Times New Roman"/>
-          <w:sz w:val="20"/>
+          <w:b/>
+          <w:bCs/>
+          <w:sz w:val="24"/>
+          <w:szCs w:val="24"/>
           <w:lang w:val="es-ES"/>
         </w:rPr>
         <w:t>if, elif y else:</w:t>
@@ -4100,7 +4235,7 @@
         <w:rPr>
           <w:rFonts w:hint="default" w:ascii="Times New Roman" w:hAnsi="Times New Roman" w:cs="Times New Roman"/>
           <w:sz w:val="20"/>
-          <w:lang w:val="es-ES" w:eastAsia="zh-CN"/>
+          <w:lang w:val="es-ES"/>
         </w:rPr>
       </w:pPr>
       <w:r>
@@ -4111,15 +4246,6 @@
         </w:rPr>
         <w:t>Las identaciones serian esos espacios que tiene el print. Es como si fuera una sangria.</w:t>
       </w:r>
-    </w:p>
-    <w:p>
-      <w:pPr>
-        <w:rPr>
-          <w:rFonts w:hint="default" w:ascii="Times New Roman" w:hAnsi="Times New Roman" w:cs="Times New Roman"/>
-          <w:sz w:val="20"/>
-          <w:lang w:val="es-ES"/>
-        </w:rPr>
-      </w:pPr>
     </w:p>
     <w:p>
       <w:pPr>
@@ -4141,7 +4267,7 @@
     </w:p>
     <w:tbl>
       <w:tblPr>
-        <w:tblStyle w:val="9"/>
+        <w:tblStyle w:val="10"/>
         <w:tblW w:w="0" w:type="auto"/>
         <w:tblInd w:w="0" w:type="dxa"/>
         <w:tblBorders>
@@ -5020,24 +5146,395 @@
           </w:p>
         </w:tc>
       </w:tr>
+      <w:tr>
+        <w:tblPrEx>
+          <w:tblBorders>
+            <w:top w:val="single" w:color="auto" w:sz="4" w:space="0"/>
+            <w:left w:val="single" w:color="auto" w:sz="4" w:space="0"/>
+            <w:bottom w:val="single" w:color="auto" w:sz="4" w:space="0"/>
+            <w:right w:val="single" w:color="auto" w:sz="4" w:space="0"/>
+            <w:insideH w:val="single" w:color="auto" w:sz="4" w:space="0"/>
+            <w:insideV w:val="single" w:color="auto" w:sz="4" w:space="0"/>
+          </w:tblBorders>
+          <w:tblCellMar>
+            <w:top w:w="0" w:type="dxa"/>
+            <w:left w:w="108" w:type="dxa"/>
+            <w:bottom w:w="0" w:type="dxa"/>
+            <w:right w:w="108" w:type="dxa"/>
+          </w:tblCellMar>
+        </w:tblPrEx>
+        <w:tc>
+          <w:tcPr>
+            <w:tcW w:w="2130" w:type="dxa"/>
+          </w:tcPr>
+          <w:p>
+            <w:pPr>
+              <w:widowControl w:val="0"/>
+              <w:jc w:val="both"/>
+              <w:rPr>
+                <w:rFonts w:hint="default" w:ascii="Times New Roman" w:hAnsi="Times New Roman" w:cs="Times New Roman"/>
+                <w:sz w:val="20"/>
+                <w:vertAlign w:val="baseline"/>
+                <w:lang w:val="es-ES"/>
+              </w:rPr>
+            </w:pPr>
+            <w:r>
+              <w:rPr>
+                <w:rFonts w:hint="default" w:ascii="Times New Roman" w:hAnsi="Times New Roman" w:cs="Times New Roman"/>
+                <w:sz w:val="20"/>
+                <w:vertAlign w:val="baseline"/>
+                <w:lang w:val="es-ES"/>
+              </w:rPr>
+              <w:t>and</w:t>
+            </w:r>
+          </w:p>
+        </w:tc>
+        <w:tc>
+          <w:tcPr>
+            <w:tcW w:w="2130" w:type="dxa"/>
+          </w:tcPr>
+          <w:p>
+            <w:pPr>
+              <w:widowControl w:val="0"/>
+              <w:jc w:val="both"/>
+              <w:rPr>
+                <w:rFonts w:hint="default" w:ascii="Times New Roman" w:hAnsi="Times New Roman" w:cs="Times New Roman"/>
+                <w:sz w:val="20"/>
+                <w:vertAlign w:val="baseline"/>
+                <w:lang w:val="es-ES"/>
+              </w:rPr>
+            </w:pPr>
+            <w:r>
+              <w:rPr>
+                <w:rFonts w:hint="default" w:ascii="Times New Roman" w:hAnsi="Times New Roman" w:cs="Times New Roman"/>
+                <w:sz w:val="20"/>
+                <w:vertAlign w:val="baseline"/>
+                <w:lang w:val="es-ES"/>
+              </w:rPr>
+              <w:t>Y, solo da True si todas son True.</w:t>
+            </w:r>
+          </w:p>
+        </w:tc>
+        <w:tc>
+          <w:tcPr>
+            <w:tcW w:w="2131" w:type="dxa"/>
+          </w:tcPr>
+          <w:p>
+            <w:pPr>
+              <w:widowControl w:val="0"/>
+              <w:jc w:val="both"/>
+              <w:rPr>
+                <w:rFonts w:hint="default" w:ascii="Times New Roman" w:hAnsi="Times New Roman" w:cs="Times New Roman"/>
+                <w:sz w:val="20"/>
+                <w:vertAlign w:val="baseline"/>
+                <w:lang w:val="es-ES"/>
+              </w:rPr>
+            </w:pPr>
+            <w:r>
+              <w:rPr>
+                <w:rFonts w:hint="default" w:ascii="Times New Roman" w:hAnsi="Times New Roman" w:cs="Times New Roman"/>
+                <w:sz w:val="20"/>
+                <w:vertAlign w:val="baseline"/>
+                <w:lang w:val="es-ES"/>
+              </w:rPr>
+              <w:t>True and False</w:t>
+            </w:r>
+          </w:p>
+        </w:tc>
+        <w:tc>
+          <w:tcPr>
+            <w:tcW w:w="2131" w:type="dxa"/>
+          </w:tcPr>
+          <w:p>
+            <w:pPr>
+              <w:widowControl w:val="0"/>
+              <w:jc w:val="both"/>
+              <w:rPr>
+                <w:rFonts w:hint="default" w:ascii="Times New Roman" w:hAnsi="Times New Roman" w:cs="Times New Roman"/>
+                <w:sz w:val="20"/>
+                <w:vertAlign w:val="baseline"/>
+                <w:lang w:val="es-ES"/>
+              </w:rPr>
+            </w:pPr>
+            <w:r>
+              <w:rPr>
+                <w:rFonts w:hint="default" w:ascii="Times New Roman" w:hAnsi="Times New Roman" w:cs="Times New Roman"/>
+                <w:sz w:val="20"/>
+                <w:vertAlign w:val="baseline"/>
+                <w:lang w:val="es-ES"/>
+              </w:rPr>
+              <w:t>False</w:t>
+            </w:r>
+          </w:p>
+        </w:tc>
+      </w:tr>
+      <w:tr>
+        <w:tblPrEx>
+          <w:tblBorders>
+            <w:top w:val="single" w:color="auto" w:sz="4" w:space="0"/>
+            <w:left w:val="single" w:color="auto" w:sz="4" w:space="0"/>
+            <w:bottom w:val="single" w:color="auto" w:sz="4" w:space="0"/>
+            <w:right w:val="single" w:color="auto" w:sz="4" w:space="0"/>
+            <w:insideH w:val="single" w:color="auto" w:sz="4" w:space="0"/>
+            <w:insideV w:val="single" w:color="auto" w:sz="4" w:space="0"/>
+          </w:tblBorders>
+          <w:tblCellMar>
+            <w:top w:w="0" w:type="dxa"/>
+            <w:left w:w="108" w:type="dxa"/>
+            <w:bottom w:w="0" w:type="dxa"/>
+            <w:right w:w="108" w:type="dxa"/>
+          </w:tblCellMar>
+        </w:tblPrEx>
+        <w:tc>
+          <w:tcPr>
+            <w:tcW w:w="2130" w:type="dxa"/>
+          </w:tcPr>
+          <w:p>
+            <w:pPr>
+              <w:widowControl w:val="0"/>
+              <w:jc w:val="both"/>
+              <w:rPr>
+                <w:rFonts w:hint="default" w:ascii="Times New Roman" w:hAnsi="Times New Roman" w:cs="Times New Roman"/>
+                <w:sz w:val="20"/>
+                <w:vertAlign w:val="baseline"/>
+                <w:lang w:val="es-ES"/>
+              </w:rPr>
+            </w:pPr>
+            <w:r>
+              <w:rPr>
+                <w:rFonts w:hint="default" w:ascii="Times New Roman" w:hAnsi="Times New Roman" w:cs="Times New Roman"/>
+                <w:sz w:val="20"/>
+                <w:vertAlign w:val="baseline"/>
+                <w:lang w:val="es-ES"/>
+              </w:rPr>
+              <w:t>or</w:t>
+            </w:r>
+          </w:p>
+        </w:tc>
+        <w:tc>
+          <w:tcPr>
+            <w:tcW w:w="2130" w:type="dxa"/>
+          </w:tcPr>
+          <w:p>
+            <w:pPr>
+              <w:widowControl w:val="0"/>
+              <w:jc w:val="both"/>
+              <w:rPr>
+                <w:rFonts w:hint="default" w:ascii="Times New Roman" w:hAnsi="Times New Roman" w:cs="Times New Roman"/>
+                <w:sz w:val="20"/>
+                <w:vertAlign w:val="baseline"/>
+                <w:lang w:val="es-ES"/>
+              </w:rPr>
+            </w:pPr>
+            <w:r>
+              <w:rPr>
+                <w:rFonts w:hint="default" w:ascii="Times New Roman" w:hAnsi="Times New Roman" w:cs="Times New Roman"/>
+                <w:sz w:val="20"/>
+                <w:vertAlign w:val="baseline"/>
+                <w:lang w:val="es-ES"/>
+              </w:rPr>
+              <w:t>O, solo da False si todas son False.</w:t>
+            </w:r>
+          </w:p>
+        </w:tc>
+        <w:tc>
+          <w:tcPr>
+            <w:tcW w:w="2131" w:type="dxa"/>
+          </w:tcPr>
+          <w:p>
+            <w:pPr>
+              <w:widowControl w:val="0"/>
+              <w:jc w:val="both"/>
+              <w:rPr>
+                <w:rFonts w:hint="default" w:ascii="Times New Roman" w:hAnsi="Times New Roman" w:cs="Times New Roman"/>
+                <w:sz w:val="20"/>
+                <w:vertAlign w:val="baseline"/>
+                <w:lang w:val="es-ES"/>
+              </w:rPr>
+            </w:pPr>
+            <w:r>
+              <w:rPr>
+                <w:rFonts w:hint="default" w:ascii="Times New Roman" w:hAnsi="Times New Roman" w:cs="Times New Roman"/>
+                <w:sz w:val="20"/>
+                <w:vertAlign w:val="baseline"/>
+                <w:lang w:val="es-ES"/>
+              </w:rPr>
+              <w:t>False or True</w:t>
+            </w:r>
+          </w:p>
+        </w:tc>
+        <w:tc>
+          <w:tcPr>
+            <w:tcW w:w="2131" w:type="dxa"/>
+          </w:tcPr>
+          <w:p>
+            <w:pPr>
+              <w:widowControl w:val="0"/>
+              <w:jc w:val="both"/>
+              <w:rPr>
+                <w:rFonts w:hint="default" w:ascii="Times New Roman" w:hAnsi="Times New Roman" w:cs="Times New Roman"/>
+                <w:sz w:val="20"/>
+                <w:vertAlign w:val="baseline"/>
+                <w:lang w:val="es-ES"/>
+              </w:rPr>
+            </w:pPr>
+            <w:r>
+              <w:rPr>
+                <w:rFonts w:hint="default" w:ascii="Times New Roman" w:hAnsi="Times New Roman" w:cs="Times New Roman"/>
+                <w:sz w:val="20"/>
+                <w:vertAlign w:val="baseline"/>
+                <w:lang w:val="es-ES"/>
+              </w:rPr>
+              <w:t>True</w:t>
+            </w:r>
+          </w:p>
+        </w:tc>
+      </w:tr>
+      <w:tr>
+        <w:tblPrEx>
+          <w:tblBorders>
+            <w:top w:val="single" w:color="auto" w:sz="4" w:space="0"/>
+            <w:left w:val="single" w:color="auto" w:sz="4" w:space="0"/>
+            <w:bottom w:val="single" w:color="auto" w:sz="4" w:space="0"/>
+            <w:right w:val="single" w:color="auto" w:sz="4" w:space="0"/>
+            <w:insideH w:val="single" w:color="auto" w:sz="4" w:space="0"/>
+            <w:insideV w:val="single" w:color="auto" w:sz="4" w:space="0"/>
+          </w:tblBorders>
+          <w:tblCellMar>
+            <w:top w:w="0" w:type="dxa"/>
+            <w:left w:w="108" w:type="dxa"/>
+            <w:bottom w:w="0" w:type="dxa"/>
+            <w:right w:w="108" w:type="dxa"/>
+          </w:tblCellMar>
+        </w:tblPrEx>
+        <w:tc>
+          <w:tcPr>
+            <w:tcW w:w="2130" w:type="dxa"/>
+          </w:tcPr>
+          <w:p>
+            <w:pPr>
+              <w:widowControl w:val="0"/>
+              <w:jc w:val="both"/>
+              <w:rPr>
+                <w:rFonts w:hint="default" w:ascii="Times New Roman" w:hAnsi="Times New Roman" w:cs="Times New Roman"/>
+                <w:sz w:val="20"/>
+                <w:vertAlign w:val="baseline"/>
+                <w:lang w:val="es-ES"/>
+              </w:rPr>
+            </w:pPr>
+            <w:r>
+              <w:rPr>
+                <w:rFonts w:hint="default" w:ascii="Times New Roman" w:hAnsi="Times New Roman" w:cs="Times New Roman"/>
+                <w:sz w:val="20"/>
+                <w:vertAlign w:val="baseline"/>
+                <w:lang w:val="es-ES"/>
+              </w:rPr>
+              <w:t>not</w:t>
+            </w:r>
+          </w:p>
+        </w:tc>
+        <w:tc>
+          <w:tcPr>
+            <w:tcW w:w="2130" w:type="dxa"/>
+          </w:tcPr>
+          <w:p>
+            <w:pPr>
+              <w:widowControl w:val="0"/>
+              <w:jc w:val="both"/>
+              <w:rPr>
+                <w:rFonts w:hint="default" w:ascii="Times New Roman" w:hAnsi="Times New Roman" w:cs="Times New Roman"/>
+                <w:sz w:val="20"/>
+                <w:vertAlign w:val="baseline"/>
+                <w:lang w:val="es-ES"/>
+              </w:rPr>
+            </w:pPr>
+            <w:r>
+              <w:rPr>
+                <w:rFonts w:hint="default" w:ascii="Times New Roman" w:hAnsi="Times New Roman" w:cs="Times New Roman"/>
+                <w:sz w:val="20"/>
+                <w:vertAlign w:val="baseline"/>
+                <w:lang w:val="es-ES"/>
+              </w:rPr>
+              <w:t>No, Invierte el valor.</w:t>
+            </w:r>
+          </w:p>
+        </w:tc>
+        <w:tc>
+          <w:tcPr>
+            <w:tcW w:w="2131" w:type="dxa"/>
+          </w:tcPr>
+          <w:p>
+            <w:pPr>
+              <w:widowControl w:val="0"/>
+              <w:jc w:val="both"/>
+              <w:rPr>
+                <w:rFonts w:hint="default" w:ascii="Times New Roman" w:hAnsi="Times New Roman" w:cs="Times New Roman"/>
+                <w:sz w:val="20"/>
+                <w:vertAlign w:val="baseline"/>
+                <w:lang w:val="es-ES"/>
+              </w:rPr>
+            </w:pPr>
+            <w:r>
+              <w:rPr>
+                <w:rFonts w:hint="default" w:ascii="Times New Roman" w:hAnsi="Times New Roman" w:cs="Times New Roman"/>
+                <w:sz w:val="20"/>
+                <w:vertAlign w:val="baseline"/>
+                <w:lang w:val="es-ES"/>
+              </w:rPr>
+              <w:t>Not False</w:t>
+            </w:r>
+          </w:p>
+        </w:tc>
+        <w:tc>
+          <w:tcPr>
+            <w:tcW w:w="2131" w:type="dxa"/>
+          </w:tcPr>
+          <w:p>
+            <w:pPr>
+              <w:widowControl w:val="0"/>
+              <w:jc w:val="both"/>
+              <w:rPr>
+                <w:rFonts w:hint="default" w:ascii="Times New Roman" w:hAnsi="Times New Roman" w:cs="Times New Roman"/>
+                <w:sz w:val="20"/>
+                <w:vertAlign w:val="baseline"/>
+                <w:lang w:val="es-ES"/>
+              </w:rPr>
+            </w:pPr>
+            <w:r>
+              <w:rPr>
+                <w:rFonts w:hint="default" w:ascii="Times New Roman" w:hAnsi="Times New Roman" w:cs="Times New Roman"/>
+                <w:sz w:val="20"/>
+                <w:vertAlign w:val="baseline"/>
+                <w:lang w:val="es-ES"/>
+              </w:rPr>
+              <w:t>True</w:t>
+            </w:r>
+          </w:p>
+        </w:tc>
+      </w:tr>
     </w:tbl>
     <w:p>
       <w:pPr>
         <w:rPr>
           <w:rFonts w:hint="default" w:ascii="Times New Roman" w:hAnsi="Times New Roman" w:cs="Times New Roman"/>
-          <w:sz w:val="20"/>
+          <w:b/>
+          <w:bCs/>
+          <w:sz w:val="24"/>
+          <w:szCs w:val="24"/>
           <w:lang w:val="es-ES"/>
         </w:rPr>
       </w:pPr>
-    </w:p>
-    <w:p>
-      <w:pPr>
-        <w:rPr>
-          <w:rFonts w:hint="default" w:ascii="Times New Roman" w:hAnsi="Times New Roman" w:cs="Times New Roman"/>
-          <w:sz w:val="20"/>
+      <w:r>
+        <w:rPr>
+          <w:rFonts w:hint="default" w:ascii="Times New Roman" w:hAnsi="Times New Roman" w:cs="Times New Roman"/>
+          <w:b/>
+          <w:bCs/>
+          <w:sz w:val="24"/>
+          <w:szCs w:val="24"/>
           <w:lang w:val="es-ES"/>
         </w:rPr>
-      </w:pPr>
+        <w:t>While “variable bool”:</w:t>
+      </w:r>
     </w:p>
     <w:p>
       <w:pPr>
@@ -5045,47 +5542,6 @@
           <w:rFonts w:hint="default" w:ascii="Times New Roman" w:hAnsi="Times New Roman" w:cs="Times New Roman"/>
           <w:sz w:val="20"/>
           <w:lang w:val="es-ES"/>
-        </w:rPr>
-      </w:pPr>
-    </w:p>
-    <w:p>
-      <w:pPr>
-        <w:rPr>
-          <w:rFonts w:hint="default" w:ascii="Times New Roman" w:hAnsi="Times New Roman" w:cs="Times New Roman"/>
-          <w:sz w:val="20"/>
-          <w:lang w:val="es-ES"/>
-        </w:rPr>
-      </w:pPr>
-      <w:r>
-        <w:rPr>
-          <w:rFonts w:hint="default" w:ascii="Times New Roman" w:hAnsi="Times New Roman" w:cs="Times New Roman"/>
-          <w:sz w:val="20"/>
-          <w:lang w:val="es-ES"/>
-        </w:rPr>
-        <w:t>While “variable bool”:</w:t>
-      </w:r>
-    </w:p>
-    <w:p>
-      <w:pPr>
-        <w:rPr>
-          <w:rFonts w:hint="default" w:ascii="Times New Roman" w:hAnsi="Times New Roman" w:cs="Times New Roman"/>
-          <w:sz w:val="20"/>
-          <w:lang w:val="es-ES"/>
-        </w:rPr>
-      </w:pPr>
-      <w:r>
-        <w:rPr>
-          <w:rFonts w:hint="default" w:ascii="Times New Roman" w:hAnsi="Times New Roman" w:cs="Times New Roman"/>
-          <w:sz w:val="20"/>
-          <w:lang w:val="es-ES"/>
-        </w:rPr>
-        <w:t>Es un ciclo el cual se repite siempre y cuando la variable devuelve “True”. En el caso de que la variable devuelva “False” el ciclo no se ejecuta.</w:t>
-      </w:r>
-    </w:p>
-    <w:p>
-      <w:pPr>
-        <w:rPr>
-          <w:rFonts w:hint="default" w:ascii="Times New Roman" w:hAnsi="Times New Roman" w:cs="Times New Roman"/>
         </w:rPr>
       </w:pPr>
       <w:r>
@@ -5099,10 +5555,10 @@
               <wp:anchor distT="0" distB="0" distL="114300" distR="114300" simplePos="0" relativeHeight="251665408" behindDoc="0" locked="0" layoutInCell="1" allowOverlap="1">
                 <wp:simplePos x="0" y="0"/>
                 <wp:positionH relativeFrom="column">
-                  <wp:posOffset>3501390</wp:posOffset>
+                  <wp:posOffset>4250690</wp:posOffset>
                 </wp:positionH>
                 <wp:positionV relativeFrom="paragraph">
-                  <wp:posOffset>635</wp:posOffset>
+                  <wp:posOffset>260985</wp:posOffset>
                 </wp:positionV>
                 <wp:extent cx="1936115" cy="1894205"/>
                 <wp:effectExtent l="0" t="0" r="6985" b="10795"/>
@@ -5279,7 +5735,7 @@
           </mc:Choice>
           <mc:Fallback>
             <w:pict>
-              <v:shape id="_x0000_s1026" o:spid="_x0000_s1026" o:spt="202" type="#_x0000_t202" style="position:absolute;left:0pt;margin-left:275.7pt;margin-top:0.05pt;height:149.15pt;width:152.45pt;z-index:251665408;mso-width-relative:page;mso-height-relative:page;" fillcolor="#FFFFFF [3201]" filled="t" stroked="f" coordsize="21600,21600" o:gfxdata="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">
+              <v:shape id="_x0000_s1026" o:spid="_x0000_s1026" o:spt="202" type="#_x0000_t202" style="position:absolute;left:0pt;margin-left:334.7pt;margin-top:20.55pt;height:149.15pt;width:152.45pt;z-index:251665408;mso-width-relative:page;mso-height-relative:page;" fillcolor="#FFFFFF [3201]" filled="t" stroked="f" coordsize="21600,21600" o:gfxdata="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">
                 <v:fill on="t" focussize="0,0"/>
                 <v:stroke on="f" weight="0.5pt"/>
                 <v:imagedata o:title=""/>
@@ -5419,6 +5875,21 @@
         <w:rPr>
           <w:rFonts w:hint="default" w:ascii="Times New Roman" w:hAnsi="Times New Roman" w:cs="Times New Roman"/>
           <w:sz w:val="20"/>
+          <w:lang w:val="es-ES"/>
+        </w:rPr>
+        <w:t>Es un ciclo el cual se repite siempre y cuando la variable devuelve “True”. En el caso de que la variable devuelva “False” el ciclo no se ejecuta.</w:t>
+      </w:r>
+    </w:p>
+    <w:p>
+      <w:pPr>
+        <w:rPr>
+          <w:rFonts w:hint="default" w:ascii="Times New Roman" w:hAnsi="Times New Roman" w:cs="Times New Roman"/>
+        </w:rPr>
+      </w:pPr>
+      <w:r>
+        <w:rPr>
+          <w:rFonts w:hint="default" w:ascii="Times New Roman" w:hAnsi="Times New Roman" w:cs="Times New Roman"/>
+          <w:sz w:val="20"/>
         </w:rPr>
         <mc:AlternateContent>
           <mc:Choice Requires="wps">
@@ -5426,7 +5897,7 @@
               <wp:anchor distT="0" distB="0" distL="114300" distR="114300" simplePos="0" relativeHeight="251664384" behindDoc="0" locked="0" layoutInCell="1" allowOverlap="1">
                 <wp:simplePos x="0" y="0"/>
                 <wp:positionH relativeFrom="column">
-                  <wp:posOffset>1687195</wp:posOffset>
+                  <wp:posOffset>2163445</wp:posOffset>
                 </wp:positionH>
                 <wp:positionV relativeFrom="paragraph">
                   <wp:posOffset>41910</wp:posOffset>
@@ -5553,7 +6024,7 @@
           </mc:Choice>
           <mc:Fallback>
             <w:pict>
-              <v:shape id="_x0000_s1026" o:spid="_x0000_s1026" o:spt="202" type="#_x0000_t202" style="position:absolute;left:0pt;margin-left:132.85pt;margin-top:3.3pt;height:91.75pt;width:120.75pt;z-index:251664384;mso-width-relative:page;mso-height-relative:page;" fillcolor="#FFFFFF [3201]" filled="t" stroked="f" coordsize="21600,21600" o:gfxdata="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">
+              <v:shape id="_x0000_s1026" o:spid="_x0000_s1026" o:spt="202" type="#_x0000_t202" style="position:absolute;left:0pt;margin-left:170.35pt;margin-top:3.3pt;height:91.75pt;width:120.75pt;z-index:251664384;mso-width-relative:page;mso-height-relative:page;" fillcolor="#FFFFFF [3201]" filled="t" stroked="f" coordsize="21600,21600" o:gfxdata="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">
                 <v:fill on="t" focussize="0,0"/>
                 <v:stroke on="f" weight="0.5pt"/>
                 <v:imagedata o:title=""/>
@@ -5910,6 +6381,15 @@
           <w:lang w:val="es-ES"/>
         </w:rPr>
       </w:pPr>
+    </w:p>
+    <w:p>
+      <w:pPr>
+        <w:rPr>
+          <w:rFonts w:hint="default"/>
+          <w:sz w:val="20"/>
+          <w:lang w:val="es-ES"/>
+        </w:rPr>
+      </w:pPr>
       <w:r>
         <w:rPr>
           <w:rFonts w:hint="default" w:ascii="Times New Roman" w:hAnsi="Times New Roman" w:cs="Times New Roman"/>
@@ -5921,10 +6401,10 @@
               <wp:anchor distT="0" distB="0" distL="114300" distR="114300" simplePos="0" relativeHeight="251672576" behindDoc="0" locked="0" layoutInCell="1" allowOverlap="1">
                 <wp:simplePos x="0" y="0"/>
                 <wp:positionH relativeFrom="column">
-                  <wp:posOffset>19685</wp:posOffset>
+                  <wp:posOffset>-5715</wp:posOffset>
                 </wp:positionH>
                 <wp:positionV relativeFrom="paragraph">
-                  <wp:posOffset>26670</wp:posOffset>
+                  <wp:posOffset>119380</wp:posOffset>
                 </wp:positionV>
                 <wp:extent cx="1523365" cy="1053465"/>
                 <wp:effectExtent l="0" t="0" r="635" b="13335"/>
@@ -6043,7 +6523,7 @@
           </mc:Choice>
           <mc:Fallback>
             <w:pict>
-              <v:shape id="_x0000_s1026" o:spid="_x0000_s1026" o:spt="202" type="#_x0000_t202" style="position:absolute;left:0pt;margin-left:1.55pt;margin-top:2.1pt;height:82.95pt;width:119.95pt;z-index:251672576;mso-width-relative:page;mso-height-relative:page;" fillcolor="#FFFFFF [3201]" filled="t" stroked="f" coordsize="21600,21600" o:gfxdata="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">
+              <v:shape id="_x0000_s1026" o:spid="_x0000_s1026" o:spt="202" type="#_x0000_t202" style="position:absolute;left:0pt;margin-left:-0.45pt;margin-top:9.4pt;height:82.95pt;width:119.95pt;z-index:251672576;mso-width-relative:page;mso-height-relative:page;" fillcolor="#FFFFFF [3201]" filled="t" stroked="f" coordsize="21600,21600" o:gfxdata="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">
                 <v:fill on="t" focussize="0,0"/>
                 <v:stroke on="f" weight="0.5pt"/>
                 <v:imagedata o:title=""/>
@@ -6160,21 +6640,260 @@
     </w:p>
     <w:p>
       <w:pPr>
-        <w:rPr>
-          <w:rFonts w:hint="default"/>
-          <w:sz w:val="20"/>
+        <w:jc w:val="left"/>
+        <w:rPr>
+          <w:rFonts w:hint="default" w:ascii="Times New Roman" w:hAnsi="Times New Roman" w:cs="Times New Roman"/>
           <w:lang w:val="es-ES"/>
         </w:rPr>
       </w:pPr>
     </w:p>
     <w:p>
       <w:pPr>
+        <w:rPr>
+          <w:rFonts w:hint="default" w:ascii="Times New Roman" w:hAnsi="Times New Roman" w:cs="Times New Roman"/>
+          <w:b/>
+          <w:bCs/>
+          <w:sz w:val="24"/>
+          <w:szCs w:val="24"/>
+          <w:lang w:val="es-ES"/>
+        </w:rPr>
+      </w:pPr>
+    </w:p>
+    <w:p>
+      <w:pPr>
+        <w:rPr>
+          <w:rFonts w:hint="default" w:ascii="Times New Roman" w:hAnsi="Times New Roman" w:cs="Times New Roman"/>
+          <w:b/>
+          <w:bCs/>
+          <w:sz w:val="24"/>
+          <w:szCs w:val="24"/>
+          <w:lang w:val="es-ES"/>
+        </w:rPr>
+      </w:pPr>
+    </w:p>
+    <w:p>
+      <w:pPr>
+        <w:rPr>
+          <w:rFonts w:hint="default" w:ascii="Times New Roman" w:hAnsi="Times New Roman" w:cs="Times New Roman"/>
+          <w:b/>
+          <w:bCs/>
+          <w:sz w:val="24"/>
+          <w:szCs w:val="24"/>
+          <w:lang w:val="es-ES"/>
+        </w:rPr>
+      </w:pPr>
+      <w:r>
+        <w:rPr>
+          <w:rFonts w:hint="default" w:ascii="Times New Roman" w:hAnsi="Times New Roman" w:cs="Times New Roman"/>
+          <w:b/>
+          <w:bCs/>
+          <w:sz w:val="24"/>
+          <w:szCs w:val="24"/>
+          <w:lang w:val="es-ES"/>
+        </w:rPr>
+        <w:t>Ciclo for:</w:t>
+      </w:r>
+    </w:p>
+    <w:p>
+      <w:pPr>
         <w:jc w:val="left"/>
         <w:rPr>
           <w:rFonts w:hint="default" w:ascii="Times New Roman" w:hAnsi="Times New Roman" w:cs="Times New Roman"/>
-          <w:lang w:val="es-ES"/>
-        </w:rPr>
-      </w:pPr>
+          <w:lang w:val="en-US" w:eastAsia="zh-CN"/>
+        </w:rPr>
+      </w:pPr>
+      <w:r>
+        <w:rPr>
+          <w:rFonts w:hint="default" w:ascii="Times New Roman" w:hAnsi="Times New Roman" w:cs="Times New Roman"/>
+          <w:lang w:val="en-US" w:eastAsia="zh-CN"/>
+        </w:rPr>
+        <w:t>El bucle</w:t>
+      </w:r>
+      <w:r>
+        <w:rPr>
+          <w:rFonts w:hint="default" w:ascii="Times New Roman" w:hAnsi="Times New Roman" w:cs="Times New Roman"/>
+          <w:lang w:val="es-ES" w:eastAsia="zh-CN"/>
+        </w:rPr>
+        <w:t xml:space="preserve"> for</w:t>
+      </w:r>
+      <w:r>
+        <w:rPr>
+          <w:rFonts w:hint="default" w:ascii="Times New Roman" w:hAnsi="Times New Roman" w:cs="Times New Roman"/>
+          <w:lang w:val="en-US" w:eastAsia="zh-CN"/>
+        </w:rPr>
+        <w:t xml:space="preserve"> permite repetir una acción un número determinado de veces. A diferencia de</w:t>
+      </w:r>
+      <w:r>
+        <w:rPr>
+          <w:rFonts w:hint="default" w:ascii="Times New Roman" w:hAnsi="Times New Roman" w:cs="Times New Roman"/>
+          <w:lang w:val="es-ES" w:eastAsia="zh-CN"/>
+        </w:rPr>
+        <w:t xml:space="preserve"> while,</w:t>
+      </w:r>
+      <w:r>
+        <w:rPr>
+          <w:rFonts w:hint="default" w:ascii="Times New Roman" w:hAnsi="Times New Roman" w:cs="Times New Roman"/>
+          <w:lang w:val="en-US" w:eastAsia="zh-CN"/>
+        </w:rPr>
+        <w:t xml:space="preserve"> a</w:t>
+      </w:r>
+      <w:r>
+        <w:rPr>
+          <w:rFonts w:hint="default" w:ascii="Times New Roman" w:hAnsi="Times New Roman" w:cs="Times New Roman"/>
+          <w:lang w:val="es-ES" w:eastAsia="zh-CN"/>
+        </w:rPr>
+        <w:t>cá</w:t>
+      </w:r>
+      <w:r>
+        <w:rPr>
+          <w:rFonts w:hint="default" w:ascii="Times New Roman" w:hAnsi="Times New Roman" w:cs="Times New Roman"/>
+          <w:lang w:val="en-US" w:eastAsia="zh-CN"/>
+        </w:rPr>
+        <w:t xml:space="preserve"> sabemos de antemano cuántas veces se repetirá el código.</w:t>
+      </w:r>
+    </w:p>
+    <w:p>
+      <w:pPr>
+        <w:keepNext w:val="0"/>
+        <w:keepLines w:val="0"/>
+        <w:widowControl/>
+        <w:suppressLineNumbers w:val="0"/>
+        <w:jc w:val="left"/>
+        <w:rPr>
+          <w:rFonts w:hint="default" w:ascii="Calibri" w:hAnsi="Calibri" w:eastAsia="SimSun" w:cs="Calibri"/>
+          <w:color w:val="000000"/>
+          <w:kern w:val="0"/>
+          <w:sz w:val="22"/>
+          <w:szCs w:val="22"/>
+          <w:lang w:val="en-US" w:eastAsia="zh-CN" w:bidi="ar"/>
+        </w:rPr>
+      </w:pPr>
+    </w:p>
+    <w:p>
+      <w:pPr>
+        <w:jc w:val="center"/>
+      </w:pPr>
+      <w:r>
+        <w:drawing>
+          <wp:inline distT="0" distB="0" distL="114300" distR="114300">
+            <wp:extent cx="4510405" cy="1007745"/>
+            <wp:effectExtent l="0" t="0" r="4445" b="1905"/>
+            <wp:docPr id="27" name="Imagen 4"/>
+            <wp:cNvGraphicFramePr>
+              <a:graphicFrameLocks xmlns:a="http://schemas.openxmlformats.org/drawingml/2006/main" noChangeAspect="1"/>
+            </wp:cNvGraphicFramePr>
+            <a:graphic xmlns:a="http://schemas.openxmlformats.org/drawingml/2006/main">
+              <a:graphicData uri="http://schemas.openxmlformats.org/drawingml/2006/picture">
+                <pic:pic xmlns:pic="http://schemas.openxmlformats.org/drawingml/2006/picture">
+                  <pic:nvPicPr>
+                    <pic:cNvPr id="27" name="Imagen 4"/>
+                    <pic:cNvPicPr>
+                      <a:picLocks noChangeAspect="1"/>
+                    </pic:cNvPicPr>
+                  </pic:nvPicPr>
+                  <pic:blipFill>
+                    <a:blip r:embed="rId20"/>
+                    <a:srcRect r="3262"/>
+                    <a:stretch>
+                      <a:fillRect/>
+                    </a:stretch>
+                  </pic:blipFill>
+                  <pic:spPr>
+                    <a:xfrm>
+                      <a:off x="0" y="0"/>
+                      <a:ext cx="4510405" cy="1007745"/>
+                    </a:xfrm>
+                    <a:prstGeom prst="rect">
+                      <a:avLst/>
+                    </a:prstGeom>
+                    <a:noFill/>
+                    <a:ln>
+                      <a:noFill/>
+                    </a:ln>
+                  </pic:spPr>
+                </pic:pic>
+              </a:graphicData>
+            </a:graphic>
+          </wp:inline>
+        </w:drawing>
+      </w:r>
+    </w:p>
+    <w:p>
+      <w:pPr>
+        <w:jc w:val="center"/>
+      </w:pPr>
+    </w:p>
+    <w:p>
+      <w:pPr>
+        <w:jc w:val="center"/>
+      </w:pPr>
+      <w:r>
+        <w:drawing>
+          <wp:inline distT="0" distB="0" distL="114300" distR="114300">
+            <wp:extent cx="2070735" cy="1367790"/>
+            <wp:effectExtent l="0" t="0" r="5715" b="3810"/>
+            <wp:docPr id="28" name="Imagen 5"/>
+            <wp:cNvGraphicFramePr>
+              <a:graphicFrameLocks xmlns:a="http://schemas.openxmlformats.org/drawingml/2006/main" noChangeAspect="1"/>
+            </wp:cNvGraphicFramePr>
+            <a:graphic xmlns:a="http://schemas.openxmlformats.org/drawingml/2006/main">
+              <a:graphicData uri="http://schemas.openxmlformats.org/drawingml/2006/picture">
+                <pic:pic xmlns:pic="http://schemas.openxmlformats.org/drawingml/2006/picture">
+                  <pic:nvPicPr>
+                    <pic:cNvPr id="28" name="Imagen 5"/>
+                    <pic:cNvPicPr>
+                      <a:picLocks noChangeAspect="1"/>
+                    </pic:cNvPicPr>
+                  </pic:nvPicPr>
+                  <pic:blipFill>
+                    <a:blip r:embed="rId21"/>
+                    <a:srcRect r="31286"/>
+                    <a:stretch>
+                      <a:fillRect/>
+                    </a:stretch>
+                  </pic:blipFill>
+                  <pic:spPr>
+                    <a:xfrm>
+                      <a:off x="0" y="0"/>
+                      <a:ext cx="2070735" cy="1367790"/>
+                    </a:xfrm>
+                    <a:prstGeom prst="rect">
+                      <a:avLst/>
+                    </a:prstGeom>
+                    <a:noFill/>
+                    <a:ln>
+                      <a:noFill/>
+                    </a:ln>
+                  </pic:spPr>
+                </pic:pic>
+              </a:graphicData>
+            </a:graphic>
+          </wp:inline>
+        </w:drawing>
+      </w:r>
+    </w:p>
+    <w:p>
+      <w:pPr>
+        <w:rPr>
+          <w:rFonts w:hint="default" w:ascii="Times New Roman" w:hAnsi="Times New Roman" w:cs="Times New Roman"/>
+          <w:b/>
+          <w:bCs/>
+          <w:sz w:val="24"/>
+          <w:szCs w:val="24"/>
+          <w:lang w:val="es-ES" w:eastAsia="zh-CN"/>
+        </w:rPr>
+      </w:pPr>
+      <w:r>
+        <w:rPr>
+          <w:rFonts w:hint="default" w:ascii="Times New Roman" w:hAnsi="Times New Roman" w:cs="Times New Roman"/>
+          <w:b/>
+          <w:bCs/>
+          <w:sz w:val="24"/>
+          <w:szCs w:val="24"/>
+          <w:lang w:val="es-ES" w:eastAsia="zh-CN"/>
+        </w:rPr>
+        <w:br w:type="page"/>
+      </w:r>
       <w:r>
         <w:rPr>
           <w:sz w:val="20"/>
@@ -6182,18 +6901,18 @@
         <mc:AlternateContent>
           <mc:Choice Requires="wps">
             <w:drawing>
-              <wp:anchor distT="0" distB="0" distL="114300" distR="114300" simplePos="0" relativeHeight="251683840" behindDoc="0" locked="0" layoutInCell="1" allowOverlap="1">
+              <wp:anchor distT="0" distB="0" distL="114300" distR="114300" simplePos="0" relativeHeight="251693056" behindDoc="0" locked="0" layoutInCell="1" allowOverlap="1">
                 <wp:simplePos x="0" y="0"/>
                 <wp:positionH relativeFrom="column">
                   <wp:posOffset>3098165</wp:posOffset>
                 </wp:positionH>
                 <wp:positionV relativeFrom="paragraph">
-                  <wp:posOffset>170815</wp:posOffset>
+                  <wp:posOffset>3033395</wp:posOffset>
                 </wp:positionV>
                 <wp:extent cx="215900" cy="215900"/>
                 <wp:effectExtent l="9525" t="9525" r="22225" b="22225"/>
                 <wp:wrapNone/>
-                <wp:docPr id="62" name="Óvalo 62"/>
+                <wp:docPr id="94" name="Óvalo 94"/>
                 <wp:cNvGraphicFramePr/>
                 <a:graphic xmlns:a="http://schemas.openxmlformats.org/drawingml/2006/main">
                   <a:graphicData uri="http://schemas.microsoft.com/office/word/2010/wordprocessingShape">
@@ -6242,7 +6961,7 @@
           </mc:Choice>
           <mc:Fallback>
             <w:pict>
-              <v:shape id="_x0000_s1026" o:spid="_x0000_s1026" o:spt="3" type="#_x0000_t3" style="position:absolute;left:0pt;margin-left:243.95pt;margin-top:13.45pt;height:17pt;width:17pt;z-index:251683840;v-text-anchor:middle;mso-width-relative:page;mso-height-relative:page;" filled="f" stroked="t" coordsize="21600,21600" o:gfxdata="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">
+              <v:shape id="_x0000_s1026" o:spid="_x0000_s1026" o:spt="3" type="#_x0000_t3" style="position:absolute;left:0pt;margin-left:243.95pt;margin-top:238.85pt;height:17pt;width:17pt;z-index:251693056;v-text-anchor:middle;mso-width-relative:page;mso-height-relative:page;" filled="f" stroked="t" coordsize="21600,21600" o:gfxdata="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">
                 <v:fill on="f" focussize="0,0"/>
                 <v:stroke weight="1.5pt" color="#7F7F7F [2404]" miterlimit="8" joinstyle="miter" dashstyle="3 1"/>
                 <v:imagedata o:title=""/>
@@ -6255,210 +6974,22 @@
     </w:p>
     <w:p>
       <w:pPr>
-        <w:jc w:val="left"/>
-        <w:rPr>
-          <w:rFonts w:hint="default" w:ascii="Times New Roman" w:hAnsi="Times New Roman" w:cs="Times New Roman"/>
-          <w:lang w:val="es-ES"/>
-        </w:rPr>
-      </w:pPr>
-      <w:r>
-        <w:rPr>
-          <w:rFonts w:hint="default" w:ascii="Times New Roman" w:hAnsi="Times New Roman" w:cs="Times New Roman"/>
-          <w:lang w:val="es-ES"/>
-        </w:rPr>
-        <w:t>Ciclo for:</w:t>
-      </w:r>
-    </w:p>
-    <w:p>
-      <w:pPr>
-        <w:jc w:val="left"/>
-        <w:rPr>
-          <w:rFonts w:hint="default" w:ascii="Times New Roman" w:hAnsi="Times New Roman" w:cs="Times New Roman"/>
-          <w:lang w:val="en-US" w:eastAsia="zh-CN"/>
-        </w:rPr>
-      </w:pPr>
-      <w:r>
-        <w:rPr>
-          <w:rFonts w:hint="default" w:ascii="Times New Roman" w:hAnsi="Times New Roman" w:cs="Times New Roman"/>
-          <w:lang w:val="en-US" w:eastAsia="zh-CN"/>
-        </w:rPr>
-        <w:t>El bucle</w:t>
-      </w:r>
-      <w:r>
-        <w:rPr>
-          <w:rFonts w:hint="default" w:ascii="Times New Roman" w:hAnsi="Times New Roman" w:cs="Times New Roman"/>
-          <w:lang w:val="es-ES" w:eastAsia="zh-CN"/>
-        </w:rPr>
-        <w:t xml:space="preserve"> for</w:t>
-      </w:r>
-      <w:r>
-        <w:rPr>
-          <w:rFonts w:hint="default" w:ascii="Times New Roman" w:hAnsi="Times New Roman" w:cs="Times New Roman"/>
-          <w:lang w:val="en-US" w:eastAsia="zh-CN"/>
-        </w:rPr>
-        <w:t xml:space="preserve"> permite repetir una acción un número determinado de veces. A diferencia de</w:t>
-      </w:r>
-      <w:r>
-        <w:rPr>
-          <w:rFonts w:hint="default" w:ascii="Times New Roman" w:hAnsi="Times New Roman" w:cs="Times New Roman"/>
-          <w:lang w:val="es-ES" w:eastAsia="zh-CN"/>
-        </w:rPr>
-        <w:t xml:space="preserve"> while,</w:t>
-      </w:r>
-      <w:r>
-        <w:rPr>
-          <w:rFonts w:hint="default" w:ascii="Times New Roman" w:hAnsi="Times New Roman" w:cs="Times New Roman"/>
-          <w:lang w:val="en-US" w:eastAsia="zh-CN"/>
-        </w:rPr>
-        <w:t xml:space="preserve"> a</w:t>
-      </w:r>
-      <w:r>
-        <w:rPr>
-          <w:rFonts w:hint="default" w:ascii="Times New Roman" w:hAnsi="Times New Roman" w:cs="Times New Roman"/>
-          <w:lang w:val="es-ES" w:eastAsia="zh-CN"/>
-        </w:rPr>
-        <w:t>cá</w:t>
-      </w:r>
-      <w:r>
-        <w:rPr>
-          <w:rFonts w:hint="default" w:ascii="Times New Roman" w:hAnsi="Times New Roman" w:cs="Times New Roman"/>
-          <w:lang w:val="en-US" w:eastAsia="zh-CN"/>
-        </w:rPr>
-        <w:t xml:space="preserve"> sabemos de antemano cuántas veces se repetirá el código.</w:t>
-      </w:r>
-    </w:p>
-    <w:p>
-      <w:pPr>
-        <w:keepNext w:val="0"/>
-        <w:keepLines w:val="0"/>
-        <w:widowControl/>
-        <w:suppressLineNumbers w:val="0"/>
-        <w:jc w:val="left"/>
-        <w:rPr>
-          <w:rFonts w:hint="default" w:ascii="Calibri" w:hAnsi="Calibri" w:eastAsia="SimSun" w:cs="Calibri"/>
-          <w:color w:val="000000"/>
-          <w:kern w:val="0"/>
-          <w:sz w:val="22"/>
-          <w:szCs w:val="22"/>
-          <w:lang w:val="en-US" w:eastAsia="zh-CN" w:bidi="ar"/>
-        </w:rPr>
-      </w:pPr>
-    </w:p>
-    <w:p>
-      <w:pPr>
-        <w:jc w:val="center"/>
-      </w:pPr>
-      <w:r>
-        <w:drawing>
-          <wp:inline distT="0" distB="0" distL="114300" distR="114300">
-            <wp:extent cx="3879215" cy="866775"/>
-            <wp:effectExtent l="0" t="0" r="0" b="0"/>
-            <wp:docPr id="27" name="Imagen 4"/>
-            <wp:cNvGraphicFramePr>
-              <a:graphicFrameLocks xmlns:a="http://schemas.openxmlformats.org/drawingml/2006/main" noChangeAspect="1"/>
-            </wp:cNvGraphicFramePr>
-            <a:graphic xmlns:a="http://schemas.openxmlformats.org/drawingml/2006/main">
-              <a:graphicData uri="http://schemas.openxmlformats.org/drawingml/2006/picture">
-                <pic:pic xmlns:pic="http://schemas.openxmlformats.org/drawingml/2006/picture">
-                  <pic:nvPicPr>
-                    <pic:cNvPr id="27" name="Imagen 4"/>
-                    <pic:cNvPicPr>
-                      <a:picLocks noChangeAspect="1"/>
-                    </pic:cNvPicPr>
-                  </pic:nvPicPr>
-                  <pic:blipFill>
-                    <a:blip r:embed="rId20"/>
-                    <a:srcRect r="3262"/>
-                    <a:stretch>
-                      <a:fillRect/>
-                    </a:stretch>
-                  </pic:blipFill>
-                  <pic:spPr>
-                    <a:xfrm>
-                      <a:off x="0" y="0"/>
-                      <a:ext cx="3879215" cy="866775"/>
-                    </a:xfrm>
-                    <a:prstGeom prst="rect">
-                      <a:avLst/>
-                    </a:prstGeom>
-                    <a:noFill/>
-                    <a:ln>
-                      <a:noFill/>
-                    </a:ln>
-                  </pic:spPr>
-                </pic:pic>
-              </a:graphicData>
-            </a:graphic>
-          </wp:inline>
-        </w:drawing>
-      </w:r>
-    </w:p>
-    <w:p>
-      <w:pPr>
-        <w:jc w:val="center"/>
-      </w:pPr>
-    </w:p>
-    <w:p>
-      <w:pPr>
-        <w:jc w:val="center"/>
-      </w:pPr>
-      <w:r>
-        <w:drawing>
-          <wp:inline distT="0" distB="0" distL="114300" distR="114300">
-            <wp:extent cx="1917700" cy="1266825"/>
-            <wp:effectExtent l="0" t="0" r="6350" b="9525"/>
-            <wp:docPr id="28" name="Imagen 5"/>
-            <wp:cNvGraphicFramePr>
-              <a:graphicFrameLocks xmlns:a="http://schemas.openxmlformats.org/drawingml/2006/main" noChangeAspect="1"/>
-            </wp:cNvGraphicFramePr>
-            <a:graphic xmlns:a="http://schemas.openxmlformats.org/drawingml/2006/main">
-              <a:graphicData uri="http://schemas.openxmlformats.org/drawingml/2006/picture">
-                <pic:pic xmlns:pic="http://schemas.openxmlformats.org/drawingml/2006/picture">
-                  <pic:nvPicPr>
-                    <pic:cNvPr id="28" name="Imagen 5"/>
-                    <pic:cNvPicPr>
-                      <a:picLocks noChangeAspect="1"/>
-                    </pic:cNvPicPr>
-                  </pic:nvPicPr>
-                  <pic:blipFill>
-                    <a:blip r:embed="rId21"/>
-                    <a:srcRect r="31286"/>
-                    <a:stretch>
-                      <a:fillRect/>
-                    </a:stretch>
-                  </pic:blipFill>
-                  <pic:spPr>
-                    <a:xfrm>
-                      <a:off x="0" y="0"/>
-                      <a:ext cx="1917700" cy="1266825"/>
-                    </a:xfrm>
-                    <a:prstGeom prst="rect">
-                      <a:avLst/>
-                    </a:prstGeom>
-                    <a:noFill/>
-                    <a:ln>
-                      <a:noFill/>
-                    </a:ln>
-                  </pic:spPr>
-                </pic:pic>
-              </a:graphicData>
-            </a:graphic>
-          </wp:inline>
-        </w:drawing>
-      </w:r>
-    </w:p>
-    <w:p>
-      <w:pPr>
-        <w:rPr>
-          <w:rFonts w:hint="default" w:ascii="Times New Roman" w:hAnsi="Times New Roman" w:cs="Times New Roman"/>
-          <w:sz w:val="20"/>
-          <w:lang w:val="es-ES" w:eastAsia="zh-CN"/>
-        </w:rPr>
-      </w:pPr>
-      <w:r>
-        <w:rPr>
-          <w:rFonts w:hint="default" w:ascii="Times New Roman" w:hAnsi="Times New Roman" w:cs="Times New Roman"/>
-          <w:sz w:val="20"/>
+        <w:rPr>
+          <w:rFonts w:hint="default" w:ascii="Times New Roman" w:hAnsi="Times New Roman" w:cs="Times New Roman"/>
+          <w:b/>
+          <w:bCs/>
+          <w:sz w:val="24"/>
+          <w:szCs w:val="24"/>
+          <w:lang w:val="es-ES" w:eastAsia="zh-CN"/>
+        </w:rPr>
+      </w:pPr>
+      <w:r>
+        <w:rPr>
+          <w:rFonts w:hint="default" w:ascii="Times New Roman" w:hAnsi="Times New Roman" w:cs="Times New Roman"/>
+          <w:b/>
+          <w:bCs/>
+          <w:sz w:val="24"/>
+          <w:szCs w:val="24"/>
           <w:lang w:val="es-ES" w:eastAsia="zh-CN"/>
         </w:rPr>
         <w:t>Funciones:</w:t>
@@ -7143,7 +7674,7 @@
           </mc:Choice>
           <mc:Fallback>
             <w:pict>
-              <v:group id="_x0000_s1026" o:spid="_x0000_s1026" o:spt="203" style="position:absolute;left:0pt;margin-left:-6.35pt;margin-top:11.75pt;height:173.45pt;width:141pt;z-index:251677696;mso-width-relative:page;mso-height-relative:page;" coordorigin="4895,74091" coordsize="2820,3469" o:gfxdata="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">
+              <v:group id="_x0000_s1026" o:spid="_x0000_s1026" o:spt="203" style="position:absolute;left:0pt;margin-left:-6.35pt;margin-top:11.75pt;height:173.45pt;width:141pt;z-index:251677696;mso-width-relative:page;mso-height-relative:page;" coordorigin="4895,74091" coordsize="2820,3469" o:gfxdata="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">
                 <o:lock v:ext="edit" aspectratio="f"/>
                 <v:shape id="Imagen 5" o:spid="_x0000_s1026" o:spt="75" type="#_x0000_t75" style="position:absolute;left:4895;top:74091;height:990;width:2820;" filled="f" o:preferrelative="t" stroked="f" coordsize="21600,21600" o:gfxdata="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">
                   <v:fill on="f" focussize="0,0"/>
@@ -7665,31 +8196,232 @@
       <w:pPr>
         <w:rPr>
           <w:rFonts w:hint="default" w:ascii="Times New Roman" w:hAnsi="Times New Roman" w:cs="Times New Roman"/>
-          <w:sz w:val="20"/>
-          <w:lang w:val="es-ES" w:eastAsia="zh-CN"/>
-        </w:rPr>
-      </w:pPr>
-      <w:r>
-        <w:rPr>
-          <w:rFonts w:hint="default" w:ascii="Times New Roman" w:hAnsi="Times New Roman" w:cs="Times New Roman"/>
-          <w:sz w:val="20"/>
-          <w:lang w:val="es-ES" w:eastAsia="zh-CN"/>
+          <w:b/>
+          <w:bCs/>
+          <w:sz w:val="24"/>
+          <w:szCs w:val="24"/>
+          <w:lang w:val="es-ES" w:eastAsia="zh-CN"/>
+        </w:rPr>
+      </w:pPr>
+      <w:r>
+        <w:rPr>
+          <w:rFonts w:hint="default" w:ascii="Times New Roman" w:hAnsi="Times New Roman" w:cs="Times New Roman"/>
+          <w:b/>
+          <w:bCs/>
+          <w:sz w:val="24"/>
+          <w:szCs w:val="24"/>
+          <w:lang w:val="es-ES" w:eastAsia="zh-CN"/>
+        </w:rPr>
+        <w:t>try except:</w:t>
+      </w:r>
+    </w:p>
+    <w:p>
+      <w:pPr>
+        <w:rPr>
+          <w:rFonts w:hint="default" w:ascii="Times New Roman" w:hAnsi="Times New Roman" w:cs="Times New Roman"/>
+          <w:sz w:val="20"/>
+          <w:lang w:val="en-US" w:eastAsia="zh-CN"/>
+        </w:rPr>
+      </w:pPr>
+      <w:r>
+        <w:rPr>
+          <w:rFonts w:hint="default" w:ascii="Times New Roman" w:hAnsi="Times New Roman" w:cs="Times New Roman"/>
+          <w:sz w:val="20"/>
+          <w:lang w:val="en-US" w:eastAsia="zh-CN"/>
+        </w:rPr>
+        <w:t>El bloque try contiene el código que puede lanzar una excepción</w:t>
+      </w:r>
+      <w:r>
+        <w:rPr>
+          <w:rFonts w:hint="default" w:ascii="Times New Roman" w:hAnsi="Times New Roman" w:cs="Times New Roman"/>
+          <w:sz w:val="20"/>
+          <w:lang w:val="es-ES" w:eastAsia="zh-CN"/>
+        </w:rPr>
+        <w:t xml:space="preserve">. </w:t>
+      </w:r>
+      <w:r>
+        <w:rPr>
+          <w:rFonts w:hint="default" w:ascii="Times New Roman" w:hAnsi="Times New Roman" w:cs="Times New Roman"/>
+          <w:sz w:val="20"/>
+          <w:lang w:val="en-US" w:eastAsia="zh-CN"/>
+        </w:rPr>
+        <w:t>Una excepción es un tipo especial de error que ocurre mientras el programa se está</w:t>
+      </w:r>
+      <w:r>
+        <w:rPr>
+          <w:rFonts w:hint="default" w:ascii="Times New Roman" w:hAnsi="Times New Roman" w:cs="Times New Roman"/>
+          <w:sz w:val="20"/>
+          <w:lang w:val="es-ES" w:eastAsia="zh-CN"/>
+        </w:rPr>
+        <w:t xml:space="preserve"> </w:t>
+      </w:r>
+      <w:r>
+        <w:rPr>
+          <w:rFonts w:hint="default" w:ascii="Times New Roman" w:hAnsi="Times New Roman" w:cs="Times New Roman"/>
+          <w:sz w:val="20"/>
+          <w:lang w:val="en-US" w:eastAsia="zh-CN"/>
+        </w:rPr>
+        <w:t>ejecutando.</w:t>
+      </w:r>
+    </w:p>
+    <w:p>
+      <w:pPr>
+        <w:jc w:val="both"/>
+      </w:pPr>
+      <w:r>
+        <w:drawing>
+          <wp:inline distT="0" distB="0" distL="114300" distR="114300">
+            <wp:extent cx="4324350" cy="1190625"/>
+            <wp:effectExtent l="0" t="0" r="0" b="9525"/>
+            <wp:docPr id="34" name="Imagen 1"/>
+            <wp:cNvGraphicFramePr>
+              <a:graphicFrameLocks xmlns:a="http://schemas.openxmlformats.org/drawingml/2006/main" noChangeAspect="1"/>
+            </wp:cNvGraphicFramePr>
+            <a:graphic xmlns:a="http://schemas.openxmlformats.org/drawingml/2006/main">
+              <a:graphicData uri="http://schemas.openxmlformats.org/drawingml/2006/picture">
+                <pic:pic xmlns:pic="http://schemas.openxmlformats.org/drawingml/2006/picture">
+                  <pic:nvPicPr>
+                    <pic:cNvPr id="34" name="Imagen 1"/>
+                    <pic:cNvPicPr>
+                      <a:picLocks noChangeAspect="1"/>
+                    </pic:cNvPicPr>
+                  </pic:nvPicPr>
+                  <pic:blipFill>
+                    <a:blip r:embed="rId27"/>
+                    <a:stretch>
+                      <a:fillRect/>
+                    </a:stretch>
+                  </pic:blipFill>
+                  <pic:spPr>
+                    <a:xfrm>
+                      <a:off x="0" y="0"/>
+                      <a:ext cx="4324350" cy="1190625"/>
+                    </a:xfrm>
+                    <a:prstGeom prst="rect">
+                      <a:avLst/>
+                    </a:prstGeom>
+                    <a:noFill/>
+                    <a:ln>
+                      <a:noFill/>
+                    </a:ln>
+                  </pic:spPr>
+                </pic:pic>
+              </a:graphicData>
+            </a:graphic>
+          </wp:inline>
+        </w:drawing>
+      </w:r>
+    </w:p>
+    <w:p>
+      <w:pPr>
+        <w:rPr>
+          <w:rFonts w:hint="default" w:ascii="Times New Roman" w:hAnsi="Times New Roman" w:cs="Times New Roman"/>
+          <w:sz w:val="20"/>
+          <w:lang w:val="es-ES" w:eastAsia="zh-CN"/>
+        </w:rPr>
+      </w:pPr>
+      <w:r>
+        <w:rPr>
+          <w:rFonts w:hint="default" w:ascii="Times New Roman" w:hAnsi="Times New Roman" w:cs="Times New Roman"/>
+          <w:sz w:val="20"/>
+          <w:lang w:val="es-ES" w:eastAsia="zh-CN"/>
+        </w:rPr>
+        <w:t>Se pueden usar multiples except y tambien except no especificados:</w:t>
+      </w:r>
+    </w:p>
+    <w:p>
+      <w:pPr>
+        <w:jc w:val="both"/>
+        <w:rPr>
+          <w:rFonts w:hint="default"/>
+          <w:lang w:val="es-ES" w:eastAsia="zh-CN"/>
+        </w:rPr>
+      </w:pPr>
+      <w:r>
+        <w:drawing>
+          <wp:inline distT="0" distB="0" distL="114300" distR="114300">
+            <wp:extent cx="4686300" cy="1228725"/>
+            <wp:effectExtent l="0" t="0" r="0" b="9525"/>
+            <wp:docPr id="43" name="Imagen 4"/>
+            <wp:cNvGraphicFramePr>
+              <a:graphicFrameLocks xmlns:a="http://schemas.openxmlformats.org/drawingml/2006/main" noChangeAspect="1"/>
+            </wp:cNvGraphicFramePr>
+            <a:graphic xmlns:a="http://schemas.openxmlformats.org/drawingml/2006/main">
+              <a:graphicData uri="http://schemas.openxmlformats.org/drawingml/2006/picture">
+                <pic:pic xmlns:pic="http://schemas.openxmlformats.org/drawingml/2006/picture">
+                  <pic:nvPicPr>
+                    <pic:cNvPr id="43" name="Imagen 4"/>
+                    <pic:cNvPicPr>
+                      <a:picLocks noChangeAspect="1"/>
+                    </pic:cNvPicPr>
+                  </pic:nvPicPr>
+                  <pic:blipFill>
+                    <a:blip r:embed="rId28"/>
+                    <a:stretch>
+                      <a:fillRect/>
+                    </a:stretch>
+                  </pic:blipFill>
+                  <pic:spPr>
+                    <a:xfrm>
+                      <a:off x="0" y="0"/>
+                      <a:ext cx="4686300" cy="1228725"/>
+                    </a:xfrm>
+                    <a:prstGeom prst="rect">
+                      <a:avLst/>
+                    </a:prstGeom>
+                    <a:noFill/>
+                    <a:ln>
+                      <a:noFill/>
+                    </a:ln>
+                  </pic:spPr>
+                </pic:pic>
+              </a:graphicData>
+            </a:graphic>
+          </wp:inline>
+        </w:drawing>
+      </w:r>
+    </w:p>
+    <w:p>
+      <w:pPr>
+        <w:rPr>
+          <w:rFonts w:hint="default" w:ascii="Times New Roman" w:hAnsi="Times New Roman" w:cs="Times New Roman"/>
+          <w:b/>
+          <w:bCs/>
+          <w:sz w:val="24"/>
+          <w:szCs w:val="24"/>
+          <w:lang w:val="es-ES" w:eastAsia="zh-CN"/>
+        </w:rPr>
+      </w:pPr>
+      <w:r>
+        <w:rPr>
+          <w:rFonts w:hint="default" w:ascii="Times New Roman" w:hAnsi="Times New Roman" w:cs="Times New Roman"/>
+          <w:b/>
+          <w:bCs/>
+          <w:sz w:val="24"/>
+          <w:szCs w:val="24"/>
+          <w:lang w:val="es-ES" w:eastAsia="zh-CN"/>
+        </w:rPr>
+        <w:br w:type="page"/>
+      </w:r>
+      <w:r>
+        <w:rPr>
+          <w:sz w:val="20"/>
         </w:rPr>
         <mc:AlternateContent>
           <mc:Choice Requires="wps">
             <w:drawing>
-              <wp:anchor distT="0" distB="0" distL="114300" distR="114300" simplePos="0" relativeHeight="251684864" behindDoc="0" locked="0" layoutInCell="1" allowOverlap="1">
+              <wp:anchor distT="0" distB="0" distL="114300" distR="114300" simplePos="0" relativeHeight="251686912" behindDoc="0" locked="0" layoutInCell="1" allowOverlap="1">
                 <wp:simplePos x="0" y="0"/>
                 <wp:positionH relativeFrom="column">
                   <wp:posOffset>3098165</wp:posOffset>
                 </wp:positionH>
                 <wp:positionV relativeFrom="paragraph">
-                  <wp:posOffset>1045210</wp:posOffset>
+                  <wp:posOffset>880110</wp:posOffset>
                 </wp:positionV>
                 <wp:extent cx="215900" cy="215900"/>
                 <wp:effectExtent l="9525" t="9525" r="22225" b="22225"/>
-                <wp:wrapSquare wrapText="bothSides"/>
-                <wp:docPr id="63" name="Óvalo 63"/>
+                <wp:wrapNone/>
+                <wp:docPr id="79" name="Óvalo 79"/>
                 <wp:cNvGraphicFramePr/>
                 <a:graphic xmlns:a="http://schemas.openxmlformats.org/drawingml/2006/main">
                   <a:graphicData uri="http://schemas.microsoft.com/office/word/2010/wordprocessingShape">
@@ -7738,204 +8470,35 @@
           </mc:Choice>
           <mc:Fallback>
             <w:pict>
-              <v:shape id="_x0000_s1026" o:spid="_x0000_s1026" o:spt="3" type="#_x0000_t3" style="position:absolute;left:0pt;margin-left:243.95pt;margin-top:82.3pt;height:17pt;width:17pt;mso-wrap-distance-bottom:0pt;mso-wrap-distance-left:9pt;mso-wrap-distance-right:9pt;mso-wrap-distance-top:0pt;z-index:251684864;v-text-anchor:middle;mso-width-relative:page;mso-height-relative:page;" filled="f" stroked="t" coordsize="21600,21600" wrapcoords="-953 -953 -953 16772 1016 20711 18741 20711 20711 16772 20711 1016 18741 -953 -953 -953" o:gfxdata="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">
+              <v:shape id="_x0000_s1026" o:spid="_x0000_s1026" o:spt="3" type="#_x0000_t3" style="position:absolute;left:0pt;margin-left:243.95pt;margin-top:69.3pt;height:17pt;width:17pt;z-index:251686912;v-text-anchor:middle;mso-width-relative:page;mso-height-relative:page;" filled="f" stroked="t" coordsize="21600,21600" o:gfxdata="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">
                 <v:fill on="f" focussize="0,0"/>
                 <v:stroke weight="1.5pt" color="#7F7F7F [2404]" miterlimit="8" joinstyle="miter" dashstyle="3 1"/>
                 <v:imagedata o:title=""/>
                 <o:lock v:ext="edit" aspectratio="f"/>
-                <w10:wrap type="square"/>
               </v:shape>
             </w:pict>
           </mc:Fallback>
         </mc:AlternateContent>
       </w:r>
-      <w:r>
-        <w:rPr>
-          <w:rFonts w:hint="default" w:ascii="Times New Roman" w:hAnsi="Times New Roman" w:cs="Times New Roman"/>
-          <w:sz w:val="20"/>
-          <w:lang w:val="es-ES" w:eastAsia="zh-CN"/>
-        </w:rPr>
-        <w:t>try except:</w:t>
-      </w:r>
-    </w:p>
-    <w:p>
-      <w:pPr>
-        <w:rPr>
-          <w:rFonts w:hint="default" w:ascii="Times New Roman" w:hAnsi="Times New Roman" w:cs="Times New Roman"/>
-          <w:sz w:val="20"/>
-          <w:lang w:val="en-US" w:eastAsia="zh-CN"/>
-        </w:rPr>
-      </w:pPr>
-      <w:r>
-        <w:rPr>
-          <w:rFonts w:hint="default" w:ascii="Times New Roman" w:hAnsi="Times New Roman" w:cs="Times New Roman"/>
-          <w:sz w:val="20"/>
-          <w:lang w:val="en-US" w:eastAsia="zh-CN"/>
-        </w:rPr>
-        <w:t>El bloque try contiene el código que puede lanzar una excepción</w:t>
-      </w:r>
-      <w:r>
-        <w:rPr>
-          <w:rFonts w:hint="default" w:ascii="Times New Roman" w:hAnsi="Times New Roman" w:cs="Times New Roman"/>
-          <w:sz w:val="20"/>
-          <w:lang w:val="es-ES" w:eastAsia="zh-CN"/>
-        </w:rPr>
-        <w:t xml:space="preserve">. </w:t>
-      </w:r>
-      <w:r>
-        <w:rPr>
-          <w:rFonts w:hint="default" w:ascii="Times New Roman" w:hAnsi="Times New Roman" w:cs="Times New Roman"/>
-          <w:sz w:val="20"/>
-          <w:lang w:val="en-US" w:eastAsia="zh-CN"/>
-        </w:rPr>
-        <w:t>Una excepción es un tipo especial de error que ocurre mientras el programa se está</w:t>
-      </w:r>
-      <w:r>
-        <w:rPr>
-          <w:rFonts w:hint="default" w:ascii="Times New Roman" w:hAnsi="Times New Roman" w:cs="Times New Roman"/>
-          <w:sz w:val="20"/>
-          <w:lang w:val="es-ES" w:eastAsia="zh-CN"/>
-        </w:rPr>
-        <w:t xml:space="preserve"> </w:t>
-      </w:r>
-      <w:r>
-        <w:rPr>
-          <w:rFonts w:hint="default" w:ascii="Times New Roman" w:hAnsi="Times New Roman" w:cs="Times New Roman"/>
-          <w:sz w:val="20"/>
-          <w:lang w:val="en-US" w:eastAsia="zh-CN"/>
-        </w:rPr>
-        <w:t>ejecutando.</w:t>
-      </w:r>
-    </w:p>
-    <w:p>
-      <w:pPr>
-        <w:jc w:val="both"/>
-      </w:pPr>
-      <w:r>
-        <w:drawing>
-          <wp:inline distT="0" distB="0" distL="114300" distR="114300">
-            <wp:extent cx="4324350" cy="1190625"/>
-            <wp:effectExtent l="0" t="0" r="0" b="9525"/>
-            <wp:docPr id="34" name="Imagen 1"/>
-            <wp:cNvGraphicFramePr>
-              <a:graphicFrameLocks xmlns:a="http://schemas.openxmlformats.org/drawingml/2006/main" noChangeAspect="1"/>
-            </wp:cNvGraphicFramePr>
-            <a:graphic xmlns:a="http://schemas.openxmlformats.org/drawingml/2006/main">
-              <a:graphicData uri="http://schemas.openxmlformats.org/drawingml/2006/picture">
-                <pic:pic xmlns:pic="http://schemas.openxmlformats.org/drawingml/2006/picture">
-                  <pic:nvPicPr>
-                    <pic:cNvPr id="34" name="Imagen 1"/>
-                    <pic:cNvPicPr>
-                      <a:picLocks noChangeAspect="1"/>
-                    </pic:cNvPicPr>
-                  </pic:nvPicPr>
-                  <pic:blipFill>
-                    <a:blip r:embed="rId27"/>
-                    <a:stretch>
-                      <a:fillRect/>
-                    </a:stretch>
-                  </pic:blipFill>
-                  <pic:spPr>
-                    <a:xfrm>
-                      <a:off x="0" y="0"/>
-                      <a:ext cx="4324350" cy="1190625"/>
-                    </a:xfrm>
-                    <a:prstGeom prst="rect">
-                      <a:avLst/>
-                    </a:prstGeom>
-                    <a:noFill/>
-                    <a:ln>
-                      <a:noFill/>
-                    </a:ln>
-                  </pic:spPr>
-                </pic:pic>
-              </a:graphicData>
-            </a:graphic>
-          </wp:inline>
-        </w:drawing>
-      </w:r>
-    </w:p>
-    <w:p>
-      <w:pPr>
-        <w:rPr>
-          <w:rFonts w:hint="default" w:ascii="Times New Roman" w:hAnsi="Times New Roman" w:cs="Times New Roman"/>
-          <w:sz w:val="20"/>
-          <w:lang w:val="es-ES" w:eastAsia="zh-CN"/>
-        </w:rPr>
-      </w:pPr>
-      <w:r>
-        <w:rPr>
-          <w:rFonts w:hint="default" w:ascii="Times New Roman" w:hAnsi="Times New Roman" w:cs="Times New Roman"/>
-          <w:sz w:val="20"/>
-          <w:lang w:val="es-ES" w:eastAsia="zh-CN"/>
-        </w:rPr>
-        <w:t>Se pueden usar multiples except y tambien except no especificados:</w:t>
-      </w:r>
-    </w:p>
-    <w:p>
-      <w:pPr>
-        <w:jc w:val="both"/>
-        <w:rPr>
-          <w:rFonts w:hint="default"/>
-          <w:lang w:val="es-ES" w:eastAsia="zh-CN"/>
-        </w:rPr>
-      </w:pPr>
-      <w:r>
-        <w:drawing>
-          <wp:inline distT="0" distB="0" distL="114300" distR="114300">
-            <wp:extent cx="4686300" cy="1228725"/>
-            <wp:effectExtent l="0" t="0" r="0" b="9525"/>
-            <wp:docPr id="43" name="Imagen 4"/>
-            <wp:cNvGraphicFramePr>
-              <a:graphicFrameLocks xmlns:a="http://schemas.openxmlformats.org/drawingml/2006/main" noChangeAspect="1"/>
-            </wp:cNvGraphicFramePr>
-            <a:graphic xmlns:a="http://schemas.openxmlformats.org/drawingml/2006/main">
-              <a:graphicData uri="http://schemas.openxmlformats.org/drawingml/2006/picture">
-                <pic:pic xmlns:pic="http://schemas.openxmlformats.org/drawingml/2006/picture">
-                  <pic:nvPicPr>
-                    <pic:cNvPr id="43" name="Imagen 4"/>
-                    <pic:cNvPicPr>
-                      <a:picLocks noChangeAspect="1"/>
-                    </pic:cNvPicPr>
-                  </pic:nvPicPr>
-                  <pic:blipFill>
-                    <a:blip r:embed="rId28"/>
-                    <a:stretch>
-                      <a:fillRect/>
-                    </a:stretch>
-                  </pic:blipFill>
-                  <pic:spPr>
-                    <a:xfrm>
-                      <a:off x="0" y="0"/>
-                      <a:ext cx="4686300" cy="1228725"/>
-                    </a:xfrm>
-                    <a:prstGeom prst="rect">
-                      <a:avLst/>
-                    </a:prstGeom>
-                    <a:noFill/>
-                    <a:ln>
-                      <a:noFill/>
-                    </a:ln>
-                  </pic:spPr>
-                </pic:pic>
-              </a:graphicData>
-            </a:graphic>
-          </wp:inline>
-        </w:drawing>
-      </w:r>
-    </w:p>
-    <w:p>
-      <w:pPr>
-        <w:rPr>
-          <w:rFonts w:hint="default" w:ascii="Times New Roman" w:hAnsi="Times New Roman" w:cs="Times New Roman"/>
-          <w:sz w:val="20"/>
-          <w:lang w:val="es-ES" w:eastAsia="zh-CN"/>
-        </w:rPr>
-      </w:pPr>
-      <w:r>
-        <w:rPr>
-          <w:rFonts w:hint="default" w:ascii="Times New Roman" w:hAnsi="Times New Roman" w:cs="Times New Roman"/>
-          <w:sz w:val="20"/>
+    </w:p>
+    <w:p>
+      <w:pPr>
+        <w:rPr>
+          <w:rFonts w:hint="default" w:ascii="Times New Roman" w:hAnsi="Times New Roman" w:cs="Times New Roman"/>
+          <w:b/>
+          <w:bCs/>
+          <w:sz w:val="24"/>
+          <w:szCs w:val="24"/>
+          <w:lang w:val="es-ES" w:eastAsia="zh-CN"/>
+        </w:rPr>
+      </w:pPr>
+      <w:r>
+        <w:rPr>
+          <w:rFonts w:hint="default" w:ascii="Times New Roman" w:hAnsi="Times New Roman" w:cs="Times New Roman"/>
+          <w:b/>
+          <w:bCs/>
+          <w:sz w:val="24"/>
+          <w:szCs w:val="24"/>
           <w:lang w:val="es-ES" w:eastAsia="zh-CN"/>
         </w:rPr>
         <w:t>Tipos de errores:</w:t>
@@ -7943,6 +8506,11 @@
     </w:p>
     <w:p>
       <w:pPr>
+        <w:numPr>
+          <w:ilvl w:val="0"/>
+          <w:numId w:val="1"/>
+        </w:numPr>
+        <w:ind w:left="200" w:leftChars="0" w:hanging="200" w:firstLineChars="0"/>
         <w:rPr>
           <w:rFonts w:hint="default" w:ascii="Times New Roman" w:hAnsi="Times New Roman" w:cs="Times New Roman"/>
           <w:sz w:val="20"/>
@@ -8029,6 +8597,11 @@
     </w:p>
     <w:p>
       <w:pPr>
+        <w:numPr>
+          <w:ilvl w:val="0"/>
+          <w:numId w:val="1"/>
+        </w:numPr>
+        <w:ind w:left="200" w:leftChars="0" w:hanging="200" w:firstLineChars="0"/>
         <w:rPr>
           <w:rFonts w:hint="default" w:ascii="Times New Roman" w:hAnsi="Times New Roman" w:cs="Times New Roman"/>
           <w:sz w:val="20"/>
@@ -8089,8 +8662,8 @@
       <w:r>
         <w:drawing>
           <wp:inline distT="0" distB="0" distL="114300" distR="114300">
-            <wp:extent cx="4276725" cy="857250"/>
-            <wp:effectExtent l="0" t="0" r="9525" b="0"/>
+            <wp:extent cx="3896360" cy="781050"/>
+            <wp:effectExtent l="0" t="0" r="8890" b="0"/>
             <wp:docPr id="58" name="Imagen 5"/>
             <wp:cNvGraphicFramePr>
               <a:graphicFrameLocks xmlns:a="http://schemas.openxmlformats.org/drawingml/2006/main" noChangeAspect="1"/>
@@ -8113,7 +8686,7 @@
                   <pic:spPr>
                     <a:xfrm>
                       <a:off x="0" y="0"/>
-                      <a:ext cx="4276725" cy="857250"/>
+                      <a:ext cx="3896360" cy="781050"/>
                     </a:xfrm>
                     <a:prstGeom prst="rect">
                       <a:avLst/>
@@ -8132,6 +8705,11 @@
     </w:p>
     <w:p>
       <w:pPr>
+        <w:numPr>
+          <w:ilvl w:val="0"/>
+          <w:numId w:val="1"/>
+        </w:numPr>
+        <w:ind w:left="200" w:leftChars="0" w:hanging="200" w:firstLineChars="0"/>
         <w:rPr>
           <w:rFonts w:hint="default" w:ascii="Times New Roman" w:hAnsi="Times New Roman" w:cs="Times New Roman"/>
           <w:sz w:val="20"/>
@@ -8218,6 +8796,11 @@
     </w:p>
     <w:p>
       <w:pPr>
+        <w:numPr>
+          <w:ilvl w:val="0"/>
+          <w:numId w:val="1"/>
+        </w:numPr>
+        <w:ind w:left="200" w:leftChars="0" w:hanging="200" w:firstLineChars="0"/>
         <w:rPr>
           <w:rFonts w:hint="default" w:ascii="Times New Roman" w:hAnsi="Times New Roman" w:cs="Times New Roman"/>
           <w:sz w:val="20"/>
@@ -8261,8 +8844,8 @@
       <w:r>
         <w:drawing>
           <wp:inline distT="0" distB="0" distL="114300" distR="114300">
-            <wp:extent cx="4191000" cy="1009650"/>
-            <wp:effectExtent l="0" t="0" r="0" b="0"/>
+            <wp:extent cx="3242310" cy="781050"/>
+            <wp:effectExtent l="0" t="0" r="15240" b="0"/>
             <wp:docPr id="64" name="Imagen 7"/>
             <wp:cNvGraphicFramePr>
               <a:graphicFrameLocks xmlns:a="http://schemas.openxmlformats.org/drawingml/2006/main" noChangeAspect="1"/>
@@ -8285,7 +8868,7 @@
                   <pic:spPr>
                     <a:xfrm>
                       <a:off x="0" y="0"/>
-                      <a:ext cx="4191000" cy="1009650"/>
+                      <a:ext cx="3242310" cy="781050"/>
                     </a:xfrm>
                     <a:prstGeom prst="rect">
                       <a:avLst/>
@@ -8304,6 +8887,11 @@
     </w:p>
     <w:p>
       <w:pPr>
+        <w:numPr>
+          <w:ilvl w:val="0"/>
+          <w:numId w:val="1"/>
+        </w:numPr>
+        <w:ind w:left="200" w:leftChars="0" w:hanging="200" w:firstLineChars="0"/>
         <w:rPr>
           <w:rFonts w:hint="default" w:ascii="Times New Roman" w:hAnsi="Times New Roman" w:cs="Times New Roman"/>
           <w:sz w:val="20"/>
@@ -8347,8 +8935,8 @@
       <w:r>
         <w:drawing>
           <wp:inline distT="0" distB="0" distL="114300" distR="114300">
-            <wp:extent cx="3676650" cy="971550"/>
-            <wp:effectExtent l="0" t="0" r="0" b="0"/>
+            <wp:extent cx="2955925" cy="781050"/>
+            <wp:effectExtent l="0" t="0" r="15875" b="0"/>
             <wp:docPr id="65" name="Imagen 8"/>
             <wp:cNvGraphicFramePr>
               <a:graphicFrameLocks xmlns:a="http://schemas.openxmlformats.org/drawingml/2006/main" noChangeAspect="1"/>
@@ -8371,7 +8959,7 @@
                   <pic:spPr>
                     <a:xfrm>
                       <a:off x="0" y="0"/>
-                      <a:ext cx="3676650" cy="971550"/>
+                      <a:ext cx="2955925" cy="781050"/>
                     </a:xfrm>
                     <a:prstGeom prst="rect">
                       <a:avLst/>
@@ -8390,6 +8978,11 @@
     </w:p>
     <w:p>
       <w:pPr>
+        <w:numPr>
+          <w:ilvl w:val="0"/>
+          <w:numId w:val="1"/>
+        </w:numPr>
+        <w:ind w:left="200" w:leftChars="0" w:hanging="200" w:firstLineChars="0"/>
         <w:rPr>
           <w:rFonts w:hint="default" w:ascii="Times New Roman" w:hAnsi="Times New Roman" w:cs="Times New Roman"/>
           <w:sz w:val="20"/>
@@ -8476,6 +9069,11 @@
     </w:p>
     <w:p>
       <w:pPr>
+        <w:numPr>
+          <w:ilvl w:val="0"/>
+          <w:numId w:val="1"/>
+        </w:numPr>
+        <w:ind w:left="200" w:leftChars="0" w:hanging="200" w:firstLineChars="0"/>
         <w:rPr>
           <w:rFonts w:hint="default" w:ascii="Times New Roman" w:hAnsi="Times New Roman" w:cs="Times New Roman"/>
           <w:sz w:val="20"/>
@@ -8519,8 +9117,8 @@
       <w:r>
         <w:drawing>
           <wp:inline distT="0" distB="0" distL="114300" distR="114300">
-            <wp:extent cx="5314950" cy="714375"/>
-            <wp:effectExtent l="0" t="0" r="0" b="9525"/>
+            <wp:extent cx="5810885" cy="781050"/>
+            <wp:effectExtent l="0" t="0" r="18415" b="0"/>
             <wp:docPr id="67" name="Imagen 10"/>
             <wp:cNvGraphicFramePr>
               <a:graphicFrameLocks xmlns:a="http://schemas.openxmlformats.org/drawingml/2006/main" noChangeAspect="1"/>
@@ -8543,7 +9141,7 @@
                   <pic:spPr>
                     <a:xfrm>
                       <a:off x="0" y="0"/>
-                      <a:ext cx="5314950" cy="714375"/>
+                      <a:ext cx="5810885" cy="781050"/>
                     </a:xfrm>
                     <a:prstGeom prst="rect">
                       <a:avLst/>
@@ -8562,15 +9160,6 @@
     </w:p>
     <w:p>
       <w:pPr>
-        <w:jc w:val="both"/>
-        <w:rPr>
-          <w:rFonts w:hint="default"/>
-          <w:lang w:val="en-US" w:eastAsia="zh-CN"/>
-        </w:rPr>
-      </w:pPr>
-    </w:p>
-    <w:p>
-      <w:pPr>
         <w:rPr>
           <w:rFonts w:hint="default" w:ascii="Times New Roman" w:hAnsi="Times New Roman" w:cs="Times New Roman"/>
           <w:sz w:val="20"/>
@@ -8601,8 +9190,8 @@
       <w:r>
         <w:drawing>
           <wp:inline distT="0" distB="0" distL="114300" distR="114300">
-            <wp:extent cx="6410960" cy="1124585"/>
-            <wp:effectExtent l="0" t="0" r="8890" b="18415"/>
+            <wp:extent cx="4451985" cy="781050"/>
+            <wp:effectExtent l="0" t="0" r="5715" b="0"/>
             <wp:docPr id="68" name="Imagen 11"/>
             <wp:cNvGraphicFramePr>
               <a:graphicFrameLocks xmlns:a="http://schemas.openxmlformats.org/drawingml/2006/main" noChangeAspect="1"/>
@@ -8625,7 +9214,7 @@
                   <pic:spPr>
                     <a:xfrm>
                       <a:off x="0" y="0"/>
-                      <a:ext cx="6410960" cy="1124585"/>
+                      <a:ext cx="4451985" cy="781050"/>
                     </a:xfrm>
                     <a:prstGeom prst="rect">
                       <a:avLst/>
@@ -8646,24 +9235,125 @@
       <w:pPr>
         <w:jc w:val="both"/>
       </w:pPr>
-    </w:p>
-    <w:p>
-      <w:pPr>
-        <w:jc w:val="both"/>
-      </w:pPr>
-    </w:p>
-    <w:p>
-      <w:pPr>
-        <w:rPr>
-          <w:rFonts w:hint="default" w:ascii="Times New Roman" w:hAnsi="Times New Roman" w:cs="Times New Roman"/>
-          <w:sz w:val="20"/>
-          <w:lang w:val="es-ES" w:eastAsia="zh-CN"/>
-        </w:rPr>
-      </w:pPr>
-      <w:r>
-        <w:rPr>
-          <w:rFonts w:hint="default" w:ascii="Times New Roman" w:hAnsi="Times New Roman" w:cs="Times New Roman"/>
-          <w:sz w:val="20"/>
+      <w:r>
+        <w:rPr>
+          <w:sz w:val="20"/>
+        </w:rPr>
+        <mc:AlternateContent>
+          <mc:Choice Requires="wps">
+            <w:drawing>
+              <wp:anchor distT="0" distB="0" distL="114300" distR="114300" simplePos="0" relativeHeight="251687936" behindDoc="0" locked="0" layoutInCell="1" allowOverlap="1">
+                <wp:simplePos x="0" y="0"/>
+                <wp:positionH relativeFrom="column">
+                  <wp:posOffset>3098165</wp:posOffset>
+                </wp:positionH>
+                <wp:positionV relativeFrom="paragraph">
+                  <wp:posOffset>262890</wp:posOffset>
+                </wp:positionV>
+                <wp:extent cx="215900" cy="215900"/>
+                <wp:effectExtent l="9525" t="9525" r="22225" b="22225"/>
+                <wp:wrapNone/>
+                <wp:docPr id="89" name="Óvalo 89"/>
+                <wp:cNvGraphicFramePr/>
+                <a:graphic xmlns:a="http://schemas.openxmlformats.org/drawingml/2006/main">
+                  <a:graphicData uri="http://schemas.microsoft.com/office/word/2010/wordprocessingShape">
+                    <wps:wsp>
+                      <wps:cNvSpPr/>
+                      <wps:spPr>
+                        <a:xfrm>
+                          <a:off x="0" y="0"/>
+                          <a:ext cx="215900" cy="215900"/>
+                        </a:xfrm>
+                        <a:prstGeom prst="ellipse">
+                          <a:avLst/>
+                        </a:prstGeom>
+                        <a:noFill/>
+                        <a:ln w="19050">
+                          <a:solidFill>
+                            <a:srgbClr val="7F7F7F"/>
+                          </a:solidFill>
+                          <a:prstDash val="sysDash"/>
+                        </a:ln>
+                      </wps:spPr>
+                      <wps:style>
+                        <a:lnRef idx="2">
+                          <a:schemeClr val="accent1">
+                            <a:lumMod val="75000"/>
+                          </a:schemeClr>
+                        </a:lnRef>
+                        <a:fillRef idx="1">
+                          <a:schemeClr val="accent1"/>
+                        </a:fillRef>
+                        <a:effectRef idx="0">
+                          <a:srgbClr val="FFFFFF"/>
+                        </a:effectRef>
+                        <a:fontRef idx="minor">
+                          <a:schemeClr val="lt1"/>
+                        </a:fontRef>
+                      </wps:style>
+                      <wps:bodyPr rot="0" spcFirstLastPara="0" vertOverflow="overflow" horzOverflow="overflow" vert="horz" wrap="square" lIns="91440" tIns="45720" rIns="91440" bIns="45720" numCol="1" spcCol="0" rtlCol="0" fromWordArt="0" anchor="ctr" anchorCtr="0" forceAA="0" compatLnSpc="1">
+                        <a:noAutofit/>
+                      </wps:bodyPr>
+                    </wps:wsp>
+                  </a:graphicData>
+                </a:graphic>
+              </wp:anchor>
+            </w:drawing>
+          </mc:Choice>
+          <mc:Fallback>
+            <w:pict>
+              <v:shape id="_x0000_s1026" o:spid="_x0000_s1026" o:spt="3" type="#_x0000_t3" style="position:absolute;left:0pt;margin-left:243.95pt;margin-top:20.7pt;height:17pt;width:17pt;z-index:251687936;v-text-anchor:middle;mso-width-relative:page;mso-height-relative:page;" filled="f" stroked="t" coordsize="21600,21600" o:gfxdata="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">
+                <v:fill on="f" focussize="0,0"/>
+                <v:stroke weight="1.5pt" color="#7F7F7F [2404]" miterlimit="8" joinstyle="miter" dashstyle="3 1"/>
+                <v:imagedata o:title=""/>
+                <o:lock v:ext="edit" aspectratio="f"/>
+              </v:shape>
+            </w:pict>
+          </mc:Fallback>
+        </mc:AlternateContent>
+      </w:r>
+    </w:p>
+    <w:p>
+      <w:pPr>
+        <w:rPr>
+          <w:rFonts w:hint="default" w:ascii="Times New Roman" w:hAnsi="Times New Roman" w:cs="Times New Roman"/>
+          <w:b/>
+          <w:bCs/>
+          <w:sz w:val="24"/>
+          <w:szCs w:val="24"/>
+          <w:lang w:val="es-ES" w:eastAsia="zh-CN"/>
+        </w:rPr>
+      </w:pPr>
+      <w:r>
+        <w:rPr>
+          <w:rFonts w:hint="default" w:ascii="Times New Roman" w:hAnsi="Times New Roman" w:cs="Times New Roman"/>
+          <w:b/>
+          <w:bCs/>
+          <w:sz w:val="24"/>
+          <w:szCs w:val="24"/>
+          <w:lang w:val="es-ES" w:eastAsia="zh-CN"/>
+        </w:rPr>
+        <w:br w:type="page"/>
+      </w:r>
+    </w:p>
+    <w:p>
+      <w:pPr>
+        <w:rPr>
+          <w:rFonts w:hint="default" w:ascii="Times New Roman" w:hAnsi="Times New Roman" w:cs="Times New Roman"/>
+          <w:b/>
+          <w:bCs/>
+          <w:sz w:val="24"/>
+          <w:szCs w:val="24"/>
+          <w:lang w:val="es-ES" w:eastAsia="zh-CN"/>
+        </w:rPr>
+      </w:pPr>
+      <w:r>
+        <w:rPr>
+          <w:rFonts w:hint="default" w:ascii="Times New Roman" w:hAnsi="Times New Roman" w:cs="Times New Roman"/>
+          <w:b/>
+          <w:bCs/>
+          <w:sz w:val="24"/>
+          <w:szCs w:val="24"/>
           <w:lang w:val="es-ES" w:eastAsia="zh-CN"/>
         </w:rPr>
         <w:t>Manejo de archivos:</w:t>
@@ -8696,7 +9386,7 @@
     </w:p>
     <w:tbl>
       <w:tblPr>
-        <w:tblStyle w:val="9"/>
+        <w:tblStyle w:val="10"/>
         <w:tblW w:w="0" w:type="auto"/>
         <w:tblInd w:w="0" w:type="dxa"/>
         <w:tblBorders>
@@ -8709,7 +9399,9 @@
         </w:tblBorders>
         <w:tblLayout w:type="autofit"/>
         <w:tblCellMar>
+          <w:top w:w="0" w:type="dxa"/>
           <w:left w:w="108" w:type="dxa"/>
+          <w:bottom w:w="0" w:type="dxa"/>
           <w:right w:w="108" w:type="dxa"/>
         </w:tblCellMar>
       </w:tblPr>
@@ -8729,7 +9421,9 @@
             <w:insideV w:val="single" w:color="auto" w:sz="4" w:space="0"/>
           </w:tblBorders>
           <w:tblCellMar>
+            <w:top w:w="0" w:type="dxa"/>
             <w:left w:w="108" w:type="dxa"/>
+            <w:bottom w:w="0" w:type="dxa"/>
             <w:right w:w="108" w:type="dxa"/>
           </w:tblCellMar>
         </w:tblPrEx>
@@ -8739,6 +9433,8 @@
           </w:tcPr>
           <w:p>
             <w:pPr>
+              <w:widowControl w:val="0"/>
+              <w:jc w:val="both"/>
               <w:rPr>
                 <w:rFonts w:hint="default" w:ascii="Times New Roman" w:hAnsi="Times New Roman" w:cs="Times New Roman"/>
                 <w:sz w:val="20"/>
@@ -8756,6 +9452,8 @@
           </w:p>
           <w:p>
             <w:pPr>
+              <w:widowControl w:val="0"/>
+              <w:jc w:val="both"/>
               <w:rPr>
                 <w:rFonts w:hint="default" w:ascii="Times New Roman" w:hAnsi="Times New Roman" w:cs="Times New Roman"/>
                 <w:sz w:val="20"/>
@@ -8773,6 +9471,8 @@
           </w:p>
           <w:p>
             <w:pPr>
+              <w:widowControl w:val="0"/>
+              <w:jc w:val="both"/>
               <w:rPr>
                 <w:rFonts w:hint="default" w:ascii="Times New Roman" w:hAnsi="Times New Roman" w:cs="Times New Roman"/>
                 <w:sz w:val="20"/>
@@ -8795,6 +9495,8 @@
           </w:tcPr>
           <w:p>
             <w:pPr>
+              <w:widowControl w:val="0"/>
+              <w:jc w:val="both"/>
               <w:rPr>
                 <w:rFonts w:hint="default" w:ascii="Times New Roman" w:hAnsi="Times New Roman" w:cs="Times New Roman"/>
                 <w:sz w:val="20"/>
@@ -8812,6 +9514,8 @@
           </w:p>
           <w:p>
             <w:pPr>
+              <w:widowControl w:val="0"/>
+              <w:jc w:val="both"/>
               <w:rPr>
                 <w:rFonts w:hint="default" w:ascii="Times New Roman" w:hAnsi="Times New Roman" w:cs="Times New Roman"/>
                 <w:sz w:val="20"/>
@@ -8834,6 +9538,8 @@
           </w:tcPr>
           <w:p>
             <w:pPr>
+              <w:widowControl w:val="0"/>
+              <w:jc w:val="both"/>
               <w:rPr>
                 <w:rFonts w:hint="default" w:ascii="Times New Roman" w:hAnsi="Times New Roman" w:cs="Times New Roman"/>
                 <w:sz w:val="20"/>
@@ -8851,6 +9557,8 @@
           </w:p>
           <w:p>
             <w:pPr>
+              <w:widowControl w:val="0"/>
+              <w:jc w:val="both"/>
               <w:rPr>
                 <w:rFonts w:hint="default" w:ascii="Times New Roman" w:hAnsi="Times New Roman" w:cs="Times New Roman"/>
                 <w:sz w:val="20"/>
@@ -8868,6 +9576,8 @@
           </w:p>
           <w:p>
             <w:pPr>
+              <w:widowControl w:val="0"/>
+              <w:jc w:val="both"/>
               <w:rPr>
                 <w:rFonts w:hint="default" w:ascii="Times New Roman" w:hAnsi="Times New Roman" w:cs="Times New Roman"/>
                 <w:sz w:val="20"/>
@@ -8896,7 +9606,9 @@
             <w:insideV w:val="single" w:color="auto" w:sz="4" w:space="0"/>
           </w:tblBorders>
           <w:tblCellMar>
+            <w:top w:w="0" w:type="dxa"/>
             <w:left w:w="108" w:type="dxa"/>
+            <w:bottom w:w="0" w:type="dxa"/>
             <w:right w:w="108" w:type="dxa"/>
           </w:tblCellMar>
         </w:tblPrEx>
@@ -8906,6 +9618,8 @@
           </w:tcPr>
           <w:p>
             <w:pPr>
+              <w:widowControl w:val="0"/>
+              <w:jc w:val="both"/>
               <w:rPr>
                 <w:rFonts w:hint="default" w:ascii="Times New Roman" w:hAnsi="Times New Roman" w:cs="Times New Roman"/>
                 <w:sz w:val="20"/>
@@ -8939,6 +9653,8 @@
           </w:p>
           <w:p>
             <w:pPr>
+              <w:widowControl w:val="0"/>
+              <w:jc w:val="both"/>
               <w:rPr>
                 <w:rFonts w:hint="default" w:ascii="Times New Roman" w:hAnsi="Times New Roman" w:cs="Times New Roman"/>
                 <w:sz w:val="20"/>
@@ -8961,6 +9677,8 @@
           </w:tcPr>
           <w:p>
             <w:pPr>
+              <w:widowControl w:val="0"/>
+              <w:jc w:val="both"/>
               <w:rPr>
                 <w:rFonts w:hint="default" w:ascii="Times New Roman" w:hAnsi="Times New Roman" w:cs="Times New Roman"/>
                 <w:sz w:val="20"/>
@@ -8978,6 +9696,8 @@
           </w:p>
           <w:p>
             <w:pPr>
+              <w:widowControl w:val="0"/>
+              <w:jc w:val="both"/>
               <w:rPr>
                 <w:rFonts w:hint="default" w:ascii="Times New Roman" w:hAnsi="Times New Roman" w:cs="Times New Roman"/>
                 <w:sz w:val="20"/>
@@ -8995,6 +9715,8 @@
           </w:p>
           <w:p>
             <w:pPr>
+              <w:widowControl w:val="0"/>
+              <w:jc w:val="both"/>
               <w:rPr>
                 <w:rFonts w:hint="default" w:ascii="Times New Roman" w:hAnsi="Times New Roman" w:cs="Times New Roman"/>
                 <w:sz w:val="20"/>
@@ -9017,6 +9739,8 @@
           </w:tcPr>
           <w:p>
             <w:pPr>
+              <w:widowControl w:val="0"/>
+              <w:jc w:val="both"/>
               <w:rPr>
                 <w:rFonts w:hint="default" w:ascii="Times New Roman" w:hAnsi="Times New Roman" w:cs="Times New Roman"/>
                 <w:sz w:val="20"/>
@@ -9034,6 +9758,8 @@
           </w:p>
           <w:p>
             <w:pPr>
+              <w:widowControl w:val="0"/>
+              <w:jc w:val="both"/>
               <w:rPr>
                 <w:rFonts w:hint="default" w:ascii="Times New Roman" w:hAnsi="Times New Roman" w:cs="Times New Roman"/>
                 <w:sz w:val="20"/>
@@ -9051,6 +9777,8 @@
           </w:p>
           <w:p>
             <w:pPr>
+              <w:widowControl w:val="0"/>
+              <w:jc w:val="both"/>
               <w:rPr>
                 <w:rFonts w:hint="default" w:ascii="Times New Roman" w:hAnsi="Times New Roman" w:cs="Times New Roman"/>
                 <w:sz w:val="20"/>
@@ -9079,7 +9807,9 @@
             <w:insideV w:val="single" w:color="auto" w:sz="4" w:space="0"/>
           </w:tblBorders>
           <w:tblCellMar>
+            <w:top w:w="0" w:type="dxa"/>
             <w:left w:w="108" w:type="dxa"/>
+            <w:bottom w:w="0" w:type="dxa"/>
             <w:right w:w="108" w:type="dxa"/>
           </w:tblCellMar>
         </w:tblPrEx>
@@ -9093,6 +9823,8 @@
           </w:tcPr>
           <w:p>
             <w:pPr>
+              <w:widowControl w:val="0"/>
+              <w:jc w:val="both"/>
               <w:rPr>
                 <w:rFonts w:hint="default" w:ascii="Times New Roman" w:hAnsi="Times New Roman" w:cs="Times New Roman"/>
                 <w:sz w:val="20"/>
@@ -9107,6 +9839,8 @@
           </w:tcPr>
           <w:p>
             <w:pPr>
+              <w:widowControl w:val="0"/>
+              <w:jc w:val="both"/>
               <w:rPr>
                 <w:rFonts w:hint="default" w:ascii="Times New Roman" w:hAnsi="Times New Roman" w:cs="Times New Roman"/>
                 <w:sz w:val="20"/>
@@ -9124,6 +9858,8 @@
           </w:p>
           <w:p>
             <w:pPr>
+              <w:widowControl w:val="0"/>
+              <w:jc w:val="both"/>
               <w:rPr>
                 <w:rFonts w:hint="default" w:ascii="Times New Roman" w:hAnsi="Times New Roman" w:cs="Times New Roman"/>
                 <w:sz w:val="20"/>
@@ -9141,6 +9877,8 @@
           </w:p>
           <w:p>
             <w:pPr>
+              <w:widowControl w:val="0"/>
+              <w:jc w:val="both"/>
               <w:rPr>
                 <w:rFonts w:hint="default" w:ascii="Times New Roman" w:hAnsi="Times New Roman" w:cs="Times New Roman"/>
                 <w:sz w:val="20"/>
@@ -9158,6 +9896,8 @@
           </w:p>
           <w:p>
             <w:pPr>
+              <w:widowControl w:val="0"/>
+              <w:jc w:val="both"/>
               <w:rPr>
                 <w:rFonts w:hint="default" w:ascii="Times New Roman" w:hAnsi="Times New Roman" w:cs="Times New Roman"/>
                 <w:sz w:val="20"/>
@@ -9184,6 +9924,8 @@
           </w:tcPr>
           <w:p>
             <w:pPr>
+              <w:widowControl w:val="0"/>
+              <w:jc w:val="both"/>
               <w:rPr>
                 <w:rFonts w:hint="default" w:ascii="Times New Roman" w:hAnsi="Times New Roman" w:cs="Times New Roman"/>
                 <w:sz w:val="20"/>
@@ -9399,7 +10141,7 @@
           <w:sz w:val="20"/>
           <w:lang w:val="es-ES" w:eastAsia="zh-CN"/>
         </w:rPr>
-        <w:t>Al cerrar un archivo podemos evitar perdida de datosm bloqueos de sistema, etc.</w:t>
+        <w:t>Al cerrar un archivo podemos evitar perdida de datos, bloqueos de sistema, etc.</w:t>
       </w:r>
     </w:p>
     <w:p>
@@ -9500,7 +10242,7 @@
     </w:p>
     <w:tbl>
       <w:tblPr>
-        <w:tblStyle w:val="9"/>
+        <w:tblStyle w:val="10"/>
         <w:tblW w:w="0" w:type="auto"/>
         <w:tblInd w:w="0" w:type="dxa"/>
         <w:tblBorders>
@@ -9513,7 +10255,9 @@
         </w:tblBorders>
         <w:tblLayout w:type="autofit"/>
         <w:tblCellMar>
+          <w:top w:w="0" w:type="dxa"/>
           <w:left w:w="108" w:type="dxa"/>
+          <w:bottom w:w="0" w:type="dxa"/>
           <w:right w:w="108" w:type="dxa"/>
         </w:tblCellMar>
       </w:tblPr>
@@ -9531,6 +10275,12 @@
             <w:insideH w:val="single" w:color="auto" w:sz="4" w:space="0"/>
             <w:insideV w:val="single" w:color="auto" w:sz="4" w:space="0"/>
           </w:tblBorders>
+          <w:tblCellMar>
+            <w:top w:w="0" w:type="dxa"/>
+            <w:left w:w="108" w:type="dxa"/>
+            <w:bottom w:w="0" w:type="dxa"/>
+            <w:right w:w="108" w:type="dxa"/>
+          </w:tblCellMar>
         </w:tblPrEx>
         <w:tc>
           <w:tcPr>
@@ -9538,6 +10288,8 @@
           </w:tcPr>
           <w:p>
             <w:pPr>
+              <w:widowControl w:val="0"/>
+              <w:jc w:val="both"/>
               <w:rPr>
                 <w:rFonts w:hint="default" w:ascii="Times New Roman" w:hAnsi="Times New Roman" w:cs="Times New Roman"/>
                 <w:sz w:val="20"/>
@@ -9560,6 +10312,8 @@
           </w:tcPr>
           <w:p>
             <w:pPr>
+              <w:widowControl w:val="0"/>
+              <w:jc w:val="both"/>
               <w:rPr>
                 <w:rFonts w:hint="default" w:ascii="Times New Roman" w:hAnsi="Times New Roman" w:cs="Times New Roman"/>
                 <w:sz w:val="20"/>
@@ -9588,7 +10342,9 @@
             <w:insideV w:val="single" w:color="auto" w:sz="4" w:space="0"/>
           </w:tblBorders>
           <w:tblCellMar>
+            <w:top w:w="0" w:type="dxa"/>
             <w:left w:w="108" w:type="dxa"/>
+            <w:bottom w:w="0" w:type="dxa"/>
             <w:right w:w="108" w:type="dxa"/>
           </w:tblCellMar>
         </w:tblPrEx>
@@ -9598,6 +10354,8 @@
           </w:tcPr>
           <w:p>
             <w:pPr>
+              <w:widowControl w:val="0"/>
+              <w:jc w:val="both"/>
               <w:rPr>
                 <w:rFonts w:hint="default" w:ascii="Times New Roman" w:hAnsi="Times New Roman" w:cs="Times New Roman"/>
                 <w:sz w:val="20"/>
@@ -9630,6 +10388,8 @@
           </w:tcPr>
           <w:p>
             <w:pPr>
+              <w:widowControl w:val="0"/>
+              <w:jc w:val="both"/>
               <w:rPr>
                 <w:rFonts w:hint="default" w:ascii="Times New Roman" w:hAnsi="Times New Roman" w:cs="Times New Roman"/>
                 <w:sz w:val="20"/>
@@ -9668,7 +10428,9 @@
             <w:insideV w:val="single" w:color="auto" w:sz="4" w:space="0"/>
           </w:tblBorders>
           <w:tblCellMar>
+            <w:top w:w="0" w:type="dxa"/>
             <w:left w:w="108" w:type="dxa"/>
+            <w:bottom w:w="0" w:type="dxa"/>
             <w:right w:w="108" w:type="dxa"/>
           </w:tblCellMar>
         </w:tblPrEx>
@@ -9678,6 +10440,8 @@
           </w:tcPr>
           <w:p>
             <w:pPr>
+              <w:widowControl w:val="0"/>
+              <w:jc w:val="both"/>
               <w:rPr>
                 <w:rFonts w:hint="default" w:ascii="Times New Roman" w:hAnsi="Times New Roman" w:cs="Times New Roman"/>
                 <w:sz w:val="20"/>
@@ -9700,6 +10464,8 @@
           </w:tcPr>
           <w:p>
             <w:pPr>
+              <w:widowControl w:val="0"/>
+              <w:jc w:val="both"/>
               <w:rPr>
                 <w:rFonts w:hint="default" w:ascii="Times New Roman" w:hAnsi="Times New Roman" w:cs="Times New Roman"/>
                 <w:sz w:val="20"/>
@@ -9738,7 +10504,9 @@
             <w:insideV w:val="single" w:color="auto" w:sz="4" w:space="0"/>
           </w:tblBorders>
           <w:tblCellMar>
+            <w:top w:w="0" w:type="dxa"/>
             <w:left w:w="108" w:type="dxa"/>
+            <w:bottom w:w="0" w:type="dxa"/>
             <w:right w:w="108" w:type="dxa"/>
           </w:tblCellMar>
         </w:tblPrEx>
@@ -9748,6 +10516,8 @@
           </w:tcPr>
           <w:p>
             <w:pPr>
+              <w:widowControl w:val="0"/>
+              <w:jc w:val="both"/>
               <w:rPr>
                 <w:rFonts w:hint="default" w:ascii="Times New Roman" w:hAnsi="Times New Roman" w:cs="Times New Roman"/>
                 <w:sz w:val="20"/>
@@ -9780,6 +10550,8 @@
           </w:tcPr>
           <w:p>
             <w:pPr>
+              <w:widowControl w:val="0"/>
+              <w:jc w:val="both"/>
               <w:rPr>
                 <w:rFonts w:hint="default" w:ascii="Times New Roman" w:hAnsi="Times New Roman" w:cs="Times New Roman"/>
                 <w:sz w:val="20"/>
@@ -9821,14 +10593,20 @@
       <w:pPr>
         <w:rPr>
           <w:rFonts w:hint="default" w:ascii="Times New Roman" w:hAnsi="Times New Roman" w:cs="Times New Roman"/>
-          <w:sz w:val="20"/>
-          <w:lang w:val="es-ES" w:eastAsia="zh-CN"/>
-        </w:rPr>
-      </w:pPr>
-      <w:r>
-        <w:rPr>
-          <w:rFonts w:hint="default" w:ascii="Times New Roman" w:hAnsi="Times New Roman" w:cs="Times New Roman"/>
-          <w:sz w:val="20"/>
+          <w:b/>
+          <w:bCs/>
+          <w:sz w:val="24"/>
+          <w:szCs w:val="24"/>
+          <w:lang w:val="es-ES" w:eastAsia="zh-CN"/>
+        </w:rPr>
+      </w:pPr>
+      <w:r>
+        <w:rPr>
+          <w:rFonts w:hint="default" w:ascii="Times New Roman" w:hAnsi="Times New Roman" w:cs="Times New Roman"/>
+          <w:b/>
+          <w:bCs/>
+          <w:sz w:val="24"/>
+          <w:szCs w:val="24"/>
           <w:lang w:val="es-ES" w:eastAsia="zh-CN"/>
         </w:rPr>
         <w:t>Otras funciones nativas de python:</w:t>
@@ -9836,6 +10614,11 @@
     </w:p>
     <w:p>
       <w:pPr>
+        <w:numPr>
+          <w:ilvl w:val="0"/>
+          <w:numId w:val="1"/>
+        </w:numPr>
+        <w:ind w:left="200" w:leftChars="0" w:hanging="200" w:firstLineChars="0"/>
         <w:rPr>
           <w:rFonts w:hint="default" w:ascii="Times New Roman" w:hAnsi="Times New Roman" w:cs="Times New Roman"/>
           <w:sz w:val="20"/>
@@ -9951,6 +10734,105 @@
           <w:sz w:val="20"/>
           <w:lang w:val="es-ES" w:eastAsia="zh-CN"/>
         </w:rPr>
+        <w:br w:type="page"/>
+      </w:r>
+      <w:r>
+        <w:rPr>
+          <w:sz w:val="20"/>
+        </w:rPr>
+        <mc:AlternateContent>
+          <mc:Choice Requires="wps">
+            <w:drawing>
+              <wp:anchor distT="0" distB="0" distL="114300" distR="114300" simplePos="0" relativeHeight="251688960" behindDoc="0" locked="0" layoutInCell="1" allowOverlap="1">
+                <wp:simplePos x="0" y="0"/>
+                <wp:positionH relativeFrom="column">
+                  <wp:posOffset>3098165</wp:posOffset>
+                </wp:positionH>
+                <wp:positionV relativeFrom="paragraph">
+                  <wp:posOffset>1035050</wp:posOffset>
+                </wp:positionV>
+                <wp:extent cx="215900" cy="215900"/>
+                <wp:effectExtent l="9525" t="9525" r="22225" b="22225"/>
+                <wp:wrapNone/>
+                <wp:docPr id="90" name="Óvalo 90"/>
+                <wp:cNvGraphicFramePr/>
+                <a:graphic xmlns:a="http://schemas.openxmlformats.org/drawingml/2006/main">
+                  <a:graphicData uri="http://schemas.microsoft.com/office/word/2010/wordprocessingShape">
+                    <wps:wsp>
+                      <wps:cNvSpPr/>
+                      <wps:spPr>
+                        <a:xfrm>
+                          <a:off x="0" y="0"/>
+                          <a:ext cx="215900" cy="215900"/>
+                        </a:xfrm>
+                        <a:prstGeom prst="ellipse">
+                          <a:avLst/>
+                        </a:prstGeom>
+                        <a:noFill/>
+                        <a:ln w="19050">
+                          <a:solidFill>
+                            <a:srgbClr val="7F7F7F"/>
+                          </a:solidFill>
+                          <a:prstDash val="sysDash"/>
+                        </a:ln>
+                      </wps:spPr>
+                      <wps:style>
+                        <a:lnRef idx="2">
+                          <a:schemeClr val="accent1">
+                            <a:lumMod val="75000"/>
+                          </a:schemeClr>
+                        </a:lnRef>
+                        <a:fillRef idx="1">
+                          <a:schemeClr val="accent1"/>
+                        </a:fillRef>
+                        <a:effectRef idx="0">
+                          <a:srgbClr val="FFFFFF"/>
+                        </a:effectRef>
+                        <a:fontRef idx="minor">
+                          <a:schemeClr val="lt1"/>
+                        </a:fontRef>
+                      </wps:style>
+                      <wps:bodyPr rot="0" spcFirstLastPara="0" vertOverflow="overflow" horzOverflow="overflow" vert="horz" wrap="square" lIns="91440" tIns="45720" rIns="91440" bIns="45720" numCol="1" spcCol="0" rtlCol="0" fromWordArt="0" anchor="ctr" anchorCtr="0" forceAA="0" compatLnSpc="1">
+                        <a:noAutofit/>
+                      </wps:bodyPr>
+                    </wps:wsp>
+                  </a:graphicData>
+                </a:graphic>
+              </wp:anchor>
+            </w:drawing>
+          </mc:Choice>
+          <mc:Fallback>
+            <w:pict>
+              <v:shape id="_x0000_s1026" o:spid="_x0000_s1026" o:spt="3" type="#_x0000_t3" style="position:absolute;left:0pt;margin-left:243.95pt;margin-top:81.5pt;height:17pt;width:17pt;z-index:251688960;v-text-anchor:middle;mso-width-relative:page;mso-height-relative:page;" filled="f" stroked="t" coordsize="21600,21600" o:gfxdata="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">
+                <v:fill on="f" focussize="0,0"/>
+                <v:stroke weight="1.5pt" color="#7F7F7F [2404]" miterlimit="8" joinstyle="miter" dashstyle="3 1"/>
+                <v:imagedata o:title=""/>
+                <o:lock v:ext="edit" aspectratio="f"/>
+              </v:shape>
+            </w:pict>
+          </mc:Fallback>
+        </mc:AlternateContent>
+      </w:r>
+    </w:p>
+    <w:p>
+      <w:pPr>
+        <w:numPr>
+          <w:ilvl w:val="0"/>
+          <w:numId w:val="1"/>
+        </w:numPr>
+        <w:ind w:left="200" w:leftChars="0" w:hanging="200" w:firstLineChars="0"/>
+        <w:rPr>
+          <w:rFonts w:hint="default" w:ascii="Times New Roman" w:hAnsi="Times New Roman" w:cs="Times New Roman"/>
+          <w:sz w:val="20"/>
+          <w:lang w:val="es-ES" w:eastAsia="zh-CN"/>
+        </w:rPr>
+      </w:pPr>
+      <w:r>
+        <w:rPr>
+          <w:rFonts w:hint="default" w:ascii="Times New Roman" w:hAnsi="Times New Roman" w:cs="Times New Roman"/>
+          <w:sz w:val="20"/>
+          <w:lang w:val="es-ES" w:eastAsia="zh-CN"/>
+        </w:rPr>
         <w:t>split():</w:t>
       </w:r>
     </w:p>
@@ -10034,6 +10916,11 @@
     </w:p>
     <w:p>
       <w:pPr>
+        <w:numPr>
+          <w:ilvl w:val="0"/>
+          <w:numId w:val="1"/>
+        </w:numPr>
+        <w:ind w:left="200" w:leftChars="0" w:hanging="200" w:firstLineChars="0"/>
         <w:rPr>
           <w:rFonts w:hint="default" w:ascii="Times New Roman" w:hAnsi="Times New Roman" w:cs="Times New Roman"/>
           <w:sz w:val="20"/>
@@ -10139,14 +11026,20 @@
       <w:pPr>
         <w:rPr>
           <w:rFonts w:hint="default" w:ascii="Times New Roman" w:hAnsi="Times New Roman" w:cs="Times New Roman"/>
-          <w:sz w:val="20"/>
-          <w:lang w:val="es-ES" w:eastAsia="zh-CN"/>
-        </w:rPr>
-      </w:pPr>
-      <w:r>
-        <w:rPr>
-          <w:rFonts w:hint="default" w:ascii="Times New Roman" w:hAnsi="Times New Roman" w:cs="Times New Roman"/>
-          <w:sz w:val="20"/>
+          <w:b/>
+          <w:bCs/>
+          <w:sz w:val="24"/>
+          <w:szCs w:val="24"/>
+          <w:lang w:val="es-ES" w:eastAsia="zh-CN"/>
+        </w:rPr>
+      </w:pPr>
+      <w:r>
+        <w:rPr>
+          <w:rFonts w:hint="default" w:ascii="Times New Roman" w:hAnsi="Times New Roman" w:cs="Times New Roman"/>
+          <w:b/>
+          <w:bCs/>
+          <w:sz w:val="24"/>
+          <w:szCs w:val="24"/>
           <w:lang w:val="es-ES" w:eastAsia="zh-CN"/>
         </w:rPr>
         <w:t>Librerias:</w:t>
@@ -10257,24 +11150,24 @@
           <w:sz w:val="20"/>
           <w:lang w:val="es-ES" w:eastAsia="zh-CN"/>
         </w:rPr>
-        <w:t>En python hay librerias, estas librerias son las internas, tambien hay librerias externas: Las que no pertenecen a python y requieren de una instalación.</w:t>
-      </w:r>
-    </w:p>
-    <w:p>
-      <w:pPr>
-        <w:rPr>
-          <w:rFonts w:hint="default" w:ascii="Times New Roman" w:hAnsi="Times New Roman" w:cs="Times New Roman"/>
-          <w:sz w:val="20"/>
-          <w:lang w:val="es-ES" w:eastAsia="zh-CN"/>
-        </w:rPr>
-      </w:pPr>
-      <w:r>
-        <w:rPr>
-          <w:rFonts w:hint="default" w:ascii="Times New Roman" w:hAnsi="Times New Roman" w:cs="Times New Roman"/>
-          <w:sz w:val="20"/>
-          <w:lang w:val="es-ES" w:eastAsia="zh-CN"/>
-        </w:rPr>
-        <w:t>Usando pip install libreria dentro de la consola. Podemos instalar librerias:</w:t>
+        <w:t>Python posee librerias, estas librerias son clasificadas como internas, tambien hay librerias externas: Las que no pertenecen a python y requieren de una instalación.</w:t>
+      </w:r>
+    </w:p>
+    <w:p>
+      <w:pPr>
+        <w:rPr>
+          <w:rFonts w:hint="default" w:ascii="Times New Roman" w:hAnsi="Times New Roman" w:cs="Times New Roman"/>
+          <w:sz w:val="20"/>
+          <w:lang w:val="es-ES" w:eastAsia="zh-CN"/>
+        </w:rPr>
+      </w:pPr>
+      <w:r>
+        <w:rPr>
+          <w:rFonts w:hint="default" w:ascii="Times New Roman" w:hAnsi="Times New Roman" w:cs="Times New Roman"/>
+          <w:sz w:val="20"/>
+          <w:lang w:val="es-ES" w:eastAsia="zh-CN"/>
+        </w:rPr>
+        <w:t>Usando pip install “libreria” dentro de la consola. Podemos instalar librerias:</w:t>
       </w:r>
     </w:p>
     <w:p>
@@ -10348,29 +11241,29 @@
           <w:sz w:val="20"/>
           <w:lang w:val="es-ES" w:eastAsia="zh-CN"/>
         </w:rPr>
-        <w:t>Nosotros hemos usado librerias, estas son:</w:t>
-      </w:r>
-    </w:p>
-    <w:p>
-      <w:pPr>
-        <w:rPr>
-          <w:rFonts w:hint="default" w:ascii="Times New Roman" w:hAnsi="Times New Roman" w:cs="Times New Roman"/>
-          <w:sz w:val="20"/>
-          <w:lang w:val="es-ES" w:eastAsia="zh-CN"/>
-        </w:rPr>
-      </w:pPr>
-    </w:p>
-    <w:p>
-      <w:pPr>
-        <w:rPr>
-          <w:rFonts w:hint="default" w:ascii="Times New Roman" w:hAnsi="Times New Roman" w:cs="Times New Roman"/>
-          <w:sz w:val="20"/>
-          <w:lang w:val="es-ES" w:eastAsia="zh-CN"/>
-        </w:rPr>
-      </w:pPr>
-      <w:r>
-        <w:rPr>
-          <w:rFonts w:hint="default" w:ascii="Times New Roman" w:hAnsi="Times New Roman" w:cs="Times New Roman"/>
+        <w:t>Las librerias puestas en practica son:</w:t>
+      </w:r>
+    </w:p>
+    <w:p>
+      <w:pPr>
+        <w:numPr>
+          <w:ilvl w:val="0"/>
+          <w:numId w:val="1"/>
+        </w:numPr>
+        <w:ind w:left="200" w:leftChars="0" w:hanging="200" w:firstLineChars="0"/>
+        <w:rPr>
+          <w:rFonts w:hint="default" w:ascii="Times New Roman" w:hAnsi="Times New Roman" w:cs="Times New Roman"/>
+          <w:b/>
+          <w:bCs/>
+          <w:sz w:val="20"/>
+          <w:lang w:val="es-ES" w:eastAsia="zh-CN"/>
+        </w:rPr>
+      </w:pPr>
+      <w:r>
+        <w:rPr>
+          <w:rFonts w:hint="default" w:ascii="Times New Roman" w:hAnsi="Times New Roman" w:cs="Times New Roman"/>
+          <w:b/>
+          <w:bCs/>
           <w:sz w:val="20"/>
           <w:lang w:val="es-ES" w:eastAsia="zh-CN"/>
         </w:rPr>
@@ -10405,6 +11298,11 @@
     </w:p>
     <w:p>
       <w:pPr>
+        <w:numPr>
+          <w:ilvl w:val="0"/>
+          <w:numId w:val="1"/>
+        </w:numPr>
+        <w:ind w:left="200" w:leftChars="0" w:hanging="200" w:firstLineChars="0"/>
         <w:rPr>
           <w:rFonts w:hint="default" w:ascii="Times New Roman" w:hAnsi="Times New Roman" w:cs="Times New Roman"/>
           <w:sz w:val="20"/>
@@ -10576,7 +11474,7 @@
           <w:sz w:val="20"/>
           <w:lang w:val="es-ES" w:eastAsia="zh-CN"/>
         </w:rPr>
-        <w:t xml:space="preserve">Sirve para </w:t>
+        <w:t xml:space="preserve">Funcion integrada con csv. Sirve para </w:t>
       </w:r>
       <w:r>
         <w:rPr>
@@ -10650,6 +11548,11 @@
     </w:p>
     <w:p>
       <w:pPr>
+        <w:numPr>
+          <w:ilvl w:val="0"/>
+          <w:numId w:val="1"/>
+        </w:numPr>
+        <w:ind w:left="200" w:leftChars="0" w:hanging="200" w:firstLineChars="0"/>
         <w:rPr>
           <w:rFonts w:hint="default"/>
           <w:lang w:val="es-ES" w:eastAsia="zh-CN"/>
@@ -10657,10 +11560,18 @@
       </w:pPr>
       <w:r>
         <w:rPr>
+          <w:rFonts w:hint="default" w:ascii="Times New Roman" w:hAnsi="Times New Roman" w:cs="Times New Roman"/>
+          <w:sz w:val="20"/>
+          <w:lang w:val="es-ES" w:eastAsia="zh-CN"/>
+        </w:rPr>
+        <w:t>os</w:t>
+      </w:r>
+      <w:r>
+        <w:rPr>
           <w:rFonts w:hint="default"/>
           <w:lang w:val="es-ES" w:eastAsia="zh-CN"/>
         </w:rPr>
-        <w:t>os:</w:t>
+        <w:t>:</w:t>
       </w:r>
     </w:p>
     <w:p>
@@ -10760,18 +11671,102 @@
           <w:lang w:val="es-ES" w:eastAsia="zh-CN"/>
         </w:rPr>
       </w:pPr>
-    </w:p>
-    <w:p>
-      <w:pPr>
-        <w:rPr>
-          <w:rFonts w:hint="default" w:ascii="Times New Roman" w:hAnsi="Times New Roman" w:cs="Times New Roman"/>
-          <w:sz w:val="20"/>
-          <w:lang w:val="es-ES" w:eastAsia="zh-CN"/>
-        </w:rPr>
-      </w:pPr>
-      <w:r>
-        <w:rPr>
-          <w:rFonts w:hint="default" w:ascii="Times New Roman" w:hAnsi="Times New Roman" w:cs="Times New Roman"/>
+      <w:r>
+        <w:rPr>
+          <w:sz w:val="20"/>
+        </w:rPr>
+        <mc:AlternateContent>
+          <mc:Choice Requires="wps">
+            <w:drawing>
+              <wp:anchor distT="0" distB="0" distL="114300" distR="114300" simplePos="0" relativeHeight="251689984" behindDoc="0" locked="0" layoutInCell="1" allowOverlap="1">
+                <wp:simplePos x="0" y="0"/>
+                <wp:positionH relativeFrom="column">
+                  <wp:posOffset>3098165</wp:posOffset>
+                </wp:positionH>
+                <wp:positionV relativeFrom="paragraph">
+                  <wp:posOffset>182245</wp:posOffset>
+                </wp:positionV>
+                <wp:extent cx="215900" cy="215900"/>
+                <wp:effectExtent l="9525" t="9525" r="22225" b="22225"/>
+                <wp:wrapNone/>
+                <wp:docPr id="91" name="Óvalo 91"/>
+                <wp:cNvGraphicFramePr/>
+                <a:graphic xmlns:a="http://schemas.openxmlformats.org/drawingml/2006/main">
+                  <a:graphicData uri="http://schemas.microsoft.com/office/word/2010/wordprocessingShape">
+                    <wps:wsp>
+                      <wps:cNvSpPr/>
+                      <wps:spPr>
+                        <a:xfrm>
+                          <a:off x="0" y="0"/>
+                          <a:ext cx="215900" cy="215900"/>
+                        </a:xfrm>
+                        <a:prstGeom prst="ellipse">
+                          <a:avLst/>
+                        </a:prstGeom>
+                        <a:noFill/>
+                        <a:ln w="19050">
+                          <a:solidFill>
+                            <a:srgbClr val="7F7F7F"/>
+                          </a:solidFill>
+                          <a:prstDash val="sysDash"/>
+                        </a:ln>
+                      </wps:spPr>
+                      <wps:style>
+                        <a:lnRef idx="2">
+                          <a:schemeClr val="accent1">
+                            <a:lumMod val="75000"/>
+                          </a:schemeClr>
+                        </a:lnRef>
+                        <a:fillRef idx="1">
+                          <a:schemeClr val="accent1"/>
+                        </a:fillRef>
+                        <a:effectRef idx="0">
+                          <a:srgbClr val="FFFFFF"/>
+                        </a:effectRef>
+                        <a:fontRef idx="minor">
+                          <a:schemeClr val="lt1"/>
+                        </a:fontRef>
+                      </wps:style>
+                      <wps:bodyPr rot="0" spcFirstLastPara="0" vertOverflow="overflow" horzOverflow="overflow" vert="horz" wrap="square" lIns="91440" tIns="45720" rIns="91440" bIns="45720" numCol="1" spcCol="0" rtlCol="0" fromWordArt="0" anchor="ctr" anchorCtr="0" forceAA="0" compatLnSpc="1">
+                        <a:noAutofit/>
+                      </wps:bodyPr>
+                    </wps:wsp>
+                  </a:graphicData>
+                </a:graphic>
+              </wp:anchor>
+            </w:drawing>
+          </mc:Choice>
+          <mc:Fallback>
+            <w:pict>
+              <v:shape id="_x0000_s1026" o:spid="_x0000_s1026" o:spt="3" type="#_x0000_t3" style="position:absolute;left:0pt;margin-left:243.95pt;margin-top:14.35pt;height:17pt;width:17pt;z-index:251689984;v-text-anchor:middle;mso-width-relative:page;mso-height-relative:page;" filled="f" stroked="t" coordsize="21600,21600" o:gfxdata="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">
+                <v:fill on="f" focussize="0,0"/>
+                <v:stroke weight="1.5pt" color="#7F7F7F [2404]" miterlimit="8" joinstyle="miter" dashstyle="3 1"/>
+                <v:imagedata o:title=""/>
+                <o:lock v:ext="edit" aspectratio="f"/>
+              </v:shape>
+            </w:pict>
+          </mc:Fallback>
+        </mc:AlternateContent>
+      </w:r>
+    </w:p>
+    <w:p>
+      <w:pPr>
+        <w:numPr>
+          <w:ilvl w:val="0"/>
+          <w:numId w:val="1"/>
+        </w:numPr>
+        <w:ind w:left="200" w:leftChars="0" w:hanging="200" w:firstLineChars="0"/>
+        <w:rPr>
+          <w:rFonts w:hint="default" w:ascii="Times New Roman" w:hAnsi="Times New Roman" w:cs="Times New Roman"/>
+          <w:sz w:val="20"/>
+          <w:lang w:val="es-ES" w:eastAsia="zh-CN"/>
+        </w:rPr>
+      </w:pPr>
+      <w:r>
+        <w:rPr>
+          <w:rFonts w:hint="default" w:ascii="Times New Roman" w:hAnsi="Times New Roman" w:cs="Times New Roman"/>
+          <w:b/>
+          <w:bCs/>
           <w:sz w:val="20"/>
           <w:lang w:val="es-ES" w:eastAsia="zh-CN"/>
         </w:rPr>
@@ -10780,6 +11775,11 @@
     </w:p>
     <w:p>
       <w:pPr>
+        <w:numPr>
+          <w:ilvl w:val="0"/>
+          <w:numId w:val="1"/>
+        </w:numPr>
+        <w:ind w:left="200" w:leftChars="0" w:hanging="200" w:firstLineChars="0"/>
         <w:rPr>
           <w:rFonts w:hint="default" w:ascii="Times New Roman" w:hAnsi="Times New Roman" w:cs="Times New Roman"/>
           <w:sz w:val="20"/>
@@ -10936,7 +11936,7 @@
         <mc:AlternateContent>
           <mc:Choice Requires="wps">
             <w:drawing>
-              <wp:anchor distT="0" distB="0" distL="114300" distR="114300" simplePos="0" relativeHeight="251685888" behindDoc="0" locked="0" layoutInCell="1" allowOverlap="1">
+              <wp:anchor distT="0" distB="0" distL="114300" distR="114300" simplePos="0" relativeHeight="251683840" behindDoc="0" locked="0" layoutInCell="1" allowOverlap="1">
                 <wp:simplePos x="0" y="0"/>
                 <wp:positionH relativeFrom="column">
                   <wp:posOffset>2067560</wp:posOffset>
@@ -10965,15 +11965,6 @@
                         <a:ln w="6350">
                           <a:noFill/>
                         </a:ln>
-                        <a:extLst>
-                          <a:ext uri="{909E8E84-426E-40DD-AFC4-6F175D3DCCD1}">
-                            <a14:hiddenFill xmlns:a14="http://schemas.microsoft.com/office/drawing/2010/main">
-                              <a:solidFill>
-                                <a:schemeClr val="lt1"/>
-                              </a:solidFill>
-                            </a14:hiddenFill>
-                          </a:ext>
-                        </a:extLst>
                       </wps:spPr>
                       <wps:style>
                         <a:lnRef idx="0">
@@ -11073,7 +12064,7 @@
           </mc:Choice>
           <mc:Fallback>
             <w:pict>
-              <v:shape id="_x0000_s1026" o:spid="_x0000_s1026" o:spt="202" type="#_x0000_t202" style="position:absolute;left:0pt;margin-left:162.8pt;margin-top:7.9pt;height:136.9pt;width:176.25pt;z-index:251685888;mso-width-relative:page;mso-height-relative:page;" filled="f" stroked="f" coordsize="21600,21600" o:gfxdata="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">
+              <v:shape id="_x0000_s1026" o:spid="_x0000_s1026" o:spt="202" type="#_x0000_t202" style="position:absolute;left:0pt;margin-left:162.8pt;margin-top:7.9pt;height:136.9pt;width:176.25pt;z-index:251683840;mso-width-relative:page;mso-height-relative:page;" filled="f" stroked="f" coordsize="21600,21600" o:gfxdata="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">
                 <v:fill on="f" focussize="0,0"/>
                 <v:stroke on="f" weight="0.5pt"/>
                 <v:imagedata o:title=""/>
@@ -11182,7 +12173,7 @@
         <mc:AlternateContent>
           <mc:Choice Requires="wps">
             <w:drawing>
-              <wp:anchor distT="0" distB="0" distL="114300" distR="114300" simplePos="0" relativeHeight="251686912" behindDoc="0" locked="0" layoutInCell="1" allowOverlap="1">
+              <wp:anchor distT="0" distB="0" distL="114300" distR="114300" simplePos="0" relativeHeight="251684864" behindDoc="0" locked="0" layoutInCell="1" allowOverlap="1">
                 <wp:simplePos x="0" y="0"/>
                 <wp:positionH relativeFrom="column">
                   <wp:posOffset>4441825</wp:posOffset>
@@ -11211,15 +12202,6 @@
                         <a:ln w="6350">
                           <a:noFill/>
                         </a:ln>
-                        <a:extLst>
-                          <a:ext uri="{909E8E84-426E-40DD-AFC4-6F175D3DCCD1}">
-                            <a14:hiddenFill xmlns:a14="http://schemas.microsoft.com/office/drawing/2010/main">
-                              <a:solidFill>
-                                <a:schemeClr val="lt1"/>
-                              </a:solidFill>
-                            </a14:hiddenFill>
-                          </a:ext>
-                        </a:extLst>
                       </wps:spPr>
                       <wps:style>
                         <a:lnRef idx="0">
@@ -11341,7 +12323,7 @@
           </mc:Choice>
           <mc:Fallback>
             <w:pict>
-              <v:shape id="_x0000_s1026" o:spid="_x0000_s1026" o:spt="202" type="#_x0000_t202" style="position:absolute;left:0pt;margin-left:349.75pt;margin-top:2.2pt;height:140.15pt;width:176.25pt;z-index:251686912;mso-width-relative:page;mso-height-relative:page;" filled="f" stroked="f" coordsize="21600,21600" o:gfxdata="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">
+              <v:shape id="_x0000_s1026" o:spid="_x0000_s1026" o:spt="202" type="#_x0000_t202" style="position:absolute;left:0pt;margin-left:349.75pt;margin-top:2.2pt;height:140.15pt;width:176.25pt;z-index:251684864;mso-width-relative:page;mso-height-relative:page;" filled="f" stroked="f" coordsize="21600,21600" o:gfxdata="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">
                 <v:fill on="f" focussize="0,0"/>
                 <v:stroke on="f" weight="0.5pt"/>
                 <v:imagedata o:title=""/>
@@ -11600,7 +12582,112 @@
           <w:sz w:val="20"/>
           <w:lang w:val="es-ES" w:eastAsia="zh-CN"/>
         </w:rPr>
-        <w:t>Bibliografia:</w:t>
+        <w:br w:type="page"/>
+      </w:r>
+      <w:r>
+        <w:rPr>
+          <w:sz w:val="20"/>
+        </w:rPr>
+        <mc:AlternateContent>
+          <mc:Choice Requires="wps">
+            <w:drawing>
+              <wp:anchor distT="0" distB="0" distL="114300" distR="114300" simplePos="0" relativeHeight="251691008" behindDoc="0" locked="0" layoutInCell="1" allowOverlap="1">
+                <wp:simplePos x="0" y="0"/>
+                <wp:positionH relativeFrom="column">
+                  <wp:posOffset>3098165</wp:posOffset>
+                </wp:positionH>
+                <wp:positionV relativeFrom="paragraph">
+                  <wp:posOffset>4860290</wp:posOffset>
+                </wp:positionV>
+                <wp:extent cx="215900" cy="215900"/>
+                <wp:effectExtent l="9525" t="9525" r="22225" b="22225"/>
+                <wp:wrapNone/>
+                <wp:docPr id="92" name="Óvalo 92"/>
+                <wp:cNvGraphicFramePr/>
+                <a:graphic xmlns:a="http://schemas.openxmlformats.org/drawingml/2006/main">
+                  <a:graphicData uri="http://schemas.microsoft.com/office/word/2010/wordprocessingShape">
+                    <wps:wsp>
+                      <wps:cNvSpPr/>
+                      <wps:spPr>
+                        <a:xfrm>
+                          <a:off x="0" y="0"/>
+                          <a:ext cx="215900" cy="215900"/>
+                        </a:xfrm>
+                        <a:prstGeom prst="ellipse">
+                          <a:avLst/>
+                        </a:prstGeom>
+                        <a:noFill/>
+                        <a:ln w="19050">
+                          <a:solidFill>
+                            <a:srgbClr val="7F7F7F"/>
+                          </a:solidFill>
+                          <a:prstDash val="sysDash"/>
+                        </a:ln>
+                      </wps:spPr>
+                      <wps:style>
+                        <a:lnRef idx="2">
+                          <a:schemeClr val="accent1">
+                            <a:lumMod val="75000"/>
+                          </a:schemeClr>
+                        </a:lnRef>
+                        <a:fillRef idx="1">
+                          <a:schemeClr val="accent1"/>
+                        </a:fillRef>
+                        <a:effectRef idx="0">
+                          <a:srgbClr val="FFFFFF"/>
+                        </a:effectRef>
+                        <a:fontRef idx="minor">
+                          <a:schemeClr val="lt1"/>
+                        </a:fontRef>
+                      </wps:style>
+                      <wps:bodyPr rot="0" spcFirstLastPara="0" vertOverflow="overflow" horzOverflow="overflow" vert="horz" wrap="square" lIns="91440" tIns="45720" rIns="91440" bIns="45720" numCol="1" spcCol="0" rtlCol="0" fromWordArt="0" anchor="ctr" anchorCtr="0" forceAA="0" compatLnSpc="1">
+                        <a:noAutofit/>
+                      </wps:bodyPr>
+                    </wps:wsp>
+                  </a:graphicData>
+                </a:graphic>
+              </wp:anchor>
+            </w:drawing>
+          </mc:Choice>
+          <mc:Fallback>
+            <w:pict>
+              <v:shape id="_x0000_s1026" o:spid="_x0000_s1026" o:spt="3" type="#_x0000_t3" style="position:absolute;left:0pt;margin-left:243.95pt;margin-top:382.7pt;height:17pt;width:17pt;z-index:251691008;v-text-anchor:middle;mso-width-relative:page;mso-height-relative:page;" filled="f" stroked="t" coordsize="21600,21600" o:gfxdata="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">
+                <v:fill on="f" focussize="0,0"/>
+                <v:stroke weight="1.5pt" color="#7F7F7F [2404]" miterlimit="8" joinstyle="miter" dashstyle="3 1"/>
+                <v:imagedata o:title=""/>
+                <o:lock v:ext="edit" aspectratio="f"/>
+              </v:shape>
+            </w:pict>
+          </mc:Fallback>
+        </mc:AlternateContent>
+      </w:r>
+    </w:p>
+    <w:p>
+      <w:pPr>
+        <w:rPr>
+          <w:rFonts w:hint="default" w:ascii="Times New Roman" w:hAnsi="Times New Roman" w:cs="Times New Roman"/>
+          <w:sz w:val="20"/>
+          <w:lang w:val="es-ES" w:eastAsia="zh-CN"/>
+        </w:rPr>
+      </w:pPr>
+      <w:r>
+        <w:rPr>
+          <w:rFonts w:hint="default" w:ascii="Times New Roman" w:hAnsi="Times New Roman" w:cs="Times New Roman"/>
+          <w:b/>
+          <w:bCs/>
+          <w:sz w:val="24"/>
+          <w:szCs w:val="24"/>
+          <w:lang w:val="es-ES" w:eastAsia="zh-CN"/>
+        </w:rPr>
+        <w:t>Bibliografia</w:t>
+      </w:r>
+      <w:r>
+        <w:rPr>
+          <w:rFonts w:hint="default" w:ascii="Times New Roman" w:hAnsi="Times New Roman" w:cs="Times New Roman"/>
+          <w:sz w:val="20"/>
+          <w:lang w:val="es-ES" w:eastAsia="zh-CN"/>
+        </w:rPr>
+        <w:t>:</w:t>
       </w:r>
     </w:p>
     <w:p>
@@ -11618,92 +12705,1428 @@
           <w:lang w:val="es-ES" w:eastAsia="zh-CN"/>
         </w:rPr>
         <w:t xml:space="preserve">Funciones y librerias nativas: </w:t>
+      </w:r>
+    </w:p>
+    <w:p>
+      <w:pPr>
+        <w:rPr>
+          <w:rFonts w:hint="default" w:ascii="Times New Roman" w:hAnsi="Times New Roman" w:cs="Times New Roman"/>
+          <w:sz w:val="20"/>
+          <w:lang w:val="es-ES" w:eastAsia="zh-CN"/>
+        </w:rPr>
+      </w:pPr>
+      <w:r>
+        <w:rPr>
+          <w:rFonts w:hint="default" w:ascii="Times New Roman" w:hAnsi="Times New Roman" w:cs="Times New Roman"/>
+          <w:sz w:val="20"/>
+          <w:lang w:val="es-ES" w:eastAsia="zh-CN"/>
+        </w:rPr>
+        <w:t>Estructuras secuenciales (variables, operadores.):</w:t>
+      </w:r>
+    </w:p>
+    <w:p>
+      <w:pPr>
+        <w:rPr>
+          <w:rFonts w:hint="default" w:ascii="Times New Roman" w:hAnsi="Times New Roman" w:cs="Times New Roman"/>
+          <w:color w:val="0000FF"/>
+          <w:sz w:val="20"/>
+          <w:u w:val="single"/>
+          <w:lang w:val="es-ES" w:eastAsia="zh-CN"/>
+        </w:rPr>
+      </w:pPr>
+      <w:r>
+        <w:rPr>
+          <w:rFonts w:hint="default" w:ascii="Times New Roman" w:hAnsi="Times New Roman" w:cs="Times New Roman"/>
+          <w:color w:val="0000FF"/>
+          <w:sz w:val="20"/>
+          <w:u w:val="single"/>
+          <w:lang w:val="es-ES" w:eastAsia="zh-CN"/>
+        </w:rPr>
+        <w:fldChar w:fldCharType="begin"/>
+      </w:r>
+      <w:r>
+        <w:rPr>
+          <w:rFonts w:hint="default" w:ascii="Times New Roman" w:hAnsi="Times New Roman" w:cs="Times New Roman"/>
+          <w:color w:val="0000FF"/>
+          <w:sz w:val="20"/>
+          <w:u w:val="single"/>
+          <w:lang w:val="es-ES" w:eastAsia="zh-CN"/>
+        </w:rPr>
+        <w:instrText xml:space="preserve"> HYPERLINK "https://campusvirtual.frm.utn.edu.ar/pluginfile.php/57059/mod_folder/content/0/Estructuras%20Secuenciales%20-%20Actividad%20I.pdf?forcedownload=1" </w:instrText>
+      </w:r>
+      <w:r>
+        <w:rPr>
+          <w:rFonts w:hint="default" w:ascii="Times New Roman" w:hAnsi="Times New Roman" w:cs="Times New Roman"/>
+          <w:color w:val="0000FF"/>
+          <w:sz w:val="20"/>
+          <w:u w:val="single"/>
+          <w:lang w:val="es-ES" w:eastAsia="zh-CN"/>
+        </w:rPr>
+        <w:fldChar w:fldCharType="separate"/>
+      </w:r>
+      <w:r>
+        <w:rPr>
+          <w:rFonts w:hint="default" w:ascii="Times New Roman" w:hAnsi="Times New Roman" w:cs="Times New Roman"/>
+          <w:color w:val="0000FF"/>
+          <w:sz w:val="20"/>
+          <w:u w:val="single"/>
+          <w:lang w:val="es-ES" w:eastAsia="zh-CN"/>
+        </w:rPr>
+        <w:t>Estructuras secuenciales part-1.pdf</w:t>
+      </w:r>
+      <w:r>
+        <w:rPr>
+          <w:rFonts w:hint="default" w:ascii="Times New Roman" w:hAnsi="Times New Roman" w:cs="Times New Roman"/>
+          <w:color w:val="0000FF"/>
+          <w:sz w:val="20"/>
+          <w:u w:val="single"/>
+          <w:lang w:val="es-ES" w:eastAsia="zh-CN"/>
+        </w:rPr>
+        <w:fldChar w:fldCharType="end"/>
+      </w:r>
+    </w:p>
+    <w:p>
+      <w:pPr>
+        <w:rPr>
+          <w:rFonts w:hint="default" w:ascii="Times New Roman" w:hAnsi="Times New Roman" w:cs="Times New Roman"/>
+          <w:color w:val="0000FF"/>
+          <w:sz w:val="20"/>
+          <w:u w:val="single"/>
+          <w:lang w:val="es-ES" w:eastAsia="zh-CN"/>
+        </w:rPr>
+      </w:pPr>
+      <w:r>
+        <w:rPr>
+          <w:rFonts w:hint="default" w:ascii="Times New Roman" w:hAnsi="Times New Roman" w:cs="Times New Roman"/>
+          <w:color w:val="0000FF"/>
+          <w:sz w:val="20"/>
+          <w:u w:val="single"/>
+          <w:lang w:val="es-ES" w:eastAsia="zh-CN"/>
+        </w:rPr>
+        <w:fldChar w:fldCharType="begin"/>
+      </w:r>
+      <w:r>
+        <w:rPr>
+          <w:rFonts w:hint="default" w:ascii="Times New Roman" w:hAnsi="Times New Roman" w:cs="Times New Roman"/>
+          <w:color w:val="0000FF"/>
+          <w:sz w:val="20"/>
+          <w:u w:val="single"/>
+          <w:lang w:val="es-ES" w:eastAsia="zh-CN"/>
+        </w:rPr>
+        <w:instrText xml:space="preserve"> HYPERLINK "https://campusvirtual.frm.utn.edu.ar/pluginfile.php/57061/mod_folder/content/0/Estructuras%20Secuenciales%20-%20Actividad%20II.pdf?forcedownload=1" </w:instrText>
+      </w:r>
+      <w:r>
+        <w:rPr>
+          <w:rFonts w:hint="default" w:ascii="Times New Roman" w:hAnsi="Times New Roman" w:cs="Times New Roman"/>
+          <w:color w:val="0000FF"/>
+          <w:sz w:val="20"/>
+          <w:u w:val="single"/>
+          <w:lang w:val="es-ES" w:eastAsia="zh-CN"/>
+        </w:rPr>
+        <w:fldChar w:fldCharType="separate"/>
+      </w:r>
+      <w:r>
+        <w:rPr>
+          <w:rFonts w:hint="default" w:ascii="Times New Roman" w:hAnsi="Times New Roman" w:cs="Times New Roman"/>
+          <w:color w:val="0000FF"/>
+          <w:sz w:val="20"/>
+          <w:u w:val="single"/>
+          <w:lang w:val="es-ES" w:eastAsia="zh-CN"/>
+        </w:rPr>
+        <w:t>Estructuras secuenciales part-2.pdf</w:t>
+      </w:r>
+      <w:r>
+        <w:rPr>
+          <w:rFonts w:hint="default" w:ascii="Times New Roman" w:hAnsi="Times New Roman" w:cs="Times New Roman"/>
+          <w:color w:val="0000FF"/>
+          <w:sz w:val="20"/>
+          <w:u w:val="single"/>
+          <w:lang w:val="es-ES" w:eastAsia="zh-CN"/>
+        </w:rPr>
+        <w:fldChar w:fldCharType="end"/>
+      </w:r>
+    </w:p>
+    <w:p>
+      <w:pPr>
+        <w:rPr>
+          <w:rFonts w:hint="default" w:ascii="Times New Roman" w:hAnsi="Times New Roman" w:cs="Times New Roman"/>
+          <w:sz w:val="20"/>
+          <w:lang w:val="es-ES" w:eastAsia="zh-CN"/>
+        </w:rPr>
+      </w:pPr>
+      <w:r>
+        <w:rPr>
+          <w:rFonts w:hint="default" w:ascii="Times New Roman" w:hAnsi="Times New Roman" w:cs="Times New Roman"/>
+          <w:sz w:val="20"/>
+          <w:lang w:val="es-ES" w:eastAsia="zh-CN"/>
+        </w:rPr>
+        <w:t>Lista:</w:t>
+      </w:r>
+    </w:p>
+    <w:p>
+      <w:pPr>
+        <w:rPr>
+          <w:rFonts w:hint="default" w:ascii="Times New Roman" w:hAnsi="Times New Roman" w:cs="Times New Roman"/>
+          <w:color w:val="0000FF"/>
+          <w:sz w:val="20"/>
+          <w:u w:val="single"/>
+          <w:lang w:val="es-ES" w:eastAsia="zh-CN"/>
+        </w:rPr>
+      </w:pPr>
+      <w:r>
+        <w:rPr>
+          <w:rFonts w:hint="default" w:ascii="Times New Roman" w:hAnsi="Times New Roman" w:cs="Times New Roman"/>
+          <w:color w:val="0000FF"/>
+          <w:sz w:val="20"/>
+          <w:u w:val="single"/>
+          <w:lang w:val="es-ES" w:eastAsia="zh-CN"/>
+        </w:rPr>
+        <w:fldChar w:fldCharType="begin"/>
+      </w:r>
+      <w:r>
+        <w:rPr>
+          <w:rFonts w:hint="default" w:ascii="Times New Roman" w:hAnsi="Times New Roman" w:cs="Times New Roman"/>
+          <w:color w:val="0000FF"/>
+          <w:sz w:val="20"/>
+          <w:u w:val="single"/>
+          <w:lang w:val="es-ES" w:eastAsia="zh-CN"/>
+        </w:rPr>
+        <w:instrText xml:space="preserve"> HYPERLINK "https://docs.python.org/es/3/reference/datamodel.html" </w:instrText>
+      </w:r>
+      <w:r>
+        <w:rPr>
+          <w:rFonts w:hint="default" w:ascii="Times New Roman" w:hAnsi="Times New Roman" w:cs="Times New Roman"/>
+          <w:color w:val="0000FF"/>
+          <w:sz w:val="20"/>
+          <w:u w:val="single"/>
+          <w:lang w:val="es-ES" w:eastAsia="zh-CN"/>
+        </w:rPr>
+        <w:fldChar w:fldCharType="separate"/>
+      </w:r>
+      <w:r>
+        <w:rPr>
+          <w:rFonts w:hint="default" w:ascii="Times New Roman" w:hAnsi="Times New Roman" w:cs="Times New Roman"/>
+          <w:color w:val="0000FF"/>
+          <w:sz w:val="20"/>
+          <w:u w:val="single"/>
+          <w:lang w:val="es-ES" w:eastAsia="zh-CN"/>
+        </w:rPr>
+        <w:t>3. Modelo de datos — documentación de Python - 3.14.5</w:t>
+      </w:r>
+      <w:r>
+        <w:rPr>
+          <w:rFonts w:hint="default" w:ascii="Times New Roman" w:hAnsi="Times New Roman" w:cs="Times New Roman"/>
+          <w:color w:val="0000FF"/>
+          <w:sz w:val="20"/>
+          <w:u w:val="single"/>
+          <w:lang w:val="es-ES" w:eastAsia="zh-CN"/>
+        </w:rPr>
+        <w:fldChar w:fldCharType="end"/>
+      </w:r>
+    </w:p>
+    <w:p>
+      <w:pPr>
+        <w:rPr>
+          <w:rFonts w:hint="default" w:ascii="Times New Roman" w:hAnsi="Times New Roman" w:cs="Times New Roman"/>
+          <w:color w:val="auto"/>
+          <w:sz w:val="20"/>
+          <w:u w:val="none"/>
+          <w:lang w:val="es-ES" w:eastAsia="zh-CN"/>
+        </w:rPr>
+      </w:pPr>
+      <w:r>
+        <w:rPr>
+          <w:rFonts w:hint="default" w:ascii="Times New Roman" w:hAnsi="Times New Roman" w:cs="Times New Roman"/>
+          <w:color w:val="auto"/>
+          <w:sz w:val="20"/>
+          <w:u w:val="none"/>
+          <w:lang w:val="es-ES" w:eastAsia="zh-CN"/>
+        </w:rPr>
+        <w:t>Diccionarios:</w:t>
+      </w:r>
+    </w:p>
+    <w:p>
+      <w:pPr>
+        <w:rPr>
+          <w:rFonts w:hint="default" w:ascii="Times New Roman" w:hAnsi="Times New Roman" w:cs="Times New Roman"/>
+          <w:color w:val="0000FF"/>
+          <w:sz w:val="20"/>
+          <w:u w:val="single"/>
+          <w:lang w:val="es-ES" w:eastAsia="zh-CN"/>
+        </w:rPr>
+      </w:pPr>
+      <w:r>
+        <w:rPr>
+          <w:rFonts w:hint="default" w:ascii="Times New Roman" w:hAnsi="Times New Roman" w:cs="Times New Roman"/>
+          <w:color w:val="0000FF"/>
+          <w:sz w:val="20"/>
+          <w:u w:val="single"/>
+          <w:lang w:val="es-ES" w:eastAsia="zh-CN"/>
+        </w:rPr>
+        <w:fldChar w:fldCharType="begin"/>
+      </w:r>
+      <w:r>
+        <w:rPr>
+          <w:rFonts w:hint="default" w:ascii="Times New Roman" w:hAnsi="Times New Roman" w:cs="Times New Roman"/>
+          <w:color w:val="0000FF"/>
+          <w:sz w:val="20"/>
+          <w:u w:val="single"/>
+          <w:lang w:val="es-ES" w:eastAsia="zh-CN"/>
+        </w:rPr>
+        <w:instrText xml:space="preserve"> HYPERLINK "https://campusvirtual.frm.utn.edu.ar/pluginfile.php/57171/mod_label/intro/Diccionarios - TUPaD.docx (1).pdf" </w:instrText>
+      </w:r>
+      <w:r>
+        <w:rPr>
+          <w:rFonts w:hint="default" w:ascii="Times New Roman" w:hAnsi="Times New Roman" w:cs="Times New Roman"/>
+          <w:color w:val="0000FF"/>
+          <w:sz w:val="20"/>
+          <w:u w:val="single"/>
+          <w:lang w:val="es-ES" w:eastAsia="zh-CN"/>
+        </w:rPr>
+        <w:fldChar w:fldCharType="separate"/>
+      </w:r>
+      <w:r>
+        <w:rPr>
+          <w:rFonts w:hint="default" w:ascii="Times New Roman" w:hAnsi="Times New Roman" w:cs="Times New Roman"/>
+          <w:color w:val="0000FF"/>
+          <w:sz w:val="20"/>
+          <w:u w:val="single"/>
+          <w:lang w:val="es-ES" w:eastAsia="zh-CN"/>
+        </w:rPr>
+        <w:t>Diccionarios - TUPaD.docx</w:t>
+      </w:r>
+      <w:r>
+        <w:rPr>
+          <w:rFonts w:hint="default" w:ascii="Times New Roman" w:hAnsi="Times New Roman" w:cs="Times New Roman"/>
+          <w:color w:val="0000FF"/>
+          <w:sz w:val="20"/>
+          <w:u w:val="single"/>
+          <w:lang w:val="es-ES" w:eastAsia="zh-CN"/>
+        </w:rPr>
+        <w:fldChar w:fldCharType="end"/>
+      </w:r>
+    </w:p>
+    <w:p>
+      <w:pPr>
+        <w:rPr>
+          <w:rFonts w:hint="default" w:ascii="Times New Roman" w:hAnsi="Times New Roman" w:cs="Times New Roman"/>
+          <w:color w:val="auto"/>
+          <w:sz w:val="20"/>
+          <w:u w:val="none"/>
+          <w:lang w:val="es-ES" w:eastAsia="zh-CN"/>
+        </w:rPr>
+      </w:pPr>
+      <w:r>
+        <w:rPr>
+          <w:rFonts w:hint="default" w:ascii="Times New Roman" w:hAnsi="Times New Roman" w:cs="Times New Roman"/>
+          <w:color w:val="auto"/>
+          <w:sz w:val="20"/>
+          <w:u w:val="none"/>
+          <w:lang w:val="es-ES" w:eastAsia="zh-CN"/>
+        </w:rPr>
+        <w:t>Estructuras condicionales:</w:t>
+      </w:r>
+    </w:p>
+    <w:p>
+      <w:pPr>
+        <w:rPr>
+          <w:rFonts w:hint="default" w:ascii="Times New Roman" w:hAnsi="Times New Roman" w:cs="Times New Roman"/>
+          <w:color w:val="0000FF"/>
+          <w:sz w:val="20"/>
+          <w:u w:val="single"/>
+          <w:lang w:val="es-ES" w:eastAsia="zh-CN"/>
+        </w:rPr>
+      </w:pPr>
+      <w:r>
+        <w:rPr>
+          <w:rFonts w:hint="default" w:ascii="Times New Roman" w:hAnsi="Times New Roman" w:cs="Times New Roman"/>
+          <w:color w:val="0000FF"/>
+          <w:sz w:val="20"/>
+          <w:u w:val="single"/>
+          <w:lang w:val="es-ES" w:eastAsia="zh-CN"/>
+        </w:rPr>
+        <w:fldChar w:fldCharType="begin"/>
+      </w:r>
+      <w:r>
+        <w:rPr>
+          <w:rFonts w:hint="default" w:ascii="Times New Roman" w:hAnsi="Times New Roman" w:cs="Times New Roman"/>
+          <w:color w:val="0000FF"/>
+          <w:sz w:val="20"/>
+          <w:u w:val="single"/>
+          <w:lang w:val="es-ES" w:eastAsia="zh-CN"/>
+        </w:rPr>
+        <w:instrText xml:space="preserve"> HYPERLINK "https://campusvirtual.frm.utn.edu.ar/pluginfile.php/57081/mod_label/intro/Condicionales.pdf" </w:instrText>
+      </w:r>
+      <w:r>
+        <w:rPr>
+          <w:rFonts w:hint="default" w:ascii="Times New Roman" w:hAnsi="Times New Roman" w:cs="Times New Roman"/>
+          <w:color w:val="0000FF"/>
+          <w:sz w:val="20"/>
+          <w:u w:val="single"/>
+          <w:lang w:val="es-ES" w:eastAsia="zh-CN"/>
+        </w:rPr>
+        <w:fldChar w:fldCharType="separate"/>
+      </w:r>
+      <w:r>
+        <w:rPr>
+          <w:rFonts w:hint="default" w:ascii="Times New Roman" w:hAnsi="Times New Roman" w:cs="Times New Roman"/>
+          <w:color w:val="0000FF"/>
+          <w:sz w:val="20"/>
+          <w:u w:val="single"/>
+          <w:lang w:val="es-ES" w:eastAsia="zh-CN"/>
+        </w:rPr>
+        <w:t>Condicionales</w:t>
+      </w:r>
+      <w:r>
+        <w:rPr>
+          <w:rFonts w:hint="default" w:ascii="Times New Roman" w:hAnsi="Times New Roman" w:cs="Times New Roman"/>
+          <w:color w:val="0000FF"/>
+          <w:sz w:val="20"/>
+          <w:u w:val="single"/>
+          <w:lang w:val="es-ES" w:eastAsia="zh-CN"/>
+        </w:rPr>
+        <w:fldChar w:fldCharType="end"/>
+      </w:r>
+    </w:p>
+    <w:p>
+      <w:pPr>
+        <w:rPr>
+          <w:rFonts w:hint="default" w:ascii="Times New Roman" w:hAnsi="Times New Roman" w:cs="Times New Roman"/>
+          <w:color w:val="0000FF"/>
+          <w:sz w:val="20"/>
+          <w:u w:val="single"/>
+          <w:lang w:val="es-ES" w:eastAsia="zh-CN"/>
+        </w:rPr>
+      </w:pPr>
+      <w:r>
+        <w:rPr>
+          <w:rFonts w:hint="default" w:ascii="Times New Roman" w:hAnsi="Times New Roman" w:cs="Times New Roman"/>
+          <w:color w:val="0000FF"/>
+          <w:sz w:val="20"/>
+          <w:u w:val="single"/>
+          <w:lang w:val="es-ES" w:eastAsia="zh-CN"/>
+        </w:rPr>
+        <w:fldChar w:fldCharType="begin"/>
+      </w:r>
+      <w:r>
+        <w:rPr>
+          <w:rFonts w:hint="default" w:ascii="Times New Roman" w:hAnsi="Times New Roman" w:cs="Times New Roman"/>
+          <w:color w:val="0000FF"/>
+          <w:sz w:val="20"/>
+          <w:u w:val="single"/>
+          <w:lang w:val="es-ES" w:eastAsia="zh-CN"/>
+        </w:rPr>
+        <w:instrText xml:space="preserve"> HYPERLINK "https://campusvirtual.frm.utn.edu.ar/pluginfile.php/57079/mod_label/intro/Operadores Logicos.pdf" </w:instrText>
+      </w:r>
+      <w:r>
+        <w:rPr>
+          <w:rFonts w:hint="default" w:ascii="Times New Roman" w:hAnsi="Times New Roman" w:cs="Times New Roman"/>
+          <w:color w:val="0000FF"/>
+          <w:sz w:val="20"/>
+          <w:u w:val="single"/>
+          <w:lang w:val="es-ES" w:eastAsia="zh-CN"/>
+        </w:rPr>
+        <w:fldChar w:fldCharType="separate"/>
+      </w:r>
+      <w:r>
+        <w:rPr>
+          <w:rFonts w:hint="default" w:ascii="Times New Roman" w:hAnsi="Times New Roman" w:cs="Times New Roman"/>
+          <w:color w:val="0000FF"/>
+          <w:sz w:val="20"/>
+          <w:u w:val="single"/>
+          <w:lang w:val="es-ES" w:eastAsia="zh-CN"/>
+        </w:rPr>
+        <w:t>Operadores Logicos</w:t>
+      </w:r>
+      <w:r>
+        <w:rPr>
+          <w:rFonts w:hint="default" w:ascii="Times New Roman" w:hAnsi="Times New Roman" w:cs="Times New Roman"/>
+          <w:color w:val="0000FF"/>
+          <w:sz w:val="20"/>
+          <w:u w:val="single"/>
+          <w:lang w:val="es-ES" w:eastAsia="zh-CN"/>
+        </w:rPr>
+        <w:fldChar w:fldCharType="end"/>
+      </w:r>
+    </w:p>
+    <w:p>
+      <w:pPr>
+        <w:rPr>
+          <w:rFonts w:hint="default" w:ascii="Times New Roman" w:hAnsi="Times New Roman" w:cs="Times New Roman"/>
+          <w:color w:val="0000FF"/>
+          <w:sz w:val="20"/>
+          <w:u w:val="single"/>
+          <w:lang w:val="es-ES" w:eastAsia="zh-CN"/>
+        </w:rPr>
+      </w:pPr>
+      <w:r>
+        <w:rPr>
+          <w:rFonts w:hint="default" w:ascii="Times New Roman" w:hAnsi="Times New Roman" w:cs="Times New Roman"/>
+          <w:color w:val="0000FF"/>
+          <w:sz w:val="20"/>
+          <w:u w:val="single"/>
+          <w:lang w:val="es-ES" w:eastAsia="zh-CN"/>
+        </w:rPr>
+        <w:fldChar w:fldCharType="begin"/>
+      </w:r>
+      <w:r>
+        <w:rPr>
+          <w:rFonts w:hint="default" w:ascii="Times New Roman" w:hAnsi="Times New Roman" w:cs="Times New Roman"/>
+          <w:color w:val="0000FF"/>
+          <w:sz w:val="20"/>
+          <w:u w:val="single"/>
+          <w:lang w:val="es-ES" w:eastAsia="zh-CN"/>
+        </w:rPr>
+        <w:instrText xml:space="preserve"> HYPERLINK "https://campusvirtual.frm.utn.edu.ar/pluginfile.php/57077/mod_label/intro/Operadores Relacionales.pdf" </w:instrText>
+      </w:r>
+      <w:r>
+        <w:rPr>
+          <w:rFonts w:hint="default" w:ascii="Times New Roman" w:hAnsi="Times New Roman" w:cs="Times New Roman"/>
+          <w:color w:val="0000FF"/>
+          <w:sz w:val="20"/>
+          <w:u w:val="single"/>
+          <w:lang w:val="es-ES" w:eastAsia="zh-CN"/>
+        </w:rPr>
+        <w:fldChar w:fldCharType="separate"/>
+      </w:r>
+      <w:r>
+        <w:rPr>
+          <w:rFonts w:hint="default" w:ascii="Times New Roman" w:hAnsi="Times New Roman" w:cs="Times New Roman"/>
+          <w:color w:val="0000FF"/>
+          <w:sz w:val="20"/>
+          <w:u w:val="single"/>
+          <w:lang w:val="es-ES" w:eastAsia="zh-CN"/>
+        </w:rPr>
+        <w:t>Operadores Relacionales</w:t>
+      </w:r>
+      <w:r>
+        <w:rPr>
+          <w:rFonts w:hint="default" w:ascii="Times New Roman" w:hAnsi="Times New Roman" w:cs="Times New Roman"/>
+          <w:color w:val="0000FF"/>
+          <w:sz w:val="20"/>
+          <w:u w:val="single"/>
+          <w:lang w:val="es-ES" w:eastAsia="zh-CN"/>
+        </w:rPr>
+        <w:fldChar w:fldCharType="end"/>
+      </w:r>
+    </w:p>
+    <w:p>
+      <w:pPr>
+        <w:rPr>
+          <w:rFonts w:hint="default" w:ascii="Times New Roman" w:hAnsi="Times New Roman" w:cs="Times New Roman"/>
+          <w:color w:val="auto"/>
+          <w:sz w:val="20"/>
+          <w:u w:val="none"/>
+          <w:lang w:val="es-ES" w:eastAsia="zh-CN"/>
+        </w:rPr>
+      </w:pPr>
+      <w:r>
+        <w:rPr>
+          <w:rFonts w:hint="default" w:ascii="Times New Roman" w:hAnsi="Times New Roman" w:cs="Times New Roman"/>
+          <w:color w:val="auto"/>
+          <w:sz w:val="20"/>
+          <w:u w:val="none"/>
+          <w:lang w:val="es-ES" w:eastAsia="zh-CN"/>
+        </w:rPr>
+        <w:t>Estructuras repetitivas:</w:t>
+      </w:r>
+    </w:p>
+    <w:p>
+      <w:pPr>
+        <w:rPr>
+          <w:rFonts w:hint="default" w:ascii="Times New Roman" w:hAnsi="Times New Roman" w:cs="Times New Roman"/>
+          <w:color w:val="0000FF"/>
+          <w:sz w:val="20"/>
+          <w:u w:val="single"/>
+          <w:lang w:val="es-ES" w:eastAsia="zh-CN"/>
+        </w:rPr>
+      </w:pPr>
+      <w:r>
+        <w:rPr>
+          <w:rFonts w:hint="default" w:ascii="Times New Roman" w:hAnsi="Times New Roman" w:cs="Times New Roman"/>
+          <w:color w:val="0000FF"/>
+          <w:sz w:val="20"/>
+          <w:u w:val="single"/>
+          <w:lang w:val="es-ES" w:eastAsia="zh-CN"/>
+        </w:rPr>
+        <w:fldChar w:fldCharType="begin"/>
+      </w:r>
+      <w:r>
+        <w:rPr>
+          <w:rFonts w:hint="default" w:ascii="Times New Roman" w:hAnsi="Times New Roman" w:cs="Times New Roman"/>
+          <w:color w:val="0000FF"/>
+          <w:sz w:val="20"/>
+          <w:u w:val="single"/>
+          <w:lang w:val="es-ES" w:eastAsia="zh-CN"/>
+        </w:rPr>
+        <w:instrText xml:space="preserve"> HYPERLINK "https://campusvirtual.frm.utn.edu.ar/pluginfile.php/57097/mod_label/intro/Repetitivas-Actividad 1.pdf?time=1770653015500" </w:instrText>
+      </w:r>
+      <w:r>
+        <w:rPr>
+          <w:rFonts w:hint="default" w:ascii="Times New Roman" w:hAnsi="Times New Roman" w:cs="Times New Roman"/>
+          <w:color w:val="0000FF"/>
+          <w:sz w:val="20"/>
+          <w:u w:val="single"/>
+          <w:lang w:val="es-ES" w:eastAsia="zh-CN"/>
+        </w:rPr>
+        <w:fldChar w:fldCharType="separate"/>
+      </w:r>
+      <w:r>
+        <w:rPr>
+          <w:rFonts w:hint="default" w:ascii="Times New Roman" w:hAnsi="Times New Roman" w:cs="Times New Roman"/>
+          <w:color w:val="0000FF"/>
+          <w:sz w:val="20"/>
+          <w:u w:val="single"/>
+          <w:lang w:val="es-ES" w:eastAsia="zh-CN"/>
+        </w:rPr>
+        <w:t>Repetitivas-part-1.pdf</w:t>
+      </w:r>
+      <w:r>
+        <w:rPr>
+          <w:rFonts w:hint="default" w:ascii="Times New Roman" w:hAnsi="Times New Roman" w:cs="Times New Roman"/>
+          <w:color w:val="0000FF"/>
+          <w:sz w:val="20"/>
+          <w:u w:val="single"/>
+          <w:lang w:val="es-ES" w:eastAsia="zh-CN"/>
+        </w:rPr>
+        <w:fldChar w:fldCharType="end"/>
+      </w:r>
+    </w:p>
+    <w:p>
+      <w:pPr>
+        <w:rPr>
+          <w:rFonts w:hint="default" w:ascii="Times New Roman" w:hAnsi="Times New Roman" w:cs="Times New Roman"/>
+          <w:color w:val="0000FF"/>
+          <w:sz w:val="20"/>
+          <w:u w:val="single"/>
+          <w:lang w:val="es-ES" w:eastAsia="zh-CN"/>
+        </w:rPr>
+      </w:pPr>
+      <w:r>
+        <w:rPr>
+          <w:rFonts w:hint="default" w:ascii="Times New Roman" w:hAnsi="Times New Roman" w:cs="Times New Roman"/>
+          <w:color w:val="0000FF"/>
+          <w:sz w:val="20"/>
+          <w:u w:val="single"/>
+          <w:lang w:val="es-ES" w:eastAsia="zh-CN"/>
+        </w:rPr>
+        <w:fldChar w:fldCharType="begin"/>
+      </w:r>
+      <w:r>
+        <w:rPr>
+          <w:rFonts w:hint="default" w:ascii="Times New Roman" w:hAnsi="Times New Roman" w:cs="Times New Roman"/>
+          <w:color w:val="0000FF"/>
+          <w:sz w:val="20"/>
+          <w:u w:val="single"/>
+          <w:lang w:val="es-ES" w:eastAsia="zh-CN"/>
+        </w:rPr>
+        <w:instrText xml:space="preserve"> HYPERLINK "https://campusvirtual.frm.utn.edu.ar/pluginfile.php/57098/mod_label/intro/Repetitivas-Actividad 2.pdf?time=1770653972678" </w:instrText>
+      </w:r>
+      <w:r>
+        <w:rPr>
+          <w:rFonts w:hint="default" w:ascii="Times New Roman" w:hAnsi="Times New Roman" w:cs="Times New Roman"/>
+          <w:color w:val="0000FF"/>
+          <w:sz w:val="20"/>
+          <w:u w:val="single"/>
+          <w:lang w:val="es-ES" w:eastAsia="zh-CN"/>
+        </w:rPr>
+        <w:fldChar w:fldCharType="separate"/>
+      </w:r>
+      <w:r>
+        <w:rPr>
+          <w:rFonts w:hint="default" w:ascii="Times New Roman" w:hAnsi="Times New Roman" w:cs="Times New Roman"/>
+          <w:color w:val="0000FF"/>
+          <w:sz w:val="20"/>
+          <w:u w:val="single"/>
+          <w:lang w:val="es-ES" w:eastAsia="zh-CN"/>
+        </w:rPr>
+        <w:t>Repetitivas-part-2.pdf</w:t>
+      </w:r>
+      <w:r>
+        <w:rPr>
+          <w:rFonts w:hint="default" w:ascii="Times New Roman" w:hAnsi="Times New Roman" w:cs="Times New Roman"/>
+          <w:color w:val="0000FF"/>
+          <w:sz w:val="20"/>
+          <w:u w:val="single"/>
+          <w:lang w:val="es-ES" w:eastAsia="zh-CN"/>
+        </w:rPr>
+        <w:fldChar w:fldCharType="end"/>
+      </w:r>
+    </w:p>
+    <w:p>
+      <w:pPr>
+        <w:rPr>
+          <w:rFonts w:hint="default" w:ascii="Times New Roman" w:hAnsi="Times New Roman" w:cs="Times New Roman"/>
+          <w:color w:val="auto"/>
+          <w:sz w:val="20"/>
+          <w:u w:val="none"/>
+          <w:lang w:val="es-ES" w:eastAsia="zh-CN"/>
+        </w:rPr>
+      </w:pPr>
+      <w:r>
+        <w:rPr>
+          <w:rFonts w:hint="default" w:ascii="Times New Roman" w:hAnsi="Times New Roman" w:cs="Times New Roman"/>
+          <w:color w:val="auto"/>
+          <w:sz w:val="20"/>
+          <w:u w:val="none"/>
+          <w:lang w:val="es-ES" w:eastAsia="zh-CN"/>
+        </w:rPr>
+        <w:t>Manejo de errores:</w:t>
+      </w:r>
+    </w:p>
+    <w:p>
+      <w:pPr>
+        <w:rPr>
+          <w:rFonts w:hint="default" w:ascii="Times New Roman" w:hAnsi="Times New Roman" w:cs="Times New Roman"/>
+          <w:color w:val="0000FF"/>
+          <w:sz w:val="20"/>
+          <w:u w:val="single"/>
+          <w:lang w:val="es-ES" w:eastAsia="zh-CN"/>
+        </w:rPr>
+      </w:pPr>
+      <w:r>
+        <w:rPr>
+          <w:rFonts w:hint="default" w:ascii="Times New Roman" w:hAnsi="Times New Roman" w:cs="Times New Roman"/>
+          <w:color w:val="0000FF"/>
+          <w:sz w:val="20"/>
+          <w:u w:val="single"/>
+          <w:lang w:val="es-ES" w:eastAsia="zh-CN"/>
+        </w:rPr>
+        <w:fldChar w:fldCharType="begin"/>
+      </w:r>
+      <w:r>
+        <w:rPr>
+          <w:rFonts w:hint="default" w:ascii="Times New Roman" w:hAnsi="Times New Roman" w:cs="Times New Roman"/>
+          <w:color w:val="0000FF"/>
+          <w:sz w:val="20"/>
+          <w:u w:val="single"/>
+          <w:lang w:val="es-ES" w:eastAsia="zh-CN"/>
+        </w:rPr>
+        <w:instrText xml:space="preserve"> HYPERLINK "https://campusvirtual.frm.utn.edu.ar/pluginfile.php/57183/mod_label/intro/Manejo de Errores_ Tipo de Errores.docx.pdf" </w:instrText>
+      </w:r>
+      <w:r>
+        <w:rPr>
+          <w:rFonts w:hint="default" w:ascii="Times New Roman" w:hAnsi="Times New Roman" w:cs="Times New Roman"/>
+          <w:color w:val="0000FF"/>
+          <w:sz w:val="20"/>
+          <w:u w:val="single"/>
+          <w:lang w:val="es-ES" w:eastAsia="zh-CN"/>
+        </w:rPr>
+        <w:fldChar w:fldCharType="separate"/>
+      </w:r>
+      <w:r>
+        <w:rPr>
+          <w:rFonts w:hint="default" w:ascii="Times New Roman" w:hAnsi="Times New Roman" w:cs="Times New Roman"/>
+          <w:color w:val="0000FF"/>
+          <w:sz w:val="20"/>
+          <w:u w:val="single"/>
+          <w:lang w:val="es-ES" w:eastAsia="zh-CN"/>
+        </w:rPr>
+        <w:t>Tipo de Errores.docx</w:t>
+      </w:r>
+      <w:r>
+        <w:rPr>
+          <w:rFonts w:hint="default" w:ascii="Times New Roman" w:hAnsi="Times New Roman" w:cs="Times New Roman"/>
+          <w:color w:val="0000FF"/>
+          <w:sz w:val="20"/>
+          <w:u w:val="single"/>
+          <w:lang w:val="es-ES" w:eastAsia="zh-CN"/>
+        </w:rPr>
+        <w:fldChar w:fldCharType="end"/>
+      </w:r>
+    </w:p>
+    <w:p>
+      <w:pPr>
+        <w:rPr>
+          <w:rFonts w:hint="default" w:ascii="Times New Roman" w:hAnsi="Times New Roman" w:cs="Times New Roman"/>
+          <w:color w:val="0000FF"/>
+          <w:sz w:val="20"/>
+          <w:u w:val="single"/>
+          <w:lang w:val="es-ES" w:eastAsia="zh-CN"/>
+        </w:rPr>
+      </w:pPr>
+      <w:r>
+        <w:rPr>
+          <w:rFonts w:hint="default" w:ascii="Times New Roman" w:hAnsi="Times New Roman" w:cs="Times New Roman"/>
+          <w:color w:val="0000FF"/>
+          <w:sz w:val="20"/>
+          <w:u w:val="single"/>
+          <w:lang w:val="es-ES" w:eastAsia="zh-CN"/>
+        </w:rPr>
+        <w:fldChar w:fldCharType="begin"/>
+      </w:r>
+      <w:r>
+        <w:rPr>
+          <w:rFonts w:hint="default" w:ascii="Times New Roman" w:hAnsi="Times New Roman" w:cs="Times New Roman"/>
+          <w:color w:val="0000FF"/>
+          <w:sz w:val="20"/>
+          <w:u w:val="single"/>
+          <w:lang w:val="es-ES" w:eastAsia="zh-CN"/>
+        </w:rPr>
+        <w:instrText xml:space="preserve"> HYPERLINK "https://campusvirtual.frm.utn.edu.ar/pluginfile.php/57184/mod_label/intro/Manejo de errores_ Try Except.docx.pdf?time=1771449850438" </w:instrText>
+      </w:r>
+      <w:r>
+        <w:rPr>
+          <w:rFonts w:hint="default" w:ascii="Times New Roman" w:hAnsi="Times New Roman" w:cs="Times New Roman"/>
+          <w:color w:val="0000FF"/>
+          <w:sz w:val="20"/>
+          <w:u w:val="single"/>
+          <w:lang w:val="es-ES" w:eastAsia="zh-CN"/>
+        </w:rPr>
+        <w:fldChar w:fldCharType="separate"/>
+      </w:r>
+      <w:r>
+        <w:rPr>
+          <w:rFonts w:hint="default" w:ascii="Times New Roman" w:hAnsi="Times New Roman" w:cs="Times New Roman"/>
+          <w:color w:val="0000FF"/>
+          <w:sz w:val="20"/>
+          <w:u w:val="single"/>
+          <w:lang w:val="es-ES" w:eastAsia="zh-CN"/>
+        </w:rPr>
+        <w:t>Try Except.docx</w:t>
+      </w:r>
+      <w:r>
+        <w:rPr>
+          <w:rFonts w:hint="default" w:ascii="Times New Roman" w:hAnsi="Times New Roman" w:cs="Times New Roman"/>
+          <w:color w:val="0000FF"/>
+          <w:sz w:val="20"/>
+          <w:u w:val="single"/>
+          <w:lang w:val="es-ES" w:eastAsia="zh-CN"/>
+        </w:rPr>
+        <w:fldChar w:fldCharType="end"/>
+      </w:r>
+    </w:p>
+    <w:p>
+      <w:pPr>
+        <w:rPr>
+          <w:rFonts w:hint="default" w:ascii="Times New Roman" w:hAnsi="Times New Roman" w:cs="Times New Roman"/>
+          <w:color w:val="auto"/>
+          <w:sz w:val="20"/>
+          <w:u w:val="none"/>
+          <w:lang w:val="es-ES" w:eastAsia="zh-CN"/>
+        </w:rPr>
+      </w:pPr>
+      <w:r>
+        <w:rPr>
+          <w:rFonts w:hint="default" w:ascii="Times New Roman" w:hAnsi="Times New Roman" w:cs="Times New Roman"/>
+          <w:color w:val="auto"/>
+          <w:sz w:val="20"/>
+          <w:u w:val="none"/>
+          <w:lang w:val="es-ES" w:eastAsia="zh-CN"/>
+        </w:rPr>
+        <w:t>Manejo de archivos:</w:t>
+      </w:r>
+    </w:p>
+    <w:p>
+      <w:pPr>
+        <w:rPr>
+          <w:rFonts w:hint="default" w:ascii="Times New Roman" w:hAnsi="Times New Roman" w:cs="Times New Roman"/>
+          <w:color w:val="0000FF"/>
+          <w:sz w:val="20"/>
+          <w:u w:val="single"/>
+          <w:lang w:val="es-ES" w:eastAsia="zh-CN"/>
+        </w:rPr>
+      </w:pPr>
+      <w:r>
+        <w:rPr>
+          <w:rFonts w:hint="default" w:ascii="Times New Roman" w:hAnsi="Times New Roman" w:cs="Times New Roman"/>
+          <w:color w:val="0000FF"/>
+          <w:sz w:val="20"/>
+          <w:u w:val="single"/>
+          <w:lang w:val="es-ES" w:eastAsia="zh-CN"/>
+        </w:rPr>
+        <w:fldChar w:fldCharType="begin"/>
+      </w:r>
+      <w:r>
+        <w:rPr>
+          <w:rFonts w:hint="default" w:ascii="Times New Roman" w:hAnsi="Times New Roman" w:cs="Times New Roman"/>
+          <w:color w:val="0000FF"/>
+          <w:sz w:val="20"/>
+          <w:u w:val="single"/>
+          <w:lang w:val="es-ES" w:eastAsia="zh-CN"/>
+        </w:rPr>
+        <w:instrText xml:space="preserve"> HYPERLINK "https://campusvirtual.frm.utn.edu.ar/pluginfile.php/57197/mod_label/intro/1 - Introducci%C3%B3n Archivos .pdf" </w:instrText>
+      </w:r>
+      <w:r>
+        <w:rPr>
+          <w:rFonts w:hint="default" w:ascii="Times New Roman" w:hAnsi="Times New Roman" w:cs="Times New Roman"/>
+          <w:color w:val="0000FF"/>
+          <w:sz w:val="20"/>
+          <w:u w:val="single"/>
+          <w:lang w:val="es-ES" w:eastAsia="zh-CN"/>
+        </w:rPr>
+        <w:fldChar w:fldCharType="separate"/>
+      </w:r>
+      <w:r>
+        <w:rPr>
+          <w:rFonts w:hint="default" w:ascii="Times New Roman" w:hAnsi="Times New Roman" w:cs="Times New Roman"/>
+          <w:color w:val="0000FF"/>
+          <w:sz w:val="20"/>
+          <w:u w:val="single"/>
+          <w:lang w:val="es-ES" w:eastAsia="zh-CN"/>
+        </w:rPr>
+        <w:t>1 - Introducción Archivos .pdf</w:t>
+      </w:r>
+      <w:r>
+        <w:rPr>
+          <w:rFonts w:hint="default" w:ascii="Times New Roman" w:hAnsi="Times New Roman" w:cs="Times New Roman"/>
+          <w:color w:val="0000FF"/>
+          <w:sz w:val="20"/>
+          <w:u w:val="single"/>
+          <w:lang w:val="es-ES" w:eastAsia="zh-CN"/>
+        </w:rPr>
+        <w:fldChar w:fldCharType="end"/>
+      </w:r>
+    </w:p>
+    <w:p>
+      <w:pPr>
+        <w:rPr>
+          <w:rFonts w:hint="default" w:ascii="Times New Roman" w:hAnsi="Times New Roman" w:cs="Times New Roman"/>
+          <w:color w:val="0000FF"/>
+          <w:sz w:val="20"/>
+          <w:u w:val="single"/>
+          <w:lang w:val="es-ES" w:eastAsia="zh-CN"/>
+        </w:rPr>
+      </w:pPr>
+      <w:r>
+        <w:rPr>
+          <w:rFonts w:hint="default" w:ascii="Times New Roman" w:hAnsi="Times New Roman" w:cs="Times New Roman"/>
+          <w:color w:val="0000FF"/>
+          <w:sz w:val="20"/>
+          <w:u w:val="single"/>
+          <w:lang w:val="es-ES" w:eastAsia="zh-CN"/>
+        </w:rPr>
+        <w:fldChar w:fldCharType="begin"/>
+      </w:r>
+      <w:r>
+        <w:rPr>
+          <w:rFonts w:hint="default" w:ascii="Times New Roman" w:hAnsi="Times New Roman" w:cs="Times New Roman"/>
+          <w:color w:val="0000FF"/>
+          <w:sz w:val="20"/>
+          <w:u w:val="single"/>
+          <w:lang w:val="es-ES" w:eastAsia="zh-CN"/>
+        </w:rPr>
+        <w:instrText xml:space="preserve"> HYPERLINK "https://campusvirtual.frm.utn.edu.ar/pluginfile.php/57199/mod_folder/content/0/2%20-%20Apertura%2C%20lectura%2C%20escritura%2C%20cierre%20de%20archivos.pdf?forcedownload=1" </w:instrText>
+      </w:r>
+      <w:r>
+        <w:rPr>
+          <w:rFonts w:hint="default" w:ascii="Times New Roman" w:hAnsi="Times New Roman" w:cs="Times New Roman"/>
+          <w:color w:val="0000FF"/>
+          <w:sz w:val="20"/>
+          <w:u w:val="single"/>
+          <w:lang w:val="es-ES" w:eastAsia="zh-CN"/>
+        </w:rPr>
+        <w:fldChar w:fldCharType="separate"/>
+      </w:r>
+      <w:r>
+        <w:rPr>
+          <w:rFonts w:hint="default" w:ascii="Times New Roman" w:hAnsi="Times New Roman" w:cs="Times New Roman"/>
+          <w:color w:val="0000FF"/>
+          <w:sz w:val="20"/>
+          <w:u w:val="single"/>
+          <w:lang w:val="es-ES" w:eastAsia="zh-CN"/>
+        </w:rPr>
+        <w:t>Apertura, lectura, escritura, cierre de archivos.pdf</w:t>
+      </w:r>
+      <w:r>
+        <w:rPr>
+          <w:rFonts w:hint="default" w:ascii="Times New Roman" w:hAnsi="Times New Roman" w:cs="Times New Roman"/>
+          <w:color w:val="0000FF"/>
+          <w:sz w:val="20"/>
+          <w:u w:val="single"/>
+          <w:lang w:val="es-ES" w:eastAsia="zh-CN"/>
+        </w:rPr>
+        <w:fldChar w:fldCharType="end"/>
+      </w:r>
+    </w:p>
+    <w:p>
+      <w:pPr>
+        <w:rPr>
+          <w:rFonts w:hint="default" w:ascii="Times New Roman" w:hAnsi="Times New Roman" w:cs="Times New Roman"/>
+          <w:color w:val="0000FF"/>
+          <w:sz w:val="20"/>
+          <w:u w:val="single"/>
+          <w:lang w:val="es-ES" w:eastAsia="zh-CN"/>
+        </w:rPr>
+      </w:pPr>
+      <w:r>
+        <w:rPr>
+          <w:rFonts w:hint="default" w:ascii="Times New Roman" w:hAnsi="Times New Roman" w:cs="Times New Roman"/>
+          <w:color w:val="0000FF"/>
+          <w:sz w:val="20"/>
+          <w:u w:val="single"/>
+          <w:lang w:val="es-ES" w:eastAsia="zh-CN"/>
+        </w:rPr>
+        <w:fldChar w:fldCharType="begin"/>
+      </w:r>
+      <w:r>
+        <w:rPr>
+          <w:rFonts w:hint="default" w:ascii="Times New Roman" w:hAnsi="Times New Roman" w:cs="Times New Roman"/>
+          <w:color w:val="0000FF"/>
+          <w:sz w:val="20"/>
+          <w:u w:val="single"/>
+          <w:lang w:val="es-ES" w:eastAsia="zh-CN"/>
+        </w:rPr>
+        <w:instrText xml:space="preserve"> HYPERLINK "https://campusvirtual.frm.utn.edu.ar/pluginfile.php/57199/mod_folder/content/0/Apunte%20-%20Archivos.pdf?forcedownload=1" </w:instrText>
+      </w:r>
+      <w:r>
+        <w:rPr>
+          <w:rFonts w:hint="default" w:ascii="Times New Roman" w:hAnsi="Times New Roman" w:cs="Times New Roman"/>
+          <w:color w:val="0000FF"/>
+          <w:sz w:val="20"/>
+          <w:u w:val="single"/>
+          <w:lang w:val="es-ES" w:eastAsia="zh-CN"/>
+        </w:rPr>
+        <w:fldChar w:fldCharType="separate"/>
+      </w:r>
+      <w:r>
+        <w:rPr>
+          <w:rFonts w:hint="default" w:ascii="Times New Roman" w:hAnsi="Times New Roman" w:cs="Times New Roman"/>
+          <w:color w:val="0000FF"/>
+          <w:sz w:val="20"/>
+          <w:u w:val="single"/>
+          <w:lang w:val="es-ES" w:eastAsia="zh-CN"/>
+        </w:rPr>
+        <w:t>Apunte - archivos.pdf</w:t>
+      </w:r>
+      <w:r>
+        <w:rPr>
+          <w:rFonts w:hint="default" w:ascii="Times New Roman" w:hAnsi="Times New Roman" w:cs="Times New Roman"/>
+          <w:color w:val="0000FF"/>
+          <w:sz w:val="20"/>
+          <w:u w:val="single"/>
+          <w:lang w:val="es-ES" w:eastAsia="zh-CN"/>
+        </w:rPr>
+        <w:fldChar w:fldCharType="end"/>
+      </w:r>
+    </w:p>
+    <w:p>
+      <w:pPr>
+        <w:rPr>
+          <w:rFonts w:hint="default" w:ascii="Times New Roman" w:hAnsi="Times New Roman" w:cs="Times New Roman"/>
+          <w:color w:val="auto"/>
+          <w:sz w:val="20"/>
+          <w:u w:val="none"/>
+          <w:lang w:val="es-ES" w:eastAsia="zh-CN"/>
+        </w:rPr>
+      </w:pPr>
+      <w:r>
+        <w:rPr>
+          <w:rFonts w:hint="default" w:ascii="Times New Roman" w:hAnsi="Times New Roman" w:cs="Times New Roman"/>
+          <w:color w:val="auto"/>
+          <w:sz w:val="20"/>
+          <w:u w:val="none"/>
+          <w:lang w:val="es-ES" w:eastAsia="zh-CN"/>
+        </w:rPr>
+        <w:t>Otras funciones nativas:</w:t>
+      </w:r>
+    </w:p>
+    <w:p>
+      <w:pPr>
+        <w:rPr>
+          <w:rFonts w:hint="default" w:ascii="Times New Roman" w:hAnsi="Times New Roman" w:cs="Times New Roman"/>
+          <w:color w:val="0000FF"/>
+          <w:sz w:val="20"/>
+          <w:u w:val="single"/>
+          <w:lang w:val="es-ES" w:eastAsia="zh-CN"/>
+        </w:rPr>
+      </w:pPr>
+      <w:r>
+        <w:rPr>
+          <w:rFonts w:hint="default" w:ascii="Times New Roman" w:hAnsi="Times New Roman" w:cs="Times New Roman"/>
+          <w:color w:val="0000FF"/>
+          <w:sz w:val="20"/>
+          <w:u w:val="single"/>
+          <w:lang w:val="es-ES" w:eastAsia="zh-CN"/>
+        </w:rPr>
+        <w:fldChar w:fldCharType="begin"/>
+      </w:r>
+      <w:r>
+        <w:rPr>
+          <w:rFonts w:hint="default" w:ascii="Times New Roman" w:hAnsi="Times New Roman" w:cs="Times New Roman"/>
+          <w:color w:val="0000FF"/>
+          <w:sz w:val="20"/>
+          <w:u w:val="single"/>
+          <w:lang w:val="es-ES" w:eastAsia="zh-CN"/>
+        </w:rPr>
+        <w:instrText xml:space="preserve"> HYPERLINK "https://campusvirtual.frm.utn.edu.ar/pluginfile.php/57201/mod_folder/content/0/3%20-%20strip%28%29%2C%20split%28%29%2C%20.join%28%29.docx.pdf?forcedownload=1" </w:instrText>
+      </w:r>
+      <w:r>
+        <w:rPr>
+          <w:rFonts w:hint="default" w:ascii="Times New Roman" w:hAnsi="Times New Roman" w:cs="Times New Roman"/>
+          <w:color w:val="0000FF"/>
+          <w:sz w:val="20"/>
+          <w:u w:val="single"/>
+          <w:lang w:val="es-ES" w:eastAsia="zh-CN"/>
+        </w:rPr>
+        <w:fldChar w:fldCharType="separate"/>
+      </w:r>
+      <w:r>
+        <w:rPr>
+          <w:rFonts w:hint="default" w:ascii="Times New Roman" w:hAnsi="Times New Roman" w:cs="Times New Roman"/>
+          <w:color w:val="0000FF"/>
+          <w:sz w:val="20"/>
+          <w:u w:val="single"/>
+          <w:lang w:val="es-ES" w:eastAsia="zh-CN"/>
+        </w:rPr>
+        <w:t>strip(),split(),.join().pdf</w:t>
+      </w:r>
+      <w:r>
+        <w:rPr>
+          <w:rFonts w:hint="default" w:ascii="Times New Roman" w:hAnsi="Times New Roman" w:cs="Times New Roman"/>
+          <w:color w:val="0000FF"/>
+          <w:sz w:val="20"/>
+          <w:u w:val="single"/>
+          <w:lang w:val="es-ES" w:eastAsia="zh-CN"/>
+        </w:rPr>
+        <w:fldChar w:fldCharType="end"/>
+      </w:r>
+    </w:p>
+    <w:p>
+      <w:pPr>
+        <w:rPr>
+          <w:rFonts w:hint="default" w:ascii="Times New Roman" w:hAnsi="Times New Roman" w:cs="Times New Roman"/>
+          <w:sz w:val="20"/>
+          <w:lang w:val="es-ES" w:eastAsia="zh-CN"/>
+        </w:rPr>
+      </w:pPr>
+      <w:r>
+        <w:rPr>
+          <w:rFonts w:hint="default" w:ascii="Times New Roman" w:hAnsi="Times New Roman" w:cs="Times New Roman"/>
+          <w:sz w:val="20"/>
+          <w:lang w:val="es-ES" w:eastAsia="zh-CN"/>
+        </w:rPr>
+        <w:t xml:space="preserve">Libreria questionary: </w:t>
+      </w:r>
+    </w:p>
+    <w:p>
+      <w:pPr>
+        <w:rPr>
+          <w:rFonts w:hint="default" w:ascii="Times New Roman" w:hAnsi="Times New Roman" w:cs="Times New Roman"/>
+          <w:sz w:val="20"/>
+          <w:lang w:val="es-ES" w:eastAsia="zh-CN"/>
+        </w:rPr>
+      </w:pPr>
+      <w:r>
+        <w:rPr>
+          <w:rFonts w:hint="default" w:ascii="Times New Roman" w:hAnsi="Times New Roman" w:cs="Times New Roman"/>
+          <w:color w:val="0000FF"/>
+          <w:sz w:val="20"/>
+          <w:u w:val="single"/>
+          <w:lang w:val="es-ES" w:eastAsia="zh-CN"/>
+        </w:rPr>
+        <w:fldChar w:fldCharType="begin"/>
+      </w:r>
+      <w:r>
+        <w:rPr>
+          <w:rFonts w:hint="default" w:ascii="Times New Roman" w:hAnsi="Times New Roman" w:cs="Times New Roman"/>
+          <w:color w:val="0000FF"/>
+          <w:sz w:val="20"/>
+          <w:u w:val="single"/>
+          <w:lang w:val="es-ES" w:eastAsia="zh-CN"/>
+        </w:rPr>
+        <w:instrText xml:space="preserve"> HYPERLINK "https://pypi.org/project/questionary/" </w:instrText>
+      </w:r>
+      <w:r>
+        <w:rPr>
+          <w:rFonts w:hint="default" w:ascii="Times New Roman" w:hAnsi="Times New Roman" w:cs="Times New Roman"/>
+          <w:color w:val="0000FF"/>
+          <w:sz w:val="20"/>
+          <w:u w:val="single"/>
+          <w:lang w:val="es-ES" w:eastAsia="zh-CN"/>
+        </w:rPr>
+        <w:fldChar w:fldCharType="separate"/>
+      </w:r>
+      <w:r>
+        <w:rPr>
+          <w:rFonts w:hint="default" w:ascii="Times New Roman" w:hAnsi="Times New Roman" w:cs="Times New Roman"/>
+          <w:color w:val="0000FF"/>
+          <w:sz w:val="20"/>
+          <w:u w:val="single"/>
+          <w:lang w:val="es-ES" w:eastAsia="zh-CN"/>
+        </w:rPr>
+        <w:t>questionary · PyPI</w:t>
+      </w:r>
+      <w:r>
+        <w:rPr>
+          <w:rFonts w:hint="default" w:ascii="Times New Roman" w:hAnsi="Times New Roman" w:cs="Times New Roman"/>
+          <w:color w:val="0000FF"/>
+          <w:sz w:val="20"/>
+          <w:u w:val="single"/>
+          <w:lang w:val="es-ES" w:eastAsia="zh-CN"/>
+        </w:rPr>
+        <w:fldChar w:fldCharType="end"/>
+      </w:r>
+    </w:p>
+    <w:p>
+      <w:pPr>
+        <w:rPr>
+          <w:rFonts w:hint="default" w:ascii="Times New Roman" w:hAnsi="Times New Roman" w:cs="Times New Roman"/>
+          <w:color w:val="auto"/>
+          <w:sz w:val="20"/>
+          <w:u w:val="none"/>
+          <w:lang w:val="es-ES" w:eastAsia="zh-CN"/>
+        </w:rPr>
+      </w:pPr>
+      <w:r>
+        <w:rPr>
+          <w:rFonts w:hint="default" w:ascii="Times New Roman" w:hAnsi="Times New Roman" w:cs="Times New Roman"/>
+          <w:color w:val="auto"/>
+          <w:sz w:val="20"/>
+          <w:u w:val="none"/>
+          <w:lang w:val="es-ES" w:eastAsia="zh-CN"/>
+        </w:rPr>
+        <w:t>Datos de paises:</w:t>
+      </w:r>
+    </w:p>
+    <w:p>
+      <w:pPr>
+        <w:rPr>
+          <w:rFonts w:hint="default" w:ascii="Times New Roman" w:hAnsi="Times New Roman" w:cs="Times New Roman"/>
+          <w:color w:val="0000FF"/>
+          <w:sz w:val="20"/>
+          <w:u w:val="single"/>
+          <w:lang w:val="es-ES" w:eastAsia="zh-CN"/>
+        </w:rPr>
+      </w:pPr>
+      <w:r>
+        <w:rPr>
+          <w:rFonts w:hint="default" w:ascii="Times New Roman" w:hAnsi="Times New Roman" w:cs="Times New Roman"/>
+          <w:color w:val="0000FF"/>
+          <w:sz w:val="20"/>
+          <w:u w:val="single"/>
+          <w:lang w:val="es-ES" w:eastAsia="zh-CN"/>
+        </w:rPr>
+        <w:fldChar w:fldCharType="begin"/>
+      </w:r>
+      <w:r>
+        <w:rPr>
+          <w:rFonts w:hint="default" w:ascii="Times New Roman" w:hAnsi="Times New Roman" w:cs="Times New Roman"/>
+          <w:color w:val="0000FF"/>
+          <w:sz w:val="20"/>
+          <w:u w:val="single"/>
+          <w:lang w:val="es-ES" w:eastAsia="zh-CN"/>
+        </w:rPr>
+        <w:instrText xml:space="preserve"> HYPERLINK "https://copilot.microsoft.com/chats/95n8UyJyCzx2HyVxSJToZ" </w:instrText>
+      </w:r>
+      <w:r>
+        <w:rPr>
+          <w:rFonts w:hint="default" w:ascii="Times New Roman" w:hAnsi="Times New Roman" w:cs="Times New Roman"/>
+          <w:color w:val="0000FF"/>
+          <w:sz w:val="20"/>
+          <w:u w:val="single"/>
+          <w:lang w:val="es-ES" w:eastAsia="zh-CN"/>
+        </w:rPr>
+        <w:fldChar w:fldCharType="separate"/>
+      </w:r>
+      <w:r>
+        <w:rPr>
+          <w:rFonts w:hint="default" w:ascii="Times New Roman" w:hAnsi="Times New Roman" w:cs="Times New Roman"/>
+          <w:color w:val="0000FF"/>
+          <w:sz w:val="20"/>
+          <w:u w:val="single"/>
+          <w:lang w:val="es-ES" w:eastAsia="zh-CN"/>
+        </w:rPr>
+        <w:t>Microsoft Copilot</w:t>
+      </w:r>
+      <w:r>
+        <w:rPr>
+          <w:rFonts w:hint="default" w:ascii="Times New Roman" w:hAnsi="Times New Roman" w:cs="Times New Roman"/>
+          <w:color w:val="0000FF"/>
+          <w:sz w:val="20"/>
+          <w:u w:val="single"/>
+          <w:lang w:val="es-ES" w:eastAsia="zh-CN"/>
+        </w:rPr>
+        <w:fldChar w:fldCharType="end"/>
+      </w:r>
+    </w:p>
+    <w:p>
+      <w:pPr>
+        <w:rPr>
+          <w:rFonts w:hint="default" w:ascii="Times New Roman" w:hAnsi="Times New Roman" w:cs="Times New Roman"/>
+          <w:sz w:val="20"/>
+          <w:lang w:val="es-ES" w:eastAsia="zh-CN"/>
+        </w:rPr>
+      </w:pPr>
+      <w:r>
+        <w:rPr>
+          <w:rFonts w:hint="default" w:ascii="Times New Roman" w:hAnsi="Times New Roman" w:cs="Times New Roman"/>
+          <w:b/>
+          <w:bCs/>
+          <w:color w:val="auto"/>
+          <w:sz w:val="20"/>
+          <w:u w:val="none"/>
+          <w:lang w:val="es-ES" w:eastAsia="zh-CN"/>
+        </w:rPr>
+        <w:t>Con informaciones adicionales añadidas en</w:t>
       </w:r>
       <w:bookmarkStart w:id="0" w:name="_GoBack"/>
       <w:bookmarkEnd w:id="0"/>
-    </w:p>
-    <w:p>
-      <w:pPr>
-        <w:rPr>
-          <w:rFonts w:hint="default" w:ascii="Times New Roman" w:hAnsi="Times New Roman" w:cs="Times New Roman"/>
-          <w:sz w:val="20"/>
-          <w:lang w:val="es-ES" w:eastAsia="zh-CN"/>
-        </w:rPr>
-      </w:pPr>
-      <w:r>
-        <w:rPr>
-          <w:rFonts w:hint="default" w:ascii="Times New Roman" w:hAnsi="Times New Roman" w:cs="Times New Roman"/>
-          <w:sz w:val="20"/>
-          <w:lang w:val="es-ES" w:eastAsia="zh-CN"/>
-        </w:rPr>
-        <w:t xml:space="preserve">Libreria questionary: </w:t>
-      </w:r>
-      <w:r>
-        <w:rPr>
-          <w:rFonts w:hint="default" w:ascii="Times New Roman" w:hAnsi="Times New Roman" w:cs="Times New Roman"/>
-          <w:color w:val="0000FF"/>
-          <w:sz w:val="20"/>
-          <w:u w:val="single"/>
-          <w:lang w:val="es-ES" w:eastAsia="zh-CN"/>
-        </w:rPr>
-        <w:fldChar w:fldCharType="begin"/>
-      </w:r>
-      <w:r>
-        <w:rPr>
-          <w:rFonts w:hint="default" w:ascii="Times New Roman" w:hAnsi="Times New Roman" w:cs="Times New Roman"/>
-          <w:color w:val="0000FF"/>
-          <w:sz w:val="20"/>
-          <w:u w:val="single"/>
-          <w:lang w:val="es-ES" w:eastAsia="zh-CN"/>
-        </w:rPr>
-        <w:instrText xml:space="preserve"> HYPERLINK "https://pypi.org/project/questionary/" </w:instrText>
-      </w:r>
-      <w:r>
-        <w:rPr>
-          <w:rFonts w:hint="default" w:ascii="Times New Roman" w:hAnsi="Times New Roman" w:cs="Times New Roman"/>
-          <w:color w:val="0000FF"/>
-          <w:sz w:val="20"/>
-          <w:u w:val="single"/>
-          <w:lang w:val="es-ES" w:eastAsia="zh-CN"/>
-        </w:rPr>
-        <w:fldChar w:fldCharType="separate"/>
-      </w:r>
-      <w:r>
-        <w:rPr>
-          <w:rFonts w:hint="default" w:ascii="Times New Roman" w:hAnsi="Times New Roman" w:cs="Times New Roman"/>
-          <w:color w:val="0000FF"/>
-          <w:sz w:val="20"/>
-          <w:u w:val="single"/>
-          <w:lang w:val="es-ES" w:eastAsia="zh-CN"/>
-        </w:rPr>
-        <w:t>questionary · PyPI</w:t>
-      </w:r>
-      <w:r>
-        <w:rPr>
-          <w:rFonts w:hint="default" w:ascii="Times New Roman" w:hAnsi="Times New Roman" w:cs="Times New Roman"/>
-          <w:color w:val="0000FF"/>
-          <w:sz w:val="20"/>
-          <w:u w:val="single"/>
-          <w:lang w:val="es-ES" w:eastAsia="zh-CN"/>
-        </w:rPr>
-        <w:fldChar w:fldCharType="end"/>
-      </w:r>
-    </w:p>
-    <w:p>
-      <w:pPr>
-        <w:rPr>
-          <w:rFonts w:hint="default" w:ascii="Times New Roman" w:hAnsi="Times New Roman" w:cs="Times New Roman"/>
-          <w:sz w:val="20"/>
-          <w:lang w:val="es-ES" w:eastAsia="zh-CN"/>
-        </w:rPr>
-      </w:pPr>
-      <w:r>
-        <w:rPr>
-          <w:rFonts w:hint="default" w:ascii="Times New Roman" w:hAnsi="Times New Roman" w:cs="Times New Roman"/>
-          <w:sz w:val="20"/>
-          <w:lang w:val="es-ES" w:eastAsia="zh-CN"/>
-        </w:rPr>
-        <w:t>Datos de paises:</w:t>
+      <w:r>
+        <w:rPr>
+          <w:rFonts w:hint="default" w:ascii="Times New Roman" w:hAnsi="Times New Roman" w:cs="Times New Roman"/>
+          <w:b/>
+          <w:bCs/>
+          <w:color w:val="auto"/>
+          <w:sz w:val="20"/>
+          <w:u w:val="none"/>
+          <w:lang w:val="es-ES" w:eastAsia="zh-CN"/>
+        </w:rPr>
+        <w:t xml:space="preserve"> base a lo aprendido en clases de programacion I</w:t>
+      </w:r>
+      <w:r>
+        <w:rPr>
+          <w:sz w:val="20"/>
+        </w:rPr>
+        <mc:AlternateContent>
+          <mc:Choice Requires="wps">
+            <w:drawing>
+              <wp:anchor distT="0" distB="0" distL="114300" distR="114300" simplePos="0" relativeHeight="251694080" behindDoc="0" locked="0" layoutInCell="1" allowOverlap="1">
+                <wp:simplePos x="0" y="0"/>
+                <wp:positionH relativeFrom="column">
+                  <wp:posOffset>3098165</wp:posOffset>
+                </wp:positionH>
+                <wp:positionV relativeFrom="paragraph">
+                  <wp:posOffset>6077585</wp:posOffset>
+                </wp:positionV>
+                <wp:extent cx="215900" cy="215900"/>
+                <wp:effectExtent l="9525" t="9525" r="22225" b="22225"/>
+                <wp:wrapNone/>
+                <wp:docPr id="96" name="Óvalo 96"/>
+                <wp:cNvGraphicFramePr/>
+                <a:graphic xmlns:a="http://schemas.openxmlformats.org/drawingml/2006/main">
+                  <a:graphicData uri="http://schemas.microsoft.com/office/word/2010/wordprocessingShape">
+                    <wps:wsp>
+                      <wps:cNvSpPr/>
+                      <wps:spPr>
+                        <a:xfrm>
+                          <a:off x="3637915" y="9839960"/>
+                          <a:ext cx="215900" cy="215900"/>
+                        </a:xfrm>
+                        <a:prstGeom prst="ellipse">
+                          <a:avLst/>
+                        </a:prstGeom>
+                        <a:noFill/>
+                        <a:ln w="19050">
+                          <a:solidFill>
+                            <a:srgbClr val="7F7F7F"/>
+                          </a:solidFill>
+                          <a:prstDash val="sysDash"/>
+                        </a:ln>
+                      </wps:spPr>
+                      <wps:style>
+                        <a:lnRef idx="2">
+                          <a:schemeClr val="accent1">
+                            <a:lumMod val="75000"/>
+                          </a:schemeClr>
+                        </a:lnRef>
+                        <a:fillRef idx="1">
+                          <a:schemeClr val="accent1"/>
+                        </a:fillRef>
+                        <a:effectRef idx="0">
+                          <a:srgbClr val="FFFFFF"/>
+                        </a:effectRef>
+                        <a:fontRef idx="minor">
+                          <a:schemeClr val="lt1"/>
+                        </a:fontRef>
+                      </wps:style>
+                      <wps:bodyPr rot="0" spcFirstLastPara="0" vertOverflow="overflow" horzOverflow="overflow" vert="horz" wrap="square" lIns="91440" tIns="45720" rIns="91440" bIns="45720" numCol="1" spcCol="0" rtlCol="0" fromWordArt="0" anchor="ctr" anchorCtr="0" forceAA="0" compatLnSpc="1">
+                        <a:noAutofit/>
+                      </wps:bodyPr>
+                    </wps:wsp>
+                  </a:graphicData>
+                </a:graphic>
+              </wp:anchor>
+            </w:drawing>
+          </mc:Choice>
+          <mc:Fallback>
+            <w:pict>
+              <v:shape id="_x0000_s1026" o:spid="_x0000_s1026" o:spt="3" type="#_x0000_t3" style="position:absolute;left:0pt;margin-left:243.95pt;margin-top:478.55pt;height:17pt;width:17pt;z-index:251694080;v-text-anchor:middle;mso-width-relative:page;mso-height-relative:page;" filled="f" stroked="t" coordsize="21600,21600" o:gfxdata="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">
+                <v:fill on="f" focussize="0,0"/>
+                <v:stroke weight="1.5pt" color="#7F7F7F [2404]" miterlimit="8" joinstyle="miter" dashstyle="3 1"/>
+                <v:imagedata o:title=""/>
+                <o:lock v:ext="edit" aspectratio="f"/>
+              </v:shape>
+            </w:pict>
+          </mc:Fallback>
+        </mc:AlternateContent>
+      </w:r>
+      <w:r>
+        <w:rPr>
+          <w:sz w:val="20"/>
+        </w:rPr>
+        <mc:AlternateContent>
+          <mc:Choice Requires="wps">
+            <w:drawing>
+              <wp:anchor distT="0" distB="0" distL="114300" distR="114300" simplePos="0" relativeHeight="251692032" behindDoc="0" locked="0" layoutInCell="1" allowOverlap="1">
+                <wp:simplePos x="0" y="0"/>
+                <wp:positionH relativeFrom="column">
+                  <wp:posOffset>3098165</wp:posOffset>
+                </wp:positionH>
+                <wp:positionV relativeFrom="paragraph">
+                  <wp:posOffset>8702040</wp:posOffset>
+                </wp:positionV>
+                <wp:extent cx="215900" cy="215900"/>
+                <wp:effectExtent l="9525" t="9525" r="22225" b="22225"/>
+                <wp:wrapNone/>
+                <wp:docPr id="93" name="Óvalo 93"/>
+                <wp:cNvGraphicFramePr/>
+                <a:graphic xmlns:a="http://schemas.openxmlformats.org/drawingml/2006/main">
+                  <a:graphicData uri="http://schemas.microsoft.com/office/word/2010/wordprocessingShape">
+                    <wps:wsp>
+                      <wps:cNvSpPr/>
+                      <wps:spPr>
+                        <a:xfrm>
+                          <a:off x="0" y="0"/>
+                          <a:ext cx="215900" cy="215900"/>
+                        </a:xfrm>
+                        <a:prstGeom prst="ellipse">
+                          <a:avLst/>
+                        </a:prstGeom>
+                        <a:noFill/>
+                        <a:ln w="19050">
+                          <a:solidFill>
+                            <a:srgbClr val="7F7F7F"/>
+                          </a:solidFill>
+                          <a:prstDash val="sysDash"/>
+                        </a:ln>
+                      </wps:spPr>
+                      <wps:style>
+                        <a:lnRef idx="2">
+                          <a:schemeClr val="accent1">
+                            <a:lumMod val="75000"/>
+                          </a:schemeClr>
+                        </a:lnRef>
+                        <a:fillRef idx="1">
+                          <a:schemeClr val="accent1"/>
+                        </a:fillRef>
+                        <a:effectRef idx="0">
+                          <a:srgbClr val="FFFFFF"/>
+                        </a:effectRef>
+                        <a:fontRef idx="minor">
+                          <a:schemeClr val="lt1"/>
+                        </a:fontRef>
+                      </wps:style>
+                      <wps:bodyPr rot="0" spcFirstLastPara="0" vertOverflow="overflow" horzOverflow="overflow" vert="horz" wrap="square" lIns="91440" tIns="45720" rIns="91440" bIns="45720" numCol="1" spcCol="0" rtlCol="0" fromWordArt="0" anchor="ctr" anchorCtr="0" forceAA="0" compatLnSpc="1">
+                        <a:noAutofit/>
+                      </wps:bodyPr>
+                    </wps:wsp>
+                  </a:graphicData>
+                </a:graphic>
+              </wp:anchor>
+            </w:drawing>
+          </mc:Choice>
+          <mc:Fallback>
+            <w:pict>
+              <v:shape id="_x0000_s1026" o:spid="_x0000_s1026" o:spt="3" type="#_x0000_t3" style="position:absolute;left:0pt;margin-left:243.95pt;margin-top:685.2pt;height:17pt;width:17pt;z-index:251692032;v-text-anchor:middle;mso-width-relative:page;mso-height-relative:page;" filled="f" stroked="t" coordsize="21600,21600" o:gfxdata="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">
+                <v:fill on="f" focussize="0,0"/>
+                <v:stroke weight="1.5pt" color="#7F7F7F [2404]" miterlimit="8" joinstyle="miter" dashstyle="3 1"/>
+                <v:imagedata o:title=""/>
+                <o:lock v:ext="edit" aspectratio="f"/>
+              </v:shape>
+            </w:pict>
+          </mc:Fallback>
+        </mc:AlternateContent>
       </w:r>
     </w:p>
     <w:sectPr>
@@ -11723,7 +14146,7 @@
 <w:ftr xmlns:wpc="http://schemas.microsoft.com/office/word/2010/wordprocessingCanvas" xmlns:mc="http://schemas.openxmlformats.org/markup-compatibility/2006" xmlns:o="urn:schemas-microsoft-com:office:office" xmlns:r="http://schemas.openxmlformats.org/officeDocument/2006/relationships" xmlns:m="http://schemas.openxmlformats.org/officeDocument/2006/math" xmlns:v="urn:schemas-microsoft-com:vml" xmlns:wp14="http://schemas.microsoft.com/office/word/2010/wordprocessingDrawing" xmlns:wp="http://schemas.openxmlformats.org/drawingml/2006/wordprocessingDrawing" xmlns:w10="urn:schemas-microsoft-com:office:word" xmlns:w="http://schemas.openxmlformats.org/wordprocessingml/2006/main" xmlns:w14="http://schemas.microsoft.com/office/word/2010/wordml" xmlns:w15="http://schemas.microsoft.com/office/word/2012/wordml" xmlns:wpg="http://schemas.microsoft.com/office/word/2010/wordprocessingGroup" xmlns:wpi="http://schemas.microsoft.com/office/word/2010/wordprocessingInk" xmlns:wne="http://schemas.microsoft.com/office/word/2006/wordml" xmlns:wps="http://schemas.microsoft.com/office/word/2010/wordprocessingShape" xmlns:wpsCustomData="http://www.wps.cn/officeDocument/2013/wpsCustomData" mc:Ignorable="w14 w15 wp14">
   <w:p>
     <w:pPr>
-      <w:pStyle w:val="8"/>
+      <w:pStyle w:val="9"/>
       <w:rPr>
         <w:rFonts w:hint="default" w:ascii="Times New Roman" w:hAnsi="Times New Roman" w:cs="Times New Roman"/>
         <w:lang w:val="es-ES"/>
@@ -11785,7 +14208,7 @@
                       <w:txbxContent>
                         <w:p>
                           <w:pPr>
-                            <w:pStyle w:val="8"/>
+                            <w:pStyle w:val="9"/>
                           </w:pPr>
                           <w:r>
                             <w:fldChar w:fldCharType="begin"/>
@@ -11825,7 +14248,7 @@
                 <w:txbxContent>
                   <w:p>
                     <w:pPr>
-                      <w:pStyle w:val="8"/>
+                      <w:pStyle w:val="9"/>
                     </w:pPr>
                     <w:r>
                       <w:fldChar w:fldCharType="begin"/>
@@ -11888,7 +14311,7 @@
   </w:p>
   <w:p>
     <w:pPr>
-      <w:pStyle w:val="8"/>
+      <w:pStyle w:val="9"/>
       <w:rPr>
         <w:rFonts w:hint="default" w:ascii="Times New Roman" w:hAnsi="Times New Roman" w:cs="Times New Roman"/>
         <w:lang w:val="es-ES"/>
@@ -11937,7 +14360,7 @@
 <w:hdr xmlns:wpc="http://schemas.microsoft.com/office/word/2010/wordprocessingCanvas" xmlns:mc="http://schemas.openxmlformats.org/markup-compatibility/2006" xmlns:o="urn:schemas-microsoft-com:office:office" xmlns:r="http://schemas.openxmlformats.org/officeDocument/2006/relationships" xmlns:m="http://schemas.openxmlformats.org/officeDocument/2006/math" xmlns:v="urn:schemas-microsoft-com:vml" xmlns:wp14="http://schemas.microsoft.com/office/word/2010/wordprocessingDrawing" xmlns:wp="http://schemas.openxmlformats.org/drawingml/2006/wordprocessingDrawing" xmlns:w10="urn:schemas-microsoft-com:office:word" xmlns:w="http://schemas.openxmlformats.org/wordprocessingml/2006/main" xmlns:w14="http://schemas.microsoft.com/office/word/2010/wordml" xmlns:w15="http://schemas.microsoft.com/office/word/2012/wordml" xmlns:wpg="http://schemas.microsoft.com/office/word/2010/wordprocessingGroup" xmlns:wpi="http://schemas.microsoft.com/office/word/2010/wordprocessingInk" xmlns:wne="http://schemas.microsoft.com/office/word/2006/wordml" xmlns:wps="http://schemas.microsoft.com/office/word/2010/wordprocessingShape" xmlns:wpsCustomData="http://www.wps.cn/officeDocument/2013/wpsCustomData" mc:Ignorable="w14 w15 wp14">
   <w:p>
     <w:pPr>
-      <w:pStyle w:val="6"/>
+      <w:pStyle w:val="7"/>
       <w:jc w:val="center"/>
       <w:rPr>
         <w:rFonts w:hint="default" w:ascii="Times New Roman" w:hAnsi="Times New Roman" w:cs="Times New Roman"/>
@@ -11954,7 +14377,7 @@
   </w:p>
   <w:p>
     <w:pPr>
-      <w:pStyle w:val="6"/>
+      <w:pStyle w:val="7"/>
       <w:jc w:val="center"/>
       <w:rPr>
         <w:rFonts w:hint="default" w:ascii="Times New Roman" w:hAnsi="Times New Roman" w:cs="Times New Roman"/>
@@ -11970,6 +14393,34 @@
     </w:r>
   </w:p>
 </w:hdr>
+</file>
+
+<file path=word/numbering.xml><?xml version="1.0" encoding="utf-8"?>
+<w:numbering xmlns:wpc="http://schemas.microsoft.com/office/word/2010/wordprocessingCanvas" xmlns:mc="http://schemas.openxmlformats.org/markup-compatibility/2006" xmlns:o="urn:schemas-microsoft-com:office:office" xmlns:r="http://schemas.openxmlformats.org/officeDocument/2006/relationships" xmlns:m="http://schemas.openxmlformats.org/officeDocument/2006/math" xmlns:v="urn:schemas-microsoft-com:vml" xmlns:wp14="http://schemas.microsoft.com/office/word/2010/wordprocessingDrawing" xmlns:wp="http://schemas.openxmlformats.org/drawingml/2006/wordprocessingDrawing" xmlns:w10="urn:schemas-microsoft-com:office:word" xmlns:w="http://schemas.openxmlformats.org/wordprocessingml/2006/main" xmlns:w14="http://schemas.microsoft.com/office/word/2010/wordml" xmlns:wpg="http://schemas.microsoft.com/office/word/2010/wordprocessingGroup" xmlns:wpi="http://schemas.microsoft.com/office/word/2010/wordprocessingInk" xmlns:wne="http://schemas.microsoft.com/office/word/2006/wordml" xmlns:wps="http://schemas.microsoft.com/office/word/2010/wordprocessingShape" xmlns:wpsCustomData="http://www.wps.cn/officeDocument/2013/wpsCustomData" mc:Ignorable="w14 wp14">
+  <w:abstractNum w:abstractNumId="0">
+    <w:nsid w:val="369583C8"/>
+    <w:multiLevelType w:val="singleLevel"/>
+    <w:tmpl w:val="369583C8"/>
+    <w:lvl w:ilvl="0" w:tentative="0">
+      <w:start w:val="1"/>
+      <w:numFmt w:val="bullet"/>
+      <w:lvlText w:val=""/>
+      <w:lvlJc w:val="left"/>
+      <w:pPr>
+        <w:tabs>
+          <w:tab w:val="left" w:pos="420"/>
+        </w:tabs>
+        <w:ind w:left="420" w:leftChars="0" w:hanging="420" w:firstLineChars="0"/>
+      </w:pPr>
+      <w:rPr>
+        <w:rFonts w:hint="default" w:ascii="Wingdings" w:hAnsi="Wingdings"/>
+      </w:rPr>
+    </w:lvl>
+  </w:abstractNum>
+  <w:num w:numId="1">
+    <w:abstractNumId w:val="0"/>
+  </w:num>
+</w:numbering>
 </file>
 
 <file path=word/styles.xml><?xml version="1.0" encoding="utf-8"?>
@@ -12068,7 +14519,7 @@
     <w:lsdException w:unhideWhenUsed="0" w:uiPriority="0" w:semiHidden="0" w:name="Body Text Indent 2"/>
     <w:lsdException w:unhideWhenUsed="0" w:uiPriority="0" w:semiHidden="0" w:name="Body Text Indent 3"/>
     <w:lsdException w:unhideWhenUsed="0" w:uiPriority="0" w:semiHidden="0" w:name="Block Text"/>
-    <w:lsdException w:unhideWhenUsed="0" w:uiPriority="0" w:semiHidden="0" w:name="Hyperlink"/>
+    <w:lsdException w:qFormat="1" w:unhideWhenUsed="0" w:uiPriority="0" w:semiHidden="0" w:name="Hyperlink"/>
     <w:lsdException w:unhideWhenUsed="0" w:uiPriority="0" w:semiHidden="0" w:name="FollowedHyperlink"/>
     <w:lsdException w:qFormat="1" w:unhideWhenUsed="0" w:uiPriority="0" w:semiHidden="0" w:name="Strong"/>
     <w:lsdException w:qFormat="1" w:unhideWhenUsed="0" w:uiPriority="0" w:semiHidden="0" w:name="Emphasis"/>
@@ -12176,13 +14627,23 @@
   <w:style w:type="character" w:styleId="5">
     <w:name w:val="Hyperlink"/>
     <w:basedOn w:val="2"/>
+    <w:qFormat/>
     <w:uiPriority w:val="0"/>
     <w:rPr>
       <w:color w:val="0000FF"/>
       <w:u w:val="single"/>
     </w:rPr>
   </w:style>
-  <w:style w:type="paragraph" w:styleId="6">
+  <w:style w:type="character" w:styleId="6">
+    <w:name w:val="FollowedHyperlink"/>
+    <w:basedOn w:val="2"/>
+    <w:uiPriority w:val="0"/>
+    <w:rPr>
+      <w:color w:val="800080"/>
+      <w:u w:val="single"/>
+    </w:rPr>
+  </w:style>
+  <w:style w:type="paragraph" w:styleId="7">
     <w:name w:val="header"/>
     <w:basedOn w:val="1"/>
     <w:qFormat/>
@@ -12194,7 +14655,7 @@
       </w:tabs>
     </w:pPr>
   </w:style>
-  <w:style w:type="paragraph" w:styleId="7">
+  <w:style w:type="paragraph" w:styleId="8">
     <w:name w:val="Normal (Web)"/>
     <w:basedOn w:val="1"/>
     <w:qFormat/>
@@ -12204,7 +14665,7 @@
       <w:szCs w:val="24"/>
     </w:rPr>
   </w:style>
-  <w:style w:type="paragraph" w:styleId="8">
+  <w:style w:type="paragraph" w:styleId="9">
     <w:name w:val="footer"/>
     <w:basedOn w:val="1"/>
     <w:qFormat/>
@@ -12216,7 +14677,7 @@
       </w:tabs>
     </w:pPr>
   </w:style>
-  <w:style w:type="table" w:styleId="9">
+  <w:style w:type="table" w:styleId="10">
     <w:name w:val="Table Grid"/>
     <w:basedOn w:val="3"/>
     <w:qFormat/>

--- a/Informe.docx
+++ b/Informe.docx
@@ -752,337 +752,635 @@
         <w:jc w:val="both"/>
         <w:rPr>
           <w:rFonts w:hint="default" w:ascii="Times New Roman" w:hAnsi="Times New Roman" w:cs="Times New Roman"/>
+          <w:sz w:val="20"/>
+          <w:lang w:val="es-ES"/>
+        </w:rPr>
+      </w:pPr>
+      <w:r>
+        <w:rPr>
           <w:sz w:val="28"/>
-          <w:szCs w:val="28"/>
-          <w:lang w:val="es-ES"/>
-        </w:rPr>
-      </w:pPr>
-      <w:r>
-        <w:rPr>
-          <w:rFonts w:hint="default" w:ascii="Times New Roman" w:hAnsi="Times New Roman" w:cs="Times New Roman"/>
-          <w:sz w:val="32"/>
-          <w:szCs w:val="32"/>
-          <w:lang w:val="es-ES"/>
-        </w:rPr>
-        <w:t>Estructuras secuenciales/ Base de datos</w:t>
-      </w:r>
-    </w:p>
-    <w:p>
-      <w:pPr>
-        <w:jc w:val="both"/>
-        <w:rPr>
-          <w:rFonts w:hint="default" w:ascii="Times New Roman" w:hAnsi="Times New Roman" w:cs="Times New Roman"/>
-          <w:sz w:val="28"/>
-          <w:szCs w:val="28"/>
-          <w:lang w:val="es-ES"/>
-        </w:rPr>
-      </w:pPr>
-      <w:r>
-        <w:rPr>
-          <w:rFonts w:hint="default" w:ascii="Times New Roman" w:hAnsi="Times New Roman" w:cs="Times New Roman"/>
-          <w:sz w:val="28"/>
-          <w:szCs w:val="28"/>
-          <w:lang w:val="es-ES"/>
-        </w:rPr>
-        <w:t>Variables</w:t>
-      </w:r>
-    </w:p>
-    <w:p>
-      <w:pPr>
-        <w:jc w:val="both"/>
-        <w:rPr>
-          <w:rFonts w:hint="default" w:ascii="Times New Roman" w:hAnsi="Times New Roman" w:cs="Times New Roman"/>
-          <w:sz w:val="28"/>
-          <w:szCs w:val="28"/>
-          <w:lang w:val="es-ES"/>
-        </w:rPr>
-      </w:pPr>
-      <w:r>
-        <w:rPr>
-          <w:rFonts w:hint="default" w:ascii="Times New Roman" w:hAnsi="Times New Roman" w:cs="Times New Roman"/>
-          <w:sz w:val="28"/>
-          <w:szCs w:val="28"/>
-          <w:lang w:val="es-ES"/>
-        </w:rPr>
-        <w:t>Listas</w:t>
-      </w:r>
-    </w:p>
-    <w:p>
-      <w:pPr>
-        <w:jc w:val="both"/>
-        <w:rPr>
-          <w:rFonts w:hint="default" w:ascii="Times New Roman" w:hAnsi="Times New Roman" w:cs="Times New Roman"/>
-          <w:sz w:val="28"/>
-          <w:szCs w:val="28"/>
-          <w:lang w:val="es-ES"/>
-        </w:rPr>
-      </w:pPr>
-      <w:r>
-        <w:rPr>
-          <w:rFonts w:hint="default" w:ascii="Times New Roman" w:hAnsi="Times New Roman" w:cs="Times New Roman"/>
-          <w:sz w:val="28"/>
-          <w:szCs w:val="28"/>
-          <w:lang w:val="es-ES"/>
-        </w:rPr>
-        <w:t>Diccionarios</w:t>
-      </w:r>
-    </w:p>
-    <w:p>
-      <w:pPr>
-        <w:jc w:val="both"/>
-        <w:rPr>
-          <w:rFonts w:hint="default" w:ascii="Times New Roman" w:hAnsi="Times New Roman" w:cs="Times New Roman"/>
-          <w:sz w:val="28"/>
-          <w:szCs w:val="28"/>
-          <w:lang w:val="es-ES"/>
-        </w:rPr>
-      </w:pPr>
-      <w:r>
-        <w:rPr>
-          <w:rFonts w:hint="default" w:ascii="Times New Roman" w:hAnsi="Times New Roman" w:cs="Times New Roman"/>
-          <w:sz w:val="28"/>
-          <w:szCs w:val="28"/>
-          <w:lang w:val="es-ES"/>
-        </w:rPr>
-        <w:t>Operadores matematicos</w:t>
-      </w:r>
-    </w:p>
-    <w:p>
-      <w:pPr>
-        <w:jc w:val="both"/>
-        <w:rPr>
-          <w:rFonts w:hint="default" w:ascii="Times New Roman" w:hAnsi="Times New Roman" w:cs="Times New Roman"/>
-          <w:sz w:val="32"/>
-          <w:szCs w:val="32"/>
-          <w:lang w:val="es-ES"/>
-        </w:rPr>
-      </w:pPr>
-      <w:r>
-        <w:rPr>
-          <w:rFonts w:hint="default" w:ascii="Times New Roman" w:hAnsi="Times New Roman" w:cs="Times New Roman"/>
-          <w:sz w:val="32"/>
-          <w:szCs w:val="32"/>
-          <w:lang w:val="es-ES"/>
-        </w:rPr>
-        <w:t>Estructuras condicionales</w:t>
-      </w:r>
-    </w:p>
-    <w:p>
-      <w:pPr>
-        <w:jc w:val="both"/>
-        <w:rPr>
-          <w:rFonts w:hint="default" w:ascii="Times New Roman" w:hAnsi="Times New Roman" w:cs="Times New Roman"/>
-          <w:sz w:val="28"/>
-          <w:szCs w:val="28"/>
-          <w:lang w:val="es-ES"/>
-        </w:rPr>
-      </w:pPr>
-      <w:r>
-        <w:rPr>
-          <w:rFonts w:hint="default" w:ascii="Times New Roman" w:hAnsi="Times New Roman" w:cs="Times New Roman"/>
-          <w:sz w:val="28"/>
-          <w:szCs w:val="28"/>
-          <w:lang w:val="es-ES"/>
-        </w:rPr>
-        <w:t>if, elif y else</w:t>
-      </w:r>
-    </w:p>
-    <w:p>
-      <w:pPr>
-        <w:jc w:val="both"/>
-        <w:rPr>
-          <w:rFonts w:hint="default" w:ascii="Times New Roman" w:hAnsi="Times New Roman" w:cs="Times New Roman"/>
-          <w:sz w:val="28"/>
-          <w:szCs w:val="28"/>
-          <w:lang w:val="es-ES"/>
-        </w:rPr>
-      </w:pPr>
-      <w:r>
-        <w:rPr>
-          <w:rFonts w:hint="default" w:ascii="Times New Roman" w:hAnsi="Times New Roman" w:cs="Times New Roman"/>
-          <w:sz w:val="28"/>
-          <w:szCs w:val="28"/>
-          <w:lang w:val="es-ES"/>
-        </w:rPr>
-        <w:t>Operadores condicionales</w:t>
-      </w:r>
-    </w:p>
-    <w:p>
-      <w:pPr>
-        <w:jc w:val="both"/>
-        <w:rPr>
-          <w:rFonts w:hint="default" w:ascii="Times New Roman" w:hAnsi="Times New Roman" w:cs="Times New Roman"/>
-          <w:sz w:val="32"/>
-          <w:szCs w:val="32"/>
-          <w:lang w:val="es-ES"/>
-        </w:rPr>
-      </w:pPr>
-      <w:r>
-        <w:rPr>
-          <w:rFonts w:hint="default" w:ascii="Times New Roman" w:hAnsi="Times New Roman" w:cs="Times New Roman"/>
-          <w:sz w:val="32"/>
-          <w:szCs w:val="32"/>
-          <w:lang w:val="es-ES"/>
-        </w:rPr>
-        <w:t>Estructuras Repetitivas</w:t>
-      </w:r>
-    </w:p>
-    <w:p>
-      <w:pPr>
-        <w:jc w:val="both"/>
-        <w:rPr>
-          <w:rFonts w:hint="default" w:ascii="Times New Roman" w:hAnsi="Times New Roman" w:cs="Times New Roman"/>
-          <w:sz w:val="20"/>
-          <w:lang w:val="es-ES"/>
-        </w:rPr>
-      </w:pPr>
-      <w:r>
-        <w:rPr>
-          <w:rFonts w:hint="default" w:ascii="Times New Roman" w:hAnsi="Times New Roman" w:cs="Times New Roman"/>
-          <w:sz w:val="20"/>
-          <w:lang w:val="es-ES"/>
-        </w:rPr>
-        <w:t>While</w:t>
-      </w:r>
-    </w:p>
-    <w:p>
-      <w:pPr>
-        <w:jc w:val="both"/>
-        <w:rPr>
-          <w:rFonts w:hint="default" w:ascii="Times New Roman" w:hAnsi="Times New Roman" w:cs="Times New Roman"/>
-          <w:sz w:val="20"/>
-          <w:lang w:val="es-ES"/>
-        </w:rPr>
-      </w:pPr>
-      <w:r>
-        <w:rPr>
-          <w:rFonts w:hint="default" w:ascii="Times New Roman" w:hAnsi="Times New Roman" w:cs="Times New Roman"/>
-          <w:sz w:val="20"/>
-          <w:lang w:val="es-ES"/>
-        </w:rPr>
-        <w:t>For</w:t>
-      </w:r>
-    </w:p>
-    <w:p>
-      <w:pPr>
-        <w:jc w:val="both"/>
-        <w:rPr>
-          <w:rFonts w:hint="default" w:ascii="Times New Roman" w:hAnsi="Times New Roman" w:cs="Times New Roman"/>
-          <w:sz w:val="20"/>
-          <w:lang w:val="es-ES"/>
-        </w:rPr>
-      </w:pPr>
-      <w:r>
-        <w:rPr>
-          <w:rFonts w:hint="default" w:ascii="Times New Roman" w:hAnsi="Times New Roman" w:cs="Times New Roman"/>
-          <w:sz w:val="20"/>
-          <w:lang w:val="es-ES"/>
-        </w:rPr>
-        <w:t>Manejo de errores</w:t>
-      </w:r>
-    </w:p>
-    <w:p>
-      <w:pPr>
-        <w:jc w:val="both"/>
-        <w:rPr>
-          <w:rFonts w:hint="default" w:ascii="Times New Roman" w:hAnsi="Times New Roman" w:cs="Times New Roman"/>
-          <w:sz w:val="20"/>
-          <w:lang w:val="es-ES"/>
-        </w:rPr>
-      </w:pPr>
-      <w:r>
-        <w:rPr>
-          <w:rFonts w:hint="default" w:ascii="Times New Roman" w:hAnsi="Times New Roman" w:cs="Times New Roman"/>
-          <w:sz w:val="20"/>
-          <w:lang w:val="es-ES"/>
-        </w:rPr>
-        <w:t>Try, Except</w:t>
-      </w:r>
-    </w:p>
-    <w:p>
-      <w:pPr>
-        <w:jc w:val="both"/>
-        <w:rPr>
-          <w:rFonts w:hint="default" w:ascii="Times New Roman" w:hAnsi="Times New Roman" w:cs="Times New Roman"/>
-          <w:sz w:val="20"/>
-          <w:lang w:val="es-ES"/>
-        </w:rPr>
-      </w:pPr>
-      <w:r>
-        <w:rPr>
-          <w:rFonts w:hint="default" w:ascii="Times New Roman" w:hAnsi="Times New Roman" w:cs="Times New Roman"/>
-          <w:sz w:val="20"/>
-          <w:lang w:val="es-ES"/>
-        </w:rPr>
-        <w:t>Manejo de archivos</w:t>
-      </w:r>
-    </w:p>
-    <w:p>
-      <w:pPr>
-        <w:jc w:val="both"/>
-        <w:rPr>
-          <w:rFonts w:hint="default" w:ascii="Times New Roman" w:hAnsi="Times New Roman" w:cs="Times New Roman"/>
-          <w:sz w:val="20"/>
-          <w:lang w:val="es-ES"/>
-        </w:rPr>
-      </w:pPr>
-      <w:r>
-        <w:rPr>
-          <w:sz w:val="20"/>
         </w:rPr>
         <mc:AlternateContent>
           <mc:Choice Requires="wps">
             <w:drawing>
-              <wp:anchor distT="0" distB="0" distL="114300" distR="114300" simplePos="0" relativeHeight="251681792" behindDoc="0" locked="0" layoutInCell="1" allowOverlap="1">
+              <wp:anchor distT="0" distB="0" distL="114300" distR="114300" simplePos="0" relativeHeight="251698176" behindDoc="0" locked="0" layoutInCell="1" allowOverlap="1">
                 <wp:simplePos x="0" y="0"/>
                 <wp:positionH relativeFrom="column">
-                  <wp:posOffset>3098165</wp:posOffset>
+                  <wp:posOffset>3084195</wp:posOffset>
                 </wp:positionH>
                 <wp:positionV relativeFrom="paragraph">
-                  <wp:posOffset>6077585</wp:posOffset>
+                  <wp:posOffset>74295</wp:posOffset>
                 </wp:positionV>
-                <wp:extent cx="215900" cy="215900"/>
+                <wp:extent cx="2073910" cy="6308725"/>
                 <wp:effectExtent l="0" t="0" r="0" b="0"/>
                 <wp:wrapNone/>
-                <wp:docPr id="59" name="Óvalo 59"/>
+                <wp:docPr id="97" name="Cuadro de texto 97"/>
                 <wp:cNvGraphicFramePr/>
                 <a:graphic xmlns:a="http://schemas.openxmlformats.org/drawingml/2006/main">
                   <a:graphicData uri="http://schemas.microsoft.com/office/word/2010/wordprocessingShape">
                     <wps:wsp>
-                      <wps:cNvSpPr/>
+                      <wps:cNvSpPr txBox="1"/>
                       <wps:spPr>
                         <a:xfrm>
-                          <a:off x="3637915" y="9839960"/>
-                          <a:ext cx="215900" cy="215900"/>
+                          <a:off x="0" y="0"/>
+                          <a:ext cx="2073910" cy="6308725"/>
                         </a:xfrm>
-                        <a:prstGeom prst="ellipse">
+                        <a:prstGeom prst="rect">
                           <a:avLst/>
                         </a:prstGeom>
                         <a:noFill/>
-                        <a:ln w="19050">
-                          <a:solidFill>
-                            <a:srgbClr val="7F7F7F"/>
-                          </a:solidFill>
-                          <a:prstDash val="sysDash"/>
+                        <a:ln w="6350">
+                          <a:noFill/>
                         </a:ln>
+                        <a:extLst>
+                          <a:ext uri="{909E8E84-426E-40DD-AFC4-6F175D3DCCD1}">
+                            <a14:hiddenFill xmlns:a14="http://schemas.microsoft.com/office/drawing/2010/main">
+                              <a:solidFill>
+                                <a:schemeClr val="lt1"/>
+                              </a:solidFill>
+                            </a14:hiddenFill>
+                          </a:ext>
+                        </a:extLst>
                       </wps:spPr>
                       <wps:style>
-                        <a:lnRef idx="2">
-                          <a:schemeClr val="accent1">
-                            <a:lumMod val="75000"/>
-                          </a:schemeClr>
+                        <a:lnRef idx="0">
+                          <a:schemeClr val="accent1"/>
                         </a:lnRef>
-                        <a:fillRef idx="1">
+                        <a:fillRef idx="0">
                           <a:schemeClr val="accent1"/>
                         </a:fillRef>
                         <a:effectRef idx="0">
-                          <a:srgbClr val="FFFFFF"/>
+                          <a:schemeClr val="accent1"/>
                         </a:effectRef>
                         <a:fontRef idx="minor">
-                          <a:schemeClr val="lt1"/>
+                          <a:schemeClr val="dk1"/>
                         </a:fontRef>
                       </wps:style>
-                      <wps:bodyPr rot="0" spcFirstLastPara="0" vertOverflow="overflow" horzOverflow="overflow" vert="horz" wrap="square" lIns="91440" tIns="45720" rIns="91440" bIns="45720" numCol="1" spcCol="0" rtlCol="0" fromWordArt="0" anchor="ctr" anchorCtr="0" forceAA="0" compatLnSpc="1">
+                      <wps:txbx>
+                        <w:txbxContent>
+                          <w:p>
+                            <w:pPr>
+                              <w:spacing w:line="240" w:lineRule="auto"/>
+                              <w:rPr>
+                                <w:rFonts w:hint="default" w:ascii="Times New Roman" w:hAnsi="Times New Roman" w:cs="Times New Roman"/>
+                                <w:sz w:val="32"/>
+                                <w:szCs w:val="32"/>
+                                <w:lang w:val="es-ES"/>
+                              </w:rPr>
+                            </w:pPr>
+                            <w:r>
+                              <w:rPr>
+                                <w:rFonts w:hint="default" w:ascii="Times New Roman" w:hAnsi="Times New Roman" w:cs="Times New Roman"/>
+                                <w:sz w:val="32"/>
+                                <w:szCs w:val="32"/>
+                                <w:lang w:val="es-ES"/>
+                              </w:rPr>
+                              <w:t>-------------------</w:t>
+                            </w:r>
+                          </w:p>
+                          <w:p>
+                            <w:pPr>
+                              <w:spacing w:line="240" w:lineRule="auto"/>
+                              <w:rPr>
+                                <w:rFonts w:hint="default" w:ascii="Times New Roman" w:hAnsi="Times New Roman" w:cs="Times New Roman"/>
+                                <w:sz w:val="32"/>
+                                <w:szCs w:val="32"/>
+                                <w:lang w:val="es-ES"/>
+                              </w:rPr>
+                            </w:pPr>
+                            <w:r>
+                              <w:rPr>
+                                <w:rFonts w:hint="default" w:ascii="Times New Roman" w:hAnsi="Times New Roman" w:cs="Times New Roman"/>
+                                <w:sz w:val="32"/>
+                                <w:szCs w:val="32"/>
+                                <w:lang w:val="es-ES"/>
+                              </w:rPr>
+                              <w:t>-------------------</w:t>
+                            </w:r>
+                          </w:p>
+                          <w:p>
+                            <w:pPr>
+                              <w:spacing w:line="240" w:lineRule="auto"/>
+                              <w:rPr>
+                                <w:rFonts w:hint="default" w:ascii="Times New Roman" w:hAnsi="Times New Roman" w:cs="Times New Roman"/>
+                                <w:sz w:val="28"/>
+                                <w:szCs w:val="28"/>
+                                <w:lang w:val="es-ES"/>
+                              </w:rPr>
+                            </w:pPr>
+                            <w:r>
+                              <w:rPr>
+                                <w:rFonts w:hint="default" w:ascii="Times New Roman" w:hAnsi="Times New Roman" w:cs="Times New Roman"/>
+                                <w:sz w:val="28"/>
+                                <w:szCs w:val="28"/>
+                                <w:lang w:val="es-ES"/>
+                              </w:rPr>
+                              <w:t>----------------------</w:t>
+                            </w:r>
+                          </w:p>
+                          <w:p>
+                            <w:pPr>
+                              <w:spacing w:line="240" w:lineRule="auto"/>
+                              <w:rPr>
+                                <w:rFonts w:hint="default" w:ascii="Times New Roman" w:hAnsi="Times New Roman" w:cs="Times New Roman"/>
+                                <w:sz w:val="28"/>
+                                <w:szCs w:val="28"/>
+                                <w:lang w:val="es-ES"/>
+                              </w:rPr>
+                            </w:pPr>
+                            <w:r>
+                              <w:rPr>
+                                <w:rFonts w:hint="default" w:ascii="Times New Roman" w:hAnsi="Times New Roman" w:cs="Times New Roman"/>
+                                <w:sz w:val="28"/>
+                                <w:szCs w:val="28"/>
+                                <w:lang w:val="es-ES"/>
+                              </w:rPr>
+                              <w:t>----------------------</w:t>
+                            </w:r>
+                          </w:p>
+                          <w:p>
+                            <w:pPr>
+                              <w:spacing w:line="240" w:lineRule="auto"/>
+                              <w:rPr>
+                                <w:rFonts w:hint="default" w:ascii="Times New Roman" w:hAnsi="Times New Roman" w:cs="Times New Roman"/>
+                                <w:sz w:val="28"/>
+                                <w:szCs w:val="28"/>
+                                <w:lang w:val="es-ES"/>
+                              </w:rPr>
+                            </w:pPr>
+                            <w:r>
+                              <w:rPr>
+                                <w:rFonts w:hint="default" w:ascii="Times New Roman" w:hAnsi="Times New Roman" w:cs="Times New Roman"/>
+                                <w:sz w:val="28"/>
+                                <w:szCs w:val="28"/>
+                                <w:lang w:val="es-ES"/>
+                              </w:rPr>
+                              <w:t>----------------------</w:t>
+                            </w:r>
+                          </w:p>
+                          <w:p>
+                            <w:pPr>
+                              <w:spacing w:line="240" w:lineRule="auto"/>
+                              <w:rPr>
+                                <w:rFonts w:hint="default" w:ascii="Times New Roman" w:hAnsi="Times New Roman" w:cs="Times New Roman"/>
+                                <w:sz w:val="32"/>
+                                <w:szCs w:val="32"/>
+                                <w:lang w:val="es-ES"/>
+                              </w:rPr>
+                            </w:pPr>
+                            <w:r>
+                              <w:rPr>
+                                <w:rFonts w:hint="default" w:ascii="Times New Roman" w:hAnsi="Times New Roman" w:cs="Times New Roman"/>
+                                <w:sz w:val="32"/>
+                                <w:szCs w:val="32"/>
+                                <w:lang w:val="es-ES"/>
+                              </w:rPr>
+                              <w:t>-------------------</w:t>
+                            </w:r>
+                          </w:p>
+                          <w:p>
+                            <w:pPr>
+                              <w:spacing w:line="240" w:lineRule="auto"/>
+                              <w:rPr>
+                                <w:rFonts w:hint="default" w:ascii="Times New Roman" w:hAnsi="Times New Roman" w:cs="Times New Roman"/>
+                                <w:sz w:val="28"/>
+                                <w:szCs w:val="28"/>
+                                <w:lang w:val="es-ES"/>
+                              </w:rPr>
+                            </w:pPr>
+                            <w:r>
+                              <w:rPr>
+                                <w:rFonts w:hint="default" w:ascii="Times New Roman" w:hAnsi="Times New Roman" w:cs="Times New Roman"/>
+                                <w:sz w:val="28"/>
+                                <w:szCs w:val="28"/>
+                                <w:lang w:val="es-ES"/>
+                              </w:rPr>
+                              <w:t>----------------------</w:t>
+                            </w:r>
+                          </w:p>
+                          <w:p>
+                            <w:pPr>
+                              <w:spacing w:line="240" w:lineRule="auto"/>
+                              <w:rPr>
+                                <w:rFonts w:hint="default" w:ascii="Times New Roman" w:hAnsi="Times New Roman" w:cs="Times New Roman"/>
+                                <w:sz w:val="28"/>
+                                <w:szCs w:val="28"/>
+                                <w:lang w:val="es-ES"/>
+                              </w:rPr>
+                            </w:pPr>
+                            <w:r>
+                              <w:rPr>
+                                <w:rFonts w:hint="default" w:ascii="Times New Roman" w:hAnsi="Times New Roman" w:cs="Times New Roman"/>
+                                <w:sz w:val="28"/>
+                                <w:szCs w:val="28"/>
+                                <w:lang w:val="es-ES"/>
+                              </w:rPr>
+                              <w:t>----------------------</w:t>
+                            </w:r>
+                          </w:p>
+                          <w:p>
+                            <w:pPr>
+                              <w:spacing w:line="240" w:lineRule="auto"/>
+                              <w:rPr>
+                                <w:rFonts w:hint="default" w:ascii="Times New Roman" w:hAnsi="Times New Roman" w:cs="Times New Roman"/>
+                                <w:sz w:val="28"/>
+                                <w:szCs w:val="28"/>
+                                <w:lang w:val="es-ES"/>
+                              </w:rPr>
+                            </w:pPr>
+                            <w:r>
+                              <w:rPr>
+                                <w:rFonts w:hint="default" w:ascii="Times New Roman" w:hAnsi="Times New Roman" w:cs="Times New Roman"/>
+                                <w:sz w:val="28"/>
+                                <w:szCs w:val="28"/>
+                                <w:lang w:val="es-ES"/>
+                              </w:rPr>
+                              <w:t>----------------------</w:t>
+                            </w:r>
+                          </w:p>
+                          <w:p>
+                            <w:pPr>
+                              <w:spacing w:line="240" w:lineRule="auto"/>
+                              <w:rPr>
+                                <w:rFonts w:hint="default" w:ascii="Times New Roman" w:hAnsi="Times New Roman" w:cs="Times New Roman"/>
+                                <w:sz w:val="32"/>
+                                <w:szCs w:val="32"/>
+                                <w:lang w:val="es-ES"/>
+                              </w:rPr>
+                            </w:pPr>
+                            <w:r>
+                              <w:rPr>
+                                <w:rFonts w:hint="default" w:ascii="Times New Roman" w:hAnsi="Times New Roman" w:cs="Times New Roman"/>
+                                <w:sz w:val="32"/>
+                                <w:szCs w:val="32"/>
+                                <w:lang w:val="es-ES"/>
+                              </w:rPr>
+                              <w:t>-------------------</w:t>
+                            </w:r>
+                          </w:p>
+                          <w:p>
+                            <w:pPr>
+                              <w:spacing w:line="240" w:lineRule="auto"/>
+                              <w:rPr>
+                                <w:rFonts w:hint="default" w:ascii="Times New Roman" w:hAnsi="Times New Roman" w:cs="Times New Roman"/>
+                                <w:sz w:val="28"/>
+                                <w:szCs w:val="28"/>
+                                <w:lang w:val="es-ES"/>
+                              </w:rPr>
+                            </w:pPr>
+                            <w:r>
+                              <w:rPr>
+                                <w:rFonts w:hint="default" w:ascii="Times New Roman" w:hAnsi="Times New Roman" w:cs="Times New Roman"/>
+                                <w:sz w:val="28"/>
+                                <w:szCs w:val="28"/>
+                                <w:lang w:val="es-ES"/>
+                              </w:rPr>
+                              <w:t>----------------------</w:t>
+                            </w:r>
+                          </w:p>
+                          <w:p>
+                            <w:pPr>
+                              <w:spacing w:line="240" w:lineRule="auto"/>
+                              <w:rPr>
+                                <w:rFonts w:hint="default" w:ascii="Times New Roman" w:hAnsi="Times New Roman" w:cs="Times New Roman"/>
+                                <w:sz w:val="28"/>
+                                <w:szCs w:val="28"/>
+                                <w:lang w:val="es-ES"/>
+                              </w:rPr>
+                            </w:pPr>
+                            <w:r>
+                              <w:rPr>
+                                <w:rFonts w:hint="default" w:ascii="Times New Roman" w:hAnsi="Times New Roman" w:cs="Times New Roman"/>
+                                <w:sz w:val="28"/>
+                                <w:szCs w:val="28"/>
+                                <w:lang w:val="es-ES"/>
+                              </w:rPr>
+                              <w:t>----------------------</w:t>
+                            </w:r>
+                          </w:p>
+                          <w:p>
+                            <w:pPr>
+                              <w:spacing w:line="240" w:lineRule="auto"/>
+                              <w:rPr>
+                                <w:rFonts w:hint="default" w:ascii="Times New Roman" w:hAnsi="Times New Roman" w:cs="Times New Roman"/>
+                                <w:sz w:val="32"/>
+                                <w:szCs w:val="32"/>
+                                <w:lang w:val="es-ES"/>
+                              </w:rPr>
+                            </w:pPr>
+                            <w:r>
+                              <w:rPr>
+                                <w:rFonts w:hint="default" w:ascii="Times New Roman" w:hAnsi="Times New Roman" w:cs="Times New Roman"/>
+                                <w:sz w:val="32"/>
+                                <w:szCs w:val="32"/>
+                                <w:lang w:val="es-ES"/>
+                              </w:rPr>
+                              <w:t>-------------------</w:t>
+                            </w:r>
+                          </w:p>
+                          <w:p>
+                            <w:pPr>
+                              <w:spacing w:line="240" w:lineRule="auto"/>
+                              <w:rPr>
+                                <w:rFonts w:hint="default" w:ascii="Times New Roman" w:hAnsi="Times New Roman" w:cs="Times New Roman"/>
+                                <w:sz w:val="32"/>
+                                <w:szCs w:val="32"/>
+                                <w:lang w:val="es-ES"/>
+                              </w:rPr>
+                            </w:pPr>
+                            <w:r>
+                              <w:rPr>
+                                <w:rFonts w:hint="default" w:ascii="Times New Roman" w:hAnsi="Times New Roman" w:cs="Times New Roman"/>
+                                <w:sz w:val="32"/>
+                                <w:szCs w:val="32"/>
+                                <w:lang w:val="es-ES"/>
+                              </w:rPr>
+                              <w:t>-------------------</w:t>
+                            </w:r>
+                          </w:p>
+                          <w:p>
+                            <w:pPr>
+                              <w:spacing w:line="240" w:lineRule="auto"/>
+                              <w:rPr>
+                                <w:rFonts w:hint="default" w:ascii="Times New Roman" w:hAnsi="Times New Roman" w:cs="Times New Roman"/>
+                                <w:sz w:val="28"/>
+                                <w:szCs w:val="28"/>
+                                <w:lang w:val="es-ES"/>
+                              </w:rPr>
+                            </w:pPr>
+                            <w:r>
+                              <w:rPr>
+                                <w:rFonts w:hint="default" w:ascii="Times New Roman" w:hAnsi="Times New Roman" w:cs="Times New Roman"/>
+                                <w:sz w:val="28"/>
+                                <w:szCs w:val="28"/>
+                                <w:lang w:val="es-ES"/>
+                              </w:rPr>
+                              <w:t>----------------------</w:t>
+                            </w:r>
+                          </w:p>
+                          <w:p>
+                            <w:pPr>
+                              <w:spacing w:line="240" w:lineRule="auto"/>
+                              <w:rPr>
+                                <w:rFonts w:hint="default" w:ascii="Times New Roman" w:hAnsi="Times New Roman" w:cs="Times New Roman"/>
+                                <w:sz w:val="28"/>
+                                <w:szCs w:val="28"/>
+                                <w:lang w:val="es-ES"/>
+                              </w:rPr>
+                            </w:pPr>
+                            <w:r>
+                              <w:rPr>
+                                <w:rFonts w:hint="default" w:ascii="Times New Roman" w:hAnsi="Times New Roman" w:cs="Times New Roman"/>
+                                <w:sz w:val="28"/>
+                                <w:szCs w:val="28"/>
+                                <w:lang w:val="es-ES"/>
+                              </w:rPr>
+                              <w:t>----------------------</w:t>
+                            </w:r>
+                          </w:p>
+                          <w:p>
+                            <w:pPr>
+                              <w:spacing w:line="240" w:lineRule="auto"/>
+                              <w:rPr>
+                                <w:rFonts w:hint="default" w:ascii="Times New Roman" w:hAnsi="Times New Roman" w:cs="Times New Roman"/>
+                                <w:sz w:val="28"/>
+                                <w:szCs w:val="28"/>
+                                <w:lang w:val="es-ES"/>
+                              </w:rPr>
+                            </w:pPr>
+                            <w:r>
+                              <w:rPr>
+                                <w:rFonts w:hint="default" w:ascii="Times New Roman" w:hAnsi="Times New Roman" w:cs="Times New Roman"/>
+                                <w:sz w:val="28"/>
+                                <w:szCs w:val="28"/>
+                                <w:lang w:val="es-ES"/>
+                              </w:rPr>
+                              <w:t>----------------------</w:t>
+                            </w:r>
+                          </w:p>
+                          <w:p>
+                            <w:pPr>
+                              <w:spacing w:line="240" w:lineRule="auto"/>
+                              <w:rPr>
+                                <w:rFonts w:hint="default" w:ascii="Times New Roman" w:hAnsi="Times New Roman" w:cs="Times New Roman"/>
+                                <w:sz w:val="32"/>
+                                <w:szCs w:val="32"/>
+                                <w:lang w:val="es-ES"/>
+                              </w:rPr>
+                            </w:pPr>
+                            <w:r>
+                              <w:rPr>
+                                <w:rFonts w:hint="default" w:ascii="Times New Roman" w:hAnsi="Times New Roman" w:cs="Times New Roman"/>
+                                <w:sz w:val="32"/>
+                                <w:szCs w:val="32"/>
+                                <w:lang w:val="es-ES"/>
+                              </w:rPr>
+                              <w:t>-------------------</w:t>
+                            </w:r>
+                          </w:p>
+                          <w:p>
+                            <w:pPr>
+                              <w:spacing w:line="240" w:lineRule="auto"/>
+                              <w:rPr>
+                                <w:rFonts w:hint="default" w:ascii="Times New Roman" w:hAnsi="Times New Roman" w:cs="Times New Roman"/>
+                                <w:sz w:val="32"/>
+                                <w:szCs w:val="32"/>
+                                <w:lang w:val="es-ES"/>
+                              </w:rPr>
+                            </w:pPr>
+                            <w:r>
+                              <w:rPr>
+                                <w:rFonts w:hint="default" w:ascii="Times New Roman" w:hAnsi="Times New Roman" w:cs="Times New Roman"/>
+                                <w:sz w:val="32"/>
+                                <w:szCs w:val="32"/>
+                                <w:lang w:val="es-ES"/>
+                              </w:rPr>
+                              <w:t>-------------------</w:t>
+                            </w:r>
+                          </w:p>
+                          <w:p>
+                            <w:pPr>
+                              <w:spacing w:line="240" w:lineRule="auto"/>
+                              <w:rPr>
+                                <w:rFonts w:hint="default" w:ascii="Times New Roman" w:hAnsi="Times New Roman" w:cs="Times New Roman"/>
+                                <w:sz w:val="32"/>
+                                <w:szCs w:val="32"/>
+                                <w:lang w:val="es-ES"/>
+                              </w:rPr>
+                            </w:pPr>
+                            <w:r>
+                              <w:rPr>
+                                <w:rFonts w:hint="default" w:ascii="Times New Roman" w:hAnsi="Times New Roman" w:cs="Times New Roman"/>
+                                <w:sz w:val="32"/>
+                                <w:szCs w:val="32"/>
+                                <w:lang w:val="es-ES"/>
+                              </w:rPr>
+                              <w:t>-------------------</w:t>
+                            </w:r>
+                          </w:p>
+                          <w:p>
+                            <w:pPr>
+                              <w:spacing w:line="240" w:lineRule="auto"/>
+                              <w:rPr>
+                                <w:rFonts w:hint="default" w:ascii="Times New Roman" w:hAnsi="Times New Roman" w:cs="Times New Roman"/>
+                                <w:sz w:val="28"/>
+                                <w:szCs w:val="28"/>
+                                <w:lang w:val="es-ES"/>
+                              </w:rPr>
+                            </w:pPr>
+                            <w:r>
+                              <w:rPr>
+                                <w:rFonts w:hint="default" w:ascii="Times New Roman" w:hAnsi="Times New Roman" w:cs="Times New Roman"/>
+                                <w:sz w:val="28"/>
+                                <w:szCs w:val="28"/>
+                                <w:lang w:val="es-ES"/>
+                              </w:rPr>
+                              <w:t>----------------------</w:t>
+                            </w:r>
+                          </w:p>
+                          <w:p>
+                            <w:pPr>
+                              <w:spacing w:line="240" w:lineRule="auto"/>
+                              <w:rPr>
+                                <w:rFonts w:hint="default" w:ascii="Times New Roman" w:hAnsi="Times New Roman" w:cs="Times New Roman"/>
+                                <w:sz w:val="28"/>
+                                <w:szCs w:val="28"/>
+                                <w:lang w:val="es-ES"/>
+                              </w:rPr>
+                            </w:pPr>
+                            <w:r>
+                              <w:rPr>
+                                <w:rFonts w:hint="default" w:ascii="Times New Roman" w:hAnsi="Times New Roman" w:cs="Times New Roman"/>
+                                <w:sz w:val="28"/>
+                                <w:szCs w:val="28"/>
+                                <w:lang w:val="es-ES"/>
+                              </w:rPr>
+                              <w:t>----------------------</w:t>
+                            </w:r>
+                          </w:p>
+                          <w:p>
+                            <w:pPr>
+                              <w:spacing w:line="240" w:lineRule="auto"/>
+                              <w:rPr>
+                                <w:rFonts w:hint="default" w:ascii="Times New Roman" w:hAnsi="Times New Roman" w:cs="Times New Roman"/>
+                                <w:sz w:val="28"/>
+                                <w:szCs w:val="28"/>
+                                <w:lang w:val="es-ES"/>
+                              </w:rPr>
+                            </w:pPr>
+                            <w:r>
+                              <w:rPr>
+                                <w:rFonts w:hint="default" w:ascii="Times New Roman" w:hAnsi="Times New Roman" w:cs="Times New Roman"/>
+                                <w:sz w:val="28"/>
+                                <w:szCs w:val="28"/>
+                                <w:lang w:val="es-ES"/>
+                              </w:rPr>
+                              <w:t>----------------------</w:t>
+                            </w:r>
+                          </w:p>
+                          <w:p>
+                            <w:pPr>
+                              <w:spacing w:line="240" w:lineRule="auto"/>
+                              <w:rPr>
+                                <w:rFonts w:hint="default" w:ascii="Times New Roman" w:hAnsi="Times New Roman" w:cs="Times New Roman"/>
+                                <w:sz w:val="32"/>
+                                <w:szCs w:val="32"/>
+                                <w:lang w:val="es-ES"/>
+                              </w:rPr>
+                            </w:pPr>
+                            <w:r>
+                              <w:rPr>
+                                <w:rFonts w:hint="default" w:ascii="Times New Roman" w:hAnsi="Times New Roman" w:cs="Times New Roman"/>
+                                <w:sz w:val="32"/>
+                                <w:szCs w:val="32"/>
+                                <w:lang w:val="es-ES"/>
+                              </w:rPr>
+                              <w:t>-------------------</w:t>
+                            </w:r>
+                          </w:p>
+                          <w:p>
+                            <w:pPr>
+                              <w:spacing w:line="240" w:lineRule="auto"/>
+                              <w:rPr>
+                                <w:rFonts w:hint="default" w:ascii="Times New Roman" w:hAnsi="Times New Roman" w:cs="Times New Roman"/>
+                                <w:sz w:val="28"/>
+                                <w:szCs w:val="28"/>
+                                <w:lang w:val="es-ES"/>
+                              </w:rPr>
+                            </w:pPr>
+                            <w:r>
+                              <w:rPr>
+                                <w:rFonts w:hint="default" w:ascii="Times New Roman" w:hAnsi="Times New Roman" w:cs="Times New Roman"/>
+                                <w:sz w:val="28"/>
+                                <w:szCs w:val="28"/>
+                                <w:lang w:val="es-ES"/>
+                              </w:rPr>
+                              <w:t>----------------------</w:t>
+                            </w:r>
+                          </w:p>
+                          <w:p>
+                            <w:pPr>
+                              <w:spacing w:line="240" w:lineRule="auto"/>
+                              <w:rPr>
+                                <w:rFonts w:hint="default" w:ascii="Times New Roman" w:hAnsi="Times New Roman" w:cs="Times New Roman"/>
+                                <w:sz w:val="28"/>
+                                <w:szCs w:val="28"/>
+                                <w:lang w:val="es-ES"/>
+                              </w:rPr>
+                            </w:pPr>
+                            <w:r>
+                              <w:rPr>
+                                <w:rFonts w:hint="default" w:ascii="Times New Roman" w:hAnsi="Times New Roman" w:cs="Times New Roman"/>
+                                <w:sz w:val="28"/>
+                                <w:szCs w:val="28"/>
+                                <w:lang w:val="es-ES"/>
+                              </w:rPr>
+                              <w:t>----------------------</w:t>
+                            </w:r>
+                          </w:p>
+                          <w:p>
+                            <w:pPr>
+                              <w:spacing w:line="240" w:lineRule="auto"/>
+                              <w:rPr>
+                                <w:rFonts w:hint="default" w:ascii="Times New Roman" w:hAnsi="Times New Roman" w:cs="Times New Roman"/>
+                                <w:sz w:val="32"/>
+                                <w:szCs w:val="32"/>
+                                <w:lang w:val="es-ES"/>
+                              </w:rPr>
+                            </w:pPr>
+                            <w:r>
+                              <w:rPr>
+                                <w:rFonts w:hint="default" w:ascii="Times New Roman" w:hAnsi="Times New Roman" w:cs="Times New Roman"/>
+                                <w:sz w:val="32"/>
+                                <w:szCs w:val="32"/>
+                                <w:lang w:val="es-ES"/>
+                              </w:rPr>
+                              <w:t>-------------------</w:t>
+                            </w:r>
+                          </w:p>
+                          <w:p>
+                            <w:pPr>
+                              <w:spacing w:line="240" w:lineRule="auto"/>
+                              <w:rPr>
+                                <w:rFonts w:hint="default" w:ascii="Times New Roman" w:hAnsi="Times New Roman" w:cs="Times New Roman"/>
+                                <w:sz w:val="32"/>
+                                <w:szCs w:val="32"/>
+                                <w:lang w:val="es-ES"/>
+                              </w:rPr>
+                            </w:pPr>
+                            <w:r>
+                              <w:rPr>
+                                <w:rFonts w:hint="default" w:ascii="Times New Roman" w:hAnsi="Times New Roman" w:cs="Times New Roman"/>
+                                <w:sz w:val="32"/>
+                                <w:szCs w:val="32"/>
+                                <w:lang w:val="es-ES"/>
+                              </w:rPr>
+                              <w:t>-------------------</w:t>
+                            </w:r>
+                          </w:p>
+                        </w:txbxContent>
+                      </wps:txbx>
+                      <wps:bodyPr rot="0" spcFirstLastPara="0" vertOverflow="overflow" horzOverflow="overflow" vert="horz" wrap="square" lIns="91440" tIns="45720" rIns="91440" bIns="45720" numCol="1" spcCol="0" rtlCol="0" fromWordArt="0" anchor="t" anchorCtr="0" forceAA="0" compatLnSpc="1">
                         <a:noAutofit/>
                       </wps:bodyPr>
                     </wps:wsp>
@@ -1093,11 +1391,575 @@
           </mc:Choice>
           <mc:Fallback>
             <w:pict>
-              <v:shape id="_x0000_s1026" o:spid="_x0000_s1026" o:spt="3" type="#_x0000_t3" style="position:absolute;left:0pt;margin-left:243.95pt;margin-top:478.55pt;height:17pt;width:17pt;z-index:251681792;v-text-anchor:middle;mso-width-relative:page;mso-height-relative:page;" filled="f" stroked="t" coordsize="21600,21600" o:gfxdata="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">
+              <v:shape id="_x0000_s1026" o:spid="_x0000_s1026" o:spt="202" type="#_x0000_t202" style="position:absolute;left:0pt;margin-left:242.85pt;margin-top:5.85pt;height:496.75pt;width:163.3pt;z-index:251698176;mso-width-relative:page;mso-height-relative:page;" filled="f" stroked="f" coordsize="21600,21600" o:gfxdata="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">
                 <v:fill on="f" focussize="0,0"/>
-                <v:stroke weight="1.5pt" color="#7F7F7F [2404]" miterlimit="8" joinstyle="miter" dashstyle="3 1"/>
+                <v:stroke on="f" weight="0.5pt"/>
                 <v:imagedata o:title=""/>
                 <o:lock v:ext="edit" aspectratio="f"/>
+                <v:textbox>
+                  <w:txbxContent>
+                    <w:p>
+                      <w:pPr>
+                        <w:spacing w:line="240" w:lineRule="auto"/>
+                        <w:rPr>
+                          <w:rFonts w:hint="default" w:ascii="Times New Roman" w:hAnsi="Times New Roman" w:cs="Times New Roman"/>
+                          <w:sz w:val="32"/>
+                          <w:szCs w:val="32"/>
+                          <w:lang w:val="es-ES"/>
+                        </w:rPr>
+                      </w:pPr>
+                      <w:r>
+                        <w:rPr>
+                          <w:rFonts w:hint="default" w:ascii="Times New Roman" w:hAnsi="Times New Roman" w:cs="Times New Roman"/>
+                          <w:sz w:val="32"/>
+                          <w:szCs w:val="32"/>
+                          <w:lang w:val="es-ES"/>
+                        </w:rPr>
+                        <w:t>-------------------</w:t>
+                      </w:r>
+                    </w:p>
+                    <w:p>
+                      <w:pPr>
+                        <w:spacing w:line="240" w:lineRule="auto"/>
+                        <w:rPr>
+                          <w:rFonts w:hint="default" w:ascii="Times New Roman" w:hAnsi="Times New Roman" w:cs="Times New Roman"/>
+                          <w:sz w:val="32"/>
+                          <w:szCs w:val="32"/>
+                          <w:lang w:val="es-ES"/>
+                        </w:rPr>
+                      </w:pPr>
+                      <w:r>
+                        <w:rPr>
+                          <w:rFonts w:hint="default" w:ascii="Times New Roman" w:hAnsi="Times New Roman" w:cs="Times New Roman"/>
+                          <w:sz w:val="32"/>
+                          <w:szCs w:val="32"/>
+                          <w:lang w:val="es-ES"/>
+                        </w:rPr>
+                        <w:t>-------------------</w:t>
+                      </w:r>
+                    </w:p>
+                    <w:p>
+                      <w:pPr>
+                        <w:spacing w:line="240" w:lineRule="auto"/>
+                        <w:rPr>
+                          <w:rFonts w:hint="default" w:ascii="Times New Roman" w:hAnsi="Times New Roman" w:cs="Times New Roman"/>
+                          <w:sz w:val="28"/>
+                          <w:szCs w:val="28"/>
+                          <w:lang w:val="es-ES"/>
+                        </w:rPr>
+                      </w:pPr>
+                      <w:r>
+                        <w:rPr>
+                          <w:rFonts w:hint="default" w:ascii="Times New Roman" w:hAnsi="Times New Roman" w:cs="Times New Roman"/>
+                          <w:sz w:val="28"/>
+                          <w:szCs w:val="28"/>
+                          <w:lang w:val="es-ES"/>
+                        </w:rPr>
+                        <w:t>----------------------</w:t>
+                      </w:r>
+                    </w:p>
+                    <w:p>
+                      <w:pPr>
+                        <w:spacing w:line="240" w:lineRule="auto"/>
+                        <w:rPr>
+                          <w:rFonts w:hint="default" w:ascii="Times New Roman" w:hAnsi="Times New Roman" w:cs="Times New Roman"/>
+                          <w:sz w:val="28"/>
+                          <w:szCs w:val="28"/>
+                          <w:lang w:val="es-ES"/>
+                        </w:rPr>
+                      </w:pPr>
+                      <w:r>
+                        <w:rPr>
+                          <w:rFonts w:hint="default" w:ascii="Times New Roman" w:hAnsi="Times New Roman" w:cs="Times New Roman"/>
+                          <w:sz w:val="28"/>
+                          <w:szCs w:val="28"/>
+                          <w:lang w:val="es-ES"/>
+                        </w:rPr>
+                        <w:t>----------------------</w:t>
+                      </w:r>
+                    </w:p>
+                    <w:p>
+                      <w:pPr>
+                        <w:spacing w:line="240" w:lineRule="auto"/>
+                        <w:rPr>
+                          <w:rFonts w:hint="default" w:ascii="Times New Roman" w:hAnsi="Times New Roman" w:cs="Times New Roman"/>
+                          <w:sz w:val="28"/>
+                          <w:szCs w:val="28"/>
+                          <w:lang w:val="es-ES"/>
+                        </w:rPr>
+                      </w:pPr>
+                      <w:r>
+                        <w:rPr>
+                          <w:rFonts w:hint="default" w:ascii="Times New Roman" w:hAnsi="Times New Roman" w:cs="Times New Roman"/>
+                          <w:sz w:val="28"/>
+                          <w:szCs w:val="28"/>
+                          <w:lang w:val="es-ES"/>
+                        </w:rPr>
+                        <w:t>----------------------</w:t>
+                      </w:r>
+                    </w:p>
+                    <w:p>
+                      <w:pPr>
+                        <w:spacing w:line="240" w:lineRule="auto"/>
+                        <w:rPr>
+                          <w:rFonts w:hint="default" w:ascii="Times New Roman" w:hAnsi="Times New Roman" w:cs="Times New Roman"/>
+                          <w:sz w:val="32"/>
+                          <w:szCs w:val="32"/>
+                          <w:lang w:val="es-ES"/>
+                        </w:rPr>
+                      </w:pPr>
+                      <w:r>
+                        <w:rPr>
+                          <w:rFonts w:hint="default" w:ascii="Times New Roman" w:hAnsi="Times New Roman" w:cs="Times New Roman"/>
+                          <w:sz w:val="32"/>
+                          <w:szCs w:val="32"/>
+                          <w:lang w:val="es-ES"/>
+                        </w:rPr>
+                        <w:t>-------------------</w:t>
+                      </w:r>
+                    </w:p>
+                    <w:p>
+                      <w:pPr>
+                        <w:spacing w:line="240" w:lineRule="auto"/>
+                        <w:rPr>
+                          <w:rFonts w:hint="default" w:ascii="Times New Roman" w:hAnsi="Times New Roman" w:cs="Times New Roman"/>
+                          <w:sz w:val="28"/>
+                          <w:szCs w:val="28"/>
+                          <w:lang w:val="es-ES"/>
+                        </w:rPr>
+                      </w:pPr>
+                      <w:r>
+                        <w:rPr>
+                          <w:rFonts w:hint="default" w:ascii="Times New Roman" w:hAnsi="Times New Roman" w:cs="Times New Roman"/>
+                          <w:sz w:val="28"/>
+                          <w:szCs w:val="28"/>
+                          <w:lang w:val="es-ES"/>
+                        </w:rPr>
+                        <w:t>----------------------</w:t>
+                      </w:r>
+                    </w:p>
+                    <w:p>
+                      <w:pPr>
+                        <w:spacing w:line="240" w:lineRule="auto"/>
+                        <w:rPr>
+                          <w:rFonts w:hint="default" w:ascii="Times New Roman" w:hAnsi="Times New Roman" w:cs="Times New Roman"/>
+                          <w:sz w:val="28"/>
+                          <w:szCs w:val="28"/>
+                          <w:lang w:val="es-ES"/>
+                        </w:rPr>
+                      </w:pPr>
+                      <w:r>
+                        <w:rPr>
+                          <w:rFonts w:hint="default" w:ascii="Times New Roman" w:hAnsi="Times New Roman" w:cs="Times New Roman"/>
+                          <w:sz w:val="28"/>
+                          <w:szCs w:val="28"/>
+                          <w:lang w:val="es-ES"/>
+                        </w:rPr>
+                        <w:t>----------------------</w:t>
+                      </w:r>
+                    </w:p>
+                    <w:p>
+                      <w:pPr>
+                        <w:spacing w:line="240" w:lineRule="auto"/>
+                        <w:rPr>
+                          <w:rFonts w:hint="default" w:ascii="Times New Roman" w:hAnsi="Times New Roman" w:cs="Times New Roman"/>
+                          <w:sz w:val="28"/>
+                          <w:szCs w:val="28"/>
+                          <w:lang w:val="es-ES"/>
+                        </w:rPr>
+                      </w:pPr>
+                      <w:r>
+                        <w:rPr>
+                          <w:rFonts w:hint="default" w:ascii="Times New Roman" w:hAnsi="Times New Roman" w:cs="Times New Roman"/>
+                          <w:sz w:val="28"/>
+                          <w:szCs w:val="28"/>
+                          <w:lang w:val="es-ES"/>
+                        </w:rPr>
+                        <w:t>----------------------</w:t>
+                      </w:r>
+                    </w:p>
+                    <w:p>
+                      <w:pPr>
+                        <w:spacing w:line="240" w:lineRule="auto"/>
+                        <w:rPr>
+                          <w:rFonts w:hint="default" w:ascii="Times New Roman" w:hAnsi="Times New Roman" w:cs="Times New Roman"/>
+                          <w:sz w:val="32"/>
+                          <w:szCs w:val="32"/>
+                          <w:lang w:val="es-ES"/>
+                        </w:rPr>
+                      </w:pPr>
+                      <w:r>
+                        <w:rPr>
+                          <w:rFonts w:hint="default" w:ascii="Times New Roman" w:hAnsi="Times New Roman" w:cs="Times New Roman"/>
+                          <w:sz w:val="32"/>
+                          <w:szCs w:val="32"/>
+                          <w:lang w:val="es-ES"/>
+                        </w:rPr>
+                        <w:t>-------------------</w:t>
+                      </w:r>
+                    </w:p>
+                    <w:p>
+                      <w:pPr>
+                        <w:spacing w:line="240" w:lineRule="auto"/>
+                        <w:rPr>
+                          <w:rFonts w:hint="default" w:ascii="Times New Roman" w:hAnsi="Times New Roman" w:cs="Times New Roman"/>
+                          <w:sz w:val="28"/>
+                          <w:szCs w:val="28"/>
+                          <w:lang w:val="es-ES"/>
+                        </w:rPr>
+                      </w:pPr>
+                      <w:r>
+                        <w:rPr>
+                          <w:rFonts w:hint="default" w:ascii="Times New Roman" w:hAnsi="Times New Roman" w:cs="Times New Roman"/>
+                          <w:sz w:val="28"/>
+                          <w:szCs w:val="28"/>
+                          <w:lang w:val="es-ES"/>
+                        </w:rPr>
+                        <w:t>----------------------</w:t>
+                      </w:r>
+                    </w:p>
+                    <w:p>
+                      <w:pPr>
+                        <w:spacing w:line="240" w:lineRule="auto"/>
+                        <w:rPr>
+                          <w:rFonts w:hint="default" w:ascii="Times New Roman" w:hAnsi="Times New Roman" w:cs="Times New Roman"/>
+                          <w:sz w:val="28"/>
+                          <w:szCs w:val="28"/>
+                          <w:lang w:val="es-ES"/>
+                        </w:rPr>
+                      </w:pPr>
+                      <w:r>
+                        <w:rPr>
+                          <w:rFonts w:hint="default" w:ascii="Times New Roman" w:hAnsi="Times New Roman" w:cs="Times New Roman"/>
+                          <w:sz w:val="28"/>
+                          <w:szCs w:val="28"/>
+                          <w:lang w:val="es-ES"/>
+                        </w:rPr>
+                        <w:t>----------------------</w:t>
+                      </w:r>
+                    </w:p>
+                    <w:p>
+                      <w:pPr>
+                        <w:spacing w:line="240" w:lineRule="auto"/>
+                        <w:rPr>
+                          <w:rFonts w:hint="default" w:ascii="Times New Roman" w:hAnsi="Times New Roman" w:cs="Times New Roman"/>
+                          <w:sz w:val="32"/>
+                          <w:szCs w:val="32"/>
+                          <w:lang w:val="es-ES"/>
+                        </w:rPr>
+                      </w:pPr>
+                      <w:r>
+                        <w:rPr>
+                          <w:rFonts w:hint="default" w:ascii="Times New Roman" w:hAnsi="Times New Roman" w:cs="Times New Roman"/>
+                          <w:sz w:val="32"/>
+                          <w:szCs w:val="32"/>
+                          <w:lang w:val="es-ES"/>
+                        </w:rPr>
+                        <w:t>-------------------</w:t>
+                      </w:r>
+                    </w:p>
+                    <w:p>
+                      <w:pPr>
+                        <w:spacing w:line="240" w:lineRule="auto"/>
+                        <w:rPr>
+                          <w:rFonts w:hint="default" w:ascii="Times New Roman" w:hAnsi="Times New Roman" w:cs="Times New Roman"/>
+                          <w:sz w:val="32"/>
+                          <w:szCs w:val="32"/>
+                          <w:lang w:val="es-ES"/>
+                        </w:rPr>
+                      </w:pPr>
+                      <w:r>
+                        <w:rPr>
+                          <w:rFonts w:hint="default" w:ascii="Times New Roman" w:hAnsi="Times New Roman" w:cs="Times New Roman"/>
+                          <w:sz w:val="32"/>
+                          <w:szCs w:val="32"/>
+                          <w:lang w:val="es-ES"/>
+                        </w:rPr>
+                        <w:t>-------------------</w:t>
+                      </w:r>
+                    </w:p>
+                    <w:p>
+                      <w:pPr>
+                        <w:spacing w:line="240" w:lineRule="auto"/>
+                        <w:rPr>
+                          <w:rFonts w:hint="default" w:ascii="Times New Roman" w:hAnsi="Times New Roman" w:cs="Times New Roman"/>
+                          <w:sz w:val="28"/>
+                          <w:szCs w:val="28"/>
+                          <w:lang w:val="es-ES"/>
+                        </w:rPr>
+                      </w:pPr>
+                      <w:r>
+                        <w:rPr>
+                          <w:rFonts w:hint="default" w:ascii="Times New Roman" w:hAnsi="Times New Roman" w:cs="Times New Roman"/>
+                          <w:sz w:val="28"/>
+                          <w:szCs w:val="28"/>
+                          <w:lang w:val="es-ES"/>
+                        </w:rPr>
+                        <w:t>----------------------</w:t>
+                      </w:r>
+                    </w:p>
+                    <w:p>
+                      <w:pPr>
+                        <w:spacing w:line="240" w:lineRule="auto"/>
+                        <w:rPr>
+                          <w:rFonts w:hint="default" w:ascii="Times New Roman" w:hAnsi="Times New Roman" w:cs="Times New Roman"/>
+                          <w:sz w:val="28"/>
+                          <w:szCs w:val="28"/>
+                          <w:lang w:val="es-ES"/>
+                        </w:rPr>
+                      </w:pPr>
+                      <w:r>
+                        <w:rPr>
+                          <w:rFonts w:hint="default" w:ascii="Times New Roman" w:hAnsi="Times New Roman" w:cs="Times New Roman"/>
+                          <w:sz w:val="28"/>
+                          <w:szCs w:val="28"/>
+                          <w:lang w:val="es-ES"/>
+                        </w:rPr>
+                        <w:t>----------------------</w:t>
+                      </w:r>
+                    </w:p>
+                    <w:p>
+                      <w:pPr>
+                        <w:spacing w:line="240" w:lineRule="auto"/>
+                        <w:rPr>
+                          <w:rFonts w:hint="default" w:ascii="Times New Roman" w:hAnsi="Times New Roman" w:cs="Times New Roman"/>
+                          <w:sz w:val="28"/>
+                          <w:szCs w:val="28"/>
+                          <w:lang w:val="es-ES"/>
+                        </w:rPr>
+                      </w:pPr>
+                      <w:r>
+                        <w:rPr>
+                          <w:rFonts w:hint="default" w:ascii="Times New Roman" w:hAnsi="Times New Roman" w:cs="Times New Roman"/>
+                          <w:sz w:val="28"/>
+                          <w:szCs w:val="28"/>
+                          <w:lang w:val="es-ES"/>
+                        </w:rPr>
+                        <w:t>----------------------</w:t>
+                      </w:r>
+                    </w:p>
+                    <w:p>
+                      <w:pPr>
+                        <w:spacing w:line="240" w:lineRule="auto"/>
+                        <w:rPr>
+                          <w:rFonts w:hint="default" w:ascii="Times New Roman" w:hAnsi="Times New Roman" w:cs="Times New Roman"/>
+                          <w:sz w:val="32"/>
+                          <w:szCs w:val="32"/>
+                          <w:lang w:val="es-ES"/>
+                        </w:rPr>
+                      </w:pPr>
+                      <w:r>
+                        <w:rPr>
+                          <w:rFonts w:hint="default" w:ascii="Times New Roman" w:hAnsi="Times New Roman" w:cs="Times New Roman"/>
+                          <w:sz w:val="32"/>
+                          <w:szCs w:val="32"/>
+                          <w:lang w:val="es-ES"/>
+                        </w:rPr>
+                        <w:t>-------------------</w:t>
+                      </w:r>
+                    </w:p>
+                    <w:p>
+                      <w:pPr>
+                        <w:spacing w:line="240" w:lineRule="auto"/>
+                        <w:rPr>
+                          <w:rFonts w:hint="default" w:ascii="Times New Roman" w:hAnsi="Times New Roman" w:cs="Times New Roman"/>
+                          <w:sz w:val="32"/>
+                          <w:szCs w:val="32"/>
+                          <w:lang w:val="es-ES"/>
+                        </w:rPr>
+                      </w:pPr>
+                      <w:r>
+                        <w:rPr>
+                          <w:rFonts w:hint="default" w:ascii="Times New Roman" w:hAnsi="Times New Roman" w:cs="Times New Roman"/>
+                          <w:sz w:val="32"/>
+                          <w:szCs w:val="32"/>
+                          <w:lang w:val="es-ES"/>
+                        </w:rPr>
+                        <w:t>-------------------</w:t>
+                      </w:r>
+                    </w:p>
+                    <w:p>
+                      <w:pPr>
+                        <w:spacing w:line="240" w:lineRule="auto"/>
+                        <w:rPr>
+                          <w:rFonts w:hint="default" w:ascii="Times New Roman" w:hAnsi="Times New Roman" w:cs="Times New Roman"/>
+                          <w:sz w:val="32"/>
+                          <w:szCs w:val="32"/>
+                          <w:lang w:val="es-ES"/>
+                        </w:rPr>
+                      </w:pPr>
+                      <w:r>
+                        <w:rPr>
+                          <w:rFonts w:hint="default" w:ascii="Times New Roman" w:hAnsi="Times New Roman" w:cs="Times New Roman"/>
+                          <w:sz w:val="32"/>
+                          <w:szCs w:val="32"/>
+                          <w:lang w:val="es-ES"/>
+                        </w:rPr>
+                        <w:t>-------------------</w:t>
+                      </w:r>
+                    </w:p>
+                    <w:p>
+                      <w:pPr>
+                        <w:spacing w:line="240" w:lineRule="auto"/>
+                        <w:rPr>
+                          <w:rFonts w:hint="default" w:ascii="Times New Roman" w:hAnsi="Times New Roman" w:cs="Times New Roman"/>
+                          <w:sz w:val="28"/>
+                          <w:szCs w:val="28"/>
+                          <w:lang w:val="es-ES"/>
+                        </w:rPr>
+                      </w:pPr>
+                      <w:r>
+                        <w:rPr>
+                          <w:rFonts w:hint="default" w:ascii="Times New Roman" w:hAnsi="Times New Roman" w:cs="Times New Roman"/>
+                          <w:sz w:val="28"/>
+                          <w:szCs w:val="28"/>
+                          <w:lang w:val="es-ES"/>
+                        </w:rPr>
+                        <w:t>----------------------</w:t>
+                      </w:r>
+                    </w:p>
+                    <w:p>
+                      <w:pPr>
+                        <w:spacing w:line="240" w:lineRule="auto"/>
+                        <w:rPr>
+                          <w:rFonts w:hint="default" w:ascii="Times New Roman" w:hAnsi="Times New Roman" w:cs="Times New Roman"/>
+                          <w:sz w:val="28"/>
+                          <w:szCs w:val="28"/>
+                          <w:lang w:val="es-ES"/>
+                        </w:rPr>
+                      </w:pPr>
+                      <w:r>
+                        <w:rPr>
+                          <w:rFonts w:hint="default" w:ascii="Times New Roman" w:hAnsi="Times New Roman" w:cs="Times New Roman"/>
+                          <w:sz w:val="28"/>
+                          <w:szCs w:val="28"/>
+                          <w:lang w:val="es-ES"/>
+                        </w:rPr>
+                        <w:t>----------------------</w:t>
+                      </w:r>
+                    </w:p>
+                    <w:p>
+                      <w:pPr>
+                        <w:spacing w:line="240" w:lineRule="auto"/>
+                        <w:rPr>
+                          <w:rFonts w:hint="default" w:ascii="Times New Roman" w:hAnsi="Times New Roman" w:cs="Times New Roman"/>
+                          <w:sz w:val="28"/>
+                          <w:szCs w:val="28"/>
+                          <w:lang w:val="es-ES"/>
+                        </w:rPr>
+                      </w:pPr>
+                      <w:r>
+                        <w:rPr>
+                          <w:rFonts w:hint="default" w:ascii="Times New Roman" w:hAnsi="Times New Roman" w:cs="Times New Roman"/>
+                          <w:sz w:val="28"/>
+                          <w:szCs w:val="28"/>
+                          <w:lang w:val="es-ES"/>
+                        </w:rPr>
+                        <w:t>----------------------</w:t>
+                      </w:r>
+                    </w:p>
+                    <w:p>
+                      <w:pPr>
+                        <w:spacing w:line="240" w:lineRule="auto"/>
+                        <w:rPr>
+                          <w:rFonts w:hint="default" w:ascii="Times New Roman" w:hAnsi="Times New Roman" w:cs="Times New Roman"/>
+                          <w:sz w:val="32"/>
+                          <w:szCs w:val="32"/>
+                          <w:lang w:val="es-ES"/>
+                        </w:rPr>
+                      </w:pPr>
+                      <w:r>
+                        <w:rPr>
+                          <w:rFonts w:hint="default" w:ascii="Times New Roman" w:hAnsi="Times New Roman" w:cs="Times New Roman"/>
+                          <w:sz w:val="32"/>
+                          <w:szCs w:val="32"/>
+                          <w:lang w:val="es-ES"/>
+                        </w:rPr>
+                        <w:t>-------------------</w:t>
+                      </w:r>
+                    </w:p>
+                    <w:p>
+                      <w:pPr>
+                        <w:spacing w:line="240" w:lineRule="auto"/>
+                        <w:rPr>
+                          <w:rFonts w:hint="default" w:ascii="Times New Roman" w:hAnsi="Times New Roman" w:cs="Times New Roman"/>
+                          <w:sz w:val="28"/>
+                          <w:szCs w:val="28"/>
+                          <w:lang w:val="es-ES"/>
+                        </w:rPr>
+                      </w:pPr>
+                      <w:r>
+                        <w:rPr>
+                          <w:rFonts w:hint="default" w:ascii="Times New Roman" w:hAnsi="Times New Roman" w:cs="Times New Roman"/>
+                          <w:sz w:val="28"/>
+                          <w:szCs w:val="28"/>
+                          <w:lang w:val="es-ES"/>
+                        </w:rPr>
+                        <w:t>----------------------</w:t>
+                      </w:r>
+                    </w:p>
+                    <w:p>
+                      <w:pPr>
+                        <w:spacing w:line="240" w:lineRule="auto"/>
+                        <w:rPr>
+                          <w:rFonts w:hint="default" w:ascii="Times New Roman" w:hAnsi="Times New Roman" w:cs="Times New Roman"/>
+                          <w:sz w:val="28"/>
+                          <w:szCs w:val="28"/>
+                          <w:lang w:val="es-ES"/>
+                        </w:rPr>
+                      </w:pPr>
+                      <w:r>
+                        <w:rPr>
+                          <w:rFonts w:hint="default" w:ascii="Times New Roman" w:hAnsi="Times New Roman" w:cs="Times New Roman"/>
+                          <w:sz w:val="28"/>
+                          <w:szCs w:val="28"/>
+                          <w:lang w:val="es-ES"/>
+                        </w:rPr>
+                        <w:t>----------------------</w:t>
+                      </w:r>
+                    </w:p>
+                    <w:p>
+                      <w:pPr>
+                        <w:spacing w:line="240" w:lineRule="auto"/>
+                        <w:rPr>
+                          <w:rFonts w:hint="default" w:ascii="Times New Roman" w:hAnsi="Times New Roman" w:cs="Times New Roman"/>
+                          <w:sz w:val="32"/>
+                          <w:szCs w:val="32"/>
+                          <w:lang w:val="es-ES"/>
+                        </w:rPr>
+                      </w:pPr>
+                      <w:r>
+                        <w:rPr>
+                          <w:rFonts w:hint="default" w:ascii="Times New Roman" w:hAnsi="Times New Roman" w:cs="Times New Roman"/>
+                          <w:sz w:val="32"/>
+                          <w:szCs w:val="32"/>
+                          <w:lang w:val="es-ES"/>
+                        </w:rPr>
+                        <w:t>-------------------</w:t>
+                      </w:r>
+                    </w:p>
+                    <w:p>
+                      <w:pPr>
+                        <w:spacing w:line="240" w:lineRule="auto"/>
+                        <w:rPr>
+                          <w:rFonts w:hint="default" w:ascii="Times New Roman" w:hAnsi="Times New Roman" w:cs="Times New Roman"/>
+                          <w:sz w:val="32"/>
+                          <w:szCs w:val="32"/>
+                          <w:lang w:val="es-ES"/>
+                        </w:rPr>
+                      </w:pPr>
+                      <w:r>
+                        <w:rPr>
+                          <w:rFonts w:hint="default" w:ascii="Times New Roman" w:hAnsi="Times New Roman" w:cs="Times New Roman"/>
+                          <w:sz w:val="32"/>
+                          <w:szCs w:val="32"/>
+                          <w:lang w:val="es-ES"/>
+                        </w:rPr>
+                        <w:t>-------------------</w:t>
+                      </w:r>
+                    </w:p>
+                  </w:txbxContent>
+                </v:textbox>
               </v:shape>
             </w:pict>
           </mc:Fallback>
@@ -1105,12 +1967,2414 @@
       </w:r>
       <w:r>
         <w:rPr>
+          <w:sz w:val="28"/>
+        </w:rPr>
+        <mc:AlternateContent>
+          <mc:Choice Requires="wps">
+            <w:drawing>
+              <wp:anchor distT="0" distB="0" distL="114300" distR="114300" simplePos="0" relativeHeight="251696128" behindDoc="0" locked="0" layoutInCell="1" allowOverlap="1">
+                <wp:simplePos x="0" y="0"/>
+                <wp:positionH relativeFrom="column">
+                  <wp:posOffset>6021705</wp:posOffset>
+                </wp:positionH>
+                <wp:positionV relativeFrom="paragraph">
+                  <wp:posOffset>74295</wp:posOffset>
+                </wp:positionV>
+                <wp:extent cx="535305" cy="6318250"/>
+                <wp:effectExtent l="0" t="0" r="0" b="0"/>
+                <wp:wrapNone/>
+                <wp:docPr id="76" name="Cuadro de texto 76"/>
+                <wp:cNvGraphicFramePr/>
+                <a:graphic xmlns:a="http://schemas.openxmlformats.org/drawingml/2006/main">
+                  <a:graphicData uri="http://schemas.microsoft.com/office/word/2010/wordprocessingShape">
+                    <wps:wsp>
+                      <wps:cNvSpPr txBox="1"/>
+                      <wps:spPr>
+                        <a:xfrm>
+                          <a:off x="0" y="0"/>
+                          <a:ext cx="535305" cy="6318250"/>
+                        </a:xfrm>
+                        <a:prstGeom prst="rect">
+                          <a:avLst/>
+                        </a:prstGeom>
+                        <a:noFill/>
+                        <a:ln w="6350">
+                          <a:noFill/>
+                        </a:ln>
+                        <a:extLst>
+                          <a:ext uri="{909E8E84-426E-40DD-AFC4-6F175D3DCCD1}">
+                            <a14:hiddenFill xmlns:a14="http://schemas.microsoft.com/office/drawing/2010/main">
+                              <a:solidFill>
+                                <a:schemeClr val="lt1"/>
+                              </a:solidFill>
+                            </a14:hiddenFill>
+                          </a:ext>
+                        </a:extLst>
+                      </wps:spPr>
+                      <wps:style>
+                        <a:lnRef idx="0">
+                          <a:schemeClr val="accent1"/>
+                        </a:lnRef>
+                        <a:fillRef idx="0">
+                          <a:schemeClr val="accent1"/>
+                        </a:fillRef>
+                        <a:effectRef idx="0">
+                          <a:schemeClr val="accent1"/>
+                        </a:effectRef>
+                        <a:fontRef idx="minor">
+                          <a:schemeClr val="dk1"/>
+                        </a:fontRef>
+                      </wps:style>
+                      <wps:txbx>
+                        <w:txbxContent>
+                          <w:p>
+                            <w:pPr>
+                              <w:spacing w:line="240" w:lineRule="auto"/>
+                              <w:rPr>
+                                <w:rFonts w:hint="default" w:ascii="Times New Roman" w:hAnsi="Times New Roman" w:cs="Times New Roman"/>
+                                <w:sz w:val="32"/>
+                                <w:szCs w:val="32"/>
+                                <w:lang w:val="es-ES"/>
+                              </w:rPr>
+                            </w:pPr>
+                            <w:r>
+                              <w:rPr>
+                                <w:rFonts w:hint="default" w:ascii="Times New Roman" w:hAnsi="Times New Roman" w:cs="Times New Roman"/>
+                                <w:sz w:val="32"/>
+                                <w:szCs w:val="32"/>
+                                <w:lang w:val="es-ES"/>
+                              </w:rPr>
+                              <w:t>3</w:t>
+                            </w:r>
+                          </w:p>
+                          <w:p>
+                            <w:pPr>
+                              <w:spacing w:line="240" w:lineRule="auto"/>
+                              <w:rPr>
+                                <w:rFonts w:hint="default" w:ascii="Times New Roman" w:hAnsi="Times New Roman" w:cs="Times New Roman"/>
+                                <w:sz w:val="32"/>
+                                <w:szCs w:val="32"/>
+                                <w:lang w:val="es-ES"/>
+                              </w:rPr>
+                            </w:pPr>
+                            <w:r>
+                              <w:rPr>
+                                <w:rFonts w:hint="default" w:ascii="Times New Roman" w:hAnsi="Times New Roman" w:cs="Times New Roman"/>
+                                <w:sz w:val="32"/>
+                                <w:szCs w:val="32"/>
+                                <w:lang w:val="es-ES"/>
+                              </w:rPr>
+                              <w:t>3</w:t>
+                            </w:r>
+                          </w:p>
+                          <w:p>
+                            <w:pPr>
+                              <w:spacing w:line="240" w:lineRule="auto"/>
+                              <w:rPr>
+                                <w:rFonts w:hint="default" w:ascii="Times New Roman" w:hAnsi="Times New Roman" w:cs="Times New Roman"/>
+                                <w:sz w:val="28"/>
+                                <w:szCs w:val="28"/>
+                                <w:lang w:val="es-ES"/>
+                              </w:rPr>
+                            </w:pPr>
+                            <w:r>
+                              <w:rPr>
+                                <w:rFonts w:hint="default" w:ascii="Times New Roman" w:hAnsi="Times New Roman" w:cs="Times New Roman"/>
+                                <w:sz w:val="28"/>
+                                <w:szCs w:val="28"/>
+                                <w:lang w:val="es-ES"/>
+                              </w:rPr>
+                              <w:t>3</w:t>
+                            </w:r>
+                          </w:p>
+                          <w:p>
+                            <w:pPr>
+                              <w:spacing w:line="240" w:lineRule="auto"/>
+                              <w:rPr>
+                                <w:rFonts w:hint="default" w:ascii="Times New Roman" w:hAnsi="Times New Roman" w:cs="Times New Roman"/>
+                                <w:sz w:val="28"/>
+                                <w:szCs w:val="28"/>
+                                <w:lang w:val="es-ES"/>
+                              </w:rPr>
+                            </w:pPr>
+                            <w:r>
+                              <w:rPr>
+                                <w:rFonts w:hint="default" w:ascii="Times New Roman" w:hAnsi="Times New Roman" w:cs="Times New Roman"/>
+                                <w:sz w:val="28"/>
+                                <w:szCs w:val="28"/>
+                                <w:lang w:val="es-ES"/>
+                              </w:rPr>
+                              <w:t>3</w:t>
+                            </w:r>
+                          </w:p>
+                          <w:p>
+                            <w:pPr>
+                              <w:spacing w:line="240" w:lineRule="auto"/>
+                              <w:rPr>
+                                <w:rFonts w:hint="default" w:ascii="Times New Roman" w:hAnsi="Times New Roman" w:cs="Times New Roman"/>
+                                <w:sz w:val="28"/>
+                                <w:szCs w:val="28"/>
+                                <w:lang w:val="es-ES"/>
+                              </w:rPr>
+                            </w:pPr>
+                            <w:r>
+                              <w:rPr>
+                                <w:rFonts w:hint="default" w:ascii="Times New Roman" w:hAnsi="Times New Roman" w:cs="Times New Roman"/>
+                                <w:sz w:val="28"/>
+                                <w:szCs w:val="28"/>
+                                <w:lang w:val="es-ES"/>
+                              </w:rPr>
+                              <w:t>4</w:t>
+                            </w:r>
+                          </w:p>
+                          <w:p>
+                            <w:pPr>
+                              <w:spacing w:line="240" w:lineRule="auto"/>
+                              <w:rPr>
+                                <w:rFonts w:hint="default" w:ascii="Times New Roman" w:hAnsi="Times New Roman" w:cs="Times New Roman"/>
+                                <w:sz w:val="32"/>
+                                <w:szCs w:val="32"/>
+                                <w:lang w:val="es-ES"/>
+                              </w:rPr>
+                            </w:pPr>
+                            <w:r>
+                              <w:rPr>
+                                <w:rFonts w:hint="default" w:ascii="Times New Roman" w:hAnsi="Times New Roman" w:cs="Times New Roman"/>
+                                <w:sz w:val="32"/>
+                                <w:szCs w:val="32"/>
+                                <w:lang w:val="es-ES"/>
+                              </w:rPr>
+                              <w:t>4</w:t>
+                            </w:r>
+                          </w:p>
+                          <w:p>
+                            <w:pPr>
+                              <w:spacing w:line="240" w:lineRule="auto"/>
+                              <w:rPr>
+                                <w:rFonts w:hint="default" w:ascii="Times New Roman" w:hAnsi="Times New Roman" w:cs="Times New Roman"/>
+                                <w:sz w:val="28"/>
+                                <w:szCs w:val="28"/>
+                                <w:lang w:val="es-ES"/>
+                              </w:rPr>
+                            </w:pPr>
+                            <w:r>
+                              <w:rPr>
+                                <w:rFonts w:hint="default" w:ascii="Times New Roman" w:hAnsi="Times New Roman" w:cs="Times New Roman"/>
+                                <w:sz w:val="28"/>
+                                <w:szCs w:val="28"/>
+                                <w:lang w:val="es-ES"/>
+                              </w:rPr>
+                              <w:t>4</w:t>
+                            </w:r>
+                          </w:p>
+                          <w:p>
+                            <w:pPr>
+                              <w:spacing w:line="240" w:lineRule="auto"/>
+                              <w:rPr>
+                                <w:rFonts w:hint="default" w:ascii="Times New Roman" w:hAnsi="Times New Roman" w:cs="Times New Roman"/>
+                                <w:sz w:val="28"/>
+                                <w:szCs w:val="28"/>
+                                <w:lang w:val="es-ES"/>
+                              </w:rPr>
+                            </w:pPr>
+                            <w:r>
+                              <w:rPr>
+                                <w:rFonts w:hint="default" w:ascii="Times New Roman" w:hAnsi="Times New Roman" w:cs="Times New Roman"/>
+                                <w:sz w:val="28"/>
+                                <w:szCs w:val="28"/>
+                                <w:lang w:val="es-ES"/>
+                              </w:rPr>
+                              <w:t>4</w:t>
+                            </w:r>
+                          </w:p>
+                          <w:p>
+                            <w:pPr>
+                              <w:spacing w:line="240" w:lineRule="auto"/>
+                              <w:rPr>
+                                <w:rFonts w:hint="default" w:ascii="Times New Roman" w:hAnsi="Times New Roman" w:cs="Times New Roman"/>
+                                <w:sz w:val="28"/>
+                                <w:szCs w:val="28"/>
+                                <w:lang w:val="es-ES"/>
+                              </w:rPr>
+                            </w:pPr>
+                            <w:r>
+                              <w:rPr>
+                                <w:rFonts w:hint="default" w:ascii="Times New Roman" w:hAnsi="Times New Roman" w:cs="Times New Roman"/>
+                                <w:sz w:val="28"/>
+                                <w:szCs w:val="28"/>
+                                <w:lang w:val="es-ES"/>
+                              </w:rPr>
+                              <w:t>4</w:t>
+                            </w:r>
+                          </w:p>
+                          <w:p>
+                            <w:pPr>
+                              <w:spacing w:line="240" w:lineRule="auto"/>
+                              <w:rPr>
+                                <w:rFonts w:hint="default" w:ascii="Times New Roman" w:hAnsi="Times New Roman" w:cs="Times New Roman"/>
+                                <w:sz w:val="32"/>
+                                <w:szCs w:val="32"/>
+                                <w:lang w:val="es-ES"/>
+                              </w:rPr>
+                            </w:pPr>
+                            <w:r>
+                              <w:rPr>
+                                <w:rFonts w:hint="default" w:ascii="Times New Roman" w:hAnsi="Times New Roman" w:cs="Times New Roman"/>
+                                <w:sz w:val="32"/>
+                                <w:szCs w:val="32"/>
+                                <w:lang w:val="es-ES"/>
+                              </w:rPr>
+                              <w:t>5</w:t>
+                            </w:r>
+                          </w:p>
+                          <w:p>
+                            <w:pPr>
+                              <w:spacing w:line="240" w:lineRule="auto"/>
+                              <w:rPr>
+                                <w:rFonts w:hint="default" w:ascii="Times New Roman" w:hAnsi="Times New Roman" w:cs="Times New Roman"/>
+                                <w:sz w:val="28"/>
+                                <w:szCs w:val="28"/>
+                                <w:lang w:val="es-ES"/>
+                              </w:rPr>
+                            </w:pPr>
+                            <w:r>
+                              <w:rPr>
+                                <w:rFonts w:hint="default" w:ascii="Times New Roman" w:hAnsi="Times New Roman" w:cs="Times New Roman"/>
+                                <w:sz w:val="28"/>
+                                <w:szCs w:val="28"/>
+                                <w:lang w:val="es-ES"/>
+                              </w:rPr>
+                              <w:t>5</w:t>
+                            </w:r>
+                          </w:p>
+                          <w:p>
+                            <w:pPr>
+                              <w:spacing w:line="240" w:lineRule="auto"/>
+                              <w:rPr>
+                                <w:rFonts w:hint="default" w:ascii="Times New Roman" w:hAnsi="Times New Roman" w:cs="Times New Roman"/>
+                                <w:sz w:val="28"/>
+                                <w:szCs w:val="28"/>
+                                <w:lang w:val="es-ES"/>
+                              </w:rPr>
+                            </w:pPr>
+                            <w:r>
+                              <w:rPr>
+                                <w:rFonts w:hint="default" w:ascii="Times New Roman" w:hAnsi="Times New Roman" w:cs="Times New Roman"/>
+                                <w:sz w:val="28"/>
+                                <w:szCs w:val="28"/>
+                                <w:lang w:val="es-ES"/>
+                              </w:rPr>
+                              <w:t>5</w:t>
+                            </w:r>
+                          </w:p>
+                          <w:p>
+                            <w:pPr>
+                              <w:spacing w:line="240" w:lineRule="auto"/>
+                              <w:rPr>
+                                <w:rFonts w:hint="default" w:ascii="Times New Roman" w:hAnsi="Times New Roman" w:cs="Times New Roman"/>
+                                <w:sz w:val="32"/>
+                                <w:szCs w:val="32"/>
+                                <w:lang w:val="es-ES"/>
+                              </w:rPr>
+                            </w:pPr>
+                            <w:r>
+                              <w:rPr>
+                                <w:rFonts w:hint="default" w:ascii="Times New Roman" w:hAnsi="Times New Roman" w:cs="Times New Roman"/>
+                                <w:sz w:val="32"/>
+                                <w:szCs w:val="32"/>
+                                <w:lang w:val="es-ES"/>
+                              </w:rPr>
+                              <w:t>6</w:t>
+                            </w:r>
+                          </w:p>
+                          <w:p>
+                            <w:pPr>
+                              <w:spacing w:line="240" w:lineRule="auto"/>
+                              <w:rPr>
+                                <w:rFonts w:hint="default" w:ascii="Times New Roman" w:hAnsi="Times New Roman" w:cs="Times New Roman"/>
+                                <w:sz w:val="32"/>
+                                <w:szCs w:val="32"/>
+                                <w:lang w:val="es-ES"/>
+                              </w:rPr>
+                            </w:pPr>
+                            <w:r>
+                              <w:rPr>
+                                <w:rFonts w:hint="default" w:ascii="Times New Roman" w:hAnsi="Times New Roman" w:cs="Times New Roman"/>
+                                <w:sz w:val="32"/>
+                                <w:szCs w:val="32"/>
+                                <w:lang w:val="es-ES"/>
+                              </w:rPr>
+                              <w:t>6</w:t>
+                            </w:r>
+                          </w:p>
+                          <w:p>
+                            <w:pPr>
+                              <w:spacing w:line="240" w:lineRule="auto"/>
+                              <w:rPr>
+                                <w:rFonts w:hint="default" w:ascii="Times New Roman" w:hAnsi="Times New Roman" w:cs="Times New Roman"/>
+                                <w:sz w:val="28"/>
+                                <w:szCs w:val="28"/>
+                                <w:lang w:val="es-ES"/>
+                              </w:rPr>
+                            </w:pPr>
+                            <w:r>
+                              <w:rPr>
+                                <w:rFonts w:hint="default" w:ascii="Times New Roman" w:hAnsi="Times New Roman" w:cs="Times New Roman"/>
+                                <w:sz w:val="28"/>
+                                <w:szCs w:val="28"/>
+                                <w:lang w:val="es-ES"/>
+                              </w:rPr>
+                              <w:t>6</w:t>
+                            </w:r>
+                          </w:p>
+                          <w:p>
+                            <w:pPr>
+                              <w:spacing w:line="240" w:lineRule="auto"/>
+                              <w:rPr>
+                                <w:rFonts w:hint="default" w:ascii="Times New Roman" w:hAnsi="Times New Roman" w:cs="Times New Roman"/>
+                                <w:sz w:val="28"/>
+                                <w:szCs w:val="28"/>
+                                <w:lang w:val="es-ES"/>
+                              </w:rPr>
+                            </w:pPr>
+                            <w:r>
+                              <w:rPr>
+                                <w:rFonts w:hint="default" w:ascii="Times New Roman" w:hAnsi="Times New Roman" w:cs="Times New Roman"/>
+                                <w:sz w:val="28"/>
+                                <w:szCs w:val="28"/>
+                                <w:lang w:val="es-ES"/>
+                              </w:rPr>
+                              <w:t>6</w:t>
+                            </w:r>
+                          </w:p>
+                          <w:p>
+                            <w:pPr>
+                              <w:spacing w:line="240" w:lineRule="auto"/>
+                              <w:rPr>
+                                <w:rFonts w:hint="default" w:ascii="Times New Roman" w:hAnsi="Times New Roman" w:cs="Times New Roman"/>
+                                <w:sz w:val="28"/>
+                                <w:szCs w:val="28"/>
+                                <w:lang w:val="es-ES"/>
+                              </w:rPr>
+                            </w:pPr>
+                            <w:r>
+                              <w:rPr>
+                                <w:rFonts w:hint="default" w:ascii="Times New Roman" w:hAnsi="Times New Roman" w:cs="Times New Roman"/>
+                                <w:sz w:val="28"/>
+                                <w:szCs w:val="28"/>
+                                <w:lang w:val="es-ES"/>
+                              </w:rPr>
+                              <w:t>7</w:t>
+                            </w:r>
+                          </w:p>
+                          <w:p>
+                            <w:pPr>
+                              <w:spacing w:line="240" w:lineRule="auto"/>
+                              <w:rPr>
+                                <w:rFonts w:hint="default" w:ascii="Times New Roman" w:hAnsi="Times New Roman" w:cs="Times New Roman"/>
+                                <w:sz w:val="32"/>
+                                <w:szCs w:val="32"/>
+                                <w:lang w:val="es-ES"/>
+                              </w:rPr>
+                            </w:pPr>
+                            <w:r>
+                              <w:rPr>
+                                <w:rFonts w:hint="default" w:ascii="Times New Roman" w:hAnsi="Times New Roman" w:cs="Times New Roman"/>
+                                <w:sz w:val="32"/>
+                                <w:szCs w:val="32"/>
+                                <w:lang w:val="es-ES"/>
+                              </w:rPr>
+                              <w:t>7</w:t>
+                            </w:r>
+                          </w:p>
+                          <w:p>
+                            <w:pPr>
+                              <w:spacing w:line="240" w:lineRule="auto"/>
+                              <w:rPr>
+                                <w:rFonts w:hint="default" w:ascii="Times New Roman" w:hAnsi="Times New Roman" w:cs="Times New Roman"/>
+                                <w:sz w:val="32"/>
+                                <w:szCs w:val="32"/>
+                                <w:lang w:val="es-ES"/>
+                              </w:rPr>
+                            </w:pPr>
+                            <w:r>
+                              <w:rPr>
+                                <w:rFonts w:hint="default" w:ascii="Times New Roman" w:hAnsi="Times New Roman" w:cs="Times New Roman"/>
+                                <w:sz w:val="32"/>
+                                <w:szCs w:val="32"/>
+                                <w:lang w:val="es-ES"/>
+                              </w:rPr>
+                              <w:t>8</w:t>
+                            </w:r>
+                          </w:p>
+                          <w:p>
+                            <w:pPr>
+                              <w:spacing w:line="240" w:lineRule="auto"/>
+                              <w:rPr>
+                                <w:rFonts w:hint="default" w:ascii="Times New Roman" w:hAnsi="Times New Roman" w:cs="Times New Roman"/>
+                                <w:sz w:val="32"/>
+                                <w:szCs w:val="32"/>
+                                <w:lang w:val="es-ES"/>
+                              </w:rPr>
+                            </w:pPr>
+                            <w:r>
+                              <w:rPr>
+                                <w:rFonts w:hint="default" w:ascii="Times New Roman" w:hAnsi="Times New Roman" w:cs="Times New Roman"/>
+                                <w:sz w:val="32"/>
+                                <w:szCs w:val="32"/>
+                                <w:lang w:val="es-ES"/>
+                              </w:rPr>
+                              <w:t>8</w:t>
+                            </w:r>
+                          </w:p>
+                          <w:p>
+                            <w:pPr>
+                              <w:spacing w:line="240" w:lineRule="auto"/>
+                              <w:rPr>
+                                <w:rFonts w:hint="default" w:ascii="Times New Roman" w:hAnsi="Times New Roman" w:cs="Times New Roman"/>
+                                <w:sz w:val="28"/>
+                                <w:szCs w:val="28"/>
+                                <w:lang w:val="es-ES"/>
+                              </w:rPr>
+                            </w:pPr>
+                            <w:r>
+                              <w:rPr>
+                                <w:rFonts w:hint="default" w:ascii="Times New Roman" w:hAnsi="Times New Roman" w:cs="Times New Roman"/>
+                                <w:sz w:val="28"/>
+                                <w:szCs w:val="28"/>
+                                <w:lang w:val="es-ES"/>
+                              </w:rPr>
+                              <w:t>8</w:t>
+                            </w:r>
+                          </w:p>
+                          <w:p>
+                            <w:pPr>
+                              <w:spacing w:line="240" w:lineRule="auto"/>
+                              <w:rPr>
+                                <w:rFonts w:hint="default" w:ascii="Times New Roman" w:hAnsi="Times New Roman" w:cs="Times New Roman"/>
+                                <w:sz w:val="28"/>
+                                <w:szCs w:val="28"/>
+                                <w:lang w:val="es-ES"/>
+                              </w:rPr>
+                            </w:pPr>
+                            <w:r>
+                              <w:rPr>
+                                <w:rFonts w:hint="default" w:ascii="Times New Roman" w:hAnsi="Times New Roman" w:cs="Times New Roman"/>
+                                <w:sz w:val="28"/>
+                                <w:szCs w:val="28"/>
+                                <w:lang w:val="es-ES"/>
+                              </w:rPr>
+                              <w:t>9</w:t>
+                            </w:r>
+                          </w:p>
+                          <w:p>
+                            <w:pPr>
+                              <w:spacing w:line="240" w:lineRule="auto"/>
+                              <w:rPr>
+                                <w:rFonts w:hint="default" w:ascii="Times New Roman" w:hAnsi="Times New Roman" w:cs="Times New Roman"/>
+                                <w:sz w:val="28"/>
+                                <w:szCs w:val="28"/>
+                                <w:lang w:val="es-ES"/>
+                              </w:rPr>
+                            </w:pPr>
+                            <w:r>
+                              <w:rPr>
+                                <w:rFonts w:hint="default" w:ascii="Times New Roman" w:hAnsi="Times New Roman" w:cs="Times New Roman"/>
+                                <w:sz w:val="28"/>
+                                <w:szCs w:val="28"/>
+                                <w:lang w:val="es-ES"/>
+                              </w:rPr>
+                              <w:t>9</w:t>
+                            </w:r>
+                          </w:p>
+                          <w:p>
+                            <w:pPr>
+                              <w:spacing w:line="240" w:lineRule="auto"/>
+                              <w:rPr>
+                                <w:rFonts w:hint="default" w:ascii="Times New Roman" w:hAnsi="Times New Roman" w:cs="Times New Roman"/>
+                                <w:sz w:val="32"/>
+                                <w:szCs w:val="32"/>
+                                <w:lang w:val="es-ES"/>
+                              </w:rPr>
+                            </w:pPr>
+                            <w:r>
+                              <w:rPr>
+                                <w:rFonts w:hint="default" w:ascii="Times New Roman" w:hAnsi="Times New Roman" w:cs="Times New Roman"/>
+                                <w:sz w:val="32"/>
+                                <w:szCs w:val="32"/>
+                                <w:lang w:val="es-ES"/>
+                              </w:rPr>
+                              <w:t>9</w:t>
+                            </w:r>
+                          </w:p>
+                          <w:p>
+                            <w:pPr>
+                              <w:spacing w:line="240" w:lineRule="auto"/>
+                              <w:rPr>
+                                <w:rFonts w:hint="default" w:ascii="Times New Roman" w:hAnsi="Times New Roman" w:cs="Times New Roman"/>
+                                <w:sz w:val="28"/>
+                                <w:szCs w:val="28"/>
+                                <w:lang w:val="es-ES"/>
+                              </w:rPr>
+                            </w:pPr>
+                            <w:r>
+                              <w:rPr>
+                                <w:rFonts w:hint="default" w:ascii="Times New Roman" w:hAnsi="Times New Roman" w:cs="Times New Roman"/>
+                                <w:sz w:val="28"/>
+                                <w:szCs w:val="28"/>
+                                <w:lang w:val="es-ES"/>
+                              </w:rPr>
+                              <w:t>9</w:t>
+                            </w:r>
+                          </w:p>
+                          <w:p>
+                            <w:pPr>
+                              <w:spacing w:line="240" w:lineRule="auto"/>
+                              <w:rPr>
+                                <w:rFonts w:hint="default" w:ascii="Times New Roman" w:hAnsi="Times New Roman" w:cs="Times New Roman"/>
+                                <w:sz w:val="28"/>
+                                <w:szCs w:val="28"/>
+                                <w:lang w:val="es-ES"/>
+                              </w:rPr>
+                            </w:pPr>
+                            <w:r>
+                              <w:rPr>
+                                <w:rFonts w:hint="default" w:ascii="Times New Roman" w:hAnsi="Times New Roman" w:cs="Times New Roman"/>
+                                <w:sz w:val="28"/>
+                                <w:szCs w:val="28"/>
+                                <w:lang w:val="es-ES"/>
+                              </w:rPr>
+                              <w:t>9</w:t>
+                            </w:r>
+                          </w:p>
+                          <w:p>
+                            <w:pPr>
+                              <w:spacing w:line="240" w:lineRule="auto"/>
+                              <w:rPr>
+                                <w:rFonts w:hint="default" w:ascii="Times New Roman" w:hAnsi="Times New Roman" w:cs="Times New Roman"/>
+                                <w:sz w:val="32"/>
+                                <w:szCs w:val="32"/>
+                                <w:lang w:val="es-ES"/>
+                              </w:rPr>
+                            </w:pPr>
+                            <w:r>
+                              <w:rPr>
+                                <w:rFonts w:hint="default" w:ascii="Times New Roman" w:hAnsi="Times New Roman" w:cs="Times New Roman"/>
+                                <w:sz w:val="32"/>
+                                <w:szCs w:val="32"/>
+                                <w:lang w:val="es-ES"/>
+                              </w:rPr>
+                              <w:t>10</w:t>
+                            </w:r>
+                          </w:p>
+                          <w:p>
+                            <w:pPr>
+                              <w:spacing w:line="240" w:lineRule="auto"/>
+                              <w:rPr>
+                                <w:rFonts w:hint="default" w:ascii="Times New Roman" w:hAnsi="Times New Roman" w:cs="Times New Roman"/>
+                                <w:sz w:val="32"/>
+                                <w:szCs w:val="32"/>
+                                <w:lang w:val="es-ES"/>
+                              </w:rPr>
+                            </w:pPr>
+                            <w:r>
+                              <w:rPr>
+                                <w:rFonts w:hint="default" w:ascii="Times New Roman" w:hAnsi="Times New Roman" w:cs="Times New Roman"/>
+                                <w:sz w:val="32"/>
+                                <w:szCs w:val="32"/>
+                                <w:lang w:val="es-ES"/>
+                              </w:rPr>
+                              <w:t>11</w:t>
+                            </w:r>
+                          </w:p>
+                        </w:txbxContent>
+                      </wps:txbx>
+                      <wps:bodyPr rot="0" spcFirstLastPara="0" vertOverflow="overflow" horzOverflow="overflow" vert="horz" wrap="square" lIns="91440" tIns="45720" rIns="91440" bIns="45720" numCol="1" spcCol="0" rtlCol="0" fromWordArt="0" anchor="t" anchorCtr="0" forceAA="0" compatLnSpc="1">
+                        <a:noAutofit/>
+                      </wps:bodyPr>
+                    </wps:wsp>
+                  </a:graphicData>
+                </a:graphic>
+              </wp:anchor>
+            </w:drawing>
+          </mc:Choice>
+          <mc:Fallback>
+            <w:pict>
+              <v:shape id="_x0000_s1026" o:spid="_x0000_s1026" o:spt="202" type="#_x0000_t202" style="position:absolute;left:0pt;margin-left:474.15pt;margin-top:5.85pt;height:497.5pt;width:42.15pt;z-index:251696128;mso-width-relative:page;mso-height-relative:page;" filled="f" stroked="f" coordsize="21600,21600" o:gfxdata="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">
+                <v:fill on="f" focussize="0,0"/>
+                <v:stroke on="f" weight="0.5pt"/>
+                <v:imagedata o:title=""/>
+                <o:lock v:ext="edit" aspectratio="f"/>
+                <v:textbox>
+                  <w:txbxContent>
+                    <w:p>
+                      <w:pPr>
+                        <w:spacing w:line="240" w:lineRule="auto"/>
+                        <w:rPr>
+                          <w:rFonts w:hint="default" w:ascii="Times New Roman" w:hAnsi="Times New Roman" w:cs="Times New Roman"/>
+                          <w:sz w:val="32"/>
+                          <w:szCs w:val="32"/>
+                          <w:lang w:val="es-ES"/>
+                        </w:rPr>
+                      </w:pPr>
+                      <w:r>
+                        <w:rPr>
+                          <w:rFonts w:hint="default" w:ascii="Times New Roman" w:hAnsi="Times New Roman" w:cs="Times New Roman"/>
+                          <w:sz w:val="32"/>
+                          <w:szCs w:val="32"/>
+                          <w:lang w:val="es-ES"/>
+                        </w:rPr>
+                        <w:t>3</w:t>
+                      </w:r>
+                    </w:p>
+                    <w:p>
+                      <w:pPr>
+                        <w:spacing w:line="240" w:lineRule="auto"/>
+                        <w:rPr>
+                          <w:rFonts w:hint="default" w:ascii="Times New Roman" w:hAnsi="Times New Roman" w:cs="Times New Roman"/>
+                          <w:sz w:val="32"/>
+                          <w:szCs w:val="32"/>
+                          <w:lang w:val="es-ES"/>
+                        </w:rPr>
+                      </w:pPr>
+                      <w:r>
+                        <w:rPr>
+                          <w:rFonts w:hint="default" w:ascii="Times New Roman" w:hAnsi="Times New Roman" w:cs="Times New Roman"/>
+                          <w:sz w:val="32"/>
+                          <w:szCs w:val="32"/>
+                          <w:lang w:val="es-ES"/>
+                        </w:rPr>
+                        <w:t>3</w:t>
+                      </w:r>
+                    </w:p>
+                    <w:p>
+                      <w:pPr>
+                        <w:spacing w:line="240" w:lineRule="auto"/>
+                        <w:rPr>
+                          <w:rFonts w:hint="default" w:ascii="Times New Roman" w:hAnsi="Times New Roman" w:cs="Times New Roman"/>
+                          <w:sz w:val="28"/>
+                          <w:szCs w:val="28"/>
+                          <w:lang w:val="es-ES"/>
+                        </w:rPr>
+                      </w:pPr>
+                      <w:r>
+                        <w:rPr>
+                          <w:rFonts w:hint="default" w:ascii="Times New Roman" w:hAnsi="Times New Roman" w:cs="Times New Roman"/>
+                          <w:sz w:val="28"/>
+                          <w:szCs w:val="28"/>
+                          <w:lang w:val="es-ES"/>
+                        </w:rPr>
+                        <w:t>3</w:t>
+                      </w:r>
+                    </w:p>
+                    <w:p>
+                      <w:pPr>
+                        <w:spacing w:line="240" w:lineRule="auto"/>
+                        <w:rPr>
+                          <w:rFonts w:hint="default" w:ascii="Times New Roman" w:hAnsi="Times New Roman" w:cs="Times New Roman"/>
+                          <w:sz w:val="28"/>
+                          <w:szCs w:val="28"/>
+                          <w:lang w:val="es-ES"/>
+                        </w:rPr>
+                      </w:pPr>
+                      <w:r>
+                        <w:rPr>
+                          <w:rFonts w:hint="default" w:ascii="Times New Roman" w:hAnsi="Times New Roman" w:cs="Times New Roman"/>
+                          <w:sz w:val="28"/>
+                          <w:szCs w:val="28"/>
+                          <w:lang w:val="es-ES"/>
+                        </w:rPr>
+                        <w:t>3</w:t>
+                      </w:r>
+                    </w:p>
+                    <w:p>
+                      <w:pPr>
+                        <w:spacing w:line="240" w:lineRule="auto"/>
+                        <w:rPr>
+                          <w:rFonts w:hint="default" w:ascii="Times New Roman" w:hAnsi="Times New Roman" w:cs="Times New Roman"/>
+                          <w:sz w:val="28"/>
+                          <w:szCs w:val="28"/>
+                          <w:lang w:val="es-ES"/>
+                        </w:rPr>
+                      </w:pPr>
+                      <w:r>
+                        <w:rPr>
+                          <w:rFonts w:hint="default" w:ascii="Times New Roman" w:hAnsi="Times New Roman" w:cs="Times New Roman"/>
+                          <w:sz w:val="28"/>
+                          <w:szCs w:val="28"/>
+                          <w:lang w:val="es-ES"/>
+                        </w:rPr>
+                        <w:t>4</w:t>
+                      </w:r>
+                    </w:p>
+                    <w:p>
+                      <w:pPr>
+                        <w:spacing w:line="240" w:lineRule="auto"/>
+                        <w:rPr>
+                          <w:rFonts w:hint="default" w:ascii="Times New Roman" w:hAnsi="Times New Roman" w:cs="Times New Roman"/>
+                          <w:sz w:val="32"/>
+                          <w:szCs w:val="32"/>
+                          <w:lang w:val="es-ES"/>
+                        </w:rPr>
+                      </w:pPr>
+                      <w:r>
+                        <w:rPr>
+                          <w:rFonts w:hint="default" w:ascii="Times New Roman" w:hAnsi="Times New Roman" w:cs="Times New Roman"/>
+                          <w:sz w:val="32"/>
+                          <w:szCs w:val="32"/>
+                          <w:lang w:val="es-ES"/>
+                        </w:rPr>
+                        <w:t>4</w:t>
+                      </w:r>
+                    </w:p>
+                    <w:p>
+                      <w:pPr>
+                        <w:spacing w:line="240" w:lineRule="auto"/>
+                        <w:rPr>
+                          <w:rFonts w:hint="default" w:ascii="Times New Roman" w:hAnsi="Times New Roman" w:cs="Times New Roman"/>
+                          <w:sz w:val="28"/>
+                          <w:szCs w:val="28"/>
+                          <w:lang w:val="es-ES"/>
+                        </w:rPr>
+                      </w:pPr>
+                      <w:r>
+                        <w:rPr>
+                          <w:rFonts w:hint="default" w:ascii="Times New Roman" w:hAnsi="Times New Roman" w:cs="Times New Roman"/>
+                          <w:sz w:val="28"/>
+                          <w:szCs w:val="28"/>
+                          <w:lang w:val="es-ES"/>
+                        </w:rPr>
+                        <w:t>4</w:t>
+                      </w:r>
+                    </w:p>
+                    <w:p>
+                      <w:pPr>
+                        <w:spacing w:line="240" w:lineRule="auto"/>
+                        <w:rPr>
+                          <w:rFonts w:hint="default" w:ascii="Times New Roman" w:hAnsi="Times New Roman" w:cs="Times New Roman"/>
+                          <w:sz w:val="28"/>
+                          <w:szCs w:val="28"/>
+                          <w:lang w:val="es-ES"/>
+                        </w:rPr>
+                      </w:pPr>
+                      <w:r>
+                        <w:rPr>
+                          <w:rFonts w:hint="default" w:ascii="Times New Roman" w:hAnsi="Times New Roman" w:cs="Times New Roman"/>
+                          <w:sz w:val="28"/>
+                          <w:szCs w:val="28"/>
+                          <w:lang w:val="es-ES"/>
+                        </w:rPr>
+                        <w:t>4</w:t>
+                      </w:r>
+                    </w:p>
+                    <w:p>
+                      <w:pPr>
+                        <w:spacing w:line="240" w:lineRule="auto"/>
+                        <w:rPr>
+                          <w:rFonts w:hint="default" w:ascii="Times New Roman" w:hAnsi="Times New Roman" w:cs="Times New Roman"/>
+                          <w:sz w:val="28"/>
+                          <w:szCs w:val="28"/>
+                          <w:lang w:val="es-ES"/>
+                        </w:rPr>
+                      </w:pPr>
+                      <w:r>
+                        <w:rPr>
+                          <w:rFonts w:hint="default" w:ascii="Times New Roman" w:hAnsi="Times New Roman" w:cs="Times New Roman"/>
+                          <w:sz w:val="28"/>
+                          <w:szCs w:val="28"/>
+                          <w:lang w:val="es-ES"/>
+                        </w:rPr>
+                        <w:t>4</w:t>
+                      </w:r>
+                    </w:p>
+                    <w:p>
+                      <w:pPr>
+                        <w:spacing w:line="240" w:lineRule="auto"/>
+                        <w:rPr>
+                          <w:rFonts w:hint="default" w:ascii="Times New Roman" w:hAnsi="Times New Roman" w:cs="Times New Roman"/>
+                          <w:sz w:val="32"/>
+                          <w:szCs w:val="32"/>
+                          <w:lang w:val="es-ES"/>
+                        </w:rPr>
+                      </w:pPr>
+                      <w:r>
+                        <w:rPr>
+                          <w:rFonts w:hint="default" w:ascii="Times New Roman" w:hAnsi="Times New Roman" w:cs="Times New Roman"/>
+                          <w:sz w:val="32"/>
+                          <w:szCs w:val="32"/>
+                          <w:lang w:val="es-ES"/>
+                        </w:rPr>
+                        <w:t>5</w:t>
+                      </w:r>
+                    </w:p>
+                    <w:p>
+                      <w:pPr>
+                        <w:spacing w:line="240" w:lineRule="auto"/>
+                        <w:rPr>
+                          <w:rFonts w:hint="default" w:ascii="Times New Roman" w:hAnsi="Times New Roman" w:cs="Times New Roman"/>
+                          <w:sz w:val="28"/>
+                          <w:szCs w:val="28"/>
+                          <w:lang w:val="es-ES"/>
+                        </w:rPr>
+                      </w:pPr>
+                      <w:r>
+                        <w:rPr>
+                          <w:rFonts w:hint="default" w:ascii="Times New Roman" w:hAnsi="Times New Roman" w:cs="Times New Roman"/>
+                          <w:sz w:val="28"/>
+                          <w:szCs w:val="28"/>
+                          <w:lang w:val="es-ES"/>
+                        </w:rPr>
+                        <w:t>5</w:t>
+                      </w:r>
+                    </w:p>
+                    <w:p>
+                      <w:pPr>
+                        <w:spacing w:line="240" w:lineRule="auto"/>
+                        <w:rPr>
+                          <w:rFonts w:hint="default" w:ascii="Times New Roman" w:hAnsi="Times New Roman" w:cs="Times New Roman"/>
+                          <w:sz w:val="28"/>
+                          <w:szCs w:val="28"/>
+                          <w:lang w:val="es-ES"/>
+                        </w:rPr>
+                      </w:pPr>
+                      <w:r>
+                        <w:rPr>
+                          <w:rFonts w:hint="default" w:ascii="Times New Roman" w:hAnsi="Times New Roman" w:cs="Times New Roman"/>
+                          <w:sz w:val="28"/>
+                          <w:szCs w:val="28"/>
+                          <w:lang w:val="es-ES"/>
+                        </w:rPr>
+                        <w:t>5</w:t>
+                      </w:r>
+                    </w:p>
+                    <w:p>
+                      <w:pPr>
+                        <w:spacing w:line="240" w:lineRule="auto"/>
+                        <w:rPr>
+                          <w:rFonts w:hint="default" w:ascii="Times New Roman" w:hAnsi="Times New Roman" w:cs="Times New Roman"/>
+                          <w:sz w:val="32"/>
+                          <w:szCs w:val="32"/>
+                          <w:lang w:val="es-ES"/>
+                        </w:rPr>
+                      </w:pPr>
+                      <w:r>
+                        <w:rPr>
+                          <w:rFonts w:hint="default" w:ascii="Times New Roman" w:hAnsi="Times New Roman" w:cs="Times New Roman"/>
+                          <w:sz w:val="32"/>
+                          <w:szCs w:val="32"/>
+                          <w:lang w:val="es-ES"/>
+                        </w:rPr>
+                        <w:t>6</w:t>
+                      </w:r>
+                    </w:p>
+                    <w:p>
+                      <w:pPr>
+                        <w:spacing w:line="240" w:lineRule="auto"/>
+                        <w:rPr>
+                          <w:rFonts w:hint="default" w:ascii="Times New Roman" w:hAnsi="Times New Roman" w:cs="Times New Roman"/>
+                          <w:sz w:val="32"/>
+                          <w:szCs w:val="32"/>
+                          <w:lang w:val="es-ES"/>
+                        </w:rPr>
+                      </w:pPr>
+                      <w:r>
+                        <w:rPr>
+                          <w:rFonts w:hint="default" w:ascii="Times New Roman" w:hAnsi="Times New Roman" w:cs="Times New Roman"/>
+                          <w:sz w:val="32"/>
+                          <w:szCs w:val="32"/>
+                          <w:lang w:val="es-ES"/>
+                        </w:rPr>
+                        <w:t>6</w:t>
+                      </w:r>
+                    </w:p>
+                    <w:p>
+                      <w:pPr>
+                        <w:spacing w:line="240" w:lineRule="auto"/>
+                        <w:rPr>
+                          <w:rFonts w:hint="default" w:ascii="Times New Roman" w:hAnsi="Times New Roman" w:cs="Times New Roman"/>
+                          <w:sz w:val="28"/>
+                          <w:szCs w:val="28"/>
+                          <w:lang w:val="es-ES"/>
+                        </w:rPr>
+                      </w:pPr>
+                      <w:r>
+                        <w:rPr>
+                          <w:rFonts w:hint="default" w:ascii="Times New Roman" w:hAnsi="Times New Roman" w:cs="Times New Roman"/>
+                          <w:sz w:val="28"/>
+                          <w:szCs w:val="28"/>
+                          <w:lang w:val="es-ES"/>
+                        </w:rPr>
+                        <w:t>6</w:t>
+                      </w:r>
+                    </w:p>
+                    <w:p>
+                      <w:pPr>
+                        <w:spacing w:line="240" w:lineRule="auto"/>
+                        <w:rPr>
+                          <w:rFonts w:hint="default" w:ascii="Times New Roman" w:hAnsi="Times New Roman" w:cs="Times New Roman"/>
+                          <w:sz w:val="28"/>
+                          <w:szCs w:val="28"/>
+                          <w:lang w:val="es-ES"/>
+                        </w:rPr>
+                      </w:pPr>
+                      <w:r>
+                        <w:rPr>
+                          <w:rFonts w:hint="default" w:ascii="Times New Roman" w:hAnsi="Times New Roman" w:cs="Times New Roman"/>
+                          <w:sz w:val="28"/>
+                          <w:szCs w:val="28"/>
+                          <w:lang w:val="es-ES"/>
+                        </w:rPr>
+                        <w:t>6</w:t>
+                      </w:r>
+                    </w:p>
+                    <w:p>
+                      <w:pPr>
+                        <w:spacing w:line="240" w:lineRule="auto"/>
+                        <w:rPr>
+                          <w:rFonts w:hint="default" w:ascii="Times New Roman" w:hAnsi="Times New Roman" w:cs="Times New Roman"/>
+                          <w:sz w:val="28"/>
+                          <w:szCs w:val="28"/>
+                          <w:lang w:val="es-ES"/>
+                        </w:rPr>
+                      </w:pPr>
+                      <w:r>
+                        <w:rPr>
+                          <w:rFonts w:hint="default" w:ascii="Times New Roman" w:hAnsi="Times New Roman" w:cs="Times New Roman"/>
+                          <w:sz w:val="28"/>
+                          <w:szCs w:val="28"/>
+                          <w:lang w:val="es-ES"/>
+                        </w:rPr>
+                        <w:t>7</w:t>
+                      </w:r>
+                    </w:p>
+                    <w:p>
+                      <w:pPr>
+                        <w:spacing w:line="240" w:lineRule="auto"/>
+                        <w:rPr>
+                          <w:rFonts w:hint="default" w:ascii="Times New Roman" w:hAnsi="Times New Roman" w:cs="Times New Roman"/>
+                          <w:sz w:val="32"/>
+                          <w:szCs w:val="32"/>
+                          <w:lang w:val="es-ES"/>
+                        </w:rPr>
+                      </w:pPr>
+                      <w:r>
+                        <w:rPr>
+                          <w:rFonts w:hint="default" w:ascii="Times New Roman" w:hAnsi="Times New Roman" w:cs="Times New Roman"/>
+                          <w:sz w:val="32"/>
+                          <w:szCs w:val="32"/>
+                          <w:lang w:val="es-ES"/>
+                        </w:rPr>
+                        <w:t>7</w:t>
+                      </w:r>
+                    </w:p>
+                    <w:p>
+                      <w:pPr>
+                        <w:spacing w:line="240" w:lineRule="auto"/>
+                        <w:rPr>
+                          <w:rFonts w:hint="default" w:ascii="Times New Roman" w:hAnsi="Times New Roman" w:cs="Times New Roman"/>
+                          <w:sz w:val="32"/>
+                          <w:szCs w:val="32"/>
+                          <w:lang w:val="es-ES"/>
+                        </w:rPr>
+                      </w:pPr>
+                      <w:r>
+                        <w:rPr>
+                          <w:rFonts w:hint="default" w:ascii="Times New Roman" w:hAnsi="Times New Roman" w:cs="Times New Roman"/>
+                          <w:sz w:val="32"/>
+                          <w:szCs w:val="32"/>
+                          <w:lang w:val="es-ES"/>
+                        </w:rPr>
+                        <w:t>8</w:t>
+                      </w:r>
+                    </w:p>
+                    <w:p>
+                      <w:pPr>
+                        <w:spacing w:line="240" w:lineRule="auto"/>
+                        <w:rPr>
+                          <w:rFonts w:hint="default" w:ascii="Times New Roman" w:hAnsi="Times New Roman" w:cs="Times New Roman"/>
+                          <w:sz w:val="32"/>
+                          <w:szCs w:val="32"/>
+                          <w:lang w:val="es-ES"/>
+                        </w:rPr>
+                      </w:pPr>
+                      <w:r>
+                        <w:rPr>
+                          <w:rFonts w:hint="default" w:ascii="Times New Roman" w:hAnsi="Times New Roman" w:cs="Times New Roman"/>
+                          <w:sz w:val="32"/>
+                          <w:szCs w:val="32"/>
+                          <w:lang w:val="es-ES"/>
+                        </w:rPr>
+                        <w:t>8</w:t>
+                      </w:r>
+                    </w:p>
+                    <w:p>
+                      <w:pPr>
+                        <w:spacing w:line="240" w:lineRule="auto"/>
+                        <w:rPr>
+                          <w:rFonts w:hint="default" w:ascii="Times New Roman" w:hAnsi="Times New Roman" w:cs="Times New Roman"/>
+                          <w:sz w:val="28"/>
+                          <w:szCs w:val="28"/>
+                          <w:lang w:val="es-ES"/>
+                        </w:rPr>
+                      </w:pPr>
+                      <w:r>
+                        <w:rPr>
+                          <w:rFonts w:hint="default" w:ascii="Times New Roman" w:hAnsi="Times New Roman" w:cs="Times New Roman"/>
+                          <w:sz w:val="28"/>
+                          <w:szCs w:val="28"/>
+                          <w:lang w:val="es-ES"/>
+                        </w:rPr>
+                        <w:t>8</w:t>
+                      </w:r>
+                    </w:p>
+                    <w:p>
+                      <w:pPr>
+                        <w:spacing w:line="240" w:lineRule="auto"/>
+                        <w:rPr>
+                          <w:rFonts w:hint="default" w:ascii="Times New Roman" w:hAnsi="Times New Roman" w:cs="Times New Roman"/>
+                          <w:sz w:val="28"/>
+                          <w:szCs w:val="28"/>
+                          <w:lang w:val="es-ES"/>
+                        </w:rPr>
+                      </w:pPr>
+                      <w:r>
+                        <w:rPr>
+                          <w:rFonts w:hint="default" w:ascii="Times New Roman" w:hAnsi="Times New Roman" w:cs="Times New Roman"/>
+                          <w:sz w:val="28"/>
+                          <w:szCs w:val="28"/>
+                          <w:lang w:val="es-ES"/>
+                        </w:rPr>
+                        <w:t>9</w:t>
+                      </w:r>
+                    </w:p>
+                    <w:p>
+                      <w:pPr>
+                        <w:spacing w:line="240" w:lineRule="auto"/>
+                        <w:rPr>
+                          <w:rFonts w:hint="default" w:ascii="Times New Roman" w:hAnsi="Times New Roman" w:cs="Times New Roman"/>
+                          <w:sz w:val="28"/>
+                          <w:szCs w:val="28"/>
+                          <w:lang w:val="es-ES"/>
+                        </w:rPr>
+                      </w:pPr>
+                      <w:r>
+                        <w:rPr>
+                          <w:rFonts w:hint="default" w:ascii="Times New Roman" w:hAnsi="Times New Roman" w:cs="Times New Roman"/>
+                          <w:sz w:val="28"/>
+                          <w:szCs w:val="28"/>
+                          <w:lang w:val="es-ES"/>
+                        </w:rPr>
+                        <w:t>9</w:t>
+                      </w:r>
+                    </w:p>
+                    <w:p>
+                      <w:pPr>
+                        <w:spacing w:line="240" w:lineRule="auto"/>
+                        <w:rPr>
+                          <w:rFonts w:hint="default" w:ascii="Times New Roman" w:hAnsi="Times New Roman" w:cs="Times New Roman"/>
+                          <w:sz w:val="32"/>
+                          <w:szCs w:val="32"/>
+                          <w:lang w:val="es-ES"/>
+                        </w:rPr>
+                      </w:pPr>
+                      <w:r>
+                        <w:rPr>
+                          <w:rFonts w:hint="default" w:ascii="Times New Roman" w:hAnsi="Times New Roman" w:cs="Times New Roman"/>
+                          <w:sz w:val="32"/>
+                          <w:szCs w:val="32"/>
+                          <w:lang w:val="es-ES"/>
+                        </w:rPr>
+                        <w:t>9</w:t>
+                      </w:r>
+                    </w:p>
+                    <w:p>
+                      <w:pPr>
+                        <w:spacing w:line="240" w:lineRule="auto"/>
+                        <w:rPr>
+                          <w:rFonts w:hint="default" w:ascii="Times New Roman" w:hAnsi="Times New Roman" w:cs="Times New Roman"/>
+                          <w:sz w:val="28"/>
+                          <w:szCs w:val="28"/>
+                          <w:lang w:val="es-ES"/>
+                        </w:rPr>
+                      </w:pPr>
+                      <w:r>
+                        <w:rPr>
+                          <w:rFonts w:hint="default" w:ascii="Times New Roman" w:hAnsi="Times New Roman" w:cs="Times New Roman"/>
+                          <w:sz w:val="28"/>
+                          <w:szCs w:val="28"/>
+                          <w:lang w:val="es-ES"/>
+                        </w:rPr>
+                        <w:t>9</w:t>
+                      </w:r>
+                    </w:p>
+                    <w:p>
+                      <w:pPr>
+                        <w:spacing w:line="240" w:lineRule="auto"/>
+                        <w:rPr>
+                          <w:rFonts w:hint="default" w:ascii="Times New Roman" w:hAnsi="Times New Roman" w:cs="Times New Roman"/>
+                          <w:sz w:val="28"/>
+                          <w:szCs w:val="28"/>
+                          <w:lang w:val="es-ES"/>
+                        </w:rPr>
+                      </w:pPr>
+                      <w:r>
+                        <w:rPr>
+                          <w:rFonts w:hint="default" w:ascii="Times New Roman" w:hAnsi="Times New Roman" w:cs="Times New Roman"/>
+                          <w:sz w:val="28"/>
+                          <w:szCs w:val="28"/>
+                          <w:lang w:val="es-ES"/>
+                        </w:rPr>
+                        <w:t>9</w:t>
+                      </w:r>
+                    </w:p>
+                    <w:p>
+                      <w:pPr>
+                        <w:spacing w:line="240" w:lineRule="auto"/>
+                        <w:rPr>
+                          <w:rFonts w:hint="default" w:ascii="Times New Roman" w:hAnsi="Times New Roman" w:cs="Times New Roman"/>
+                          <w:sz w:val="32"/>
+                          <w:szCs w:val="32"/>
+                          <w:lang w:val="es-ES"/>
+                        </w:rPr>
+                      </w:pPr>
+                      <w:r>
+                        <w:rPr>
+                          <w:rFonts w:hint="default" w:ascii="Times New Roman" w:hAnsi="Times New Roman" w:cs="Times New Roman"/>
+                          <w:sz w:val="32"/>
+                          <w:szCs w:val="32"/>
+                          <w:lang w:val="es-ES"/>
+                        </w:rPr>
+                        <w:t>10</w:t>
+                      </w:r>
+                    </w:p>
+                    <w:p>
+                      <w:pPr>
+                        <w:spacing w:line="240" w:lineRule="auto"/>
+                        <w:rPr>
+                          <w:rFonts w:hint="default" w:ascii="Times New Roman" w:hAnsi="Times New Roman" w:cs="Times New Roman"/>
+                          <w:sz w:val="32"/>
+                          <w:szCs w:val="32"/>
+                          <w:lang w:val="es-ES"/>
+                        </w:rPr>
+                      </w:pPr>
+                      <w:r>
+                        <w:rPr>
+                          <w:rFonts w:hint="default" w:ascii="Times New Roman" w:hAnsi="Times New Roman" w:cs="Times New Roman"/>
+                          <w:sz w:val="32"/>
+                          <w:szCs w:val="32"/>
+                          <w:lang w:val="es-ES"/>
+                        </w:rPr>
+                        <w:t>11</w:t>
+                      </w:r>
+                    </w:p>
+                  </w:txbxContent>
+                </v:textbox>
+              </v:shape>
+            </w:pict>
+          </mc:Fallback>
+        </mc:AlternateContent>
+      </w:r>
+      <w:r>
+        <w:rPr>
+          <w:sz w:val="28"/>
+        </w:rPr>
+        <mc:AlternateContent>
+          <mc:Choice Requires="wps">
+            <w:drawing>
+              <wp:anchor distT="0" distB="0" distL="114300" distR="114300" simplePos="0" relativeHeight="251697152" behindDoc="0" locked="0" layoutInCell="1" allowOverlap="1">
+                <wp:simplePos x="0" y="0"/>
+                <wp:positionH relativeFrom="column">
+                  <wp:posOffset>-307340</wp:posOffset>
+                </wp:positionH>
+                <wp:positionV relativeFrom="paragraph">
+                  <wp:posOffset>74295</wp:posOffset>
+                </wp:positionV>
+                <wp:extent cx="3137535" cy="6666865"/>
+                <wp:effectExtent l="0" t="0" r="5715" b="635"/>
+                <wp:wrapNone/>
+                <wp:docPr id="95" name="Cuadro de texto 95"/>
+                <wp:cNvGraphicFramePr/>
+                <a:graphic xmlns:a="http://schemas.openxmlformats.org/drawingml/2006/main">
+                  <a:graphicData uri="http://schemas.microsoft.com/office/word/2010/wordprocessingShape">
+                    <wps:wsp>
+                      <wps:cNvSpPr txBox="1"/>
+                      <wps:spPr>
+                        <a:xfrm>
+                          <a:off x="0" y="0"/>
+                          <a:ext cx="3137535" cy="6666865"/>
+                        </a:xfrm>
+                        <a:prstGeom prst="rect">
+                          <a:avLst/>
+                        </a:prstGeom>
+                        <a:noFill/>
+                        <a:ln w="6350">
+                          <a:noFill/>
+                        </a:ln>
+                        <a:extLst>
+                          <a:ext uri="{909E8E84-426E-40DD-AFC4-6F175D3DCCD1}">
+                            <a14:hiddenFill xmlns:a14="http://schemas.microsoft.com/office/drawing/2010/main">
+                              <a:solidFill>
+                                <a:schemeClr val="lt1"/>
+                              </a:solidFill>
+                            </a14:hiddenFill>
+                          </a:ext>
+                        </a:extLst>
+                      </wps:spPr>
+                      <wps:style>
+                        <a:lnRef idx="0">
+                          <a:schemeClr val="accent1"/>
+                        </a:lnRef>
+                        <a:fillRef idx="0">
+                          <a:schemeClr val="accent1"/>
+                        </a:fillRef>
+                        <a:effectRef idx="0">
+                          <a:schemeClr val="accent1"/>
+                        </a:effectRef>
+                        <a:fontRef idx="minor">
+                          <a:schemeClr val="dk1"/>
+                        </a:fontRef>
+                      </wps:style>
+                      <wps:txbx>
+                        <w:txbxContent>
+                          <w:p>
+                            <w:pPr>
+                              <w:jc w:val="both"/>
+                              <w:rPr>
+                                <w:rFonts w:hint="default" w:ascii="Times New Roman" w:hAnsi="Times New Roman" w:cs="Times New Roman"/>
+                                <w:sz w:val="32"/>
+                                <w:szCs w:val="32"/>
+                                <w:lang w:val="es-ES"/>
+                              </w:rPr>
+                            </w:pPr>
+                            <w:r>
+                              <w:rPr>
+                                <w:rFonts w:hint="default" w:ascii="Times New Roman" w:hAnsi="Times New Roman" w:cs="Times New Roman"/>
+                                <w:sz w:val="32"/>
+                                <w:szCs w:val="32"/>
+                                <w:lang w:val="es-ES"/>
+                              </w:rPr>
+                              <w:t>Introduccion</w:t>
+                            </w:r>
+                          </w:p>
+                          <w:p>
+                            <w:pPr>
+                              <w:jc w:val="both"/>
+                              <w:rPr>
+                                <w:rFonts w:hint="default" w:ascii="Times New Roman" w:hAnsi="Times New Roman" w:cs="Times New Roman"/>
+                                <w:sz w:val="32"/>
+                                <w:szCs w:val="32"/>
+                                <w:lang w:val="es-ES"/>
+                              </w:rPr>
+                            </w:pPr>
+                            <w:r>
+                              <w:rPr>
+                                <w:rFonts w:hint="default" w:ascii="Times New Roman" w:hAnsi="Times New Roman" w:cs="Times New Roman"/>
+                                <w:sz w:val="32"/>
+                                <w:szCs w:val="32"/>
+                                <w:lang w:val="es-ES"/>
+                              </w:rPr>
+                              <w:t>Base de datos:</w:t>
+                            </w:r>
+                          </w:p>
+                          <w:p>
+                            <w:pPr>
+                              <w:jc w:val="both"/>
+                              <w:rPr>
+                                <w:rFonts w:hint="default" w:ascii="Times New Roman" w:hAnsi="Times New Roman" w:cs="Times New Roman"/>
+                                <w:sz w:val="28"/>
+                                <w:szCs w:val="28"/>
+                                <w:lang w:val="es-ES"/>
+                              </w:rPr>
+                            </w:pPr>
+                            <w:r>
+                              <w:rPr>
+                                <w:rFonts w:hint="default" w:ascii="Times New Roman" w:hAnsi="Times New Roman" w:cs="Times New Roman"/>
+                                <w:sz w:val="28"/>
+                                <w:szCs w:val="28"/>
+                                <w:lang w:val="es-ES"/>
+                              </w:rPr>
+                              <w:t>Variable</w:t>
+                            </w:r>
+                          </w:p>
+                          <w:p>
+                            <w:pPr>
+                              <w:jc w:val="both"/>
+                              <w:rPr>
+                                <w:rFonts w:hint="default" w:ascii="Times New Roman" w:hAnsi="Times New Roman" w:cs="Times New Roman"/>
+                                <w:sz w:val="28"/>
+                                <w:szCs w:val="28"/>
+                                <w:lang w:val="es-ES"/>
+                              </w:rPr>
+                            </w:pPr>
+                            <w:r>
+                              <w:rPr>
+                                <w:rFonts w:hint="default" w:ascii="Times New Roman" w:hAnsi="Times New Roman" w:cs="Times New Roman"/>
+                                <w:sz w:val="28"/>
+                                <w:szCs w:val="28"/>
+                                <w:lang w:val="es-ES"/>
+                              </w:rPr>
+                              <w:t>Listas</w:t>
+                            </w:r>
+                          </w:p>
+                          <w:p>
+                            <w:pPr>
+                              <w:jc w:val="both"/>
+                              <w:rPr>
+                                <w:rFonts w:hint="default" w:ascii="Times New Roman" w:hAnsi="Times New Roman" w:cs="Times New Roman"/>
+                                <w:sz w:val="28"/>
+                                <w:szCs w:val="28"/>
+                                <w:lang w:val="es-ES"/>
+                              </w:rPr>
+                            </w:pPr>
+                            <w:r>
+                              <w:rPr>
+                                <w:rFonts w:hint="default" w:ascii="Times New Roman" w:hAnsi="Times New Roman" w:cs="Times New Roman"/>
+                                <w:sz w:val="28"/>
+                                <w:szCs w:val="28"/>
+                                <w:lang w:val="es-ES"/>
+                              </w:rPr>
+                              <w:t>Diccionarios</w:t>
+                            </w:r>
+                          </w:p>
+                          <w:p>
+                            <w:pPr>
+                              <w:jc w:val="both"/>
+                              <w:rPr>
+                                <w:rFonts w:hint="default" w:ascii="Times New Roman" w:hAnsi="Times New Roman" w:cs="Times New Roman"/>
+                                <w:sz w:val="32"/>
+                                <w:szCs w:val="32"/>
+                                <w:lang w:val="es-ES"/>
+                              </w:rPr>
+                            </w:pPr>
+                            <w:r>
+                              <w:rPr>
+                                <w:rFonts w:hint="default" w:ascii="Times New Roman" w:hAnsi="Times New Roman" w:cs="Times New Roman"/>
+                                <w:sz w:val="32"/>
+                                <w:szCs w:val="32"/>
+                                <w:lang w:val="es-ES"/>
+                              </w:rPr>
+                              <w:t>Estructuras condicionales:</w:t>
+                            </w:r>
+                          </w:p>
+                          <w:p>
+                            <w:pPr>
+                              <w:jc w:val="both"/>
+                              <w:rPr>
+                                <w:rFonts w:hint="default" w:ascii="Times New Roman" w:hAnsi="Times New Roman" w:cs="Times New Roman"/>
+                                <w:sz w:val="28"/>
+                                <w:szCs w:val="28"/>
+                                <w:lang w:val="es-ES"/>
+                              </w:rPr>
+                            </w:pPr>
+                            <w:r>
+                              <w:rPr>
+                                <w:rFonts w:hint="default" w:ascii="Times New Roman" w:hAnsi="Times New Roman" w:cs="Times New Roman"/>
+                                <w:sz w:val="28"/>
+                                <w:szCs w:val="28"/>
+                                <w:lang w:val="es-ES"/>
+                              </w:rPr>
+                              <w:t>if</w:t>
+                            </w:r>
+                          </w:p>
+                          <w:p>
+                            <w:pPr>
+                              <w:jc w:val="both"/>
+                              <w:rPr>
+                                <w:rFonts w:hint="default" w:ascii="Times New Roman" w:hAnsi="Times New Roman" w:cs="Times New Roman"/>
+                                <w:sz w:val="28"/>
+                                <w:szCs w:val="28"/>
+                                <w:lang w:val="es-ES"/>
+                              </w:rPr>
+                            </w:pPr>
+                            <w:r>
+                              <w:rPr>
+                                <w:rFonts w:hint="default" w:ascii="Times New Roman" w:hAnsi="Times New Roman" w:cs="Times New Roman"/>
+                                <w:sz w:val="28"/>
+                                <w:szCs w:val="28"/>
+                                <w:lang w:val="es-ES"/>
+                              </w:rPr>
+                              <w:t>elif</w:t>
+                            </w:r>
+                          </w:p>
+                          <w:p>
+                            <w:pPr>
+                              <w:jc w:val="both"/>
+                              <w:rPr>
+                                <w:rFonts w:hint="default" w:ascii="Times New Roman" w:hAnsi="Times New Roman" w:cs="Times New Roman"/>
+                                <w:sz w:val="28"/>
+                                <w:szCs w:val="28"/>
+                                <w:lang w:val="es-ES"/>
+                              </w:rPr>
+                            </w:pPr>
+                            <w:r>
+                              <w:rPr>
+                                <w:rFonts w:hint="default" w:ascii="Times New Roman" w:hAnsi="Times New Roman" w:cs="Times New Roman"/>
+                                <w:sz w:val="28"/>
+                                <w:szCs w:val="28"/>
+                                <w:lang w:val="es-ES"/>
+                              </w:rPr>
+                              <w:t>else</w:t>
+                            </w:r>
+                          </w:p>
+                          <w:p>
+                            <w:pPr>
+                              <w:jc w:val="both"/>
+                              <w:rPr>
+                                <w:rFonts w:hint="default" w:ascii="Times New Roman" w:hAnsi="Times New Roman" w:cs="Times New Roman"/>
+                                <w:sz w:val="32"/>
+                                <w:szCs w:val="32"/>
+                                <w:lang w:val="es-ES"/>
+                              </w:rPr>
+                            </w:pPr>
+                            <w:r>
+                              <w:rPr>
+                                <w:rFonts w:hint="default" w:ascii="Times New Roman" w:hAnsi="Times New Roman" w:cs="Times New Roman"/>
+                                <w:sz w:val="32"/>
+                                <w:szCs w:val="32"/>
+                                <w:lang w:val="es-ES"/>
+                              </w:rPr>
+                              <w:t>Estructuras repetitivas:</w:t>
+                            </w:r>
+                          </w:p>
+                          <w:p>
+                            <w:pPr>
+                              <w:jc w:val="both"/>
+                              <w:rPr>
+                                <w:rFonts w:hint="default" w:ascii="Times New Roman" w:hAnsi="Times New Roman" w:cs="Times New Roman"/>
+                                <w:sz w:val="28"/>
+                                <w:szCs w:val="28"/>
+                                <w:lang w:val="es-ES"/>
+                              </w:rPr>
+                            </w:pPr>
+                            <w:r>
+                              <w:rPr>
+                                <w:rFonts w:hint="default" w:ascii="Times New Roman" w:hAnsi="Times New Roman" w:cs="Times New Roman"/>
+                                <w:sz w:val="28"/>
+                                <w:szCs w:val="28"/>
+                                <w:lang w:val="es-ES"/>
+                              </w:rPr>
+                              <w:t>while</w:t>
+                            </w:r>
+                          </w:p>
+                          <w:p>
+                            <w:pPr>
+                              <w:jc w:val="both"/>
+                              <w:rPr>
+                                <w:rFonts w:hint="default" w:ascii="Times New Roman" w:hAnsi="Times New Roman" w:cs="Times New Roman"/>
+                                <w:sz w:val="28"/>
+                                <w:szCs w:val="28"/>
+                                <w:lang w:val="es-ES"/>
+                              </w:rPr>
+                            </w:pPr>
+                            <w:r>
+                              <w:rPr>
+                                <w:rFonts w:hint="default" w:ascii="Times New Roman" w:hAnsi="Times New Roman" w:cs="Times New Roman"/>
+                                <w:sz w:val="28"/>
+                                <w:szCs w:val="28"/>
+                                <w:lang w:val="es-ES"/>
+                              </w:rPr>
+                              <w:t>for</w:t>
+                            </w:r>
+                          </w:p>
+                          <w:p>
+                            <w:pPr>
+                              <w:jc w:val="both"/>
+                              <w:rPr>
+                                <w:rFonts w:hint="default" w:ascii="Times New Roman" w:hAnsi="Times New Roman" w:cs="Times New Roman"/>
+                                <w:sz w:val="32"/>
+                                <w:szCs w:val="32"/>
+                                <w:lang w:val="es-ES"/>
+                              </w:rPr>
+                            </w:pPr>
+                            <w:r>
+                              <w:rPr>
+                                <w:rFonts w:hint="default" w:ascii="Times New Roman" w:hAnsi="Times New Roman" w:cs="Times New Roman"/>
+                                <w:sz w:val="32"/>
+                                <w:szCs w:val="32"/>
+                                <w:lang w:val="es-ES"/>
+                              </w:rPr>
+                              <w:t>Funciones</w:t>
+                            </w:r>
+                          </w:p>
+                          <w:p>
+                            <w:pPr>
+                              <w:jc w:val="both"/>
+                              <w:rPr>
+                                <w:rFonts w:hint="default" w:ascii="Times New Roman" w:hAnsi="Times New Roman" w:cs="Times New Roman"/>
+                                <w:sz w:val="32"/>
+                                <w:szCs w:val="32"/>
+                                <w:lang w:val="es-ES"/>
+                              </w:rPr>
+                            </w:pPr>
+                            <w:r>
+                              <w:rPr>
+                                <w:rFonts w:hint="default" w:ascii="Times New Roman" w:hAnsi="Times New Roman" w:cs="Times New Roman"/>
+                                <w:sz w:val="32"/>
+                                <w:szCs w:val="32"/>
+                                <w:lang w:val="es-ES"/>
+                              </w:rPr>
+                              <w:t>Manejo de errores:</w:t>
+                            </w:r>
+                          </w:p>
+                          <w:p>
+                            <w:pPr>
+                              <w:jc w:val="both"/>
+                              <w:rPr>
+                                <w:rFonts w:hint="default" w:ascii="Times New Roman" w:hAnsi="Times New Roman" w:cs="Times New Roman"/>
+                                <w:sz w:val="28"/>
+                                <w:szCs w:val="28"/>
+                                <w:lang w:val="es-ES"/>
+                              </w:rPr>
+                            </w:pPr>
+                            <w:r>
+                              <w:rPr>
+                                <w:rFonts w:hint="default" w:ascii="Times New Roman" w:hAnsi="Times New Roman" w:cs="Times New Roman"/>
+                                <w:sz w:val="28"/>
+                                <w:szCs w:val="28"/>
+                                <w:lang w:val="es-ES"/>
+                              </w:rPr>
+                              <w:t>try</w:t>
+                            </w:r>
+                          </w:p>
+                          <w:p>
+                            <w:pPr>
+                              <w:jc w:val="both"/>
+                              <w:rPr>
+                                <w:rFonts w:hint="default" w:ascii="Times New Roman" w:hAnsi="Times New Roman" w:cs="Times New Roman"/>
+                                <w:sz w:val="28"/>
+                                <w:szCs w:val="28"/>
+                                <w:lang w:val="es-ES"/>
+                              </w:rPr>
+                            </w:pPr>
+                            <w:r>
+                              <w:rPr>
+                                <w:rFonts w:hint="default" w:ascii="Times New Roman" w:hAnsi="Times New Roman" w:cs="Times New Roman"/>
+                                <w:sz w:val="28"/>
+                                <w:szCs w:val="28"/>
+                                <w:lang w:val="es-ES"/>
+                              </w:rPr>
+                              <w:t>except</w:t>
+                            </w:r>
+                          </w:p>
+                          <w:p>
+                            <w:pPr>
+                              <w:jc w:val="both"/>
+                              <w:rPr>
+                                <w:rFonts w:hint="default" w:ascii="Times New Roman" w:hAnsi="Times New Roman" w:cs="Times New Roman"/>
+                                <w:sz w:val="28"/>
+                                <w:szCs w:val="28"/>
+                                <w:lang w:val="es-ES"/>
+                              </w:rPr>
+                            </w:pPr>
+                            <w:r>
+                              <w:rPr>
+                                <w:rFonts w:hint="default" w:ascii="Times New Roman" w:hAnsi="Times New Roman" w:cs="Times New Roman"/>
+                                <w:sz w:val="28"/>
+                                <w:szCs w:val="28"/>
+                                <w:lang w:val="es-ES"/>
+                              </w:rPr>
+                              <w:t>finally</w:t>
+                            </w:r>
+                          </w:p>
+                          <w:p>
+                            <w:pPr>
+                              <w:jc w:val="both"/>
+                              <w:rPr>
+                                <w:rFonts w:hint="default" w:ascii="Times New Roman" w:hAnsi="Times New Roman" w:cs="Times New Roman"/>
+                                <w:sz w:val="32"/>
+                                <w:szCs w:val="32"/>
+                                <w:lang w:val="es-ES"/>
+                              </w:rPr>
+                            </w:pPr>
+                            <w:r>
+                              <w:rPr>
+                                <w:rFonts w:hint="default" w:ascii="Times New Roman" w:hAnsi="Times New Roman" w:cs="Times New Roman"/>
+                                <w:sz w:val="32"/>
+                                <w:szCs w:val="32"/>
+                                <w:lang w:val="es-ES"/>
+                              </w:rPr>
+                              <w:t>Tipos de errores</w:t>
+                            </w:r>
+                          </w:p>
+                          <w:p>
+                            <w:pPr>
+                              <w:jc w:val="both"/>
+                              <w:rPr>
+                                <w:rFonts w:hint="default" w:ascii="Times New Roman" w:hAnsi="Times New Roman" w:cs="Times New Roman"/>
+                                <w:sz w:val="32"/>
+                                <w:szCs w:val="32"/>
+                                <w:lang w:val="es-ES"/>
+                              </w:rPr>
+                            </w:pPr>
+                            <w:r>
+                              <w:rPr>
+                                <w:rFonts w:hint="default" w:ascii="Times New Roman" w:hAnsi="Times New Roman" w:cs="Times New Roman"/>
+                                <w:sz w:val="32"/>
+                                <w:szCs w:val="32"/>
+                                <w:lang w:val="es-ES"/>
+                              </w:rPr>
+                              <w:t>Manejo de archivos</w:t>
+                            </w:r>
+                          </w:p>
+                          <w:p>
+                            <w:pPr>
+                              <w:jc w:val="both"/>
+                              <w:rPr>
+                                <w:rFonts w:hint="default" w:ascii="Times New Roman" w:hAnsi="Times New Roman" w:cs="Times New Roman"/>
+                                <w:sz w:val="32"/>
+                                <w:szCs w:val="32"/>
+                                <w:lang w:val="es-ES"/>
+                              </w:rPr>
+                            </w:pPr>
+                            <w:r>
+                              <w:rPr>
+                                <w:rFonts w:hint="default" w:ascii="Times New Roman" w:hAnsi="Times New Roman" w:cs="Times New Roman"/>
+                                <w:sz w:val="32"/>
+                                <w:szCs w:val="32"/>
+                                <w:lang w:val="es-ES"/>
+                              </w:rPr>
+                              <w:t>Otras funciones nativas de python:</w:t>
+                            </w:r>
+                          </w:p>
+                          <w:p>
+                            <w:pPr>
+                              <w:jc w:val="both"/>
+                              <w:rPr>
+                                <w:rFonts w:hint="default" w:ascii="Times New Roman" w:hAnsi="Times New Roman" w:cs="Times New Roman"/>
+                                <w:sz w:val="28"/>
+                                <w:szCs w:val="28"/>
+                                <w:lang w:val="es-ES"/>
+                              </w:rPr>
+                            </w:pPr>
+                            <w:r>
+                              <w:rPr>
+                                <w:rFonts w:hint="default" w:ascii="Times New Roman" w:hAnsi="Times New Roman" w:cs="Times New Roman"/>
+                                <w:sz w:val="28"/>
+                                <w:szCs w:val="28"/>
+                                <w:lang w:val="es-ES"/>
+                              </w:rPr>
+                              <w:t>strip()</w:t>
+                            </w:r>
+                          </w:p>
+                          <w:p>
+                            <w:pPr>
+                              <w:jc w:val="both"/>
+                              <w:rPr>
+                                <w:rFonts w:hint="default" w:ascii="Times New Roman" w:hAnsi="Times New Roman" w:cs="Times New Roman"/>
+                                <w:sz w:val="28"/>
+                                <w:szCs w:val="28"/>
+                                <w:lang w:val="es-ES"/>
+                              </w:rPr>
+                            </w:pPr>
+                            <w:r>
+                              <w:rPr>
+                                <w:rFonts w:hint="default" w:ascii="Times New Roman" w:hAnsi="Times New Roman" w:cs="Times New Roman"/>
+                                <w:sz w:val="28"/>
+                                <w:szCs w:val="28"/>
+                                <w:lang w:val="es-ES"/>
+                              </w:rPr>
+                              <w:t>split()</w:t>
+                            </w:r>
+                          </w:p>
+                          <w:p>
+                            <w:pPr>
+                              <w:jc w:val="both"/>
+                              <w:rPr>
+                                <w:rFonts w:hint="default" w:ascii="Times New Roman" w:hAnsi="Times New Roman" w:cs="Times New Roman"/>
+                                <w:sz w:val="28"/>
+                                <w:szCs w:val="28"/>
+                                <w:lang w:val="es-ES"/>
+                              </w:rPr>
+                            </w:pPr>
+                            <w:r>
+                              <w:rPr>
+                                <w:rFonts w:hint="default" w:ascii="Times New Roman" w:hAnsi="Times New Roman" w:cs="Times New Roman"/>
+                                <w:sz w:val="28"/>
+                                <w:szCs w:val="28"/>
+                                <w:lang w:val="es-ES"/>
+                              </w:rPr>
+                              <w:t>.join()</w:t>
+                            </w:r>
+                          </w:p>
+                          <w:p>
+                            <w:pPr>
+                              <w:jc w:val="both"/>
+                              <w:rPr>
+                                <w:rFonts w:hint="default" w:ascii="Times New Roman" w:hAnsi="Times New Roman" w:cs="Times New Roman"/>
+                                <w:sz w:val="32"/>
+                                <w:szCs w:val="32"/>
+                                <w:lang w:val="es-ES"/>
+                              </w:rPr>
+                            </w:pPr>
+                            <w:r>
+                              <w:rPr>
+                                <w:rFonts w:hint="default" w:ascii="Times New Roman" w:hAnsi="Times New Roman" w:cs="Times New Roman"/>
+                                <w:sz w:val="32"/>
+                                <w:szCs w:val="32"/>
+                                <w:lang w:val="es-ES"/>
+                              </w:rPr>
+                              <w:t>Librearias:</w:t>
+                            </w:r>
+                          </w:p>
+                          <w:p>
+                            <w:pPr>
+                              <w:jc w:val="both"/>
+                              <w:rPr>
+                                <w:rFonts w:hint="default" w:ascii="Times New Roman" w:hAnsi="Times New Roman" w:cs="Times New Roman"/>
+                                <w:sz w:val="28"/>
+                                <w:szCs w:val="28"/>
+                                <w:lang w:val="es-ES"/>
+                              </w:rPr>
+                            </w:pPr>
+                            <w:r>
+                              <w:rPr>
+                                <w:rFonts w:hint="default" w:ascii="Times New Roman" w:hAnsi="Times New Roman" w:cs="Times New Roman"/>
+                                <w:sz w:val="28"/>
+                                <w:szCs w:val="28"/>
+                                <w:lang w:val="es-ES"/>
+                              </w:rPr>
+                              <w:t>csv</w:t>
+                            </w:r>
+                          </w:p>
+                          <w:p>
+                            <w:pPr>
+                              <w:jc w:val="both"/>
+                              <w:rPr>
+                                <w:rFonts w:hint="default" w:ascii="Times New Roman" w:hAnsi="Times New Roman" w:cs="Times New Roman"/>
+                                <w:sz w:val="28"/>
+                                <w:szCs w:val="28"/>
+                                <w:lang w:val="es-ES"/>
+                              </w:rPr>
+                            </w:pPr>
+                            <w:r>
+                              <w:rPr>
+                                <w:rFonts w:hint="default" w:ascii="Times New Roman" w:hAnsi="Times New Roman" w:cs="Times New Roman"/>
+                                <w:sz w:val="28"/>
+                                <w:szCs w:val="28"/>
+                                <w:lang w:val="es-ES"/>
+                              </w:rPr>
+                              <w:t>os</w:t>
+                            </w:r>
+                          </w:p>
+                          <w:p>
+                            <w:pPr>
+                              <w:jc w:val="both"/>
+                              <w:rPr>
+                                <w:rFonts w:hint="default" w:ascii="Times New Roman" w:hAnsi="Times New Roman" w:cs="Times New Roman"/>
+                                <w:sz w:val="32"/>
+                                <w:szCs w:val="32"/>
+                                <w:lang w:val="es-ES"/>
+                              </w:rPr>
+                            </w:pPr>
+                            <w:r>
+                              <w:rPr>
+                                <w:rFonts w:hint="default" w:ascii="Times New Roman" w:hAnsi="Times New Roman" w:cs="Times New Roman"/>
+                                <w:sz w:val="28"/>
+                                <w:szCs w:val="28"/>
+                                <w:lang w:val="es-ES"/>
+                              </w:rPr>
+                              <w:t>questionary</w:t>
+                            </w:r>
+                          </w:p>
+                          <w:p>
+                            <w:r>
+                              <w:rPr>
+                                <w:rFonts w:hint="default" w:ascii="Times New Roman" w:hAnsi="Times New Roman" w:cs="Times New Roman"/>
+                                <w:sz w:val="32"/>
+                                <w:szCs w:val="32"/>
+                                <w:lang w:val="es-ES"/>
+                              </w:rPr>
+                              <w:t>Bibliografia</w:t>
+                            </w:r>
+                          </w:p>
+                        </w:txbxContent>
+                      </wps:txbx>
+                      <wps:bodyPr rot="0" spcFirstLastPara="0" vertOverflow="overflow" horzOverflow="overflow" vert="horz" wrap="square" lIns="91440" tIns="45720" rIns="91440" bIns="45720" numCol="1" spcCol="0" rtlCol="0" fromWordArt="0" anchor="t" anchorCtr="0" forceAA="0" compatLnSpc="1">
+                        <a:noAutofit/>
+                      </wps:bodyPr>
+                    </wps:wsp>
+                  </a:graphicData>
+                </a:graphic>
+              </wp:anchor>
+            </w:drawing>
+          </mc:Choice>
+          <mc:Fallback>
+            <w:pict>
+              <v:shape id="_x0000_s1026" o:spid="_x0000_s1026" o:spt="202" type="#_x0000_t202" style="position:absolute;left:0pt;margin-left:-24.2pt;margin-top:5.85pt;height:524.95pt;width:247.05pt;z-index:251697152;mso-width-relative:page;mso-height-relative:page;" filled="f" stroked="f" coordsize="21600,21600" o:gfxdata="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">
+                <v:fill on="f" focussize="0,0"/>
+                <v:stroke on="f" weight="0.5pt"/>
+                <v:imagedata o:title=""/>
+                <o:lock v:ext="edit" aspectratio="f"/>
+                <v:textbox>
+                  <w:txbxContent>
+                    <w:p>
+                      <w:pPr>
+                        <w:jc w:val="both"/>
+                        <w:rPr>
+                          <w:rFonts w:hint="default" w:ascii="Times New Roman" w:hAnsi="Times New Roman" w:cs="Times New Roman"/>
+                          <w:sz w:val="32"/>
+                          <w:szCs w:val="32"/>
+                          <w:lang w:val="es-ES"/>
+                        </w:rPr>
+                      </w:pPr>
+                      <w:r>
+                        <w:rPr>
+                          <w:rFonts w:hint="default" w:ascii="Times New Roman" w:hAnsi="Times New Roman" w:cs="Times New Roman"/>
+                          <w:sz w:val="32"/>
+                          <w:szCs w:val="32"/>
+                          <w:lang w:val="es-ES"/>
+                        </w:rPr>
+                        <w:t>Introduccion</w:t>
+                      </w:r>
+                    </w:p>
+                    <w:p>
+                      <w:pPr>
+                        <w:jc w:val="both"/>
+                        <w:rPr>
+                          <w:rFonts w:hint="default" w:ascii="Times New Roman" w:hAnsi="Times New Roman" w:cs="Times New Roman"/>
+                          <w:sz w:val="32"/>
+                          <w:szCs w:val="32"/>
+                          <w:lang w:val="es-ES"/>
+                        </w:rPr>
+                      </w:pPr>
+                      <w:r>
+                        <w:rPr>
+                          <w:rFonts w:hint="default" w:ascii="Times New Roman" w:hAnsi="Times New Roman" w:cs="Times New Roman"/>
+                          <w:sz w:val="32"/>
+                          <w:szCs w:val="32"/>
+                          <w:lang w:val="es-ES"/>
+                        </w:rPr>
+                        <w:t>Base de datos:</w:t>
+                      </w:r>
+                    </w:p>
+                    <w:p>
+                      <w:pPr>
+                        <w:jc w:val="both"/>
+                        <w:rPr>
+                          <w:rFonts w:hint="default" w:ascii="Times New Roman" w:hAnsi="Times New Roman" w:cs="Times New Roman"/>
+                          <w:sz w:val="28"/>
+                          <w:szCs w:val="28"/>
+                          <w:lang w:val="es-ES"/>
+                        </w:rPr>
+                      </w:pPr>
+                      <w:r>
+                        <w:rPr>
+                          <w:rFonts w:hint="default" w:ascii="Times New Roman" w:hAnsi="Times New Roman" w:cs="Times New Roman"/>
+                          <w:sz w:val="28"/>
+                          <w:szCs w:val="28"/>
+                          <w:lang w:val="es-ES"/>
+                        </w:rPr>
+                        <w:t>Variable</w:t>
+                      </w:r>
+                    </w:p>
+                    <w:p>
+                      <w:pPr>
+                        <w:jc w:val="both"/>
+                        <w:rPr>
+                          <w:rFonts w:hint="default" w:ascii="Times New Roman" w:hAnsi="Times New Roman" w:cs="Times New Roman"/>
+                          <w:sz w:val="28"/>
+                          <w:szCs w:val="28"/>
+                          <w:lang w:val="es-ES"/>
+                        </w:rPr>
+                      </w:pPr>
+                      <w:r>
+                        <w:rPr>
+                          <w:rFonts w:hint="default" w:ascii="Times New Roman" w:hAnsi="Times New Roman" w:cs="Times New Roman"/>
+                          <w:sz w:val="28"/>
+                          <w:szCs w:val="28"/>
+                          <w:lang w:val="es-ES"/>
+                        </w:rPr>
+                        <w:t>Listas</w:t>
+                      </w:r>
+                    </w:p>
+                    <w:p>
+                      <w:pPr>
+                        <w:jc w:val="both"/>
+                        <w:rPr>
+                          <w:rFonts w:hint="default" w:ascii="Times New Roman" w:hAnsi="Times New Roman" w:cs="Times New Roman"/>
+                          <w:sz w:val="28"/>
+                          <w:szCs w:val="28"/>
+                          <w:lang w:val="es-ES"/>
+                        </w:rPr>
+                      </w:pPr>
+                      <w:r>
+                        <w:rPr>
+                          <w:rFonts w:hint="default" w:ascii="Times New Roman" w:hAnsi="Times New Roman" w:cs="Times New Roman"/>
+                          <w:sz w:val="28"/>
+                          <w:szCs w:val="28"/>
+                          <w:lang w:val="es-ES"/>
+                        </w:rPr>
+                        <w:t>Diccionarios</w:t>
+                      </w:r>
+                    </w:p>
+                    <w:p>
+                      <w:pPr>
+                        <w:jc w:val="both"/>
+                        <w:rPr>
+                          <w:rFonts w:hint="default" w:ascii="Times New Roman" w:hAnsi="Times New Roman" w:cs="Times New Roman"/>
+                          <w:sz w:val="32"/>
+                          <w:szCs w:val="32"/>
+                          <w:lang w:val="es-ES"/>
+                        </w:rPr>
+                      </w:pPr>
+                      <w:r>
+                        <w:rPr>
+                          <w:rFonts w:hint="default" w:ascii="Times New Roman" w:hAnsi="Times New Roman" w:cs="Times New Roman"/>
+                          <w:sz w:val="32"/>
+                          <w:szCs w:val="32"/>
+                          <w:lang w:val="es-ES"/>
+                        </w:rPr>
+                        <w:t>Estructuras condicionales:</w:t>
+                      </w:r>
+                    </w:p>
+                    <w:p>
+                      <w:pPr>
+                        <w:jc w:val="both"/>
+                        <w:rPr>
+                          <w:rFonts w:hint="default" w:ascii="Times New Roman" w:hAnsi="Times New Roman" w:cs="Times New Roman"/>
+                          <w:sz w:val="28"/>
+                          <w:szCs w:val="28"/>
+                          <w:lang w:val="es-ES"/>
+                        </w:rPr>
+                      </w:pPr>
+                      <w:r>
+                        <w:rPr>
+                          <w:rFonts w:hint="default" w:ascii="Times New Roman" w:hAnsi="Times New Roman" w:cs="Times New Roman"/>
+                          <w:sz w:val="28"/>
+                          <w:szCs w:val="28"/>
+                          <w:lang w:val="es-ES"/>
+                        </w:rPr>
+                        <w:t>if</w:t>
+                      </w:r>
+                    </w:p>
+                    <w:p>
+                      <w:pPr>
+                        <w:jc w:val="both"/>
+                        <w:rPr>
+                          <w:rFonts w:hint="default" w:ascii="Times New Roman" w:hAnsi="Times New Roman" w:cs="Times New Roman"/>
+                          <w:sz w:val="28"/>
+                          <w:szCs w:val="28"/>
+                          <w:lang w:val="es-ES"/>
+                        </w:rPr>
+                      </w:pPr>
+                      <w:r>
+                        <w:rPr>
+                          <w:rFonts w:hint="default" w:ascii="Times New Roman" w:hAnsi="Times New Roman" w:cs="Times New Roman"/>
+                          <w:sz w:val="28"/>
+                          <w:szCs w:val="28"/>
+                          <w:lang w:val="es-ES"/>
+                        </w:rPr>
+                        <w:t>elif</w:t>
+                      </w:r>
+                    </w:p>
+                    <w:p>
+                      <w:pPr>
+                        <w:jc w:val="both"/>
+                        <w:rPr>
+                          <w:rFonts w:hint="default" w:ascii="Times New Roman" w:hAnsi="Times New Roman" w:cs="Times New Roman"/>
+                          <w:sz w:val="28"/>
+                          <w:szCs w:val="28"/>
+                          <w:lang w:val="es-ES"/>
+                        </w:rPr>
+                      </w:pPr>
+                      <w:r>
+                        <w:rPr>
+                          <w:rFonts w:hint="default" w:ascii="Times New Roman" w:hAnsi="Times New Roman" w:cs="Times New Roman"/>
+                          <w:sz w:val="28"/>
+                          <w:szCs w:val="28"/>
+                          <w:lang w:val="es-ES"/>
+                        </w:rPr>
+                        <w:t>else</w:t>
+                      </w:r>
+                    </w:p>
+                    <w:p>
+                      <w:pPr>
+                        <w:jc w:val="both"/>
+                        <w:rPr>
+                          <w:rFonts w:hint="default" w:ascii="Times New Roman" w:hAnsi="Times New Roman" w:cs="Times New Roman"/>
+                          <w:sz w:val="32"/>
+                          <w:szCs w:val="32"/>
+                          <w:lang w:val="es-ES"/>
+                        </w:rPr>
+                      </w:pPr>
+                      <w:r>
+                        <w:rPr>
+                          <w:rFonts w:hint="default" w:ascii="Times New Roman" w:hAnsi="Times New Roman" w:cs="Times New Roman"/>
+                          <w:sz w:val="32"/>
+                          <w:szCs w:val="32"/>
+                          <w:lang w:val="es-ES"/>
+                        </w:rPr>
+                        <w:t>Estructuras repetitivas:</w:t>
+                      </w:r>
+                    </w:p>
+                    <w:p>
+                      <w:pPr>
+                        <w:jc w:val="both"/>
+                        <w:rPr>
+                          <w:rFonts w:hint="default" w:ascii="Times New Roman" w:hAnsi="Times New Roman" w:cs="Times New Roman"/>
+                          <w:sz w:val="28"/>
+                          <w:szCs w:val="28"/>
+                          <w:lang w:val="es-ES"/>
+                        </w:rPr>
+                      </w:pPr>
+                      <w:r>
+                        <w:rPr>
+                          <w:rFonts w:hint="default" w:ascii="Times New Roman" w:hAnsi="Times New Roman" w:cs="Times New Roman"/>
+                          <w:sz w:val="28"/>
+                          <w:szCs w:val="28"/>
+                          <w:lang w:val="es-ES"/>
+                        </w:rPr>
+                        <w:t>while</w:t>
+                      </w:r>
+                    </w:p>
+                    <w:p>
+                      <w:pPr>
+                        <w:jc w:val="both"/>
+                        <w:rPr>
+                          <w:rFonts w:hint="default" w:ascii="Times New Roman" w:hAnsi="Times New Roman" w:cs="Times New Roman"/>
+                          <w:sz w:val="28"/>
+                          <w:szCs w:val="28"/>
+                          <w:lang w:val="es-ES"/>
+                        </w:rPr>
+                      </w:pPr>
+                      <w:r>
+                        <w:rPr>
+                          <w:rFonts w:hint="default" w:ascii="Times New Roman" w:hAnsi="Times New Roman" w:cs="Times New Roman"/>
+                          <w:sz w:val="28"/>
+                          <w:szCs w:val="28"/>
+                          <w:lang w:val="es-ES"/>
+                        </w:rPr>
+                        <w:t>for</w:t>
+                      </w:r>
+                    </w:p>
+                    <w:p>
+                      <w:pPr>
+                        <w:jc w:val="both"/>
+                        <w:rPr>
+                          <w:rFonts w:hint="default" w:ascii="Times New Roman" w:hAnsi="Times New Roman" w:cs="Times New Roman"/>
+                          <w:sz w:val="32"/>
+                          <w:szCs w:val="32"/>
+                          <w:lang w:val="es-ES"/>
+                        </w:rPr>
+                      </w:pPr>
+                      <w:r>
+                        <w:rPr>
+                          <w:rFonts w:hint="default" w:ascii="Times New Roman" w:hAnsi="Times New Roman" w:cs="Times New Roman"/>
+                          <w:sz w:val="32"/>
+                          <w:szCs w:val="32"/>
+                          <w:lang w:val="es-ES"/>
+                        </w:rPr>
+                        <w:t>Funciones</w:t>
+                      </w:r>
+                    </w:p>
+                    <w:p>
+                      <w:pPr>
+                        <w:jc w:val="both"/>
+                        <w:rPr>
+                          <w:rFonts w:hint="default" w:ascii="Times New Roman" w:hAnsi="Times New Roman" w:cs="Times New Roman"/>
+                          <w:sz w:val="32"/>
+                          <w:szCs w:val="32"/>
+                          <w:lang w:val="es-ES"/>
+                        </w:rPr>
+                      </w:pPr>
+                      <w:r>
+                        <w:rPr>
+                          <w:rFonts w:hint="default" w:ascii="Times New Roman" w:hAnsi="Times New Roman" w:cs="Times New Roman"/>
+                          <w:sz w:val="32"/>
+                          <w:szCs w:val="32"/>
+                          <w:lang w:val="es-ES"/>
+                        </w:rPr>
+                        <w:t>Manejo de errores:</w:t>
+                      </w:r>
+                    </w:p>
+                    <w:p>
+                      <w:pPr>
+                        <w:jc w:val="both"/>
+                        <w:rPr>
+                          <w:rFonts w:hint="default" w:ascii="Times New Roman" w:hAnsi="Times New Roman" w:cs="Times New Roman"/>
+                          <w:sz w:val="28"/>
+                          <w:szCs w:val="28"/>
+                          <w:lang w:val="es-ES"/>
+                        </w:rPr>
+                      </w:pPr>
+                      <w:r>
+                        <w:rPr>
+                          <w:rFonts w:hint="default" w:ascii="Times New Roman" w:hAnsi="Times New Roman" w:cs="Times New Roman"/>
+                          <w:sz w:val="28"/>
+                          <w:szCs w:val="28"/>
+                          <w:lang w:val="es-ES"/>
+                        </w:rPr>
+                        <w:t>try</w:t>
+                      </w:r>
+                    </w:p>
+                    <w:p>
+                      <w:pPr>
+                        <w:jc w:val="both"/>
+                        <w:rPr>
+                          <w:rFonts w:hint="default" w:ascii="Times New Roman" w:hAnsi="Times New Roman" w:cs="Times New Roman"/>
+                          <w:sz w:val="28"/>
+                          <w:szCs w:val="28"/>
+                          <w:lang w:val="es-ES"/>
+                        </w:rPr>
+                      </w:pPr>
+                      <w:r>
+                        <w:rPr>
+                          <w:rFonts w:hint="default" w:ascii="Times New Roman" w:hAnsi="Times New Roman" w:cs="Times New Roman"/>
+                          <w:sz w:val="28"/>
+                          <w:szCs w:val="28"/>
+                          <w:lang w:val="es-ES"/>
+                        </w:rPr>
+                        <w:t>except</w:t>
+                      </w:r>
+                    </w:p>
+                    <w:p>
+                      <w:pPr>
+                        <w:jc w:val="both"/>
+                        <w:rPr>
+                          <w:rFonts w:hint="default" w:ascii="Times New Roman" w:hAnsi="Times New Roman" w:cs="Times New Roman"/>
+                          <w:sz w:val="28"/>
+                          <w:szCs w:val="28"/>
+                          <w:lang w:val="es-ES"/>
+                        </w:rPr>
+                      </w:pPr>
+                      <w:r>
+                        <w:rPr>
+                          <w:rFonts w:hint="default" w:ascii="Times New Roman" w:hAnsi="Times New Roman" w:cs="Times New Roman"/>
+                          <w:sz w:val="28"/>
+                          <w:szCs w:val="28"/>
+                          <w:lang w:val="es-ES"/>
+                        </w:rPr>
+                        <w:t>finally</w:t>
+                      </w:r>
+                    </w:p>
+                    <w:p>
+                      <w:pPr>
+                        <w:jc w:val="both"/>
+                        <w:rPr>
+                          <w:rFonts w:hint="default" w:ascii="Times New Roman" w:hAnsi="Times New Roman" w:cs="Times New Roman"/>
+                          <w:sz w:val="32"/>
+                          <w:szCs w:val="32"/>
+                          <w:lang w:val="es-ES"/>
+                        </w:rPr>
+                      </w:pPr>
+                      <w:r>
+                        <w:rPr>
+                          <w:rFonts w:hint="default" w:ascii="Times New Roman" w:hAnsi="Times New Roman" w:cs="Times New Roman"/>
+                          <w:sz w:val="32"/>
+                          <w:szCs w:val="32"/>
+                          <w:lang w:val="es-ES"/>
+                        </w:rPr>
+                        <w:t>Tipos de errores</w:t>
+                      </w:r>
+                    </w:p>
+                    <w:p>
+                      <w:pPr>
+                        <w:jc w:val="both"/>
+                        <w:rPr>
+                          <w:rFonts w:hint="default" w:ascii="Times New Roman" w:hAnsi="Times New Roman" w:cs="Times New Roman"/>
+                          <w:sz w:val="32"/>
+                          <w:szCs w:val="32"/>
+                          <w:lang w:val="es-ES"/>
+                        </w:rPr>
+                      </w:pPr>
+                      <w:r>
+                        <w:rPr>
+                          <w:rFonts w:hint="default" w:ascii="Times New Roman" w:hAnsi="Times New Roman" w:cs="Times New Roman"/>
+                          <w:sz w:val="32"/>
+                          <w:szCs w:val="32"/>
+                          <w:lang w:val="es-ES"/>
+                        </w:rPr>
+                        <w:t>Manejo de archivos</w:t>
+                      </w:r>
+                    </w:p>
+                    <w:p>
+                      <w:pPr>
+                        <w:jc w:val="both"/>
+                        <w:rPr>
+                          <w:rFonts w:hint="default" w:ascii="Times New Roman" w:hAnsi="Times New Roman" w:cs="Times New Roman"/>
+                          <w:sz w:val="32"/>
+                          <w:szCs w:val="32"/>
+                          <w:lang w:val="es-ES"/>
+                        </w:rPr>
+                      </w:pPr>
+                      <w:r>
+                        <w:rPr>
+                          <w:rFonts w:hint="default" w:ascii="Times New Roman" w:hAnsi="Times New Roman" w:cs="Times New Roman"/>
+                          <w:sz w:val="32"/>
+                          <w:szCs w:val="32"/>
+                          <w:lang w:val="es-ES"/>
+                        </w:rPr>
+                        <w:t>Otras funciones nativas de python:</w:t>
+                      </w:r>
+                    </w:p>
+                    <w:p>
+                      <w:pPr>
+                        <w:jc w:val="both"/>
+                        <w:rPr>
+                          <w:rFonts w:hint="default" w:ascii="Times New Roman" w:hAnsi="Times New Roman" w:cs="Times New Roman"/>
+                          <w:sz w:val="28"/>
+                          <w:szCs w:val="28"/>
+                          <w:lang w:val="es-ES"/>
+                        </w:rPr>
+                      </w:pPr>
+                      <w:r>
+                        <w:rPr>
+                          <w:rFonts w:hint="default" w:ascii="Times New Roman" w:hAnsi="Times New Roman" w:cs="Times New Roman"/>
+                          <w:sz w:val="28"/>
+                          <w:szCs w:val="28"/>
+                          <w:lang w:val="es-ES"/>
+                        </w:rPr>
+                        <w:t>strip()</w:t>
+                      </w:r>
+                    </w:p>
+                    <w:p>
+                      <w:pPr>
+                        <w:jc w:val="both"/>
+                        <w:rPr>
+                          <w:rFonts w:hint="default" w:ascii="Times New Roman" w:hAnsi="Times New Roman" w:cs="Times New Roman"/>
+                          <w:sz w:val="28"/>
+                          <w:szCs w:val="28"/>
+                          <w:lang w:val="es-ES"/>
+                        </w:rPr>
+                      </w:pPr>
+                      <w:r>
+                        <w:rPr>
+                          <w:rFonts w:hint="default" w:ascii="Times New Roman" w:hAnsi="Times New Roman" w:cs="Times New Roman"/>
+                          <w:sz w:val="28"/>
+                          <w:szCs w:val="28"/>
+                          <w:lang w:val="es-ES"/>
+                        </w:rPr>
+                        <w:t>split()</w:t>
+                      </w:r>
+                    </w:p>
+                    <w:p>
+                      <w:pPr>
+                        <w:jc w:val="both"/>
+                        <w:rPr>
+                          <w:rFonts w:hint="default" w:ascii="Times New Roman" w:hAnsi="Times New Roman" w:cs="Times New Roman"/>
+                          <w:sz w:val="28"/>
+                          <w:szCs w:val="28"/>
+                          <w:lang w:val="es-ES"/>
+                        </w:rPr>
+                      </w:pPr>
+                      <w:r>
+                        <w:rPr>
+                          <w:rFonts w:hint="default" w:ascii="Times New Roman" w:hAnsi="Times New Roman" w:cs="Times New Roman"/>
+                          <w:sz w:val="28"/>
+                          <w:szCs w:val="28"/>
+                          <w:lang w:val="es-ES"/>
+                        </w:rPr>
+                        <w:t>.join()</w:t>
+                      </w:r>
+                    </w:p>
+                    <w:p>
+                      <w:pPr>
+                        <w:jc w:val="both"/>
+                        <w:rPr>
+                          <w:rFonts w:hint="default" w:ascii="Times New Roman" w:hAnsi="Times New Roman" w:cs="Times New Roman"/>
+                          <w:sz w:val="32"/>
+                          <w:szCs w:val="32"/>
+                          <w:lang w:val="es-ES"/>
+                        </w:rPr>
+                      </w:pPr>
+                      <w:r>
+                        <w:rPr>
+                          <w:rFonts w:hint="default" w:ascii="Times New Roman" w:hAnsi="Times New Roman" w:cs="Times New Roman"/>
+                          <w:sz w:val="32"/>
+                          <w:szCs w:val="32"/>
+                          <w:lang w:val="es-ES"/>
+                        </w:rPr>
+                        <w:t>Librearias:</w:t>
+                      </w:r>
+                    </w:p>
+                    <w:p>
+                      <w:pPr>
+                        <w:jc w:val="both"/>
+                        <w:rPr>
+                          <w:rFonts w:hint="default" w:ascii="Times New Roman" w:hAnsi="Times New Roman" w:cs="Times New Roman"/>
+                          <w:sz w:val="28"/>
+                          <w:szCs w:val="28"/>
+                          <w:lang w:val="es-ES"/>
+                        </w:rPr>
+                      </w:pPr>
+                      <w:r>
+                        <w:rPr>
+                          <w:rFonts w:hint="default" w:ascii="Times New Roman" w:hAnsi="Times New Roman" w:cs="Times New Roman"/>
+                          <w:sz w:val="28"/>
+                          <w:szCs w:val="28"/>
+                          <w:lang w:val="es-ES"/>
+                        </w:rPr>
+                        <w:t>csv</w:t>
+                      </w:r>
+                    </w:p>
+                    <w:p>
+                      <w:pPr>
+                        <w:jc w:val="both"/>
+                        <w:rPr>
+                          <w:rFonts w:hint="default" w:ascii="Times New Roman" w:hAnsi="Times New Roman" w:cs="Times New Roman"/>
+                          <w:sz w:val="28"/>
+                          <w:szCs w:val="28"/>
+                          <w:lang w:val="es-ES"/>
+                        </w:rPr>
+                      </w:pPr>
+                      <w:r>
+                        <w:rPr>
+                          <w:rFonts w:hint="default" w:ascii="Times New Roman" w:hAnsi="Times New Roman" w:cs="Times New Roman"/>
+                          <w:sz w:val="28"/>
+                          <w:szCs w:val="28"/>
+                          <w:lang w:val="es-ES"/>
+                        </w:rPr>
+                        <w:t>os</w:t>
+                      </w:r>
+                    </w:p>
+                    <w:p>
+                      <w:pPr>
+                        <w:jc w:val="both"/>
+                        <w:rPr>
+                          <w:rFonts w:hint="default" w:ascii="Times New Roman" w:hAnsi="Times New Roman" w:cs="Times New Roman"/>
+                          <w:sz w:val="32"/>
+                          <w:szCs w:val="32"/>
+                          <w:lang w:val="es-ES"/>
+                        </w:rPr>
+                      </w:pPr>
+                      <w:r>
+                        <w:rPr>
+                          <w:rFonts w:hint="default" w:ascii="Times New Roman" w:hAnsi="Times New Roman" w:cs="Times New Roman"/>
+                          <w:sz w:val="28"/>
+                          <w:szCs w:val="28"/>
+                          <w:lang w:val="es-ES"/>
+                        </w:rPr>
+                        <w:t>questionary</w:t>
+                      </w:r>
+                    </w:p>
+                    <w:p>
+                      <w:r>
+                        <w:rPr>
+                          <w:rFonts w:hint="default" w:ascii="Times New Roman" w:hAnsi="Times New Roman" w:cs="Times New Roman"/>
+                          <w:sz w:val="32"/>
+                          <w:szCs w:val="32"/>
+                          <w:lang w:val="es-ES"/>
+                        </w:rPr>
+                        <w:t>Bibliografia</w:t>
+                      </w:r>
+                    </w:p>
+                  </w:txbxContent>
+                </v:textbox>
+              </v:shape>
+            </w:pict>
+          </mc:Fallback>
+        </mc:AlternateContent>
+      </w:r>
+      <w:r>
+        <w:rPr>
           <w:rFonts w:hint="default" w:ascii="Times New Roman" w:hAnsi="Times New Roman" w:cs="Times New Roman"/>
           <w:sz w:val="20"/>
           <w:lang w:val="es-ES"/>
         </w:rPr>
         <w:br w:type="page"/>
       </w:r>
+      <w:bookmarkStart w:id="0" w:name="_GoBack"/>
+      <w:bookmarkEnd w:id="0"/>
     </w:p>
     <w:p>
       <w:pPr>
@@ -3385,7 +6649,7 @@
         <mc:AlternateContent>
           <mc:Choice Requires="wps">
             <w:drawing>
-              <wp:anchor distT="0" distB="0" distL="114300" distR="114300" simplePos="0" relativeHeight="251685888" behindDoc="0" locked="0" layoutInCell="1" allowOverlap="1">
+              <wp:anchor distT="0" distB="0" distL="114300" distR="114300" simplePos="0" relativeHeight="251684864" behindDoc="0" locked="0" layoutInCell="1" allowOverlap="1">
                 <wp:simplePos x="0" y="0"/>
                 <wp:positionH relativeFrom="column">
                   <wp:posOffset>3098165</wp:posOffset>
@@ -3445,7 +6709,7 @@
           </mc:Choice>
           <mc:Fallback>
             <w:pict>
-              <v:shape id="_x0000_s1026" o:spid="_x0000_s1026" o:spt="3" type="#_x0000_t3" style="position:absolute;left:0pt;margin-left:243.95pt;margin-top:190.7pt;height:17pt;width:17pt;z-index:251685888;v-text-anchor:middle;mso-width-relative:page;mso-height-relative:page;" filled="f" stroked="t" coordsize="21600,21600" o:gfxdata="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">
+              <v:shape id="_x0000_s1026" o:spid="_x0000_s1026" o:spt="3" type="#_x0000_t3" style="position:absolute;left:0pt;margin-left:243.95pt;margin-top:190.7pt;height:17pt;width:17pt;z-index:251684864;v-text-anchor:middle;mso-width-relative:page;mso-height-relative:page;" filled="f" stroked="t" coordsize="21600,21600" o:gfxdata="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">
                 <v:fill on="f" focussize="0,0"/>
                 <v:stroke weight="1.5pt" color="#7F7F7F [2404]" miterlimit="8" joinstyle="miter" dashstyle="3 1"/>
                 <v:imagedata o:title=""/>
@@ -3967,7 +7231,7 @@
         <mc:AlternateContent>
           <mc:Choice Requires="wps">
             <w:drawing>
-              <wp:anchor distT="0" distB="0" distL="114300" distR="114300" simplePos="0" relativeHeight="251682816" behindDoc="0" locked="0" layoutInCell="1" allowOverlap="1">
+              <wp:anchor distT="0" distB="0" distL="114300" distR="114300" simplePos="0" relativeHeight="251681792" behindDoc="0" locked="0" layoutInCell="1" allowOverlap="1">
                 <wp:simplePos x="0" y="0"/>
                 <wp:positionH relativeFrom="column">
                   <wp:posOffset>3098165</wp:posOffset>
@@ -4027,7 +7291,7 @@
           </mc:Choice>
           <mc:Fallback>
             <w:pict>
-              <v:shape id="_x0000_s1026" o:spid="_x0000_s1026" o:spt="3" type="#_x0000_t3" style="position:absolute;left:0pt;margin-left:243.95pt;margin-top:49.6pt;height:17pt;width:17pt;z-index:251682816;v-text-anchor:middle;mso-width-relative:page;mso-height-relative:page;" filled="f" stroked="t" coordsize="21600,21600" o:gfxdata="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">
+              <v:shape id="_x0000_s1026" o:spid="_x0000_s1026" o:spt="3" type="#_x0000_t3" style="position:absolute;left:0pt;margin-left:243.95pt;margin-top:49.6pt;height:17pt;width:17pt;z-index:251681792;v-text-anchor:middle;mso-width-relative:page;mso-height-relative:page;" filled="f" stroked="t" coordsize="21600,21600" o:gfxdata="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">
                 <v:fill on="f" focussize="0,0"/>
                 <v:stroke weight="1.5pt" color="#7F7F7F [2404]" miterlimit="8" joinstyle="miter" dashstyle="3 1"/>
                 <v:imagedata o:title=""/>
@@ -4245,6 +7509,83 @@
           <w:lang w:val="es-ES" w:eastAsia="zh-CN"/>
         </w:rPr>
         <w:t>Las identaciones serian esos espacios que tiene el print. Es como si fuera una sangria.</w:t>
+      </w:r>
+      <w:r>
+        <w:rPr>
+          <w:sz w:val="20"/>
+        </w:rPr>
+        <mc:AlternateContent>
+          <mc:Choice Requires="wps">
+            <w:drawing>
+              <wp:anchor distT="0" distB="0" distL="114300" distR="114300" simplePos="0" relativeHeight="251694080" behindDoc="0" locked="0" layoutInCell="1" allowOverlap="1">
+                <wp:simplePos x="0" y="0"/>
+                <wp:positionH relativeFrom="column">
+                  <wp:posOffset>3098165</wp:posOffset>
+                </wp:positionH>
+                <wp:positionV relativeFrom="paragraph">
+                  <wp:posOffset>2171065</wp:posOffset>
+                </wp:positionV>
+                <wp:extent cx="215900" cy="215900"/>
+                <wp:effectExtent l="9525" t="9525" r="22225" b="22225"/>
+                <wp:wrapNone/>
+                <wp:docPr id="62" name="Óvalo 62"/>
+                <wp:cNvGraphicFramePr/>
+                <a:graphic xmlns:a="http://schemas.openxmlformats.org/drawingml/2006/main">
+                  <a:graphicData uri="http://schemas.microsoft.com/office/word/2010/wordprocessingShape">
+                    <wps:wsp>
+                      <wps:cNvSpPr/>
+                      <wps:spPr>
+                        <a:xfrm>
+                          <a:off x="0" y="0"/>
+                          <a:ext cx="215900" cy="215900"/>
+                        </a:xfrm>
+                        <a:prstGeom prst="ellipse">
+                          <a:avLst/>
+                        </a:prstGeom>
+                        <a:noFill/>
+                        <a:ln w="19050">
+                          <a:solidFill>
+                            <a:srgbClr val="7F7F7F"/>
+                          </a:solidFill>
+                          <a:prstDash val="sysDash"/>
+                        </a:ln>
+                      </wps:spPr>
+                      <wps:style>
+                        <a:lnRef idx="2">
+                          <a:schemeClr val="accent1">
+                            <a:lumMod val="75000"/>
+                          </a:schemeClr>
+                        </a:lnRef>
+                        <a:fillRef idx="1">
+                          <a:schemeClr val="accent1"/>
+                        </a:fillRef>
+                        <a:effectRef idx="0">
+                          <a:srgbClr val="FFFFFF"/>
+                        </a:effectRef>
+                        <a:fontRef idx="minor">
+                          <a:schemeClr val="lt1"/>
+                        </a:fontRef>
+                      </wps:style>
+                      <wps:bodyPr rot="0" spcFirstLastPara="0" vertOverflow="overflow" horzOverflow="overflow" vert="horz" wrap="square" lIns="91440" tIns="45720" rIns="91440" bIns="45720" numCol="1" spcCol="0" rtlCol="0" fromWordArt="0" anchor="ctr" anchorCtr="0" forceAA="0" compatLnSpc="1">
+                        <a:noAutofit/>
+                      </wps:bodyPr>
+                    </wps:wsp>
+                  </a:graphicData>
+                </a:graphic>
+              </wp:anchor>
+            </w:drawing>
+          </mc:Choice>
+          <mc:Fallback>
+            <w:pict>
+              <v:shape id="_x0000_s1026" o:spid="_x0000_s1026" o:spt="3" type="#_x0000_t3" style="position:absolute;left:0pt;margin-left:243.95pt;margin-top:170.95pt;height:17pt;width:17pt;z-index:251694080;v-text-anchor:middle;mso-width-relative:page;mso-height-relative:page;" filled="f" stroked="t" coordsize="21600,21600" o:gfxdata="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">
+                <v:fill on="f" focussize="0,0"/>
+                <v:stroke weight="1.5pt" color="#7F7F7F [2404]" miterlimit="8" joinstyle="miter" dashstyle="3 1"/>
+                <v:imagedata o:title=""/>
+                <o:lock v:ext="edit" aspectratio="f"/>
+              </v:shape>
+            </w:pict>
+          </mc:Fallback>
+        </mc:AlternateContent>
       </w:r>
     </w:p>
     <w:p>
@@ -5735,7 +9076,7 @@
           </mc:Choice>
           <mc:Fallback>
             <w:pict>
-              <v:shape id="_x0000_s1026" o:spid="_x0000_s1026" o:spt="202" type="#_x0000_t202" style="position:absolute;left:0pt;margin-left:334.7pt;margin-top:20.55pt;height:149.15pt;width:152.45pt;z-index:251665408;mso-width-relative:page;mso-height-relative:page;" fillcolor="#FFFFFF [3201]" filled="t" stroked="f" coordsize="21600,21600" o:gfxdata="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">
+              <v:shape id="_x0000_s1026" o:spid="_x0000_s1026" o:spt="202" type="#_x0000_t202" style="position:absolute;left:0pt;margin-left:334.7pt;margin-top:20.55pt;height:149.15pt;width:152.45pt;z-index:251665408;mso-width-relative:page;mso-height-relative:page;" fillcolor="#FFFFFF [3201]" filled="t" stroked="f" coordsize="21600,21600" o:gfxdata="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">
                 <v:fill on="t" focussize="0,0"/>
                 <v:stroke on="f" weight="0.5pt"/>
                 <v:imagedata o:title=""/>
@@ -6024,7 +9365,7 @@
           </mc:Choice>
           <mc:Fallback>
             <w:pict>
-              <v:shape id="_x0000_s1026" o:spid="_x0000_s1026" o:spt="202" type="#_x0000_t202" style="position:absolute;left:0pt;margin-left:170.35pt;margin-top:3.3pt;height:91.75pt;width:120.75pt;z-index:251664384;mso-width-relative:page;mso-height-relative:page;" fillcolor="#FFFFFF [3201]" filled="t" stroked="f" coordsize="21600,21600" o:gfxdata="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">
+              <v:shape id="_x0000_s1026" o:spid="_x0000_s1026" o:spt="202" type="#_x0000_t202" style="position:absolute;left:0pt;margin-left:170.35pt;margin-top:3.3pt;height:91.75pt;width:120.75pt;z-index:251664384;mso-width-relative:page;mso-height-relative:page;" fillcolor="#FFFFFF [3201]" filled="t" stroked="f" coordsize="21600,21600" o:gfxdata="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">
                 <v:fill on="t" focussize="0,0"/>
                 <v:stroke on="f" weight="0.5pt"/>
                 <v:imagedata o:title=""/>
@@ -6523,7 +9864,7 @@
           </mc:Choice>
           <mc:Fallback>
             <w:pict>
-              <v:shape id="_x0000_s1026" o:spid="_x0000_s1026" o:spt="202" type="#_x0000_t202" style="position:absolute;left:0pt;margin-left:-0.45pt;margin-top:9.4pt;height:82.95pt;width:119.95pt;z-index:251672576;mso-width-relative:page;mso-height-relative:page;" fillcolor="#FFFFFF [3201]" filled="t" stroked="f" coordsize="21600,21600" o:gfxdata="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">
+              <v:shape id="_x0000_s1026" o:spid="_x0000_s1026" o:spt="202" type="#_x0000_t202" style="position:absolute;left:0pt;margin-left:-0.45pt;margin-top:9.4pt;height:82.95pt;width:119.95pt;z-index:251672576;mso-width-relative:page;mso-height-relative:page;" fillcolor="#FFFFFF [3201]" filled="t" stroked="f" coordsize="21600,21600" o:gfxdata="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">
                 <v:fill on="t" focussize="0,0"/>
                 <v:stroke on="f" weight="0.5pt"/>
                 <v:imagedata o:title=""/>
@@ -6901,7 +10242,7 @@
         <mc:AlternateContent>
           <mc:Choice Requires="wps">
             <w:drawing>
-              <wp:anchor distT="0" distB="0" distL="114300" distR="114300" simplePos="0" relativeHeight="251693056" behindDoc="0" locked="0" layoutInCell="1" allowOverlap="1">
+              <wp:anchor distT="0" distB="0" distL="114300" distR="114300" simplePos="0" relativeHeight="251692032" behindDoc="0" locked="0" layoutInCell="1" allowOverlap="1">
                 <wp:simplePos x="0" y="0"/>
                 <wp:positionH relativeFrom="column">
                   <wp:posOffset>3098165</wp:posOffset>
@@ -6961,7 +10302,7 @@
           </mc:Choice>
           <mc:Fallback>
             <w:pict>
-              <v:shape id="_x0000_s1026" o:spid="_x0000_s1026" o:spt="3" type="#_x0000_t3" style="position:absolute;left:0pt;margin-left:243.95pt;margin-top:238.85pt;height:17pt;width:17pt;z-index:251693056;v-text-anchor:middle;mso-width-relative:page;mso-height-relative:page;" filled="f" stroked="t" coordsize="21600,21600" o:gfxdata="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">
+              <v:shape id="_x0000_s1026" o:spid="_x0000_s1026" o:spt="3" type="#_x0000_t3" style="position:absolute;left:0pt;margin-left:243.95pt;margin-top:238.85pt;height:17pt;width:17pt;z-index:251692032;v-text-anchor:middle;mso-width-relative:page;mso-height-relative:page;" filled="f" stroked="t" coordsize="21600,21600" o:gfxdata="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">
                 <v:fill on="f" focussize="0,0"/>
                 <v:stroke weight="1.5pt" color="#7F7F7F [2404]" miterlimit="8" joinstyle="miter" dashstyle="3 1"/>
                 <v:imagedata o:title=""/>
@@ -7674,7 +11015,7 @@
           </mc:Choice>
           <mc:Fallback>
             <w:pict>
-              <v:group id="_x0000_s1026" o:spid="_x0000_s1026" o:spt="203" style="position:absolute;left:0pt;margin-left:-6.35pt;margin-top:11.75pt;height:173.45pt;width:141pt;z-index:251677696;mso-width-relative:page;mso-height-relative:page;" coordorigin="4895,74091" coordsize="2820,3469" o:gfxdata="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">
+              <v:group id="_x0000_s1026" o:spid="_x0000_s1026" o:spt="203" style="position:absolute;left:0pt;margin-left:-6.35pt;margin-top:11.75pt;height:173.45pt;width:141pt;z-index:251677696;mso-width-relative:page;mso-height-relative:page;" coordorigin="4895,74091" coordsize="2820,3469" o:gfxdata="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">
                 <o:lock v:ext="edit" aspectratio="f"/>
                 <v:shape id="Imagen 5" o:spid="_x0000_s1026" o:spt="75" type="#_x0000_t75" style="position:absolute;left:4895;top:74091;height:990;width:2820;" filled="f" o:preferrelative="t" stroked="f" coordsize="21600,21600" o:gfxdata="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">
                   <v:fill on="f" focussize="0,0"/>
@@ -8410,7 +11751,7 @@
         <mc:AlternateContent>
           <mc:Choice Requires="wps">
             <w:drawing>
-              <wp:anchor distT="0" distB="0" distL="114300" distR="114300" simplePos="0" relativeHeight="251686912" behindDoc="0" locked="0" layoutInCell="1" allowOverlap="1">
+              <wp:anchor distT="0" distB="0" distL="114300" distR="114300" simplePos="0" relativeHeight="251685888" behindDoc="0" locked="0" layoutInCell="1" allowOverlap="1">
                 <wp:simplePos x="0" y="0"/>
                 <wp:positionH relativeFrom="column">
                   <wp:posOffset>3098165</wp:posOffset>
@@ -8470,7 +11811,7 @@
           </mc:Choice>
           <mc:Fallback>
             <w:pict>
-              <v:shape id="_x0000_s1026" o:spid="_x0000_s1026" o:spt="3" type="#_x0000_t3" style="position:absolute;left:0pt;margin-left:243.95pt;margin-top:69.3pt;height:17pt;width:17pt;z-index:251686912;v-text-anchor:middle;mso-width-relative:page;mso-height-relative:page;" filled="f" stroked="t" coordsize="21600,21600" o:gfxdata="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">
+              <v:shape id="_x0000_s1026" o:spid="_x0000_s1026" o:spt="3" type="#_x0000_t3" style="position:absolute;left:0pt;margin-left:243.95pt;margin-top:69.3pt;height:17pt;width:17pt;z-index:251685888;v-text-anchor:middle;mso-width-relative:page;mso-height-relative:page;" filled="f" stroked="t" coordsize="21600,21600" o:gfxdata="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">
                 <v:fill on="f" focussize="0,0"/>
                 <v:stroke weight="1.5pt" color="#7F7F7F [2404]" miterlimit="8" joinstyle="miter" dashstyle="3 1"/>
                 <v:imagedata o:title=""/>
@@ -9242,7 +12583,7 @@
         <mc:AlternateContent>
           <mc:Choice Requires="wps">
             <w:drawing>
-              <wp:anchor distT="0" distB="0" distL="114300" distR="114300" simplePos="0" relativeHeight="251687936" behindDoc="0" locked="0" layoutInCell="1" allowOverlap="1">
+              <wp:anchor distT="0" distB="0" distL="114300" distR="114300" simplePos="0" relativeHeight="251686912" behindDoc="0" locked="0" layoutInCell="1" allowOverlap="1">
                 <wp:simplePos x="0" y="0"/>
                 <wp:positionH relativeFrom="column">
                   <wp:posOffset>3098165</wp:posOffset>
@@ -9302,7 +12643,7 @@
           </mc:Choice>
           <mc:Fallback>
             <w:pict>
-              <v:shape id="_x0000_s1026" o:spid="_x0000_s1026" o:spt="3" type="#_x0000_t3" style="position:absolute;left:0pt;margin-left:243.95pt;margin-top:20.7pt;height:17pt;width:17pt;z-index:251687936;v-text-anchor:middle;mso-width-relative:page;mso-height-relative:page;" filled="f" stroked="t" coordsize="21600,21600" o:gfxdata="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">
+              <v:shape id="_x0000_s1026" o:spid="_x0000_s1026" o:spt="3" type="#_x0000_t3" style="position:absolute;left:0pt;margin-left:243.95pt;margin-top:20.7pt;height:17pt;width:17pt;z-index:251686912;v-text-anchor:middle;mso-width-relative:page;mso-height-relative:page;" filled="f" stroked="t" coordsize="21600,21600" o:gfxdata="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">
                 <v:fill on="f" focussize="0,0"/>
                 <v:stroke weight="1.5pt" color="#7F7F7F [2404]" miterlimit="8" joinstyle="miter" dashstyle="3 1"/>
                 <v:imagedata o:title=""/>
@@ -10743,7 +14084,7 @@
         <mc:AlternateContent>
           <mc:Choice Requires="wps">
             <w:drawing>
-              <wp:anchor distT="0" distB="0" distL="114300" distR="114300" simplePos="0" relativeHeight="251688960" behindDoc="0" locked="0" layoutInCell="1" allowOverlap="1">
+              <wp:anchor distT="0" distB="0" distL="114300" distR="114300" simplePos="0" relativeHeight="251687936" behindDoc="0" locked="0" layoutInCell="1" allowOverlap="1">
                 <wp:simplePos x="0" y="0"/>
                 <wp:positionH relativeFrom="column">
                   <wp:posOffset>3098165</wp:posOffset>
@@ -10803,7 +14144,7 @@
           </mc:Choice>
           <mc:Fallback>
             <w:pict>
-              <v:shape id="_x0000_s1026" o:spid="_x0000_s1026" o:spt="3" type="#_x0000_t3" style="position:absolute;left:0pt;margin-left:243.95pt;margin-top:81.5pt;height:17pt;width:17pt;z-index:251688960;v-text-anchor:middle;mso-width-relative:page;mso-height-relative:page;" filled="f" stroked="t" coordsize="21600,21600" o:gfxdata="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">
+              <v:shape id="_x0000_s1026" o:spid="_x0000_s1026" o:spt="3" type="#_x0000_t3" style="position:absolute;left:0pt;margin-left:243.95pt;margin-top:81.5pt;height:17pt;width:17pt;z-index:251687936;v-text-anchor:middle;mso-width-relative:page;mso-height-relative:page;" filled="f" stroked="t" coordsize="21600,21600" o:gfxdata="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">
                 <v:fill on="f" focussize="0,0"/>
                 <v:stroke weight="1.5pt" color="#7F7F7F [2404]" miterlimit="8" joinstyle="miter" dashstyle="3 1"/>
                 <v:imagedata o:title=""/>
@@ -11678,7 +15019,7 @@
         <mc:AlternateContent>
           <mc:Choice Requires="wps">
             <w:drawing>
-              <wp:anchor distT="0" distB="0" distL="114300" distR="114300" simplePos="0" relativeHeight="251689984" behindDoc="0" locked="0" layoutInCell="1" allowOverlap="1">
+              <wp:anchor distT="0" distB="0" distL="114300" distR="114300" simplePos="0" relativeHeight="251688960" behindDoc="0" locked="0" layoutInCell="1" allowOverlap="1">
                 <wp:simplePos x="0" y="0"/>
                 <wp:positionH relativeFrom="column">
                   <wp:posOffset>3098165</wp:posOffset>
@@ -11738,7 +15079,7 @@
           </mc:Choice>
           <mc:Fallback>
             <w:pict>
-              <v:shape id="_x0000_s1026" o:spid="_x0000_s1026" o:spt="3" type="#_x0000_t3" style="position:absolute;left:0pt;margin-left:243.95pt;margin-top:14.35pt;height:17pt;width:17pt;z-index:251689984;v-text-anchor:middle;mso-width-relative:page;mso-height-relative:page;" filled="f" stroked="t" coordsize="21600,21600" o:gfxdata="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">
+              <v:shape id="_x0000_s1026" o:spid="_x0000_s1026" o:spt="3" type="#_x0000_t3" style="position:absolute;left:0pt;margin-left:243.95pt;margin-top:14.35pt;height:17pt;width:17pt;z-index:251688960;v-text-anchor:middle;mso-width-relative:page;mso-height-relative:page;" filled="f" stroked="t" coordsize="21600,21600" o:gfxdata="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">
                 <v:fill on="f" focussize="0,0"/>
                 <v:stroke weight="1.5pt" color="#7F7F7F [2404]" miterlimit="8" joinstyle="miter" dashstyle="3 1"/>
                 <v:imagedata o:title=""/>
@@ -11936,7 +15277,7 @@
         <mc:AlternateContent>
           <mc:Choice Requires="wps">
             <w:drawing>
-              <wp:anchor distT="0" distB="0" distL="114300" distR="114300" simplePos="0" relativeHeight="251683840" behindDoc="0" locked="0" layoutInCell="1" allowOverlap="1">
+              <wp:anchor distT="0" distB="0" distL="114300" distR="114300" simplePos="0" relativeHeight="251682816" behindDoc="0" locked="0" layoutInCell="1" allowOverlap="1">
                 <wp:simplePos x="0" y="0"/>
                 <wp:positionH relativeFrom="column">
                   <wp:posOffset>2067560</wp:posOffset>
@@ -12064,7 +15405,7 @@
           </mc:Choice>
           <mc:Fallback>
             <w:pict>
-              <v:shape id="_x0000_s1026" o:spid="_x0000_s1026" o:spt="202" type="#_x0000_t202" style="position:absolute;left:0pt;margin-left:162.8pt;margin-top:7.9pt;height:136.9pt;width:176.25pt;z-index:251683840;mso-width-relative:page;mso-height-relative:page;" filled="f" stroked="f" coordsize="21600,21600" o:gfxdata="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">
+              <v:shape id="_x0000_s1026" o:spid="_x0000_s1026" o:spt="202" type="#_x0000_t202" style="position:absolute;left:0pt;margin-left:162.8pt;margin-top:7.9pt;height:136.9pt;width:176.25pt;z-index:251682816;mso-width-relative:page;mso-height-relative:page;" filled="f" stroked="f" coordsize="21600,21600" o:gfxdata="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">
                 <v:fill on="f" focussize="0,0"/>
                 <v:stroke on="f" weight="0.5pt"/>
                 <v:imagedata o:title=""/>
@@ -12173,7 +15514,7 @@
         <mc:AlternateContent>
           <mc:Choice Requires="wps">
             <w:drawing>
-              <wp:anchor distT="0" distB="0" distL="114300" distR="114300" simplePos="0" relativeHeight="251684864" behindDoc="0" locked="0" layoutInCell="1" allowOverlap="1">
+              <wp:anchor distT="0" distB="0" distL="114300" distR="114300" simplePos="0" relativeHeight="251683840" behindDoc="0" locked="0" layoutInCell="1" allowOverlap="1">
                 <wp:simplePos x="0" y="0"/>
                 <wp:positionH relativeFrom="column">
                   <wp:posOffset>4441825</wp:posOffset>
@@ -12323,7 +15664,7 @@
           </mc:Choice>
           <mc:Fallback>
             <w:pict>
-              <v:shape id="_x0000_s1026" o:spid="_x0000_s1026" o:spt="202" type="#_x0000_t202" style="position:absolute;left:0pt;margin-left:349.75pt;margin-top:2.2pt;height:140.15pt;width:176.25pt;z-index:251684864;mso-width-relative:page;mso-height-relative:page;" filled="f" stroked="f" coordsize="21600,21600" o:gfxdata="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">
+              <v:shape id="_x0000_s1026" o:spid="_x0000_s1026" o:spt="202" type="#_x0000_t202" style="position:absolute;left:0pt;margin-left:349.75pt;margin-top:2.2pt;height:140.15pt;width:176.25pt;z-index:251683840;mso-width-relative:page;mso-height-relative:page;" filled="f" stroked="f" coordsize="21600,21600" o:gfxdata="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">
                 <v:fill on="f" focussize="0,0"/>
                 <v:stroke on="f" weight="0.5pt"/>
                 <v:imagedata o:title=""/>
@@ -12591,7 +15932,7 @@
         <mc:AlternateContent>
           <mc:Choice Requires="wps">
             <w:drawing>
-              <wp:anchor distT="0" distB="0" distL="114300" distR="114300" simplePos="0" relativeHeight="251691008" behindDoc="0" locked="0" layoutInCell="1" allowOverlap="1">
+              <wp:anchor distT="0" distB="0" distL="114300" distR="114300" simplePos="0" relativeHeight="251689984" behindDoc="0" locked="0" layoutInCell="1" allowOverlap="1">
                 <wp:simplePos x="0" y="0"/>
                 <wp:positionH relativeFrom="column">
                   <wp:posOffset>3098165</wp:posOffset>
@@ -12651,7 +15992,7 @@
           </mc:Choice>
           <mc:Fallback>
             <w:pict>
-              <v:shape id="_x0000_s1026" o:spid="_x0000_s1026" o:spt="3" type="#_x0000_t3" style="position:absolute;left:0pt;margin-left:243.95pt;margin-top:382.7pt;height:17pt;width:17pt;z-index:251691008;v-text-anchor:middle;mso-width-relative:page;mso-height-relative:page;" filled="f" stroked="t" coordsize="21600,21600" o:gfxdata="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">
+              <v:shape id="_x0000_s1026" o:spid="_x0000_s1026" o:spt="3" type="#_x0000_t3" style="position:absolute;left:0pt;margin-left:243.95pt;margin-top:382.7pt;height:17pt;width:17pt;z-index:251689984;v-text-anchor:middle;mso-width-relative:page;mso-height-relative:page;" filled="f" stroked="t" coordsize="21600,21600" o:gfxdata="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">
                 <v:fill on="f" focussize="0,0"/>
                 <v:stroke weight="1.5pt" color="#7F7F7F [2404]" miterlimit="8" joinstyle="miter" dashstyle="3 1"/>
                 <v:imagedata o:title=""/>
@@ -13958,10 +17299,85 @@
           <w:u w:val="none"/>
           <w:lang w:val="es-ES" w:eastAsia="zh-CN"/>
         </w:rPr>
-        <w:t>Con informaciones adicionales añadidas en</w:t>
-      </w:r>
-      <w:bookmarkStart w:id="0" w:name="_GoBack"/>
-      <w:bookmarkEnd w:id="0"/>
+        <w:t xml:space="preserve">Con informaciones adicionales añadidas en base a lo aprendido en clases </w:t>
+      </w:r>
+      <w:r>
+        <w:rPr>
+          <w:sz w:val="20"/>
+        </w:rPr>
+        <mc:AlternateContent>
+          <mc:Choice Requires="wps">
+            <w:drawing>
+              <wp:anchor distT="0" distB="0" distL="114300" distR="114300" simplePos="0" relativeHeight="251695104" behindDoc="0" locked="0" layoutInCell="1" allowOverlap="1">
+                <wp:simplePos x="0" y="0"/>
+                <wp:positionH relativeFrom="column">
+                  <wp:posOffset>3098165</wp:posOffset>
+                </wp:positionH>
+                <wp:positionV relativeFrom="paragraph">
+                  <wp:posOffset>4904740</wp:posOffset>
+                </wp:positionV>
+                <wp:extent cx="215900" cy="215900"/>
+                <wp:effectExtent l="9525" t="9525" r="22225" b="22225"/>
+                <wp:wrapNone/>
+                <wp:docPr id="63" name="Óvalo 63"/>
+                <wp:cNvGraphicFramePr/>
+                <a:graphic xmlns:a="http://schemas.openxmlformats.org/drawingml/2006/main">
+                  <a:graphicData uri="http://schemas.microsoft.com/office/word/2010/wordprocessingShape">
+                    <wps:wsp>
+                      <wps:cNvSpPr/>
+                      <wps:spPr>
+                        <a:xfrm>
+                          <a:off x="0" y="0"/>
+                          <a:ext cx="215900" cy="215900"/>
+                        </a:xfrm>
+                        <a:prstGeom prst="ellipse">
+                          <a:avLst/>
+                        </a:prstGeom>
+                        <a:noFill/>
+                        <a:ln w="19050">
+                          <a:solidFill>
+                            <a:srgbClr val="7F7F7F"/>
+                          </a:solidFill>
+                          <a:prstDash val="sysDash"/>
+                        </a:ln>
+                      </wps:spPr>
+                      <wps:style>
+                        <a:lnRef idx="2">
+                          <a:schemeClr val="accent1">
+                            <a:lumMod val="75000"/>
+                          </a:schemeClr>
+                        </a:lnRef>
+                        <a:fillRef idx="1">
+                          <a:schemeClr val="accent1"/>
+                        </a:fillRef>
+                        <a:effectRef idx="0">
+                          <a:srgbClr val="FFFFFF"/>
+                        </a:effectRef>
+                        <a:fontRef idx="minor">
+                          <a:schemeClr val="lt1"/>
+                        </a:fontRef>
+                      </wps:style>
+                      <wps:bodyPr rot="0" spcFirstLastPara="0" vertOverflow="overflow" horzOverflow="overflow" vert="horz" wrap="square" lIns="91440" tIns="45720" rIns="91440" bIns="45720" numCol="1" spcCol="0" rtlCol="0" fromWordArt="0" anchor="ctr" anchorCtr="0" forceAA="0" compatLnSpc="1">
+                        <a:noAutofit/>
+                      </wps:bodyPr>
+                    </wps:wsp>
+                  </a:graphicData>
+                </a:graphic>
+              </wp:anchor>
+            </w:drawing>
+          </mc:Choice>
+          <mc:Fallback>
+            <w:pict>
+              <v:shape id="_x0000_s1026" o:spid="_x0000_s1026" o:spt="3" type="#_x0000_t3" style="position:absolute;left:0pt;margin-left:243.95pt;margin-top:386.2pt;height:17pt;width:17pt;z-index:251695104;v-text-anchor:middle;mso-width-relative:page;mso-height-relative:page;" filled="f" stroked="t" coordsize="21600,21600" o:gfxdata="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">
+                <v:fill on="f" focussize="0,0"/>
+                <v:stroke weight="1.5pt" color="#7F7F7F [2404]" miterlimit="8" joinstyle="miter" dashstyle="3 1"/>
+                <v:imagedata o:title=""/>
+                <o:lock v:ext="edit" aspectratio="f"/>
+              </v:shape>
+            </w:pict>
+          </mc:Fallback>
+        </mc:AlternateContent>
+      </w:r>
       <w:r>
         <w:rPr>
           <w:rFonts w:hint="default" w:ascii="Times New Roman" w:hAnsi="Times New Roman" w:cs="Times New Roman"/>
@@ -13972,7 +17388,7 @@
           <w:u w:val="none"/>
           <w:lang w:val="es-ES" w:eastAsia="zh-CN"/>
         </w:rPr>
-        <w:t xml:space="preserve"> base a lo aprendido en clases de programacion I</w:t>
+        <w:t>de programacion I</w:t>
       </w:r>
       <w:r>
         <w:rPr>
@@ -13981,7 +17397,7 @@
         <mc:AlternateContent>
           <mc:Choice Requires="wps">
             <w:drawing>
-              <wp:anchor distT="0" distB="0" distL="114300" distR="114300" simplePos="0" relativeHeight="251694080" behindDoc="0" locked="0" layoutInCell="1" allowOverlap="1">
+              <wp:anchor distT="0" distB="0" distL="114300" distR="114300" simplePos="0" relativeHeight="251693056" behindDoc="0" locked="0" layoutInCell="1" allowOverlap="1">
                 <wp:simplePos x="0" y="0"/>
                 <wp:positionH relativeFrom="column">
                   <wp:posOffset>3098165</wp:posOffset>
@@ -14041,7 +17457,7 @@
           </mc:Choice>
           <mc:Fallback>
             <w:pict>
-              <v:shape id="_x0000_s1026" o:spid="_x0000_s1026" o:spt="3" type="#_x0000_t3" style="position:absolute;left:0pt;margin-left:243.95pt;margin-top:478.55pt;height:17pt;width:17pt;z-index:251694080;v-text-anchor:middle;mso-width-relative:page;mso-height-relative:page;" filled="f" stroked="t" coordsize="21600,21600" o:gfxdata="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">
+              <v:shape id="_x0000_s1026" o:spid="_x0000_s1026" o:spt="3" type="#_x0000_t3" style="position:absolute;left:0pt;margin-left:243.95pt;margin-top:478.55pt;height:17pt;width:17pt;z-index:251693056;v-text-anchor:middle;mso-width-relative:page;mso-height-relative:page;" filled="f" stroked="t" coordsize="21600,21600" o:gfxdata="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">
                 <v:fill on="f" focussize="0,0"/>
                 <v:stroke weight="1.5pt" color="#7F7F7F [2404]" miterlimit="8" joinstyle="miter" dashstyle="3 1"/>
                 <v:imagedata o:title=""/>
@@ -14058,7 +17474,7 @@
         <mc:AlternateContent>
           <mc:Choice Requires="wps">
             <w:drawing>
-              <wp:anchor distT="0" distB="0" distL="114300" distR="114300" simplePos="0" relativeHeight="251692032" behindDoc="0" locked="0" layoutInCell="1" allowOverlap="1">
+              <wp:anchor distT="0" distB="0" distL="114300" distR="114300" simplePos="0" relativeHeight="251691008" behindDoc="0" locked="0" layoutInCell="1" allowOverlap="1">
                 <wp:simplePos x="0" y="0"/>
                 <wp:positionH relativeFrom="column">
                   <wp:posOffset>3098165</wp:posOffset>
@@ -14118,7 +17534,7 @@
           </mc:Choice>
           <mc:Fallback>
             <w:pict>
-              <v:shape id="_x0000_s1026" o:spid="_x0000_s1026" o:spt="3" type="#_x0000_t3" style="position:absolute;left:0pt;margin-left:243.95pt;margin-top:685.2pt;height:17pt;width:17pt;z-index:251692032;v-text-anchor:middle;mso-width-relative:page;mso-height-relative:page;" filled="f" stroked="t" coordsize="21600,21600" o:gfxdata="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">
+              <v:shape id="_x0000_s1026" o:spid="_x0000_s1026" o:spt="3" type="#_x0000_t3" style="position:absolute;left:0pt;margin-left:243.95pt;margin-top:685.2pt;height:17pt;width:17pt;z-index:251691008;v-text-anchor:middle;mso-width-relative:page;mso-height-relative:page;" filled="f" stroked="t" coordsize="21600,21600" o:gfxdata="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">
                 <v:fill on="f" focussize="0,0"/>
                 <v:stroke weight="1.5pt" color="#7F7F7F [2404]" miterlimit="8" joinstyle="miter" dashstyle="3 1"/>
                 <v:imagedata o:title=""/>
